--- a/functions.docx
+++ b/functions.docx
@@ -15,7 +15,7 @@
         <w:pStyle w:val="Date"/>
       </w:pPr>
       <w:r>
-        <w:t xml:space="preserve">Last modified: 2026-10-15 19:41:40 (PDT)</w:t>
+        <w:t xml:space="preserve">Last modified: 2026-10-15 20:43:22 (PDT)</w:t>
       </w:r>
     </w:p>
     <w:p>

--- a/functions.docx
+++ b/functions.docx
@@ -15,7 +15,7 @@
         <w:pStyle w:val="Date"/>
       </w:pPr>
       <w:r>
-        <w:t xml:space="preserve">Last modified: 2026-10-15 20:43:22 (PDT)</w:t>
+        <w:t xml:space="preserve">Last modified: 2026-10-15 21:43:14 (PDT)</w:t>
       </w:r>
     </w:p>
     <w:p>

--- a/functions.docx
+++ b/functions.docx
@@ -15,7 +15,7 @@
         <w:pStyle w:val="Date"/>
       </w:pPr>
       <w:r>
-        <w:t xml:space="preserve">Last modified: 2026-10-15 21:43:14 (PDT)</w:t>
+        <w:t xml:space="preserve">Last modified: 2026-10-15 23:56:47 (PDT)</w:t>
       </w:r>
     </w:p>
     <w:p>

--- a/functions.docx
+++ b/functions.docx
@@ -15,7 +15,7 @@
         <w:pStyle w:val="Date"/>
       </w:pPr>
       <w:r>
-        <w:t xml:space="preserve">Last modified: 2026-10-15 23:56:47 (PDT)</w:t>
+        <w:t xml:space="preserve">Last modified: 2026-10-16 01:00:03 (PDT)</w:t>
       </w:r>
     </w:p>
     <w:p>

--- a/functions.docx
+++ b/functions.docx
@@ -15,7 +15,7 @@
         <w:pStyle w:val="Date"/>
       </w:pPr>
       <w:r>
-        <w:t xml:space="preserve">Last modified: 2026-10-16 01:00:03 (PDT)</w:t>
+        <w:t xml:space="preserve">Last modified: 2026-10-16 01:53:21 (PDT)</w:t>
       </w:r>
     </w:p>
     <w:p>

--- a/functions.docx
+++ b/functions.docx
@@ -15,7 +15,7 @@
         <w:pStyle w:val="Date"/>
       </w:pPr>
       <w:r>
-        <w:t xml:space="preserve">Last modified: 2026-10-16 01:53:21 (PDT)</w:t>
+        <w:t xml:space="preserve">Last modified: 2026-10-16 02:45:37 (PDT)</w:t>
       </w:r>
     </w:p>
     <w:p>

--- a/functions.docx
+++ b/functions.docx
@@ -15,7 +15,7 @@
         <w:pStyle w:val="Date"/>
       </w:pPr>
       <w:r>
-        <w:t xml:space="preserve">Last modified: 2026-10-16 02:45:37 (PDT)</w:t>
+        <w:t xml:space="preserve">Last modified: 2026-10-16 03:50:53 (PDT)</w:t>
       </w:r>
     </w:p>
     <w:p>
@@ -6874,16 +6874,21 @@
         <w:t xml:space="preserve"> </w:t>
       </w:r>
       <m:oMath>
-        <m:acc>
-          <m:accPr>
-            <m:chr m:val="̃"/>
-          </m:accPr>
+        <m:limLow>
           <m:e>
             <m:r>
               <m:t>x</m:t>
             </m:r>
           </m:e>
-        </m:acc>
+          <m:lim>
+            <m:r>
+              <m:rPr>
+                <m:sty m:val="p"/>
+              </m:rPr>
+              <m:t>∼</m:t>
+            </m:r>
+          </m:lim>
+        </m:limLow>
         <m:r>
           <m:rPr>
             <m:sty m:val="p"/>
@@ -7036,16 +7041,21 @@
         <w:t xml:space="preserve"> </w:t>
       </w:r>
       <m:oMath>
-        <m:acc>
-          <m:accPr>
-            <m:chr m:val="̃"/>
-          </m:accPr>
+        <m:limLow>
           <m:e>
             <m:r>
               <m:t>x</m:t>
             </m:r>
           </m:e>
-        </m:acc>
+          <m:lim>
+            <m:r>
+              <m:rPr>
+                <m:sty m:val="p"/>
+              </m:rPr>
+              <m:t>∼</m:t>
+            </m:r>
+          </m:lim>
+        </m:limLow>
       </m:oMath>
       <w:r>
         <w:t xml:space="preserve">,</w:t>
@@ -7081,16 +7091,21 @@
           </m:rPr>
           <m:t>(</m:t>
         </m:r>
-        <m:acc>
-          <m:accPr>
-            <m:chr m:val="̃"/>
-          </m:accPr>
+        <m:limLow>
           <m:e>
             <m:r>
               <m:t>x</m:t>
             </m:r>
           </m:e>
-        </m:acc>
+          <m:lim>
+            <m:r>
+              <m:rPr>
+                <m:sty m:val="p"/>
+              </m:rPr>
+              <m:t>∼</m:t>
+            </m:r>
+          </m:lim>
+        </m:limLow>
         <m:r>
           <m:rPr>
             <m:sty m:val="p"/>
@@ -7125,16 +7140,21 @@
         <w:t xml:space="preserve"> </w:t>
       </w:r>
       <m:oMath>
-        <m:acc>
-          <m:accPr>
-            <m:chr m:val="̃"/>
-          </m:accPr>
+        <m:limLow>
           <m:e>
             <m:r>
               <m:t>x</m:t>
             </m:r>
           </m:e>
-        </m:acc>
+          <m:lim>
+            <m:r>
+              <m:rPr>
+                <m:sty m:val="p"/>
+              </m:rPr>
+              <m:t>∼</m:t>
+            </m:r>
+          </m:lim>
+        </m:limLow>
       </m:oMath>
       <w:r>
         <w:t xml:space="preserve">:</w:t>
@@ -7170,16 +7190,21 @@
             </m:rPr>
             <m:t>(</m:t>
           </m:r>
-          <m:acc>
-            <m:accPr>
-              <m:chr m:val="̃"/>
-            </m:accPr>
+          <m:limLow>
             <m:e>
               <m:r>
                 <m:t>x</m:t>
               </m:r>
             </m:e>
-          </m:acc>
+            <m:lim>
+              <m:r>
+                <m:rPr>
+                  <m:sty m:val="p"/>
+                </m:rPr>
+                <m:t>∼</m:t>
+              </m:r>
+            </m:lim>
+          </m:limLow>
           <m:r>
             <m:rPr>
               <m:sty m:val="p"/>
@@ -7489,16 +7514,21 @@
         <w:t xml:space="preserve"> </w:t>
       </w:r>
       <m:oMath>
-        <m:acc>
-          <m:accPr>
-            <m:chr m:val="̃"/>
-          </m:accPr>
+        <m:limLow>
           <m:e>
             <m:r>
               <m:t>x</m:t>
             </m:r>
           </m:e>
-        </m:acc>
+          <m:lim>
+            <m:r>
+              <m:rPr>
+                <m:sty m:val="p"/>
+              </m:rPr>
+              <m:t>∼</m:t>
+            </m:r>
+          </m:lim>
+        </m:limLow>
         <m:r>
           <m:rPr>
             <m:sty m:val="p"/>
@@ -7730,16 +7760,21 @@
                 </m:rPr>
                 <m:t>(</m:t>
               </m:r>
-              <m:acc>
-                <m:accPr>
-                  <m:chr m:val="̃"/>
-                </m:accPr>
+              <m:limLow>
                 <m:e>
                   <m:r>
                     <m:t>x</m:t>
                   </m:r>
                 </m:e>
-              </m:acc>
+                <m:lim>
+                  <m:r>
+                    <m:rPr>
+                      <m:sty m:val="p"/>
+                    </m:rPr>
+                    <m:t>∼</m:t>
+                  </m:r>
+                </m:lim>
+              </m:limLow>
               <m:r>
                 <m:rPr>
                   <m:sty m:val="p"/>
@@ -7869,16 +7904,21 @@
                 </m:rPr>
                 <m:t>(</m:t>
               </m:r>
-              <m:acc>
-                <m:accPr>
-                  <m:chr m:val="̃"/>
-                </m:accPr>
+              <m:limLow>
                 <m:e>
                   <m:r>
                     <m:t>x</m:t>
                   </m:r>
                 </m:e>
-              </m:acc>
+                <m:lim>
+                  <m:r>
+                    <m:rPr>
+                      <m:sty m:val="p"/>
+                    </m:rPr>
+                    <m:t>∼</m:t>
+                  </m:r>
+                </m:lim>
+              </m:limLow>
               <m:r>
                 <m:rPr>
                   <m:sty m:val="p"/>
@@ -8269,16 +8309,21 @@
           </m:rPr>
           <m:t>(</m:t>
         </m:r>
-        <m:acc>
-          <m:accPr>
-            <m:chr m:val="̃"/>
-          </m:accPr>
+        <m:limLow>
           <m:e>
             <m:r>
               <m:t>x</m:t>
             </m:r>
           </m:e>
-        </m:acc>
+          <m:lim>
+            <m:r>
+              <m:rPr>
+                <m:sty m:val="p"/>
+              </m:rPr>
+              <m:t>∼</m:t>
+            </m:r>
+          </m:lim>
+        </m:limLow>
         <m:r>
           <m:rPr>
             <m:sty m:val="p"/>
@@ -8332,16 +8377,21 @@
           </m:rPr>
           <m:t>(</m:t>
         </m:r>
-        <m:acc>
-          <m:accPr>
-            <m:chr m:val="̃"/>
-          </m:accPr>
+        <m:limLow>
           <m:e>
             <m:r>
               <m:t>x</m:t>
             </m:r>
           </m:e>
-        </m:acc>
+          <m:lim>
+            <m:r>
+              <m:rPr>
+                <m:sty m:val="p"/>
+              </m:rPr>
+              <m:t>∼</m:t>
+            </m:r>
+          </m:lim>
+        </m:limLow>
         <m:r>
           <m:rPr>
             <m:sty m:val="p"/>
@@ -8371,16 +8421,21 @@
         <w:t xml:space="preserve"> </w:t>
       </w:r>
       <m:oMath>
-        <m:acc>
-          <m:accPr>
-            <m:chr m:val="̃"/>
-          </m:accPr>
+        <m:limLow>
           <m:e>
             <m:r>
               <m:t>x</m:t>
             </m:r>
           </m:e>
-        </m:acc>
+          <m:lim>
+            <m:r>
+              <m:rPr>
+                <m:sty m:val="p"/>
+              </m:rPr>
+              <m:t>∼</m:t>
+            </m:r>
+          </m:lim>
+        </m:limLow>
       </m:oMath>
       <w:r>
         <w:t xml:space="preserve"> </w:t>
@@ -8527,16 +8582,21 @@
           </m:rPr>
           <m:t>(</m:t>
         </m:r>
-        <m:acc>
-          <m:accPr>
-            <m:chr m:val="̃"/>
-          </m:accPr>
+        <m:limLow>
           <m:e>
             <m:r>
               <m:t>x</m:t>
             </m:r>
           </m:e>
-        </m:acc>
+          <m:lim>
+            <m:r>
+              <m:rPr>
+                <m:sty m:val="p"/>
+              </m:rPr>
+              <m:t>∼</m:t>
+            </m:r>
+          </m:lim>
+        </m:limLow>
         <m:r>
           <m:rPr>
             <m:sty m:val="p"/>
@@ -8607,16 +8667,21 @@
             </m:r>
           </m:e>
           <m:sub>
-            <m:acc>
-              <m:accPr>
-                <m:chr m:val="̃"/>
-              </m:accPr>
+            <m:limLow>
               <m:e>
                 <m:r>
                   <m:t>β</m:t>
                 </m:r>
               </m:e>
-            </m:acc>
+              <m:lim>
+                <m:r>
+                  <m:rPr>
+                    <m:sty m:val="p"/>
+                  </m:rPr>
+                  <m:t>∼</m:t>
+                </m:r>
+              </m:lim>
+            </m:limLow>
           </m:sub>
         </m:sSub>
       </m:oMath>

--- a/functions.docx
+++ b/functions.docx
@@ -15,7 +15,7 @@
         <w:pStyle w:val="Date"/>
       </w:pPr>
       <w:r>
-        <w:t xml:space="preserve">Last modified: 2026-10-16 03:50:53 (PDT)</w:t>
+        <w:t xml:space="preserve">Last modified: 2026-10-16 04:38:30 (PDT)</w:t>
       </w:r>
     </w:p>
     <w:p>

--- a/functions.docx
+++ b/functions.docx
@@ -15,7 +15,7 @@
         <w:pStyle w:val="Date"/>
       </w:pPr>
       <w:r>
-        <w:t xml:space="preserve">Last modified: 2026-10-16 04:38:30 (PDT)</w:t>
+        <w:t xml:space="preserve">Last modified: 2026-10-16 05:24:53 (PDT)</w:t>
       </w:r>
     </w:p>
     <w:p>

--- a/functions.docx
+++ b/functions.docx
@@ -15,7 +15,7 @@
         <w:pStyle w:val="Date"/>
       </w:pPr>
       <w:r>
-        <w:t xml:space="preserve">Last modified: 2026-10-16 05:24:53 (PDT)</w:t>
+        <w:t xml:space="preserve">Last modified: 2026-10-16 06:27:40 (PDT)</w:t>
       </w:r>
     </w:p>
     <w:p>

--- a/functions.docx
+++ b/functions.docx
@@ -15,7 +15,7 @@
         <w:pStyle w:val="Date"/>
       </w:pPr>
       <w:r>
-        <w:t xml:space="preserve">Last modified: 2026-10-16 06:27:40 (PDT)</w:t>
+        <w:t xml:space="preserve">Last modified: 2026-10-16 10:11:43 (PDT)</w:t>
       </w:r>
     </w:p>
     <w:p>

--- a/functions.docx
+++ b/functions.docx
@@ -15,7 +15,7 @@
         <w:pStyle w:val="Date"/>
       </w:pPr>
       <w:r>
-        <w:t xml:space="preserve">Last modified: 2026-10-16 10:11:43 (PDT)</w:t>
+        <w:t xml:space="preserve">Last modified: 2026-10-16 10:58:47 (PDT)</w:t>
       </w:r>
     </w:p>
     <w:p>

--- a/functions.docx
+++ b/functions.docx
@@ -15,7 +15,7 @@
         <w:pStyle w:val="Date"/>
       </w:pPr>
       <w:r>
-        <w:t xml:space="preserve">Last modified: 2026-10-16 10:58:47 (PDT)</w:t>
+        <w:t xml:space="preserve">Last modified: 2026-10-16 18:32:13 (PDT)</w:t>
       </w:r>
     </w:p>
     <w:p>
@@ -71,7 +71,7 @@
         <w:t xml:space="preserve">page.</w:t>
       </w:r>
     </w:p>
-    <w:bookmarkStart w:id="42" w:name="functions"/>
+    <w:bookmarkStart w:id="48" w:name="functions"/>
     <w:p>
       <w:pPr>
         <w:pStyle w:val="Heading2"/>
@@ -249,186 +249,7 @@
     </w:p>
     <w:p>
       <w:pPr>
-        <w:pStyle w:val="Compact"/>
-        <w:numPr>
-          <w:ilvl w:val="0"/>
-          <w:numId w:val="1001"/>
-        </w:numPr>
-      </w:pPr>
-      <w:r>
-        <w:t xml:space="preserve">The element</w:t>
-      </w:r>
-      <w:r>
-        <w:t xml:space="preserve"> </w:t>
-      </w:r>
-      <m:oMath>
-        <m:r>
-          <m:t>a</m:t>
-        </m:r>
-        <m:r>
-          <m:rPr>
-            <m:sty m:val="p"/>
-          </m:rPr>
-          <m:t>∈</m:t>
-        </m:r>
-        <m:r>
-          <m:t>A</m:t>
-        </m:r>
-      </m:oMath>
-      <w:r>
-        <w:t xml:space="preserve"> </w:t>
-      </w:r>
-      <w:r>
-        <w:t xml:space="preserve">is called the</w:t>
-      </w:r>
-      <w:r>
-        <w:t xml:space="preserve"> </w:t>
-      </w:r>
-      <w:r>
-        <w:rPr>
-          <w:b/>
-          <w:bCs/>
-        </w:rPr>
-        <w:t xml:space="preserve">argument</w:t>
-      </w:r>
-      <w:r>
-        <w:t xml:space="preserve"> </w:t>
-      </w:r>
-      <w:r>
-        <w:t xml:space="preserve">(or</w:t>
-      </w:r>
-      <w:r>
-        <w:t xml:space="preserve"> </w:t>
-      </w:r>
-      <w:r>
-        <w:rPr>
-          <w:b/>
-          <w:bCs/>
-        </w:rPr>
-        <w:t xml:space="preserve">input</w:t>
-      </w:r>
-      <w:r>
-        <w:t xml:space="preserve">) to</w:t>
-      </w:r>
-      <w:r>
-        <w:t xml:space="preserve"> </w:t>
-      </w:r>
-      <m:oMath>
-        <m:r>
-          <m:t>f</m:t>
-        </m:r>
-      </m:oMath>
-      <w:r>
-        <w:t xml:space="preserve">.</w:t>
-      </w:r>
-    </w:p>
-    <w:p>
-      <w:pPr>
-        <w:pStyle w:val="Compact"/>
-        <w:numPr>
-          <w:ilvl w:val="0"/>
-          <w:numId w:val="1001"/>
-        </w:numPr>
-      </w:pPr>
-      <w:r>
-        <w:t xml:space="preserve">The assigned element</w:t>
-      </w:r>
-      <w:r>
-        <w:t xml:space="preserve"> </w:t>
-      </w:r>
-      <m:oMath>
-        <m:r>
-          <m:t>f</m:t>
-        </m:r>
-        <m:r>
-          <m:rPr>
-            <m:sty m:val="p"/>
-          </m:rPr>
-          <m:t>(</m:t>
-        </m:r>
-        <m:r>
-          <m:t>a</m:t>
-        </m:r>
-        <m:r>
-          <m:rPr>
-            <m:sty m:val="p"/>
-          </m:rPr>
-          <m:t>)</m:t>
-        </m:r>
-        <m:r>
-          <m:rPr>
-            <m:sty m:val="p"/>
-          </m:rPr>
-          <m:t>∈</m:t>
-        </m:r>
-        <m:r>
-          <m:t>B</m:t>
-        </m:r>
-      </m:oMath>
-      <w:r>
-        <w:t xml:space="preserve"> </w:t>
-      </w:r>
-      <w:r>
-        <w:t xml:space="preserve">is called the</w:t>
-      </w:r>
-      <w:r>
-        <w:t xml:space="preserve"> </w:t>
-      </w:r>
-      <w:r>
-        <w:rPr>
-          <w:b/>
-          <w:bCs/>
-        </w:rPr>
-        <w:t xml:space="preserve">value</w:t>
-      </w:r>
-      <w:r>
-        <w:t xml:space="preserve"> </w:t>
-      </w:r>
-      <w:r>
-        <w:t xml:space="preserve">(or</w:t>
-      </w:r>
-      <w:r>
-        <w:t xml:space="preserve"> </w:t>
-      </w:r>
-      <w:r>
-        <w:rPr>
-          <w:b/>
-          <w:bCs/>
-        </w:rPr>
-        <w:t xml:space="preserve">output</w:t>
-      </w:r>
-      <w:r>
-        <w:t xml:space="preserve">) of</w:t>
-      </w:r>
-      <w:r>
-        <w:t xml:space="preserve"> </w:t>
-      </w:r>
-      <m:oMath>
-        <m:r>
-          <m:t>f</m:t>
-        </m:r>
-      </m:oMath>
-      <w:r>
-        <w:t xml:space="preserve"> </w:t>
-      </w:r>
-      <w:r>
-        <w:t xml:space="preserve">at</w:t>
-      </w:r>
-      <w:r>
-        <w:t xml:space="preserve"> </w:t>
-      </w:r>
-      <m:oMath>
-        <m:r>
-          <m:t>a</m:t>
-        </m:r>
-      </m:oMath>
-      <w:r>
-        <w:t xml:space="preserve">.</w:t>
-      </w:r>
-    </w:p>
-    <w:p>
-      <w:pPr>
-        <w:pStyle w:val="FirstParagraph"/>
+        <w:pStyle w:val="BodyText"/>
       </w:pPr>
       <w:r>
         <w:t xml:space="preserve">A function is also called a</w:t>
@@ -769,7 +590,7 @@
       </w:r>
     </w:p>
     <w:bookmarkEnd w:id="11"/>
-    <w:bookmarkStart w:id="13" w:name="def-relation"/>
+    <w:bookmarkStart w:id="12" w:name="def-argument"/>
     <w:p>
       <w:pPr>
         <w:pStyle w:val="BodyText"/>
@@ -779,13 +600,13 @@
           <w:b/>
           <w:bCs/>
         </w:rPr>
-        <w:t xml:space="preserve">Definition 2 (Relation)</w:t>
-      </w:r>
-      <w:r>
-        <w:t xml:space="preserve"> </w:t>
-      </w:r>
-      <w:r>
-        <w:t xml:space="preserve">A</w:t>
+        <w:t xml:space="preserve">Definition 2 (Argument (input))</w:t>
+      </w:r>
+      <w:r>
+        <w:t xml:space="preserve"> </w:t>
+      </w:r>
+      <w:r>
+        <w:t xml:space="preserve">An</w:t>
       </w:r>
       <w:r>
         <w:t xml:space="preserve"> </w:t>
@@ -795,405 +616,26 @@
           <w:b/>
           <w:bCs/>
         </w:rPr>
-        <w:t xml:space="preserve">relation</w:t>
-      </w:r>
-      <w:r>
-        <w:t xml:space="preserve"> </w:t>
-      </w:r>
-      <m:oMath>
-        <m:r>
-          <m:rPr>
-            <m:sty m:val="p"/>
-          </m:rPr>
-          <m:t>∼</m:t>
-        </m:r>
-      </m:oMath>
-      <w:r>
-        <w:t xml:space="preserve"> </w:t>
-      </w:r>
-      <w:r>
-        <w:t xml:space="preserve">on a set</w:t>
-      </w:r>
-      <w:r>
-        <w:t xml:space="preserve"> </w:t>
-      </w:r>
-      <m:oMath>
-        <m:r>
-          <m:t>S</m:t>
-        </m:r>
-      </m:oMath>
-      <w:r>
-        <w:t xml:space="preserve"> </w:t>
-      </w:r>
-      <w:r>
-        <w:t xml:space="preserve">is a rule that,</w:t>
-      </w:r>
-      <w:r>
-        <w:t xml:space="preserve"> </w:t>
-      </w:r>
-      <w:r>
-        <w:t xml:space="preserve">for each</w:t>
-      </w:r>
-      <w:r>
-        <w:t xml:space="preserve"> </w:t>
-      </w:r>
-      <w:hyperlink r:id="rId12">
-        <w:r>
-          <w:rPr>
-            <w:rStyle w:val="Hyperlink"/>
-          </w:rPr>
-          <w:t xml:space="preserve">ordered pair</w:t>
-        </w:r>
-      </w:hyperlink>
-      <w:r>
-        <w:t xml:space="preserve"> </w:t>
-      </w:r>
-      <w:r>
-        <w:t xml:space="preserve">of elements</w:t>
-      </w:r>
-      <w:r>
-        <w:t xml:space="preserve"> </w:t>
-      </w:r>
-      <m:oMath>
-        <m:r>
-          <m:t>a</m:t>
-        </m:r>
-        <m:r>
-          <m:rPr>
-            <m:sty m:val="p"/>
-          </m:rPr>
-          <m:t>,</m:t>
-        </m:r>
-        <m:r>
-          <m:t>b</m:t>
-        </m:r>
-        <m:r>
-          <m:rPr>
-            <m:sty m:val="p"/>
-          </m:rPr>
-          <m:t>∈</m:t>
-        </m:r>
-        <m:r>
-          <m:t>S</m:t>
-        </m:r>
-      </m:oMath>
-      <w:r>
-        <w:t xml:space="preserve">,</w:t>
-      </w:r>
-      <w:r>
-        <w:t xml:space="preserve"> </w:t>
-      </w:r>
-      <w:r>
-        <w:t xml:space="preserve">says whether</w:t>
-      </w:r>
-      <w:r>
-        <w:t xml:space="preserve"> </w:t>
-      </w:r>
-      <m:oMath>
-        <m:r>
-          <m:t>a</m:t>
-        </m:r>
-        <m:r>
-          <m:rPr>
-            <m:sty m:val="p"/>
-          </m:rPr>
-          <m:t>∼</m:t>
-        </m:r>
-        <m:r>
-          <m:t>b</m:t>
-        </m:r>
-      </m:oMath>
-      <w:r>
-        <w:t xml:space="preserve"> </w:t>
-      </w:r>
-      <w:r>
-        <w:t xml:space="preserve">holds (</w:t>
-      </w:r>
-      <w:r>
-        <w:t xml:space="preserve">“</w:t>
-      </w:r>
-      <m:oMath>
-        <m:r>
-          <m:t>a</m:t>
-        </m:r>
-      </m:oMath>
-      <w:r>
-        <w:t xml:space="preserve"> </w:t>
-      </w:r>
-      <w:r>
-        <w:t xml:space="preserve">is related to</w:t>
-      </w:r>
-      <w:r>
-        <w:t xml:space="preserve"> </w:t>
-      </w:r>
-      <m:oMath>
-        <m:r>
-          <m:t>b</m:t>
-        </m:r>
-      </m:oMath>
-      <w:r>
-        <w:t xml:space="preserve">”</w:t>
-      </w:r>
-      <w:r>
-        <w:t xml:space="preserve">).</w:t>
-      </w:r>
-    </w:p>
-    <w:bookmarkEnd w:id="13"/>
-    <w:bookmarkStart w:id="14" w:name="exm-relation"/>
-    <w:p>
-      <w:pPr>
-        <w:pStyle w:val="BodyText"/>
-      </w:pPr>
+        <w:t xml:space="preserve">argument</w:t>
+      </w:r>
+      <w:r>
+        <w:t xml:space="preserve"> </w:t>
+      </w:r>
+      <w:r>
+        <w:t xml:space="preserve">(or</w:t>
+      </w:r>
+      <w:r>
+        <w:t xml:space="preserve"> </w:t>
+      </w:r>
       <w:r>
         <w:rPr>
           <w:b/>
           <w:bCs/>
         </w:rPr>
-        <w:t xml:space="preserve">Example 2 (Relations on the real numbers)</w:t>
-      </w:r>
-      <w:r>
-        <w:t xml:space="preserve"> </w:t>
-      </w:r>
-      <m:oMath>
-        <m:r>
-          <m:rPr>
-            <m:sty m:val="p"/>
-          </m:rPr>
-          <m:t>=</m:t>
-        </m:r>
-      </m:oMath>
-      <w:r>
-        <w:t xml:space="preserve">,</w:t>
-      </w:r>
-      <w:r>
-        <w:t xml:space="preserve"> </w:t>
-      </w:r>
-      <m:oMath>
-        <m:r>
-          <m:rPr>
-            <m:sty m:val="p"/>
-          </m:rPr>
-          <m:t>&lt;</m:t>
-        </m:r>
-      </m:oMath>
-      <w:r>
-        <w:t xml:space="preserve"> </w:t>
-      </w:r>
-      <w:r>
-        <w:t xml:space="preserve">and</w:t>
-      </w:r>
-      <w:r>
-        <w:t xml:space="preserve"> </w:t>
-      </w:r>
-      <m:oMath>
-        <m:r>
-          <m:rPr>
-            <m:sty m:val="p"/>
-          </m:rPr>
-          <m:t>≤</m:t>
-        </m:r>
-      </m:oMath>
-      <w:r>
-        <w:t xml:space="preserve"> </w:t>
-      </w:r>
-      <w:r>
-        <w:t xml:space="preserve">are relations on</w:t>
-      </w:r>
-      <w:r>
-        <w:t xml:space="preserve"> </w:t>
-      </w:r>
-      <m:oMath>
-        <m:r>
-          <m:rPr>
-            <m:scr m:val="double-struck"/>
-            <m:sty m:val="p"/>
-          </m:rPr>
-          <m:t>R</m:t>
-        </m:r>
-      </m:oMath>
-      <w:r>
-        <w:t xml:space="preserve">.</w:t>
-      </w:r>
-      <w:r>
-        <w:t xml:space="preserve"> </w:t>
-      </w:r>
-      <w:r>
-        <w:t xml:space="preserve">For</w:t>
-      </w:r>
-      <w:r>
-        <w:t xml:space="preserve"> </w:t>
-      </w:r>
-      <m:oMath>
-        <m:r>
-          <m:rPr>
-            <m:sty m:val="p"/>
-          </m:rPr>
-          <m:t>&lt;</m:t>
-        </m:r>
-      </m:oMath>
-      <w:r>
-        <w:t xml:space="preserve">, the pair</w:t>
-      </w:r>
-      <w:r>
-        <w:t xml:space="preserve"> </w:t>
-      </w:r>
-      <m:oMath>
-        <m:r>
-          <m:rPr>
-            <m:sty m:val="p"/>
-          </m:rPr>
-          <m:t>(</m:t>
-        </m:r>
-        <m:r>
-          <m:t>2</m:t>
-        </m:r>
-        <m:r>
-          <m:rPr>
-            <m:sty m:val="p"/>
-          </m:rPr>
-          <m:t>,</m:t>
-        </m:r>
-        <m:r>
-          <m:t>5</m:t>
-        </m:r>
-        <m:r>
-          <m:rPr>
-            <m:sty m:val="p"/>
-          </m:rPr>
-          <m:t>)</m:t>
-        </m:r>
-      </m:oMath>
-      <w:r>
-        <w:t xml:space="preserve"> </w:t>
-      </w:r>
-      <w:r>
-        <w:t xml:space="preserve">is related, since</w:t>
-      </w:r>
-      <w:r>
-        <w:t xml:space="preserve"> </w:t>
-      </w:r>
-      <m:oMath>
-        <m:r>
-          <m:t>2</m:t>
-        </m:r>
-        <m:r>
-          <m:rPr>
-            <m:sty m:val="p"/>
-          </m:rPr>
-          <m:t>&lt;</m:t>
-        </m:r>
-        <m:r>
-          <m:t>5</m:t>
-        </m:r>
-      </m:oMath>
-      <w:r>
-        <w:t xml:space="preserve">,</w:t>
-      </w:r>
-      <w:r>
-        <w:t xml:space="preserve"> </w:t>
-      </w:r>
-      <w:r>
-        <w:t xml:space="preserve">but the pair</w:t>
-      </w:r>
-      <w:r>
-        <w:t xml:space="preserve"> </w:t>
-      </w:r>
-      <m:oMath>
-        <m:r>
-          <m:rPr>
-            <m:sty m:val="p"/>
-          </m:rPr>
-          <m:t>(</m:t>
-        </m:r>
-        <m:r>
-          <m:t>5</m:t>
-        </m:r>
-        <m:r>
-          <m:rPr>
-            <m:sty m:val="p"/>
-          </m:rPr>
-          <m:t>,</m:t>
-        </m:r>
-        <m:r>
-          <m:t>2</m:t>
-        </m:r>
-        <m:r>
-          <m:rPr>
-            <m:sty m:val="p"/>
-          </m:rPr>
-          <m:t>)</m:t>
-        </m:r>
-      </m:oMath>
-      <w:r>
-        <w:t xml:space="preserve"> </w:t>
-      </w:r>
-      <w:r>
-        <w:t xml:space="preserve">is not, since</w:t>
-      </w:r>
-      <w:r>
-        <w:t xml:space="preserve"> </w:t>
-      </w:r>
-      <m:oMath>
-        <m:r>
-          <m:t>5</m:t>
-        </m:r>
-        <m:r>
-          <m:rPr>
-            <m:sty m:val="p"/>
-          </m:rPr>
-          <m:t>&lt;</m:t>
-        </m:r>
-        <m:r>
-          <m:t>2</m:t>
-        </m:r>
-      </m:oMath>
-      <w:r>
-        <w:t xml:space="preserve"> </w:t>
-      </w:r>
-      <w:r>
-        <w:t xml:space="preserve">is false:</w:t>
-      </w:r>
-      <w:r>
-        <w:t xml:space="preserve"> </w:t>
-      </w:r>
-      <w:r>
-        <w:t xml:space="preserve">the order of the pair matters.</w:t>
-      </w:r>
-    </w:p>
-    <w:bookmarkEnd w:id="14"/>
-    <w:bookmarkStart w:id="15" w:name="def-domain"/>
-    <w:p>
-      <w:pPr>
-        <w:pStyle w:val="BodyText"/>
-      </w:pPr>
-      <w:r>
-        <w:rPr>
-          <w:b/>
-          <w:bCs/>
-        </w:rPr>
-        <w:t xml:space="preserve">Definition 3 (Domain)</w:t>
-      </w:r>
-      <w:r>
-        <w:t xml:space="preserve"> </w:t>
-      </w:r>
-      <w:r>
-        <w:t xml:space="preserve">The</w:t>
-      </w:r>
-      <w:r>
-        <w:t xml:space="preserve"> </w:t>
-      </w:r>
-      <w:r>
-        <w:rPr>
-          <w:b/>
-          <w:bCs/>
-        </w:rPr>
-        <w:t xml:space="preserve">domain</w:t>
-      </w:r>
-      <w:r>
-        <w:t xml:space="preserve"> </w:t>
-      </w:r>
-      <w:r>
-        <w:t xml:space="preserve">of a</w:t>
+        <w:t xml:space="preserve">input</w:t>
+      </w:r>
+      <w:r>
+        <w:t xml:space="preserve">) of a</w:t>
       </w:r>
       <w:r>
         <w:t xml:space="preserve"> </w:t>
@@ -1236,12 +678,21 @@
         <w:t xml:space="preserve"> </w:t>
       </w:r>
       <w:r>
-        <w:t xml:space="preserve">is the set</w:t>
-      </w:r>
-      <w:r>
-        <w:t xml:space="preserve"> </w:t>
-      </w:r>
-      <m:oMath>
+        <w:t xml:space="preserve">is an element</w:t>
+      </w:r>
+      <w:r>
+        <w:t xml:space="preserve"> </w:t>
+      </w:r>
+      <m:oMath>
+        <m:r>
+          <m:t>a</m:t>
+        </m:r>
+        <m:r>
+          <m:rPr>
+            <m:sty m:val="p"/>
+          </m:rPr>
+          <m:t>∈</m:t>
+        </m:r>
         <m:r>
           <m:t>A</m:t>
         </m:r>
@@ -1250,7 +701,7 @@
         <w:t xml:space="preserve"> </w:t>
       </w:r>
       <w:r>
-        <w:t xml:space="preserve">of elements that</w:t>
+        <w:t xml:space="preserve">that</w:t>
       </w:r>
       <w:r>
         <w:t xml:space="preserve"> </w:t>
@@ -1264,11 +715,11 @@
         <w:t xml:space="preserve"> </w:t>
       </w:r>
       <w:r>
-        <w:t xml:space="preserve">assigns values to.</w:t>
+        <w:t xml:space="preserve">is applied to.</w:t>
       </w:r>
     </w:p>
-    <w:bookmarkEnd w:id="15"/>
-    <w:bookmarkStart w:id="16" w:name="def-codomain"/>
+    <w:bookmarkEnd w:id="12"/>
+    <w:bookmarkStart w:id="13" w:name="exm-argument"/>
     <w:p>
       <w:pPr>
         <w:pStyle w:val="BodyText"/>
@@ -1278,29 +729,277 @@
           <w:b/>
           <w:bCs/>
         </w:rPr>
-        <w:t xml:space="preserve">Definition 4 (Codomain)</w:t>
-      </w:r>
-      <w:r>
-        <w:t xml:space="preserve"> </w:t>
-      </w:r>
-      <w:r>
-        <w:t xml:space="preserve">The</w:t>
-      </w:r>
-      <w:r>
-        <w:t xml:space="preserve"> </w:t>
-      </w:r>
+        <w:t xml:space="preserve">Example 2 (Arguments of doubling a die roll)</w:t>
+      </w:r>
+      <w:r>
+        <w:t xml:space="preserve"> </w:t>
+      </w:r>
+      <w:r>
+        <w:t xml:space="preserve">For the function</w:t>
+      </w:r>
+      <w:r>
+        <w:t xml:space="preserve"> </w:t>
+      </w:r>
+      <m:oMath>
+        <m:r>
+          <m:t>f</m:t>
+        </m:r>
+        <m:r>
+          <m:rPr>
+            <m:sty m:val="p"/>
+          </m:rPr>
+          <m:t>(</m:t>
+        </m:r>
+        <m:r>
+          <m:t>a</m:t>
+        </m:r>
+        <m:r>
+          <m:rPr>
+            <m:sty m:val="p"/>
+          </m:rPr>
+          <m:t>)</m:t>
+        </m:r>
+        <m:r>
+          <m:rPr>
+            <m:sty m:val="p"/>
+          </m:rPr>
+          <m:t>=</m:t>
+        </m:r>
+        <m:r>
+          <m:t>2</m:t>
+        </m:r>
+        <m:r>
+          <m:t>a</m:t>
+        </m:r>
+      </m:oMath>
+      <w:r>
+        <w:t xml:space="preserve"> </w:t>
+      </w:r>
+      <w:r>
+        <w:t xml:space="preserve">in</w:t>
+      </w:r>
+      <w:r>
+        <w:t xml:space="preserve"> </w:t>
+      </w:r>
+      <w:hyperlink w:anchor="exm-function">
+        <w:r>
+          <w:rPr>
+            <w:rStyle w:val="Hyperlink"/>
+          </w:rPr>
+          <w:t xml:space="preserve">Example 1</w:t>
+        </w:r>
+      </w:hyperlink>
+      <w:r>
+        <w:t xml:space="preserve">,</w:t>
+      </w:r>
+      <w:r>
+        <w:t xml:space="preserve"> </w:t>
+      </w:r>
+      <w:r>
+        <w:t xml:space="preserve">the roll</w:t>
+      </w:r>
+      <w:r>
+        <w:t xml:space="preserve"> </w:t>
+      </w:r>
+      <m:oMath>
+        <m:r>
+          <m:t>3</m:t>
+        </m:r>
+      </m:oMath>
+      <w:r>
+        <w:t xml:space="preserve"> </w:t>
+      </w:r>
+      <w:r>
+        <w:t xml:space="preserve">is an argument of</w:t>
+      </w:r>
+      <w:r>
+        <w:t xml:space="preserve"> </w:t>
+      </w:r>
+      <m:oMath>
+        <m:r>
+          <m:t>f</m:t>
+        </m:r>
+      </m:oMath>
+      <w:r>
+        <w:t xml:space="preserve">,</w:t>
+      </w:r>
+      <w:r>
+        <w:t xml:space="preserve"> </w:t>
+      </w:r>
+      <w:r>
+        <w:t xml:space="preserve">because</w:t>
+      </w:r>
+      <w:r>
+        <w:t xml:space="preserve"> </w:t>
+      </w:r>
+      <m:oMath>
+        <m:r>
+          <m:t>f</m:t>
+        </m:r>
+      </m:oMath>
+      <w:r>
+        <w:t xml:space="preserve"> </w:t>
+      </w:r>
+      <w:r>
+        <w:t xml:space="preserve">can be applied to it.</w:t>
+      </w:r>
+      <w:r>
+        <w:t xml:space="preserve"> </w:t>
+      </w:r>
+      <w:r>
+        <w:t xml:space="preserve">The number</w:t>
+      </w:r>
+      <w:r>
+        <w:t xml:space="preserve"> </w:t>
+      </w:r>
+      <m:oMath>
+        <m:r>
+          <m:t>7</m:t>
+        </m:r>
+      </m:oMath>
+      <w:r>
+        <w:t xml:space="preserve"> </w:t>
+      </w:r>
+      <w:r>
+        <w:t xml:space="preserve">is not an argument of</w:t>
+      </w:r>
+      <w:r>
+        <w:t xml:space="preserve"> </w:t>
+      </w:r>
+      <m:oMath>
+        <m:r>
+          <m:t>f</m:t>
+        </m:r>
+      </m:oMath>
+      <w:r>
+        <w:t xml:space="preserve">,</w:t>
+      </w:r>
+      <w:r>
+        <w:t xml:space="preserve"> </w:t>
+      </w:r>
+      <w:r>
+        <w:t xml:space="preserve">because it is not an element of</w:t>
+      </w:r>
+      <w:r>
+        <w:t xml:space="preserve"> </w:t>
+      </w:r>
+      <m:oMath>
+        <m:r>
+          <m:t>​</m:t>
+        </m:r>
+        <m:d>
+          <m:dPr>
+            <m:begChr m:val="{"/>
+            <m:sepChr m:val=""/>
+            <m:endChr m:val="}"/>
+            <m:grow/>
+          </m:dPr>
+          <m:e>
+            <m:r>
+              <m:t>1</m:t>
+            </m:r>
+            <m:r>
+              <m:rPr>
+                <m:sty m:val="p"/>
+              </m:rPr>
+              <m:t>,</m:t>
+            </m:r>
+            <m:r>
+              <m:t>2</m:t>
+            </m:r>
+            <m:r>
+              <m:rPr>
+                <m:sty m:val="p"/>
+              </m:rPr>
+              <m:t>,</m:t>
+            </m:r>
+            <m:r>
+              <m:t>3</m:t>
+            </m:r>
+            <m:r>
+              <m:rPr>
+                <m:sty m:val="p"/>
+              </m:rPr>
+              <m:t>,</m:t>
+            </m:r>
+            <m:r>
+              <m:t>4</m:t>
+            </m:r>
+            <m:r>
+              <m:rPr>
+                <m:sty m:val="p"/>
+              </m:rPr>
+              <m:t>,</m:t>
+            </m:r>
+            <m:r>
+              <m:t>5</m:t>
+            </m:r>
+            <m:r>
+              <m:rPr>
+                <m:sty m:val="p"/>
+              </m:rPr>
+              <m:t>,</m:t>
+            </m:r>
+            <m:r>
+              <m:t>6</m:t>
+            </m:r>
+          </m:e>
+        </m:d>
+        <m:r>
+          <m:t>​</m:t>
+        </m:r>
+      </m:oMath>
+      <w:r>
+        <w:t xml:space="preserve">.</w:t>
+      </w:r>
+    </w:p>
+    <w:bookmarkEnd w:id="13"/>
+    <w:bookmarkStart w:id="14" w:name="def-value"/>
+    <w:p>
+      <w:pPr>
+        <w:pStyle w:val="BodyText"/>
+      </w:pPr>
       <w:r>
         <w:rPr>
           <w:b/>
           <w:bCs/>
         </w:rPr>
-        <w:t xml:space="preserve">codomain</w:t>
-      </w:r>
-      <w:r>
-        <w:t xml:space="preserve"> </w:t>
-      </w:r>
-      <w:r>
-        <w:t xml:space="preserve">of a</w:t>
+        <w:t xml:space="preserve">Definition 3 (Value (output))</w:t>
+      </w:r>
+      <w:r>
+        <w:t xml:space="preserve"> </w:t>
+      </w:r>
+      <w:r>
+        <w:t xml:space="preserve">The</w:t>
+      </w:r>
+      <w:r>
+        <w:t xml:space="preserve"> </w:t>
+      </w:r>
+      <w:r>
+        <w:rPr>
+          <w:b/>
+          <w:bCs/>
+        </w:rPr>
+        <w:t xml:space="preserve">value</w:t>
+      </w:r>
+      <w:r>
+        <w:t xml:space="preserve"> </w:t>
+      </w:r>
+      <w:r>
+        <w:t xml:space="preserve">(or</w:t>
+      </w:r>
+      <w:r>
+        <w:t xml:space="preserve"> </w:t>
+      </w:r>
+      <w:r>
+        <w:rPr>
+          <w:b/>
+          <w:bCs/>
+        </w:rPr>
+        <w:t xml:space="preserve">output</w:t>
+      </w:r>
+      <w:r>
+        <w:t xml:space="preserve">) of a</w:t>
       </w:r>
       <w:r>
         <w:t xml:space="preserve"> </w:t>
@@ -1343,12 +1042,70 @@
         <w:t xml:space="preserve"> </w:t>
       </w:r>
       <w:r>
-        <w:t xml:space="preserve">is the set</w:t>
-      </w:r>
-      <w:r>
-        <w:t xml:space="preserve"> </w:t>
-      </w:r>
-      <m:oMath>
+        <w:t xml:space="preserve">at an</w:t>
+      </w:r>
+      <w:r>
+        <w:t xml:space="preserve"> </w:t>
+      </w:r>
+      <w:hyperlink w:anchor="def-argument">
+        <w:r>
+          <w:rPr>
+            <w:rStyle w:val="Hyperlink"/>
+          </w:rPr>
+          <w:t xml:space="preserve">argument</w:t>
+        </w:r>
+      </w:hyperlink>
+      <w:r>
+        <w:t xml:space="preserve"> </w:t>
+      </w:r>
+      <m:oMath>
+        <m:r>
+          <m:t>a</m:t>
+        </m:r>
+        <m:r>
+          <m:rPr>
+            <m:sty m:val="p"/>
+          </m:rPr>
+          <m:t>∈</m:t>
+        </m:r>
+        <m:r>
+          <m:t>A</m:t>
+        </m:r>
+      </m:oMath>
+      <w:r>
+        <w:t xml:space="preserve"> </w:t>
+      </w:r>
+      <w:r>
+        <w:t xml:space="preserve">is the element</w:t>
+      </w:r>
+      <w:r>
+        <w:t xml:space="preserve"> </w:t>
+      </w:r>
+      <m:oMath>
+        <m:r>
+          <m:t>f</m:t>
+        </m:r>
+        <m:r>
+          <m:rPr>
+            <m:sty m:val="p"/>
+          </m:rPr>
+          <m:t>(</m:t>
+        </m:r>
+        <m:r>
+          <m:t>a</m:t>
+        </m:r>
+        <m:r>
+          <m:rPr>
+            <m:sty m:val="p"/>
+          </m:rPr>
+          <m:t>)</m:t>
+        </m:r>
+        <m:r>
+          <m:rPr>
+            <m:sty m:val="p"/>
+          </m:rPr>
+          <m:t>∈</m:t>
+        </m:r>
         <m:r>
           <m:t>B</m:t>
         </m:r>
@@ -1357,11 +1114,36 @@
         <w:t xml:space="preserve"> </w:t>
       </w:r>
       <w:r>
-        <w:t xml:space="preserve">that its values are required to lie in.</w:t>
+        <w:t xml:space="preserve">that</w:t>
+      </w:r>
+      <w:r>
+        <w:t xml:space="preserve"> </w:t>
+      </w:r>
+      <m:oMath>
+        <m:r>
+          <m:t>f</m:t>
+        </m:r>
+      </m:oMath>
+      <w:r>
+        <w:t xml:space="preserve"> </w:t>
+      </w:r>
+      <w:r>
+        <w:t xml:space="preserve">assigns to</w:t>
+      </w:r>
+      <w:r>
+        <w:t xml:space="preserve"> </w:t>
+      </w:r>
+      <m:oMath>
+        <m:r>
+          <m:t>a</m:t>
+        </m:r>
+      </m:oMath>
+      <w:r>
+        <w:t xml:space="preserve">.</w:t>
       </w:r>
     </w:p>
-    <w:bookmarkEnd w:id="16"/>
-    <w:bookmarkStart w:id="17" w:name="def-image"/>
+    <w:bookmarkEnd w:id="14"/>
+    <w:bookmarkStart w:id="15" w:name="exm-value"/>
     <w:p>
       <w:pPr>
         <w:pStyle w:val="BodyText"/>
@@ -1371,7 +1153,798 @@
           <w:b/>
           <w:bCs/>
         </w:rPr>
-        <w:t xml:space="preserve">Definition 5 (Image)</w:t>
+        <w:t xml:space="preserve">Example 3 (Values of doubling a die roll)</w:t>
+      </w:r>
+      <w:r>
+        <w:t xml:space="preserve"> </w:t>
+      </w:r>
+      <w:r>
+        <w:t xml:space="preserve">For the function</w:t>
+      </w:r>
+      <w:r>
+        <w:t xml:space="preserve"> </w:t>
+      </w:r>
+      <m:oMath>
+        <m:r>
+          <m:t>f</m:t>
+        </m:r>
+        <m:r>
+          <m:rPr>
+            <m:sty m:val="p"/>
+          </m:rPr>
+          <m:t>(</m:t>
+        </m:r>
+        <m:r>
+          <m:t>a</m:t>
+        </m:r>
+        <m:r>
+          <m:rPr>
+            <m:sty m:val="p"/>
+          </m:rPr>
+          <m:t>)</m:t>
+        </m:r>
+        <m:r>
+          <m:rPr>
+            <m:sty m:val="p"/>
+          </m:rPr>
+          <m:t>=</m:t>
+        </m:r>
+        <m:r>
+          <m:t>2</m:t>
+        </m:r>
+        <m:r>
+          <m:t>a</m:t>
+        </m:r>
+      </m:oMath>
+      <w:r>
+        <w:t xml:space="preserve"> </w:t>
+      </w:r>
+      <w:r>
+        <w:t xml:space="preserve">in</w:t>
+      </w:r>
+      <w:r>
+        <w:t xml:space="preserve"> </w:t>
+      </w:r>
+      <w:hyperlink w:anchor="exm-function">
+        <w:r>
+          <w:rPr>
+            <w:rStyle w:val="Hyperlink"/>
+          </w:rPr>
+          <w:t xml:space="preserve">Example 1</w:t>
+        </w:r>
+      </w:hyperlink>
+      <w:r>
+        <w:t xml:space="preserve">,</w:t>
+      </w:r>
+      <w:r>
+        <w:t xml:space="preserve"> </w:t>
+      </w:r>
+      <w:r>
+        <w:t xml:space="preserve">the value of</w:t>
+      </w:r>
+      <w:r>
+        <w:t xml:space="preserve"> </w:t>
+      </w:r>
+      <m:oMath>
+        <m:r>
+          <m:t>f</m:t>
+        </m:r>
+      </m:oMath>
+      <w:r>
+        <w:t xml:space="preserve"> </w:t>
+      </w:r>
+      <w:r>
+        <w:t xml:space="preserve">at the argument</w:t>
+      </w:r>
+      <w:r>
+        <w:t xml:space="preserve"> </w:t>
+      </w:r>
+      <m:oMath>
+        <m:r>
+          <m:t>3</m:t>
+        </m:r>
+      </m:oMath>
+      <w:r>
+        <w:t xml:space="preserve"> </w:t>
+      </w:r>
+      <w:r>
+        <w:t xml:space="preserve">is</w:t>
+      </w:r>
+      <w:r>
+        <w:t xml:space="preserve"> </w:t>
+      </w:r>
+      <m:oMath>
+        <m:r>
+          <m:t>f</m:t>
+        </m:r>
+        <m:r>
+          <m:rPr>
+            <m:sty m:val="p"/>
+          </m:rPr>
+          <m:t>(</m:t>
+        </m:r>
+        <m:r>
+          <m:t>3</m:t>
+        </m:r>
+        <m:r>
+          <m:rPr>
+            <m:sty m:val="p"/>
+          </m:rPr>
+          <m:t>)</m:t>
+        </m:r>
+        <m:r>
+          <m:rPr>
+            <m:sty m:val="p"/>
+          </m:rPr>
+          <m:t>=</m:t>
+        </m:r>
+        <m:r>
+          <m:t>6</m:t>
+        </m:r>
+      </m:oMath>
+      <w:r>
+        <w:t xml:space="preserve">,</w:t>
+      </w:r>
+      <w:r>
+        <w:t xml:space="preserve"> </w:t>
+      </w:r>
+      <w:r>
+        <w:t xml:space="preserve">and the value at the argument</w:t>
+      </w:r>
+      <w:r>
+        <w:t xml:space="preserve"> </w:t>
+      </w:r>
+      <m:oMath>
+        <m:r>
+          <m:t>5</m:t>
+        </m:r>
+      </m:oMath>
+      <w:r>
+        <w:t xml:space="preserve"> </w:t>
+      </w:r>
+      <w:r>
+        <w:t xml:space="preserve">is</w:t>
+      </w:r>
+      <w:r>
+        <w:t xml:space="preserve"> </w:t>
+      </w:r>
+      <m:oMath>
+        <m:r>
+          <m:t>f</m:t>
+        </m:r>
+        <m:r>
+          <m:rPr>
+            <m:sty m:val="p"/>
+          </m:rPr>
+          <m:t>(</m:t>
+        </m:r>
+        <m:r>
+          <m:t>5</m:t>
+        </m:r>
+        <m:r>
+          <m:rPr>
+            <m:sty m:val="p"/>
+          </m:rPr>
+          <m:t>)</m:t>
+        </m:r>
+        <m:r>
+          <m:rPr>
+            <m:sty m:val="p"/>
+          </m:rPr>
+          <m:t>=</m:t>
+        </m:r>
+        <m:r>
+          <m:t>10</m:t>
+        </m:r>
+      </m:oMath>
+      <w:r>
+        <w:t xml:space="preserve">.</w:t>
+      </w:r>
+    </w:p>
+    <w:bookmarkEnd w:id="15"/>
+    <w:bookmarkStart w:id="17" w:name="def-relation"/>
+    <w:p>
+      <w:pPr>
+        <w:pStyle w:val="BodyText"/>
+      </w:pPr>
+      <w:r>
+        <w:rPr>
+          <w:b/>
+          <w:bCs/>
+        </w:rPr>
+        <w:t xml:space="preserve">Definition 4 (Relation)</w:t>
+      </w:r>
+      <w:r>
+        <w:t xml:space="preserve"> </w:t>
+      </w:r>
+      <w:r>
+        <w:t xml:space="preserve">A</w:t>
+      </w:r>
+      <w:r>
+        <w:t xml:space="preserve"> </w:t>
+      </w:r>
+      <w:r>
+        <w:rPr>
+          <w:b/>
+          <w:bCs/>
+        </w:rPr>
+        <w:t xml:space="preserve">relation</w:t>
+      </w:r>
+      <w:r>
+        <w:t xml:space="preserve"> </w:t>
+      </w:r>
+      <m:oMath>
+        <m:r>
+          <m:rPr>
+            <m:sty m:val="p"/>
+          </m:rPr>
+          <m:t>∼</m:t>
+        </m:r>
+      </m:oMath>
+      <w:r>
+        <w:t xml:space="preserve"> </w:t>
+      </w:r>
+      <w:r>
+        <w:t xml:space="preserve">on a set</w:t>
+      </w:r>
+      <w:r>
+        <w:t xml:space="preserve"> </w:t>
+      </w:r>
+      <m:oMath>
+        <m:r>
+          <m:t>S</m:t>
+        </m:r>
+      </m:oMath>
+      <w:r>
+        <w:t xml:space="preserve"> </w:t>
+      </w:r>
+      <w:r>
+        <w:t xml:space="preserve">is a rule that,</w:t>
+      </w:r>
+      <w:r>
+        <w:t xml:space="preserve"> </w:t>
+      </w:r>
+      <w:r>
+        <w:t xml:space="preserve">for each</w:t>
+      </w:r>
+      <w:r>
+        <w:t xml:space="preserve"> </w:t>
+      </w:r>
+      <w:hyperlink r:id="rId16">
+        <w:r>
+          <w:rPr>
+            <w:rStyle w:val="Hyperlink"/>
+          </w:rPr>
+          <w:t xml:space="preserve">ordered pair</w:t>
+        </w:r>
+      </w:hyperlink>
+      <w:r>
+        <w:t xml:space="preserve"> </w:t>
+      </w:r>
+      <w:r>
+        <w:t xml:space="preserve">of elements</w:t>
+      </w:r>
+      <w:r>
+        <w:t xml:space="preserve"> </w:t>
+      </w:r>
+      <m:oMath>
+        <m:r>
+          <m:t>a</m:t>
+        </m:r>
+        <m:r>
+          <m:rPr>
+            <m:sty m:val="p"/>
+          </m:rPr>
+          <m:t>,</m:t>
+        </m:r>
+        <m:r>
+          <m:t>b</m:t>
+        </m:r>
+        <m:r>
+          <m:rPr>
+            <m:sty m:val="p"/>
+          </m:rPr>
+          <m:t>∈</m:t>
+        </m:r>
+        <m:r>
+          <m:t>S</m:t>
+        </m:r>
+      </m:oMath>
+      <w:r>
+        <w:t xml:space="preserve">,</w:t>
+      </w:r>
+      <w:r>
+        <w:t xml:space="preserve"> </w:t>
+      </w:r>
+      <w:r>
+        <w:t xml:space="preserve">says whether</w:t>
+      </w:r>
+      <w:r>
+        <w:t xml:space="preserve"> </w:t>
+      </w:r>
+      <m:oMath>
+        <m:r>
+          <m:t>a</m:t>
+        </m:r>
+        <m:r>
+          <m:rPr>
+            <m:sty m:val="p"/>
+          </m:rPr>
+          <m:t>∼</m:t>
+        </m:r>
+        <m:r>
+          <m:t>b</m:t>
+        </m:r>
+      </m:oMath>
+      <w:r>
+        <w:t xml:space="preserve"> </w:t>
+      </w:r>
+      <w:r>
+        <w:t xml:space="preserve">holds (</w:t>
+      </w:r>
+      <w:r>
+        <w:t xml:space="preserve">“</w:t>
+      </w:r>
+      <m:oMath>
+        <m:r>
+          <m:t>a</m:t>
+        </m:r>
+      </m:oMath>
+      <w:r>
+        <w:t xml:space="preserve"> </w:t>
+      </w:r>
+      <w:r>
+        <w:t xml:space="preserve">is related to</w:t>
+      </w:r>
+      <w:r>
+        <w:t xml:space="preserve"> </w:t>
+      </w:r>
+      <m:oMath>
+        <m:r>
+          <m:t>b</m:t>
+        </m:r>
+      </m:oMath>
+      <w:r>
+        <w:t xml:space="preserve">”</w:t>
+      </w:r>
+      <w:r>
+        <w:t xml:space="preserve">).</w:t>
+      </w:r>
+    </w:p>
+    <w:bookmarkEnd w:id="17"/>
+    <w:bookmarkStart w:id="18" w:name="exm-relation"/>
+    <w:p>
+      <w:pPr>
+        <w:pStyle w:val="BodyText"/>
+      </w:pPr>
+      <w:r>
+        <w:rPr>
+          <w:b/>
+          <w:bCs/>
+        </w:rPr>
+        <w:t xml:space="preserve">Example 4 (Relations on the real numbers)</w:t>
+      </w:r>
+      <w:r>
+        <w:t xml:space="preserve"> </w:t>
+      </w:r>
+      <m:oMath>
+        <m:r>
+          <m:rPr>
+            <m:sty m:val="p"/>
+          </m:rPr>
+          <m:t>=</m:t>
+        </m:r>
+      </m:oMath>
+      <w:r>
+        <w:t xml:space="preserve">,</w:t>
+      </w:r>
+      <w:r>
+        <w:t xml:space="preserve"> </w:t>
+      </w:r>
+      <m:oMath>
+        <m:r>
+          <m:rPr>
+            <m:sty m:val="p"/>
+          </m:rPr>
+          <m:t>&lt;</m:t>
+        </m:r>
+      </m:oMath>
+      <w:r>
+        <w:t xml:space="preserve"> </w:t>
+      </w:r>
+      <w:r>
+        <w:t xml:space="preserve">and</w:t>
+      </w:r>
+      <w:r>
+        <w:t xml:space="preserve"> </w:t>
+      </w:r>
+      <m:oMath>
+        <m:r>
+          <m:rPr>
+            <m:sty m:val="p"/>
+          </m:rPr>
+          <m:t>≤</m:t>
+        </m:r>
+      </m:oMath>
+      <w:r>
+        <w:t xml:space="preserve"> </w:t>
+      </w:r>
+      <w:r>
+        <w:t xml:space="preserve">are relations on</w:t>
+      </w:r>
+      <w:r>
+        <w:t xml:space="preserve"> </w:t>
+      </w:r>
+      <m:oMath>
+        <m:r>
+          <m:rPr>
+            <m:scr m:val="double-struck"/>
+            <m:sty m:val="p"/>
+          </m:rPr>
+          <m:t>R</m:t>
+        </m:r>
+      </m:oMath>
+      <w:r>
+        <w:t xml:space="preserve">.</w:t>
+      </w:r>
+      <w:r>
+        <w:t xml:space="preserve"> </w:t>
+      </w:r>
+      <w:r>
+        <w:t xml:space="preserve">For</w:t>
+      </w:r>
+      <w:r>
+        <w:t xml:space="preserve"> </w:t>
+      </w:r>
+      <m:oMath>
+        <m:r>
+          <m:rPr>
+            <m:sty m:val="p"/>
+          </m:rPr>
+          <m:t>&lt;</m:t>
+        </m:r>
+      </m:oMath>
+      <w:r>
+        <w:t xml:space="preserve">, the pair</w:t>
+      </w:r>
+      <w:r>
+        <w:t xml:space="preserve"> </w:t>
+      </w:r>
+      <m:oMath>
+        <m:r>
+          <m:rPr>
+            <m:sty m:val="p"/>
+          </m:rPr>
+          <m:t>(</m:t>
+        </m:r>
+        <m:r>
+          <m:t>2</m:t>
+        </m:r>
+        <m:r>
+          <m:rPr>
+            <m:sty m:val="p"/>
+          </m:rPr>
+          <m:t>,</m:t>
+        </m:r>
+        <m:r>
+          <m:t>5</m:t>
+        </m:r>
+        <m:r>
+          <m:rPr>
+            <m:sty m:val="p"/>
+          </m:rPr>
+          <m:t>)</m:t>
+        </m:r>
+      </m:oMath>
+      <w:r>
+        <w:t xml:space="preserve"> </w:t>
+      </w:r>
+      <w:r>
+        <w:t xml:space="preserve">is related, since</w:t>
+      </w:r>
+      <w:r>
+        <w:t xml:space="preserve"> </w:t>
+      </w:r>
+      <m:oMath>
+        <m:r>
+          <m:t>2</m:t>
+        </m:r>
+        <m:r>
+          <m:rPr>
+            <m:sty m:val="p"/>
+          </m:rPr>
+          <m:t>&lt;</m:t>
+        </m:r>
+        <m:r>
+          <m:t>5</m:t>
+        </m:r>
+      </m:oMath>
+      <w:r>
+        <w:t xml:space="preserve">,</w:t>
+      </w:r>
+      <w:r>
+        <w:t xml:space="preserve"> </w:t>
+      </w:r>
+      <w:r>
+        <w:t xml:space="preserve">but the pair</w:t>
+      </w:r>
+      <w:r>
+        <w:t xml:space="preserve"> </w:t>
+      </w:r>
+      <m:oMath>
+        <m:r>
+          <m:rPr>
+            <m:sty m:val="p"/>
+          </m:rPr>
+          <m:t>(</m:t>
+        </m:r>
+        <m:r>
+          <m:t>5</m:t>
+        </m:r>
+        <m:r>
+          <m:rPr>
+            <m:sty m:val="p"/>
+          </m:rPr>
+          <m:t>,</m:t>
+        </m:r>
+        <m:r>
+          <m:t>2</m:t>
+        </m:r>
+        <m:r>
+          <m:rPr>
+            <m:sty m:val="p"/>
+          </m:rPr>
+          <m:t>)</m:t>
+        </m:r>
+      </m:oMath>
+      <w:r>
+        <w:t xml:space="preserve"> </w:t>
+      </w:r>
+      <w:r>
+        <w:t xml:space="preserve">is not, since</w:t>
+      </w:r>
+      <w:r>
+        <w:t xml:space="preserve"> </w:t>
+      </w:r>
+      <m:oMath>
+        <m:r>
+          <m:t>5</m:t>
+        </m:r>
+        <m:r>
+          <m:rPr>
+            <m:sty m:val="p"/>
+          </m:rPr>
+          <m:t>&lt;</m:t>
+        </m:r>
+        <m:r>
+          <m:t>2</m:t>
+        </m:r>
+      </m:oMath>
+      <w:r>
+        <w:t xml:space="preserve"> </w:t>
+      </w:r>
+      <w:r>
+        <w:t xml:space="preserve">is false:</w:t>
+      </w:r>
+      <w:r>
+        <w:t xml:space="preserve"> </w:t>
+      </w:r>
+      <w:r>
+        <w:t xml:space="preserve">the order of the pair matters.</w:t>
+      </w:r>
+    </w:p>
+    <w:bookmarkEnd w:id="18"/>
+    <w:bookmarkStart w:id="19" w:name="def-domain"/>
+    <w:p>
+      <w:pPr>
+        <w:pStyle w:val="BodyText"/>
+      </w:pPr>
+      <w:r>
+        <w:rPr>
+          <w:b/>
+          <w:bCs/>
+        </w:rPr>
+        <w:t xml:space="preserve">Definition 5 (Domain)</w:t>
+      </w:r>
+      <w:r>
+        <w:t xml:space="preserve"> </w:t>
+      </w:r>
+      <w:r>
+        <w:t xml:space="preserve">The</w:t>
+      </w:r>
+      <w:r>
+        <w:t xml:space="preserve"> </w:t>
+      </w:r>
+      <w:r>
+        <w:rPr>
+          <w:b/>
+          <w:bCs/>
+        </w:rPr>
+        <w:t xml:space="preserve">domain</w:t>
+      </w:r>
+      <w:r>
+        <w:t xml:space="preserve"> </w:t>
+      </w:r>
+      <w:r>
+        <w:t xml:space="preserve">of a</w:t>
+      </w:r>
+      <w:r>
+        <w:t xml:space="preserve"> </w:t>
+      </w:r>
+      <w:hyperlink w:anchor="def-function">
+        <w:r>
+          <w:rPr>
+            <w:rStyle w:val="Hyperlink"/>
+          </w:rPr>
+          <w:t xml:space="preserve">function</w:t>
+        </w:r>
+      </w:hyperlink>
+      <w:r>
+        <w:t xml:space="preserve"> </w:t>
+      </w:r>
+      <m:oMath>
+        <m:r>
+          <m:t>f</m:t>
+        </m:r>
+        <m:r>
+          <m:rPr>
+            <m:sty m:val="p"/>
+          </m:rPr>
+          <m:t>:</m:t>
+        </m:r>
+        <m:r>
+          <m:t>A</m:t>
+        </m:r>
+        <m:r>
+          <m:rPr>
+            <m:sty m:val="p"/>
+          </m:rPr>
+          <m:t>→</m:t>
+        </m:r>
+        <m:r>
+          <m:t>B</m:t>
+        </m:r>
+      </m:oMath>
+      <w:r>
+        <w:t xml:space="preserve"> </w:t>
+      </w:r>
+      <w:r>
+        <w:t xml:space="preserve">is the set</w:t>
+      </w:r>
+      <w:r>
+        <w:t xml:space="preserve"> </w:t>
+      </w:r>
+      <m:oMath>
+        <m:r>
+          <m:t>A</m:t>
+        </m:r>
+      </m:oMath>
+      <w:r>
+        <w:t xml:space="preserve"> </w:t>
+      </w:r>
+      <w:r>
+        <w:t xml:space="preserve">of elements that</w:t>
+      </w:r>
+      <w:r>
+        <w:t xml:space="preserve"> </w:t>
+      </w:r>
+      <m:oMath>
+        <m:r>
+          <m:t>f</m:t>
+        </m:r>
+      </m:oMath>
+      <w:r>
+        <w:t xml:space="preserve"> </w:t>
+      </w:r>
+      <w:r>
+        <w:t xml:space="preserve">assigns values to.</w:t>
+      </w:r>
+    </w:p>
+    <w:bookmarkEnd w:id="19"/>
+    <w:bookmarkStart w:id="20" w:name="def-codomain"/>
+    <w:p>
+      <w:pPr>
+        <w:pStyle w:val="BodyText"/>
+      </w:pPr>
+      <w:r>
+        <w:rPr>
+          <w:b/>
+          <w:bCs/>
+        </w:rPr>
+        <w:t xml:space="preserve">Definition 6 (Codomain)</w:t>
+      </w:r>
+      <w:r>
+        <w:t xml:space="preserve"> </w:t>
+      </w:r>
+      <w:r>
+        <w:t xml:space="preserve">The</w:t>
+      </w:r>
+      <w:r>
+        <w:t xml:space="preserve"> </w:t>
+      </w:r>
+      <w:r>
+        <w:rPr>
+          <w:b/>
+          <w:bCs/>
+        </w:rPr>
+        <w:t xml:space="preserve">codomain</w:t>
+      </w:r>
+      <w:r>
+        <w:t xml:space="preserve"> </w:t>
+      </w:r>
+      <w:r>
+        <w:t xml:space="preserve">of a</w:t>
+      </w:r>
+      <w:r>
+        <w:t xml:space="preserve"> </w:t>
+      </w:r>
+      <w:hyperlink w:anchor="def-function">
+        <w:r>
+          <w:rPr>
+            <w:rStyle w:val="Hyperlink"/>
+          </w:rPr>
+          <w:t xml:space="preserve">function</w:t>
+        </w:r>
+      </w:hyperlink>
+      <w:r>
+        <w:t xml:space="preserve"> </w:t>
+      </w:r>
+      <m:oMath>
+        <m:r>
+          <m:t>f</m:t>
+        </m:r>
+        <m:r>
+          <m:rPr>
+            <m:sty m:val="p"/>
+          </m:rPr>
+          <m:t>:</m:t>
+        </m:r>
+        <m:r>
+          <m:t>A</m:t>
+        </m:r>
+        <m:r>
+          <m:rPr>
+            <m:sty m:val="p"/>
+          </m:rPr>
+          <m:t>→</m:t>
+        </m:r>
+        <m:r>
+          <m:t>B</m:t>
+        </m:r>
+      </m:oMath>
+      <w:r>
+        <w:t xml:space="preserve"> </w:t>
+      </w:r>
+      <w:r>
+        <w:t xml:space="preserve">is the set</w:t>
+      </w:r>
+      <w:r>
+        <w:t xml:space="preserve"> </w:t>
+      </w:r>
+      <m:oMath>
+        <m:r>
+          <m:t>B</m:t>
+        </m:r>
+      </m:oMath>
+      <w:r>
+        <w:t xml:space="preserve"> </w:t>
+      </w:r>
+      <w:r>
+        <w:t xml:space="preserve">that its values are required to lie in.</w:t>
+      </w:r>
+    </w:p>
+    <w:bookmarkEnd w:id="20"/>
+    <w:bookmarkStart w:id="21" w:name="def-image"/>
+    <w:p>
+      <w:pPr>
+        <w:pStyle w:val="BodyText"/>
+      </w:pPr>
+      <w:r>
+        <w:rPr>
+          <w:b/>
+          <w:bCs/>
+        </w:rPr>
+        <w:t xml:space="preserve">Definition 7 (Image)</w:t>
       </w:r>
       <w:r>
         <w:t xml:space="preserve"> </w:t>
@@ -1652,24 +2225,24 @@
         <w:t xml:space="preserve">.</w:t>
       </w:r>
     </w:p>
-    <w:bookmarkEnd w:id="17"/>
-    <w:bookmarkStart w:id="19" w:name="rem-image-range"/>
+    <w:bookmarkEnd w:id="21"/>
+    <w:bookmarkStart w:id="23" w:name="def-range"/>
     <w:p>
       <w:pPr>
         <w:pStyle w:val="BodyText"/>
       </w:pPr>
       <w:r>
         <w:rPr>
-          <w:i/>
-          <w:iCs/>
+          <w:b/>
+          <w:bCs/>
         </w:rPr>
-        <w:t xml:space="preserve">Remark 1</w:t>
-      </w:r>
-      <w:r>
-        <w:t xml:space="preserve"> (Image and range). </w:t>
-      </w:r>
-      <w:r>
-        <w:t xml:space="preserve">Many sources call the image the</w:t>
+        <w:t xml:space="preserve">Definition 8 (Range)</w:t>
+      </w:r>
+      <w:r>
+        <w:t xml:space="preserve"> </w:t>
+      </w:r>
+      <w:r>
+        <w:t xml:space="preserve">The word</w:t>
       </w:r>
       <w:r>
         <w:t xml:space="preserve"> </w:t>
@@ -1682,43 +2255,234 @@
         <w:t xml:space="preserve">range</w:t>
       </w:r>
       <w:r>
-        <w:t xml:space="preserve">,</w:t>
-      </w:r>
-      <w:r>
-        <w:t xml:space="preserve"> </w:t>
-      </w:r>
-      <w:r>
-        <w:t xml:space="preserve">but others use</w:t>
-      </w:r>
-      <w:r>
-        <w:t xml:space="preserve"> </w:t>
-      </w:r>
-      <w:r>
-        <w:t xml:space="preserve">“range”</w:t>
-      </w:r>
-      <w:r>
-        <w:t xml:space="preserve"> </w:t>
-      </w:r>
-      <w:r>
-        <w:t xml:space="preserve">for the codomain,</w:t>
-      </w:r>
-      <w:r>
-        <w:t xml:space="preserve"> </w:t>
-      </w:r>
-      <w:r>
-        <w:t xml:space="preserve">so these notes avoid</w:t>
-      </w:r>
-      <w:r>
-        <w:t xml:space="preserve"> </w:t>
-      </w:r>
-      <w:r>
-        <w:t xml:space="preserve">“range”</w:t>
-      </w:r>
-      <w:r>
-        <w:t xml:space="preserve"> </w:t>
-      </w:r>
-      <w:r>
-        <w:t xml:space="preserve">for functions in general</w:t>
+        <w:t xml:space="preserve"> </w:t>
+      </w:r>
+      <w:r>
+        <w:t xml:space="preserve">of a</w:t>
+      </w:r>
+      <w:r>
+        <w:t xml:space="preserve"> </w:t>
+      </w:r>
+      <w:hyperlink w:anchor="def-function">
+        <w:r>
+          <w:rPr>
+            <w:rStyle w:val="Hyperlink"/>
+          </w:rPr>
+          <w:t xml:space="preserve">function</w:t>
+        </w:r>
+      </w:hyperlink>
+      <w:r>
+        <w:t xml:space="preserve"> </w:t>
+      </w:r>
+      <m:oMath>
+        <m:r>
+          <m:t>f</m:t>
+        </m:r>
+        <m:r>
+          <m:rPr>
+            <m:sty m:val="p"/>
+          </m:rPr>
+          <m:t>:</m:t>
+        </m:r>
+        <m:r>
+          <m:t>A</m:t>
+        </m:r>
+        <m:r>
+          <m:rPr>
+            <m:sty m:val="p"/>
+          </m:rPr>
+          <m:t>→</m:t>
+        </m:r>
+        <m:r>
+          <m:t>B</m:t>
+        </m:r>
+      </m:oMath>
+      <w:r>
+        <w:t xml:space="preserve"> </w:t>
+      </w:r>
+      <w:r>
+        <w:t xml:space="preserve">has two conflicting meanings,</w:t>
+      </w:r>
+      <w:r>
+        <w:t xml:space="preserve"> </w:t>
+      </w:r>
+      <w:r>
+        <w:t xml:space="preserve">and sources use one or the other:</w:t>
+      </w:r>
+    </w:p>
+    <w:p>
+      <w:pPr>
+        <w:pStyle w:val="Compact"/>
+        <w:numPr>
+          <w:ilvl w:val="0"/>
+          <w:numId w:val="1001"/>
+        </w:numPr>
+      </w:pPr>
+      <w:r>
+        <w:t xml:space="preserve">the</w:t>
+      </w:r>
+      <w:r>
+        <w:t xml:space="preserve"> </w:t>
+      </w:r>
+      <w:hyperlink w:anchor="def-image">
+        <w:r>
+          <w:rPr>
+            <w:rStyle w:val="Hyperlink"/>
+          </w:rPr>
+          <w:t xml:space="preserve">image</w:t>
+        </w:r>
+      </w:hyperlink>
+      <w:r>
+        <w:t xml:space="preserve"> </w:t>
+      </w:r>
+      <w:r>
+        <w:t xml:space="preserve">of</w:t>
+      </w:r>
+      <w:r>
+        <w:t xml:space="preserve"> </w:t>
+      </w:r>
+      <m:oMath>
+        <m:r>
+          <m:t>f</m:t>
+        </m:r>
+      </m:oMath>
+      <w:r>
+        <w:t xml:space="preserve">, the set</w:t>
+      </w:r>
+      <w:r>
+        <w:t xml:space="preserve"> </w:t>
+      </w:r>
+      <m:oMath>
+        <m:r>
+          <m:t>f</m:t>
+        </m:r>
+        <m:r>
+          <m:rPr>
+            <m:sty m:val="p"/>
+          </m:rPr>
+          <m:t>(</m:t>
+        </m:r>
+        <m:r>
+          <m:t>A</m:t>
+        </m:r>
+        <m:r>
+          <m:rPr>
+            <m:sty m:val="p"/>
+          </m:rPr>
+          <m:t>)</m:t>
+        </m:r>
+      </m:oMath>
+      <w:r>
+        <w:t xml:space="preserve"> </w:t>
+      </w:r>
+      <w:r>
+        <w:t xml:space="preserve">of values that</w:t>
+      </w:r>
+      <w:r>
+        <w:t xml:space="preserve"> </w:t>
+      </w:r>
+      <m:oMath>
+        <m:r>
+          <m:t>f</m:t>
+        </m:r>
+      </m:oMath>
+      <w:r>
+        <w:t xml:space="preserve"> </w:t>
+      </w:r>
+      <w:r>
+        <w:t xml:space="preserve">actually takes;</w:t>
+      </w:r>
+    </w:p>
+    <w:p>
+      <w:pPr>
+        <w:pStyle w:val="Compact"/>
+        <w:numPr>
+          <w:ilvl w:val="0"/>
+          <w:numId w:val="1001"/>
+        </w:numPr>
+      </w:pPr>
+      <w:r>
+        <w:t xml:space="preserve">the</w:t>
+      </w:r>
+      <w:r>
+        <w:t xml:space="preserve"> </w:t>
+      </w:r>
+      <w:hyperlink w:anchor="def-codomain">
+        <w:r>
+          <w:rPr>
+            <w:rStyle w:val="Hyperlink"/>
+          </w:rPr>
+          <w:t xml:space="preserve">codomain</w:t>
+        </w:r>
+      </w:hyperlink>
+      <w:r>
+        <w:t xml:space="preserve"> </w:t>
+      </w:r>
+      <w:r>
+        <w:t xml:space="preserve">of</w:t>
+      </w:r>
+      <w:r>
+        <w:t xml:space="preserve"> </w:t>
+      </w:r>
+      <m:oMath>
+        <m:r>
+          <m:t>f</m:t>
+        </m:r>
+      </m:oMath>
+      <w:r>
+        <w:t xml:space="preserve">, the set</w:t>
+      </w:r>
+      <w:r>
+        <w:t xml:space="preserve"> </w:t>
+      </w:r>
+      <m:oMath>
+        <m:r>
+          <m:t>B</m:t>
+        </m:r>
+      </m:oMath>
+      <w:r>
+        <w:t xml:space="preserve"> </w:t>
+      </w:r>
+      <w:r>
+        <w:t xml:space="preserve">that its values are required to lie in.</w:t>
+      </w:r>
+    </w:p>
+    <w:p>
+      <w:pPr>
+        <w:pStyle w:val="FirstParagraph"/>
+      </w:pPr>
+      <w:r>
+        <w:t xml:space="preserve">To avoid the ambiguity, these notes write</w:t>
+      </w:r>
+      <w:r>
+        <w:t xml:space="preserve"> </w:t>
+      </w:r>
+      <w:r>
+        <w:t xml:space="preserve">“image”</w:t>
+      </w:r>
+      <w:r>
+        <w:t xml:space="preserve"> </w:t>
+      </w:r>
+      <w:r>
+        <w:t xml:space="preserve">or</w:t>
+      </w:r>
+      <w:r>
+        <w:t xml:space="preserve"> </w:t>
+      </w:r>
+      <w:r>
+        <w:t xml:space="preserve">“codomain”</w:t>
+      </w:r>
+      <w:r>
+        <w:t xml:space="preserve"> </w:t>
+      </w:r>
+      <w:r>
+        <w:t xml:space="preserve">instead,</w:t>
+      </w:r>
+      <w:r>
+        <w:t xml:space="preserve"> </w:t>
+      </w:r>
+      <w:r>
+        <w:t xml:space="preserve">and recommend that you do too</w:t>
       </w:r>
       <w:r>
         <w:t xml:space="preserve"> </w:t>
@@ -1729,7 +2493,7 @@
       <w:r>
         <w:t xml:space="preserve"> </w:t>
       </w:r>
-      <w:hyperlink r:id="rId18">
+      <w:hyperlink r:id="rId22">
         <w:r>
           <w:rPr>
             <w:rStyle w:val="Hyperlink"/>
@@ -1740,178 +2504,190 @@
       <w:r>
         <w:t xml:space="preserve">).</w:t>
       </w:r>
-      <w:r>
-        <w:t xml:space="preserve"> </w:t>
-      </w:r>
-      <w:r>
-        <w:t xml:space="preserve">For example, for</w:t>
-      </w:r>
-      <w:r>
-        <w:t xml:space="preserve"> </w:t>
-      </w:r>
-      <m:oMath>
-        <m:r>
-          <m:t>f</m:t>
-        </m:r>
-        <m:r>
-          <m:rPr>
-            <m:sty m:val="p"/>
-          </m:rPr>
-          <m:t>:</m:t>
-        </m:r>
-        <m:r>
-          <m:rPr>
-            <m:scr m:val="double-struck"/>
-            <m:sty m:val="p"/>
-          </m:rPr>
-          <m:t>R</m:t>
-        </m:r>
-        <m:r>
-          <m:rPr>
-            <m:sty m:val="p"/>
-          </m:rPr>
-          <m:t>→</m:t>
-        </m:r>
-        <m:r>
-          <m:rPr>
-            <m:scr m:val="double-struck"/>
-            <m:sty m:val="p"/>
-          </m:rPr>
-          <m:t>R</m:t>
-        </m:r>
-      </m:oMath>
-      <w:r>
-        <w:t xml:space="preserve"> </w:t>
-      </w:r>
-      <w:r>
-        <w:t xml:space="preserve">with</w:t>
-      </w:r>
-      <w:r>
-        <w:t xml:space="preserve"> </w:t>
-      </w:r>
-      <m:oMath>
-        <m:r>
-          <m:t>f</m:t>
-        </m:r>
-        <m:r>
-          <m:rPr>
-            <m:sty m:val="p"/>
-          </m:rPr>
-          <m:t>(</m:t>
-        </m:r>
-        <m:r>
-          <m:t>a</m:t>
-        </m:r>
-        <m:r>
-          <m:rPr>
-            <m:sty m:val="p"/>
-          </m:rPr>
-          <m:t>)</m:t>
-        </m:r>
-        <m:r>
-          <m:rPr>
-            <m:sty m:val="p"/>
-          </m:rPr>
-          <m:t>=</m:t>
-        </m:r>
-        <m:sSup>
-          <m:e>
-            <m:r>
-              <m:t>a</m:t>
-            </m:r>
-          </m:e>
-          <m:sup>
-            <m:r>
-              <m:t>2</m:t>
-            </m:r>
-          </m:sup>
-        </m:sSup>
-      </m:oMath>
-      <w:r>
-        <w:t xml:space="preserve">,</w:t>
-      </w:r>
-      <w:r>
-        <w:t xml:space="preserve"> </w:t>
-      </w:r>
-      <w:r>
-        <w:t xml:space="preserve">“the range of</w:t>
-      </w:r>
-      <w:r>
-        <w:t xml:space="preserve"> </w:t>
-      </w:r>
-      <m:oMath>
-        <m:r>
-          <m:t>f</m:t>
-        </m:r>
-      </m:oMath>
-      <w:r>
-        <w:t xml:space="preserve">”</w:t>
-      </w:r>
-      <w:r>
-        <w:t xml:space="preserve"> </w:t>
-      </w:r>
-      <w:r>
-        <w:t xml:space="preserve">could mean the image</w:t>
-      </w:r>
-      <w:r>
-        <w:t xml:space="preserve"> </w:t>
-      </w:r>
-      <m:oMath>
-        <m:r>
-          <m:rPr>
-            <m:sty m:val="p"/>
-          </m:rPr>
-          <m:t>[</m:t>
-        </m:r>
-        <m:r>
-          <m:t>0</m:t>
-        </m:r>
-        <m:r>
-          <m:rPr>
-            <m:sty m:val="p"/>
-          </m:rPr>
-          <m:t>,</m:t>
-        </m:r>
-        <m:r>
-          <m:rPr>
-            <m:sty m:val="p"/>
-          </m:rPr>
-          <m:t>∞</m:t>
-        </m:r>
-        <m:r>
-          <m:rPr>
-            <m:sty m:val="p"/>
-          </m:rPr>
-          <m:t>)</m:t>
-        </m:r>
-      </m:oMath>
-      <w:r>
-        <w:t xml:space="preserve"> </w:t>
-      </w:r>
-      <w:r>
-        <w:t xml:space="preserve">or the codomain</w:t>
-      </w:r>
-      <w:r>
-        <w:t xml:space="preserve"> </w:t>
-      </w:r>
-      <m:oMath>
-        <m:r>
-          <m:rPr>
-            <m:scr m:val="double-struck"/>
-            <m:sty m:val="p"/>
-          </m:rPr>
-          <m:t>R</m:t>
-        </m:r>
-      </m:oMath>
-      <w:r>
-        <w:t xml:space="preserve">.</w:t>
-      </w:r>
     </w:p>
+    <w:bookmarkEnd w:id="23"/>
+    <w:bookmarkStart w:id="24" w:name="exm-range"/>
     <w:p>
       <w:pPr>
         <w:pStyle w:val="BodyText"/>
       </w:pPr>
       <w:r>
+        <w:rPr>
+          <w:b/>
+          <w:bCs/>
+        </w:rPr>
+        <w:t xml:space="preserve">Example 5 (Two ranges of a squaring function)</w:t>
+      </w:r>
+      <w:r>
+        <w:t xml:space="preserve"> </w:t>
+      </w:r>
+      <w:r>
+        <w:t xml:space="preserve">For</w:t>
+      </w:r>
+      <w:r>
+        <w:t xml:space="preserve"> </w:t>
+      </w:r>
+      <m:oMath>
+        <m:r>
+          <m:t>f</m:t>
+        </m:r>
+        <m:r>
+          <m:rPr>
+            <m:sty m:val="p"/>
+          </m:rPr>
+          <m:t>:</m:t>
+        </m:r>
+        <m:r>
+          <m:rPr>
+            <m:scr m:val="double-struck"/>
+            <m:sty m:val="p"/>
+          </m:rPr>
+          <m:t>R</m:t>
+        </m:r>
+        <m:r>
+          <m:rPr>
+            <m:sty m:val="p"/>
+          </m:rPr>
+          <m:t>→</m:t>
+        </m:r>
+        <m:r>
+          <m:rPr>
+            <m:scr m:val="double-struck"/>
+            <m:sty m:val="p"/>
+          </m:rPr>
+          <m:t>R</m:t>
+        </m:r>
+      </m:oMath>
+      <w:r>
+        <w:t xml:space="preserve"> </w:t>
+      </w:r>
+      <w:r>
+        <w:t xml:space="preserve">with</w:t>
+      </w:r>
+      <w:r>
+        <w:t xml:space="preserve"> </w:t>
+      </w:r>
+      <m:oMath>
+        <m:r>
+          <m:t>f</m:t>
+        </m:r>
+        <m:r>
+          <m:rPr>
+            <m:sty m:val="p"/>
+          </m:rPr>
+          <m:t>(</m:t>
+        </m:r>
+        <m:r>
+          <m:t>a</m:t>
+        </m:r>
+        <m:r>
+          <m:rPr>
+            <m:sty m:val="p"/>
+          </m:rPr>
+          <m:t>)</m:t>
+        </m:r>
+        <m:r>
+          <m:rPr>
+            <m:sty m:val="p"/>
+          </m:rPr>
+          <m:t>=</m:t>
+        </m:r>
+        <m:sSup>
+          <m:e>
+            <m:r>
+              <m:t>a</m:t>
+            </m:r>
+          </m:e>
+          <m:sup>
+            <m:r>
+              <m:t>2</m:t>
+            </m:r>
+          </m:sup>
+        </m:sSup>
+      </m:oMath>
+      <w:r>
+        <w:t xml:space="preserve">,</w:t>
+      </w:r>
+      <w:r>
+        <w:t xml:space="preserve"> </w:t>
+      </w:r>
+      <w:r>
+        <w:t xml:space="preserve">“the range of</w:t>
+      </w:r>
+      <w:r>
+        <w:t xml:space="preserve"> </w:t>
+      </w:r>
+      <m:oMath>
+        <m:r>
+          <m:t>f</m:t>
+        </m:r>
+      </m:oMath>
+      <w:r>
+        <w:t xml:space="preserve">”</w:t>
+      </w:r>
+      <w:r>
+        <w:t xml:space="preserve"> </w:t>
+      </w:r>
+      <w:r>
+        <w:t xml:space="preserve">could mean the image</w:t>
+      </w:r>
+      <w:r>
+        <w:t xml:space="preserve"> </w:t>
+      </w:r>
+      <m:oMath>
+        <m:r>
+          <m:rPr>
+            <m:sty m:val="p"/>
+          </m:rPr>
+          <m:t>[</m:t>
+        </m:r>
+        <m:r>
+          <m:t>0</m:t>
+        </m:r>
+        <m:r>
+          <m:rPr>
+            <m:sty m:val="p"/>
+          </m:rPr>
+          <m:t>,</m:t>
+        </m:r>
+        <m:r>
+          <m:rPr>
+            <m:sty m:val="p"/>
+          </m:rPr>
+          <m:t>∞</m:t>
+        </m:r>
+        <m:r>
+          <m:rPr>
+            <m:sty m:val="p"/>
+          </m:rPr>
+          <m:t>)</m:t>
+        </m:r>
+      </m:oMath>
+      <w:r>
+        <w:t xml:space="preserve"> </w:t>
+      </w:r>
+      <w:r>
+        <w:t xml:space="preserve">or the codomain</w:t>
+      </w:r>
+      <w:r>
+        <w:t xml:space="preserve"> </w:t>
+      </w:r>
+      <m:oMath>
+        <m:r>
+          <m:rPr>
+            <m:scr m:val="double-struck"/>
+            <m:sty m:val="p"/>
+          </m:rPr>
+          <m:t>R</m:t>
+        </m:r>
+      </m:oMath>
+      <w:r>
+        <w:t xml:space="preserve">.</w:t>
+      </w:r>
+      <w:r>
+        <w:t xml:space="preserve"> </w:t>
+      </w:r>
+      <w:r>
         <w:t xml:space="preserve">The image is always a subset of the codomain,</w:t>
       </w:r>
       <w:r>
@@ -1947,32 +2723,116 @@
         <w:t xml:space="preserve"> </w:t>
       </w:r>
       <w:r>
-        <w:t xml:space="preserve">lies in</w:t>
-      </w:r>
-      <w:r>
-        <w:t xml:space="preserve"> </w:t>
-      </w:r>
-      <m:oMath>
-        <m:r>
-          <m:t>B</m:t>
-        </m:r>
-      </m:oMath>
-      <w:r>
-        <w:t xml:space="preserve">.</w:t>
+        <w:t xml:space="preserve">lies in the codomain.</w:t>
       </w:r>
     </w:p>
-    <w:bookmarkEnd w:id="19"/>
-    <w:bookmarkStart w:id="20" w:name="exm-domain-codomain-image"/>
+    <w:bookmarkEnd w:id="24"/>
+    <w:bookmarkStart w:id="25" w:name="rem-image-range"/>
     <w:p>
       <w:pPr>
         <w:pStyle w:val="BodyText"/>
       </w:pPr>
       <w:r>
         <w:rPr>
+          <w:i/>
+          <w:iCs/>
+        </w:rPr>
+        <w:t xml:space="preserve">Remark 1</w:t>
+      </w:r>
+      <w:r>
+        <w:t xml:space="preserve"> (Image and range). </w:t>
+      </w:r>
+      <w:r>
+        <w:t xml:space="preserve">Many sources call the</w:t>
+      </w:r>
+      <w:r>
+        <w:t xml:space="preserve"> </w:t>
+      </w:r>
+      <w:hyperlink w:anchor="def-image">
+        <w:r>
+          <w:rPr>
+            <w:rStyle w:val="Hyperlink"/>
+          </w:rPr>
+          <w:t xml:space="preserve">image</w:t>
+        </w:r>
+      </w:hyperlink>
+      <w:r>
+        <w:t xml:space="preserve"> </w:t>
+      </w:r>
+      <w:r>
+        <w:t xml:space="preserve">the</w:t>
+      </w:r>
+      <w:r>
+        <w:t xml:space="preserve"> </w:t>
+      </w:r>
+      <w:r>
+        <w:t xml:space="preserve">“range”</w:t>
+      </w:r>
+      <w:r>
+        <w:t xml:space="preserve">,</w:t>
+      </w:r>
+      <w:r>
+        <w:t xml:space="preserve"> </w:t>
+      </w:r>
+      <w:r>
+        <w:t xml:space="preserve">but others use</w:t>
+      </w:r>
+      <w:r>
+        <w:t xml:space="preserve"> </w:t>
+      </w:r>
+      <w:r>
+        <w:t xml:space="preserve">“range”</w:t>
+      </w:r>
+      <w:r>
+        <w:t xml:space="preserve"> </w:t>
+      </w:r>
+      <w:r>
+        <w:t xml:space="preserve">for the</w:t>
+      </w:r>
+      <w:r>
+        <w:t xml:space="preserve"> </w:t>
+      </w:r>
+      <w:hyperlink w:anchor="def-codomain">
+        <w:r>
+          <w:rPr>
+            <w:rStyle w:val="Hyperlink"/>
+          </w:rPr>
+          <w:t xml:space="preserve">codomain</w:t>
+        </w:r>
+      </w:hyperlink>
+      <w:r>
+        <w:t xml:space="preserve">.</w:t>
+      </w:r>
+      <w:r>
+        <w:t xml:space="preserve"> </w:t>
+      </w:r>
+      <w:hyperlink w:anchor="def-range">
+        <w:r>
+          <w:rPr>
+            <w:rStyle w:val="Hyperlink"/>
+          </w:rPr>
+          <w:t xml:space="preserve">Definition 8</w:t>
+        </w:r>
+      </w:hyperlink>
+      <w:r>
+        <w:t xml:space="preserve"> </w:t>
+      </w:r>
+      <w:r>
+        <w:t xml:space="preserve">gives the two meanings and the terms these notes use instead.</w:t>
+      </w:r>
+    </w:p>
+    <w:bookmarkEnd w:id="25"/>
+    <w:bookmarkStart w:id="26" w:name="exm-domain-codomain-image"/>
+    <w:p>
+      <w:pPr>
+        <w:pStyle w:val="BodyText"/>
+      </w:pPr>
+      <w:r>
+        <w:rPr>
           <w:b/>
           <w:bCs/>
         </w:rPr>
-        <w:t xml:space="preserve">Example 3 (Domain, codomain, and image of the doubled die roll)</w:t>
+        <w:t xml:space="preserve">Example 6 (Domain, codomain, and image of the doubled die roll)</w:t>
       </w:r>
       <w:r>
         <w:t xml:space="preserve"> </w:t>
@@ -2390,8 +3250,8 @@
         <w:t xml:space="preserve">.</w:t>
       </w:r>
     </w:p>
-    <w:bookmarkEnd w:id="20"/>
-    <w:bookmarkStart w:id="21" w:name="def-graph"/>
+    <w:bookmarkEnd w:id="26"/>
+    <w:bookmarkStart w:id="27" w:name="def-graph"/>
     <w:p>
       <w:pPr>
         <w:pStyle w:val="BodyText"/>
@@ -2401,7 +3261,7 @@
           <w:b/>
           <w:bCs/>
         </w:rPr>
-        <w:t xml:space="preserve">Definition 6 (Graph of a function)</w:t>
+        <w:t xml:space="preserve">Definition 9 (Graph of a function)</w:t>
       </w:r>
       <w:r>
         <w:t xml:space="preserve"> </w:t>
@@ -2471,7 +3331,7 @@
       <w:r>
         <w:t xml:space="preserve"> </w:t>
       </w:r>
-      <w:hyperlink r:id="rId12">
+      <w:hyperlink r:id="rId16">
         <w:r>
           <w:rPr>
             <w:rStyle w:val="Hyperlink"/>
@@ -2626,8 +3486,8 @@
         </m:oMath>
       </m:oMathPara>
     </w:p>
-    <w:bookmarkEnd w:id="21"/>
-    <w:bookmarkStart w:id="22" w:name="exm-graph"/>
+    <w:bookmarkEnd w:id="27"/>
+    <w:bookmarkStart w:id="28" w:name="exm-graph"/>
     <w:p>
       <w:pPr>
         <w:pStyle w:val="FirstParagraph"/>
@@ -2637,7 +3497,7 @@
           <w:b/>
           <w:bCs/>
         </w:rPr>
-        <w:t xml:space="preserve">Example 4 (The graph of a function on three points)</w:t>
+        <w:t xml:space="preserve">Example 7 (The graph of a function on three points)</w:t>
       </w:r>
       <w:r>
         <w:t xml:space="preserve"> </w:t>
@@ -3083,8 +3943,8 @@
         <w:t xml:space="preserve">.</w:t>
       </w:r>
     </w:p>
-    <w:bookmarkEnd w:id="22"/>
-    <w:bookmarkStart w:id="23" w:name="rem-graph-real-function"/>
+    <w:bookmarkEnd w:id="28"/>
+    <w:bookmarkStart w:id="29" w:name="rem-graph-real-function"/>
     <w:p>
       <w:pPr>
         <w:pStyle w:val="BodyText"/>
@@ -3195,8 +4055,8 @@
         <w:t xml:space="preserve">on the vertical axis.</w:t>
       </w:r>
     </w:p>
-    <w:bookmarkEnd w:id="23"/>
-    <w:bookmarkStart w:id="24" w:name="rem-function-as-set-of-pairs"/>
+    <w:bookmarkEnd w:id="29"/>
+    <w:bookmarkStart w:id="30" w:name="rem-function-as-set-of-pairs"/>
     <w:p>
       <w:pPr>
         <w:pStyle w:val="BodyText"/>
@@ -3263,7 +4123,7 @@
       <w:r>
         <w:t xml:space="preserve"> </w:t>
       </w:r>
-      <w:hyperlink r:id="rId12">
+      <w:hyperlink r:id="rId16">
         <w:r>
           <w:rPr>
             <w:rStyle w:val="Hyperlink"/>
@@ -3282,7 +4142,7 @@
           <w:rPr>
             <w:rStyle w:val="Hyperlink"/>
           </w:rPr>
-          <w:t xml:space="preserve">Definition 6</w:t>
+          <w:t xml:space="preserve">Definition 9</w:t>
         </w:r>
       </w:hyperlink>
       <w:r>
@@ -4325,8 +5185,8 @@
         <w:t xml:space="preserve">.</w:t>
       </w:r>
     </w:p>
-    <w:bookmarkEnd w:id="24"/>
-    <w:bookmarkStart w:id="25" w:name="def-composition"/>
+    <w:bookmarkEnd w:id="30"/>
+    <w:bookmarkStart w:id="31" w:name="def-composition"/>
     <w:p>
       <w:pPr>
         <w:pStyle w:val="BodyText"/>
@@ -4336,7 +5196,7 @@
           <w:b/>
           <w:bCs/>
         </w:rPr>
-        <w:t xml:space="preserve">Definition 7 (Composition)</w:t>
+        <w:t xml:space="preserve">Definition 10 (Composition)</w:t>
       </w:r>
       <w:r>
         <w:t xml:space="preserve"> </w:t>
@@ -4645,8 +5505,8 @@
         </m:oMath>
       </m:oMathPara>
     </w:p>
-    <w:bookmarkEnd w:id="25"/>
-    <w:bookmarkStart w:id="26" w:name="def-inner-function"/>
+    <w:bookmarkEnd w:id="31"/>
+    <w:bookmarkStart w:id="32" w:name="def-inner-function"/>
     <w:p>
       <w:pPr>
         <w:pStyle w:val="FirstParagraph"/>
@@ -4656,7 +5516,7 @@
           <w:b/>
           <w:bCs/>
         </w:rPr>
-        <w:t xml:space="preserve">Definition 8 (Inner function)</w:t>
+        <w:t xml:space="preserve">Definition 11 (Inner function)</w:t>
       </w:r>
       <w:r>
         <w:t xml:space="preserve"> </w:t>
@@ -4692,7 +5552,7 @@
           <w:rPr>
             <w:rStyle w:val="Hyperlink"/>
           </w:rPr>
-          <w:t xml:space="preserve">Definition 7</w:t>
+          <w:t xml:space="preserve">Definition 10</w:t>
         </w:r>
       </w:hyperlink>
       <w:r>
@@ -4726,8 +5586,8 @@
         <w:t xml:space="preserve">, applied first.</w:t>
       </w:r>
     </w:p>
-    <w:bookmarkEnd w:id="26"/>
-    <w:bookmarkStart w:id="27" w:name="def-outer-function"/>
+    <w:bookmarkEnd w:id="32"/>
+    <w:bookmarkStart w:id="33" w:name="def-outer-function"/>
     <w:p>
       <w:pPr>
         <w:pStyle w:val="BodyText"/>
@@ -4737,7 +5597,7 @@
           <w:b/>
           <w:bCs/>
         </w:rPr>
-        <w:t xml:space="preserve">Definition 9 (Outer function)</w:t>
+        <w:t xml:space="preserve">Definition 12 (Outer function)</w:t>
       </w:r>
       <w:r>
         <w:t xml:space="preserve"> </w:t>
@@ -4773,7 +5633,7 @@
           <w:rPr>
             <w:rStyle w:val="Hyperlink"/>
           </w:rPr>
-          <w:t xml:space="preserve">Definition 7</w:t>
+          <w:t xml:space="preserve">Definition 10</w:t>
         </w:r>
       </w:hyperlink>
       <w:r>
@@ -4807,8 +5667,8 @@
         <w:t xml:space="preserve">, applied to the result.</w:t>
       </w:r>
     </w:p>
-    <w:bookmarkEnd w:id="27"/>
-    <w:bookmarkStart w:id="28" w:name="exm-composition"/>
+    <w:bookmarkEnd w:id="33"/>
+    <w:bookmarkStart w:id="34" w:name="exm-composition"/>
     <w:p>
       <w:pPr>
         <w:pStyle w:val="BodyText"/>
@@ -4818,7 +5678,7 @@
           <w:b/>
           <w:bCs/>
         </w:rPr>
-        <w:t xml:space="preserve">Example 5 (The order of composition matters)</w:t>
+        <w:t xml:space="preserve">Example 8 (The order of composition matters)</w:t>
       </w:r>
       <w:r>
         <w:t xml:space="preserve"> </w:t>
@@ -5439,8 +6299,8 @@
         <w:t xml:space="preserve">are different functions.</w:t>
       </w:r>
     </w:p>
-    <w:bookmarkEnd w:id="28"/>
-    <w:bookmarkStart w:id="29" w:name="def-inverse-function"/>
+    <w:bookmarkEnd w:id="34"/>
+    <w:bookmarkStart w:id="35" w:name="def-inverse-function"/>
     <w:p>
       <w:pPr>
         <w:pStyle w:val="BodyText"/>
@@ -5450,7 +6310,7 @@
           <w:b/>
           <w:bCs/>
         </w:rPr>
-        <w:t xml:space="preserve">Definition 10 (Inverse function)</w:t>
+        <w:t xml:space="preserve">Definition 13 (Inverse function)</w:t>
       </w:r>
       <w:r>
         <w:t xml:space="preserve"> </w:t>
@@ -5781,8 +6641,8 @@
         <w:t xml:space="preserve">.</w:t>
       </w:r>
     </w:p>
-    <w:bookmarkEnd w:id="29"/>
-    <w:bookmarkStart w:id="30" w:name="rem-inverse-not-reciprocal"/>
+    <w:bookmarkEnd w:id="35"/>
+    <w:bookmarkStart w:id="36" w:name="rem-inverse-not-reciprocal"/>
     <w:p>
       <w:pPr>
         <w:pStyle w:val="BodyText"/>
@@ -6180,8 +7040,8 @@
         <w:t xml:space="preserve">.</w:t>
       </w:r>
     </w:p>
-    <w:bookmarkEnd w:id="30"/>
-    <w:bookmarkStart w:id="31" w:name="exm-inverse-function"/>
+    <w:bookmarkEnd w:id="36"/>
+    <w:bookmarkStart w:id="37" w:name="exm-inverse-function"/>
     <w:p>
       <w:pPr>
         <w:pStyle w:val="BodyText"/>
@@ -6191,7 +7051,7 @@
           <w:b/>
           <w:bCs/>
         </w:rPr>
-        <w:t xml:space="preserve">Example 6 (An invertible function, and one that is not)</w:t>
+        <w:t xml:space="preserve">Example 9 (An invertible function, and one that is not)</w:t>
       </w:r>
       <w:r>
         <w:t xml:space="preserve"> </w:t>
@@ -6802,8 +7662,8 @@
         <w:t xml:space="preserve">is not invertible.</w:t>
       </w:r>
     </w:p>
-    <w:bookmarkEnd w:id="31"/>
-    <w:bookmarkStart w:id="33" w:name="def-elementwise-function"/>
+    <w:bookmarkEnd w:id="37"/>
+    <w:bookmarkStart w:id="39" w:name="def-elementwise-function"/>
     <w:p>
       <w:pPr>
         <w:pStyle w:val="FirstParagraph"/>
@@ -6813,7 +7673,7 @@
           <w:b/>
           <w:bCs/>
         </w:rPr>
-        <w:t xml:space="preserve">Definition 11 (Elementwise application of a function to a vector)</w:t>
+        <w:t xml:space="preserve">Definition 14 (Elementwise application of a function to a vector)</w:t>
       </w:r>
       <w:r>
         <w:t xml:space="preserve"> </w:t>
@@ -7479,7 +8339,7 @@
       <w:r>
         <w:t xml:space="preserve">with itself (</w:t>
       </w:r>
-      <w:hyperlink r:id="rId32">
+      <w:hyperlink r:id="rId38">
         <w:r>
           <w:rPr>
             <w:rStyle w:val="Hyperlink"/>
@@ -7491,8 +8351,8 @@
         <w:t xml:space="preserve">).</w:t>
       </w:r>
     </w:p>
-    <w:bookmarkEnd w:id="33"/>
-    <w:bookmarkStart w:id="34" w:name="exm-elementwise-function"/>
+    <w:bookmarkEnd w:id="39"/>
+    <w:bookmarkStart w:id="40" w:name="exm-elementwise-function"/>
     <w:p>
       <w:pPr>
         <w:pStyle w:val="BodyText"/>
@@ -7502,7 +8362,7 @@
           <w:b/>
           <w:bCs/>
         </w:rPr>
-        <w:t xml:space="preserve">Example 7 (The exponential and logistic functions applied to a vector)</w:t>
+        <w:t xml:space="preserve">Example 10 (The exponential and logistic functions applied to a vector)</w:t>
       </w:r>
       <w:r>
         <w:t xml:space="preserve"> </w:t>
@@ -8444,8 +9304,8 @@
         <w:t xml:space="preserve">in the same position.</w:t>
       </w:r>
     </w:p>
-    <w:bookmarkEnd w:id="34"/>
-    <w:bookmarkStart w:id="36" w:name="rem-elementwise-function-notation"/>
+    <w:bookmarkEnd w:id="40"/>
+    <w:bookmarkStart w:id="42" w:name="rem-elementwise-function-notation"/>
     <w:p>
       <w:pPr>
         <w:pStyle w:val="BodyText"/>
@@ -8558,7 +9418,7 @@
       <w:r>
         <w:t xml:space="preserve"> </w:t>
       </w:r>
-      <w:hyperlink r:id="rId35">
+      <w:hyperlink r:id="rId41">
         <w:r>
           <w:rPr>
             <w:rStyle w:val="Hyperlink"/>
@@ -8766,8 +9626,8 @@
         <w:t xml:space="preserve">.</w:t>
       </w:r>
     </w:p>
-    <w:bookmarkEnd w:id="36"/>
-    <w:bookmarkStart w:id="38" w:name="def-sequence"/>
+    <w:bookmarkEnd w:id="42"/>
+    <w:bookmarkStart w:id="44" w:name="def-sequence"/>
     <w:p>
       <w:pPr>
         <w:pStyle w:val="FirstParagraph"/>
@@ -8777,7 +9637,7 @@
           <w:b/>
           <w:bCs/>
         </w:rPr>
-        <w:t xml:space="preserve">Definition 12 (Sequence)</w:t>
+        <w:t xml:space="preserve">Definition 15 (Sequence)</w:t>
       </w:r>
       <w:r>
         <w:t xml:space="preserve"> </w:t>
@@ -8865,7 +9725,7 @@
       <w:r>
         <w:t xml:space="preserve"> </w:t>
       </w:r>
-      <w:hyperlink r:id="rId37">
+      <w:hyperlink r:id="rId43">
         <w:r>
           <w:rPr>
             <w:rStyle w:val="Hyperlink"/>
@@ -9055,8 +9915,8 @@
         <w:t xml:space="preserve">.</w:t>
       </w:r>
     </w:p>
-    <w:bookmarkEnd w:id="38"/>
-    <w:bookmarkStart w:id="39" w:name="def-sequence-term"/>
+    <w:bookmarkEnd w:id="44"/>
+    <w:bookmarkStart w:id="45" w:name="def-sequence-term"/>
     <w:p>
       <w:pPr>
         <w:pStyle w:val="BodyText"/>
@@ -9066,7 +9926,7 @@
           <w:b/>
           <w:bCs/>
         </w:rPr>
-        <w:t xml:space="preserve">Definition 13 (Term of a sequence)</w:t>
+        <w:t xml:space="preserve">Definition 16 (Term of a sequence)</w:t>
       </w:r>
       <w:r>
         <w:t xml:space="preserve"> </w:t>
@@ -9137,7 +9997,7 @@
           <w:rPr>
             <w:rStyle w:val="Hyperlink"/>
           </w:rPr>
-          <w:t xml:space="preserve">Definition 12</w:t>
+          <w:t xml:space="preserve">Definition 15</w:t>
         </w:r>
       </w:hyperlink>
       <w:r>
@@ -9168,8 +10028,8 @@
         <w:t xml:space="preserve">.</w:t>
       </w:r>
     </w:p>
-    <w:bookmarkEnd w:id="39"/>
-    <w:bookmarkStart w:id="40" w:name="exm-sequence"/>
+    <w:bookmarkEnd w:id="45"/>
+    <w:bookmarkStart w:id="46" w:name="exm-sequence"/>
     <w:p>
       <w:pPr>
         <w:pStyle w:val="BodyText"/>
@@ -9179,7 +10039,7 @@
           <w:b/>
           <w:bCs/>
         </w:rPr>
-        <w:t xml:space="preserve">Example 8 (Sequences)</w:t>
+        <w:t xml:space="preserve">Example 11 (Sequences)</w:t>
       </w:r>
       <w:r>
         <w:t xml:space="preserve"> </w:t>
@@ -9743,8 +10603,8 @@
         <w:t xml:space="preserve">but as a sequence, the order and the repeats matter.</w:t>
       </w:r>
     </w:p>
-    <w:bookmarkEnd w:id="40"/>
-    <w:bookmarkStart w:id="41" w:name="def-finite-sequence"/>
+    <w:bookmarkEnd w:id="46"/>
+    <w:bookmarkStart w:id="47" w:name="def-finite-sequence"/>
     <w:p>
       <w:pPr>
         <w:pStyle w:val="FirstParagraph"/>
@@ -9754,7 +10614,7 @@
           <w:b/>
           <w:bCs/>
         </w:rPr>
-        <w:t xml:space="preserve">Definition 14 (Finite sequence)</w:t>
+        <w:t xml:space="preserve">Definition 17 (Finite sequence)</w:t>
       </w:r>
       <w:r>
         <w:t xml:space="preserve"> </w:t>
@@ -9931,9 +10791,9 @@
         <w:t xml:space="preserve">.</w:t>
       </w:r>
     </w:p>
-    <w:bookmarkEnd w:id="41"/>
-    <w:bookmarkEnd w:id="42"/>
-    <w:bookmarkStart w:id="60" w:name="countable-sets"/>
+    <w:bookmarkEnd w:id="47"/>
+    <w:bookmarkEnd w:id="48"/>
+    <w:bookmarkStart w:id="66" w:name="countable-sets"/>
     <w:p>
       <w:pPr>
         <w:pStyle w:val="Heading2"/>
@@ -9942,7 +10802,7 @@
         <w:t xml:space="preserve">2 Countable sets</w:t>
       </w:r>
     </w:p>
-    <w:bookmarkStart w:id="43" w:name="def-finite-set"/>
+    <w:bookmarkStart w:id="49" w:name="def-finite-set"/>
     <w:p>
       <w:pPr>
         <w:pStyle w:val="FirstParagraph"/>
@@ -9952,7 +10812,7 @@
           <w:b/>
           <w:bCs/>
         </w:rPr>
-        <w:t xml:space="preserve">Definition 15 (Finite set)</w:t>
+        <w:t xml:space="preserve">Definition 18 (Finite set)</w:t>
       </w:r>
       <w:r>
         <w:t xml:space="preserve"> </w:t>
@@ -10018,7 +10878,7 @@
           <w:rPr>
             <w:rStyle w:val="Hyperlink"/>
           </w:rPr>
-          <w:t xml:space="preserve">Definition 14</w:t>
+          <w:t xml:space="preserve">Definition 17</w:t>
         </w:r>
       </w:hyperlink>
       <w:r>
@@ -10092,8 +10952,8 @@
         <w:t xml:space="preserve">appears exactly once.</w:t>
       </w:r>
     </w:p>
-    <w:bookmarkEnd w:id="43"/>
-    <w:bookmarkStart w:id="44" w:name="def-cardinality"/>
+    <w:bookmarkEnd w:id="49"/>
+    <w:bookmarkStart w:id="50" w:name="def-cardinality"/>
     <w:p>
       <w:pPr>
         <w:pStyle w:val="BodyText"/>
@@ -10103,7 +10963,7 @@
           <w:b/>
           <w:bCs/>
         </w:rPr>
-        <w:t xml:space="preserve">Definition 16 (Cardinality)</w:t>
+        <w:t xml:space="preserve">Definition 19 (Cardinality)</w:t>
       </w:r>
       <w:r>
         <w:t xml:space="preserve"> </w:t>
@@ -10130,7 +10990,7 @@
           <w:rPr>
             <w:rStyle w:val="Hyperlink"/>
           </w:rPr>
-          <w:t xml:space="preserve">Definition 15</w:t>
+          <w:t xml:space="preserve">Definition 18</w:t>
         </w:r>
       </w:hyperlink>
       <w:r>
@@ -10262,8 +11122,8 @@
         <w:t xml:space="preserve">.</w:t>
       </w:r>
     </w:p>
-    <w:bookmarkEnd w:id="44"/>
-    <w:bookmarkStart w:id="47" w:name="rem-cardinality-bars"/>
+    <w:bookmarkEnd w:id="50"/>
+    <w:bookmarkStart w:id="53" w:name="rem-cardinality-bars"/>
     <w:p>
       <w:pPr>
         <w:pStyle w:val="BodyText"/>
@@ -10391,7 +11251,7 @@
       <w:r>
         <w:t xml:space="preserve"> </w:t>
       </w:r>
-      <w:hyperlink r:id="rId45">
+      <w:hyperlink r:id="rId51">
         <w:r>
           <w:rPr>
             <w:rStyle w:val="Hyperlink"/>
@@ -10411,7 +11271,7 @@
       <w:r>
         <w:t xml:space="preserve"> </w:t>
       </w:r>
-      <w:hyperlink r:id="rId46">
+      <w:hyperlink r:id="rId52">
         <w:r>
           <w:rPr>
             <w:rStyle w:val="Hyperlink"/>
@@ -10546,8 +11406,8 @@
         <w:t xml:space="preserve">.</w:t>
       </w:r>
     </w:p>
-    <w:bookmarkEnd w:id="47"/>
-    <w:bookmarkStart w:id="48" w:name="exm-finite-set"/>
+    <w:bookmarkEnd w:id="53"/>
+    <w:bookmarkStart w:id="54" w:name="exm-finite-set"/>
     <w:p>
       <w:pPr>
         <w:pStyle w:val="BodyText"/>
@@ -10557,7 +11417,7 @@
           <w:b/>
           <w:bCs/>
         </w:rPr>
-        <w:t xml:space="preserve">Example 9 (Finite and infinite sets)</w:t>
+        <w:t xml:space="preserve">Example 12 (Finite and infinite sets)</w:t>
       </w:r>
       <w:r>
         <w:t xml:space="preserve"> </w:t>
@@ -11139,8 +11999,8 @@
         <w:t xml:space="preserve">which is larger than every number in the list.</w:t>
       </w:r>
     </w:p>
-    <w:bookmarkEnd w:id="48"/>
-    <w:bookmarkStart w:id="49" w:name="def-infinite-set"/>
+    <w:bookmarkEnd w:id="54"/>
+    <w:bookmarkStart w:id="55" w:name="def-infinite-set"/>
     <w:p>
       <w:pPr>
         <w:pStyle w:val="FirstParagraph"/>
@@ -11150,7 +12010,7 @@
           <w:b/>
           <w:bCs/>
         </w:rPr>
-        <w:t xml:space="preserve">Definition 17 (Infinite set)</w:t>
+        <w:t xml:space="preserve">Definition 20 (Infinite set)</w:t>
       </w:r>
       <w:r>
         <w:t xml:space="preserve"> </w:t>
@@ -11159,6 +12019,83 @@
         <w:t xml:space="preserve">A set that is not finite (</w:t>
       </w:r>
       <w:hyperlink w:anchor="def-finite-set">
+        <w:r>
+          <w:rPr>
+            <w:rStyle w:val="Hyperlink"/>
+          </w:rPr>
+          <w:t xml:space="preserve">Definition 18</w:t>
+        </w:r>
+      </w:hyperlink>
+      <w:r>
+        <w:t xml:space="preserve">) is</w:t>
+      </w:r>
+      <w:r>
+        <w:t xml:space="preserve"> </w:t>
+      </w:r>
+      <w:r>
+        <w:rPr>
+          <w:b/>
+          <w:bCs/>
+        </w:rPr>
+        <w:t xml:space="preserve">infinite</w:t>
+      </w:r>
+      <w:r>
+        <w:t xml:space="preserve">.</w:t>
+      </w:r>
+    </w:p>
+    <w:bookmarkEnd w:id="55"/>
+    <w:bookmarkStart w:id="56" w:name="def-countable-set"/>
+    <w:p>
+      <w:pPr>
+        <w:pStyle w:val="BodyText"/>
+      </w:pPr>
+      <w:r>
+        <w:rPr>
+          <w:b/>
+          <w:bCs/>
+        </w:rPr>
+        <w:t xml:space="preserve">Definition 21 (Countable set)</w:t>
+      </w:r>
+      <w:r>
+        <w:t xml:space="preserve"> </w:t>
+      </w:r>
+      <w:r>
+        <w:t xml:space="preserve">A set is</w:t>
+      </w:r>
+      <w:r>
+        <w:t xml:space="preserve"> </w:t>
+      </w:r>
+      <w:r>
+        <w:rPr>
+          <w:b/>
+          <w:bCs/>
+        </w:rPr>
+        <w:t xml:space="preserve">countable</w:t>
+      </w:r>
+      <w:r>
+        <w:t xml:space="preserve"> </w:t>
+      </w:r>
+      <w:r>
+        <w:t xml:space="preserve">if it is finite (</w:t>
+      </w:r>
+      <w:hyperlink w:anchor="def-finite-set">
+        <w:r>
+          <w:rPr>
+            <w:rStyle w:val="Hyperlink"/>
+          </w:rPr>
+          <w:t xml:space="preserve">Definition 18</w:t>
+        </w:r>
+      </w:hyperlink>
+      <w:r>
+        <w:t xml:space="preserve">),</w:t>
+      </w:r>
+      <w:r>
+        <w:t xml:space="preserve"> </w:t>
+      </w:r>
+      <w:r>
+        <w:t xml:space="preserve">or if its elements can be listed as a sequence (</w:t>
+      </w:r>
+      <w:hyperlink w:anchor="def-sequence">
         <w:r>
           <w:rPr>
             <w:rStyle w:val="Hyperlink"/>
@@ -11167,169 +12104,92 @@
         </w:r>
       </w:hyperlink>
       <w:r>
-        <w:t xml:space="preserve">) is</w:t>
-      </w:r>
-      <w:r>
-        <w:t xml:space="preserve"> </w:t>
-      </w:r>
+        <w:t xml:space="preserve">)</w:t>
+      </w:r>
+      <w:r>
+        <w:t xml:space="preserve"> </w:t>
+      </w:r>
+      <m:oMath>
+        <m:sSub>
+          <m:e>
+            <m:r>
+              <m:t>a</m:t>
+            </m:r>
+          </m:e>
+          <m:sub>
+            <m:r>
+              <m:t>1</m:t>
+            </m:r>
+          </m:sub>
+        </m:sSub>
+        <m:r>
+          <m:rPr>
+            <m:sty m:val="p"/>
+          </m:rPr>
+          <m:t>,</m:t>
+        </m:r>
+        <m:sSub>
+          <m:e>
+            <m:r>
+              <m:t>a</m:t>
+            </m:r>
+          </m:e>
+          <m:sub>
+            <m:r>
+              <m:t>2</m:t>
+            </m:r>
+          </m:sub>
+        </m:sSub>
+        <m:r>
+          <m:rPr>
+            <m:sty m:val="p"/>
+          </m:rPr>
+          <m:t>,</m:t>
+        </m:r>
+        <m:sSub>
+          <m:e>
+            <m:r>
+              <m:t>a</m:t>
+            </m:r>
+          </m:e>
+          <m:sub>
+            <m:r>
+              <m:t>3</m:t>
+            </m:r>
+          </m:sub>
+        </m:sSub>
+        <m:r>
+          <m:rPr>
+            <m:sty m:val="p"/>
+          </m:rPr>
+          <m:t>,</m:t>
+        </m:r>
+        <m:r>
+          <m:rPr>
+            <m:sty m:val="p"/>
+          </m:rPr>
+          <m:t>…</m:t>
+        </m:r>
+      </m:oMath>
+      <w:r>
+        <w:t xml:space="preserve"> </w:t>
+      </w:r>
+      <w:r>
+        <w:t xml:space="preserve">in which every element appears.</w:t>
+      </w:r>
+    </w:p>
+    <w:bookmarkEnd w:id="56"/>
+    <w:bookmarkStart w:id="57" w:name="def-countably-infinite"/>
+    <w:p>
+      <w:pPr>
+        <w:pStyle w:val="BodyText"/>
+      </w:pPr>
       <w:r>
         <w:rPr>
           <w:b/>
           <w:bCs/>
         </w:rPr>
-        <w:t xml:space="preserve">infinite</w:t>
-      </w:r>
-      <w:r>
-        <w:t xml:space="preserve">.</w:t>
-      </w:r>
-    </w:p>
-    <w:bookmarkEnd w:id="49"/>
-    <w:bookmarkStart w:id="50" w:name="def-countable-set"/>
-    <w:p>
-      <w:pPr>
-        <w:pStyle w:val="BodyText"/>
-      </w:pPr>
-      <w:r>
-        <w:rPr>
-          <w:b/>
-          <w:bCs/>
-        </w:rPr>
-        <w:t xml:space="preserve">Definition 18 (Countable set)</w:t>
-      </w:r>
-      <w:r>
-        <w:t xml:space="preserve"> </w:t>
-      </w:r>
-      <w:r>
-        <w:t xml:space="preserve">A set is</w:t>
-      </w:r>
-      <w:r>
-        <w:t xml:space="preserve"> </w:t>
-      </w:r>
-      <w:r>
-        <w:rPr>
-          <w:b/>
-          <w:bCs/>
-        </w:rPr>
-        <w:t xml:space="preserve">countable</w:t>
-      </w:r>
-      <w:r>
-        <w:t xml:space="preserve"> </w:t>
-      </w:r>
-      <w:r>
-        <w:t xml:space="preserve">if it is finite (</w:t>
-      </w:r>
-      <w:hyperlink w:anchor="def-finite-set">
-        <w:r>
-          <w:rPr>
-            <w:rStyle w:val="Hyperlink"/>
-          </w:rPr>
-          <w:t xml:space="preserve">Definition 15</w:t>
-        </w:r>
-      </w:hyperlink>
-      <w:r>
-        <w:t xml:space="preserve">),</w:t>
-      </w:r>
-      <w:r>
-        <w:t xml:space="preserve"> </w:t>
-      </w:r>
-      <w:r>
-        <w:t xml:space="preserve">or if its elements can be listed as a sequence (</w:t>
-      </w:r>
-      <w:hyperlink w:anchor="def-sequence">
-        <w:r>
-          <w:rPr>
-            <w:rStyle w:val="Hyperlink"/>
-          </w:rPr>
-          <w:t xml:space="preserve">Definition 12</w:t>
-        </w:r>
-      </w:hyperlink>
-      <w:r>
-        <w:t xml:space="preserve">)</w:t>
-      </w:r>
-      <w:r>
-        <w:t xml:space="preserve"> </w:t>
-      </w:r>
-      <m:oMath>
-        <m:sSub>
-          <m:e>
-            <m:r>
-              <m:t>a</m:t>
-            </m:r>
-          </m:e>
-          <m:sub>
-            <m:r>
-              <m:t>1</m:t>
-            </m:r>
-          </m:sub>
-        </m:sSub>
-        <m:r>
-          <m:rPr>
-            <m:sty m:val="p"/>
-          </m:rPr>
-          <m:t>,</m:t>
-        </m:r>
-        <m:sSub>
-          <m:e>
-            <m:r>
-              <m:t>a</m:t>
-            </m:r>
-          </m:e>
-          <m:sub>
-            <m:r>
-              <m:t>2</m:t>
-            </m:r>
-          </m:sub>
-        </m:sSub>
-        <m:r>
-          <m:rPr>
-            <m:sty m:val="p"/>
-          </m:rPr>
-          <m:t>,</m:t>
-        </m:r>
-        <m:sSub>
-          <m:e>
-            <m:r>
-              <m:t>a</m:t>
-            </m:r>
-          </m:e>
-          <m:sub>
-            <m:r>
-              <m:t>3</m:t>
-            </m:r>
-          </m:sub>
-        </m:sSub>
-        <m:r>
-          <m:rPr>
-            <m:sty m:val="p"/>
-          </m:rPr>
-          <m:t>,</m:t>
-        </m:r>
-        <m:r>
-          <m:rPr>
-            <m:sty m:val="p"/>
-          </m:rPr>
-          <m:t>…</m:t>
-        </m:r>
-      </m:oMath>
-      <w:r>
-        <w:t xml:space="preserve"> </w:t>
-      </w:r>
-      <w:r>
-        <w:t xml:space="preserve">in which every element appears.</w:t>
-      </w:r>
-    </w:p>
-    <w:bookmarkEnd w:id="50"/>
-    <w:bookmarkStart w:id="51" w:name="def-countably-infinite"/>
-    <w:p>
-      <w:pPr>
-        <w:pStyle w:val="BodyText"/>
-      </w:pPr>
-      <w:r>
-        <w:rPr>
-          <w:b/>
-          <w:bCs/>
-        </w:rPr>
-        <w:t xml:space="preserve">Definition 19 (Countably infinite set)</w:t>
+        <w:t xml:space="preserve">Definition 22 (Countably infinite set)</w:t>
       </w:r>
       <w:r>
         <w:t xml:space="preserve"> </w:t>
@@ -11371,8 +12231,8 @@
         <w:t xml:space="preserve">and not finite.</w:t>
       </w:r>
     </w:p>
-    <w:bookmarkEnd w:id="51"/>
-    <w:bookmarkStart w:id="54" w:name="exm-countable-set"/>
+    <w:bookmarkEnd w:id="57"/>
+    <w:bookmarkStart w:id="60" w:name="exm-countable-set"/>
     <w:p>
       <w:pPr>
         <w:pStyle w:val="BodyText"/>
@@ -11382,7 +12242,7 @@
           <w:b/>
           <w:bCs/>
         </w:rPr>
-        <w:t xml:space="preserve">Example 10 (Countable and uncountable sets)</w:t>
+        <w:t xml:space="preserve">Example 13 (Countable and uncountable sets)</w:t>
       </w:r>
       <w:r>
         <w:t xml:space="preserve"> </w:t>
@@ -11486,7 +12346,7 @@
       <w:r>
         <w:t xml:space="preserve"> </w:t>
       </w:r>
-      <w:hyperlink r:id="rId52">
+      <w:hyperlink r:id="rId58">
         <w:r>
           <w:rPr>
             <w:rStyle w:val="Hyperlink"/>
@@ -11619,7 +12479,7 @@
       <w:r>
         <w:t xml:space="preserve"> </w:t>
       </w:r>
-      <w:hyperlink r:id="rId53">
+      <w:hyperlink r:id="rId59">
         <w:r>
           <w:rPr>
             <w:rStyle w:val="Hyperlink"/>
@@ -11738,8 +12598,8 @@
         <w:t xml:space="preserve">lists every one of them.</w:t>
       </w:r>
     </w:p>
-    <w:bookmarkEnd w:id="54"/>
-    <w:bookmarkStart w:id="55" w:name="thm-interval-uncountable"/>
+    <w:bookmarkEnd w:id="60"/>
+    <w:bookmarkStart w:id="61" w:name="thm-interval-uncountable"/>
     <w:p>
       <w:pPr>
         <w:pStyle w:val="FirstParagraph"/>
@@ -11807,8 +12667,8 @@
         <w:t xml:space="preserve">.</w:t>
       </w:r>
     </w:p>
-    <w:bookmarkEnd w:id="55"/>
-    <w:bookmarkStart w:id="59" w:name="rem-cantor-diagonal"/>
+    <w:bookmarkEnd w:id="61"/>
+    <w:bookmarkStart w:id="65" w:name="rem-cantor-diagonal"/>
     <w:p>
       <w:pPr>
         <w:pStyle w:val="BodyText"/>
@@ -11829,7 +12689,7 @@
       <w:r>
         <w:t xml:space="preserve"> </w:t>
       </w:r>
-      <w:hyperlink r:id="rId56">
+      <w:hyperlink r:id="rId62">
         <w:r>
           <w:rPr>
             <w:rStyle w:val="Hyperlink"/>
@@ -11925,7 +12785,7 @@
       <w:r>
         <w:t xml:space="preserve"> </w:t>
       </w:r>
-      <w:hyperlink r:id="rId57">
+      <w:hyperlink r:id="rId63">
         <w:r>
           <w:rPr>
             <w:rStyle w:val="Hyperlink"/>
@@ -12034,7 +12894,7 @@
       <w:r>
         <w:t xml:space="preserve"> </w:t>
       </w:r>
-      <w:hyperlink r:id="rId58">
+      <w:hyperlink r:id="rId64">
         <w:r>
           <w:rPr>
             <w:rStyle w:val="Hyperlink"/>
@@ -12261,9 +13121,9 @@
         <w:t xml:space="preserve">and from the third in the third digit.</w:t>
       </w:r>
     </w:p>
-    <w:bookmarkEnd w:id="59"/>
-    <w:bookmarkEnd w:id="60"/>
-    <w:bookmarkStart w:id="64" w:name="references"/>
+    <w:bookmarkEnd w:id="65"/>
+    <w:bookmarkEnd w:id="66"/>
+    <w:bookmarkStart w:id="70" w:name="references"/>
     <w:p>
       <w:pPr>
         <w:pStyle w:val="Heading2"/>
@@ -12272,8 +13132,8 @@
         <w:t xml:space="preserve">References</w:t>
       </w:r>
     </w:p>
-    <w:bookmarkStart w:id="63" w:name="refs"/>
-    <w:bookmarkStart w:id="62" w:name="ref-halmos1974naive"/>
+    <w:bookmarkStart w:id="69" w:name="refs"/>
+    <w:bookmarkStart w:id="68" w:name="ref-halmos1974naive"/>
     <w:p>
       <w:pPr>
         <w:pStyle w:val="Bibliography"/>
@@ -12297,7 +13157,7 @@
       <w:r>
         <w:t xml:space="preserve"> </w:t>
       </w:r>
-      <w:hyperlink r:id="rId61">
+      <w:hyperlink r:id="rId67">
         <w:r>
           <w:rPr>
             <w:rStyle w:val="Hyperlink"/>
@@ -12309,9 +13169,9 @@
         <w:t xml:space="preserve">.</w:t>
       </w:r>
     </w:p>
-    <w:bookmarkEnd w:id="62"/>
-    <w:bookmarkEnd w:id="63"/>
-    <w:bookmarkEnd w:id="64"/>
+    <w:bookmarkEnd w:id="68"/>
+    <w:bookmarkEnd w:id="69"/>
+    <w:bookmarkEnd w:id="70"/>
     <w:sectPr>
       <w:footnotePr>
         <w:numRestart w:val="eachSect"/>

--- a/functions.docx
+++ b/functions.docx
@@ -15,7 +15,7 @@
         <w:pStyle w:val="Date"/>
       </w:pPr>
       <w:r>
-        <w:t xml:space="preserve">Last modified: 2026-10-16 18:32:13 (PDT)</w:t>
+        <w:t xml:space="preserve">Last modified: 2026-10-16 19:32:00 (PDT)</w:t>
       </w:r>
     </w:p>
     <w:p>
@@ -71,7 +71,7 @@
         <w:t xml:space="preserve">page.</w:t>
       </w:r>
     </w:p>
-    <w:bookmarkStart w:id="48" w:name="functions"/>
+    <w:bookmarkStart w:id="55" w:name="functions"/>
     <w:p>
       <w:pPr>
         <w:pStyle w:val="Heading2"/>
@@ -9627,7 +9627,7 @@
       </w:r>
     </w:p>
     <w:bookmarkEnd w:id="42"/>
-    <w:bookmarkStart w:id="44" w:name="def-sequence"/>
+    <w:bookmarkStart w:id="43" w:name="def-operator"/>
     <w:p>
       <w:pPr>
         <w:pStyle w:val="FirstParagraph"/>
@@ -9637,13 +9637,13 @@
           <w:b/>
           <w:bCs/>
         </w:rPr>
-        <w:t xml:space="preserve">Definition 15 (Sequence)</w:t>
-      </w:r>
-      <w:r>
-        <w:t xml:space="preserve"> </w:t>
-      </w:r>
-      <w:r>
-        <w:t xml:space="preserve">A</w:t>
+        <w:t xml:space="preserve">Definition 15 (Operator)</w:t>
+      </w:r>
+      <w:r>
+        <w:t xml:space="preserve"> </w:t>
+      </w:r>
+      <w:r>
+        <w:t xml:space="preserve">An</w:t>
       </w:r>
       <w:r>
         <w:t xml:space="preserve"> </w:t>
@@ -9653,22 +9653,8 @@
           <w:b/>
           <w:bCs/>
         </w:rPr>
-        <w:t xml:space="preserve">sequence</w:t>
-      </w:r>
-      <w:r>
-        <w:t xml:space="preserve"> </w:t>
-      </w:r>
-      <w:r>
-        <w:t xml:space="preserve">in a set</w:t>
-      </w:r>
-      <w:r>
-        <w:t xml:space="preserve"> </w:t>
-      </w:r>
-      <m:oMath>
-        <m:r>
-          <m:t>S</m:t>
-        </m:r>
-      </m:oMath>
+        <w:t xml:space="preserve">operator</w:t>
+      </w:r>
       <w:r>
         <w:t xml:space="preserve"> </w:t>
       </w:r>
@@ -9689,234 +9675,46 @@
       <w:r>
         <w:t xml:space="preserve"> </w:t>
       </w:r>
-      <m:oMath>
-        <m:r>
-          <m:t>a</m:t>
-        </m:r>
-        <m:r>
-          <m:rPr>
-            <m:sty m:val="p"/>
-          </m:rPr>
-          <m:t>:</m:t>
-        </m:r>
-        <m:r>
-          <m:rPr>
-            <m:scr m:val="double-struck"/>
-            <m:sty m:val="p"/>
-          </m:rPr>
-          <m:t>N</m:t>
-        </m:r>
-        <m:r>
-          <m:rPr>
-            <m:sty m:val="p"/>
-          </m:rPr>
-          <m:t>→</m:t>
-        </m:r>
-        <m:r>
-          <m:t>S</m:t>
-        </m:r>
-      </m:oMath>
-      <w:r>
-        <w:t xml:space="preserve"> </w:t>
-      </w:r>
-      <w:r>
-        <w:t xml:space="preserve">from the</w:t>
-      </w:r>
-      <w:r>
-        <w:t xml:space="preserve"> </w:t>
-      </w:r>
-      <w:hyperlink r:id="rId43">
+      <w:r>
+        <w:t xml:space="preserve">whose</w:t>
+      </w:r>
+      <w:r>
+        <w:t xml:space="preserve"> </w:t>
+      </w:r>
+      <w:hyperlink w:anchor="def-argument">
         <w:r>
           <w:rPr>
             <w:rStyle w:val="Hyperlink"/>
           </w:rPr>
-          <w:t xml:space="preserve">natural numbers</w:t>
+          <w:t xml:space="preserve">arguments</w:t>
         </w:r>
       </w:hyperlink>
       <w:r>
         <w:t xml:space="preserve"> </w:t>
       </w:r>
       <w:r>
-        <w:t xml:space="preserve">to</w:t>
-      </w:r>
-      <w:r>
-        <w:t xml:space="preserve"> </w:t>
-      </w:r>
-      <m:oMath>
-        <m:r>
-          <m:t>S</m:t>
-        </m:r>
-      </m:oMath>
-      <w:r>
-        <w:t xml:space="preserve">.</w:t>
-      </w:r>
-      <w:r>
-        <w:t xml:space="preserve"> </w:t>
-      </w:r>
-      <w:r>
-        <w:t xml:space="preserve">Its value</w:t>
-      </w:r>
-      <w:r>
-        <w:t xml:space="preserve"> </w:t>
-      </w:r>
-      <m:oMath>
-        <m:r>
-          <m:t>a</m:t>
-        </m:r>
-        <m:r>
-          <m:rPr>
-            <m:sty m:val="p"/>
-          </m:rPr>
-          <m:t>(</m:t>
-        </m:r>
-        <m:r>
-          <m:t>n</m:t>
-        </m:r>
-        <m:r>
-          <m:rPr>
-            <m:sty m:val="p"/>
-          </m:rPr>
-          <m:t>)</m:t>
-        </m:r>
-      </m:oMath>
-      <w:r>
-        <w:t xml:space="preserve"> </w:t>
-      </w:r>
-      <w:r>
-        <w:t xml:space="preserve">is written</w:t>
-      </w:r>
-      <w:r>
-        <w:t xml:space="preserve"> </w:t>
-      </w:r>
-      <m:oMath>
-        <m:sSub>
-          <m:e>
-            <m:r>
-              <m:t>a</m:t>
-            </m:r>
-          </m:e>
-          <m:sub>
-            <m:r>
-              <m:t>n</m:t>
-            </m:r>
-          </m:sub>
-        </m:sSub>
-      </m:oMath>
-      <w:r>
-        <w:t xml:space="preserve">,</w:t>
-      </w:r>
-      <w:r>
-        <w:t xml:space="preserve"> </w:t>
-      </w:r>
-      <w:r>
-        <w:t xml:space="preserve">and the sequence is written</w:t>
-      </w:r>
-      <w:r>
-        <w:t xml:space="preserve"> </w:t>
-      </w:r>
-      <m:oMath>
-        <m:r>
-          <m:rPr>
-            <m:sty m:val="p"/>
-          </m:rPr>
-          <m:t>(</m:t>
-        </m:r>
-        <m:sSub>
-          <m:e>
-            <m:r>
-              <m:t>a</m:t>
-            </m:r>
-          </m:e>
-          <m:sub>
-            <m:r>
-              <m:t>n</m:t>
-            </m:r>
-          </m:sub>
-        </m:sSub>
-        <m:r>
-          <m:rPr>
-            <m:sty m:val="p"/>
-          </m:rPr>
-          <m:t>)</m:t>
-        </m:r>
-      </m:oMath>
-      <w:r>
-        <w:t xml:space="preserve"> </w:t>
-      </w:r>
-      <w:r>
-        <w:t xml:space="preserve">or</w:t>
-      </w:r>
-      <w:r>
-        <w:t xml:space="preserve"> </w:t>
-      </w:r>
-      <m:oMath>
-        <m:sSub>
-          <m:e>
-            <m:r>
-              <m:t>a</m:t>
-            </m:r>
-          </m:e>
-          <m:sub>
-            <m:r>
-              <m:t>1</m:t>
-            </m:r>
-          </m:sub>
-        </m:sSub>
-        <m:r>
-          <m:rPr>
-            <m:sty m:val="p"/>
-          </m:rPr>
-          <m:t>,</m:t>
-        </m:r>
-        <m:sSub>
-          <m:e>
-            <m:r>
-              <m:t>a</m:t>
-            </m:r>
-          </m:e>
-          <m:sub>
-            <m:r>
-              <m:t>2</m:t>
-            </m:r>
-          </m:sub>
-        </m:sSub>
-        <m:r>
-          <m:rPr>
-            <m:sty m:val="p"/>
-          </m:rPr>
-          <m:t>,</m:t>
-        </m:r>
-        <m:sSub>
-          <m:e>
-            <m:r>
-              <m:t>a</m:t>
-            </m:r>
-          </m:e>
-          <m:sub>
-            <m:r>
-              <m:t>3</m:t>
-            </m:r>
-          </m:sub>
-        </m:sSub>
-        <m:r>
-          <m:rPr>
-            <m:sty m:val="p"/>
-          </m:rPr>
-          <m:t>,</m:t>
-        </m:r>
-        <m:r>
-          <m:rPr>
-            <m:sty m:val="p"/>
-          </m:rPr>
-          <m:t>…</m:t>
-        </m:r>
-      </m:oMath>
-      <w:r>
-        <w:t xml:space="preserve">.</w:t>
+        <w:t xml:space="preserve">and</w:t>
+      </w:r>
+      <w:r>
+        <w:t xml:space="preserve"> </w:t>
+      </w:r>
+      <w:hyperlink w:anchor="def-value">
+        <w:r>
+          <w:rPr>
+            <w:rStyle w:val="Hyperlink"/>
+          </w:rPr>
+          <w:t xml:space="preserve">values</w:t>
+        </w:r>
+      </w:hyperlink>
+      <w:r>
+        <w:t xml:space="preserve"> </w:t>
+      </w:r>
+      <w:r>
+        <w:t xml:space="preserve">are both functions or both vectors.</w:t>
       </w:r>
     </w:p>
-    <w:bookmarkEnd w:id="44"/>
-    <w:bookmarkStart w:id="45" w:name="def-sequence-term"/>
+    <w:bookmarkEnd w:id="43"/>
+    <w:bookmarkStart w:id="44" w:name="exm-operator"/>
     <w:p>
       <w:pPr>
         <w:pStyle w:val="BodyText"/>
@@ -9926,110 +9724,394 @@
           <w:b/>
           <w:bCs/>
         </w:rPr>
-        <w:t xml:space="preserve">Definition 16 (Term of a sequence)</w:t>
-      </w:r>
-      <w:r>
-        <w:t xml:space="preserve"> </w:t>
-      </w:r>
-      <w:r>
-        <w:t xml:space="preserve">The value</w:t>
-      </w:r>
-      <w:r>
-        <w:t xml:space="preserve"> </w:t>
-      </w:r>
-      <m:oMath>
-        <m:sSub>
+        <w:t xml:space="preserve">Example 11 (The derivative as an operator)</w:t>
+      </w:r>
+      <w:r>
+        <w:t xml:space="preserve"> </w:t>
+      </w:r>
+      <w:r>
+        <w:t xml:space="preserve">Let</w:t>
+      </w:r>
+      <w:r>
+        <w:t xml:space="preserve"> </w:t>
+      </w:r>
+      <m:oMath>
+        <m:r>
+          <m:t>D</m:t>
+        </m:r>
+      </m:oMath>
+      <w:r>
+        <w:t xml:space="preserve"> </w:t>
+      </w:r>
+      <w:r>
+        <w:t xml:space="preserve">send each differentiable function</w:t>
+      </w:r>
+      <w:r>
+        <w:t xml:space="preserve"> </w:t>
+      </w:r>
+      <m:oMath>
+        <m:r>
+          <m:t>f</m:t>
+        </m:r>
+        <m:r>
+          <m:rPr>
+            <m:sty m:val="p"/>
+          </m:rPr>
+          <m:t>:</m:t>
+        </m:r>
+        <m:r>
+          <m:rPr>
+            <m:scr m:val="double-struck"/>
+            <m:sty m:val="p"/>
+          </m:rPr>
+          <m:t>R</m:t>
+        </m:r>
+        <m:r>
+          <m:rPr>
+            <m:sty m:val="p"/>
+          </m:rPr>
+          <m:t>→</m:t>
+        </m:r>
+        <m:r>
+          <m:rPr>
+            <m:scr m:val="double-struck"/>
+            <m:sty m:val="p"/>
+          </m:rPr>
+          <m:t>R</m:t>
+        </m:r>
+      </m:oMath>
+      <w:r>
+        <w:t xml:space="preserve"> </w:t>
+      </w:r>
+      <w:r>
+        <w:t xml:space="preserve">to its derivative function</w:t>
+      </w:r>
+      <w:r>
+        <w:t xml:space="preserve"> </w:t>
+      </w:r>
+      <m:oMath>
+        <m:r>
+          <m:t>D</m:t>
+        </m:r>
+        <m:r>
+          <m:t>f</m:t>
+        </m:r>
+        <m:r>
+          <m:rPr>
+            <m:sty m:val="p"/>
+          </m:rPr>
+          <m:t>=</m:t>
+        </m:r>
+        <m:sSup>
           <m:e>
             <m:r>
-              <m:t>a</m:t>
+              <m:t>f</m:t>
             </m:r>
           </m:e>
-          <m:sub>
-            <m:r>
-              <m:t>n</m:t>
-            </m:r>
-          </m:sub>
-        </m:sSub>
-      </m:oMath>
-      <w:r>
-        <w:t xml:space="preserve"> </w:t>
-      </w:r>
-      <w:r>
-        <w:t xml:space="preserve">of a sequence</w:t>
-      </w:r>
-      <w:r>
-        <w:t xml:space="preserve"> </w:t>
-      </w:r>
-      <m:oMath>
+          <m:sup>
+            <m:r>
+              <m:rPr>
+                <m:sty m:val="p"/>
+              </m:rPr>
+              <m:t>′</m:t>
+            </m:r>
+          </m:sup>
+        </m:sSup>
+      </m:oMath>
+      <w:r>
+        <w:t xml:space="preserve">.</w:t>
+      </w:r>
+      <w:r>
+        <w:t xml:space="preserve"> </w:t>
+      </w:r>
+      <w:r>
+        <w:t xml:space="preserve">Then</w:t>
+      </w:r>
+      <w:r>
+        <w:t xml:space="preserve"> </w:t>
+      </w:r>
+      <m:oMath>
+        <m:r>
+          <m:t>D</m:t>
+        </m:r>
+      </m:oMath>
+      <w:r>
+        <w:t xml:space="preserve"> </w:t>
+      </w:r>
+      <w:r>
+        <w:t xml:space="preserve">is an operator, because its arguments and its values are functions.</w:t>
+      </w:r>
+      <w:r>
+        <w:t xml:space="preserve"> </w:t>
+      </w:r>
+      <w:r>
+        <w:t xml:space="preserve">For example,</w:t>
+      </w:r>
+      <w:r>
+        <w:t xml:space="preserve"> </w:t>
+      </w:r>
+      <m:oMath>
+        <m:r>
+          <m:t>D</m:t>
+        </m:r>
+      </m:oMath>
+      <w:r>
+        <w:t xml:space="preserve"> </w:t>
+      </w:r>
+      <w:r>
+        <w:t xml:space="preserve">sends</w:t>
+      </w:r>
+      <w:r>
+        <w:t xml:space="preserve"> </w:t>
+      </w:r>
+      <m:oMath>
+        <m:r>
+          <m:t>f</m:t>
+        </m:r>
         <m:r>
           <m:rPr>
             <m:sty m:val="p"/>
           </m:rPr>
           <m:t>(</m:t>
         </m:r>
-        <m:sSub>
+        <m:r>
+          <m:t>x</m:t>
+        </m:r>
+        <m:r>
+          <m:rPr>
+            <m:sty m:val="p"/>
+          </m:rPr>
+          <m:t>)</m:t>
+        </m:r>
+        <m:r>
+          <m:rPr>
+            <m:sty m:val="p"/>
+          </m:rPr>
+          <m:t>=</m:t>
+        </m:r>
+        <m:sSup>
           <m:e>
             <m:r>
-              <m:t>a</m:t>
+              <m:t>x</m:t>
             </m:r>
           </m:e>
-          <m:sub>
-            <m:r>
-              <m:t>n</m:t>
-            </m:r>
-          </m:sub>
-        </m:sSub>
+          <m:sup>
+            <m:r>
+              <m:t>2</m:t>
+            </m:r>
+          </m:sup>
+        </m:sSup>
+      </m:oMath>
+      <w:r>
+        <w:t xml:space="preserve"> </w:t>
+      </w:r>
+      <w:r>
+        <w:t xml:space="preserve">to the function</w:t>
+      </w:r>
+      <w:r>
+        <w:t xml:space="preserve"> </w:t>
+      </w:r>
+      <m:oMath>
+        <m:r>
+          <m:rPr>
+            <m:sty m:val="p"/>
+          </m:rPr>
+          <m:t>(</m:t>
+        </m:r>
+        <m:r>
+          <m:t>D</m:t>
+        </m:r>
+        <m:r>
+          <m:t>f</m:t>
+        </m:r>
         <m:r>
           <m:rPr>
             <m:sty m:val="p"/>
           </m:rPr>
           <m:t>)</m:t>
         </m:r>
-      </m:oMath>
-      <w:r>
-        <w:t xml:space="preserve"> </w:t>
-      </w:r>
-      <w:r>
-        <w:t xml:space="preserve">(</w:t>
-      </w:r>
-      <w:hyperlink w:anchor="def-sequence">
+        <m:r>
+          <m:rPr>
+            <m:sty m:val="p"/>
+          </m:rPr>
+          <m:t>(</m:t>
+        </m:r>
+        <m:r>
+          <m:t>x</m:t>
+        </m:r>
+        <m:r>
+          <m:rPr>
+            <m:sty m:val="p"/>
+          </m:rPr>
+          <m:t>)</m:t>
+        </m:r>
+        <m:r>
+          <m:rPr>
+            <m:sty m:val="p"/>
+          </m:rPr>
+          <m:t>=</m:t>
+        </m:r>
+        <m:r>
+          <m:t>2</m:t>
+        </m:r>
+        <m:r>
+          <m:t>x</m:t>
+        </m:r>
+      </m:oMath>
+      <w:r>
+        <w:t xml:space="preserve">.</w:t>
+      </w:r>
+    </w:p>
+    <w:bookmarkEnd w:id="44"/>
+    <w:bookmarkStart w:id="46" w:name="rem-operator"/>
+    <w:p>
+      <w:pPr>
+        <w:pStyle w:val="BodyText"/>
+      </w:pPr>
+      <w:r>
+        <w:rPr>
+          <w:i/>
+          <w:iCs/>
+        </w:rPr>
+        <w:t xml:space="preserve">Remark 6</w:t>
+      </w:r>
+      <w:r>
+        <w:t xml:space="preserve"> (Other uses of</w:t>
+      </w:r>
+      <w:r>
+        <w:t xml:space="preserve"> </w:t>
+      </w:r>
+      <w:r>
+        <w:t xml:space="preserve">“operator”</w:t>
+      </w:r>
+      <w:r>
+        <w:t xml:space="preserve">). </w:t>
+      </w:r>
+      <w:r>
+        <w:t xml:space="preserve">Some authors call every function an operator,</w:t>
+      </w:r>
+      <w:r>
+        <w:t xml:space="preserve"> </w:t>
+      </w:r>
+      <w:r>
+        <w:t xml:space="preserve">and others reserve the word for functions whose domain and codomain are the same set,</w:t>
+      </w:r>
+      <w:r>
+        <w:t xml:space="preserve"> </w:t>
+      </w:r>
+      <w:r>
+        <w:t xml:space="preserve">as in the</w:t>
+      </w:r>
+      <w:r>
+        <w:t xml:space="preserve"> </w:t>
+      </w:r>
+      <w:hyperlink r:id="rId45">
         <w:r>
           <w:rPr>
             <w:rStyle w:val="Hyperlink"/>
           </w:rPr>
-          <w:t xml:space="preserve">Definition 15</w:t>
+          <w:t xml:space="preserve">linear operator</w:t>
         </w:r>
       </w:hyperlink>
       <w:r>
-        <w:t xml:space="preserve">) is called its</w:t>
-      </w:r>
-      <w:r>
-        <w:t xml:space="preserve"> </w:t>
-      </w:r>
-      <m:oMath>
-        <m:r>
-          <m:t>n</m:t>
-        </m:r>
-      </m:oMath>
-      <w:r>
-        <w:t xml:space="preserve">th</w:t>
-      </w:r>
-      <w:r>
-        <w:t xml:space="preserve"> </w:t>
-      </w:r>
+        <w:t xml:space="preserve">.</w:t>
+      </w:r>
+    </w:p>
+    <w:bookmarkEnd w:id="46"/>
+    <w:bookmarkStart w:id="47" w:name="def-functional"/>
+    <w:p>
+      <w:pPr>
+        <w:pStyle w:val="BodyText"/>
+      </w:pPr>
       <w:r>
         <w:rPr>
           <w:b/>
           <w:bCs/>
         </w:rPr>
-        <w:t xml:space="preserve">term</w:t>
-      </w:r>
-      <w:r>
-        <w:t xml:space="preserve">.</w:t>
+        <w:t xml:space="preserve">Definition 16 (Functional)</w:t>
+      </w:r>
+      <w:r>
+        <w:t xml:space="preserve"> </w:t>
+      </w:r>
+      <w:r>
+        <w:t xml:space="preserve">A</w:t>
+      </w:r>
+      <w:r>
+        <w:t xml:space="preserve"> </w:t>
+      </w:r>
+      <w:r>
+        <w:rPr>
+          <w:b/>
+          <w:bCs/>
+        </w:rPr>
+        <w:t xml:space="preserve">functional</w:t>
+      </w:r>
+      <w:r>
+        <w:t xml:space="preserve"> </w:t>
+      </w:r>
+      <w:r>
+        <w:t xml:space="preserve">is a</w:t>
+      </w:r>
+      <w:r>
+        <w:t xml:space="preserve"> </w:t>
+      </w:r>
+      <w:hyperlink w:anchor="def-function">
+        <w:r>
+          <w:rPr>
+            <w:rStyle w:val="Hyperlink"/>
+          </w:rPr>
+          <w:t xml:space="preserve">function</w:t>
+        </w:r>
+      </w:hyperlink>
+      <w:r>
+        <w:t xml:space="preserve"> </w:t>
+      </w:r>
+      <w:r>
+        <w:t xml:space="preserve">whose</w:t>
+      </w:r>
+      <w:r>
+        <w:t xml:space="preserve"> </w:t>
+      </w:r>
+      <w:hyperlink w:anchor="def-argument">
+        <w:r>
+          <w:rPr>
+            <w:rStyle w:val="Hyperlink"/>
+          </w:rPr>
+          <w:t xml:space="preserve">arguments</w:t>
+        </w:r>
+      </w:hyperlink>
+      <w:r>
+        <w:t xml:space="preserve"> </w:t>
+      </w:r>
+      <w:r>
+        <w:t xml:space="preserve">are functions or vectors</w:t>
+      </w:r>
+      <w:r>
+        <w:t xml:space="preserve"> </w:t>
+      </w:r>
+      <w:r>
+        <w:t xml:space="preserve">and whose</w:t>
+      </w:r>
+      <w:r>
+        <w:t xml:space="preserve"> </w:t>
+      </w:r>
+      <w:hyperlink w:anchor="def-value">
+        <w:r>
+          <w:rPr>
+            <w:rStyle w:val="Hyperlink"/>
+          </w:rPr>
+          <w:t xml:space="preserve">values</w:t>
+        </w:r>
+      </w:hyperlink>
+      <w:r>
+        <w:t xml:space="preserve"> </w:t>
+      </w:r>
+      <w:r>
+        <w:t xml:space="preserve">are real numbers.</w:t>
       </w:r>
     </w:p>
-    <w:bookmarkEnd w:id="45"/>
-    <w:bookmarkStart w:id="46" w:name="exm-sequence"/>
+    <w:bookmarkEnd w:id="47"/>
+    <w:bookmarkStart w:id="49" w:name="exm-functional"/>
     <w:p>
       <w:pPr>
         <w:pStyle w:val="BodyText"/>
@@ -10039,7 +10121,7 @@
           <w:b/>
           <w:bCs/>
         </w:rPr>
-        <w:t xml:space="preserve">Example 11 (Sequences)</w:t>
+        <w:t xml:space="preserve">Example 12 (Evaluation, integration and expectation as functionals)</w:t>
       </w:r>
       <w:r>
         <w:t xml:space="preserve"> </w:t>
@@ -10056,176 +10138,85 @@
           <w:numId w:val="1009"/>
         </w:numPr>
       </w:pPr>
-      <m:oMath>
-        <m:sSub>
-          <m:e>
-            <m:r>
-              <m:t>a</m:t>
-            </m:r>
-          </m:e>
-          <m:sub>
-            <m:r>
-              <m:t>n</m:t>
-            </m:r>
-          </m:sub>
-        </m:sSub>
-        <m:r>
-          <m:rPr>
-            <m:sty m:val="p"/>
-          </m:rPr>
-          <m:t>=</m:t>
-        </m:r>
-        <m:f>
-          <m:fPr>
-            <m:type m:val="bar"/>
-          </m:fPr>
-          <m:num>
-            <m:r>
-              <m:t>1</m:t>
-            </m:r>
-          </m:num>
-          <m:den>
-            <m:r>
-              <m:t>n</m:t>
-            </m:r>
-          </m:den>
-        </m:f>
-      </m:oMath>
-      <w:r>
-        <w:t xml:space="preserve"> </w:t>
-      </w:r>
-      <w:r>
-        <w:t xml:space="preserve">is the sequence</w:t>
-      </w:r>
-      <w:r>
-        <w:t xml:space="preserve"> </w:t>
-      </w:r>
-      <m:oMath>
-        <m:r>
-          <m:t>1</m:t>
-        </m:r>
-        <m:r>
-          <m:rPr>
-            <m:sty m:val="p"/>
-          </m:rPr>
-          <m:t>,</m:t>
-        </m:r>
-        <m:f>
-          <m:fPr>
-            <m:type m:val="bar"/>
-          </m:fPr>
-          <m:num>
-            <m:r>
-              <m:t>1</m:t>
-            </m:r>
-          </m:num>
-          <m:den>
-            <m:r>
-              <m:t>2</m:t>
-            </m:r>
-          </m:den>
-        </m:f>
-        <m:r>
-          <m:rPr>
-            <m:sty m:val="p"/>
-          </m:rPr>
-          <m:t>,</m:t>
-        </m:r>
-        <m:f>
-          <m:fPr>
-            <m:type m:val="bar"/>
-          </m:fPr>
-          <m:num>
-            <m:r>
-              <m:t>1</m:t>
-            </m:r>
-          </m:num>
-          <m:den>
-            <m:r>
-              <m:t>3</m:t>
-            </m:r>
-          </m:den>
-        </m:f>
-        <m:r>
-          <m:rPr>
-            <m:sty m:val="p"/>
-          </m:rPr>
-          <m:t>,</m:t>
-        </m:r>
-        <m:f>
-          <m:fPr>
-            <m:type m:val="bar"/>
-          </m:fPr>
-          <m:num>
-            <m:r>
-              <m:t>1</m:t>
-            </m:r>
-          </m:num>
-          <m:den>
-            <m:r>
-              <m:t>4</m:t>
-            </m:r>
-          </m:den>
-        </m:f>
-        <m:r>
-          <m:rPr>
-            <m:sty m:val="p"/>
-          </m:rPr>
-          <m:t>,</m:t>
-        </m:r>
-        <m:r>
-          <m:rPr>
-            <m:sty m:val="p"/>
-          </m:rPr>
-          <m:t>…</m:t>
-        </m:r>
-      </m:oMath>
-      <w:r>
-        <w:t xml:space="preserve">;</w:t>
-      </w:r>
-      <w:r>
-        <w:t xml:space="preserve"> </w:t>
-      </w:r>
-      <w:r>
-        <w:t xml:space="preserve">its third term is</w:t>
-      </w:r>
-      <w:r>
-        <w:t xml:space="preserve"> </w:t>
-      </w:r>
-      <m:oMath>
-        <m:sSub>
-          <m:e>
-            <m:r>
-              <m:t>a</m:t>
-            </m:r>
-          </m:e>
-          <m:sub>
-            <m:r>
-              <m:t>3</m:t>
-            </m:r>
-          </m:sub>
-        </m:sSub>
-        <m:r>
-          <m:rPr>
-            <m:sty m:val="p"/>
-          </m:rPr>
-          <m:t>=</m:t>
-        </m:r>
-        <m:f>
-          <m:fPr>
-            <m:type m:val="bar"/>
-          </m:fPr>
-          <m:num>
-            <m:r>
-              <m:t>1</m:t>
-            </m:r>
-          </m:num>
-          <m:den>
-            <m:r>
-              <m:t>3</m:t>
-            </m:r>
-          </m:den>
-        </m:f>
+      <w:r>
+        <w:t xml:space="preserve">Evaluation at</w:t>
+      </w:r>
+      <w:r>
+        <w:t xml:space="preserve"> </w:t>
+      </w:r>
+      <m:oMath>
+        <m:r>
+          <m:t>0</m:t>
+        </m:r>
+      </m:oMath>
+      <w:r>
+        <w:t xml:space="preserve"> </w:t>
+      </w:r>
+      <w:r>
+        <w:t xml:space="preserve">sends each function</w:t>
+      </w:r>
+      <w:r>
+        <w:t xml:space="preserve"> </w:t>
+      </w:r>
+      <m:oMath>
+        <m:r>
+          <m:t>f</m:t>
+        </m:r>
+        <m:r>
+          <m:rPr>
+            <m:sty m:val="p"/>
+          </m:rPr>
+          <m:t>:</m:t>
+        </m:r>
+        <m:r>
+          <m:rPr>
+            <m:scr m:val="double-struck"/>
+            <m:sty m:val="p"/>
+          </m:rPr>
+          <m:t>R</m:t>
+        </m:r>
+        <m:r>
+          <m:rPr>
+            <m:sty m:val="p"/>
+          </m:rPr>
+          <m:t>→</m:t>
+        </m:r>
+        <m:r>
+          <m:rPr>
+            <m:scr m:val="double-struck"/>
+            <m:sty m:val="p"/>
+          </m:rPr>
+          <m:t>R</m:t>
+        </m:r>
+      </m:oMath>
+      <w:r>
+        <w:t xml:space="preserve"> </w:t>
+      </w:r>
+      <w:r>
+        <w:t xml:space="preserve">to the number</w:t>
+      </w:r>
+      <w:r>
+        <w:t xml:space="preserve"> </w:t>
+      </w:r>
+      <m:oMath>
+        <m:r>
+          <m:t>f</m:t>
+        </m:r>
+        <m:r>
+          <m:rPr>
+            <m:sty m:val="p"/>
+          </m:rPr>
+          <m:t>(</m:t>
+        </m:r>
+        <m:r>
+          <m:t>0</m:t>
+        </m:r>
+        <m:r>
+          <m:rPr>
+            <m:sty m:val="p"/>
+          </m:rPr>
+          <m:t>)</m:t>
+        </m:r>
       </m:oMath>
       <w:r>
         <w:t xml:space="preserve">.</w:t>
@@ -10239,129 +10230,193 @@
           <w:numId w:val="1009"/>
         </w:numPr>
       </w:pPr>
-      <m:oMath>
-        <m:sSub>
+      <w:r>
+        <w:t xml:space="preserve">The definite integral sends each continuous function</w:t>
+      </w:r>
+      <w:r>
+        <w:t xml:space="preserve"> </w:t>
+      </w:r>
+      <m:oMath>
+        <m:r>
+          <m:t>f</m:t>
+        </m:r>
+        <m:r>
+          <m:rPr>
+            <m:sty m:val="p"/>
+          </m:rPr>
+          <m:t>:</m:t>
+        </m:r>
+        <m:r>
+          <m:rPr>
+            <m:sty m:val="p"/>
+          </m:rPr>
+          <m:t>[</m:t>
+        </m:r>
+        <m:r>
+          <m:t>0</m:t>
+        </m:r>
+        <m:r>
+          <m:rPr>
+            <m:sty m:val="p"/>
+          </m:rPr>
+          <m:t>,</m:t>
+        </m:r>
+        <m:r>
+          <m:t>1</m:t>
+        </m:r>
+        <m:r>
+          <m:rPr>
+            <m:sty m:val="p"/>
+          </m:rPr>
+          <m:t>]</m:t>
+        </m:r>
+        <m:r>
+          <m:rPr>
+            <m:sty m:val="p"/>
+          </m:rPr>
+          <m:t>→</m:t>
+        </m:r>
+        <m:r>
+          <m:rPr>
+            <m:scr m:val="double-struck"/>
+            <m:sty m:val="p"/>
+          </m:rPr>
+          <m:t>R</m:t>
+        </m:r>
+      </m:oMath>
+      <w:r>
+        <w:t xml:space="preserve"> </w:t>
+      </w:r>
+      <w:r>
+        <w:t xml:space="preserve">to the number</w:t>
+      </w:r>
+      <w:r>
+        <w:t xml:space="preserve"> </w:t>
+      </w:r>
+      <m:oMath>
+        <m:nary>
+          <m:naryPr>
+            <m:chr m:val="∫"/>
+            <m:limLoc m:val="subSup"/>
+            <m:subHide m:val="off"/>
+            <m:supHide m:val="off"/>
+          </m:naryPr>
+          <m:sub>
+            <m:r>
+              <m:t>0</m:t>
+            </m:r>
+          </m:sub>
+          <m:sup>
+            <m:r>
+              <m:t>1</m:t>
+            </m:r>
+          </m:sup>
           <m:e>
             <m:r>
-              <m:t>b</m:t>
+              <m:t>f</m:t>
             </m:r>
           </m:e>
-          <m:sub>
-            <m:r>
-              <m:t>n</m:t>
-            </m:r>
-          </m:sub>
-        </m:sSub>
+        </m:nary>
+        <m:r>
+          <m:rPr>
+            <m:sty m:val="p"/>
+          </m:rPr>
+          <m:t>(</m:t>
+        </m:r>
+        <m:r>
+          <m:t>x</m:t>
+        </m:r>
+        <m:r>
+          <m:rPr>
+            <m:sty m:val="p"/>
+          </m:rPr>
+          <m:t>)</m:t>
+        </m:r>
+        <m:r>
+          <m:t> </m:t>
+        </m:r>
+        <m:r>
+          <m:t>d</m:t>
+        </m:r>
+        <m:r>
+          <m:t>x</m:t>
+        </m:r>
+      </m:oMath>
+      <w:r>
+        <w:t xml:space="preserve">.</w:t>
+      </w:r>
+      <w:r>
+        <w:t xml:space="preserve"> </w:t>
+      </w:r>
+      <w:r>
+        <w:t xml:space="preserve">For</w:t>
+      </w:r>
+      <w:r>
+        <w:t xml:space="preserve"> </w:t>
+      </w:r>
+      <m:oMath>
+        <m:r>
+          <m:t>f</m:t>
+        </m:r>
+        <m:r>
+          <m:rPr>
+            <m:sty m:val="p"/>
+          </m:rPr>
+          <m:t>(</m:t>
+        </m:r>
+        <m:r>
+          <m:t>x</m:t>
+        </m:r>
+        <m:r>
+          <m:rPr>
+            <m:sty m:val="p"/>
+          </m:rPr>
+          <m:t>)</m:t>
+        </m:r>
         <m:r>
           <m:rPr>
             <m:sty m:val="p"/>
           </m:rPr>
           <m:t>=</m:t>
-        </m:r>
-        <m:r>
-          <m:rPr>
-            <m:sty m:val="p"/>
-          </m:rPr>
-          <m:t>(</m:t>
-        </m:r>
-        <m:r>
-          <m:rPr>
-            <m:sty m:val="p"/>
-          </m:rPr>
-          <m:t>−</m:t>
-        </m:r>
-        <m:r>
-          <m:t>1</m:t>
         </m:r>
         <m:sSup>
           <m:e>
             <m:r>
-              <m:rPr>
-                <m:sty m:val="p"/>
-              </m:rPr>
-              <m:t>)</m:t>
+              <m:t>x</m:t>
             </m:r>
           </m:e>
           <m:sup>
             <m:r>
-              <m:t>n</m:t>
+              <m:t>2</m:t>
             </m:r>
           </m:sup>
         </m:sSup>
       </m:oMath>
       <w:r>
-        <w:t xml:space="preserve"> </w:t>
-      </w:r>
-      <w:r>
-        <w:t xml:space="preserve">is the sequence</w:t>
-      </w:r>
-      <w:r>
-        <w:t xml:space="preserve"> </w:t>
-      </w:r>
-      <m:oMath>
-        <m:r>
-          <m:rPr>
-            <m:sty m:val="p"/>
-          </m:rPr>
-          <m:t>−</m:t>
-        </m:r>
-        <m:r>
-          <m:t>1</m:t>
-        </m:r>
-        <m:r>
-          <m:rPr>
-            <m:sty m:val="p"/>
-          </m:rPr>
-          <m:t>,</m:t>
-        </m:r>
-        <m:r>
-          <m:t>1</m:t>
-        </m:r>
-        <m:r>
-          <m:rPr>
-            <m:sty m:val="p"/>
-          </m:rPr>
-          <m:t>,</m:t>
-        </m:r>
-        <m:r>
-          <m:rPr>
-            <m:sty m:val="p"/>
-          </m:rPr>
-          <m:t>−</m:t>
-        </m:r>
-        <m:r>
-          <m:t>1</m:t>
-        </m:r>
-        <m:r>
-          <m:rPr>
-            <m:sty m:val="p"/>
-          </m:rPr>
-          <m:t>,</m:t>
-        </m:r>
-        <m:r>
-          <m:t>1</m:t>
-        </m:r>
-        <m:r>
-          <m:rPr>
-            <m:sty m:val="p"/>
-          </m:rPr>
-          <m:t>,</m:t>
-        </m:r>
-        <m:r>
-          <m:rPr>
-            <m:sty m:val="p"/>
-          </m:rPr>
-          <m:t>…</m:t>
-        </m:r>
-      </m:oMath>
-      <w:r>
-        <w:t xml:space="preserve">:</w:t>
-      </w:r>
-      <w:r>
-        <w:t xml:space="preserve"> </w:t>
-      </w:r>
-      <w:r>
-        <w:t xml:space="preserve">a sequence can repeat values.</w:t>
+        <w:t xml:space="preserve">, the value is</w:t>
+      </w:r>
+      <w:r>
+        <w:t xml:space="preserve"> </w:t>
+      </w:r>
+      <m:oMath>
+        <m:f>
+          <m:fPr>
+            <m:type m:val="bar"/>
+          </m:fPr>
+          <m:num>
+            <m:r>
+              <m:t>1</m:t>
+            </m:r>
+          </m:num>
+          <m:den>
+            <m:r>
+              <m:t>3</m:t>
+            </m:r>
+          </m:den>
+        </m:f>
+      </m:oMath>
+      <w:r>
+        <w:t xml:space="preserve">.</w:t>
       </w:r>
     </w:p>
     <w:p>
@@ -10373,6 +10428,931 @@
         </w:numPr>
       </w:pPr>
       <w:r>
+        <w:t xml:space="preserve">The</w:t>
+      </w:r>
+      <w:r>
+        <w:t xml:space="preserve"> </w:t>
+      </w:r>
+      <w:hyperlink r:id="rId48">
+        <w:r>
+          <w:rPr>
+            <w:rStyle w:val="Hyperlink"/>
+          </w:rPr>
+          <w:t xml:space="preserve">expectation</w:t>
+        </w:r>
+      </w:hyperlink>
+      <w:r>
+        <w:t xml:space="preserve"> </w:t>
+      </w:r>
+      <w:r>
+        <w:t xml:space="preserve">sends each random variable, which is a function,</w:t>
+      </w:r>
+      <w:r>
+        <w:t xml:space="preserve"> </w:t>
+      </w:r>
+      <w:r>
+        <w:t xml:space="preserve">to a real number, its population mean.</w:t>
+      </w:r>
+    </w:p>
+    <w:p>
+      <w:pPr>
+        <w:pStyle w:val="Compact"/>
+        <w:numPr>
+          <w:ilvl w:val="0"/>
+          <w:numId w:val="1009"/>
+        </w:numPr>
+      </w:pPr>
+      <w:r>
+        <w:t xml:space="preserve">Summing the entries sends each vector</w:t>
+      </w:r>
+      <w:r>
+        <w:t xml:space="preserve"> </w:t>
+      </w:r>
+      <m:oMath>
+        <m:limLow>
+          <m:e>
+            <m:r>
+              <m:t>x</m:t>
+            </m:r>
+          </m:e>
+          <m:lim>
+            <m:r>
+              <m:rPr>
+                <m:sty m:val="p"/>
+              </m:rPr>
+              <m:t>∼</m:t>
+            </m:r>
+          </m:lim>
+        </m:limLow>
+        <m:r>
+          <m:rPr>
+            <m:sty m:val="p"/>
+          </m:rPr>
+          <m:t>∈</m:t>
+        </m:r>
+        <m:sSup>
+          <m:e>
+            <m:r>
+              <m:rPr>
+                <m:scr m:val="double-struck"/>
+                <m:sty m:val="p"/>
+              </m:rPr>
+              <m:t>R</m:t>
+            </m:r>
+          </m:e>
+          <m:sup>
+            <m:r>
+              <m:t>n</m:t>
+            </m:r>
+          </m:sup>
+        </m:sSup>
+      </m:oMath>
+      <w:r>
+        <w:t xml:space="preserve"> </w:t>
+      </w:r>
+      <w:r>
+        <w:t xml:space="preserve">to the number</w:t>
+      </w:r>
+      <w:r>
+        <w:t xml:space="preserve"> </w:t>
+      </w:r>
+      <m:oMath>
+        <m:nary>
+          <m:naryPr>
+            <m:chr m:val="∑"/>
+            <m:limLoc m:val="undOvr"/>
+            <m:subHide m:val="off"/>
+            <m:supHide m:val="off"/>
+          </m:naryPr>
+          <m:sub>
+            <m:r>
+              <m:t>i</m:t>
+            </m:r>
+            <m:r>
+              <m:rPr>
+                <m:sty m:val="p"/>
+              </m:rPr>
+              <m:t>=</m:t>
+            </m:r>
+            <m:r>
+              <m:t>1</m:t>
+            </m:r>
+          </m:sub>
+          <m:sup>
+            <m:r>
+              <m:t>n</m:t>
+            </m:r>
+          </m:sup>
+          <m:e>
+            <m:sSub>
+              <m:e>
+                <m:r>
+                  <m:t>x</m:t>
+                </m:r>
+              </m:e>
+              <m:sub>
+                <m:r>
+                  <m:t>i</m:t>
+                </m:r>
+              </m:sub>
+            </m:sSub>
+          </m:e>
+        </m:nary>
+      </m:oMath>
+      <w:r>
+        <w:t xml:space="preserve">.</w:t>
+      </w:r>
+    </w:p>
+    <w:p>
+      <w:pPr>
+        <w:pStyle w:val="FirstParagraph"/>
+      </w:pPr>
+      <w:r>
+        <w:t xml:space="preserve">Each takes a function or a vector as its argument and returns a number,</w:t>
+      </w:r>
+      <w:r>
+        <w:t xml:space="preserve"> </w:t>
+      </w:r>
+      <w:r>
+        <w:t xml:space="preserve">so each is a functional.</w:t>
+      </w:r>
+      <w:r>
+        <w:t xml:space="preserve"> </w:t>
+      </w:r>
+      <w:r>
+        <w:t xml:space="preserve">The derivative operator in</w:t>
+      </w:r>
+      <w:r>
+        <w:t xml:space="preserve"> </w:t>
+      </w:r>
+      <w:hyperlink w:anchor="exm-operator">
+        <w:r>
+          <w:rPr>
+            <w:rStyle w:val="Hyperlink"/>
+          </w:rPr>
+          <w:t xml:space="preserve">Example 11</w:t>
+        </w:r>
+      </w:hyperlink>
+      <w:r>
+        <w:t xml:space="preserve"> </w:t>
+      </w:r>
+      <w:r>
+        <w:t xml:space="preserve">is not a functional,</w:t>
+      </w:r>
+      <w:r>
+        <w:t xml:space="preserve"> </w:t>
+      </w:r>
+      <w:r>
+        <w:t xml:space="preserve">because its values are functions, not numbers.</w:t>
+      </w:r>
+    </w:p>
+    <w:bookmarkEnd w:id="49"/>
+    <w:bookmarkStart w:id="51" w:name="def-sequence"/>
+    <w:p>
+      <w:pPr>
+        <w:pStyle w:val="BodyText"/>
+      </w:pPr>
+      <w:r>
+        <w:rPr>
+          <w:b/>
+          <w:bCs/>
+        </w:rPr>
+        <w:t xml:space="preserve">Definition 17 (Sequence)</w:t>
+      </w:r>
+      <w:r>
+        <w:t xml:space="preserve"> </w:t>
+      </w:r>
+      <w:r>
+        <w:t xml:space="preserve">A</w:t>
+      </w:r>
+      <w:r>
+        <w:t xml:space="preserve"> </w:t>
+      </w:r>
+      <w:r>
+        <w:rPr>
+          <w:b/>
+          <w:bCs/>
+        </w:rPr>
+        <w:t xml:space="preserve">sequence</w:t>
+      </w:r>
+      <w:r>
+        <w:t xml:space="preserve"> </w:t>
+      </w:r>
+      <w:r>
+        <w:t xml:space="preserve">in a set</w:t>
+      </w:r>
+      <w:r>
+        <w:t xml:space="preserve"> </w:t>
+      </w:r>
+      <m:oMath>
+        <m:r>
+          <m:t>S</m:t>
+        </m:r>
+      </m:oMath>
+      <w:r>
+        <w:t xml:space="preserve"> </w:t>
+      </w:r>
+      <w:r>
+        <w:t xml:space="preserve">is a</w:t>
+      </w:r>
+      <w:r>
+        <w:t xml:space="preserve"> </w:t>
+      </w:r>
+      <w:hyperlink w:anchor="def-function">
+        <w:r>
+          <w:rPr>
+            <w:rStyle w:val="Hyperlink"/>
+          </w:rPr>
+          <w:t xml:space="preserve">function</w:t>
+        </w:r>
+      </w:hyperlink>
+      <w:r>
+        <w:t xml:space="preserve"> </w:t>
+      </w:r>
+      <m:oMath>
+        <m:r>
+          <m:t>a</m:t>
+        </m:r>
+        <m:r>
+          <m:rPr>
+            <m:sty m:val="p"/>
+          </m:rPr>
+          <m:t>:</m:t>
+        </m:r>
+        <m:r>
+          <m:rPr>
+            <m:scr m:val="double-struck"/>
+            <m:sty m:val="p"/>
+          </m:rPr>
+          <m:t>N</m:t>
+        </m:r>
+        <m:r>
+          <m:rPr>
+            <m:sty m:val="p"/>
+          </m:rPr>
+          <m:t>→</m:t>
+        </m:r>
+        <m:r>
+          <m:t>S</m:t>
+        </m:r>
+      </m:oMath>
+      <w:r>
+        <w:t xml:space="preserve"> </w:t>
+      </w:r>
+      <w:r>
+        <w:t xml:space="preserve">from the</w:t>
+      </w:r>
+      <w:r>
+        <w:t xml:space="preserve"> </w:t>
+      </w:r>
+      <w:hyperlink r:id="rId50">
+        <w:r>
+          <w:rPr>
+            <w:rStyle w:val="Hyperlink"/>
+          </w:rPr>
+          <w:t xml:space="preserve">natural numbers</w:t>
+        </w:r>
+      </w:hyperlink>
+      <w:r>
+        <w:t xml:space="preserve"> </w:t>
+      </w:r>
+      <w:r>
+        <w:t xml:space="preserve">to</w:t>
+      </w:r>
+      <w:r>
+        <w:t xml:space="preserve"> </w:t>
+      </w:r>
+      <m:oMath>
+        <m:r>
+          <m:t>S</m:t>
+        </m:r>
+      </m:oMath>
+      <w:r>
+        <w:t xml:space="preserve">.</w:t>
+      </w:r>
+      <w:r>
+        <w:t xml:space="preserve"> </w:t>
+      </w:r>
+      <w:r>
+        <w:t xml:space="preserve">Its value</w:t>
+      </w:r>
+      <w:r>
+        <w:t xml:space="preserve"> </w:t>
+      </w:r>
+      <m:oMath>
+        <m:r>
+          <m:t>a</m:t>
+        </m:r>
+        <m:r>
+          <m:rPr>
+            <m:sty m:val="p"/>
+          </m:rPr>
+          <m:t>(</m:t>
+        </m:r>
+        <m:r>
+          <m:t>n</m:t>
+        </m:r>
+        <m:r>
+          <m:rPr>
+            <m:sty m:val="p"/>
+          </m:rPr>
+          <m:t>)</m:t>
+        </m:r>
+      </m:oMath>
+      <w:r>
+        <w:t xml:space="preserve"> </w:t>
+      </w:r>
+      <w:r>
+        <w:t xml:space="preserve">is written</w:t>
+      </w:r>
+      <w:r>
+        <w:t xml:space="preserve"> </w:t>
+      </w:r>
+      <m:oMath>
+        <m:sSub>
+          <m:e>
+            <m:r>
+              <m:t>a</m:t>
+            </m:r>
+          </m:e>
+          <m:sub>
+            <m:r>
+              <m:t>n</m:t>
+            </m:r>
+          </m:sub>
+        </m:sSub>
+      </m:oMath>
+      <w:r>
+        <w:t xml:space="preserve">,</w:t>
+      </w:r>
+      <w:r>
+        <w:t xml:space="preserve"> </w:t>
+      </w:r>
+      <w:r>
+        <w:t xml:space="preserve">and the sequence is written</w:t>
+      </w:r>
+      <w:r>
+        <w:t xml:space="preserve"> </w:t>
+      </w:r>
+      <m:oMath>
+        <m:r>
+          <m:rPr>
+            <m:sty m:val="p"/>
+          </m:rPr>
+          <m:t>(</m:t>
+        </m:r>
+        <m:sSub>
+          <m:e>
+            <m:r>
+              <m:t>a</m:t>
+            </m:r>
+          </m:e>
+          <m:sub>
+            <m:r>
+              <m:t>n</m:t>
+            </m:r>
+          </m:sub>
+        </m:sSub>
+        <m:r>
+          <m:rPr>
+            <m:sty m:val="p"/>
+          </m:rPr>
+          <m:t>)</m:t>
+        </m:r>
+      </m:oMath>
+      <w:r>
+        <w:t xml:space="preserve"> </w:t>
+      </w:r>
+      <w:r>
+        <w:t xml:space="preserve">or</w:t>
+      </w:r>
+      <w:r>
+        <w:t xml:space="preserve"> </w:t>
+      </w:r>
+      <m:oMath>
+        <m:sSub>
+          <m:e>
+            <m:r>
+              <m:t>a</m:t>
+            </m:r>
+          </m:e>
+          <m:sub>
+            <m:r>
+              <m:t>1</m:t>
+            </m:r>
+          </m:sub>
+        </m:sSub>
+        <m:r>
+          <m:rPr>
+            <m:sty m:val="p"/>
+          </m:rPr>
+          <m:t>,</m:t>
+        </m:r>
+        <m:sSub>
+          <m:e>
+            <m:r>
+              <m:t>a</m:t>
+            </m:r>
+          </m:e>
+          <m:sub>
+            <m:r>
+              <m:t>2</m:t>
+            </m:r>
+          </m:sub>
+        </m:sSub>
+        <m:r>
+          <m:rPr>
+            <m:sty m:val="p"/>
+          </m:rPr>
+          <m:t>,</m:t>
+        </m:r>
+        <m:sSub>
+          <m:e>
+            <m:r>
+              <m:t>a</m:t>
+            </m:r>
+          </m:e>
+          <m:sub>
+            <m:r>
+              <m:t>3</m:t>
+            </m:r>
+          </m:sub>
+        </m:sSub>
+        <m:r>
+          <m:rPr>
+            <m:sty m:val="p"/>
+          </m:rPr>
+          <m:t>,</m:t>
+        </m:r>
+        <m:r>
+          <m:rPr>
+            <m:sty m:val="p"/>
+          </m:rPr>
+          <m:t>…</m:t>
+        </m:r>
+      </m:oMath>
+      <w:r>
+        <w:t xml:space="preserve">.</w:t>
+      </w:r>
+    </w:p>
+    <w:bookmarkEnd w:id="51"/>
+    <w:bookmarkStart w:id="52" w:name="def-sequence-term"/>
+    <w:p>
+      <w:pPr>
+        <w:pStyle w:val="BodyText"/>
+      </w:pPr>
+      <w:r>
+        <w:rPr>
+          <w:b/>
+          <w:bCs/>
+        </w:rPr>
+        <w:t xml:space="preserve">Definition 18 (Term of a sequence)</w:t>
+      </w:r>
+      <w:r>
+        <w:t xml:space="preserve"> </w:t>
+      </w:r>
+      <w:r>
+        <w:t xml:space="preserve">The value</w:t>
+      </w:r>
+      <w:r>
+        <w:t xml:space="preserve"> </w:t>
+      </w:r>
+      <m:oMath>
+        <m:sSub>
+          <m:e>
+            <m:r>
+              <m:t>a</m:t>
+            </m:r>
+          </m:e>
+          <m:sub>
+            <m:r>
+              <m:t>n</m:t>
+            </m:r>
+          </m:sub>
+        </m:sSub>
+      </m:oMath>
+      <w:r>
+        <w:t xml:space="preserve"> </w:t>
+      </w:r>
+      <w:r>
+        <w:t xml:space="preserve">of a sequence</w:t>
+      </w:r>
+      <w:r>
+        <w:t xml:space="preserve"> </w:t>
+      </w:r>
+      <m:oMath>
+        <m:r>
+          <m:rPr>
+            <m:sty m:val="p"/>
+          </m:rPr>
+          <m:t>(</m:t>
+        </m:r>
+        <m:sSub>
+          <m:e>
+            <m:r>
+              <m:t>a</m:t>
+            </m:r>
+          </m:e>
+          <m:sub>
+            <m:r>
+              <m:t>n</m:t>
+            </m:r>
+          </m:sub>
+        </m:sSub>
+        <m:r>
+          <m:rPr>
+            <m:sty m:val="p"/>
+          </m:rPr>
+          <m:t>)</m:t>
+        </m:r>
+      </m:oMath>
+      <w:r>
+        <w:t xml:space="preserve"> </w:t>
+      </w:r>
+      <w:r>
+        <w:t xml:space="preserve">(</w:t>
+      </w:r>
+      <w:hyperlink w:anchor="def-sequence">
+        <w:r>
+          <w:rPr>
+            <w:rStyle w:val="Hyperlink"/>
+          </w:rPr>
+          <w:t xml:space="preserve">Definition 17</w:t>
+        </w:r>
+      </w:hyperlink>
+      <w:r>
+        <w:t xml:space="preserve">) is called its</w:t>
+      </w:r>
+      <w:r>
+        <w:t xml:space="preserve"> </w:t>
+      </w:r>
+      <m:oMath>
+        <m:r>
+          <m:t>n</m:t>
+        </m:r>
+      </m:oMath>
+      <w:r>
+        <w:t xml:space="preserve">th</w:t>
+      </w:r>
+      <w:r>
+        <w:t xml:space="preserve"> </w:t>
+      </w:r>
+      <w:r>
+        <w:rPr>
+          <w:b/>
+          <w:bCs/>
+        </w:rPr>
+        <w:t xml:space="preserve">term</w:t>
+      </w:r>
+      <w:r>
+        <w:t xml:space="preserve">.</w:t>
+      </w:r>
+    </w:p>
+    <w:bookmarkEnd w:id="52"/>
+    <w:bookmarkStart w:id="53" w:name="exm-sequence"/>
+    <w:p>
+      <w:pPr>
+        <w:pStyle w:val="BodyText"/>
+      </w:pPr>
+      <w:r>
+        <w:rPr>
+          <w:b/>
+          <w:bCs/>
+        </w:rPr>
+        <w:t xml:space="preserve">Example 13 (Sequences)</w:t>
+      </w:r>
+      <w:r>
+        <w:t xml:space="preserve"> </w:t>
+      </w:r>
+      <w:r>
+        <w:t xml:space="preserve"> </w:t>
+      </w:r>
+    </w:p>
+    <w:p>
+      <w:pPr>
+        <w:pStyle w:val="Compact"/>
+        <w:numPr>
+          <w:ilvl w:val="0"/>
+          <w:numId w:val="1010"/>
+        </w:numPr>
+      </w:pPr>
+      <m:oMath>
+        <m:sSub>
+          <m:e>
+            <m:r>
+              <m:t>a</m:t>
+            </m:r>
+          </m:e>
+          <m:sub>
+            <m:r>
+              <m:t>n</m:t>
+            </m:r>
+          </m:sub>
+        </m:sSub>
+        <m:r>
+          <m:rPr>
+            <m:sty m:val="p"/>
+          </m:rPr>
+          <m:t>=</m:t>
+        </m:r>
+        <m:f>
+          <m:fPr>
+            <m:type m:val="bar"/>
+          </m:fPr>
+          <m:num>
+            <m:r>
+              <m:t>1</m:t>
+            </m:r>
+          </m:num>
+          <m:den>
+            <m:r>
+              <m:t>n</m:t>
+            </m:r>
+          </m:den>
+        </m:f>
+      </m:oMath>
+      <w:r>
+        <w:t xml:space="preserve"> </w:t>
+      </w:r>
+      <w:r>
+        <w:t xml:space="preserve">is the sequence</w:t>
+      </w:r>
+      <w:r>
+        <w:t xml:space="preserve"> </w:t>
+      </w:r>
+      <m:oMath>
+        <m:r>
+          <m:t>1</m:t>
+        </m:r>
+        <m:r>
+          <m:rPr>
+            <m:sty m:val="p"/>
+          </m:rPr>
+          <m:t>,</m:t>
+        </m:r>
+        <m:f>
+          <m:fPr>
+            <m:type m:val="bar"/>
+          </m:fPr>
+          <m:num>
+            <m:r>
+              <m:t>1</m:t>
+            </m:r>
+          </m:num>
+          <m:den>
+            <m:r>
+              <m:t>2</m:t>
+            </m:r>
+          </m:den>
+        </m:f>
+        <m:r>
+          <m:rPr>
+            <m:sty m:val="p"/>
+          </m:rPr>
+          <m:t>,</m:t>
+        </m:r>
+        <m:f>
+          <m:fPr>
+            <m:type m:val="bar"/>
+          </m:fPr>
+          <m:num>
+            <m:r>
+              <m:t>1</m:t>
+            </m:r>
+          </m:num>
+          <m:den>
+            <m:r>
+              <m:t>3</m:t>
+            </m:r>
+          </m:den>
+        </m:f>
+        <m:r>
+          <m:rPr>
+            <m:sty m:val="p"/>
+          </m:rPr>
+          <m:t>,</m:t>
+        </m:r>
+        <m:f>
+          <m:fPr>
+            <m:type m:val="bar"/>
+          </m:fPr>
+          <m:num>
+            <m:r>
+              <m:t>1</m:t>
+            </m:r>
+          </m:num>
+          <m:den>
+            <m:r>
+              <m:t>4</m:t>
+            </m:r>
+          </m:den>
+        </m:f>
+        <m:r>
+          <m:rPr>
+            <m:sty m:val="p"/>
+          </m:rPr>
+          <m:t>,</m:t>
+        </m:r>
+        <m:r>
+          <m:rPr>
+            <m:sty m:val="p"/>
+          </m:rPr>
+          <m:t>…</m:t>
+        </m:r>
+      </m:oMath>
+      <w:r>
+        <w:t xml:space="preserve">;</w:t>
+      </w:r>
+      <w:r>
+        <w:t xml:space="preserve"> </w:t>
+      </w:r>
+      <w:r>
+        <w:t xml:space="preserve">its third term is</w:t>
+      </w:r>
+      <w:r>
+        <w:t xml:space="preserve"> </w:t>
+      </w:r>
+      <m:oMath>
+        <m:sSub>
+          <m:e>
+            <m:r>
+              <m:t>a</m:t>
+            </m:r>
+          </m:e>
+          <m:sub>
+            <m:r>
+              <m:t>3</m:t>
+            </m:r>
+          </m:sub>
+        </m:sSub>
+        <m:r>
+          <m:rPr>
+            <m:sty m:val="p"/>
+          </m:rPr>
+          <m:t>=</m:t>
+        </m:r>
+        <m:f>
+          <m:fPr>
+            <m:type m:val="bar"/>
+          </m:fPr>
+          <m:num>
+            <m:r>
+              <m:t>1</m:t>
+            </m:r>
+          </m:num>
+          <m:den>
+            <m:r>
+              <m:t>3</m:t>
+            </m:r>
+          </m:den>
+        </m:f>
+      </m:oMath>
+      <w:r>
+        <w:t xml:space="preserve">.</w:t>
+      </w:r>
+    </w:p>
+    <w:p>
+      <w:pPr>
+        <w:pStyle w:val="Compact"/>
+        <w:numPr>
+          <w:ilvl w:val="0"/>
+          <w:numId w:val="1010"/>
+        </w:numPr>
+      </w:pPr>
+      <m:oMath>
+        <m:sSub>
+          <m:e>
+            <m:r>
+              <m:t>b</m:t>
+            </m:r>
+          </m:e>
+          <m:sub>
+            <m:r>
+              <m:t>n</m:t>
+            </m:r>
+          </m:sub>
+        </m:sSub>
+        <m:r>
+          <m:rPr>
+            <m:sty m:val="p"/>
+          </m:rPr>
+          <m:t>=</m:t>
+        </m:r>
+        <m:r>
+          <m:rPr>
+            <m:sty m:val="p"/>
+          </m:rPr>
+          <m:t>(</m:t>
+        </m:r>
+        <m:r>
+          <m:rPr>
+            <m:sty m:val="p"/>
+          </m:rPr>
+          <m:t>−</m:t>
+        </m:r>
+        <m:r>
+          <m:t>1</m:t>
+        </m:r>
+        <m:sSup>
+          <m:e>
+            <m:r>
+              <m:rPr>
+                <m:sty m:val="p"/>
+              </m:rPr>
+              <m:t>)</m:t>
+            </m:r>
+          </m:e>
+          <m:sup>
+            <m:r>
+              <m:t>n</m:t>
+            </m:r>
+          </m:sup>
+        </m:sSup>
+      </m:oMath>
+      <w:r>
+        <w:t xml:space="preserve"> </w:t>
+      </w:r>
+      <w:r>
+        <w:t xml:space="preserve">is the sequence</w:t>
+      </w:r>
+      <w:r>
+        <w:t xml:space="preserve"> </w:t>
+      </w:r>
+      <m:oMath>
+        <m:r>
+          <m:rPr>
+            <m:sty m:val="p"/>
+          </m:rPr>
+          <m:t>−</m:t>
+        </m:r>
+        <m:r>
+          <m:t>1</m:t>
+        </m:r>
+        <m:r>
+          <m:rPr>
+            <m:sty m:val="p"/>
+          </m:rPr>
+          <m:t>,</m:t>
+        </m:r>
+        <m:r>
+          <m:t>1</m:t>
+        </m:r>
+        <m:r>
+          <m:rPr>
+            <m:sty m:val="p"/>
+          </m:rPr>
+          <m:t>,</m:t>
+        </m:r>
+        <m:r>
+          <m:rPr>
+            <m:sty m:val="p"/>
+          </m:rPr>
+          <m:t>−</m:t>
+        </m:r>
+        <m:r>
+          <m:t>1</m:t>
+        </m:r>
+        <m:r>
+          <m:rPr>
+            <m:sty m:val="p"/>
+          </m:rPr>
+          <m:t>,</m:t>
+        </m:r>
+        <m:r>
+          <m:t>1</m:t>
+        </m:r>
+        <m:r>
+          <m:rPr>
+            <m:sty m:val="p"/>
+          </m:rPr>
+          <m:t>,</m:t>
+        </m:r>
+        <m:r>
+          <m:rPr>
+            <m:sty m:val="p"/>
+          </m:rPr>
+          <m:t>…</m:t>
+        </m:r>
+      </m:oMath>
+      <w:r>
+        <w:t xml:space="preserve">:</w:t>
+      </w:r>
+      <w:r>
+        <w:t xml:space="preserve"> </w:t>
+      </w:r>
+      <w:r>
+        <w:t xml:space="preserve">a sequence can repeat values.</w:t>
+      </w:r>
+    </w:p>
+    <w:p>
+      <w:pPr>
+        <w:pStyle w:val="Compact"/>
+        <w:numPr>
+          <w:ilvl w:val="0"/>
+          <w:numId w:val="1010"/>
+        </w:numPr>
+      </w:pPr>
+      <w:r>
         <w:t xml:space="preserve">The die rolls</w:t>
       </w:r>
       <w:r>
@@ -10603,8 +11583,8 @@
         <w:t xml:space="preserve">but as a sequence, the order and the repeats matter.</w:t>
       </w:r>
     </w:p>
-    <w:bookmarkEnd w:id="46"/>
-    <w:bookmarkStart w:id="47" w:name="def-finite-sequence"/>
+    <w:bookmarkEnd w:id="53"/>
+    <w:bookmarkStart w:id="54" w:name="def-finite-sequence"/>
     <w:p>
       <w:pPr>
         <w:pStyle w:val="FirstParagraph"/>
@@ -10614,7 +11594,7 @@
           <w:b/>
           <w:bCs/>
         </w:rPr>
-        <w:t xml:space="preserve">Definition 17 (Finite sequence)</w:t>
+        <w:t xml:space="preserve">Definition 19 (Finite sequence)</w:t>
       </w:r>
       <w:r>
         <w:t xml:space="preserve"> </w:t>
@@ -10791,9 +11771,9 @@
         <w:t xml:space="preserve">.</w:t>
       </w:r>
     </w:p>
-    <w:bookmarkEnd w:id="47"/>
-    <w:bookmarkEnd w:id="48"/>
-    <w:bookmarkStart w:id="66" w:name="countable-sets"/>
+    <w:bookmarkEnd w:id="54"/>
+    <w:bookmarkEnd w:id="55"/>
+    <w:bookmarkStart w:id="73" w:name="countable-sets"/>
     <w:p>
       <w:pPr>
         <w:pStyle w:val="Heading2"/>
@@ -10802,7 +11782,7 @@
         <w:t xml:space="preserve">2 Countable sets</w:t>
       </w:r>
     </w:p>
-    <w:bookmarkStart w:id="49" w:name="def-finite-set"/>
+    <w:bookmarkStart w:id="56" w:name="def-finite-set"/>
     <w:p>
       <w:pPr>
         <w:pStyle w:val="FirstParagraph"/>
@@ -10812,7 +11792,7 @@
           <w:b/>
           <w:bCs/>
         </w:rPr>
-        <w:t xml:space="preserve">Definition 18 (Finite set)</w:t>
+        <w:t xml:space="preserve">Definition 20 (Finite set)</w:t>
       </w:r>
       <w:r>
         <w:t xml:space="preserve"> </w:t>
@@ -10878,7 +11858,7 @@
           <w:rPr>
             <w:rStyle w:val="Hyperlink"/>
           </w:rPr>
-          <w:t xml:space="preserve">Definition 17</w:t>
+          <w:t xml:space="preserve">Definition 19</w:t>
         </w:r>
       </w:hyperlink>
       <w:r>
@@ -10952,8 +11932,8 @@
         <w:t xml:space="preserve">appears exactly once.</w:t>
       </w:r>
     </w:p>
-    <w:bookmarkEnd w:id="49"/>
-    <w:bookmarkStart w:id="50" w:name="def-cardinality"/>
+    <w:bookmarkEnd w:id="56"/>
+    <w:bookmarkStart w:id="57" w:name="def-cardinality"/>
     <w:p>
       <w:pPr>
         <w:pStyle w:val="BodyText"/>
@@ -10963,7 +11943,7 @@
           <w:b/>
           <w:bCs/>
         </w:rPr>
-        <w:t xml:space="preserve">Definition 19 (Cardinality)</w:t>
+        <w:t xml:space="preserve">Definition 21 (Cardinality)</w:t>
       </w:r>
       <w:r>
         <w:t xml:space="preserve"> </w:t>
@@ -10990,7 +11970,7 @@
           <w:rPr>
             <w:rStyle w:val="Hyperlink"/>
           </w:rPr>
-          <w:t xml:space="preserve">Definition 18</w:t>
+          <w:t xml:space="preserve">Definition 20</w:t>
         </w:r>
       </w:hyperlink>
       <w:r>
@@ -11122,8 +12102,8 @@
         <w:t xml:space="preserve">.</w:t>
       </w:r>
     </w:p>
-    <w:bookmarkEnd w:id="50"/>
-    <w:bookmarkStart w:id="53" w:name="rem-cardinality-bars"/>
+    <w:bookmarkEnd w:id="57"/>
+    <w:bookmarkStart w:id="60" w:name="rem-cardinality-bars"/>
     <w:p>
       <w:pPr>
         <w:pStyle w:val="BodyText"/>
@@ -11133,7 +12113,7 @@
           <w:i/>
           <w:iCs/>
         </w:rPr>
-        <w:t xml:space="preserve">Remark 6</w:t>
+        <w:t xml:space="preserve">Remark 7</w:t>
       </w:r>
       <w:r>
         <w:t xml:space="preserve"> (Two meanings of</w:t>
@@ -11251,7 +12231,7 @@
       <w:r>
         <w:t xml:space="preserve"> </w:t>
       </w:r>
-      <w:hyperlink r:id="rId51">
+      <w:hyperlink r:id="rId58">
         <w:r>
           <w:rPr>
             <w:rStyle w:val="Hyperlink"/>
@@ -11271,7 +12251,7 @@
       <w:r>
         <w:t xml:space="preserve"> </w:t>
       </w:r>
-      <w:hyperlink r:id="rId52">
+      <w:hyperlink r:id="rId59">
         <w:r>
           <w:rPr>
             <w:rStyle w:val="Hyperlink"/>
@@ -11406,8 +12386,8 @@
         <w:t xml:space="preserve">.</w:t>
       </w:r>
     </w:p>
-    <w:bookmarkEnd w:id="53"/>
-    <w:bookmarkStart w:id="54" w:name="exm-finite-set"/>
+    <w:bookmarkEnd w:id="60"/>
+    <w:bookmarkStart w:id="61" w:name="exm-finite-set"/>
     <w:p>
       <w:pPr>
         <w:pStyle w:val="BodyText"/>
@@ -11417,7 +12397,7 @@
           <w:b/>
           <w:bCs/>
         </w:rPr>
-        <w:t xml:space="preserve">Example 12 (Finite and infinite sets)</w:t>
+        <w:t xml:space="preserve">Example 14 (Finite and infinite sets)</w:t>
       </w:r>
       <w:r>
         <w:t xml:space="preserve"> </w:t>
@@ -11431,7 +12411,7 @@
         <w:pStyle w:val="Compact"/>
         <w:numPr>
           <w:ilvl w:val="0"/>
-          <w:numId w:val="1010"/>
+          <w:numId w:val="1011"/>
         </w:numPr>
       </w:pPr>
       <m:oMath>
@@ -11555,7 +12535,7 @@
         <w:pStyle w:val="Compact"/>
         <w:numPr>
           <w:ilvl w:val="0"/>
-          <w:numId w:val="1010"/>
+          <w:numId w:val="1011"/>
         </w:numPr>
       </w:pPr>
       <m:oMath>
@@ -11716,7 +12696,7 @@
         <w:pStyle w:val="Compact"/>
         <w:numPr>
           <w:ilvl w:val="0"/>
-          <w:numId w:val="1010"/>
+          <w:numId w:val="1011"/>
         </w:numPr>
       </w:pPr>
       <m:oMath>
@@ -11771,484 +12751,6 @@
       </m:oMath>
       <w:r>
         <w:t xml:space="preserve">.</w:t>
-      </w:r>
-    </w:p>
-    <w:p>
-      <w:pPr>
-        <w:pStyle w:val="Compact"/>
-        <w:numPr>
-          <w:ilvl w:val="0"/>
-          <w:numId w:val="1010"/>
-        </w:numPr>
-      </w:pPr>
-      <w:r>
-        <w:t xml:space="preserve">The natural numbers</w:t>
-      </w:r>
-      <w:r>
-        <w:t xml:space="preserve"> </w:t>
-      </w:r>
-      <m:oMath>
-        <m:r>
-          <m:rPr>
-            <m:scr m:val="double-struck"/>
-            <m:sty m:val="p"/>
-          </m:rPr>
-          <m:t>N</m:t>
-        </m:r>
-        <m:r>
-          <m:rPr>
-            <m:sty m:val="p"/>
-          </m:rPr>
-          <m:t>=</m:t>
-        </m:r>
-        <m:r>
-          <m:t>​</m:t>
-        </m:r>
-        <m:d>
-          <m:dPr>
-            <m:begChr m:val="{"/>
-            <m:sepChr m:val=""/>
-            <m:endChr m:val="}"/>
-            <m:grow/>
-          </m:dPr>
-          <m:e>
-            <m:r>
-              <m:t>1</m:t>
-            </m:r>
-            <m:r>
-              <m:rPr>
-                <m:sty m:val="p"/>
-              </m:rPr>
-              <m:t>,</m:t>
-            </m:r>
-            <m:r>
-              <m:t>2</m:t>
-            </m:r>
-            <m:r>
-              <m:rPr>
-                <m:sty m:val="p"/>
-              </m:rPr>
-              <m:t>,</m:t>
-            </m:r>
-            <m:r>
-              <m:t>3</m:t>
-            </m:r>
-            <m:r>
-              <m:rPr>
-                <m:sty m:val="p"/>
-              </m:rPr>
-              <m:t>,</m:t>
-            </m:r>
-            <m:r>
-              <m:rPr>
-                <m:sty m:val="p"/>
-              </m:rPr>
-              <m:t>…</m:t>
-            </m:r>
-          </m:e>
-        </m:d>
-        <m:r>
-          <m:t>​</m:t>
-        </m:r>
-      </m:oMath>
-      <w:r>
-        <w:t xml:space="preserve"> </w:t>
-      </w:r>
-      <w:r>
-        <w:t xml:space="preserve">are infinite:</w:t>
-      </w:r>
-      <w:r>
-        <w:t xml:space="preserve"> </w:t>
-      </w:r>
-      <w:r>
-        <w:t xml:space="preserve">for any</w:t>
-      </w:r>
-      <w:r>
-        <w:t xml:space="preserve"> </w:t>
-      </w:r>
-      <m:oMath>
-        <m:r>
-          <m:t>n</m:t>
-        </m:r>
-      </m:oMath>
-      <w:r>
-        <w:t xml:space="preserve">, a list</w:t>
-      </w:r>
-      <w:r>
-        <w:t xml:space="preserve"> </w:t>
-      </w:r>
-      <m:oMath>
-        <m:sSub>
-          <m:e>
-            <m:r>
-              <m:t>a</m:t>
-            </m:r>
-          </m:e>
-          <m:sub>
-            <m:r>
-              <m:t>1</m:t>
-            </m:r>
-          </m:sub>
-        </m:sSub>
-        <m:r>
-          <m:rPr>
-            <m:sty m:val="p"/>
-          </m:rPr>
-          <m:t>,</m:t>
-        </m:r>
-        <m:r>
-          <m:rPr>
-            <m:sty m:val="p"/>
-          </m:rPr>
-          <m:t>…</m:t>
-        </m:r>
-        <m:r>
-          <m:rPr>
-            <m:sty m:val="p"/>
-          </m:rPr>
-          <m:t>,</m:t>
-        </m:r>
-        <m:sSub>
-          <m:e>
-            <m:r>
-              <m:t>a</m:t>
-            </m:r>
-          </m:e>
-          <m:sub>
-            <m:r>
-              <m:t>n</m:t>
-            </m:r>
-          </m:sub>
-        </m:sSub>
-      </m:oMath>
-      <w:r>
-        <w:t xml:space="preserve"> </w:t>
-      </w:r>
-      <w:r>
-        <w:t xml:space="preserve">of natural numbers</w:t>
-      </w:r>
-      <w:r>
-        <w:t xml:space="preserve"> </w:t>
-      </w:r>
-      <w:r>
-        <w:t xml:space="preserve">misses the natural number</w:t>
-      </w:r>
-      <w:r>
-        <w:t xml:space="preserve"> </w:t>
-      </w:r>
-      <m:oMath>
-        <m:sSub>
-          <m:e>
-            <m:r>
-              <m:t>a</m:t>
-            </m:r>
-          </m:e>
-          <m:sub>
-            <m:r>
-              <m:t>1</m:t>
-            </m:r>
-          </m:sub>
-        </m:sSub>
-        <m:r>
-          <m:rPr>
-            <m:sty m:val="p"/>
-          </m:rPr>
-          <m:t>+</m:t>
-        </m:r>
-        <m:r>
-          <m:rPr>
-            <m:sty m:val="p"/>
-          </m:rPr>
-          <m:t>⋯</m:t>
-        </m:r>
-        <m:r>
-          <m:rPr>
-            <m:sty m:val="p"/>
-          </m:rPr>
-          <m:t>+</m:t>
-        </m:r>
-        <m:sSub>
-          <m:e>
-            <m:r>
-              <m:t>a</m:t>
-            </m:r>
-          </m:e>
-          <m:sub>
-            <m:r>
-              <m:t>n</m:t>
-            </m:r>
-          </m:sub>
-        </m:sSub>
-        <m:r>
-          <m:rPr>
-            <m:sty m:val="p"/>
-          </m:rPr>
-          <m:t>+</m:t>
-        </m:r>
-        <m:r>
-          <m:t>1</m:t>
-        </m:r>
-      </m:oMath>
-      <w:r>
-        <w:t xml:space="preserve">,</w:t>
-      </w:r>
-      <w:r>
-        <w:t xml:space="preserve"> </w:t>
-      </w:r>
-      <w:r>
-        <w:t xml:space="preserve">which is larger than every number in the list.</w:t>
-      </w:r>
-    </w:p>
-    <w:bookmarkEnd w:id="54"/>
-    <w:bookmarkStart w:id="55" w:name="def-infinite-set"/>
-    <w:p>
-      <w:pPr>
-        <w:pStyle w:val="FirstParagraph"/>
-      </w:pPr>
-      <w:r>
-        <w:rPr>
-          <w:b/>
-          <w:bCs/>
-        </w:rPr>
-        <w:t xml:space="preserve">Definition 20 (Infinite set)</w:t>
-      </w:r>
-      <w:r>
-        <w:t xml:space="preserve"> </w:t>
-      </w:r>
-      <w:r>
-        <w:t xml:space="preserve">A set that is not finite (</w:t>
-      </w:r>
-      <w:hyperlink w:anchor="def-finite-set">
-        <w:r>
-          <w:rPr>
-            <w:rStyle w:val="Hyperlink"/>
-          </w:rPr>
-          <w:t xml:space="preserve">Definition 18</w:t>
-        </w:r>
-      </w:hyperlink>
-      <w:r>
-        <w:t xml:space="preserve">) is</w:t>
-      </w:r>
-      <w:r>
-        <w:t xml:space="preserve"> </w:t>
-      </w:r>
-      <w:r>
-        <w:rPr>
-          <w:b/>
-          <w:bCs/>
-        </w:rPr>
-        <w:t xml:space="preserve">infinite</w:t>
-      </w:r>
-      <w:r>
-        <w:t xml:space="preserve">.</w:t>
-      </w:r>
-    </w:p>
-    <w:bookmarkEnd w:id="55"/>
-    <w:bookmarkStart w:id="56" w:name="def-countable-set"/>
-    <w:p>
-      <w:pPr>
-        <w:pStyle w:val="BodyText"/>
-      </w:pPr>
-      <w:r>
-        <w:rPr>
-          <w:b/>
-          <w:bCs/>
-        </w:rPr>
-        <w:t xml:space="preserve">Definition 21 (Countable set)</w:t>
-      </w:r>
-      <w:r>
-        <w:t xml:space="preserve"> </w:t>
-      </w:r>
-      <w:r>
-        <w:t xml:space="preserve">A set is</w:t>
-      </w:r>
-      <w:r>
-        <w:t xml:space="preserve"> </w:t>
-      </w:r>
-      <w:r>
-        <w:rPr>
-          <w:b/>
-          <w:bCs/>
-        </w:rPr>
-        <w:t xml:space="preserve">countable</w:t>
-      </w:r>
-      <w:r>
-        <w:t xml:space="preserve"> </w:t>
-      </w:r>
-      <w:r>
-        <w:t xml:space="preserve">if it is finite (</w:t>
-      </w:r>
-      <w:hyperlink w:anchor="def-finite-set">
-        <w:r>
-          <w:rPr>
-            <w:rStyle w:val="Hyperlink"/>
-          </w:rPr>
-          <w:t xml:space="preserve">Definition 18</w:t>
-        </w:r>
-      </w:hyperlink>
-      <w:r>
-        <w:t xml:space="preserve">),</w:t>
-      </w:r>
-      <w:r>
-        <w:t xml:space="preserve"> </w:t>
-      </w:r>
-      <w:r>
-        <w:t xml:space="preserve">or if its elements can be listed as a sequence (</w:t>
-      </w:r>
-      <w:hyperlink w:anchor="def-sequence">
-        <w:r>
-          <w:rPr>
-            <w:rStyle w:val="Hyperlink"/>
-          </w:rPr>
-          <w:t xml:space="preserve">Definition 15</w:t>
-        </w:r>
-      </w:hyperlink>
-      <w:r>
-        <w:t xml:space="preserve">)</w:t>
-      </w:r>
-      <w:r>
-        <w:t xml:space="preserve"> </w:t>
-      </w:r>
-      <m:oMath>
-        <m:sSub>
-          <m:e>
-            <m:r>
-              <m:t>a</m:t>
-            </m:r>
-          </m:e>
-          <m:sub>
-            <m:r>
-              <m:t>1</m:t>
-            </m:r>
-          </m:sub>
-        </m:sSub>
-        <m:r>
-          <m:rPr>
-            <m:sty m:val="p"/>
-          </m:rPr>
-          <m:t>,</m:t>
-        </m:r>
-        <m:sSub>
-          <m:e>
-            <m:r>
-              <m:t>a</m:t>
-            </m:r>
-          </m:e>
-          <m:sub>
-            <m:r>
-              <m:t>2</m:t>
-            </m:r>
-          </m:sub>
-        </m:sSub>
-        <m:r>
-          <m:rPr>
-            <m:sty m:val="p"/>
-          </m:rPr>
-          <m:t>,</m:t>
-        </m:r>
-        <m:sSub>
-          <m:e>
-            <m:r>
-              <m:t>a</m:t>
-            </m:r>
-          </m:e>
-          <m:sub>
-            <m:r>
-              <m:t>3</m:t>
-            </m:r>
-          </m:sub>
-        </m:sSub>
-        <m:r>
-          <m:rPr>
-            <m:sty m:val="p"/>
-          </m:rPr>
-          <m:t>,</m:t>
-        </m:r>
-        <m:r>
-          <m:rPr>
-            <m:sty m:val="p"/>
-          </m:rPr>
-          <m:t>…</m:t>
-        </m:r>
-      </m:oMath>
-      <w:r>
-        <w:t xml:space="preserve"> </w:t>
-      </w:r>
-      <w:r>
-        <w:t xml:space="preserve">in which every element appears.</w:t>
-      </w:r>
-    </w:p>
-    <w:bookmarkEnd w:id="56"/>
-    <w:bookmarkStart w:id="57" w:name="def-countably-infinite"/>
-    <w:p>
-      <w:pPr>
-        <w:pStyle w:val="BodyText"/>
-      </w:pPr>
-      <w:r>
-        <w:rPr>
-          <w:b/>
-          <w:bCs/>
-        </w:rPr>
-        <w:t xml:space="preserve">Definition 22 (Countably infinite set)</w:t>
-      </w:r>
-      <w:r>
-        <w:t xml:space="preserve"> </w:t>
-      </w:r>
-      <w:r>
-        <w:t xml:space="preserve">A set is</w:t>
-      </w:r>
-      <w:r>
-        <w:t xml:space="preserve"> </w:t>
-      </w:r>
-      <w:r>
-        <w:rPr>
-          <w:b/>
-          <w:bCs/>
-        </w:rPr>
-        <w:t xml:space="preserve">countably infinite</w:t>
-      </w:r>
-      <w:r>
-        <w:t xml:space="preserve"> </w:t>
-      </w:r>
-      <w:r>
-        <w:t xml:space="preserve">if it is</w:t>
-      </w:r>
-      <w:r>
-        <w:t xml:space="preserve"> </w:t>
-      </w:r>
-      <w:hyperlink w:anchor="def-countable-set">
-        <w:r>
-          <w:rPr>
-            <w:rStyle w:val="Hyperlink"/>
-          </w:rPr>
-          <w:t xml:space="preserve">countable</w:t>
-        </w:r>
-      </w:hyperlink>
-      <w:r>
-        <w:t xml:space="preserve"> </w:t>
-      </w:r>
-      <w:r>
-        <w:t xml:space="preserve">and not finite.</w:t>
-      </w:r>
-    </w:p>
-    <w:bookmarkEnd w:id="57"/>
-    <w:bookmarkStart w:id="60" w:name="exm-countable-set"/>
-    <w:p>
-      <w:pPr>
-        <w:pStyle w:val="BodyText"/>
-      </w:pPr>
-      <w:r>
-        <w:rPr>
-          <w:b/>
-          <w:bCs/>
-        </w:rPr>
-        <w:t xml:space="preserve">Example 13 (Countable and uncountable sets)</w:t>
-      </w:r>
-      <w:r>
-        <w:t xml:space="preserve"> </w:t>
-      </w:r>
-      <w:r>
-        <w:t xml:space="preserve"> </w:t>
       </w:r>
     </w:p>
     <w:p>
@@ -12259,7 +12761,26 @@
           <w:numId w:val="1011"/>
         </w:numPr>
       </w:pPr>
-      <m:oMath>
+      <w:r>
+        <w:t xml:space="preserve">The natural numbers</w:t>
+      </w:r>
+      <w:r>
+        <w:t xml:space="preserve"> </w:t>
+      </w:r>
+      <m:oMath>
+        <m:r>
+          <m:rPr>
+            <m:scr m:val="double-struck"/>
+            <m:sty m:val="p"/>
+          </m:rPr>
+          <m:t>N</m:t>
+        </m:r>
+        <m:r>
+          <m:rPr>
+            <m:sty m:val="p"/>
+          </m:rPr>
+          <m:t>=</m:t>
+        </m:r>
         <m:r>
           <m:t>​</m:t>
         </m:r>
@@ -12299,25 +12820,10 @@
               <m:t>,</m:t>
             </m:r>
             <m:r>
-              <m:t>4</m:t>
-            </m:r>
-            <m:r>
               <m:rPr>
                 <m:sty m:val="p"/>
               </m:rPr>
-              <m:t>,</m:t>
-            </m:r>
-            <m:r>
-              <m:t>5</m:t>
-            </m:r>
-            <m:r>
-              <m:rPr>
-                <m:sty m:val="p"/>
-              </m:rPr>
-              <m:t>,</m:t>
-            </m:r>
-            <m:r>
-              <m:t>6</m:t>
+              <m:t>…</m:t>
             </m:r>
           </m:e>
         </m:d>
@@ -12329,7 +12835,400 @@
         <w:t xml:space="preserve"> </w:t>
       </w:r>
       <w:r>
-        <w:t xml:space="preserve">is countable, because it is finite.</w:t>
+        <w:t xml:space="preserve">are infinite:</w:t>
+      </w:r>
+      <w:r>
+        <w:t xml:space="preserve"> </w:t>
+      </w:r>
+      <w:r>
+        <w:t xml:space="preserve">for any</w:t>
+      </w:r>
+      <w:r>
+        <w:t xml:space="preserve"> </w:t>
+      </w:r>
+      <m:oMath>
+        <m:r>
+          <m:t>n</m:t>
+        </m:r>
+      </m:oMath>
+      <w:r>
+        <w:t xml:space="preserve">, a list</w:t>
+      </w:r>
+      <w:r>
+        <w:t xml:space="preserve"> </w:t>
+      </w:r>
+      <m:oMath>
+        <m:sSub>
+          <m:e>
+            <m:r>
+              <m:t>a</m:t>
+            </m:r>
+          </m:e>
+          <m:sub>
+            <m:r>
+              <m:t>1</m:t>
+            </m:r>
+          </m:sub>
+        </m:sSub>
+        <m:r>
+          <m:rPr>
+            <m:sty m:val="p"/>
+          </m:rPr>
+          <m:t>,</m:t>
+        </m:r>
+        <m:r>
+          <m:rPr>
+            <m:sty m:val="p"/>
+          </m:rPr>
+          <m:t>…</m:t>
+        </m:r>
+        <m:r>
+          <m:rPr>
+            <m:sty m:val="p"/>
+          </m:rPr>
+          <m:t>,</m:t>
+        </m:r>
+        <m:sSub>
+          <m:e>
+            <m:r>
+              <m:t>a</m:t>
+            </m:r>
+          </m:e>
+          <m:sub>
+            <m:r>
+              <m:t>n</m:t>
+            </m:r>
+          </m:sub>
+        </m:sSub>
+      </m:oMath>
+      <w:r>
+        <w:t xml:space="preserve"> </w:t>
+      </w:r>
+      <w:r>
+        <w:t xml:space="preserve">of natural numbers</w:t>
+      </w:r>
+      <w:r>
+        <w:t xml:space="preserve"> </w:t>
+      </w:r>
+      <w:r>
+        <w:t xml:space="preserve">misses the natural number</w:t>
+      </w:r>
+      <w:r>
+        <w:t xml:space="preserve"> </w:t>
+      </w:r>
+      <m:oMath>
+        <m:sSub>
+          <m:e>
+            <m:r>
+              <m:t>a</m:t>
+            </m:r>
+          </m:e>
+          <m:sub>
+            <m:r>
+              <m:t>1</m:t>
+            </m:r>
+          </m:sub>
+        </m:sSub>
+        <m:r>
+          <m:rPr>
+            <m:sty m:val="p"/>
+          </m:rPr>
+          <m:t>+</m:t>
+        </m:r>
+        <m:r>
+          <m:rPr>
+            <m:sty m:val="p"/>
+          </m:rPr>
+          <m:t>⋯</m:t>
+        </m:r>
+        <m:r>
+          <m:rPr>
+            <m:sty m:val="p"/>
+          </m:rPr>
+          <m:t>+</m:t>
+        </m:r>
+        <m:sSub>
+          <m:e>
+            <m:r>
+              <m:t>a</m:t>
+            </m:r>
+          </m:e>
+          <m:sub>
+            <m:r>
+              <m:t>n</m:t>
+            </m:r>
+          </m:sub>
+        </m:sSub>
+        <m:r>
+          <m:rPr>
+            <m:sty m:val="p"/>
+          </m:rPr>
+          <m:t>+</m:t>
+        </m:r>
+        <m:r>
+          <m:t>1</m:t>
+        </m:r>
+      </m:oMath>
+      <w:r>
+        <w:t xml:space="preserve">,</w:t>
+      </w:r>
+      <w:r>
+        <w:t xml:space="preserve"> </w:t>
+      </w:r>
+      <w:r>
+        <w:t xml:space="preserve">which is larger than every number in the list.</w:t>
+      </w:r>
+    </w:p>
+    <w:bookmarkEnd w:id="61"/>
+    <w:bookmarkStart w:id="62" w:name="def-infinite-set"/>
+    <w:p>
+      <w:pPr>
+        <w:pStyle w:val="FirstParagraph"/>
+      </w:pPr>
+      <w:r>
+        <w:rPr>
+          <w:b/>
+          <w:bCs/>
+        </w:rPr>
+        <w:t xml:space="preserve">Definition 22 (Infinite set)</w:t>
+      </w:r>
+      <w:r>
+        <w:t xml:space="preserve"> </w:t>
+      </w:r>
+      <w:r>
+        <w:t xml:space="preserve">A set that is not finite (</w:t>
+      </w:r>
+      <w:hyperlink w:anchor="def-finite-set">
+        <w:r>
+          <w:rPr>
+            <w:rStyle w:val="Hyperlink"/>
+          </w:rPr>
+          <w:t xml:space="preserve">Definition 20</w:t>
+        </w:r>
+      </w:hyperlink>
+      <w:r>
+        <w:t xml:space="preserve">) is</w:t>
+      </w:r>
+      <w:r>
+        <w:t xml:space="preserve"> </w:t>
+      </w:r>
+      <w:r>
+        <w:rPr>
+          <w:b/>
+          <w:bCs/>
+        </w:rPr>
+        <w:t xml:space="preserve">infinite</w:t>
+      </w:r>
+      <w:r>
+        <w:t xml:space="preserve">.</w:t>
+      </w:r>
+    </w:p>
+    <w:bookmarkEnd w:id="62"/>
+    <w:bookmarkStart w:id="63" w:name="def-countable-set"/>
+    <w:p>
+      <w:pPr>
+        <w:pStyle w:val="BodyText"/>
+      </w:pPr>
+      <w:r>
+        <w:rPr>
+          <w:b/>
+          <w:bCs/>
+        </w:rPr>
+        <w:t xml:space="preserve">Definition 23 (Countable set)</w:t>
+      </w:r>
+      <w:r>
+        <w:t xml:space="preserve"> </w:t>
+      </w:r>
+      <w:r>
+        <w:t xml:space="preserve">A set is</w:t>
+      </w:r>
+      <w:r>
+        <w:t xml:space="preserve"> </w:t>
+      </w:r>
+      <w:r>
+        <w:rPr>
+          <w:b/>
+          <w:bCs/>
+        </w:rPr>
+        <w:t xml:space="preserve">countable</w:t>
+      </w:r>
+      <w:r>
+        <w:t xml:space="preserve"> </w:t>
+      </w:r>
+      <w:r>
+        <w:t xml:space="preserve">if it is finite (</w:t>
+      </w:r>
+      <w:hyperlink w:anchor="def-finite-set">
+        <w:r>
+          <w:rPr>
+            <w:rStyle w:val="Hyperlink"/>
+          </w:rPr>
+          <w:t xml:space="preserve">Definition 20</w:t>
+        </w:r>
+      </w:hyperlink>
+      <w:r>
+        <w:t xml:space="preserve">),</w:t>
+      </w:r>
+      <w:r>
+        <w:t xml:space="preserve"> </w:t>
+      </w:r>
+      <w:r>
+        <w:t xml:space="preserve">or if its elements can be listed as a sequence (</w:t>
+      </w:r>
+      <w:hyperlink w:anchor="def-sequence">
+        <w:r>
+          <w:rPr>
+            <w:rStyle w:val="Hyperlink"/>
+          </w:rPr>
+          <w:t xml:space="preserve">Definition 17</w:t>
+        </w:r>
+      </w:hyperlink>
+      <w:r>
+        <w:t xml:space="preserve">)</w:t>
+      </w:r>
+      <w:r>
+        <w:t xml:space="preserve"> </w:t>
+      </w:r>
+      <m:oMath>
+        <m:sSub>
+          <m:e>
+            <m:r>
+              <m:t>a</m:t>
+            </m:r>
+          </m:e>
+          <m:sub>
+            <m:r>
+              <m:t>1</m:t>
+            </m:r>
+          </m:sub>
+        </m:sSub>
+        <m:r>
+          <m:rPr>
+            <m:sty m:val="p"/>
+          </m:rPr>
+          <m:t>,</m:t>
+        </m:r>
+        <m:sSub>
+          <m:e>
+            <m:r>
+              <m:t>a</m:t>
+            </m:r>
+          </m:e>
+          <m:sub>
+            <m:r>
+              <m:t>2</m:t>
+            </m:r>
+          </m:sub>
+        </m:sSub>
+        <m:r>
+          <m:rPr>
+            <m:sty m:val="p"/>
+          </m:rPr>
+          <m:t>,</m:t>
+        </m:r>
+        <m:sSub>
+          <m:e>
+            <m:r>
+              <m:t>a</m:t>
+            </m:r>
+          </m:e>
+          <m:sub>
+            <m:r>
+              <m:t>3</m:t>
+            </m:r>
+          </m:sub>
+        </m:sSub>
+        <m:r>
+          <m:rPr>
+            <m:sty m:val="p"/>
+          </m:rPr>
+          <m:t>,</m:t>
+        </m:r>
+        <m:r>
+          <m:rPr>
+            <m:sty m:val="p"/>
+          </m:rPr>
+          <m:t>…</m:t>
+        </m:r>
+      </m:oMath>
+      <w:r>
+        <w:t xml:space="preserve"> </w:t>
+      </w:r>
+      <w:r>
+        <w:t xml:space="preserve">in which every element appears.</w:t>
+      </w:r>
+    </w:p>
+    <w:bookmarkEnd w:id="63"/>
+    <w:bookmarkStart w:id="64" w:name="def-countably-infinite"/>
+    <w:p>
+      <w:pPr>
+        <w:pStyle w:val="BodyText"/>
+      </w:pPr>
+      <w:r>
+        <w:rPr>
+          <w:b/>
+          <w:bCs/>
+        </w:rPr>
+        <w:t xml:space="preserve">Definition 24 (Countably infinite set)</w:t>
+      </w:r>
+      <w:r>
+        <w:t xml:space="preserve"> </w:t>
+      </w:r>
+      <w:r>
+        <w:t xml:space="preserve">A set is</w:t>
+      </w:r>
+      <w:r>
+        <w:t xml:space="preserve"> </w:t>
+      </w:r>
+      <w:r>
+        <w:rPr>
+          <w:b/>
+          <w:bCs/>
+        </w:rPr>
+        <w:t xml:space="preserve">countably infinite</w:t>
+      </w:r>
+      <w:r>
+        <w:t xml:space="preserve"> </w:t>
+      </w:r>
+      <w:r>
+        <w:t xml:space="preserve">if it is</w:t>
+      </w:r>
+      <w:r>
+        <w:t xml:space="preserve"> </w:t>
+      </w:r>
+      <w:hyperlink w:anchor="def-countable-set">
+        <w:r>
+          <w:rPr>
+            <w:rStyle w:val="Hyperlink"/>
+          </w:rPr>
+          <w:t xml:space="preserve">countable</w:t>
+        </w:r>
+      </w:hyperlink>
+      <w:r>
+        <w:t xml:space="preserve"> </w:t>
+      </w:r>
+      <w:r>
+        <w:t xml:space="preserve">and not finite.</w:t>
+      </w:r>
+    </w:p>
+    <w:bookmarkEnd w:id="64"/>
+    <w:bookmarkStart w:id="67" w:name="exm-countable-set"/>
+    <w:p>
+      <w:pPr>
+        <w:pStyle w:val="BodyText"/>
+      </w:pPr>
+      <w:r>
+        <w:rPr>
+          <w:b/>
+          <w:bCs/>
+        </w:rPr>
+        <w:t xml:space="preserve">Example 15 (Countable and uncountable sets)</w:t>
+      </w:r>
+      <w:r>
+        <w:t xml:space="preserve"> </w:t>
+      </w:r>
+      <w:r>
+        <w:t xml:space="preserve"> </w:t>
       </w:r>
     </w:p>
     <w:p>
@@ -12337,26 +13236,9 @@
         <w:pStyle w:val="Compact"/>
         <w:numPr>
           <w:ilvl w:val="0"/>
-          <w:numId w:val="1011"/>
+          <w:numId w:val="1012"/>
         </w:numPr>
       </w:pPr>
-      <w:r>
-        <w:t xml:space="preserve">The</w:t>
-      </w:r>
-      <w:r>
-        <w:t xml:space="preserve"> </w:t>
-      </w:r>
-      <w:hyperlink r:id="rId58">
-        <w:r>
-          <w:rPr>
-            <w:rStyle w:val="Hyperlink"/>
-          </w:rPr>
-          <w:t xml:space="preserve">non-negative integers</w:t>
-        </w:r>
-      </w:hyperlink>
-      <w:r>
-        <w:t xml:space="preserve"> </w:t>
-      </w:r>
       <m:oMath>
         <m:r>
           <m:t>​</m:t>
@@ -12370,7 +13252,7 @@
           </m:dPr>
           <m:e>
             <m:r>
-              <m:t>0</m:t>
+              <m:t>1</m:t>
             </m:r>
             <m:r>
               <m:rPr>
@@ -12379,7 +13261,7 @@
               <m:t>,</m:t>
             </m:r>
             <m:r>
-              <m:t>1</m:t>
+              <m:t>2</m:t>
             </m:r>
             <m:r>
               <m:rPr>
@@ -12388,7 +13270,7 @@
               <m:t>,</m:t>
             </m:r>
             <m:r>
-              <m:t>2</m:t>
+              <m:t>3</m:t>
             </m:r>
             <m:r>
               <m:rPr>
@@ -12397,10 +13279,25 @@
               <m:t>,</m:t>
             </m:r>
             <m:r>
+              <m:t>4</m:t>
+            </m:r>
+            <m:r>
               <m:rPr>
                 <m:sty m:val="p"/>
               </m:rPr>
-              <m:t>…</m:t>
+              <m:t>,</m:t>
+            </m:r>
+            <m:r>
+              <m:t>5</m:t>
+            </m:r>
+            <m:r>
+              <m:rPr>
+                <m:sty m:val="p"/>
+              </m:rPr>
+              <m:t>,</m:t>
+            </m:r>
+            <m:r>
+              <m:t>6</m:t>
             </m:r>
           </m:e>
         </m:d>
@@ -12412,57 +13309,7 @@
         <w:t xml:space="preserve"> </w:t>
       </w:r>
       <w:r>
-        <w:t xml:space="preserve">are countably infinite:</w:t>
-      </w:r>
-      <w:r>
-        <w:t xml:space="preserve"> </w:t>
-      </w:r>
-      <w:r>
-        <w:t xml:space="preserve">the sequence</w:t>
-      </w:r>
-      <w:r>
-        <w:t xml:space="preserve"> </w:t>
-      </w:r>
-      <m:oMath>
-        <m:r>
-          <m:t>0</m:t>
-        </m:r>
-        <m:r>
-          <m:rPr>
-            <m:sty m:val="p"/>
-          </m:rPr>
-          <m:t>,</m:t>
-        </m:r>
-        <m:r>
-          <m:t>1</m:t>
-        </m:r>
-        <m:r>
-          <m:rPr>
-            <m:sty m:val="p"/>
-          </m:rPr>
-          <m:t>,</m:t>
-        </m:r>
-        <m:r>
-          <m:t>2</m:t>
-        </m:r>
-        <m:r>
-          <m:rPr>
-            <m:sty m:val="p"/>
-          </m:rPr>
-          <m:t>,</m:t>
-        </m:r>
-        <m:r>
-          <m:rPr>
-            <m:sty m:val="p"/>
-          </m:rPr>
-          <m:t>…</m:t>
-        </m:r>
-      </m:oMath>
-      <w:r>
-        <w:t xml:space="preserve"> </w:t>
-      </w:r>
-      <w:r>
-        <w:t xml:space="preserve">lists them.</w:t>
+        <w:t xml:space="preserve">is countable, because it is finite.</w:t>
       </w:r>
     </w:p>
     <w:p>
@@ -12470,7 +13317,7 @@
         <w:pStyle w:val="Compact"/>
         <w:numPr>
           <w:ilvl w:val="0"/>
-          <w:numId w:val="1011"/>
+          <w:numId w:val="1012"/>
         </w:numPr>
       </w:pPr>
       <w:r>
@@ -12479,7 +13326,140 @@
       <w:r>
         <w:t xml:space="preserve"> </w:t>
       </w:r>
-      <w:hyperlink r:id="rId59">
+      <w:hyperlink r:id="rId65">
+        <w:r>
+          <w:rPr>
+            <w:rStyle w:val="Hyperlink"/>
+          </w:rPr>
+          <w:t xml:space="preserve">non-negative integers</w:t>
+        </w:r>
+      </w:hyperlink>
+      <w:r>
+        <w:t xml:space="preserve"> </w:t>
+      </w:r>
+      <m:oMath>
+        <m:r>
+          <m:t>​</m:t>
+        </m:r>
+        <m:d>
+          <m:dPr>
+            <m:begChr m:val="{"/>
+            <m:sepChr m:val=""/>
+            <m:endChr m:val="}"/>
+            <m:grow/>
+          </m:dPr>
+          <m:e>
+            <m:r>
+              <m:t>0</m:t>
+            </m:r>
+            <m:r>
+              <m:rPr>
+                <m:sty m:val="p"/>
+              </m:rPr>
+              <m:t>,</m:t>
+            </m:r>
+            <m:r>
+              <m:t>1</m:t>
+            </m:r>
+            <m:r>
+              <m:rPr>
+                <m:sty m:val="p"/>
+              </m:rPr>
+              <m:t>,</m:t>
+            </m:r>
+            <m:r>
+              <m:t>2</m:t>
+            </m:r>
+            <m:r>
+              <m:rPr>
+                <m:sty m:val="p"/>
+              </m:rPr>
+              <m:t>,</m:t>
+            </m:r>
+            <m:r>
+              <m:rPr>
+                <m:sty m:val="p"/>
+              </m:rPr>
+              <m:t>…</m:t>
+            </m:r>
+          </m:e>
+        </m:d>
+        <m:r>
+          <m:t>​</m:t>
+        </m:r>
+      </m:oMath>
+      <w:r>
+        <w:t xml:space="preserve"> </w:t>
+      </w:r>
+      <w:r>
+        <w:t xml:space="preserve">are countably infinite:</w:t>
+      </w:r>
+      <w:r>
+        <w:t xml:space="preserve"> </w:t>
+      </w:r>
+      <w:r>
+        <w:t xml:space="preserve">the sequence</w:t>
+      </w:r>
+      <w:r>
+        <w:t xml:space="preserve"> </w:t>
+      </w:r>
+      <m:oMath>
+        <m:r>
+          <m:t>0</m:t>
+        </m:r>
+        <m:r>
+          <m:rPr>
+            <m:sty m:val="p"/>
+          </m:rPr>
+          <m:t>,</m:t>
+        </m:r>
+        <m:r>
+          <m:t>1</m:t>
+        </m:r>
+        <m:r>
+          <m:rPr>
+            <m:sty m:val="p"/>
+          </m:rPr>
+          <m:t>,</m:t>
+        </m:r>
+        <m:r>
+          <m:t>2</m:t>
+        </m:r>
+        <m:r>
+          <m:rPr>
+            <m:sty m:val="p"/>
+          </m:rPr>
+          <m:t>,</m:t>
+        </m:r>
+        <m:r>
+          <m:rPr>
+            <m:sty m:val="p"/>
+          </m:rPr>
+          <m:t>…</m:t>
+        </m:r>
+      </m:oMath>
+      <w:r>
+        <w:t xml:space="preserve"> </w:t>
+      </w:r>
+      <w:r>
+        <w:t xml:space="preserve">lists them.</w:t>
+      </w:r>
+    </w:p>
+    <w:p>
+      <w:pPr>
+        <w:pStyle w:val="Compact"/>
+        <w:numPr>
+          <w:ilvl w:val="0"/>
+          <w:numId w:val="1012"/>
+        </w:numPr>
+      </w:pPr>
+      <w:r>
+        <w:t xml:space="preserve">The</w:t>
+      </w:r>
+      <w:r>
+        <w:t xml:space="preserve"> </w:t>
+      </w:r>
+      <w:hyperlink r:id="rId66">
         <w:r>
           <w:rPr>
             <w:rStyle w:val="Hyperlink"/>
@@ -12598,8 +13578,8 @@
         <w:t xml:space="preserve">lists every one of them.</w:t>
       </w:r>
     </w:p>
-    <w:bookmarkEnd w:id="60"/>
-    <w:bookmarkStart w:id="61" w:name="thm-interval-uncountable"/>
+    <w:bookmarkEnd w:id="67"/>
+    <w:bookmarkStart w:id="68" w:name="thm-interval-uncountable"/>
     <w:p>
       <w:pPr>
         <w:pStyle w:val="FirstParagraph"/>
@@ -12667,8 +13647,8 @@
         <w:t xml:space="preserve">.</w:t>
       </w:r>
     </w:p>
-    <w:bookmarkEnd w:id="61"/>
-    <w:bookmarkStart w:id="65" w:name="rem-cantor-diagonal"/>
+    <w:bookmarkEnd w:id="68"/>
+    <w:bookmarkStart w:id="72" w:name="rem-cantor-diagonal"/>
     <w:p>
       <w:pPr>
         <w:pStyle w:val="BodyText"/>
@@ -12678,7 +13658,7 @@
           <w:i/>
           <w:iCs/>
         </w:rPr>
-        <w:t xml:space="preserve">Remark 7</w:t>
+        <w:t xml:space="preserve">Remark 8</w:t>
       </w:r>
       <w:r>
         <w:t xml:space="preserve"> (Cantor’s diagonal argument). </w:t>
@@ -12689,7 +13669,7 @@
       <w:r>
         <w:t xml:space="preserve"> </w:t>
       </w:r>
-      <w:hyperlink r:id="rId62">
+      <w:hyperlink r:id="rId69">
         <w:r>
           <w:rPr>
             <w:rStyle w:val="Hyperlink"/>
@@ -12785,7 +13765,7 @@
       <w:r>
         <w:t xml:space="preserve"> </w:t>
       </w:r>
-      <w:hyperlink r:id="rId63">
+      <w:hyperlink r:id="rId70">
         <w:r>
           <w:rPr>
             <w:rStyle w:val="Hyperlink"/>
@@ -12894,7 +13874,7 @@
       <w:r>
         <w:t xml:space="preserve"> </w:t>
       </w:r>
-      <w:hyperlink r:id="rId64">
+      <w:hyperlink r:id="rId71">
         <w:r>
           <w:rPr>
             <w:rStyle w:val="Hyperlink"/>
@@ -13121,9 +14101,9 @@
         <w:t xml:space="preserve">and from the third in the third digit.</w:t>
       </w:r>
     </w:p>
-    <w:bookmarkEnd w:id="65"/>
-    <w:bookmarkEnd w:id="66"/>
-    <w:bookmarkStart w:id="70" w:name="references"/>
+    <w:bookmarkEnd w:id="72"/>
+    <w:bookmarkEnd w:id="73"/>
+    <w:bookmarkStart w:id="77" w:name="references"/>
     <w:p>
       <w:pPr>
         <w:pStyle w:val="Heading2"/>
@@ -13132,8 +14112,8 @@
         <w:t xml:space="preserve">References</w:t>
       </w:r>
     </w:p>
-    <w:bookmarkStart w:id="69" w:name="refs"/>
-    <w:bookmarkStart w:id="68" w:name="ref-halmos1974naive"/>
+    <w:bookmarkStart w:id="76" w:name="refs"/>
+    <w:bookmarkStart w:id="75" w:name="ref-halmos1974naive"/>
     <w:p>
       <w:pPr>
         <w:pStyle w:val="Bibliography"/>
@@ -13157,7 +14137,7 @@
       <w:r>
         <w:t xml:space="preserve"> </w:t>
       </w:r>
-      <w:hyperlink r:id="rId67">
+      <w:hyperlink r:id="rId74">
         <w:r>
           <w:rPr>
             <w:rStyle w:val="Hyperlink"/>
@@ -13169,9 +14149,9 @@
         <w:t xml:space="preserve">.</w:t>
       </w:r>
     </w:p>
-    <w:bookmarkEnd w:id="68"/>
-    <w:bookmarkEnd w:id="69"/>
-    <w:bookmarkEnd w:id="70"/>
+    <w:bookmarkEnd w:id="75"/>
+    <w:bookmarkEnd w:id="76"/>
+    <w:bookmarkEnd w:id="77"/>
     <w:sectPr>
       <w:footnotePr>
         <w:numRestart w:val="eachSect"/>
@@ -13531,6 +14511,9 @@
     <w:abstractNumId w:val="991"/>
   </w:num>
   <w:num w:numId="1011">
+    <w:abstractNumId w:val="991"/>
+  </w:num>
+  <w:num w:numId="1012">
     <w:abstractNumId w:val="991"/>
   </w:num>
 </w:numbering>

--- a/functions.docx
+++ b/functions.docx
@@ -15,7 +15,7 @@
         <w:pStyle w:val="Date"/>
       </w:pPr>
       <w:r>
-        <w:t xml:space="preserve">Last modified: 2026-10-16 19:32:00 (PDT)</w:t>
+        <w:t xml:space="preserve">Last modified: 2026-10-17 02:34:23 (PDT)</w:t>
       </w:r>
     </w:p>
     <w:p>

--- a/functions.docx
+++ b/functions.docx
@@ -15,7 +15,7 @@
         <w:pStyle w:val="Date"/>
       </w:pPr>
       <w:r>
-        <w:t xml:space="preserve">Last modified: 2026-10-17 02:34:23 (PDT)</w:t>
+        <w:t xml:space="preserve">Last modified: 2026-10-17 03:46:15 (PDT)</w:t>
       </w:r>
     </w:p>
     <w:p>

--- a/functions.docx
+++ b/functions.docx
@@ -15,7 +15,7 @@
         <w:pStyle w:val="Date"/>
       </w:pPr>
       <w:r>
-        <w:t xml:space="preserve">Last modified: 2026-10-17 03:46:15 (PDT)</w:t>
+        <w:t xml:space="preserve">Last modified: 2026-10-17 04:46:25 (PDT)</w:t>
       </w:r>
     </w:p>
     <w:p>
@@ -7733,117 +7733,9 @@
       <w:r>
         <w:t xml:space="preserve"> </w:t>
       </w:r>
-      <m:oMath>
-        <m:limLow>
-          <m:e>
-            <m:r>
-              <m:t>x</m:t>
-            </m:r>
-          </m:e>
-          <m:lim>
-            <m:r>
-              <m:rPr>
-                <m:sty m:val="p"/>
-              </m:rPr>
-              <m:t>∼</m:t>
-            </m:r>
-          </m:lim>
-        </m:limLow>
-        <m:r>
-          <m:rPr>
-            <m:sty m:val="p"/>
-          </m:rPr>
-          <m:t>=</m:t>
-        </m:r>
-        <m:sSup>
-          <m:e>
-            <m:r>
-              <m:t>​</m:t>
-            </m:r>
-            <m:d>
-              <m:dPr>
-                <m:begChr m:val="("/>
-                <m:sepChr m:val=""/>
-                <m:endChr m:val=")"/>
-                <m:grow/>
-              </m:dPr>
-              <m:e>
-                <m:sSub>
-                  <m:e>
-                    <m:r>
-                      <m:t>x</m:t>
-                    </m:r>
-                  </m:e>
-                  <m:sub>
-                    <m:r>
-                      <m:t>1</m:t>
-                    </m:r>
-                  </m:sub>
-                </m:sSub>
-                <m:r>
-                  <m:rPr>
-                    <m:sty m:val="p"/>
-                  </m:rPr>
-                  <m:t>,</m:t>
-                </m:r>
-                <m:sSub>
-                  <m:e>
-                    <m:r>
-                      <m:t>x</m:t>
-                    </m:r>
-                  </m:e>
-                  <m:sub>
-                    <m:r>
-                      <m:t>2</m:t>
-                    </m:r>
-                  </m:sub>
-                </m:sSub>
-                <m:r>
-                  <m:rPr>
-                    <m:sty m:val="p"/>
-                  </m:rPr>
-                  <m:t>,</m:t>
-                </m:r>
-                <m:r>
-                  <m:rPr>
-                    <m:sty m:val="p"/>
-                  </m:rPr>
-                  <m:t>…</m:t>
-                </m:r>
-                <m:r>
-                  <m:rPr>
-                    <m:sty m:val="p"/>
-                  </m:rPr>
-                  <m:t>,</m:t>
-                </m:r>
-                <m:sSub>
-                  <m:e>
-                    <m:r>
-                      <m:t>x</m:t>
-                    </m:r>
-                  </m:e>
-                  <m:sub>
-                    <m:r>
-                      <m:t>n</m:t>
-                    </m:r>
-                  </m:sub>
-                </m:sSub>
-              </m:e>
-            </m:d>
-            <m:r>
-              <m:t>​</m:t>
-            </m:r>
-          </m:e>
-          <m:sup>
-            <m:r>
-              <m:rPr>
-                <m:sty m:val="p"/>
-              </m:rPr>
-              <m:t>⊤</m:t>
-            </m:r>
-          </m:sup>
-        </m:sSup>
-      </m:oMath>
+      <w:r>
+        <w:t xml:space="preserve">$\mathord{\smash[b]{\underset{\raise.3ex\hbox{$\scriptstyle\sim$}}{x}}\vphantom{x}}= {\mathopen{}\left(x_1, x_2, \ldots, x_n\right)\mathclose{}}^{\top}$</w:t>
+      </w:r>
       <w:r>
         <w:t xml:space="preserve"> </w:t>
       </w:r>
@@ -7900,23 +7792,9 @@
       <w:r>
         <w:t xml:space="preserve"> </w:t>
       </w:r>
-      <m:oMath>
-        <m:limLow>
-          <m:e>
-            <m:r>
-              <m:t>x</m:t>
-            </m:r>
-          </m:e>
-          <m:lim>
-            <m:r>
-              <m:rPr>
-                <m:sty m:val="p"/>
-              </m:rPr>
-              <m:t>∼</m:t>
-            </m:r>
-          </m:lim>
-        </m:limLow>
-      </m:oMath>
+      <w:r>
+        <w:t xml:space="preserve">$\mathord{\smash[b]{\underset{\raise.3ex\hbox{$\scriptstyle\sim$}}{x}}\vphantom{x}}$</w:t>
+      </w:r>
       <w:r>
         <w:t xml:space="preserve">,</w:t>
       </w:r>
@@ -7929,50 +7807,9 @@
       <w:r>
         <w:t xml:space="preserve"> </w:t>
       </w:r>
-      <m:oMath>
-        <m:sSup>
-          <m:e>
-            <m:r>
-              <m:t>f</m:t>
-            </m:r>
-          </m:e>
-          <m:sup>
-            <m:r>
-              <m:rPr>
-                <m:sty m:val="p"/>
-              </m:rPr>
-              <m:t>⊙</m:t>
-            </m:r>
-          </m:sup>
-        </m:sSup>
-        <m:r>
-          <m:rPr>
-            <m:sty m:val="p"/>
-          </m:rPr>
-          <m:t>(</m:t>
-        </m:r>
-        <m:limLow>
-          <m:e>
-            <m:r>
-              <m:t>x</m:t>
-            </m:r>
-          </m:e>
-          <m:lim>
-            <m:r>
-              <m:rPr>
-                <m:sty m:val="p"/>
-              </m:rPr>
-              <m:t>∼</m:t>
-            </m:r>
-          </m:lim>
-        </m:limLow>
-        <m:r>
-          <m:rPr>
-            <m:sty m:val="p"/>
-          </m:rPr>
-          <m:t>)</m:t>
-        </m:r>
-      </m:oMath>
+      <w:r>
+        <w:t xml:space="preserve">$f^{\odot}(\mathord{\smash[b]{\underset{\raise.3ex\hbox{$\scriptstyle\sim$}}{x}}\vphantom{x}})$</w:t>
+      </w:r>
       <w:r>
         <w:t xml:space="preserve">,</w:t>
       </w:r>
@@ -7999,23 +7836,9 @@
       <w:r>
         <w:t xml:space="preserve"> </w:t>
       </w:r>
-      <m:oMath>
-        <m:limLow>
-          <m:e>
-            <m:r>
-              <m:t>x</m:t>
-            </m:r>
-          </m:e>
-          <m:lim>
-            <m:r>
-              <m:rPr>
-                <m:sty m:val="p"/>
-              </m:rPr>
-              <m:t>∼</m:t>
-            </m:r>
-          </m:lim>
-        </m:limLow>
-      </m:oMath>
+      <w:r>
+        <w:t xml:space="preserve">$\mathord{\smash[b]{\underset{\raise.3ex\hbox{$\scriptstyle\sim$}}{x}}\vphantom{x}}$</w:t>
+      </w:r>
       <w:r>
         <w:t xml:space="preserve">:</w:t>
       </w:r>
@@ -8024,200 +7847,11 @@
       <w:pPr>
         <w:pStyle w:val="BodyText"/>
       </w:pPr>
-      <m:oMathPara>
-        <m:oMathParaPr>
-          <m:jc m:val="center"/>
-        </m:oMathParaPr>
-        <m:oMath>
-          <m:sSup>
-            <m:e>
-              <m:r>
-                <m:t>f</m:t>
-              </m:r>
-            </m:e>
-            <m:sup>
-              <m:r>
-                <m:rPr>
-                  <m:sty m:val="p"/>
-                </m:rPr>
-                <m:t>⊙</m:t>
-              </m:r>
-            </m:sup>
-          </m:sSup>
-          <m:r>
-            <m:rPr>
-              <m:sty m:val="p"/>
-            </m:rPr>
-            <m:t>(</m:t>
-          </m:r>
-          <m:limLow>
-            <m:e>
-              <m:r>
-                <m:t>x</m:t>
-              </m:r>
-            </m:e>
-            <m:lim>
-              <m:r>
-                <m:rPr>
-                  <m:sty m:val="p"/>
-                </m:rPr>
-                <m:t>∼</m:t>
-              </m:r>
-            </m:lim>
-          </m:limLow>
-          <m:r>
-            <m:rPr>
-              <m:sty m:val="p"/>
-            </m:rPr>
-            <m:t>)</m:t>
-          </m:r>
-          <m:r>
-            <m:rPr>
-              <m:sty m:val="p"/>
-            </m:rPr>
-            <m:t>=</m:t>
-          </m:r>
-          <m:sSup>
-            <m:e>
-              <m:r>
-                <m:t>​</m:t>
-              </m:r>
-              <m:d>
-                <m:dPr>
-                  <m:begChr m:val="("/>
-                  <m:sepChr m:val=""/>
-                  <m:endChr m:val=")"/>
-                  <m:grow/>
-                </m:dPr>
-                <m:e>
-                  <m:r>
-                    <m:t>f</m:t>
-                  </m:r>
-                  <m:r>
-                    <m:rPr>
-                      <m:sty m:val="p"/>
-                    </m:rPr>
-                    <m:t>(</m:t>
-                  </m:r>
-                  <m:sSub>
-                    <m:e>
-                      <m:r>
-                        <m:t>x</m:t>
-                      </m:r>
-                    </m:e>
-                    <m:sub>
-                      <m:r>
-                        <m:t>1</m:t>
-                      </m:r>
-                    </m:sub>
-                  </m:sSub>
-                  <m:r>
-                    <m:rPr>
-                      <m:sty m:val="p"/>
-                    </m:rPr>
-                    <m:t>)</m:t>
-                  </m:r>
-                  <m:r>
-                    <m:rPr>
-                      <m:sty m:val="p"/>
-                    </m:rPr>
-                    <m:t>,</m:t>
-                  </m:r>
-                  <m:r>
-                    <m:t>f</m:t>
-                  </m:r>
-                  <m:r>
-                    <m:rPr>
-                      <m:sty m:val="p"/>
-                    </m:rPr>
-                    <m:t>(</m:t>
-                  </m:r>
-                  <m:sSub>
-                    <m:e>
-                      <m:r>
-                        <m:t>x</m:t>
-                      </m:r>
-                    </m:e>
-                    <m:sub>
-                      <m:r>
-                        <m:t>2</m:t>
-                      </m:r>
-                    </m:sub>
-                  </m:sSub>
-                  <m:r>
-                    <m:rPr>
-                      <m:sty m:val="p"/>
-                    </m:rPr>
-                    <m:t>)</m:t>
-                  </m:r>
-                  <m:r>
-                    <m:rPr>
-                      <m:sty m:val="p"/>
-                    </m:rPr>
-                    <m:t>,</m:t>
-                  </m:r>
-                  <m:r>
-                    <m:rPr>
-                      <m:sty m:val="p"/>
-                    </m:rPr>
-                    <m:t>…</m:t>
-                  </m:r>
-                  <m:r>
-                    <m:rPr>
-                      <m:sty m:val="p"/>
-                    </m:rPr>
-                    <m:t>,</m:t>
-                  </m:r>
-                  <m:r>
-                    <m:t>f</m:t>
-                  </m:r>
-                  <m:r>
-                    <m:rPr>
-                      <m:sty m:val="p"/>
-                    </m:rPr>
-                    <m:t>(</m:t>
-                  </m:r>
-                  <m:sSub>
-                    <m:e>
-                      <m:r>
-                        <m:t>x</m:t>
-                      </m:r>
-                    </m:e>
-                    <m:sub>
-                      <m:r>
-                        <m:t>n</m:t>
-                      </m:r>
-                    </m:sub>
-                  </m:sSub>
-                  <m:r>
-                    <m:rPr>
-                      <m:sty m:val="p"/>
-                    </m:rPr>
-                    <m:t>)</m:t>
-                  </m:r>
-                </m:e>
-              </m:d>
-              <m:r>
-                <m:t>​</m:t>
-              </m:r>
-            </m:e>
-            <m:sup>
-              <m:r>
-                <m:rPr>
-                  <m:sty m:val="p"/>
-                </m:rPr>
-                <m:t>⊤</m:t>
-              </m:r>
-            </m:sup>
-          </m:sSup>
-          <m:r>
-            <m:rPr>
-              <m:sty m:val="p"/>
-            </m:rPr>
-            <m:t>.</m:t>
-          </m:r>
-        </m:oMath>
-      </m:oMathPara>
+      <w:r>
+        <w:t xml:space="preserve">$$
+    f^{\odot}(\mathord{\smash[b]{\underset{\raise.3ex\hbox{$\scriptstyle\sim$}}{x}}\vphantom{x}}) = {\mathopen{}\left(f(x_1), f(x_2), \ldots, f(x_n)\right)\mathclose{}}^{\top}.
+    $$</w:t>
+      </w:r>
     </w:p>
     <w:p>
       <w:pPr>
@@ -8373,84 +8007,9 @@
       <w:r>
         <w:t xml:space="preserve"> </w:t>
       </w:r>
-      <m:oMath>
-        <m:limLow>
-          <m:e>
-            <m:r>
-              <m:t>x</m:t>
-            </m:r>
-          </m:e>
-          <m:lim>
-            <m:r>
-              <m:rPr>
-                <m:sty m:val="p"/>
-              </m:rPr>
-              <m:t>∼</m:t>
-            </m:r>
-          </m:lim>
-        </m:limLow>
-        <m:r>
-          <m:rPr>
-            <m:sty m:val="p"/>
-          </m:rPr>
-          <m:t>=</m:t>
-        </m:r>
-        <m:sSup>
-          <m:e>
-            <m:r>
-              <m:t>​</m:t>
-            </m:r>
-            <m:d>
-              <m:dPr>
-                <m:begChr m:val="("/>
-                <m:sepChr m:val=""/>
-                <m:endChr m:val=")"/>
-                <m:grow/>
-              </m:dPr>
-              <m:e>
-                <m:r>
-                  <m:rPr>
-                    <m:sty m:val="p"/>
-                  </m:rPr>
-                  <m:t>−</m:t>
-                </m:r>
-                <m:r>
-                  <m:t>1</m:t>
-                </m:r>
-                <m:r>
-                  <m:rPr>
-                    <m:sty m:val="p"/>
-                  </m:rPr>
-                  <m:t>,</m:t>
-                </m:r>
-                <m:r>
-                  <m:t>0</m:t>
-                </m:r>
-                <m:r>
-                  <m:rPr>
-                    <m:sty m:val="p"/>
-                  </m:rPr>
-                  <m:t>,</m:t>
-                </m:r>
-                <m:r>
-                  <m:t>2</m:t>
-                </m:r>
-              </m:e>
-            </m:d>
-            <m:r>
-              <m:t>​</m:t>
-            </m:r>
-          </m:e>
-          <m:sup>
-            <m:r>
-              <m:rPr>
-                <m:sty m:val="p"/>
-              </m:rPr>
-              <m:t>⊤</m:t>
-            </m:r>
-          </m:sup>
-        </m:sSup>
-      </m:oMath>
+      <w:r>
+        <w:t xml:space="preserve">$\mathord{\smash[b]{\underset{\raise.3ex\hbox{$\scriptstyle\sim$}}{x}}\vphantom{x}}= {\mathopen{}\left(-1, 0, 2\right)\mathclose{}}^{\top}$</w:t>
+      </w:r>
       <w:r>
         <w:t xml:space="preserve">.</w:t>
       </w:r>
@@ -8589,330 +8148,14 @@
       <w:pPr>
         <w:pStyle w:val="BodyText"/>
       </w:pPr>
-      <m:oMathPara>
-        <m:oMathParaPr>
-          <m:jc m:val="center"/>
-        </m:oMathParaPr>
-        <m:oMath>
-          <m:eqArr>
-            <m:e>
-              <m:sSup>
-                <m:e>
-                  <m:r>
-                    <m:rPr>
-                      <m:sty m:val="p"/>
-                    </m:rPr>
-                    <m:t>exp</m:t>
-                  </m:r>
-                </m:e>
-                <m:sup>
-                  <m:r>
-                    <m:rPr>
-                      <m:sty m:val="p"/>
-                    </m:rPr>
-                    <m:t>⊙</m:t>
-                  </m:r>
-                </m:sup>
-              </m:sSup>
-              <m:r>
-                <m:rPr>
-                  <m:sty m:val="p"/>
-                </m:rPr>
-                <m:t>(</m:t>
-              </m:r>
-              <m:limLow>
-                <m:e>
-                  <m:r>
-                    <m:t>x</m:t>
-                  </m:r>
-                </m:e>
-                <m:lim>
-                  <m:r>
-                    <m:rPr>
-                      <m:sty m:val="p"/>
-                    </m:rPr>
-                    <m:t>∼</m:t>
-                  </m:r>
-                </m:lim>
-              </m:limLow>
-              <m:r>
-                <m:rPr>
-                  <m:sty m:val="p"/>
-                </m:rPr>
-                <m:t>)</m:t>
-              </m:r>
-              <m:r>
-                <m:t>&amp;</m:t>
-              </m:r>
-              <m:r>
-                <m:rPr>
-                  <m:sty m:val="p"/>
-                </m:rPr>
-                <m:t>=</m:t>
-              </m:r>
-              <m:sSup>
-                <m:e>
-                  <m:r>
-                    <m:t>​</m:t>
-                  </m:r>
-                  <m:d>
-                    <m:dPr>
-                      <m:begChr m:val="("/>
-                      <m:sepChr m:val=""/>
-                      <m:endChr m:val=")"/>
-                      <m:grow/>
-                    </m:dPr>
-                    <m:e>
-                      <m:sSup>
-                        <m:e>
-                          <m:r>
-                            <m:t>e</m:t>
-                          </m:r>
-                        </m:e>
-                        <m:sup>
-                          <m:r>
-                            <m:rPr>
-                              <m:sty m:val="p"/>
-                            </m:rPr>
-                            <m:t>−</m:t>
-                          </m:r>
-                          <m:r>
-                            <m:t>1</m:t>
-                          </m:r>
-                        </m:sup>
-                      </m:sSup>
-                      <m:r>
-                        <m:rPr>
-                          <m:sty m:val="p"/>
-                        </m:rPr>
-                        <m:t>,</m:t>
-                      </m:r>
-                      <m:sSup>
-                        <m:e>
-                          <m:r>
-                            <m:t>e</m:t>
-                          </m:r>
-                        </m:e>
-                        <m:sup>
-                          <m:r>
-                            <m:t>0</m:t>
-                          </m:r>
-                        </m:sup>
-                      </m:sSup>
-                      <m:r>
-                        <m:rPr>
-                          <m:sty m:val="p"/>
-                        </m:rPr>
-                        <m:t>,</m:t>
-                      </m:r>
-                      <m:sSup>
-                        <m:e>
-                          <m:r>
-                            <m:t>e</m:t>
-                          </m:r>
-                        </m:e>
-                        <m:sup>
-                          <m:r>
-                            <m:t>2</m:t>
-                          </m:r>
-                        </m:sup>
-                      </m:sSup>
-                    </m:e>
-                  </m:d>
-                  <m:r>
-                    <m:t>​</m:t>
-                  </m:r>
-                </m:e>
-                <m:sup>
-                  <m:r>
-                    <m:rPr>
-                      <m:sty m:val="p"/>
-                    </m:rPr>
-                    <m:t>⊤</m:t>
-                  </m:r>
-                </m:sup>
-              </m:sSup>
-              <m:r>
-                <m:rPr>
-                  <m:sty m:val="p"/>
-                </m:rPr>
-                <m:t>,</m:t>
-              </m:r>
-            </m:e>
-            <m:e>
-              <m:sSup>
-                <m:e>
-                  <m:r>
-                    <m:rPr>
-                      <m:sty m:val="p"/>
-                    </m:rPr>
-                    <m:t>expit</m:t>
-                  </m:r>
-                </m:e>
-                <m:sup>
-                  <m:r>
-                    <m:rPr>
-                      <m:sty m:val="p"/>
-                    </m:rPr>
-                    <m:t>⊙</m:t>
-                  </m:r>
-                </m:sup>
-              </m:sSup>
-              <m:r>
-                <m:rPr>
-                  <m:sty m:val="p"/>
-                </m:rPr>
-                <m:t>(</m:t>
-              </m:r>
-              <m:limLow>
-                <m:e>
-                  <m:r>
-                    <m:t>x</m:t>
-                  </m:r>
-                </m:e>
-                <m:lim>
-                  <m:r>
-                    <m:rPr>
-                      <m:sty m:val="p"/>
-                    </m:rPr>
-                    <m:t>∼</m:t>
-                  </m:r>
-                </m:lim>
-              </m:limLow>
-              <m:r>
-                <m:rPr>
-                  <m:sty m:val="p"/>
-                </m:rPr>
-                <m:t>)</m:t>
-              </m:r>
-              <m:r>
-                <m:t>&amp;</m:t>
-              </m:r>
-              <m:r>
-                <m:rPr>
-                  <m:sty m:val="p"/>
-                </m:rPr>
-                <m:t>=</m:t>
-              </m:r>
-              <m:sSup>
-                <m:e>
-                  <m:r>
-                    <m:t>​</m:t>
-                  </m:r>
-                  <m:d>
-                    <m:dPr>
-                      <m:begChr m:val="("/>
-                      <m:sepChr m:val=""/>
-                      <m:endChr m:val=")"/>
-                      <m:grow/>
-                    </m:dPr>
-                    <m:e>
-                      <m:r>
-                        <m:rPr>
-                          <m:sty m:val="p"/>
-                        </m:rPr>
-                        <m:t>expit</m:t>
-                      </m:r>
-                      <m:r>
-                        <m:rPr>
-                          <m:sty m:val="p"/>
-                        </m:rPr>
-                        <m:t>(</m:t>
-                      </m:r>
-                      <m:r>
-                        <m:rPr>
-                          <m:sty m:val="p"/>
-                        </m:rPr>
-                        <m:t>−</m:t>
-                      </m:r>
-                      <m:r>
-                        <m:t>1</m:t>
-                      </m:r>
-                      <m:r>
-                        <m:rPr>
-                          <m:sty m:val="p"/>
-                        </m:rPr>
-                        <m:t>)</m:t>
-                      </m:r>
-                      <m:r>
-                        <m:rPr>
-                          <m:sty m:val="p"/>
-                        </m:rPr>
-                        <m:t>,</m:t>
-                      </m:r>
-                      <m:r>
-                        <m:rPr>
-                          <m:sty m:val="p"/>
-                        </m:rPr>
-                        <m:t>expit</m:t>
-                      </m:r>
-                      <m:r>
-                        <m:rPr>
-                          <m:sty m:val="p"/>
-                        </m:rPr>
-                        <m:t>(</m:t>
-                      </m:r>
-                      <m:r>
-                        <m:t>0</m:t>
-                      </m:r>
-                      <m:r>
-                        <m:rPr>
-                          <m:sty m:val="p"/>
-                        </m:rPr>
-                        <m:t>)</m:t>
-                      </m:r>
-                      <m:r>
-                        <m:rPr>
-                          <m:sty m:val="p"/>
-                        </m:rPr>
-                        <m:t>,</m:t>
-                      </m:r>
-                      <m:r>
-                        <m:rPr>
-                          <m:sty m:val="p"/>
-                        </m:rPr>
-                        <m:t>expit</m:t>
-                      </m:r>
-                      <m:r>
-                        <m:rPr>
-                          <m:sty m:val="p"/>
-                        </m:rPr>
-                        <m:t>(</m:t>
-                      </m:r>
-                      <m:r>
-                        <m:t>2</m:t>
-                      </m:r>
-                      <m:r>
-                        <m:rPr>
-                          <m:sty m:val="p"/>
-                        </m:rPr>
-                        <m:t>)</m:t>
-                      </m:r>
-                    </m:e>
-                  </m:d>
-                  <m:r>
-                    <m:t>​</m:t>
-                  </m:r>
-                </m:e>
-                <m:sup>
-                  <m:r>
-                    <m:rPr>
-                      <m:sty m:val="p"/>
-                    </m:rPr>
-                    <m:t>⊤</m:t>
-                  </m:r>
-                </m:sup>
-              </m:sSup>
-              <m:r>
-                <m:rPr>
-                  <m:sty m:val="p"/>
-                </m:rPr>
-                <m:t>.</m:t>
-              </m:r>
-            </m:e>
-          </m:eqArr>
-        </m:oMath>
-      </m:oMathPara>
+      <w:r>
+        <w:t xml:space="preserve">$$
+    \begin{aligned}
+    \operatorname{exp}^{\odot}(\mathord{\smash[b]{\underset{\raise.3ex\hbox{$\scriptstyle\sim$}}{x}}\vphantom{x}}) &amp;= {\mathopen{}\left(e^{-1}, e^{0}, e^{2}\right)\mathclose{}}^{\top}, \\
+    \operatorname{expit}^{\odot}(\mathord{\smash[b]{\underset{\raise.3ex\hbox{$\scriptstyle\sim$}}{x}}\vphantom{x}}) &amp;= {\mathopen{}\left(\operatorname{expit}(-1), \operatorname{expit}(0), \operatorname{expit}(2)\right)\mathclose{}}^{\top}.
+    \end{aligned}
+    $$</w:t>
+      </w:r>
     </w:p>
     <w:p>
       <w:pPr>
@@ -9144,59 +8387,9 @@
       <w:r>
         <w:t xml:space="preserve"> </w:t>
       </w:r>
-      <m:oMath>
-        <m:sSup>
-          <m:e>
-            <m:r>
-              <m:rPr>
-                <m:sty m:val="p"/>
-              </m:rPr>
-              <m:t>exp</m:t>
-            </m:r>
-          </m:e>
-          <m:sup>
-            <m:r>
-              <m:rPr>
-                <m:sty m:val="p"/>
-              </m:rPr>
-              <m:t>⊙</m:t>
-            </m:r>
-          </m:sup>
-        </m:sSup>
-        <m:r>
-          <m:rPr>
-            <m:sty m:val="p"/>
-          </m:rPr>
-          <m:t>(</m:t>
-        </m:r>
-        <m:limLow>
-          <m:e>
-            <m:r>
-              <m:t>x</m:t>
-            </m:r>
-          </m:e>
-          <m:lim>
-            <m:r>
-              <m:rPr>
-                <m:sty m:val="p"/>
-              </m:rPr>
-              <m:t>∼</m:t>
-            </m:r>
-          </m:lim>
-        </m:limLow>
-        <m:r>
-          <m:rPr>
-            <m:sty m:val="p"/>
-          </m:rPr>
-          <m:t>)</m:t>
-        </m:r>
-        <m:r>
-          <m:rPr>
-            <m:sty m:val="p"/>
-          </m:rPr>
-          <m:t>≈</m:t>
-        </m:r>
-      </m:oMath>
+      <w:r>
+        <w:t xml:space="preserve">$\operatorname{exp}^{\odot}(\mathord{\smash[b]{\underset{\raise.3ex\hbox{$\scriptstyle\sim$}}{x}}\vphantom{x}}) \approx$</w:t>
+      </w:r>
       <w:r>
         <w:t xml:space="preserve"> </w:t>
       </w:r>
@@ -9212,59 +8405,9 @@
       <w:r>
         <w:t xml:space="preserve"> </w:t>
       </w:r>
-      <m:oMath>
-        <m:sSup>
-          <m:e>
-            <m:r>
-              <m:rPr>
-                <m:sty m:val="p"/>
-              </m:rPr>
-              <m:t>expit</m:t>
-            </m:r>
-          </m:e>
-          <m:sup>
-            <m:r>
-              <m:rPr>
-                <m:sty m:val="p"/>
-              </m:rPr>
-              <m:t>⊙</m:t>
-            </m:r>
-          </m:sup>
-        </m:sSup>
-        <m:r>
-          <m:rPr>
-            <m:sty m:val="p"/>
-          </m:rPr>
-          <m:t>(</m:t>
-        </m:r>
-        <m:limLow>
-          <m:e>
-            <m:r>
-              <m:t>x</m:t>
-            </m:r>
-          </m:e>
-          <m:lim>
-            <m:r>
-              <m:rPr>
-                <m:sty m:val="p"/>
-              </m:rPr>
-              <m:t>∼</m:t>
-            </m:r>
-          </m:lim>
-        </m:limLow>
-        <m:r>
-          <m:rPr>
-            <m:sty m:val="p"/>
-          </m:rPr>
-          <m:t>)</m:t>
-        </m:r>
-        <m:r>
-          <m:rPr>
-            <m:sty m:val="p"/>
-          </m:rPr>
-          <m:t>≈</m:t>
-        </m:r>
-      </m:oMath>
+      <w:r>
+        <w:t xml:space="preserve">$\operatorname{expit}^{\odot}(\mathord{\smash[b]{\underset{\raise.3ex\hbox{$\scriptstyle\sim$}}{x}}\vphantom{x}}) \approx$</w:t>
+      </w:r>
       <w:r>
         <w:t xml:space="preserve"> </w:t>
       </w:r>
@@ -9280,23 +8423,9 @@
       <w:r>
         <w:t xml:space="preserve"> </w:t>
       </w:r>
-      <m:oMath>
-        <m:limLow>
-          <m:e>
-            <m:r>
-              <m:t>x</m:t>
-            </m:r>
-          </m:e>
-          <m:lim>
-            <m:r>
-              <m:rPr>
-                <m:sty m:val="p"/>
-              </m:rPr>
-              <m:t>∼</m:t>
-            </m:r>
-          </m:lim>
-        </m:limLow>
-      </m:oMath>
+      <w:r>
+        <w:t xml:space="preserve">$\mathord{\smash[b]{\underset{\raise.3ex\hbox{$\scriptstyle\sim$}}{x}}\vphantom{x}}$</w:t>
+      </w:r>
       <w:r>
         <w:t xml:space="preserve"> </w:t>
       </w:r>
@@ -9432,38 +8561,9 @@
       <w:r>
         <w:t xml:space="preserve"> </w:t>
       </w:r>
-      <m:oMath>
-        <m:r>
-          <m:t>f</m:t>
-        </m:r>
-        <m:r>
-          <m:rPr>
-            <m:sty m:val="p"/>
-          </m:rPr>
-          <m:t>(</m:t>
-        </m:r>
-        <m:limLow>
-          <m:e>
-            <m:r>
-              <m:t>x</m:t>
-            </m:r>
-          </m:e>
-          <m:lim>
-            <m:r>
-              <m:rPr>
-                <m:sty m:val="p"/>
-              </m:rPr>
-              <m:t>∼</m:t>
-            </m:r>
-          </m:lim>
-        </m:limLow>
-        <m:r>
-          <m:rPr>
-            <m:sty m:val="p"/>
-          </m:rPr>
-          <m:t>)</m:t>
-        </m:r>
-      </m:oMath>
+      <w:r>
+        <w:t xml:space="preserve">$f(\mathord{\smash[b]{\underset{\raise.3ex\hbox{$\scriptstyle\sim$}}{x}}\vphantom{x}})$</w:t>
+      </w:r>
       <w:r>
         <w:t xml:space="preserve"> </w:t>
       </w:r>
@@ -9519,32 +8619,9 @@
       <w:r>
         <w:t xml:space="preserve"> </w:t>
       </w:r>
-      <m:oMath>
-        <m:sSub>
-          <m:e>
-            <m:r>
-              <m:t>f</m:t>
-            </m:r>
-          </m:e>
-          <m:sub>
-            <m:limLow>
-              <m:e>
-                <m:r>
-                  <m:t>β</m:t>
-                </m:r>
-              </m:e>
-              <m:lim>
-                <m:r>
-                  <m:rPr>
-                    <m:sty m:val="p"/>
-                  </m:rPr>
-                  <m:t>∼</m:t>
-                </m:r>
-              </m:lim>
-            </m:limLow>
-          </m:sub>
-        </m:sSub>
-      </m:oMath>
+      <w:r>
+        <w:t xml:space="preserve">$f_{\mathord{\smash[b]{\underset{\raise.3ex\hbox{$\scriptstyle\sim$}}{\beta}}\vphantom{\beta}}}$</w:t>
+      </w:r>
       <w:r>
         <w:t xml:space="preserve">,</w:t>
       </w:r>
@@ -10468,45 +9545,9 @@
       <w:r>
         <w:t xml:space="preserve"> </w:t>
       </w:r>
-      <m:oMath>
-        <m:limLow>
-          <m:e>
-            <m:r>
-              <m:t>x</m:t>
-            </m:r>
-          </m:e>
-          <m:lim>
-            <m:r>
-              <m:rPr>
-                <m:sty m:val="p"/>
-              </m:rPr>
-              <m:t>∼</m:t>
-            </m:r>
-          </m:lim>
-        </m:limLow>
-        <m:r>
-          <m:rPr>
-            <m:sty m:val="p"/>
-          </m:rPr>
-          <m:t>∈</m:t>
-        </m:r>
-        <m:sSup>
-          <m:e>
-            <m:r>
-              <m:rPr>
-                <m:scr m:val="double-struck"/>
-                <m:sty m:val="p"/>
-              </m:rPr>
-              <m:t>R</m:t>
-            </m:r>
-          </m:e>
-          <m:sup>
-            <m:r>
-              <m:t>n</m:t>
-            </m:r>
-          </m:sup>
-        </m:sSup>
-      </m:oMath>
+      <w:r>
+        <w:t xml:space="preserve">$\mathord{\smash[b]{\underset{\raise.3ex\hbox{$\scriptstyle\sim$}}{x}}\vphantom{x}}\in \mathbb{R}^n$</w:t>
+      </w:r>
       <w:r>
         <w:t xml:space="preserve"> </w:t>
       </w:r>

--- a/functions.docx
+++ b/functions.docx
@@ -15,7 +15,7 @@
         <w:pStyle w:val="Date"/>
       </w:pPr>
       <w:r>
-        <w:t xml:space="preserve">Last modified: 2026-10-17 04:46:25 (PDT)</w:t>
+        <w:t xml:space="preserve">Last modified: 2026-10-17 06:29:34 (PDT)</w:t>
       </w:r>
     </w:p>
     <w:p>

--- a/functions.docx
+++ b/functions.docx
@@ -15,7 +15,7 @@
         <w:pStyle w:val="Date"/>
       </w:pPr>
       <w:r>
-        <w:t xml:space="preserve">Last modified: 2026-10-17 06:29:34 (PDT)</w:t>
+        <w:t xml:space="preserve">Last modified: 2026-10-17 07:35:34 (PDT)</w:t>
       </w:r>
     </w:p>
     <w:p>

--- a/functions.docx
+++ b/functions.docx
@@ -15,7 +15,7 @@
         <w:pStyle w:val="Date"/>
       </w:pPr>
       <w:r>
-        <w:t xml:space="preserve">Last modified: 2026-10-17 15:54:57 (PDT)</w:t>
+        <w:t xml:space="preserve">Last modified: 2026-10-17 22:01:17 (PDT)</w:t>
       </w:r>
     </w:p>
     <w:p>

--- a/functions.docx
+++ b/functions.docx
@@ -15,7 +15,7 @@
         <w:pStyle w:val="Date"/>
       </w:pPr>
       <w:r>
-        <w:t xml:space="preserve">Last modified: 2026-10-17 22:01:17 (PDT)</w:t>
+        <w:t xml:space="preserve">Last modified: 2026-10-18 11:27:44 (PDT)</w:t>
       </w:r>
     </w:p>
     <w:p>
@@ -151,7 +151,7 @@
         <w:t xml:space="preserve"> </w:t>
       </w:r>
       <w:r>
-        <w:t xml:space="preserve">(Wikipedia contributors 2026i)</w:t>
+        <w:t xml:space="preserve">[1]</w:t>
       </w:r>
       <w:r>
         <w:t xml:space="preserve"> </w:t>
@@ -1405,7 +1405,7 @@
         <w:t xml:space="preserve"> </w:t>
       </w:r>
       <w:r>
-        <w:t xml:space="preserve">(Wikipedia contributors 2026a)</w:t>
+        <w:t xml:space="preserve">[2]</w:t>
       </w:r>
       <w:r>
         <w:t xml:space="preserve"> </w:t>
@@ -1778,7 +1778,7 @@
         <w:t xml:space="preserve"> </w:t>
       </w:r>
       <w:r>
-        <w:t xml:space="preserve">(Wikipedia contributors 2026f)</w:t>
+        <w:t xml:space="preserve">[3]</w:t>
       </w:r>
       <w:r>
         <w:t xml:space="preserve"> </w:t>
@@ -1891,7 +1891,7 @@
         <w:t xml:space="preserve"> </w:t>
       </w:r>
       <w:r>
-        <w:t xml:space="preserve">(Wikipedia contributors 2026d)</w:t>
+        <w:t xml:space="preserve">[4]</w:t>
       </w:r>
       <w:r>
         <w:t xml:space="preserve"> </w:t>
@@ -1990,7 +1990,7 @@
         <w:t xml:space="preserve"> </w:t>
       </w:r>
       <w:r>
-        <w:t xml:space="preserve">(Wikipedia contributors 2026l)</w:t>
+        <w:t xml:space="preserve">[5]</w:t>
       </w:r>
       <w:r>
         <w:t xml:space="preserve"> </w:t>
@@ -2518,7 +2518,7 @@
         <w:t xml:space="preserve"> </w:t>
       </w:r>
       <w:r>
-        <w:t xml:space="preserve">(Wikipedia contributors 2026p)</w:t>
+        <w:t xml:space="preserve">[6]</w:t>
       </w:r>
       <w:r>
         <w:t xml:space="preserve">.</w:t>
@@ -3302,7 +3302,7 @@
         <w:t xml:space="preserve"> </w:t>
       </w:r>
       <w:r>
-        <w:t xml:space="preserve">(Wikipedia contributors 2026k)</w:t>
+        <w:t xml:space="preserve">[7]</w:t>
       </w:r>
       <w:r>
         <w:t xml:space="preserve"> </w:t>
@@ -4313,7 +4313,7 @@
         <w:t xml:space="preserve"> </w:t>
       </w:r>
       <w:r>
-        <w:t xml:space="preserve">(Halmos 1974, sec. 8, p. 30)</w:t>
+        <w:t xml:space="preserve">[8, Sec. 8], p. 30</w:t>
       </w:r>
       <w:r>
         <w:t xml:space="preserve">: a function is a subset of</w:t>
@@ -5327,7 +5327,7 @@
         <w:t xml:space="preserve"> </w:t>
       </w:r>
       <w:r>
-        <w:t xml:space="preserve">(Wikipedia contributors 2026h)</w:t>
+        <w:t xml:space="preserve">[9]</w:t>
       </w:r>
       <w:r>
         <w:t xml:space="preserve"> </w:t>
@@ -6447,7 +6447,7 @@
         <w:t xml:space="preserve"> </w:t>
       </w:r>
       <w:r>
-        <w:t xml:space="preserve">(Wikipedia contributors 2026n)</w:t>
+        <w:t xml:space="preserve">[10]</w:t>
       </w:r>
       <w:r>
         <w:t xml:space="preserve"> </w:t>
@@ -8773,7 +8773,7 @@
         <w:t xml:space="preserve"> </w:t>
       </w:r>
       <w:r>
-        <w:t xml:space="preserve">(Wikipedia contributors 2026o)</w:t>
+        <w:t xml:space="preserve">[11]</w:t>
       </w:r>
       <w:r>
         <w:t xml:space="preserve"> </w:t>
@@ -9170,7 +9170,7 @@
         <w:t xml:space="preserve"> </w:t>
       </w:r>
       <w:r>
-        <w:t xml:space="preserve">(Wikipedia contributors 2026j)</w:t>
+        <w:t xml:space="preserve">[12]</w:t>
       </w:r>
       <w:r>
         <w:t xml:space="preserve"> </w:t>
@@ -9743,7 +9743,7 @@
         <w:t xml:space="preserve"> </w:t>
       </w:r>
       <w:r>
-        <w:t xml:space="preserve">(Wikipedia contributors 2026q)</w:t>
+        <w:t xml:space="preserve">[13]</w:t>
       </w:r>
       <w:r>
         <w:t xml:space="preserve"> </w:t>
@@ -10924,7 +10924,7 @@
         <w:t xml:space="preserve"> </w:t>
       </w:r>
       <w:r>
-        <w:t xml:space="preserve">(Wikipedia contributors 2026g)</w:t>
+        <w:t xml:space="preserve">[14]</w:t>
       </w:r>
       <w:r>
         <w:t xml:space="preserve"> </w:t>
@@ -11112,7 +11112,7 @@
         <w:t xml:space="preserve"> </w:t>
       </w:r>
       <w:r>
-        <w:t xml:space="preserve">(Wikipedia contributors 2026c)</w:t>
+        <w:t xml:space="preserve">[15]</w:t>
       </w:r>
       <w:r>
         <w:t xml:space="preserve"> </w:t>
@@ -12131,7 +12131,7 @@
         <w:t xml:space="preserve"> </w:t>
       </w:r>
       <w:r>
-        <w:t xml:space="preserve">(Wikipedia contributors 2026m)</w:t>
+        <w:t xml:space="preserve">[16]</w:t>
       </w:r>
       <w:r>
         <w:t xml:space="preserve">.</w:t>
@@ -12170,7 +12170,7 @@
         <w:t xml:space="preserve"> </w:t>
       </w:r>
       <w:r>
-        <w:t xml:space="preserve">(Wikipedia contributors 2026e)</w:t>
+        <w:t xml:space="preserve">[17]</w:t>
       </w:r>
       <w:r>
         <w:t xml:space="preserve"> </w:t>
@@ -12989,7 +12989,7 @@
         <w:t xml:space="preserve"> </w:t>
       </w:r>
       <w:r>
-        <w:t xml:space="preserve">(Wikipedia contributors 2026b)</w:t>
+        <w:t xml:space="preserve">[18]</w:t>
       </w:r>
       <w:r>
         <w:t xml:space="preserve">.</w:t>
@@ -13229,7 +13229,7 @@
         </w:numPr>
       </w:pPr>
       <w:r>
-        <w:t xml:space="preserve">Wikipedia contributors (2026i)</w:t>
+        <w:t xml:space="preserve">Wikipedia contributors [1]</w:t>
       </w:r>
       <w:r>
         <w:t xml:space="preserve"> </w:t>
@@ -13246,7 +13246,7 @@
         </w:numPr>
       </w:pPr>
       <w:r>
-        <w:t xml:space="preserve">Wikipedia contributors (2026a)</w:t>
+        <w:t xml:space="preserve">Wikipedia contributors [2]</w:t>
       </w:r>
       <w:r>
         <w:t xml:space="preserve"> </w:t>
@@ -13263,7 +13263,7 @@
         </w:numPr>
       </w:pPr>
       <w:r>
-        <w:t xml:space="preserve">Wikipedia contributors (2026f)</w:t>
+        <w:t xml:space="preserve">Wikipedia contributors [3]</w:t>
       </w:r>
       <w:r>
         <w:t xml:space="preserve"> </w:t>
@@ -13280,7 +13280,7 @@
         </w:numPr>
       </w:pPr>
       <w:r>
-        <w:t xml:space="preserve">Wikipedia contributors (2026d)</w:t>
+        <w:t xml:space="preserve">Wikipedia contributors [4]</w:t>
       </w:r>
       <w:r>
         <w:t xml:space="preserve"> </w:t>
@@ -13297,7 +13297,7 @@
         </w:numPr>
       </w:pPr>
       <w:r>
-        <w:t xml:space="preserve">Wikipedia contributors (2026l)</w:t>
+        <w:t xml:space="preserve">Wikipedia contributors [5]</w:t>
       </w:r>
       <w:r>
         <w:t xml:space="preserve"> </w:t>
@@ -13314,7 +13314,7 @@
         </w:numPr>
       </w:pPr>
       <w:r>
-        <w:t xml:space="preserve">Wikipedia contributors (2026p)</w:t>
+        <w:t xml:space="preserve">Wikipedia contributors [6]</w:t>
       </w:r>
       <w:r>
         <w:t xml:space="preserve"> </w:t>
@@ -13331,7 +13331,7 @@
         </w:numPr>
       </w:pPr>
       <w:r>
-        <w:t xml:space="preserve">Wikipedia contributors (2026k)</w:t>
+        <w:t xml:space="preserve">Wikipedia contributors [7]</w:t>
       </w:r>
       <w:r>
         <w:t xml:space="preserve"> </w:t>
@@ -13348,7 +13348,7 @@
         </w:numPr>
       </w:pPr>
       <w:r>
-        <w:t xml:space="preserve">Wikipedia contributors (2026h)</w:t>
+        <w:t xml:space="preserve">Wikipedia contributors [9]</w:t>
       </w:r>
       <w:r>
         <w:t xml:space="preserve"> </w:t>
@@ -13365,7 +13365,7 @@
         </w:numPr>
       </w:pPr>
       <w:r>
-        <w:t xml:space="preserve">Wikipedia contributors (2026n)</w:t>
+        <w:t xml:space="preserve">Wikipedia contributors [10]</w:t>
       </w:r>
       <w:r>
         <w:t xml:space="preserve"> </w:t>
@@ -13382,7 +13382,7 @@
         </w:numPr>
       </w:pPr>
       <w:r>
-        <w:t xml:space="preserve">Wikipedia contributors (2026o)</w:t>
+        <w:t xml:space="preserve">Wikipedia contributors [11]</w:t>
       </w:r>
       <w:r>
         <w:t xml:space="preserve"> </w:t>
@@ -13399,7 +13399,7 @@
         </w:numPr>
       </w:pPr>
       <w:r>
-        <w:t xml:space="preserve">Wikipedia contributors (2026j)</w:t>
+        <w:t xml:space="preserve">Wikipedia contributors [12]</w:t>
       </w:r>
       <w:r>
         <w:t xml:space="preserve"> </w:t>
@@ -13416,7 +13416,7 @@
         </w:numPr>
       </w:pPr>
       <w:r>
-        <w:t xml:space="preserve">Wikipedia contributors (2026q)</w:t>
+        <w:t xml:space="preserve">Wikipedia contributors [13]</w:t>
       </w:r>
       <w:r>
         <w:t xml:space="preserve"> </w:t>
@@ -13433,7 +13433,7 @@
         </w:numPr>
       </w:pPr>
       <w:r>
-        <w:t xml:space="preserve">Wikipedia contributors (2026g)</w:t>
+        <w:t xml:space="preserve">Wikipedia contributors [14]</w:t>
       </w:r>
       <w:r>
         <w:t xml:space="preserve"> </w:t>
@@ -13450,7 +13450,7 @@
         </w:numPr>
       </w:pPr>
       <w:r>
-        <w:t xml:space="preserve">Wikipedia contributors (2026c)</w:t>
+        <w:t xml:space="preserve">Wikipedia contributors [15]</w:t>
       </w:r>
       <w:r>
         <w:t xml:space="preserve"> </w:t>
@@ -13467,7 +13467,7 @@
         </w:numPr>
       </w:pPr>
       <w:r>
-        <w:t xml:space="preserve">Wikipedia contributors (2026m)</w:t>
+        <w:t xml:space="preserve">Wikipedia contributors [16]</w:t>
       </w:r>
       <w:r>
         <w:t xml:space="preserve"> </w:t>
@@ -13484,7 +13484,7 @@
         </w:numPr>
       </w:pPr>
       <w:r>
-        <w:t xml:space="preserve">Wikipedia contributors (2026e)</w:t>
+        <w:t xml:space="preserve">Wikipedia contributors [17]</w:t>
       </w:r>
       <w:r>
         <w:t xml:space="preserve"> </w:t>
@@ -13501,7 +13501,7 @@
         </w:numPr>
       </w:pPr>
       <w:r>
-        <w:t xml:space="preserve">Wikipedia contributors (2026b)</w:t>
+        <w:t xml:space="preserve">Wikipedia contributors [18]</w:t>
       </w:r>
       <w:r>
         <w:t xml:space="preserve"> </w:t>
@@ -13521,26 +13521,49 @@
       </w:r>
     </w:p>
     <w:bookmarkStart w:id="109" w:name="refs"/>
-    <w:bookmarkStart w:id="74" w:name="ref-halmos1974naive"/>
+    <w:bookmarkStart w:id="74" w:name="ref-wikipedia_function_mathematics"/>
     <w:p>
       <w:pPr>
         <w:pStyle w:val="Bibliography"/>
       </w:pPr>
       <w:r>
-        <w:t xml:space="preserve">Halmos, Paul R. 1974.</w:t>
-      </w:r>
-      <w:r>
-        <w:t xml:space="preserve"> </w:t>
-      </w:r>
-      <w:r>
-        <w:rPr>
-          <w:i/>
-          <w:iCs/>
-        </w:rPr>
-        <w:t xml:space="preserve">Naive Set Theory</w:t>
-      </w:r>
-      <w:r>
-        <w:t xml:space="preserve">. Undergraduate Texts in Mathematics. Springer.</w:t>
+        <w:t xml:space="preserve">[1]</w:t>
+      </w:r>
+      <w:r>
+        <w:t xml:space="preserve"> </w:t>
+      </w:r>
+      <w:r>
+        <w:t xml:space="preserve">	</w:t>
+      </w:r>
+      <w:r>
+        <w:t xml:space="preserve">Wikipedia contributors,</w:t>
+      </w:r>
+      <w:r>
+        <w:t xml:space="preserve"> </w:t>
+      </w:r>
+      <w:r>
+        <w:t xml:space="preserve">“Function (mathematics) —</w:t>
+      </w:r>
+      <w:r>
+        <w:t xml:space="preserve"> </w:t>
+      </w:r>
+      <w:r>
+        <w:t xml:space="preserve">Wikipedia</w:t>
+      </w:r>
+      <w:r>
+        <w:t xml:space="preserve">,</w:t>
+      </w:r>
+      <w:r>
+        <w:t xml:space="preserve"> </w:t>
+      </w:r>
+      <w:r>
+        <w:t xml:space="preserve">the free encyclopedia.”</w:t>
+      </w:r>
+      <w:r>
+        <w:t xml:space="preserve"> </w:t>
+      </w:r>
+      <w:r>
+        <w:t xml:space="preserve">2026. Available:</w:t>
       </w:r>
       <w:r>
         <w:t xml:space="preserve"> </w:t>
@@ -13550,12 +13573,9 @@
           <w:rPr>
             <w:rStyle w:val="Hyperlink"/>
           </w:rPr>
-          <w:t xml:space="preserve">https://doi.org/10.1007/978-1-4757-1645-0</w:t>
+          <w:t xml:space="preserve">https://en.wikipedia.org/wiki/Function_(mathematics)</w:t>
         </w:r>
       </w:hyperlink>
-      <w:r>
-        <w:t xml:space="preserve">.</w:t>
-      </w:r>
     </w:p>
     <w:bookmarkEnd w:id="74"/>
     <w:bookmarkStart w:id="76" w:name="ref-wikipedia_binary_relation"/>
@@ -13564,55 +13584,43 @@
         <w:pStyle w:val="Bibliography"/>
       </w:pPr>
       <w:r>
-        <w:t xml:space="preserve">Wikipedia contributors. 2026a.</w:t>
-      </w:r>
-      <w:r>
-        <w:t xml:space="preserve"> </w:t>
-      </w:r>
-      <w:r>
-        <w:rPr>
-          <w:i/>
-          <w:iCs/>
-        </w:rPr>
-        <w:t xml:space="preserve">Binary Relation —</w:t>
-      </w:r>
-      <w:r>
-        <w:rPr>
-          <w:i/>
-          <w:iCs/>
-        </w:rPr>
-        <w:t xml:space="preserve"> </w:t>
-      </w:r>
-      <w:r>
-        <w:rPr>
-          <w:i/>
-          <w:iCs/>
-        </w:rPr>
+        <w:t xml:space="preserve">[2]</w:t>
+      </w:r>
+      <w:r>
+        <w:t xml:space="preserve"> </w:t>
+      </w:r>
+      <w:r>
+        <w:t xml:space="preserve">	</w:t>
+      </w:r>
+      <w:r>
+        <w:t xml:space="preserve">Wikipedia contributors,</w:t>
+      </w:r>
+      <w:r>
+        <w:t xml:space="preserve"> </w:t>
+      </w:r>
+      <w:r>
+        <w:t xml:space="preserve">“Binary relation —</w:t>
+      </w:r>
+      <w:r>
+        <w:t xml:space="preserve"> </w:t>
+      </w:r>
+      <w:r>
         <w:t xml:space="preserve">Wikipedia</w:t>
       </w:r>
       <w:r>
-        <w:rPr>
-          <w:i/>
-          <w:iCs/>
-        </w:rPr>
         <w:t xml:space="preserve">,</w:t>
       </w:r>
       <w:r>
-        <w:rPr>
-          <w:i/>
-          <w:iCs/>
-        </w:rPr>
-        <w:t xml:space="preserve"> </w:t>
-      </w:r>
-      <w:r>
-        <w:rPr>
-          <w:i/>
-          <w:iCs/>
-        </w:rPr>
-        <w:t xml:space="preserve">the Free Encyclopedia</w:t>
-      </w:r>
-      <w:r>
-        <w:t xml:space="preserve">.</w:t>
+        <w:t xml:space="preserve"> </w:t>
+      </w:r>
+      <w:r>
+        <w:t xml:space="preserve">the free encyclopedia.”</w:t>
+      </w:r>
+      <w:r>
+        <w:t xml:space="preserve"> </w:t>
+      </w:r>
+      <w:r>
+        <w:t xml:space="preserve">2026. Available:</w:t>
       </w:r>
       <w:r>
         <w:t xml:space="preserve"> </w:t>
@@ -13625,66 +13633,51 @@
           <w:t xml:space="preserve">https://en.wikipedia.org/wiki/Binary_relation</w:t>
         </w:r>
       </w:hyperlink>
-      <w:r>
-        <w:t xml:space="preserve">.</w:t>
-      </w:r>
     </w:p>
     <w:bookmarkEnd w:id="76"/>
-    <w:bookmarkStart w:id="78" w:name="ref-wikipedia_cantors_diagonal_argument"/>
+    <w:bookmarkStart w:id="78" w:name="ref-wikipedia_domain_of_a_function"/>
     <w:p>
       <w:pPr>
         <w:pStyle w:val="Bibliography"/>
       </w:pPr>
       <w:r>
-        <w:t xml:space="preserve">Wikipedia contributors. 2026b.</w:t>
-      </w:r>
-      <w:r>
-        <w:t xml:space="preserve"> </w:t>
-      </w:r>
-      <w:r>
-        <w:rPr>
-          <w:i/>
-          <w:iCs/>
-        </w:rPr>
-        <w:t xml:space="preserve">Cantor’s Diagonal Argument —</w:t>
-      </w:r>
-      <w:r>
-        <w:rPr>
-          <w:i/>
-          <w:iCs/>
-        </w:rPr>
-        <w:t xml:space="preserve"> </w:t>
-      </w:r>
-      <w:r>
-        <w:rPr>
-          <w:i/>
-          <w:iCs/>
-        </w:rPr>
+        <w:t xml:space="preserve">[3]</w:t>
+      </w:r>
+      <w:r>
+        <w:t xml:space="preserve"> </w:t>
+      </w:r>
+      <w:r>
+        <w:t xml:space="preserve">	</w:t>
+      </w:r>
+      <w:r>
+        <w:t xml:space="preserve">Wikipedia contributors,</w:t>
+      </w:r>
+      <w:r>
+        <w:t xml:space="preserve"> </w:t>
+      </w:r>
+      <w:r>
+        <w:t xml:space="preserve">“Domain of a function —</w:t>
+      </w:r>
+      <w:r>
+        <w:t xml:space="preserve"> </w:t>
+      </w:r>
+      <w:r>
         <w:t xml:space="preserve">Wikipedia</w:t>
       </w:r>
       <w:r>
-        <w:rPr>
-          <w:i/>
-          <w:iCs/>
-        </w:rPr>
         <w:t xml:space="preserve">,</w:t>
       </w:r>
       <w:r>
-        <w:rPr>
-          <w:i/>
-          <w:iCs/>
-        </w:rPr>
-        <w:t xml:space="preserve"> </w:t>
-      </w:r>
-      <w:r>
-        <w:rPr>
-          <w:i/>
-          <w:iCs/>
-        </w:rPr>
-        <w:t xml:space="preserve">the Free Encyclopedia</w:t>
-      </w:r>
-      <w:r>
-        <w:t xml:space="preserve">.</w:t>
+        <w:t xml:space="preserve"> </w:t>
+      </w:r>
+      <w:r>
+        <w:t xml:space="preserve">the free encyclopedia.”</w:t>
+      </w:r>
+      <w:r>
+        <w:t xml:space="preserve"> </w:t>
+      </w:r>
+      <w:r>
+        <w:t xml:space="preserve">2026. Available:</w:t>
       </w:r>
       <w:r>
         <w:t xml:space="preserve"> </w:t>
@@ -13694,146 +13687,59 @@
           <w:rPr>
             <w:rStyle w:val="Hyperlink"/>
           </w:rPr>
-          <w:t xml:space="preserve">https://en.wikipedia.org/wiki/Cantor%27s_diagonal_argument</w:t>
+          <w:t xml:space="preserve">https://en.wikipedia.org/wiki/Domain_of_a_function</w:t>
         </w:r>
       </w:hyperlink>
-      <w:r>
-        <w:t xml:space="preserve">.</w:t>
-      </w:r>
     </w:p>
     <w:bookmarkEnd w:id="78"/>
-    <w:bookmarkStart w:id="80" w:name="ref-wikipedia_cardinality"/>
+    <w:bookmarkStart w:id="80" w:name="ref-wikipedia_codomain"/>
     <w:p>
       <w:pPr>
         <w:pStyle w:val="Bibliography"/>
       </w:pPr>
       <w:r>
-        <w:t xml:space="preserve">Wikipedia contributors. 2026c.</w:t>
-      </w:r>
-      <w:r>
-        <w:t xml:space="preserve"> </w:t>
-      </w:r>
-      <w:r>
-        <w:rPr>
-          <w:i/>
-          <w:iCs/>
-        </w:rPr>
-        <w:t xml:space="preserve">Cardinality —</w:t>
-      </w:r>
-      <w:r>
-        <w:rPr>
-          <w:i/>
-          <w:iCs/>
-        </w:rPr>
-        <w:t xml:space="preserve"> </w:t>
-      </w:r>
-      <w:r>
-        <w:rPr>
-          <w:i/>
-          <w:iCs/>
-        </w:rPr>
+        <w:t xml:space="preserve">[4]</w:t>
+      </w:r>
+      <w:r>
+        <w:t xml:space="preserve"> </w:t>
+      </w:r>
+      <w:r>
+        <w:t xml:space="preserve">	</w:t>
+      </w:r>
+      <w:r>
+        <w:t xml:space="preserve">Wikipedia contributors,</w:t>
+      </w:r>
+      <w:r>
+        <w:t xml:space="preserve"> </w:t>
+      </w:r>
+      <w:r>
+        <w:t xml:space="preserve">“Codomain —</w:t>
+      </w:r>
+      <w:r>
+        <w:t xml:space="preserve"> </w:t>
+      </w:r>
+      <w:r>
         <w:t xml:space="preserve">Wikipedia</w:t>
       </w:r>
       <w:r>
-        <w:rPr>
-          <w:i/>
-          <w:iCs/>
-        </w:rPr>
         <w:t xml:space="preserve">,</w:t>
       </w:r>
       <w:r>
-        <w:rPr>
-          <w:i/>
-          <w:iCs/>
-        </w:rPr>
-        <w:t xml:space="preserve"> </w:t>
-      </w:r>
-      <w:r>
-        <w:rPr>
-          <w:i/>
-          <w:iCs/>
-        </w:rPr>
-        <w:t xml:space="preserve">the Free Encyclopedia</w:t>
-      </w:r>
-      <w:r>
-        <w:t xml:space="preserve">.</w:t>
+        <w:t xml:space="preserve"> </w:t>
+      </w:r>
+      <w:r>
+        <w:t xml:space="preserve">the free encyclopedia.”</w:t>
+      </w:r>
+      <w:r>
+        <w:t xml:space="preserve"> </w:t>
+      </w:r>
+      <w:r>
+        <w:t xml:space="preserve">2026. Available:</w:t>
       </w:r>
       <w:r>
         <w:t xml:space="preserve"> </w:t>
       </w:r>
       <w:hyperlink r:id="rId79">
-        <w:r>
-          <w:rPr>
-            <w:rStyle w:val="Hyperlink"/>
-          </w:rPr>
-          <w:t xml:space="preserve">https://en.wikipedia.org/wiki/Cardinality</w:t>
-        </w:r>
-      </w:hyperlink>
-      <w:r>
-        <w:t xml:space="preserve">.</w:t>
-      </w:r>
-    </w:p>
-    <w:bookmarkEnd w:id="80"/>
-    <w:bookmarkStart w:id="82" w:name="ref-wikipedia_codomain"/>
-    <w:p>
-      <w:pPr>
-        <w:pStyle w:val="Bibliography"/>
-      </w:pPr>
-      <w:r>
-        <w:t xml:space="preserve">Wikipedia contributors. 2026d.</w:t>
-      </w:r>
-      <w:r>
-        <w:t xml:space="preserve"> </w:t>
-      </w:r>
-      <w:r>
-        <w:rPr>
-          <w:i/>
-          <w:iCs/>
-        </w:rPr>
-        <w:t xml:space="preserve">Codomain —</w:t>
-      </w:r>
-      <w:r>
-        <w:rPr>
-          <w:i/>
-          <w:iCs/>
-        </w:rPr>
-        <w:t xml:space="preserve"> </w:t>
-      </w:r>
-      <w:r>
-        <w:rPr>
-          <w:i/>
-          <w:iCs/>
-        </w:rPr>
-        <w:t xml:space="preserve">Wikipedia</w:t>
-      </w:r>
-      <w:r>
-        <w:rPr>
-          <w:i/>
-          <w:iCs/>
-        </w:rPr>
-        <w:t xml:space="preserve">,</w:t>
-      </w:r>
-      <w:r>
-        <w:rPr>
-          <w:i/>
-          <w:iCs/>
-        </w:rPr>
-        <w:t xml:space="preserve"> </w:t>
-      </w:r>
-      <w:r>
-        <w:rPr>
-          <w:i/>
-          <w:iCs/>
-        </w:rPr>
-        <w:t xml:space="preserve">the Free Encyclopedia</w:t>
-      </w:r>
-      <w:r>
-        <w:t xml:space="preserve">.</w:t>
-      </w:r>
-      <w:r>
-        <w:t xml:space="preserve"> </w:t>
-      </w:r>
-      <w:hyperlink r:id="rId81">
         <w:r>
           <w:rPr>
             <w:rStyle w:val="Hyperlink"/>
@@ -13841,66 +13747,108 @@
           <w:t xml:space="preserve">https://en.wikipedia.org/wiki/Codomain</w:t>
         </w:r>
       </w:hyperlink>
-      <w:r>
-        <w:t xml:space="preserve">.</w:t>
-      </w:r>
+    </w:p>
+    <w:bookmarkEnd w:id="80"/>
+    <w:bookmarkStart w:id="82" w:name="ref-wikipedia_image_mathematics"/>
+    <w:p>
+      <w:pPr>
+        <w:pStyle w:val="Bibliography"/>
+      </w:pPr>
+      <w:r>
+        <w:t xml:space="preserve">[5]</w:t>
+      </w:r>
+      <w:r>
+        <w:t xml:space="preserve"> </w:t>
+      </w:r>
+      <w:r>
+        <w:t xml:space="preserve">	</w:t>
+      </w:r>
+      <w:r>
+        <w:t xml:space="preserve">Wikipedia contributors,</w:t>
+      </w:r>
+      <w:r>
+        <w:t xml:space="preserve"> </w:t>
+      </w:r>
+      <w:r>
+        <w:t xml:space="preserve">“Image (mathematics) —</w:t>
+      </w:r>
+      <w:r>
+        <w:t xml:space="preserve"> </w:t>
+      </w:r>
+      <w:r>
+        <w:t xml:space="preserve">Wikipedia</w:t>
+      </w:r>
+      <w:r>
+        <w:t xml:space="preserve">,</w:t>
+      </w:r>
+      <w:r>
+        <w:t xml:space="preserve"> </w:t>
+      </w:r>
+      <w:r>
+        <w:t xml:space="preserve">the free encyclopedia.”</w:t>
+      </w:r>
+      <w:r>
+        <w:t xml:space="preserve"> </w:t>
+      </w:r>
+      <w:r>
+        <w:t xml:space="preserve">2026. Available:</w:t>
+      </w:r>
+      <w:r>
+        <w:t xml:space="preserve"> </w:t>
+      </w:r>
+      <w:hyperlink r:id="rId81">
+        <w:r>
+          <w:rPr>
+            <w:rStyle w:val="Hyperlink"/>
+          </w:rPr>
+          <w:t xml:space="preserve">https://en.wikipedia.org/wiki/Image_(mathematics)</w:t>
+        </w:r>
+      </w:hyperlink>
     </w:p>
     <w:bookmarkEnd w:id="82"/>
-    <w:bookmarkStart w:id="84" w:name="ref-wikipedia_countable_set"/>
+    <w:bookmarkStart w:id="84" w:name="ref-wikipedia_range_of_a_function"/>
     <w:p>
       <w:pPr>
         <w:pStyle w:val="Bibliography"/>
       </w:pPr>
       <w:r>
-        <w:t xml:space="preserve">Wikipedia contributors. 2026e.</w:t>
-      </w:r>
-      <w:r>
-        <w:t xml:space="preserve"> </w:t>
-      </w:r>
-      <w:r>
-        <w:rPr>
-          <w:i/>
-          <w:iCs/>
-        </w:rPr>
-        <w:t xml:space="preserve">Countable Set —</w:t>
-      </w:r>
-      <w:r>
-        <w:rPr>
-          <w:i/>
-          <w:iCs/>
-        </w:rPr>
-        <w:t xml:space="preserve"> </w:t>
-      </w:r>
-      <w:r>
-        <w:rPr>
-          <w:i/>
-          <w:iCs/>
-        </w:rPr>
+        <w:t xml:space="preserve">[6]</w:t>
+      </w:r>
+      <w:r>
+        <w:t xml:space="preserve"> </w:t>
+      </w:r>
+      <w:r>
+        <w:t xml:space="preserve">	</w:t>
+      </w:r>
+      <w:r>
+        <w:t xml:space="preserve">Wikipedia contributors,</w:t>
+      </w:r>
+      <w:r>
+        <w:t xml:space="preserve"> </w:t>
+      </w:r>
+      <w:r>
+        <w:t xml:space="preserve">“Range of a function —</w:t>
+      </w:r>
+      <w:r>
+        <w:t xml:space="preserve"> </w:t>
+      </w:r>
+      <w:r>
         <w:t xml:space="preserve">Wikipedia</w:t>
       </w:r>
       <w:r>
-        <w:rPr>
-          <w:i/>
-          <w:iCs/>
-        </w:rPr>
         <w:t xml:space="preserve">,</w:t>
       </w:r>
       <w:r>
-        <w:rPr>
-          <w:i/>
-          <w:iCs/>
-        </w:rPr>
-        <w:t xml:space="preserve"> </w:t>
-      </w:r>
-      <w:r>
-        <w:rPr>
-          <w:i/>
-          <w:iCs/>
-        </w:rPr>
-        <w:t xml:space="preserve">the Free Encyclopedia</w:t>
-      </w:r>
-      <w:r>
-        <w:t xml:space="preserve">.</w:t>
+        <w:t xml:space="preserve"> </w:t>
+      </w:r>
+      <w:r>
+        <w:t xml:space="preserve">the free encyclopedia.”</w:t>
+      </w:r>
+      <w:r>
+        <w:t xml:space="preserve"> </w:t>
+      </w:r>
+      <w:r>
+        <w:t xml:space="preserve">2026. Available:</w:t>
       </w:r>
       <w:r>
         <w:t xml:space="preserve"> </w:t>
@@ -13910,69 +13858,54 @@
           <w:rPr>
             <w:rStyle w:val="Hyperlink"/>
           </w:rPr>
-          <w:t xml:space="preserve">https://en.wikipedia.org/wiki/Countable_set</w:t>
+          <w:t xml:space="preserve">https://en.wikipedia.org/wiki/Range_of_a_function</w:t>
         </w:r>
       </w:hyperlink>
-      <w:r>
-        <w:t xml:space="preserve">.</w:t>
-      </w:r>
     </w:p>
     <w:bookmarkEnd w:id="84"/>
-    <w:bookmarkStart w:id="86" w:name="ref-wikipedia_domain_of_a_function"/>
+    <w:bookmarkStart w:id="86" w:name="ref-wikipedia_graph_of_a_function"/>
     <w:p>
       <w:pPr>
         <w:pStyle w:val="Bibliography"/>
       </w:pPr>
       <w:r>
-        <w:t xml:space="preserve">Wikipedia contributors. 2026f.</w:t>
-      </w:r>
-      <w:r>
-        <w:t xml:space="preserve"> </w:t>
-      </w:r>
-      <w:r>
-        <w:rPr>
-          <w:i/>
-          <w:iCs/>
-        </w:rPr>
-        <w:t xml:space="preserve">Domain of a Function —</w:t>
-      </w:r>
-      <w:r>
-        <w:rPr>
-          <w:i/>
-          <w:iCs/>
-        </w:rPr>
-        <w:t xml:space="preserve"> </w:t>
-      </w:r>
-      <w:r>
-        <w:rPr>
-          <w:i/>
-          <w:iCs/>
-        </w:rPr>
+        <w:t xml:space="preserve">[7]</w:t>
+      </w:r>
+      <w:r>
+        <w:t xml:space="preserve"> </w:t>
+      </w:r>
+      <w:r>
+        <w:t xml:space="preserve">	</w:t>
+      </w:r>
+      <w:r>
+        <w:t xml:space="preserve">Wikipedia contributors,</w:t>
+      </w:r>
+      <w:r>
+        <w:t xml:space="preserve"> </w:t>
+      </w:r>
+      <w:r>
+        <w:t xml:space="preserve">“Graph of a function —</w:t>
+      </w:r>
+      <w:r>
+        <w:t xml:space="preserve"> </w:t>
+      </w:r>
+      <w:r>
         <w:t xml:space="preserve">Wikipedia</w:t>
       </w:r>
       <w:r>
-        <w:rPr>
-          <w:i/>
-          <w:iCs/>
-        </w:rPr>
         <w:t xml:space="preserve">,</w:t>
       </w:r>
       <w:r>
-        <w:rPr>
-          <w:i/>
-          <w:iCs/>
-        </w:rPr>
-        <w:t xml:space="preserve"> </w:t>
-      </w:r>
-      <w:r>
-        <w:rPr>
-          <w:i/>
-          <w:iCs/>
-        </w:rPr>
-        <w:t xml:space="preserve">the Free Encyclopedia</w:t>
-      </w:r>
-      <w:r>
-        <w:t xml:space="preserve">.</w:t>
+        <w:t xml:space="preserve"> </w:t>
+      </w:r>
+      <w:r>
+        <w:t xml:space="preserve">the free encyclopedia.”</w:t>
+      </w:r>
+      <w:r>
+        <w:t xml:space="preserve"> </w:t>
+      </w:r>
+      <w:r>
+        <w:t xml:space="preserve">2026. Available:</w:t>
       </w:r>
       <w:r>
         <w:t xml:space="preserve"> </w:t>
@@ -13982,21 +13915,27 @@
           <w:rPr>
             <w:rStyle w:val="Hyperlink"/>
           </w:rPr>
-          <w:t xml:space="preserve">https://en.wikipedia.org/wiki/Domain_of_a_function</w:t>
+          <w:t xml:space="preserve">https://en.wikipedia.org/wiki/Graph_of_a_function</w:t>
         </w:r>
       </w:hyperlink>
-      <w:r>
-        <w:t xml:space="preserve">.</w:t>
-      </w:r>
     </w:p>
     <w:bookmarkEnd w:id="86"/>
-    <w:bookmarkStart w:id="88" w:name="ref-wikipedia_finite_set"/>
+    <w:bookmarkStart w:id="88" w:name="ref-halmos1974naive"/>
     <w:p>
       <w:pPr>
         <w:pStyle w:val="Bibliography"/>
       </w:pPr>
       <w:r>
-        <w:t xml:space="preserve">Wikipedia contributors. 2026g.</w:t>
+        <w:t xml:space="preserve">[8]</w:t>
+      </w:r>
+      <w:r>
+        <w:t xml:space="preserve"> </w:t>
+      </w:r>
+      <w:r>
+        <w:t xml:space="preserve">	</w:t>
+      </w:r>
+      <w:r>
+        <w:t xml:space="preserve">P. R. Halmos,</w:t>
       </w:r>
       <w:r>
         <w:t xml:space="preserve"> </w:t>
@@ -14006,45 +13945,10 @@
           <w:i/>
           <w:iCs/>
         </w:rPr>
-        <w:t xml:space="preserve">Finite Set —</w:t>
-      </w:r>
-      <w:r>
-        <w:rPr>
-          <w:i/>
-          <w:iCs/>
-        </w:rPr>
-        <w:t xml:space="preserve"> </w:t>
-      </w:r>
-      <w:r>
-        <w:rPr>
-          <w:i/>
-          <w:iCs/>
-        </w:rPr>
-        <w:t xml:space="preserve">Wikipedia</w:t>
-      </w:r>
-      <w:r>
-        <w:rPr>
-          <w:i/>
-          <w:iCs/>
-        </w:rPr>
-        <w:t xml:space="preserve">,</w:t>
-      </w:r>
-      <w:r>
-        <w:rPr>
-          <w:i/>
-          <w:iCs/>
-        </w:rPr>
-        <w:t xml:space="preserve"> </w:t>
-      </w:r>
-      <w:r>
-        <w:rPr>
-          <w:i/>
-          <w:iCs/>
-        </w:rPr>
-        <w:t xml:space="preserve">the Free Encyclopedia</w:t>
-      </w:r>
-      <w:r>
-        <w:t xml:space="preserve">.</w:t>
+        <w:t xml:space="preserve">Naive set theory</w:t>
+      </w:r>
+      <w:r>
+        <w:t xml:space="preserve">. in Undergraduate texts in mathematics. New York: Springer, 1974. doi:</w:t>
       </w:r>
       <w:r>
         <w:t xml:space="preserve"> </w:t>
@@ -14054,7 +13958,7 @@
           <w:rPr>
             <w:rStyle w:val="Hyperlink"/>
           </w:rPr>
-          <w:t xml:space="preserve">https://en.wikipedia.org/wiki/Finite_set</w:t>
+          <w:t xml:space="preserve">10.1007/978-1-4757-1645-0</w:t>
         </w:r>
       </w:hyperlink>
       <w:r>
@@ -14068,55 +13972,43 @@
         <w:pStyle w:val="Bibliography"/>
       </w:pPr>
       <w:r>
-        <w:t xml:space="preserve">Wikipedia contributors. 2026h.</w:t>
-      </w:r>
-      <w:r>
-        <w:t xml:space="preserve"> </w:t>
-      </w:r>
-      <w:r>
-        <w:rPr>
-          <w:i/>
-          <w:iCs/>
-        </w:rPr>
-        <w:t xml:space="preserve">Function Composition —</w:t>
-      </w:r>
-      <w:r>
-        <w:rPr>
-          <w:i/>
-          <w:iCs/>
-        </w:rPr>
-        <w:t xml:space="preserve"> </w:t>
-      </w:r>
-      <w:r>
-        <w:rPr>
-          <w:i/>
-          <w:iCs/>
-        </w:rPr>
+        <w:t xml:space="preserve">[9]</w:t>
+      </w:r>
+      <w:r>
+        <w:t xml:space="preserve"> </w:t>
+      </w:r>
+      <w:r>
+        <w:t xml:space="preserve">	</w:t>
+      </w:r>
+      <w:r>
+        <w:t xml:space="preserve">Wikipedia contributors,</w:t>
+      </w:r>
+      <w:r>
+        <w:t xml:space="preserve"> </w:t>
+      </w:r>
+      <w:r>
+        <w:t xml:space="preserve">“Function composition —</w:t>
+      </w:r>
+      <w:r>
+        <w:t xml:space="preserve"> </w:t>
+      </w:r>
+      <w:r>
         <w:t xml:space="preserve">Wikipedia</w:t>
       </w:r>
       <w:r>
-        <w:rPr>
-          <w:i/>
-          <w:iCs/>
-        </w:rPr>
         <w:t xml:space="preserve">,</w:t>
       </w:r>
       <w:r>
-        <w:rPr>
-          <w:i/>
-          <w:iCs/>
-        </w:rPr>
-        <w:t xml:space="preserve"> </w:t>
-      </w:r>
-      <w:r>
-        <w:rPr>
-          <w:i/>
-          <w:iCs/>
-        </w:rPr>
-        <w:t xml:space="preserve">the Free Encyclopedia</w:t>
-      </w:r>
-      <w:r>
-        <w:t xml:space="preserve">.</w:t>
+        <w:t xml:space="preserve"> </w:t>
+      </w:r>
+      <w:r>
+        <w:t xml:space="preserve">the free encyclopedia.”</w:t>
+      </w:r>
+      <w:r>
+        <w:t xml:space="preserve"> </w:t>
+      </w:r>
+      <w:r>
+        <w:t xml:space="preserve">2026. Available:</w:t>
       </w:r>
       <w:r>
         <w:t xml:space="preserve"> </w:t>
@@ -14129,66 +14021,51 @@
           <w:t xml:space="preserve">https://en.wikipedia.org/wiki/Function_composition</w:t>
         </w:r>
       </w:hyperlink>
-      <w:r>
-        <w:t xml:space="preserve">.</w:t>
-      </w:r>
     </w:p>
     <w:bookmarkEnd w:id="90"/>
-    <w:bookmarkStart w:id="92" w:name="ref-wikipedia_function_mathematics"/>
+    <w:bookmarkStart w:id="92" w:name="ref-wikipedia_inverse_function"/>
     <w:p>
       <w:pPr>
         <w:pStyle w:val="Bibliography"/>
       </w:pPr>
       <w:r>
-        <w:t xml:space="preserve">Wikipedia contributors. 2026i.</w:t>
-      </w:r>
-      <w:r>
-        <w:t xml:space="preserve"> </w:t>
-      </w:r>
-      <w:r>
-        <w:rPr>
-          <w:i/>
-          <w:iCs/>
-        </w:rPr>
-        <w:t xml:space="preserve">Function (Mathematics) —</w:t>
-      </w:r>
-      <w:r>
-        <w:rPr>
-          <w:i/>
-          <w:iCs/>
-        </w:rPr>
-        <w:t xml:space="preserve"> </w:t>
-      </w:r>
-      <w:r>
-        <w:rPr>
-          <w:i/>
-          <w:iCs/>
-        </w:rPr>
+        <w:t xml:space="preserve">[10]</w:t>
+      </w:r>
+      <w:r>
+        <w:t xml:space="preserve"> </w:t>
+      </w:r>
+      <w:r>
+        <w:t xml:space="preserve">	</w:t>
+      </w:r>
+      <w:r>
+        <w:t xml:space="preserve">Wikipedia contributors,</w:t>
+      </w:r>
+      <w:r>
+        <w:t xml:space="preserve"> </w:t>
+      </w:r>
+      <w:r>
+        <w:t xml:space="preserve">“Inverse function —</w:t>
+      </w:r>
+      <w:r>
+        <w:t xml:space="preserve"> </w:t>
+      </w:r>
+      <w:r>
         <w:t xml:space="preserve">Wikipedia</w:t>
       </w:r>
       <w:r>
-        <w:rPr>
-          <w:i/>
-          <w:iCs/>
-        </w:rPr>
         <w:t xml:space="preserve">,</w:t>
       </w:r>
       <w:r>
-        <w:rPr>
-          <w:i/>
-          <w:iCs/>
-        </w:rPr>
-        <w:t xml:space="preserve"> </w:t>
-      </w:r>
-      <w:r>
-        <w:rPr>
-          <w:i/>
-          <w:iCs/>
-        </w:rPr>
-        <w:t xml:space="preserve">the Free Encyclopedia</w:t>
-      </w:r>
-      <w:r>
-        <w:t xml:space="preserve">.</w:t>
+        <w:t xml:space="preserve"> </w:t>
+      </w:r>
+      <w:r>
+        <w:t xml:space="preserve">the free encyclopedia.”</w:t>
+      </w:r>
+      <w:r>
+        <w:t xml:space="preserve"> </w:t>
+      </w:r>
+      <w:r>
+        <w:t xml:space="preserve">2026. Available:</w:t>
       </w:r>
       <w:r>
         <w:t xml:space="preserve"> </w:t>
@@ -14198,74 +14075,116 @@
           <w:rPr>
             <w:rStyle w:val="Hyperlink"/>
           </w:rPr>
-          <w:t xml:space="preserve">https://en.wikipedia.org/wiki/Function_(mathematics)</w:t>
+          <w:t xml:space="preserve">https://en.wikipedia.org/wiki/Inverse_function</w:t>
         </w:r>
       </w:hyperlink>
-      <w:r>
-        <w:t xml:space="preserve">.</w:t>
-      </w:r>
     </w:p>
     <w:bookmarkEnd w:id="92"/>
-    <w:bookmarkStart w:id="94" w:name="ref-wikipedia_functional_mathematics"/>
+    <w:bookmarkStart w:id="94" w:name="ref-wikipedia_operator_mathematics"/>
     <w:p>
       <w:pPr>
         <w:pStyle w:val="Bibliography"/>
       </w:pPr>
       <w:r>
-        <w:t xml:space="preserve">Wikipedia contributors. 2026j.</w:t>
-      </w:r>
-      <w:r>
-        <w:t xml:space="preserve"> </w:t>
-      </w:r>
-      <w:r>
-        <w:rPr>
-          <w:i/>
-          <w:iCs/>
-        </w:rPr>
-        <w:t xml:space="preserve">Functional (Mathematics) —</w:t>
-      </w:r>
-      <w:r>
-        <w:rPr>
-          <w:i/>
-          <w:iCs/>
-        </w:rPr>
-        <w:t xml:space="preserve"> </w:t>
-      </w:r>
-      <w:r>
-        <w:rPr>
-          <w:i/>
-          <w:iCs/>
-        </w:rPr>
+        <w:t xml:space="preserve">[11]</w:t>
+      </w:r>
+      <w:r>
+        <w:t xml:space="preserve"> </w:t>
+      </w:r>
+      <w:r>
+        <w:t xml:space="preserve">	</w:t>
+      </w:r>
+      <w:r>
+        <w:t xml:space="preserve">Wikipedia contributors,</w:t>
+      </w:r>
+      <w:r>
+        <w:t xml:space="preserve"> </w:t>
+      </w:r>
+      <w:r>
+        <w:t xml:space="preserve">“Operator (mathematics) —</w:t>
+      </w:r>
+      <w:r>
+        <w:t xml:space="preserve"> </w:t>
+      </w:r>
+      <w:r>
         <w:t xml:space="preserve">Wikipedia</w:t>
       </w:r>
       <w:r>
-        <w:rPr>
-          <w:i/>
-          <w:iCs/>
-        </w:rPr>
         <w:t xml:space="preserve">,</w:t>
       </w:r>
       <w:r>
-        <w:rPr>
-          <w:i/>
-          <w:iCs/>
-        </w:rPr>
-        <w:t xml:space="preserve"> </w:t>
-      </w:r>
-      <w:r>
-        <w:rPr>
-          <w:i/>
-          <w:iCs/>
-        </w:rPr>
-        <w:t xml:space="preserve">the Free Encyclopedia</w:t>
-      </w:r>
-      <w:r>
-        <w:t xml:space="preserve">.</w:t>
+        <w:t xml:space="preserve"> </w:t>
+      </w:r>
+      <w:r>
+        <w:t xml:space="preserve">the free encyclopedia.”</w:t>
+      </w:r>
+      <w:r>
+        <w:t xml:space="preserve"> </w:t>
+      </w:r>
+      <w:r>
+        <w:t xml:space="preserve">2026. Available:</w:t>
       </w:r>
       <w:r>
         <w:t xml:space="preserve"> </w:t>
       </w:r>
       <w:hyperlink r:id="rId93">
+        <w:r>
+          <w:rPr>
+            <w:rStyle w:val="Hyperlink"/>
+          </w:rPr>
+          <w:t xml:space="preserve">https://en.wikipedia.org/wiki/Operator_(mathematics)</w:t>
+        </w:r>
+      </w:hyperlink>
+    </w:p>
+    <w:bookmarkEnd w:id="94"/>
+    <w:bookmarkStart w:id="96" w:name="ref-wikipedia_functional_mathematics"/>
+    <w:p>
+      <w:pPr>
+        <w:pStyle w:val="Bibliography"/>
+      </w:pPr>
+      <w:r>
+        <w:t xml:space="preserve">[12]</w:t>
+      </w:r>
+      <w:r>
+        <w:t xml:space="preserve"> </w:t>
+      </w:r>
+      <w:r>
+        <w:t xml:space="preserve">	</w:t>
+      </w:r>
+      <w:r>
+        <w:t xml:space="preserve">Wikipedia contributors,</w:t>
+      </w:r>
+      <w:r>
+        <w:t xml:space="preserve"> </w:t>
+      </w:r>
+      <w:r>
+        <w:t xml:space="preserve">“Functional (mathematics) —</w:t>
+      </w:r>
+      <w:r>
+        <w:t xml:space="preserve"> </w:t>
+      </w:r>
+      <w:r>
+        <w:t xml:space="preserve">Wikipedia</w:t>
+      </w:r>
+      <w:r>
+        <w:t xml:space="preserve">,</w:t>
+      </w:r>
+      <w:r>
+        <w:t xml:space="preserve"> </w:t>
+      </w:r>
+      <w:r>
+        <w:t xml:space="preserve">the free encyclopedia.”</w:t>
+      </w:r>
+      <w:r>
+        <w:t xml:space="preserve"> </w:t>
+      </w:r>
+      <w:r>
+        <w:t xml:space="preserve">2026. Available:</w:t>
+      </w:r>
+      <w:r>
+        <w:t xml:space="preserve"> </w:t>
+      </w:r>
+      <w:hyperlink r:id="rId95">
         <w:r>
           <w:rPr>
             <w:rStyle w:val="Hyperlink"/>
@@ -14273,138 +14192,51 @@
           <w:t xml:space="preserve">https://en.wikipedia.org/wiki/Functional_(mathematics)</w:t>
         </w:r>
       </w:hyperlink>
-      <w:r>
-        <w:t xml:space="preserve">.</w:t>
-      </w:r>
-    </w:p>
-    <w:bookmarkEnd w:id="94"/>
-    <w:bookmarkStart w:id="96" w:name="ref-wikipedia_graph_of_a_function"/>
-    <w:p>
-      <w:pPr>
-        <w:pStyle w:val="Bibliography"/>
-      </w:pPr>
-      <w:r>
-        <w:t xml:space="preserve">Wikipedia contributors. 2026k.</w:t>
-      </w:r>
-      <w:r>
-        <w:t xml:space="preserve"> </w:t>
-      </w:r>
-      <w:r>
-        <w:rPr>
-          <w:i/>
-          <w:iCs/>
-        </w:rPr>
-        <w:t xml:space="preserve">Graph of a Function —</w:t>
-      </w:r>
-      <w:r>
-        <w:rPr>
-          <w:i/>
-          <w:iCs/>
-        </w:rPr>
-        <w:t xml:space="preserve"> </w:t>
-      </w:r>
-      <w:r>
-        <w:rPr>
-          <w:i/>
-          <w:iCs/>
-        </w:rPr>
-        <w:t xml:space="preserve">Wikipedia</w:t>
-      </w:r>
-      <w:r>
-        <w:rPr>
-          <w:i/>
-          <w:iCs/>
-        </w:rPr>
-        <w:t xml:space="preserve">,</w:t>
-      </w:r>
-      <w:r>
-        <w:rPr>
-          <w:i/>
-          <w:iCs/>
-        </w:rPr>
-        <w:t xml:space="preserve"> </w:t>
-      </w:r>
-      <w:r>
-        <w:rPr>
-          <w:i/>
-          <w:iCs/>
-        </w:rPr>
-        <w:t xml:space="preserve">the Free Encyclopedia</w:t>
-      </w:r>
-      <w:r>
-        <w:t xml:space="preserve">.</w:t>
-      </w:r>
-      <w:r>
-        <w:t xml:space="preserve"> </w:t>
-      </w:r>
-      <w:hyperlink r:id="rId95">
-        <w:r>
-          <w:rPr>
-            <w:rStyle w:val="Hyperlink"/>
-          </w:rPr>
-          <w:t xml:space="preserve">https://en.wikipedia.org/wiki/Graph_of_a_function</w:t>
-        </w:r>
-      </w:hyperlink>
-      <w:r>
-        <w:t xml:space="preserve">.</w:t>
-      </w:r>
     </w:p>
     <w:bookmarkEnd w:id="96"/>
-    <w:bookmarkStart w:id="98" w:name="ref-wikipedia_image_mathematics"/>
+    <w:bookmarkStart w:id="98" w:name="ref-wikipedia_sequence"/>
     <w:p>
       <w:pPr>
         <w:pStyle w:val="Bibliography"/>
       </w:pPr>
       <w:r>
-        <w:t xml:space="preserve">Wikipedia contributors. 2026l.</w:t>
-      </w:r>
-      <w:r>
-        <w:t xml:space="preserve"> </w:t>
-      </w:r>
-      <w:r>
-        <w:rPr>
-          <w:i/>
-          <w:iCs/>
-        </w:rPr>
-        <w:t xml:space="preserve">Image (Mathematics) —</w:t>
-      </w:r>
-      <w:r>
-        <w:rPr>
-          <w:i/>
-          <w:iCs/>
-        </w:rPr>
-        <w:t xml:space="preserve"> </w:t>
-      </w:r>
-      <w:r>
-        <w:rPr>
-          <w:i/>
-          <w:iCs/>
-        </w:rPr>
+        <w:t xml:space="preserve">[13]</w:t>
+      </w:r>
+      <w:r>
+        <w:t xml:space="preserve"> </w:t>
+      </w:r>
+      <w:r>
+        <w:t xml:space="preserve">	</w:t>
+      </w:r>
+      <w:r>
+        <w:t xml:space="preserve">Wikipedia contributors,</w:t>
+      </w:r>
+      <w:r>
+        <w:t xml:space="preserve"> </w:t>
+      </w:r>
+      <w:r>
+        <w:t xml:space="preserve">“Sequence —</w:t>
+      </w:r>
+      <w:r>
+        <w:t xml:space="preserve"> </w:t>
+      </w:r>
+      <w:r>
         <w:t xml:space="preserve">Wikipedia</w:t>
       </w:r>
       <w:r>
-        <w:rPr>
-          <w:i/>
-          <w:iCs/>
-        </w:rPr>
         <w:t xml:space="preserve">,</w:t>
       </w:r>
       <w:r>
-        <w:rPr>
-          <w:i/>
-          <w:iCs/>
-        </w:rPr>
-        <w:t xml:space="preserve"> </w:t>
-      </w:r>
-      <w:r>
-        <w:rPr>
-          <w:i/>
-          <w:iCs/>
-        </w:rPr>
-        <w:t xml:space="preserve">the Free Encyclopedia</w:t>
-      </w:r>
-      <w:r>
-        <w:t xml:space="preserve">.</w:t>
+        <w:t xml:space="preserve"> </w:t>
+      </w:r>
+      <w:r>
+        <w:t xml:space="preserve">the free encyclopedia.”</w:t>
+      </w:r>
+      <w:r>
+        <w:t xml:space="preserve"> </w:t>
+      </w:r>
+      <w:r>
+        <w:t xml:space="preserve">2026. Available:</w:t>
       </w:r>
       <w:r>
         <w:t xml:space="preserve"> </w:t>
@@ -14414,74 +14246,173 @@
           <w:rPr>
             <w:rStyle w:val="Hyperlink"/>
           </w:rPr>
-          <w:t xml:space="preserve">https://en.wikipedia.org/wiki/Image_(mathematics)</w:t>
+          <w:t xml:space="preserve">https://en.wikipedia.org/wiki/Sequence</w:t>
         </w:r>
       </w:hyperlink>
-      <w:r>
-        <w:t xml:space="preserve">.</w:t>
-      </w:r>
     </w:p>
     <w:bookmarkEnd w:id="98"/>
-    <w:bookmarkStart w:id="100" w:name="ref-wikipedia_infinite_set"/>
+    <w:bookmarkStart w:id="100" w:name="ref-wikipedia_finite_set"/>
     <w:p>
       <w:pPr>
         <w:pStyle w:val="Bibliography"/>
       </w:pPr>
       <w:r>
-        <w:t xml:space="preserve">Wikipedia contributors. 2026m.</w:t>
-      </w:r>
-      <w:r>
-        <w:t xml:space="preserve"> </w:t>
-      </w:r>
-      <w:r>
-        <w:rPr>
-          <w:i/>
-          <w:iCs/>
-        </w:rPr>
-        <w:t xml:space="preserve">Infinite Set —</w:t>
-      </w:r>
-      <w:r>
-        <w:rPr>
-          <w:i/>
-          <w:iCs/>
-        </w:rPr>
-        <w:t xml:space="preserve"> </w:t>
-      </w:r>
-      <w:r>
-        <w:rPr>
-          <w:i/>
-          <w:iCs/>
-        </w:rPr>
+        <w:t xml:space="preserve">[14]</w:t>
+      </w:r>
+      <w:r>
+        <w:t xml:space="preserve"> </w:t>
+      </w:r>
+      <w:r>
+        <w:t xml:space="preserve">	</w:t>
+      </w:r>
+      <w:r>
+        <w:t xml:space="preserve">Wikipedia contributors,</w:t>
+      </w:r>
+      <w:r>
+        <w:t xml:space="preserve"> </w:t>
+      </w:r>
+      <w:r>
+        <w:t xml:space="preserve">“Finite set —</w:t>
+      </w:r>
+      <w:r>
+        <w:t xml:space="preserve"> </w:t>
+      </w:r>
+      <w:r>
         <w:t xml:space="preserve">Wikipedia</w:t>
       </w:r>
       <w:r>
-        <w:rPr>
-          <w:i/>
-          <w:iCs/>
-        </w:rPr>
         <w:t xml:space="preserve">,</w:t>
       </w:r>
       <w:r>
-        <w:rPr>
-          <w:i/>
-          <w:iCs/>
-        </w:rPr>
-        <w:t xml:space="preserve"> </w:t>
-      </w:r>
-      <w:r>
-        <w:rPr>
-          <w:i/>
-          <w:iCs/>
-        </w:rPr>
-        <w:t xml:space="preserve">the Free Encyclopedia</w:t>
-      </w:r>
-      <w:r>
-        <w:t xml:space="preserve">.</w:t>
+        <w:t xml:space="preserve"> </w:t>
+      </w:r>
+      <w:r>
+        <w:t xml:space="preserve">the free encyclopedia.”</w:t>
+      </w:r>
+      <w:r>
+        <w:t xml:space="preserve"> </w:t>
+      </w:r>
+      <w:r>
+        <w:t xml:space="preserve">2026. Available:</w:t>
       </w:r>
       <w:r>
         <w:t xml:space="preserve"> </w:t>
       </w:r>
       <w:hyperlink r:id="rId99">
+        <w:r>
+          <w:rPr>
+            <w:rStyle w:val="Hyperlink"/>
+          </w:rPr>
+          <w:t xml:space="preserve">https://en.wikipedia.org/wiki/Finite_set</w:t>
+        </w:r>
+      </w:hyperlink>
+    </w:p>
+    <w:bookmarkEnd w:id="100"/>
+    <w:bookmarkStart w:id="102" w:name="ref-wikipedia_cardinality"/>
+    <w:p>
+      <w:pPr>
+        <w:pStyle w:val="Bibliography"/>
+      </w:pPr>
+      <w:r>
+        <w:t xml:space="preserve">[15]</w:t>
+      </w:r>
+      <w:r>
+        <w:t xml:space="preserve"> </w:t>
+      </w:r>
+      <w:r>
+        <w:t xml:space="preserve">	</w:t>
+      </w:r>
+      <w:r>
+        <w:t xml:space="preserve">Wikipedia contributors,</w:t>
+      </w:r>
+      <w:r>
+        <w:t xml:space="preserve"> </w:t>
+      </w:r>
+      <w:r>
+        <w:t xml:space="preserve">“Cardinality —</w:t>
+      </w:r>
+      <w:r>
+        <w:t xml:space="preserve"> </w:t>
+      </w:r>
+      <w:r>
+        <w:t xml:space="preserve">Wikipedia</w:t>
+      </w:r>
+      <w:r>
+        <w:t xml:space="preserve">,</w:t>
+      </w:r>
+      <w:r>
+        <w:t xml:space="preserve"> </w:t>
+      </w:r>
+      <w:r>
+        <w:t xml:space="preserve">the free encyclopedia.”</w:t>
+      </w:r>
+      <w:r>
+        <w:t xml:space="preserve"> </w:t>
+      </w:r>
+      <w:r>
+        <w:t xml:space="preserve">2026. Available:</w:t>
+      </w:r>
+      <w:r>
+        <w:t xml:space="preserve"> </w:t>
+      </w:r>
+      <w:hyperlink r:id="rId101">
+        <w:r>
+          <w:rPr>
+            <w:rStyle w:val="Hyperlink"/>
+          </w:rPr>
+          <w:t xml:space="preserve">https://en.wikipedia.org/wiki/Cardinality</w:t>
+        </w:r>
+      </w:hyperlink>
+    </w:p>
+    <w:bookmarkEnd w:id="102"/>
+    <w:bookmarkStart w:id="104" w:name="ref-wikipedia_infinite_set"/>
+    <w:p>
+      <w:pPr>
+        <w:pStyle w:val="Bibliography"/>
+      </w:pPr>
+      <w:r>
+        <w:t xml:space="preserve">[16]</w:t>
+      </w:r>
+      <w:r>
+        <w:t xml:space="preserve"> </w:t>
+      </w:r>
+      <w:r>
+        <w:t xml:space="preserve">	</w:t>
+      </w:r>
+      <w:r>
+        <w:t xml:space="preserve">Wikipedia contributors,</w:t>
+      </w:r>
+      <w:r>
+        <w:t xml:space="preserve"> </w:t>
+      </w:r>
+      <w:r>
+        <w:t xml:space="preserve">“Infinite set —</w:t>
+      </w:r>
+      <w:r>
+        <w:t xml:space="preserve"> </w:t>
+      </w:r>
+      <w:r>
+        <w:t xml:space="preserve">Wikipedia</w:t>
+      </w:r>
+      <w:r>
+        <w:t xml:space="preserve">,</w:t>
+      </w:r>
+      <w:r>
+        <w:t xml:space="preserve"> </w:t>
+      </w:r>
+      <w:r>
+        <w:t xml:space="preserve">the free encyclopedia.”</w:t>
+      </w:r>
+      <w:r>
+        <w:t xml:space="preserve"> </w:t>
+      </w:r>
+      <w:r>
+        <w:t xml:space="preserve">2026. Available:</w:t>
+      </w:r>
+      <w:r>
+        <w:t xml:space="preserve"> </w:t>
+      </w:r>
+      <w:hyperlink r:id="rId103">
         <w:r>
           <w:rPr>
             <w:rStyle w:val="Hyperlink"/>
@@ -14489,210 +14420,51 @@
           <w:t xml:space="preserve">https://en.wikipedia.org/wiki/Infinite_set</w:t>
         </w:r>
       </w:hyperlink>
-      <w:r>
-        <w:t xml:space="preserve">.</w:t>
-      </w:r>
-    </w:p>
-    <w:bookmarkEnd w:id="100"/>
-    <w:bookmarkStart w:id="102" w:name="ref-wikipedia_inverse_function"/>
-    <w:p>
-      <w:pPr>
-        <w:pStyle w:val="Bibliography"/>
-      </w:pPr>
-      <w:r>
-        <w:t xml:space="preserve">Wikipedia contributors. 2026n.</w:t>
-      </w:r>
-      <w:r>
-        <w:t xml:space="preserve"> </w:t>
-      </w:r>
-      <w:r>
-        <w:rPr>
-          <w:i/>
-          <w:iCs/>
-        </w:rPr>
-        <w:t xml:space="preserve">Inverse Function —</w:t>
-      </w:r>
-      <w:r>
-        <w:rPr>
-          <w:i/>
-          <w:iCs/>
-        </w:rPr>
-        <w:t xml:space="preserve"> </w:t>
-      </w:r>
-      <w:r>
-        <w:rPr>
-          <w:i/>
-          <w:iCs/>
-        </w:rPr>
-        <w:t xml:space="preserve">Wikipedia</w:t>
-      </w:r>
-      <w:r>
-        <w:rPr>
-          <w:i/>
-          <w:iCs/>
-        </w:rPr>
-        <w:t xml:space="preserve">,</w:t>
-      </w:r>
-      <w:r>
-        <w:rPr>
-          <w:i/>
-          <w:iCs/>
-        </w:rPr>
-        <w:t xml:space="preserve"> </w:t>
-      </w:r>
-      <w:r>
-        <w:rPr>
-          <w:i/>
-          <w:iCs/>
-        </w:rPr>
-        <w:t xml:space="preserve">the Free Encyclopedia</w:t>
-      </w:r>
-      <w:r>
-        <w:t xml:space="preserve">.</w:t>
-      </w:r>
-      <w:r>
-        <w:t xml:space="preserve"> </w:t>
-      </w:r>
-      <w:hyperlink r:id="rId101">
-        <w:r>
-          <w:rPr>
-            <w:rStyle w:val="Hyperlink"/>
-          </w:rPr>
-          <w:t xml:space="preserve">https://en.wikipedia.org/wiki/Inverse_function</w:t>
-        </w:r>
-      </w:hyperlink>
-      <w:r>
-        <w:t xml:space="preserve">.</w:t>
-      </w:r>
-    </w:p>
-    <w:bookmarkEnd w:id="102"/>
-    <w:bookmarkStart w:id="104" w:name="ref-wikipedia_operator_mathematics"/>
-    <w:p>
-      <w:pPr>
-        <w:pStyle w:val="Bibliography"/>
-      </w:pPr>
-      <w:r>
-        <w:t xml:space="preserve">Wikipedia contributors. 2026o.</w:t>
-      </w:r>
-      <w:r>
-        <w:t xml:space="preserve"> </w:t>
-      </w:r>
-      <w:r>
-        <w:rPr>
-          <w:i/>
-          <w:iCs/>
-        </w:rPr>
-        <w:t xml:space="preserve">Operator (Mathematics) —</w:t>
-      </w:r>
-      <w:r>
-        <w:rPr>
-          <w:i/>
-          <w:iCs/>
-        </w:rPr>
-        <w:t xml:space="preserve"> </w:t>
-      </w:r>
-      <w:r>
-        <w:rPr>
-          <w:i/>
-          <w:iCs/>
-        </w:rPr>
-        <w:t xml:space="preserve">Wikipedia</w:t>
-      </w:r>
-      <w:r>
-        <w:rPr>
-          <w:i/>
-          <w:iCs/>
-        </w:rPr>
-        <w:t xml:space="preserve">,</w:t>
-      </w:r>
-      <w:r>
-        <w:rPr>
-          <w:i/>
-          <w:iCs/>
-        </w:rPr>
-        <w:t xml:space="preserve"> </w:t>
-      </w:r>
-      <w:r>
-        <w:rPr>
-          <w:i/>
-          <w:iCs/>
-        </w:rPr>
-        <w:t xml:space="preserve">the Free Encyclopedia</w:t>
-      </w:r>
-      <w:r>
-        <w:t xml:space="preserve">.</w:t>
-      </w:r>
-      <w:r>
-        <w:t xml:space="preserve"> </w:t>
-      </w:r>
-      <w:hyperlink r:id="rId103">
-        <w:r>
-          <w:rPr>
-            <w:rStyle w:val="Hyperlink"/>
-          </w:rPr>
-          <w:t xml:space="preserve">https://en.wikipedia.org/wiki/Operator_(mathematics)</w:t>
-        </w:r>
-      </w:hyperlink>
-      <w:r>
-        <w:t xml:space="preserve">.</w:t>
-      </w:r>
     </w:p>
     <w:bookmarkEnd w:id="104"/>
-    <w:bookmarkStart w:id="106" w:name="ref-wikipedia_range_of_a_function"/>
+    <w:bookmarkStart w:id="106" w:name="ref-wikipedia_countable_set"/>
     <w:p>
       <w:pPr>
         <w:pStyle w:val="Bibliography"/>
       </w:pPr>
       <w:r>
-        <w:t xml:space="preserve">Wikipedia contributors. 2026p.</w:t>
-      </w:r>
-      <w:r>
-        <w:t xml:space="preserve"> </w:t>
-      </w:r>
-      <w:r>
-        <w:rPr>
-          <w:i/>
-          <w:iCs/>
-        </w:rPr>
-        <w:t xml:space="preserve">Range of a Function —</w:t>
-      </w:r>
-      <w:r>
-        <w:rPr>
-          <w:i/>
-          <w:iCs/>
-        </w:rPr>
-        <w:t xml:space="preserve"> </w:t>
-      </w:r>
-      <w:r>
-        <w:rPr>
-          <w:i/>
-          <w:iCs/>
-        </w:rPr>
+        <w:t xml:space="preserve">[17]</w:t>
+      </w:r>
+      <w:r>
+        <w:t xml:space="preserve"> </w:t>
+      </w:r>
+      <w:r>
+        <w:t xml:space="preserve">	</w:t>
+      </w:r>
+      <w:r>
+        <w:t xml:space="preserve">Wikipedia contributors,</w:t>
+      </w:r>
+      <w:r>
+        <w:t xml:space="preserve"> </w:t>
+      </w:r>
+      <w:r>
+        <w:t xml:space="preserve">“Countable set —</w:t>
+      </w:r>
+      <w:r>
+        <w:t xml:space="preserve"> </w:t>
+      </w:r>
+      <w:r>
         <w:t xml:space="preserve">Wikipedia</w:t>
       </w:r>
       <w:r>
-        <w:rPr>
-          <w:i/>
-          <w:iCs/>
-        </w:rPr>
         <w:t xml:space="preserve">,</w:t>
       </w:r>
       <w:r>
-        <w:rPr>
-          <w:i/>
-          <w:iCs/>
-        </w:rPr>
-        <w:t xml:space="preserve"> </w:t>
-      </w:r>
-      <w:r>
-        <w:rPr>
-          <w:i/>
-          <w:iCs/>
-        </w:rPr>
-        <w:t xml:space="preserve">the Free Encyclopedia</w:t>
-      </w:r>
-      <w:r>
-        <w:t xml:space="preserve">.</w:t>
+        <w:t xml:space="preserve"> </w:t>
+      </w:r>
+      <w:r>
+        <w:t xml:space="preserve">the free encyclopedia.”</w:t>
+      </w:r>
+      <w:r>
+        <w:t xml:space="preserve"> </w:t>
+      </w:r>
+      <w:r>
+        <w:t xml:space="preserve">2026. Available:</w:t>
       </w:r>
       <w:r>
         <w:t xml:space="preserve"> </w:t>
@@ -14702,69 +14474,54 @@
           <w:rPr>
             <w:rStyle w:val="Hyperlink"/>
           </w:rPr>
-          <w:t xml:space="preserve">https://en.wikipedia.org/wiki/Range_of_a_function</w:t>
+          <w:t xml:space="preserve">https://en.wikipedia.org/wiki/Countable_set</w:t>
         </w:r>
       </w:hyperlink>
-      <w:r>
-        <w:t xml:space="preserve">.</w:t>
-      </w:r>
     </w:p>
     <w:bookmarkEnd w:id="106"/>
-    <w:bookmarkStart w:id="108" w:name="ref-wikipedia_sequence"/>
+    <w:bookmarkStart w:id="108" w:name="ref-wikipedia_cantors_diagonal_argument"/>
     <w:p>
       <w:pPr>
         <w:pStyle w:val="Bibliography"/>
       </w:pPr>
       <w:r>
-        <w:t xml:space="preserve">Wikipedia contributors. 2026q.</w:t>
-      </w:r>
-      <w:r>
-        <w:t xml:space="preserve"> </w:t>
-      </w:r>
-      <w:r>
-        <w:rPr>
-          <w:i/>
-          <w:iCs/>
-        </w:rPr>
-        <w:t xml:space="preserve">Sequence —</w:t>
-      </w:r>
-      <w:r>
-        <w:rPr>
-          <w:i/>
-          <w:iCs/>
-        </w:rPr>
-        <w:t xml:space="preserve"> </w:t>
-      </w:r>
-      <w:r>
-        <w:rPr>
-          <w:i/>
-          <w:iCs/>
-        </w:rPr>
+        <w:t xml:space="preserve">[18]</w:t>
+      </w:r>
+      <w:r>
+        <w:t xml:space="preserve"> </w:t>
+      </w:r>
+      <w:r>
+        <w:t xml:space="preserve">	</w:t>
+      </w:r>
+      <w:r>
+        <w:t xml:space="preserve">Wikipedia contributors,</w:t>
+      </w:r>
+      <w:r>
+        <w:t xml:space="preserve"> </w:t>
+      </w:r>
+      <w:r>
+        <w:t xml:space="preserve">“Cantor’s diagonal argument —</w:t>
+      </w:r>
+      <w:r>
+        <w:t xml:space="preserve"> </w:t>
+      </w:r>
+      <w:r>
         <w:t xml:space="preserve">Wikipedia</w:t>
       </w:r>
       <w:r>
-        <w:rPr>
-          <w:i/>
-          <w:iCs/>
-        </w:rPr>
         <w:t xml:space="preserve">,</w:t>
       </w:r>
       <w:r>
-        <w:rPr>
-          <w:i/>
-          <w:iCs/>
-        </w:rPr>
-        <w:t xml:space="preserve"> </w:t>
-      </w:r>
-      <w:r>
-        <w:rPr>
-          <w:i/>
-          <w:iCs/>
-        </w:rPr>
-        <w:t xml:space="preserve">the Free Encyclopedia</w:t>
-      </w:r>
-      <w:r>
-        <w:t xml:space="preserve">.</w:t>
+        <w:t xml:space="preserve"> </w:t>
+      </w:r>
+      <w:r>
+        <w:t xml:space="preserve">the free encyclopedia.”</w:t>
+      </w:r>
+      <w:r>
+        <w:t xml:space="preserve"> </w:t>
+      </w:r>
+      <w:r>
+        <w:t xml:space="preserve">2026. Available:</w:t>
       </w:r>
       <w:r>
         <w:t xml:space="preserve"> </w:t>
@@ -14774,12 +14531,9 @@
           <w:rPr>
             <w:rStyle w:val="Hyperlink"/>
           </w:rPr>
-          <w:t xml:space="preserve">https://en.wikipedia.org/wiki/Sequence</w:t>
+          <w:t xml:space="preserve">https://en.wikipedia.org/wiki/Cantor%27s_diagonal_argument</w:t>
         </w:r>
       </w:hyperlink>
-      <w:r>
-        <w:t xml:space="preserve">.</w:t>
-      </w:r>
     </w:p>
     <w:bookmarkEnd w:id="108"/>
     <w:bookmarkEnd w:id="109"/>

--- a/functions.docx
+++ b/functions.docx
@@ -15,7 +15,7 @@
         <w:pStyle w:val="Date"/>
       </w:pPr>
       <w:r>
-        <w:t xml:space="preserve">Last modified: 2026-10-18 11:27:44 (PDT)</w:t>
+        <w:t xml:space="preserve">Last modified: 2026-10-18 13:21:32 (PDT)</w:t>
       </w:r>
     </w:p>
     <w:p>
@@ -13212,316 +13212,17 @@
     </w:p>
     <w:bookmarkEnd w:id="70"/>
     <w:bookmarkEnd w:id="71"/>
-    <w:bookmarkStart w:id="72" w:name="further-reading"/>
+    <w:bookmarkStart w:id="109" w:name="references"/>
     <w:p>
       <w:pPr>
         <w:pStyle w:val="Heading2"/>
       </w:pPr>
       <w:r>
-        <w:t xml:space="preserve">Further reading</w:t>
+        <w:t xml:space="preserve">References</w:t>
       </w:r>
     </w:p>
-    <w:p>
-      <w:pPr>
-        <w:numPr>
-          <w:ilvl w:val="0"/>
-          <w:numId w:val="1013"/>
-        </w:numPr>
-      </w:pPr>
-      <w:r>
-        <w:t xml:space="preserve">Wikipedia contributors [1]</w:t>
-      </w:r>
-      <w:r>
-        <w:t xml:space="preserve"> </w:t>
-      </w:r>
-      <w:r>
-        <w:t xml:space="preserve">— functions, their domains, codomains and images</w:t>
-      </w:r>
-    </w:p>
-    <w:p>
-      <w:pPr>
-        <w:numPr>
-          <w:ilvl w:val="0"/>
-          <w:numId w:val="1013"/>
-        </w:numPr>
-      </w:pPr>
-      <w:r>
-        <w:t xml:space="preserve">Wikipedia contributors [2]</w:t>
-      </w:r>
-      <w:r>
-        <w:t xml:space="preserve"> </w:t>
-      </w:r>
-      <w:r>
-        <w:t xml:space="preserve">— binary relations and their properties</w:t>
-      </w:r>
-    </w:p>
-    <w:p>
-      <w:pPr>
-        <w:numPr>
-          <w:ilvl w:val="0"/>
-          <w:numId w:val="1013"/>
-        </w:numPr>
-      </w:pPr>
-      <w:r>
-        <w:t xml:space="preserve">Wikipedia contributors [3]</w:t>
-      </w:r>
-      <w:r>
-        <w:t xml:space="preserve"> </w:t>
-      </w:r>
-      <w:r>
-        <w:t xml:space="preserve">— the domain of a function</w:t>
-      </w:r>
-    </w:p>
-    <w:p>
-      <w:pPr>
-        <w:numPr>
-          <w:ilvl w:val="0"/>
-          <w:numId w:val="1013"/>
-        </w:numPr>
-      </w:pPr>
-      <w:r>
-        <w:t xml:space="preserve">Wikipedia contributors [4]</w:t>
-      </w:r>
-      <w:r>
-        <w:t xml:space="preserve"> </w:t>
-      </w:r>
-      <w:r>
-        <w:t xml:space="preserve">— codomains</w:t>
-      </w:r>
-    </w:p>
-    <w:p>
-      <w:pPr>
-        <w:numPr>
-          <w:ilvl w:val="0"/>
-          <w:numId w:val="1013"/>
-        </w:numPr>
-      </w:pPr>
-      <w:r>
-        <w:t xml:space="preserve">Wikipedia contributors [5]</w:t>
-      </w:r>
-      <w:r>
-        <w:t xml:space="preserve"> </w:t>
-      </w:r>
-      <w:r>
-        <w:t xml:space="preserve">— images of functions and sets</w:t>
-      </w:r>
-    </w:p>
-    <w:p>
-      <w:pPr>
-        <w:numPr>
-          <w:ilvl w:val="0"/>
-          <w:numId w:val="1013"/>
-        </w:numPr>
-      </w:pPr>
-      <w:r>
-        <w:t xml:space="preserve">Wikipedia contributors [6]</w:t>
-      </w:r>
-      <w:r>
-        <w:t xml:space="preserve"> </w:t>
-      </w:r>
-      <w:r>
-        <w:t xml:space="preserve">— the two meanings of the range</w:t>
-      </w:r>
-    </w:p>
-    <w:p>
-      <w:pPr>
-        <w:numPr>
-          <w:ilvl w:val="0"/>
-          <w:numId w:val="1013"/>
-        </w:numPr>
-      </w:pPr>
-      <w:r>
-        <w:t xml:space="preserve">Wikipedia contributors [7]</w:t>
-      </w:r>
-      <w:r>
-        <w:t xml:space="preserve"> </w:t>
-      </w:r>
-      <w:r>
-        <w:t xml:space="preserve">— graphs of functions</w:t>
-      </w:r>
-    </w:p>
-    <w:p>
-      <w:pPr>
-        <w:numPr>
-          <w:ilvl w:val="0"/>
-          <w:numId w:val="1013"/>
-        </w:numPr>
-      </w:pPr>
-      <w:r>
-        <w:t xml:space="preserve">Wikipedia contributors [9]</w:t>
-      </w:r>
-      <w:r>
-        <w:t xml:space="preserve"> </w:t>
-      </w:r>
-      <w:r>
-        <w:t xml:space="preserve">— composition of functions</w:t>
-      </w:r>
-    </w:p>
-    <w:p>
-      <w:pPr>
-        <w:numPr>
-          <w:ilvl w:val="0"/>
-          <w:numId w:val="1013"/>
-        </w:numPr>
-      </w:pPr>
-      <w:r>
-        <w:t xml:space="preserve">Wikipedia contributors [10]</w:t>
-      </w:r>
-      <w:r>
-        <w:t xml:space="preserve"> </w:t>
-      </w:r>
-      <w:r>
-        <w:t xml:space="preserve">— inverse functions</w:t>
-      </w:r>
-    </w:p>
-    <w:p>
-      <w:pPr>
-        <w:numPr>
-          <w:ilvl w:val="0"/>
-          <w:numId w:val="1013"/>
-        </w:numPr>
-      </w:pPr>
-      <w:r>
-        <w:t xml:space="preserve">Wikipedia contributors [11]</w:t>
-      </w:r>
-      <w:r>
-        <w:t xml:space="preserve"> </w:t>
-      </w:r>
-      <w:r>
-        <w:t xml:space="preserve">— operators</w:t>
-      </w:r>
-    </w:p>
-    <w:p>
-      <w:pPr>
-        <w:numPr>
-          <w:ilvl w:val="0"/>
-          <w:numId w:val="1013"/>
-        </w:numPr>
-      </w:pPr>
-      <w:r>
-        <w:t xml:space="preserve">Wikipedia contributors [12]</w:t>
-      </w:r>
-      <w:r>
-        <w:t xml:space="preserve"> </w:t>
-      </w:r>
-      <w:r>
-        <w:t xml:space="preserve">— functionals</w:t>
-      </w:r>
-    </w:p>
-    <w:p>
-      <w:pPr>
-        <w:numPr>
-          <w:ilvl w:val="0"/>
-          <w:numId w:val="1013"/>
-        </w:numPr>
-      </w:pPr>
-      <w:r>
-        <w:t xml:space="preserve">Wikipedia contributors [13]</w:t>
-      </w:r>
-      <w:r>
-        <w:t xml:space="preserve"> </w:t>
-      </w:r>
-      <w:r>
-        <w:t xml:space="preserve">— sequences and their limits</w:t>
-      </w:r>
-    </w:p>
-    <w:p>
-      <w:pPr>
-        <w:numPr>
-          <w:ilvl w:val="0"/>
-          <w:numId w:val="1013"/>
-        </w:numPr>
-      </w:pPr>
-      <w:r>
-        <w:t xml:space="preserve">Wikipedia contributors [14]</w:t>
-      </w:r>
-      <w:r>
-        <w:t xml:space="preserve"> </w:t>
-      </w:r>
-      <w:r>
-        <w:t xml:space="preserve">— finite sets</w:t>
-      </w:r>
-    </w:p>
-    <w:p>
-      <w:pPr>
-        <w:numPr>
-          <w:ilvl w:val="0"/>
-          <w:numId w:val="1013"/>
-        </w:numPr>
-      </w:pPr>
-      <w:r>
-        <w:t xml:space="preserve">Wikipedia contributors [15]</w:t>
-      </w:r>
-      <w:r>
-        <w:t xml:space="preserve"> </w:t>
-      </w:r>
-      <w:r>
-        <w:t xml:space="preserve">— cardinality and its infinite cases</w:t>
-      </w:r>
-    </w:p>
-    <w:p>
-      <w:pPr>
-        <w:numPr>
-          <w:ilvl w:val="0"/>
-          <w:numId w:val="1013"/>
-        </w:numPr>
-      </w:pPr>
-      <w:r>
-        <w:t xml:space="preserve">Wikipedia contributors [16]</w:t>
-      </w:r>
-      <w:r>
-        <w:t xml:space="preserve"> </w:t>
-      </w:r>
-      <w:r>
-        <w:t xml:space="preserve">— infinite sets</w:t>
-      </w:r>
-    </w:p>
-    <w:p>
-      <w:pPr>
-        <w:numPr>
-          <w:ilvl w:val="0"/>
-          <w:numId w:val="1013"/>
-        </w:numPr>
-      </w:pPr>
-      <w:r>
-        <w:t xml:space="preserve">Wikipedia contributors [17]</w:t>
-      </w:r>
-      <w:r>
-        <w:t xml:space="preserve"> </w:t>
-      </w:r>
-      <w:r>
-        <w:t xml:space="preserve">— countable sets, with examples</w:t>
-      </w:r>
-    </w:p>
-    <w:p>
-      <w:pPr>
-        <w:numPr>
-          <w:ilvl w:val="0"/>
-          <w:numId w:val="1013"/>
-        </w:numPr>
-      </w:pPr>
-      <w:r>
-        <w:t xml:space="preserve">Wikipedia contributors [18]</w:t>
-      </w:r>
-      <w:r>
-        <w:t xml:space="preserve"> </w:t>
-      </w:r>
-      <w:r>
-        <w:t xml:space="preserve">— Cantor’s diagonal argument</w:t>
-      </w:r>
-    </w:p>
-    <w:bookmarkEnd w:id="72"/>
-    <w:bookmarkStart w:id="110" w:name="references"/>
-    <w:p>
-      <w:pPr>
-        <w:pStyle w:val="Heading2"/>
-      </w:pPr>
-      <w:r>
-        <w:t xml:space="preserve">References</w:t>
-      </w:r>
-    </w:p>
-    <w:bookmarkStart w:id="109" w:name="refs"/>
-    <w:bookmarkStart w:id="74" w:name="ref-wikipedia_function_mathematics"/>
+    <w:bookmarkStart w:id="108" w:name="refs"/>
+    <w:bookmarkStart w:id="73" w:name="ref-wikipedia_function_mathematics"/>
     <w:p>
       <w:pPr>
         <w:pStyle w:val="Bibliography"/>
@@ -13568,7 +13269,7 @@
       <w:r>
         <w:t xml:space="preserve"> </w:t>
       </w:r>
-      <w:hyperlink r:id="rId73">
+      <w:hyperlink r:id="rId72">
         <w:r>
           <w:rPr>
             <w:rStyle w:val="Hyperlink"/>
@@ -13577,8 +13278,8 @@
         </w:r>
       </w:hyperlink>
     </w:p>
-    <w:bookmarkEnd w:id="74"/>
-    <w:bookmarkStart w:id="76" w:name="ref-wikipedia_binary_relation"/>
+    <w:bookmarkEnd w:id="73"/>
+    <w:bookmarkStart w:id="75" w:name="ref-wikipedia_binary_relation"/>
     <w:p>
       <w:pPr>
         <w:pStyle w:val="Bibliography"/>
@@ -13625,7 +13326,7 @@
       <w:r>
         <w:t xml:space="preserve"> </w:t>
       </w:r>
-      <w:hyperlink r:id="rId75">
+      <w:hyperlink r:id="rId74">
         <w:r>
           <w:rPr>
             <w:rStyle w:val="Hyperlink"/>
@@ -13634,8 +13335,8 @@
         </w:r>
       </w:hyperlink>
     </w:p>
-    <w:bookmarkEnd w:id="76"/>
-    <w:bookmarkStart w:id="78" w:name="ref-wikipedia_domain_of_a_function"/>
+    <w:bookmarkEnd w:id="75"/>
+    <w:bookmarkStart w:id="77" w:name="ref-wikipedia_domain_of_a_function"/>
     <w:p>
       <w:pPr>
         <w:pStyle w:val="Bibliography"/>
@@ -13682,7 +13383,7 @@
       <w:r>
         <w:t xml:space="preserve"> </w:t>
       </w:r>
-      <w:hyperlink r:id="rId77">
+      <w:hyperlink r:id="rId76">
         <w:r>
           <w:rPr>
             <w:rStyle w:val="Hyperlink"/>
@@ -13691,8 +13392,8 @@
         </w:r>
       </w:hyperlink>
     </w:p>
-    <w:bookmarkEnd w:id="78"/>
-    <w:bookmarkStart w:id="80" w:name="ref-wikipedia_codomain"/>
+    <w:bookmarkEnd w:id="77"/>
+    <w:bookmarkStart w:id="79" w:name="ref-wikipedia_codomain"/>
     <w:p>
       <w:pPr>
         <w:pStyle w:val="Bibliography"/>
@@ -13739,7 +13440,7 @@
       <w:r>
         <w:t xml:space="preserve"> </w:t>
       </w:r>
-      <w:hyperlink r:id="rId79">
+      <w:hyperlink r:id="rId78">
         <w:r>
           <w:rPr>
             <w:rStyle w:val="Hyperlink"/>
@@ -13748,8 +13449,8 @@
         </w:r>
       </w:hyperlink>
     </w:p>
-    <w:bookmarkEnd w:id="80"/>
-    <w:bookmarkStart w:id="82" w:name="ref-wikipedia_image_mathematics"/>
+    <w:bookmarkEnd w:id="79"/>
+    <w:bookmarkStart w:id="81" w:name="ref-wikipedia_image_mathematics"/>
     <w:p>
       <w:pPr>
         <w:pStyle w:val="Bibliography"/>
@@ -13796,7 +13497,7 @@
       <w:r>
         <w:t xml:space="preserve"> </w:t>
       </w:r>
-      <w:hyperlink r:id="rId81">
+      <w:hyperlink r:id="rId80">
         <w:r>
           <w:rPr>
             <w:rStyle w:val="Hyperlink"/>
@@ -13805,8 +13506,8 @@
         </w:r>
       </w:hyperlink>
     </w:p>
-    <w:bookmarkEnd w:id="82"/>
-    <w:bookmarkStart w:id="84" w:name="ref-wikipedia_range_of_a_function"/>
+    <w:bookmarkEnd w:id="81"/>
+    <w:bookmarkStart w:id="83" w:name="ref-wikipedia_range_of_a_function"/>
     <w:p>
       <w:pPr>
         <w:pStyle w:val="Bibliography"/>
@@ -13853,7 +13554,7 @@
       <w:r>
         <w:t xml:space="preserve"> </w:t>
       </w:r>
-      <w:hyperlink r:id="rId83">
+      <w:hyperlink r:id="rId82">
         <w:r>
           <w:rPr>
             <w:rStyle w:val="Hyperlink"/>
@@ -13862,8 +13563,8 @@
         </w:r>
       </w:hyperlink>
     </w:p>
-    <w:bookmarkEnd w:id="84"/>
-    <w:bookmarkStart w:id="86" w:name="ref-wikipedia_graph_of_a_function"/>
+    <w:bookmarkEnd w:id="83"/>
+    <w:bookmarkStart w:id="85" w:name="ref-wikipedia_graph_of_a_function"/>
     <w:p>
       <w:pPr>
         <w:pStyle w:val="Bibliography"/>
@@ -13910,7 +13611,7 @@
       <w:r>
         <w:t xml:space="preserve"> </w:t>
       </w:r>
-      <w:hyperlink r:id="rId85">
+      <w:hyperlink r:id="rId84">
         <w:r>
           <w:rPr>
             <w:rStyle w:val="Hyperlink"/>
@@ -13919,8 +13620,8 @@
         </w:r>
       </w:hyperlink>
     </w:p>
-    <w:bookmarkEnd w:id="86"/>
-    <w:bookmarkStart w:id="88" w:name="ref-halmos1974naive"/>
+    <w:bookmarkEnd w:id="85"/>
+    <w:bookmarkStart w:id="87" w:name="ref-halmos1974naive"/>
     <w:p>
       <w:pPr>
         <w:pStyle w:val="Bibliography"/>
@@ -13953,7 +13654,7 @@
       <w:r>
         <w:t xml:space="preserve"> </w:t>
       </w:r>
-      <w:hyperlink r:id="rId87">
+      <w:hyperlink r:id="rId86">
         <w:r>
           <w:rPr>
             <w:rStyle w:val="Hyperlink"/>
@@ -13965,8 +13666,8 @@
         <w:t xml:space="preserve">.</w:t>
       </w:r>
     </w:p>
-    <w:bookmarkEnd w:id="88"/>
-    <w:bookmarkStart w:id="90" w:name="ref-wikipedia_function_composition"/>
+    <w:bookmarkEnd w:id="87"/>
+    <w:bookmarkStart w:id="89" w:name="ref-wikipedia_function_composition"/>
     <w:p>
       <w:pPr>
         <w:pStyle w:val="Bibliography"/>
@@ -14013,7 +13714,7 @@
       <w:r>
         <w:t xml:space="preserve"> </w:t>
       </w:r>
-      <w:hyperlink r:id="rId89">
+      <w:hyperlink r:id="rId88">
         <w:r>
           <w:rPr>
             <w:rStyle w:val="Hyperlink"/>
@@ -14022,8 +13723,8 @@
         </w:r>
       </w:hyperlink>
     </w:p>
-    <w:bookmarkEnd w:id="90"/>
-    <w:bookmarkStart w:id="92" w:name="ref-wikipedia_inverse_function"/>
+    <w:bookmarkEnd w:id="89"/>
+    <w:bookmarkStart w:id="91" w:name="ref-wikipedia_inverse_function"/>
     <w:p>
       <w:pPr>
         <w:pStyle w:val="Bibliography"/>
@@ -14070,7 +13771,7 @@
       <w:r>
         <w:t xml:space="preserve"> </w:t>
       </w:r>
-      <w:hyperlink r:id="rId91">
+      <w:hyperlink r:id="rId90">
         <w:r>
           <w:rPr>
             <w:rStyle w:val="Hyperlink"/>
@@ -14079,8 +13780,8 @@
         </w:r>
       </w:hyperlink>
     </w:p>
-    <w:bookmarkEnd w:id="92"/>
-    <w:bookmarkStart w:id="94" w:name="ref-wikipedia_operator_mathematics"/>
+    <w:bookmarkEnd w:id="91"/>
+    <w:bookmarkStart w:id="93" w:name="ref-wikipedia_operator_mathematics"/>
     <w:p>
       <w:pPr>
         <w:pStyle w:val="Bibliography"/>
@@ -14127,7 +13828,7 @@
       <w:r>
         <w:t xml:space="preserve"> </w:t>
       </w:r>
-      <w:hyperlink r:id="rId93">
+      <w:hyperlink r:id="rId92">
         <w:r>
           <w:rPr>
             <w:rStyle w:val="Hyperlink"/>
@@ -14136,8 +13837,8 @@
         </w:r>
       </w:hyperlink>
     </w:p>
-    <w:bookmarkEnd w:id="94"/>
-    <w:bookmarkStart w:id="96" w:name="ref-wikipedia_functional_mathematics"/>
+    <w:bookmarkEnd w:id="93"/>
+    <w:bookmarkStart w:id="95" w:name="ref-wikipedia_functional_mathematics"/>
     <w:p>
       <w:pPr>
         <w:pStyle w:val="Bibliography"/>
@@ -14184,7 +13885,7 @@
       <w:r>
         <w:t xml:space="preserve"> </w:t>
       </w:r>
-      <w:hyperlink r:id="rId95">
+      <w:hyperlink r:id="rId94">
         <w:r>
           <w:rPr>
             <w:rStyle w:val="Hyperlink"/>
@@ -14193,8 +13894,8 @@
         </w:r>
       </w:hyperlink>
     </w:p>
-    <w:bookmarkEnd w:id="96"/>
-    <w:bookmarkStart w:id="98" w:name="ref-wikipedia_sequence"/>
+    <w:bookmarkEnd w:id="95"/>
+    <w:bookmarkStart w:id="97" w:name="ref-wikipedia_sequence"/>
     <w:p>
       <w:pPr>
         <w:pStyle w:val="Bibliography"/>
@@ -14241,7 +13942,7 @@
       <w:r>
         <w:t xml:space="preserve"> </w:t>
       </w:r>
-      <w:hyperlink r:id="rId97">
+      <w:hyperlink r:id="rId96">
         <w:r>
           <w:rPr>
             <w:rStyle w:val="Hyperlink"/>
@@ -14250,8 +13951,8 @@
         </w:r>
       </w:hyperlink>
     </w:p>
-    <w:bookmarkEnd w:id="98"/>
-    <w:bookmarkStart w:id="100" w:name="ref-wikipedia_finite_set"/>
+    <w:bookmarkEnd w:id="97"/>
+    <w:bookmarkStart w:id="99" w:name="ref-wikipedia_finite_set"/>
     <w:p>
       <w:pPr>
         <w:pStyle w:val="Bibliography"/>
@@ -14298,7 +13999,7 @@
       <w:r>
         <w:t xml:space="preserve"> </w:t>
       </w:r>
-      <w:hyperlink r:id="rId99">
+      <w:hyperlink r:id="rId98">
         <w:r>
           <w:rPr>
             <w:rStyle w:val="Hyperlink"/>
@@ -14307,8 +14008,8 @@
         </w:r>
       </w:hyperlink>
     </w:p>
-    <w:bookmarkEnd w:id="100"/>
-    <w:bookmarkStart w:id="102" w:name="ref-wikipedia_cardinality"/>
+    <w:bookmarkEnd w:id="99"/>
+    <w:bookmarkStart w:id="101" w:name="ref-wikipedia_cardinality"/>
     <w:p>
       <w:pPr>
         <w:pStyle w:val="Bibliography"/>
@@ -14355,7 +14056,7 @@
       <w:r>
         <w:t xml:space="preserve"> </w:t>
       </w:r>
-      <w:hyperlink r:id="rId101">
+      <w:hyperlink r:id="rId100">
         <w:r>
           <w:rPr>
             <w:rStyle w:val="Hyperlink"/>
@@ -14364,8 +14065,8 @@
         </w:r>
       </w:hyperlink>
     </w:p>
-    <w:bookmarkEnd w:id="102"/>
-    <w:bookmarkStart w:id="104" w:name="ref-wikipedia_infinite_set"/>
+    <w:bookmarkEnd w:id="101"/>
+    <w:bookmarkStart w:id="103" w:name="ref-wikipedia_infinite_set"/>
     <w:p>
       <w:pPr>
         <w:pStyle w:val="Bibliography"/>
@@ -14412,7 +14113,7 @@
       <w:r>
         <w:t xml:space="preserve"> </w:t>
       </w:r>
-      <w:hyperlink r:id="rId103">
+      <w:hyperlink r:id="rId102">
         <w:r>
           <w:rPr>
             <w:rStyle w:val="Hyperlink"/>
@@ -14421,8 +14122,8 @@
         </w:r>
       </w:hyperlink>
     </w:p>
-    <w:bookmarkEnd w:id="104"/>
-    <w:bookmarkStart w:id="106" w:name="ref-wikipedia_countable_set"/>
+    <w:bookmarkEnd w:id="103"/>
+    <w:bookmarkStart w:id="105" w:name="ref-wikipedia_countable_set"/>
     <w:p>
       <w:pPr>
         <w:pStyle w:val="Bibliography"/>
@@ -14469,7 +14170,7 @@
       <w:r>
         <w:t xml:space="preserve"> </w:t>
       </w:r>
-      <w:hyperlink r:id="rId105">
+      <w:hyperlink r:id="rId104">
         <w:r>
           <w:rPr>
             <w:rStyle w:val="Hyperlink"/>
@@ -14478,8 +14179,8 @@
         </w:r>
       </w:hyperlink>
     </w:p>
-    <w:bookmarkEnd w:id="106"/>
-    <w:bookmarkStart w:id="108" w:name="ref-wikipedia_cantors_diagonal_argument"/>
+    <w:bookmarkEnd w:id="105"/>
+    <w:bookmarkStart w:id="107" w:name="ref-wikipedia_cantors_diagonal_argument"/>
     <w:p>
       <w:pPr>
         <w:pStyle w:val="Bibliography"/>
@@ -14526,7 +14227,7 @@
       <w:r>
         <w:t xml:space="preserve"> </w:t>
       </w:r>
-      <w:hyperlink r:id="rId107">
+      <w:hyperlink r:id="rId106">
         <w:r>
           <w:rPr>
             <w:rStyle w:val="Hyperlink"/>
@@ -14535,9 +14236,9 @@
         </w:r>
       </w:hyperlink>
     </w:p>
+    <w:bookmarkEnd w:id="107"/>
     <w:bookmarkEnd w:id="108"/>
     <w:bookmarkEnd w:id="109"/>
-    <w:bookmarkEnd w:id="110"/>
     <w:sectPr>
       <w:footnotePr>
         <w:numRestart w:val="eachSect"/>
@@ -14900,9 +14601,6 @@
     <w:abstractNumId w:val="991"/>
   </w:num>
   <w:num w:numId="1012">
-    <w:abstractNumId w:val="991"/>
-  </w:num>
-  <w:num w:numId="1013">
     <w:abstractNumId w:val="991"/>
   </w:num>
 </w:numbering>

--- a/functions.docx
+++ b/functions.docx
@@ -15,7 +15,7 @@
         <w:pStyle w:val="Date"/>
       </w:pPr>
       <w:r>
-        <w:t xml:space="preserve">Last modified: 2026-10-18 13:21:32 (PDT)</w:t>
+        <w:t xml:space="preserve">Last modified: 2026-10-18 16:43:42 (PDT)</w:t>
       </w:r>
     </w:p>
     <w:p>

--- a/functions.docx
+++ b/functions.docx
@@ -15,7 +15,7 @@
         <w:pStyle w:val="Date"/>
       </w:pPr>
       <w:r>
-        <w:t xml:space="preserve">Last modified: 2026-10-18 16:43:42 (PDT)</w:t>
+        <w:t xml:space="preserve">Last modified: 2026-10-19 00:47:50 (PDT)</w:t>
       </w:r>
     </w:p>
     <w:p>

--- a/functions.docx
+++ b/functions.docx
@@ -15,7 +15,7 @@
         <w:pStyle w:val="Date"/>
       </w:pPr>
       <w:r>
-        <w:t xml:space="preserve">Last modified: 2026-10-19 00:47:50 (PDT)</w:t>
+        <w:t xml:space="preserve">Last modified: 2026-10-19 02:15:55 (PDT)</w:t>
       </w:r>
     </w:p>
     <w:p>

--- a/functions.docx
+++ b/functions.docx
@@ -15,7 +15,7 @@
         <w:pStyle w:val="Date"/>
       </w:pPr>
       <w:r>
-        <w:t xml:space="preserve">Last modified: 2026-10-19 02:15:55 (PDT)</w:t>
+        <w:t xml:space="preserve">Last modified: 2026-10-19 03:23:43 (PDT)</w:t>
       </w:r>
     </w:p>
     <w:p>

--- a/functions.docx
+++ b/functions.docx
@@ -15,7 +15,7 @@
         <w:pStyle w:val="Date"/>
       </w:pPr>
       <w:r>
-        <w:t xml:space="preserve">Last modified: 2026-10-19 03:23:43 (PDT)</w:t>
+        <w:t xml:space="preserve">Last modified: 2026-10-19 04:41:29 (PDT)</w:t>
       </w:r>
     </w:p>
     <w:p>
@@ -71,7 +71,7 @@
         <w:t xml:space="preserve">page.</w:t>
       </w:r>
     </w:p>
-    <w:bookmarkStart w:id="54" w:name="functions"/>
+    <w:bookmarkStart w:id="56" w:name="functions"/>
     <w:p>
       <w:pPr>
         <w:pStyle w:val="Heading2"/>
@@ -10868,8 +10868,787 @@
       </w:r>
     </w:p>
     <w:bookmarkEnd w:id="53"/>
+    <w:bookmarkStart w:id="54" w:name="def-logistic-function"/>
+    <w:p>
+      <w:pPr>
+        <w:pStyle w:val="BodyText"/>
+      </w:pPr>
+      <w:r>
+        <w:rPr>
+          <w:b/>
+          <w:bCs/>
+        </w:rPr>
+        <w:t xml:space="preserve">Definition 20 (Logistic function (also called the sigmoid or expit))</w:t>
+      </w:r>
+      <w:r>
+        <w:t xml:space="preserve"> </w:t>
+      </w:r>
+      <w:r>
+        <w:t xml:space="preserve">The</w:t>
+      </w:r>
+      <w:r>
+        <w:t xml:space="preserve"> </w:t>
+      </w:r>
+      <w:r>
+        <w:rPr>
+          <w:b/>
+          <w:bCs/>
+        </w:rPr>
+        <w:t xml:space="preserve">logistic function</w:t>
+      </w:r>
+      <w:r>
+        <w:t xml:space="preserve">, also called the</w:t>
+      </w:r>
+      <w:r>
+        <w:t xml:space="preserve"> </w:t>
+      </w:r>
+      <w:r>
+        <w:rPr>
+          <w:b/>
+          <w:bCs/>
+        </w:rPr>
+        <w:t xml:space="preserve">sigmoid</w:t>
+      </w:r>
+      <w:r>
+        <w:t xml:space="preserve"> </w:t>
+      </w:r>
+      <w:r>
+        <w:t xml:space="preserve">or</w:t>
+      </w:r>
+      <w:r>
+        <w:t xml:space="preserve"> </w:t>
+      </w:r>
+      <w:r>
+        <w:rPr>
+          <w:b/>
+          <w:bCs/>
+        </w:rPr>
+        <w:t xml:space="preserve">expit</w:t>
+      </w:r>
+      <w:r>
+        <w:t xml:space="preserve">, is</w:t>
+      </w:r>
+      <w:r>
+        <w:t xml:space="preserve"> </w:t>
+      </w:r>
+      <w:r>
+        <w:t xml:space="preserve">the</w:t>
+      </w:r>
+      <w:r>
+        <w:t xml:space="preserve"> </w:t>
+      </w:r>
+      <w:hyperlink w:anchor="def-function">
+        <w:r>
+          <w:rPr>
+            <w:rStyle w:val="Hyperlink"/>
+          </w:rPr>
+          <w:t xml:space="preserve">function</w:t>
+        </w:r>
+      </w:hyperlink>
+      <w:r>
+        <w:t xml:space="preserve"> </w:t>
+      </w:r>
+      <m:oMath>
+        <m:r>
+          <m:t>σ</m:t>
+        </m:r>
+        <m:r>
+          <m:rPr>
+            <m:sty m:val="p"/>
+          </m:rPr>
+          <m:t>:</m:t>
+        </m:r>
+        <m:r>
+          <m:rPr>
+            <m:scr m:val="double-struck"/>
+            <m:sty m:val="p"/>
+          </m:rPr>
+          <m:t>R</m:t>
+        </m:r>
+        <m:r>
+          <m:rPr>
+            <m:sty m:val="p"/>
+          </m:rPr>
+          <m:t>→</m:t>
+        </m:r>
+        <m:r>
+          <m:rPr>
+            <m:sty m:val="p"/>
+          </m:rPr>
+          <m:t>(</m:t>
+        </m:r>
+        <m:r>
+          <m:t>0</m:t>
+        </m:r>
+        <m:r>
+          <m:rPr>
+            <m:sty m:val="p"/>
+          </m:rPr>
+          <m:t>,</m:t>
+        </m:r>
+        <m:r>
+          <m:t>1</m:t>
+        </m:r>
+        <m:r>
+          <m:rPr>
+            <m:sty m:val="p"/>
+          </m:rPr>
+          <m:t>)</m:t>
+        </m:r>
+      </m:oMath>
+      <w:r>
+        <w:t xml:space="preserve"> </w:t>
+      </w:r>
+      <w:r>
+        <w:t xml:space="preserve">with</w:t>
+      </w:r>
+      <w:r>
+        <w:t xml:space="preserve"> </w:t>
+      </w:r>
+      <w:r>
+        <w:t xml:space="preserve">[14]</w:t>
+      </w:r>
+    </w:p>
+    <w:p>
+      <w:pPr>
+        <w:pStyle w:val="BodyText"/>
+      </w:pPr>
+      <m:oMathPara>
+        <m:oMathParaPr>
+          <m:jc m:val="center"/>
+        </m:oMathParaPr>
+        <m:oMath>
+          <m:r>
+            <m:t>σ</m:t>
+          </m:r>
+          <m:r>
+            <m:t>​</m:t>
+          </m:r>
+          <m:d>
+            <m:dPr>
+              <m:begChr m:val="("/>
+              <m:sepChr m:val=""/>
+              <m:endChr m:val=")"/>
+              <m:grow/>
+            </m:dPr>
+            <m:e>
+              <m:r>
+                <m:t>z</m:t>
+              </m:r>
+            </m:e>
+          </m:d>
+          <m:r>
+            <m:t>​</m:t>
+          </m:r>
+          <m:limUpp>
+            <m:e>
+              <m:r>
+                <m:rPr>
+                  <m:sty m:val="p"/>
+                </m:rPr>
+                <m:t>=</m:t>
+              </m:r>
+            </m:e>
+            <m:lim>
+              <m:r>
+                <m:rPr>
+                  <m:nor/>
+                  <m:sty m:val="p"/>
+                </m:rPr>
+                <m:t>def</m:t>
+              </m:r>
+            </m:lim>
+          </m:limUpp>
+          <m:f>
+            <m:fPr>
+              <m:type m:val="bar"/>
+            </m:fPr>
+            <m:num>
+              <m:r>
+                <m:t>1</m:t>
+              </m:r>
+            </m:num>
+            <m:den>
+              <m:r>
+                <m:t>1</m:t>
+              </m:r>
+              <m:r>
+                <m:rPr>
+                  <m:sty m:val="p"/>
+                </m:rPr>
+                <m:t>+</m:t>
+              </m:r>
+              <m:sSup>
+                <m:e>
+                  <m:r>
+                    <m:t>e</m:t>
+                  </m:r>
+                </m:e>
+                <m:sup>
+                  <m:r>
+                    <m:rPr>
+                      <m:sty m:val="p"/>
+                    </m:rPr>
+                    <m:t>−</m:t>
+                  </m:r>
+                  <m:r>
+                    <m:t>z</m:t>
+                  </m:r>
+                </m:sup>
+              </m:sSup>
+            </m:den>
+          </m:f>
+          <m:r>
+            <m:rPr>
+              <m:sty m:val="p"/>
+            </m:rPr>
+            <m:t>.</m:t>
+          </m:r>
+        </m:oMath>
+      </m:oMathPara>
+    </w:p>
     <w:bookmarkEnd w:id="54"/>
-    <w:bookmarkStart w:id="71" w:name="countable-sets"/>
+    <w:bookmarkStart w:id="55" w:name="exm-logistic-function"/>
+    <w:p>
+      <w:pPr>
+        <w:pStyle w:val="FirstParagraph"/>
+      </w:pPr>
+      <w:r>
+        <w:rPr>
+          <w:b/>
+          <w:bCs/>
+        </w:rPr>
+        <w:t xml:space="preserve">Example 14 (Values of the logistic function)</w:t>
+      </w:r>
+      <w:r>
+        <w:t xml:space="preserve"> </w:t>
+      </w:r>
+      <w:r>
+        <w:t xml:space="preserve">The</w:t>
+      </w:r>
+      <w:r>
+        <w:t xml:space="preserve"> </w:t>
+      </w:r>
+      <w:hyperlink w:anchor="def-logistic-function">
+        <w:r>
+          <w:rPr>
+            <w:rStyle w:val="Hyperlink"/>
+          </w:rPr>
+          <w:t xml:space="preserve">logistic function</w:t>
+        </w:r>
+      </w:hyperlink>
+      <w:r>
+        <w:t xml:space="preserve"> </w:t>
+      </w:r>
+      <w:r>
+        <w:t xml:space="preserve">at</w:t>
+      </w:r>
+      <w:r>
+        <w:t xml:space="preserve"> </w:t>
+      </w:r>
+      <m:oMath>
+        <m:r>
+          <m:t>z</m:t>
+        </m:r>
+        <m:r>
+          <m:rPr>
+            <m:sty m:val="p"/>
+          </m:rPr>
+          <m:t>=</m:t>
+        </m:r>
+        <m:r>
+          <m:rPr>
+            <m:sty m:val="p"/>
+          </m:rPr>
+          <m:t>−</m:t>
+        </m:r>
+        <m:r>
+          <m:t>2</m:t>
+        </m:r>
+      </m:oMath>
+      <w:r>
+        <w:t xml:space="preserve">,</w:t>
+      </w:r>
+      <w:r>
+        <w:t xml:space="preserve"> </w:t>
+      </w:r>
+      <m:oMath>
+        <m:r>
+          <m:t>z</m:t>
+        </m:r>
+        <m:r>
+          <m:rPr>
+            <m:sty m:val="p"/>
+          </m:rPr>
+          <m:t>=</m:t>
+        </m:r>
+        <m:r>
+          <m:t>0</m:t>
+        </m:r>
+      </m:oMath>
+      <w:r>
+        <w:t xml:space="preserve"> </w:t>
+      </w:r>
+      <w:r>
+        <w:t xml:space="preserve">or</w:t>
+      </w:r>
+      <w:r>
+        <w:t xml:space="preserve"> </w:t>
+      </w:r>
+      <m:oMath>
+        <m:r>
+          <m:t>z</m:t>
+        </m:r>
+        <m:r>
+          <m:rPr>
+            <m:sty m:val="p"/>
+          </m:rPr>
+          <m:t>=</m:t>
+        </m:r>
+        <m:r>
+          <m:t>2</m:t>
+        </m:r>
+      </m:oMath>
+      <w:r>
+        <w:t xml:space="preserve"> </w:t>
+      </w:r>
+      <w:r>
+        <w:t xml:space="preserve">has these</w:t>
+      </w:r>
+      <w:r>
+        <w:t xml:space="preserve"> </w:t>
+      </w:r>
+      <w:hyperlink w:anchor="def-value">
+        <w:r>
+          <w:rPr>
+            <w:rStyle w:val="Hyperlink"/>
+          </w:rPr>
+          <w:t xml:space="preserve">values</w:t>
+        </w:r>
+      </w:hyperlink>
+      <w:r>
+        <w:t xml:space="preserve">:</w:t>
+      </w:r>
+    </w:p>
+    <w:p>
+      <w:pPr>
+        <w:pStyle w:val="SourceCode"/>
+      </w:pPr>
+      <w:r>
+        <w:rPr>
+          <w:rStyle w:val="NormalTok"/>
+        </w:rPr>
+        <w:t xml:space="preserve">z </w:t>
+      </w:r>
+      <w:r>
+        <w:rPr>
+          <w:rStyle w:val="OtherTok"/>
+        </w:rPr>
+        <w:t xml:space="preserve">&lt;-</w:t>
+      </w:r>
+      <w:r>
+        <w:rPr>
+          <w:rStyle w:val="NormalTok"/>
+        </w:rPr>
+        <w:t xml:space="preserve"> </w:t>
+      </w:r>
+      <w:r>
+        <w:rPr>
+          <w:rStyle w:val="FunctionTok"/>
+        </w:rPr>
+        <w:t xml:space="preserve">c</w:t>
+      </w:r>
+      <w:r>
+        <w:rPr>
+          <w:rStyle w:val="NormalTok"/>
+        </w:rPr>
+        <w:t xml:space="preserve">(</w:t>
+      </w:r>
+      <w:r>
+        <w:rPr>
+          <w:rStyle w:val="SpecialCharTok"/>
+        </w:rPr>
+        <w:t xml:space="preserve">-</w:t>
+      </w:r>
+      <w:r>
+        <w:rPr>
+          <w:rStyle w:val="DecValTok"/>
+        </w:rPr>
+        <w:t xml:space="preserve">2</w:t>
+      </w:r>
+      <w:r>
+        <w:rPr>
+          <w:rStyle w:val="NormalTok"/>
+        </w:rPr>
+        <w:t xml:space="preserve">, </w:t>
+      </w:r>
+      <w:r>
+        <w:rPr>
+          <w:rStyle w:val="DecValTok"/>
+        </w:rPr>
+        <w:t xml:space="preserve">0</w:t>
+      </w:r>
+      <w:r>
+        <w:rPr>
+          <w:rStyle w:val="NormalTok"/>
+        </w:rPr>
+        <w:t xml:space="preserve">, </w:t>
+      </w:r>
+      <w:r>
+        <w:rPr>
+          <w:rStyle w:val="DecValTok"/>
+        </w:rPr>
+        <w:t xml:space="preserve">2</w:t>
+      </w:r>
+      <w:r>
+        <w:rPr>
+          <w:rStyle w:val="NormalTok"/>
+        </w:rPr>
+        <w:t xml:space="preserve">)</w:t>
+      </w:r>
+      <w:r>
+        <w:br/>
+      </w:r>
+      <w:r>
+        <w:rPr>
+          <w:rStyle w:val="FunctionTok"/>
+        </w:rPr>
+        <w:t xml:space="preserve">data.frame</w:t>
+      </w:r>
+      <w:r>
+        <w:rPr>
+          <w:rStyle w:val="NormalTok"/>
+        </w:rPr>
+        <w:t xml:space="preserve">(</w:t>
+      </w:r>
+      <w:r>
+        <w:rPr>
+          <w:rStyle w:val="AttributeTok"/>
+        </w:rPr>
+        <w:t xml:space="preserve">z =</w:t>
+      </w:r>
+      <w:r>
+        <w:rPr>
+          <w:rStyle w:val="NormalTok"/>
+        </w:rPr>
+        <w:t xml:space="preserve"> z, </w:t>
+      </w:r>
+      <w:r>
+        <w:rPr>
+          <w:rStyle w:val="AttributeTok"/>
+        </w:rPr>
+        <w:t xml:space="preserve">sigmoid =</w:t>
+      </w:r>
+      <w:r>
+        <w:rPr>
+          <w:rStyle w:val="NormalTok"/>
+        </w:rPr>
+        <w:t xml:space="preserve"> </w:t>
+      </w:r>
+      <w:r>
+        <w:rPr>
+          <w:rStyle w:val="DecValTok"/>
+        </w:rPr>
+        <w:t xml:space="preserve">1</w:t>
+      </w:r>
+      <w:r>
+        <w:rPr>
+          <w:rStyle w:val="NormalTok"/>
+        </w:rPr>
+        <w:t xml:space="preserve"> </w:t>
+      </w:r>
+      <w:r>
+        <w:rPr>
+          <w:rStyle w:val="SpecialCharTok"/>
+        </w:rPr>
+        <w:t xml:space="preserve">/</w:t>
+      </w:r>
+      <w:r>
+        <w:rPr>
+          <w:rStyle w:val="NormalTok"/>
+        </w:rPr>
+        <w:t xml:space="preserve"> (</w:t>
+      </w:r>
+      <w:r>
+        <w:rPr>
+          <w:rStyle w:val="DecValTok"/>
+        </w:rPr>
+        <w:t xml:space="preserve">1</w:t>
+      </w:r>
+      <w:r>
+        <w:rPr>
+          <w:rStyle w:val="NormalTok"/>
+        </w:rPr>
+        <w:t xml:space="preserve"> </w:t>
+      </w:r>
+      <w:r>
+        <w:rPr>
+          <w:rStyle w:val="SpecialCharTok"/>
+        </w:rPr>
+        <w:t xml:space="preserve">+</w:t>
+      </w:r>
+      <w:r>
+        <w:rPr>
+          <w:rStyle w:val="NormalTok"/>
+        </w:rPr>
+        <w:t xml:space="preserve"> </w:t>
+      </w:r>
+      <w:r>
+        <w:rPr>
+          <w:rStyle w:val="FunctionTok"/>
+        </w:rPr>
+        <w:t xml:space="preserve">exp</w:t>
+      </w:r>
+      <w:r>
+        <w:rPr>
+          <w:rStyle w:val="NormalTok"/>
+        </w:rPr>
+        <w:t xml:space="preserve">(</w:t>
+      </w:r>
+      <w:r>
+        <w:rPr>
+          <w:rStyle w:val="SpecialCharTok"/>
+        </w:rPr>
+        <w:t xml:space="preserve">-</w:t>
+      </w:r>
+      <w:r>
+        <w:rPr>
+          <w:rStyle w:val="NormalTok"/>
+        </w:rPr>
+        <w:t xml:space="preserve">z)))</w:t>
+      </w:r>
+      <w:r>
+        <w:br/>
+      </w:r>
+      <w:r>
+        <w:rPr>
+          <w:rStyle w:val="CommentTok"/>
+        </w:rPr>
+        <w:t xml:space="preserve">#&gt; # A tibble: 3 × 2</w:t>
+      </w:r>
+      <w:r>
+        <w:br/>
+      </w:r>
+      <w:r>
+        <w:rPr>
+          <w:rStyle w:val="CommentTok"/>
+        </w:rPr>
+        <w:t xml:space="preserve">#&gt;       z sigmoid</w:t>
+      </w:r>
+      <w:r>
+        <w:br/>
+      </w:r>
+      <w:r>
+        <w:rPr>
+          <w:rStyle w:val="CommentTok"/>
+        </w:rPr>
+        <w:t xml:space="preserve">#&gt;   &lt;dbl&gt;   &lt;dbl&gt;</w:t>
+      </w:r>
+      <w:r>
+        <w:br/>
+      </w:r>
+      <w:r>
+        <w:rPr>
+          <w:rStyle w:val="CommentTok"/>
+        </w:rPr>
+        <w:t xml:space="preserve">#&gt; 1    -2   0.119</w:t>
+      </w:r>
+      <w:r>
+        <w:br/>
+      </w:r>
+      <w:r>
+        <w:rPr>
+          <w:rStyle w:val="CommentTok"/>
+        </w:rPr>
+        <w:t xml:space="preserve">#&gt; 2     0   0.5  </w:t>
+      </w:r>
+      <w:r>
+        <w:br/>
+      </w:r>
+      <w:r>
+        <w:rPr>
+          <w:rStyle w:val="CommentTok"/>
+        </w:rPr>
+        <w:t xml:space="preserve">#&gt; 3     2   0.881</w:t>
+      </w:r>
+    </w:p>
+    <w:p>
+      <w:pPr>
+        <w:pStyle w:val="FirstParagraph"/>
+      </w:pPr>
+      <w:r>
+        <w:t xml:space="preserve">The</w:t>
+      </w:r>
+      <w:r>
+        <w:t xml:space="preserve"> </w:t>
+      </w:r>
+      <w:hyperlink w:anchor="def-value">
+        <w:r>
+          <w:rPr>
+            <w:rStyle w:val="Hyperlink"/>
+          </w:rPr>
+          <w:t xml:space="preserve">value</w:t>
+        </w:r>
+      </w:hyperlink>
+      <w:r>
+        <w:t xml:space="preserve"> </w:t>
+      </w:r>
+      <w:r>
+        <w:t xml:space="preserve">at</w:t>
+      </w:r>
+      <w:r>
+        <w:t xml:space="preserve"> </w:t>
+      </w:r>
+      <m:oMath>
+        <m:r>
+          <m:t>z</m:t>
+        </m:r>
+        <m:r>
+          <m:rPr>
+            <m:sty m:val="p"/>
+          </m:rPr>
+          <m:t>=</m:t>
+        </m:r>
+        <m:r>
+          <m:t>0</m:t>
+        </m:r>
+      </m:oMath>
+      <w:r>
+        <w:t xml:space="preserve"> </w:t>
+      </w:r>
+      <w:r>
+        <w:t xml:space="preserve">is</w:t>
+      </w:r>
+      <w:r>
+        <w:t xml:space="preserve"> </w:t>
+      </w:r>
+      <m:oMath>
+        <m:r>
+          <m:t>1</m:t>
+        </m:r>
+        <m:r>
+          <m:rPr>
+            <m:sty m:val="p"/>
+          </m:rPr>
+          <m:t>/</m:t>
+        </m:r>
+        <m:r>
+          <m:rPr>
+            <m:sty m:val="p"/>
+          </m:rPr>
+          <m:t>(</m:t>
+        </m:r>
+        <m:r>
+          <m:t>1</m:t>
+        </m:r>
+        <m:r>
+          <m:rPr>
+            <m:sty m:val="p"/>
+          </m:rPr>
+          <m:t>+</m:t>
+        </m:r>
+        <m:sSup>
+          <m:e>
+            <m:r>
+              <m:t>e</m:t>
+            </m:r>
+          </m:e>
+          <m:sup>
+            <m:r>
+              <m:t>0</m:t>
+            </m:r>
+          </m:sup>
+        </m:sSup>
+        <m:r>
+          <m:rPr>
+            <m:sty m:val="p"/>
+          </m:rPr>
+          <m:t>)</m:t>
+        </m:r>
+        <m:r>
+          <m:rPr>
+            <m:sty m:val="p"/>
+          </m:rPr>
+          <m:t>=</m:t>
+        </m:r>
+        <m:r>
+          <m:t>1</m:t>
+        </m:r>
+        <m:r>
+          <m:rPr>
+            <m:sty m:val="p"/>
+          </m:rPr>
+          <m:t>/</m:t>
+        </m:r>
+        <m:r>
+          <m:t>2</m:t>
+        </m:r>
+      </m:oMath>
+      <w:r>
+        <w:t xml:space="preserve">.</w:t>
+      </w:r>
+      <w:r>
+        <w:t xml:space="preserve"> </w:t>
+      </w:r>
+      <w:r>
+        <w:t xml:space="preserve">The values at</w:t>
+      </w:r>
+      <w:r>
+        <w:t xml:space="preserve"> </w:t>
+      </w:r>
+      <m:oMath>
+        <m:r>
+          <m:rPr>
+            <m:sty m:val="p"/>
+          </m:rPr>
+          <m:t>±</m:t>
+        </m:r>
+        <m:r>
+          <m:t>2</m:t>
+        </m:r>
+      </m:oMath>
+      <w:r>
+        <w:t xml:space="preserve"> </w:t>
+      </w:r>
+      <w:r>
+        <w:t xml:space="preserve">add to 1; each lies in</w:t>
+      </w:r>
+      <w:r>
+        <w:t xml:space="preserve"> </w:t>
+      </w:r>
+      <m:oMath>
+        <m:r>
+          <m:rPr>
+            <m:sty m:val="p"/>
+          </m:rPr>
+          <m:t>(</m:t>
+        </m:r>
+        <m:r>
+          <m:t>0</m:t>
+        </m:r>
+        <m:r>
+          <m:rPr>
+            <m:sty m:val="p"/>
+          </m:rPr>
+          <m:t>,</m:t>
+        </m:r>
+        <m:r>
+          <m:t>1</m:t>
+        </m:r>
+        <m:r>
+          <m:rPr>
+            <m:sty m:val="p"/>
+          </m:rPr>
+          <m:t>)</m:t>
+        </m:r>
+      </m:oMath>
+      <w:r>
+        <w:t xml:space="preserve">.</w:t>
+      </w:r>
+    </w:p>
+    <w:bookmarkEnd w:id="55"/>
+    <w:bookmarkEnd w:id="56"/>
+    <w:bookmarkStart w:id="73" w:name="countable-sets"/>
     <w:p>
       <w:pPr>
         <w:pStyle w:val="Heading2"/>
@@ -10878,7 +11657,7 @@
         <w:t xml:space="preserve">2 Countable sets</w:t>
       </w:r>
     </w:p>
-    <w:bookmarkStart w:id="55" w:name="def-finite-set"/>
+    <w:bookmarkStart w:id="57" w:name="def-finite-set"/>
     <w:p>
       <w:pPr>
         <w:pStyle w:val="FirstParagraph"/>
@@ -10888,7 +11667,7 @@
           <w:b/>
           <w:bCs/>
         </w:rPr>
-        <w:t xml:space="preserve">Definition 20 (Finite set)</w:t>
+        <w:t xml:space="preserve">Definition 21 (Finite set)</w:t>
       </w:r>
       <w:r>
         <w:t xml:space="preserve"> </w:t>
@@ -10924,7 +11703,7 @@
         <w:t xml:space="preserve"> </w:t>
       </w:r>
       <w:r>
-        <w:t xml:space="preserve">[14]</w:t>
+        <w:t xml:space="preserve">[15]</w:t>
       </w:r>
       <w:r>
         <w:t xml:space="preserve"> </w:t>
@@ -11034,8 +11813,8 @@
         <w:t xml:space="preserve">appears exactly once.</w:t>
       </w:r>
     </w:p>
-    <w:bookmarkEnd w:id="55"/>
-    <w:bookmarkStart w:id="56" w:name="def-cardinality"/>
+    <w:bookmarkEnd w:id="57"/>
+    <w:bookmarkStart w:id="58" w:name="def-cardinality"/>
     <w:p>
       <w:pPr>
         <w:pStyle w:val="BodyText"/>
@@ -11045,7 +11824,7 @@
           <w:b/>
           <w:bCs/>
         </w:rPr>
-        <w:t xml:space="preserve">Definition 21 (Cardinality)</w:t>
+        <w:t xml:space="preserve">Definition 22 (Cardinality)</w:t>
       </w:r>
       <w:r>
         <w:t xml:space="preserve"> </w:t>
@@ -11072,7 +11851,7 @@
           <w:rPr>
             <w:rStyle w:val="Hyperlink"/>
           </w:rPr>
-          <w:t xml:space="preserve">Definition 20</w:t>
+          <w:t xml:space="preserve">Definition 21</w:t>
         </w:r>
       </w:hyperlink>
       <w:r>
@@ -11112,7 +11891,7 @@
         <w:t xml:space="preserve"> </w:t>
       </w:r>
       <w:r>
-        <w:t xml:space="preserve">[15]</w:t>
+        <w:t xml:space="preserve">[16]</w:t>
       </w:r>
       <w:r>
         <w:t xml:space="preserve"> </w:t>
@@ -11210,8 +11989,8 @@
         <w:t xml:space="preserve">.</w:t>
       </w:r>
     </w:p>
-    <w:bookmarkEnd w:id="56"/>
-    <w:bookmarkStart w:id="59" w:name="rem-cardinality-bars"/>
+    <w:bookmarkEnd w:id="58"/>
+    <w:bookmarkStart w:id="61" w:name="rem-cardinality-bars"/>
     <w:p>
       <w:pPr>
         <w:pStyle w:val="BodyText"/>
@@ -11339,7 +12118,7 @@
       <w:r>
         <w:t xml:space="preserve"> </w:t>
       </w:r>
-      <w:hyperlink r:id="rId57">
+      <w:hyperlink r:id="rId59">
         <w:r>
           <w:rPr>
             <w:rStyle w:val="Hyperlink"/>
@@ -11359,7 +12138,7 @@
       <w:r>
         <w:t xml:space="preserve"> </w:t>
       </w:r>
-      <w:hyperlink r:id="rId58">
+      <w:hyperlink r:id="rId60">
         <w:r>
           <w:rPr>
             <w:rStyle w:val="Hyperlink"/>
@@ -11494,8 +12273,8 @@
         <w:t xml:space="preserve">.</w:t>
       </w:r>
     </w:p>
-    <w:bookmarkEnd w:id="59"/>
-    <w:bookmarkStart w:id="60" w:name="exm-finite-set"/>
+    <w:bookmarkEnd w:id="61"/>
+    <w:bookmarkStart w:id="62" w:name="exm-finite-set"/>
     <w:p>
       <w:pPr>
         <w:pStyle w:val="BodyText"/>
@@ -11505,7 +12284,7 @@
           <w:b/>
           <w:bCs/>
         </w:rPr>
-        <w:t xml:space="preserve">Example 14 (Finite and infinite sets)</w:t>
+        <w:t xml:space="preserve">Example 15 (Finite and infinite sets)</w:t>
       </w:r>
       <w:r>
         <w:t xml:space="preserve"> </w:t>
@@ -12087,8 +12866,8 @@
         <w:t xml:space="preserve">which is larger than every number in the list.</w:t>
       </w:r>
     </w:p>
-    <w:bookmarkEnd w:id="60"/>
-    <w:bookmarkStart w:id="61" w:name="def-infinite-set"/>
+    <w:bookmarkEnd w:id="62"/>
+    <w:bookmarkStart w:id="63" w:name="def-infinite-set"/>
     <w:p>
       <w:pPr>
         <w:pStyle w:val="FirstParagraph"/>
@@ -12098,7 +12877,7 @@
           <w:b/>
           <w:bCs/>
         </w:rPr>
-        <w:t xml:space="preserve">Definition 22 (Infinite set)</w:t>
+        <w:t xml:space="preserve">Definition 23 (Infinite set)</w:t>
       </w:r>
       <w:r>
         <w:t xml:space="preserve"> </w:t>
@@ -12111,7 +12890,7 @@
           <w:rPr>
             <w:rStyle w:val="Hyperlink"/>
           </w:rPr>
-          <w:t xml:space="preserve">Definition 20</w:t>
+          <w:t xml:space="preserve">Definition 21</w:t>
         </w:r>
       </w:hyperlink>
       <w:r>
@@ -12131,14 +12910,14 @@
         <w:t xml:space="preserve"> </w:t>
       </w:r>
       <w:r>
-        <w:t xml:space="preserve">[16]</w:t>
+        <w:t xml:space="preserve">[17]</w:t>
       </w:r>
       <w:r>
         <w:t xml:space="preserve">.</w:t>
       </w:r>
     </w:p>
-    <w:bookmarkEnd w:id="61"/>
-    <w:bookmarkStart w:id="62" w:name="def-countable-set"/>
+    <w:bookmarkEnd w:id="63"/>
+    <w:bookmarkStart w:id="64" w:name="def-countable-set"/>
     <w:p>
       <w:pPr>
         <w:pStyle w:val="BodyText"/>
@@ -12148,7 +12927,7 @@
           <w:b/>
           <w:bCs/>
         </w:rPr>
-        <w:t xml:space="preserve">Definition 23 (Countable set)</w:t>
+        <w:t xml:space="preserve">Definition 24 (Countable set)</w:t>
       </w:r>
       <w:r>
         <w:t xml:space="preserve"> </w:t>
@@ -12170,7 +12949,7 @@
         <w:t xml:space="preserve"> </w:t>
       </w:r>
       <w:r>
-        <w:t xml:space="preserve">[17]</w:t>
+        <w:t xml:space="preserve">[18]</w:t>
       </w:r>
       <w:r>
         <w:t xml:space="preserve"> </w:t>
@@ -12183,7 +12962,7 @@
           <w:rPr>
             <w:rStyle w:val="Hyperlink"/>
           </w:rPr>
-          <w:t xml:space="preserve">Definition 20</w:t>
+          <w:t xml:space="preserve">Definition 21</w:t>
         </w:r>
       </w:hyperlink>
       <w:r>
@@ -12278,8 +13057,8 @@
         <w:t xml:space="preserve">in which every element appears.</w:t>
       </w:r>
     </w:p>
-    <w:bookmarkEnd w:id="62"/>
-    <w:bookmarkStart w:id="63" w:name="def-countably-infinite"/>
+    <w:bookmarkEnd w:id="64"/>
+    <w:bookmarkStart w:id="65" w:name="def-countably-infinite"/>
     <w:p>
       <w:pPr>
         <w:pStyle w:val="BodyText"/>
@@ -12289,7 +13068,7 @@
           <w:b/>
           <w:bCs/>
         </w:rPr>
-        <w:t xml:space="preserve">Definition 24 (Countably infinite set)</w:t>
+        <w:t xml:space="preserve">Definition 25 (Countably infinite set)</w:t>
       </w:r>
       <w:r>
         <w:t xml:space="preserve"> </w:t>
@@ -12331,8 +13110,8 @@
         <w:t xml:space="preserve">and not finite.</w:t>
       </w:r>
     </w:p>
-    <w:bookmarkEnd w:id="63"/>
-    <w:bookmarkStart w:id="66" w:name="exm-countable-set"/>
+    <w:bookmarkEnd w:id="65"/>
+    <w:bookmarkStart w:id="68" w:name="exm-countable-set"/>
     <w:p>
       <w:pPr>
         <w:pStyle w:val="BodyText"/>
@@ -12342,7 +13121,7 @@
           <w:b/>
           <w:bCs/>
         </w:rPr>
-        <w:t xml:space="preserve">Example 15 (Countable and uncountable sets)</w:t>
+        <w:t xml:space="preserve">Example 16 (Countable and uncountable sets)</w:t>
       </w:r>
       <w:r>
         <w:t xml:space="preserve"> </w:t>
@@ -12446,7 +13225,7 @@
       <w:r>
         <w:t xml:space="preserve"> </w:t>
       </w:r>
-      <w:hyperlink r:id="rId64">
+      <w:hyperlink r:id="rId66">
         <w:r>
           <w:rPr>
             <w:rStyle w:val="Hyperlink"/>
@@ -12579,7 +13358,7 @@
       <w:r>
         <w:t xml:space="preserve"> </w:t>
       </w:r>
-      <w:hyperlink r:id="rId65">
+      <w:hyperlink r:id="rId67">
         <w:r>
           <w:rPr>
             <w:rStyle w:val="Hyperlink"/>
@@ -12698,8 +13477,8 @@
         <w:t xml:space="preserve">lists every one of them.</w:t>
       </w:r>
     </w:p>
-    <w:bookmarkEnd w:id="66"/>
-    <w:bookmarkStart w:id="67" w:name="thm-interval-uncountable"/>
+    <w:bookmarkEnd w:id="68"/>
+    <w:bookmarkStart w:id="69" w:name="thm-interval-uncountable"/>
     <w:p>
       <w:pPr>
         <w:pStyle w:val="FirstParagraph"/>
@@ -12767,8 +13546,8 @@
         <w:t xml:space="preserve">.</w:t>
       </w:r>
     </w:p>
-    <w:bookmarkEnd w:id="67"/>
-    <w:bookmarkStart w:id="70" w:name="rem-cantor-diagonal"/>
+    <w:bookmarkEnd w:id="69"/>
+    <w:bookmarkStart w:id="72" w:name="rem-cantor-diagonal"/>
     <w:p>
       <w:pPr>
         <w:pStyle w:val="BodyText"/>
@@ -12789,7 +13568,7 @@
       <w:r>
         <w:t xml:space="preserve"> </w:t>
       </w:r>
-      <w:hyperlink r:id="rId68">
+      <w:hyperlink r:id="rId70">
         <w:r>
           <w:rPr>
             <w:rStyle w:val="Hyperlink"/>
@@ -12885,7 +13664,7 @@
       <w:r>
         <w:t xml:space="preserve"> </w:t>
       </w:r>
-      <w:hyperlink r:id="rId69">
+      <w:hyperlink r:id="rId71">
         <w:r>
           <w:rPr>
             <w:rStyle w:val="Hyperlink"/>
@@ -12989,7 +13768,7 @@
         <w:t xml:space="preserve"> </w:t>
       </w:r>
       <w:r>
-        <w:t xml:space="preserve">[18]</w:t>
+        <w:t xml:space="preserve">[19]</w:t>
       </w:r>
       <w:r>
         <w:t xml:space="preserve">.</w:t>
@@ -13210,9 +13989,9 @@
         <w:t xml:space="preserve">and from the third in the third digit.</w:t>
       </w:r>
     </w:p>
-    <w:bookmarkEnd w:id="70"/>
-    <w:bookmarkEnd w:id="71"/>
-    <w:bookmarkStart w:id="109" w:name="references"/>
+    <w:bookmarkEnd w:id="72"/>
+    <w:bookmarkEnd w:id="73"/>
+    <w:bookmarkStart w:id="113" w:name="references"/>
     <w:p>
       <w:pPr>
         <w:pStyle w:val="Heading2"/>
@@ -13221,8 +14000,8 @@
         <w:t xml:space="preserve">References</w:t>
       </w:r>
     </w:p>
-    <w:bookmarkStart w:id="108" w:name="refs"/>
-    <w:bookmarkStart w:id="73" w:name="ref-wikipedia_function_mathematics"/>
+    <w:bookmarkStart w:id="112" w:name="refs"/>
+    <w:bookmarkStart w:id="75" w:name="ref-wikipedia_function_mathematics"/>
     <w:p>
       <w:pPr>
         <w:pStyle w:val="Bibliography"/>
@@ -13269,7 +14048,7 @@
       <w:r>
         <w:t xml:space="preserve"> </w:t>
       </w:r>
-      <w:hyperlink r:id="rId72">
+      <w:hyperlink r:id="rId74">
         <w:r>
           <w:rPr>
             <w:rStyle w:val="Hyperlink"/>
@@ -13278,8 +14057,8 @@
         </w:r>
       </w:hyperlink>
     </w:p>
-    <w:bookmarkEnd w:id="73"/>
-    <w:bookmarkStart w:id="75" w:name="ref-wikipedia_binary_relation"/>
+    <w:bookmarkEnd w:id="75"/>
+    <w:bookmarkStart w:id="77" w:name="ref-wikipedia_binary_relation"/>
     <w:p>
       <w:pPr>
         <w:pStyle w:val="Bibliography"/>
@@ -13326,7 +14105,7 @@
       <w:r>
         <w:t xml:space="preserve"> </w:t>
       </w:r>
-      <w:hyperlink r:id="rId74">
+      <w:hyperlink r:id="rId76">
         <w:r>
           <w:rPr>
             <w:rStyle w:val="Hyperlink"/>
@@ -13335,8 +14114,8 @@
         </w:r>
       </w:hyperlink>
     </w:p>
-    <w:bookmarkEnd w:id="75"/>
-    <w:bookmarkStart w:id="77" w:name="ref-wikipedia_domain_of_a_function"/>
+    <w:bookmarkEnd w:id="77"/>
+    <w:bookmarkStart w:id="79" w:name="ref-wikipedia_domain_of_a_function"/>
     <w:p>
       <w:pPr>
         <w:pStyle w:val="Bibliography"/>
@@ -13383,7 +14162,7 @@
       <w:r>
         <w:t xml:space="preserve"> </w:t>
       </w:r>
-      <w:hyperlink r:id="rId76">
+      <w:hyperlink r:id="rId78">
         <w:r>
           <w:rPr>
             <w:rStyle w:val="Hyperlink"/>
@@ -13392,8 +14171,8 @@
         </w:r>
       </w:hyperlink>
     </w:p>
-    <w:bookmarkEnd w:id="77"/>
-    <w:bookmarkStart w:id="79" w:name="ref-wikipedia_codomain"/>
+    <w:bookmarkEnd w:id="79"/>
+    <w:bookmarkStart w:id="81" w:name="ref-wikipedia_codomain"/>
     <w:p>
       <w:pPr>
         <w:pStyle w:val="Bibliography"/>
@@ -13440,7 +14219,7 @@
       <w:r>
         <w:t xml:space="preserve"> </w:t>
       </w:r>
-      <w:hyperlink r:id="rId78">
+      <w:hyperlink r:id="rId80">
         <w:r>
           <w:rPr>
             <w:rStyle w:val="Hyperlink"/>
@@ -13449,8 +14228,8 @@
         </w:r>
       </w:hyperlink>
     </w:p>
-    <w:bookmarkEnd w:id="79"/>
-    <w:bookmarkStart w:id="81" w:name="ref-wikipedia_image_mathematics"/>
+    <w:bookmarkEnd w:id="81"/>
+    <w:bookmarkStart w:id="83" w:name="ref-wikipedia_image_mathematics"/>
     <w:p>
       <w:pPr>
         <w:pStyle w:val="Bibliography"/>
@@ -13497,7 +14276,7 @@
       <w:r>
         <w:t xml:space="preserve"> </w:t>
       </w:r>
-      <w:hyperlink r:id="rId80">
+      <w:hyperlink r:id="rId82">
         <w:r>
           <w:rPr>
             <w:rStyle w:val="Hyperlink"/>
@@ -13506,8 +14285,8 @@
         </w:r>
       </w:hyperlink>
     </w:p>
-    <w:bookmarkEnd w:id="81"/>
-    <w:bookmarkStart w:id="83" w:name="ref-wikipedia_range_of_a_function"/>
+    <w:bookmarkEnd w:id="83"/>
+    <w:bookmarkStart w:id="85" w:name="ref-wikipedia_range_of_a_function"/>
     <w:p>
       <w:pPr>
         <w:pStyle w:val="Bibliography"/>
@@ -13554,7 +14333,7 @@
       <w:r>
         <w:t xml:space="preserve"> </w:t>
       </w:r>
-      <w:hyperlink r:id="rId82">
+      <w:hyperlink r:id="rId84">
         <w:r>
           <w:rPr>
             <w:rStyle w:val="Hyperlink"/>
@@ -13563,8 +14342,8 @@
         </w:r>
       </w:hyperlink>
     </w:p>
-    <w:bookmarkEnd w:id="83"/>
-    <w:bookmarkStart w:id="85" w:name="ref-wikipedia_graph_of_a_function"/>
+    <w:bookmarkEnd w:id="85"/>
+    <w:bookmarkStart w:id="87" w:name="ref-wikipedia_graph_of_a_function"/>
     <w:p>
       <w:pPr>
         <w:pStyle w:val="Bibliography"/>
@@ -13611,7 +14390,7 @@
       <w:r>
         <w:t xml:space="preserve"> </w:t>
       </w:r>
-      <w:hyperlink r:id="rId84">
+      <w:hyperlink r:id="rId86">
         <w:r>
           <w:rPr>
             <w:rStyle w:val="Hyperlink"/>
@@ -13620,8 +14399,8 @@
         </w:r>
       </w:hyperlink>
     </w:p>
-    <w:bookmarkEnd w:id="85"/>
-    <w:bookmarkStart w:id="87" w:name="ref-halmos1974naive"/>
+    <w:bookmarkEnd w:id="87"/>
+    <w:bookmarkStart w:id="89" w:name="ref-halmos1974naive"/>
     <w:p>
       <w:pPr>
         <w:pStyle w:val="Bibliography"/>
@@ -13654,7 +14433,7 @@
       <w:r>
         <w:t xml:space="preserve"> </w:t>
       </w:r>
-      <w:hyperlink r:id="rId86">
+      <w:hyperlink r:id="rId88">
         <w:r>
           <w:rPr>
             <w:rStyle w:val="Hyperlink"/>
@@ -13666,8 +14445,8 @@
         <w:t xml:space="preserve">.</w:t>
       </w:r>
     </w:p>
-    <w:bookmarkEnd w:id="87"/>
-    <w:bookmarkStart w:id="89" w:name="ref-wikipedia_function_composition"/>
+    <w:bookmarkEnd w:id="89"/>
+    <w:bookmarkStart w:id="91" w:name="ref-wikipedia_function_composition"/>
     <w:p>
       <w:pPr>
         <w:pStyle w:val="Bibliography"/>
@@ -13714,7 +14493,7 @@
       <w:r>
         <w:t xml:space="preserve"> </w:t>
       </w:r>
-      <w:hyperlink r:id="rId88">
+      <w:hyperlink r:id="rId90">
         <w:r>
           <w:rPr>
             <w:rStyle w:val="Hyperlink"/>
@@ -13723,8 +14502,8 @@
         </w:r>
       </w:hyperlink>
     </w:p>
-    <w:bookmarkEnd w:id="89"/>
-    <w:bookmarkStart w:id="91" w:name="ref-wikipedia_inverse_function"/>
+    <w:bookmarkEnd w:id="91"/>
+    <w:bookmarkStart w:id="93" w:name="ref-wikipedia_inverse_function"/>
     <w:p>
       <w:pPr>
         <w:pStyle w:val="Bibliography"/>
@@ -13771,7 +14550,7 @@
       <w:r>
         <w:t xml:space="preserve"> </w:t>
       </w:r>
-      <w:hyperlink r:id="rId90">
+      <w:hyperlink r:id="rId92">
         <w:r>
           <w:rPr>
             <w:rStyle w:val="Hyperlink"/>
@@ -13780,8 +14559,8 @@
         </w:r>
       </w:hyperlink>
     </w:p>
-    <w:bookmarkEnd w:id="91"/>
-    <w:bookmarkStart w:id="93" w:name="ref-wikipedia_operator_mathematics"/>
+    <w:bookmarkEnd w:id="93"/>
+    <w:bookmarkStart w:id="95" w:name="ref-wikipedia_operator_mathematics"/>
     <w:p>
       <w:pPr>
         <w:pStyle w:val="Bibliography"/>
@@ -13828,7 +14607,7 @@
       <w:r>
         <w:t xml:space="preserve"> </w:t>
       </w:r>
-      <w:hyperlink r:id="rId92">
+      <w:hyperlink r:id="rId94">
         <w:r>
           <w:rPr>
             <w:rStyle w:val="Hyperlink"/>
@@ -13837,8 +14616,8 @@
         </w:r>
       </w:hyperlink>
     </w:p>
-    <w:bookmarkEnd w:id="93"/>
-    <w:bookmarkStart w:id="95" w:name="ref-wikipedia_functional_mathematics"/>
+    <w:bookmarkEnd w:id="95"/>
+    <w:bookmarkStart w:id="97" w:name="ref-wikipedia_functional_mathematics"/>
     <w:p>
       <w:pPr>
         <w:pStyle w:val="Bibliography"/>
@@ -13885,7 +14664,7 @@
       <w:r>
         <w:t xml:space="preserve"> </w:t>
       </w:r>
-      <w:hyperlink r:id="rId94">
+      <w:hyperlink r:id="rId96">
         <w:r>
           <w:rPr>
             <w:rStyle w:val="Hyperlink"/>
@@ -13894,8 +14673,8 @@
         </w:r>
       </w:hyperlink>
     </w:p>
-    <w:bookmarkEnd w:id="95"/>
-    <w:bookmarkStart w:id="97" w:name="ref-wikipedia_sequence"/>
+    <w:bookmarkEnd w:id="97"/>
+    <w:bookmarkStart w:id="99" w:name="ref-wikipedia_sequence"/>
     <w:p>
       <w:pPr>
         <w:pStyle w:val="Bibliography"/>
@@ -13942,7 +14721,7 @@
       <w:r>
         <w:t xml:space="preserve"> </w:t>
       </w:r>
-      <w:hyperlink r:id="rId96">
+      <w:hyperlink r:id="rId98">
         <w:r>
           <w:rPr>
             <w:rStyle w:val="Hyperlink"/>
@@ -13951,8 +14730,8 @@
         </w:r>
       </w:hyperlink>
     </w:p>
-    <w:bookmarkEnd w:id="97"/>
-    <w:bookmarkStart w:id="99" w:name="ref-wikipedia_finite_set"/>
+    <w:bookmarkEnd w:id="99"/>
+    <w:bookmarkStart w:id="101" w:name="ref-wikipedia_logistic_function"/>
     <w:p>
       <w:pPr>
         <w:pStyle w:val="Bibliography"/>
@@ -13973,6 +14752,63 @@
         <w:t xml:space="preserve"> </w:t>
       </w:r>
       <w:r>
+        <w:t xml:space="preserve">“Logistic function —</w:t>
+      </w:r>
+      <w:r>
+        <w:t xml:space="preserve"> </w:t>
+      </w:r>
+      <w:r>
+        <w:t xml:space="preserve">Wikipedia</w:t>
+      </w:r>
+      <w:r>
+        <w:t xml:space="preserve">,</w:t>
+      </w:r>
+      <w:r>
+        <w:t xml:space="preserve"> </w:t>
+      </w:r>
+      <w:r>
+        <w:t xml:space="preserve">the free encyclopedia.”</w:t>
+      </w:r>
+      <w:r>
+        <w:t xml:space="preserve"> </w:t>
+      </w:r>
+      <w:r>
+        <w:t xml:space="preserve">2026. Available:</w:t>
+      </w:r>
+      <w:r>
+        <w:t xml:space="preserve"> </w:t>
+      </w:r>
+      <w:hyperlink r:id="rId100">
+        <w:r>
+          <w:rPr>
+            <w:rStyle w:val="Hyperlink"/>
+          </w:rPr>
+          <w:t xml:space="preserve">https://en.wikipedia.org/wiki/Logistic_function</w:t>
+        </w:r>
+      </w:hyperlink>
+    </w:p>
+    <w:bookmarkEnd w:id="101"/>
+    <w:bookmarkStart w:id="103" w:name="ref-wikipedia_finite_set"/>
+    <w:p>
+      <w:pPr>
+        <w:pStyle w:val="Bibliography"/>
+      </w:pPr>
+      <w:r>
+        <w:t xml:space="preserve">[15]</w:t>
+      </w:r>
+      <w:r>
+        <w:t xml:space="preserve"> </w:t>
+      </w:r>
+      <w:r>
+        <w:t xml:space="preserve">	</w:t>
+      </w:r>
+      <w:r>
+        <w:t xml:space="preserve">Wikipedia contributors,</w:t>
+      </w:r>
+      <w:r>
+        <w:t xml:space="preserve"> </w:t>
+      </w:r>
+      <w:r>
         <w:t xml:space="preserve">“Finite set —</w:t>
       </w:r>
       <w:r>
@@ -13999,7 +14835,7 @@
       <w:r>
         <w:t xml:space="preserve"> </w:t>
       </w:r>
-      <w:hyperlink r:id="rId98">
+      <w:hyperlink r:id="rId102">
         <w:r>
           <w:rPr>
             <w:rStyle w:val="Hyperlink"/>
@@ -14008,14 +14844,14 @@
         </w:r>
       </w:hyperlink>
     </w:p>
-    <w:bookmarkEnd w:id="99"/>
-    <w:bookmarkStart w:id="101" w:name="ref-wikipedia_cardinality"/>
+    <w:bookmarkEnd w:id="103"/>
+    <w:bookmarkStart w:id="105" w:name="ref-wikipedia_cardinality"/>
     <w:p>
       <w:pPr>
         <w:pStyle w:val="Bibliography"/>
       </w:pPr>
       <w:r>
-        <w:t xml:space="preserve">[15]</w:t>
+        <w:t xml:space="preserve">[16]</w:t>
       </w:r>
       <w:r>
         <w:t xml:space="preserve"> </w:t>
@@ -14056,7 +14892,7 @@
       <w:r>
         <w:t xml:space="preserve"> </w:t>
       </w:r>
-      <w:hyperlink r:id="rId100">
+      <w:hyperlink r:id="rId104">
         <w:r>
           <w:rPr>
             <w:rStyle w:val="Hyperlink"/>
@@ -14065,14 +14901,14 @@
         </w:r>
       </w:hyperlink>
     </w:p>
-    <w:bookmarkEnd w:id="101"/>
-    <w:bookmarkStart w:id="103" w:name="ref-wikipedia_infinite_set"/>
+    <w:bookmarkEnd w:id="105"/>
+    <w:bookmarkStart w:id="107" w:name="ref-wikipedia_infinite_set"/>
     <w:p>
       <w:pPr>
         <w:pStyle w:val="Bibliography"/>
       </w:pPr>
       <w:r>
-        <w:t xml:space="preserve">[16]</w:t>
+        <w:t xml:space="preserve">[17]</w:t>
       </w:r>
       <w:r>
         <w:t xml:space="preserve"> </w:t>
@@ -14113,7 +14949,7 @@
       <w:r>
         <w:t xml:space="preserve"> </w:t>
       </w:r>
-      <w:hyperlink r:id="rId102">
+      <w:hyperlink r:id="rId106">
         <w:r>
           <w:rPr>
             <w:rStyle w:val="Hyperlink"/>
@@ -14122,14 +14958,14 @@
         </w:r>
       </w:hyperlink>
     </w:p>
-    <w:bookmarkEnd w:id="103"/>
-    <w:bookmarkStart w:id="105" w:name="ref-wikipedia_countable_set"/>
+    <w:bookmarkEnd w:id="107"/>
+    <w:bookmarkStart w:id="109" w:name="ref-wikipedia_countable_set"/>
     <w:p>
       <w:pPr>
         <w:pStyle w:val="Bibliography"/>
       </w:pPr>
       <w:r>
-        <w:t xml:space="preserve">[17]</w:t>
+        <w:t xml:space="preserve">[18]</w:t>
       </w:r>
       <w:r>
         <w:t xml:space="preserve"> </w:t>
@@ -14170,7 +15006,7 @@
       <w:r>
         <w:t xml:space="preserve"> </w:t>
       </w:r>
-      <w:hyperlink r:id="rId104">
+      <w:hyperlink r:id="rId108">
         <w:r>
           <w:rPr>
             <w:rStyle w:val="Hyperlink"/>
@@ -14179,14 +15015,14 @@
         </w:r>
       </w:hyperlink>
     </w:p>
-    <w:bookmarkEnd w:id="105"/>
-    <w:bookmarkStart w:id="107" w:name="ref-wikipedia_cantors_diagonal_argument"/>
+    <w:bookmarkEnd w:id="109"/>
+    <w:bookmarkStart w:id="111" w:name="ref-wikipedia_cantors_diagonal_argument"/>
     <w:p>
       <w:pPr>
         <w:pStyle w:val="Bibliography"/>
       </w:pPr>
       <w:r>
-        <w:t xml:space="preserve">[18]</w:t>
+        <w:t xml:space="preserve">[19]</w:t>
       </w:r>
       <w:r>
         <w:t xml:space="preserve"> </w:t>
@@ -14227,7 +15063,7 @@
       <w:r>
         <w:t xml:space="preserve"> </w:t>
       </w:r>
-      <w:hyperlink r:id="rId106">
+      <w:hyperlink r:id="rId110">
         <w:r>
           <w:rPr>
             <w:rStyle w:val="Hyperlink"/>
@@ -14236,9 +15072,9 @@
         </w:r>
       </w:hyperlink>
     </w:p>
-    <w:bookmarkEnd w:id="107"/>
-    <w:bookmarkEnd w:id="108"/>
-    <w:bookmarkEnd w:id="109"/>
+    <w:bookmarkEnd w:id="111"/>
+    <w:bookmarkEnd w:id="112"/>
+    <w:bookmarkEnd w:id="113"/>
     <w:sectPr>
       <w:footnotePr>
         <w:numRestart w:val="eachSect"/>

--- a/functions.docx
+++ b/functions.docx
@@ -15,7 +15,7 @@
         <w:pStyle w:val="Date"/>
       </w:pPr>
       <w:r>
-        <w:t xml:space="preserve">Last modified: 2026-10-19 04:41:29 (PDT)</w:t>
+        <w:t xml:space="preserve">Last modified: 2026-10-19 05:58:02 (PDT)</w:t>
       </w:r>
     </w:p>
     <w:p>

--- a/functions.docx
+++ b/functions.docx
@@ -15,7 +15,7 @@
         <w:pStyle w:val="Date"/>
       </w:pPr>
       <w:r>
-        <w:t xml:space="preserve">Last modified: 2026-10-19 05:58:02 (PDT)</w:t>
+        <w:t xml:space="preserve">Last modified: 2026-10-19 09:38:56 (PDT)</w:t>
       </w:r>
     </w:p>
     <w:p>
@@ -71,7 +71,7 @@
         <w:t xml:space="preserve">page.</w:t>
       </w:r>
     </w:p>
-    <w:bookmarkStart w:id="56" w:name="functions"/>
+    <w:bookmarkStart w:id="63" w:name="functions"/>
     <w:p>
       <w:pPr>
         <w:pStyle w:val="Heading2"/>
@@ -10868,7 +10868,7 @@
       </w:r>
     </w:p>
     <w:bookmarkEnd w:id="53"/>
-    <w:bookmarkStart w:id="54" w:name="def-logistic-function"/>
+    <w:bookmarkStart w:id="54" w:name="def-closed-under"/>
     <w:p>
       <w:pPr>
         <w:pStyle w:val="BodyText"/>
@@ -10878,7 +10878,501 @@
           <w:b/>
           <w:bCs/>
         </w:rPr>
-        <w:t xml:space="preserve">Definition 20 (Logistic function (also called the sigmoid or expit))</w:t>
+        <w:t xml:space="preserve">Definition 20 (Closed under an operation (closure))</w:t>
+      </w:r>
+      <w:r>
+        <w:t xml:space="preserve"> </w:t>
+      </w:r>
+      <w:r>
+        <w:t xml:space="preserve">A set</w:t>
+      </w:r>
+      <w:r>
+        <w:t xml:space="preserve"> </w:t>
+      </w:r>
+      <m:oMath>
+        <m:r>
+          <m:t>A</m:t>
+        </m:r>
+      </m:oMath>
+      <w:r>
+        <w:t xml:space="preserve"> </w:t>
+      </w:r>
+      <w:r>
+        <w:t xml:space="preserve">is</w:t>
+      </w:r>
+      <w:r>
+        <w:t xml:space="preserve"> </w:t>
+      </w:r>
+      <w:r>
+        <w:rPr>
+          <w:b/>
+          <w:bCs/>
+        </w:rPr>
+        <w:t xml:space="preserve">closed under</w:t>
+      </w:r>
+      <w:r>
+        <w:t xml:space="preserve"> </w:t>
+      </w:r>
+      <w:r>
+        <w:t xml:space="preserve">[14]</w:t>
+      </w:r>
+      <w:r>
+        <w:t xml:space="preserve"> </w:t>
+      </w:r>
+      <w:r>
+        <w:t xml:space="preserve">an operation,</w:t>
+      </w:r>
+      <w:r>
+        <w:t xml:space="preserve"> </w:t>
+      </w:r>
+      <w:r>
+        <w:t xml:space="preserve">such as addition of numbers or union of sets,</w:t>
+      </w:r>
+      <w:r>
+        <w:t xml:space="preserve"> </w:t>
+      </w:r>
+      <w:r>
+        <w:t xml:space="preserve">if applying the operation to elements of</w:t>
+      </w:r>
+      <w:r>
+        <w:t xml:space="preserve"> </w:t>
+      </w:r>
+      <m:oMath>
+        <m:r>
+          <m:t>A</m:t>
+        </m:r>
+      </m:oMath>
+      <w:r>
+        <w:t xml:space="preserve"> </w:t>
+      </w:r>
+      <w:r>
+        <w:t xml:space="preserve">always gives an element of</w:t>
+      </w:r>
+      <w:r>
+        <w:t xml:space="preserve"> </w:t>
+      </w:r>
+      <m:oMath>
+        <m:r>
+          <m:t>A</m:t>
+        </m:r>
+      </m:oMath>
+      <w:r>
+        <w:t xml:space="preserve">.</w:t>
+      </w:r>
+      <w:r>
+        <w:t xml:space="preserve"> </w:t>
+      </w:r>
+      <w:r>
+        <w:t xml:space="preserve">This property is called</w:t>
+      </w:r>
+      <w:r>
+        <w:t xml:space="preserve"> </w:t>
+      </w:r>
+      <w:r>
+        <w:rPr>
+          <w:b/>
+          <w:bCs/>
+        </w:rPr>
+        <w:t xml:space="preserve">closure</w:t>
+      </w:r>
+      <w:r>
+        <w:t xml:space="preserve"> </w:t>
+      </w:r>
+      <w:r>
+        <w:t xml:space="preserve">under the operation.</w:t>
+      </w:r>
+    </w:p>
+    <w:bookmarkEnd w:id="54"/>
+    <w:bookmarkStart w:id="60" w:name="exm-closed-under"/>
+    <w:p>
+      <w:pPr>
+        <w:pStyle w:val="BodyText"/>
+      </w:pPr>
+      <w:r>
+        <w:rPr>
+          <w:b/>
+          <w:bCs/>
+        </w:rPr>
+        <w:t xml:space="preserve">Example 14 (Closed and not closed)</w:t>
+      </w:r>
+      <w:r>
+        <w:t xml:space="preserve"> </w:t>
+      </w:r>
+      <w:r>
+        <w:t xml:space="preserve"> </w:t>
+      </w:r>
+    </w:p>
+    <w:p>
+      <w:pPr>
+        <w:pStyle w:val="Compact"/>
+        <w:numPr>
+          <w:ilvl w:val="0"/>
+          <w:numId w:val="1011"/>
+        </w:numPr>
+      </w:pPr>
+      <w:r>
+        <w:t xml:space="preserve">The</w:t>
+      </w:r>
+      <w:r>
+        <w:t xml:space="preserve"> </w:t>
+      </w:r>
+      <w:hyperlink r:id="rId55">
+        <w:r>
+          <w:rPr>
+            <w:rStyle w:val="Hyperlink"/>
+          </w:rPr>
+          <w:t xml:space="preserve">even</w:t>
+        </w:r>
+      </w:hyperlink>
+      <w:r>
+        <w:t xml:space="preserve"> </w:t>
+      </w:r>
+      <w:r>
+        <w:t xml:space="preserve">integers are closed under addition:</w:t>
+      </w:r>
+      <w:r>
+        <w:t xml:space="preserve"> </w:t>
+      </w:r>
+      <w:r>
+        <w:t xml:space="preserve">for example,</w:t>
+      </w:r>
+      <w:r>
+        <w:t xml:space="preserve"> </w:t>
+      </w:r>
+      <m:oMath>
+        <m:r>
+          <m:t>2</m:t>
+        </m:r>
+        <m:r>
+          <m:rPr>
+            <m:sty m:val="p"/>
+          </m:rPr>
+          <m:t>+</m:t>
+        </m:r>
+        <m:r>
+          <m:t>4</m:t>
+        </m:r>
+        <m:r>
+          <m:rPr>
+            <m:sty m:val="p"/>
+          </m:rPr>
+          <m:t>=</m:t>
+        </m:r>
+        <m:r>
+          <m:t>6</m:t>
+        </m:r>
+      </m:oMath>
+      <w:r>
+        <w:t xml:space="preserve"> </w:t>
+      </w:r>
+      <w:r>
+        <w:t xml:space="preserve">is even, and</w:t>
+      </w:r>
+      <w:r>
+        <w:t xml:space="preserve"> </w:t>
+      </w:r>
+      <m:oMath>
+        <m:r>
+          <m:t>2</m:t>
+        </m:r>
+        <m:r>
+          <m:t>m</m:t>
+        </m:r>
+        <m:r>
+          <m:rPr>
+            <m:sty m:val="p"/>
+          </m:rPr>
+          <m:t>+</m:t>
+        </m:r>
+        <m:r>
+          <m:t>2</m:t>
+        </m:r>
+        <m:r>
+          <m:t>n</m:t>
+        </m:r>
+        <m:r>
+          <m:rPr>
+            <m:sty m:val="p"/>
+          </m:rPr>
+          <m:t>=</m:t>
+        </m:r>
+        <m:r>
+          <m:t>2</m:t>
+        </m:r>
+        <m:r>
+          <m:rPr>
+            <m:sty m:val="p"/>
+          </m:rPr>
+          <m:t>(</m:t>
+        </m:r>
+        <m:r>
+          <m:t>m</m:t>
+        </m:r>
+        <m:r>
+          <m:rPr>
+            <m:sty m:val="p"/>
+          </m:rPr>
+          <m:t>+</m:t>
+        </m:r>
+        <m:r>
+          <m:t>n</m:t>
+        </m:r>
+        <m:r>
+          <m:rPr>
+            <m:sty m:val="p"/>
+          </m:rPr>
+          <m:t>)</m:t>
+        </m:r>
+      </m:oMath>
+      <w:r>
+        <w:t xml:space="preserve"> </w:t>
+      </w:r>
+      <w:r>
+        <w:t xml:space="preserve">is even for all integers</w:t>
+      </w:r>
+      <w:r>
+        <w:t xml:space="preserve"> </w:t>
+      </w:r>
+      <m:oMath>
+        <m:r>
+          <m:t>m</m:t>
+        </m:r>
+      </m:oMath>
+      <w:r>
+        <w:t xml:space="preserve"> </w:t>
+      </w:r>
+      <w:r>
+        <w:t xml:space="preserve">and</w:t>
+      </w:r>
+      <w:r>
+        <w:t xml:space="preserve"> </w:t>
+      </w:r>
+      <m:oMath>
+        <m:r>
+          <m:t>n</m:t>
+        </m:r>
+      </m:oMath>
+      <w:r>
+        <w:t xml:space="preserve">.</w:t>
+      </w:r>
+    </w:p>
+    <w:p>
+      <w:pPr>
+        <w:pStyle w:val="Compact"/>
+        <w:numPr>
+          <w:ilvl w:val="0"/>
+          <w:numId w:val="1011"/>
+        </w:numPr>
+      </w:pPr>
+      <w:r>
+        <w:t xml:space="preserve">The odd integers are not closed under addition:</w:t>
+      </w:r>
+      <w:r>
+        <w:t xml:space="preserve"> </w:t>
+      </w:r>
+      <m:oMath>
+        <m:r>
+          <m:t>1</m:t>
+        </m:r>
+      </m:oMath>
+      <w:r>
+        <w:t xml:space="preserve"> </w:t>
+      </w:r>
+      <w:r>
+        <w:t xml:space="preserve">and</w:t>
+      </w:r>
+      <w:r>
+        <w:t xml:space="preserve"> </w:t>
+      </w:r>
+      <m:oMath>
+        <m:r>
+          <m:t>3</m:t>
+        </m:r>
+      </m:oMath>
+      <w:r>
+        <w:t xml:space="preserve"> </w:t>
+      </w:r>
+      <w:r>
+        <w:t xml:space="preserve">are odd, but</w:t>
+      </w:r>
+      <w:r>
+        <w:t xml:space="preserve"> </w:t>
+      </w:r>
+      <m:oMath>
+        <m:r>
+          <m:t>1</m:t>
+        </m:r>
+        <m:r>
+          <m:rPr>
+            <m:sty m:val="p"/>
+          </m:rPr>
+          <m:t>+</m:t>
+        </m:r>
+        <m:r>
+          <m:t>3</m:t>
+        </m:r>
+        <m:r>
+          <m:rPr>
+            <m:sty m:val="p"/>
+          </m:rPr>
+          <m:t>=</m:t>
+        </m:r>
+        <m:r>
+          <m:t>4</m:t>
+        </m:r>
+      </m:oMath>
+      <w:r>
+        <w:t xml:space="preserve"> </w:t>
+      </w:r>
+      <w:r>
+        <w:t xml:space="preserve">is even.</w:t>
+      </w:r>
+    </w:p>
+    <w:p>
+      <w:pPr>
+        <w:pStyle w:val="Compact"/>
+        <w:numPr>
+          <w:ilvl w:val="0"/>
+          <w:numId w:val="1011"/>
+        </w:numPr>
+      </w:pPr>
+      <w:r>
+        <w:t xml:space="preserve">The</w:t>
+      </w:r>
+      <w:r>
+        <w:t xml:space="preserve"> </w:t>
+      </w:r>
+      <w:hyperlink r:id="rId56">
+        <w:r>
+          <w:rPr>
+            <w:rStyle w:val="Hyperlink"/>
+          </w:rPr>
+          <w:t xml:space="preserve">collection</w:t>
+        </w:r>
+      </w:hyperlink>
+      <w:r>
+        <w:t xml:space="preserve"> </w:t>
+      </w:r>
+      <w:r>
+        <w:t xml:space="preserve">of all</w:t>
+      </w:r>
+      <w:r>
+        <w:t xml:space="preserve"> </w:t>
+      </w:r>
+      <w:hyperlink r:id="rId57">
+        <w:r>
+          <w:rPr>
+            <w:rStyle w:val="Hyperlink"/>
+          </w:rPr>
+          <w:t xml:space="preserve">subsets</w:t>
+        </w:r>
+      </w:hyperlink>
+      <w:r>
+        <w:t xml:space="preserve"> </w:t>
+      </w:r>
+      <w:r>
+        <w:t xml:space="preserve">of a</w:t>
+      </w:r>
+      <w:r>
+        <w:t xml:space="preserve"> </w:t>
+      </w:r>
+      <w:hyperlink r:id="rId58">
+        <w:r>
+          <w:rPr>
+            <w:rStyle w:val="Hyperlink"/>
+          </w:rPr>
+          <w:t xml:space="preserve">set</w:t>
+        </w:r>
+      </w:hyperlink>
+      <w:r>
+        <w:t xml:space="preserve"> </w:t>
+      </w:r>
+      <m:oMath>
+        <m:r>
+          <m:t>S</m:t>
+        </m:r>
+      </m:oMath>
+      <w:r>
+        <w:t xml:space="preserve"> </w:t>
+      </w:r>
+      <w:r>
+        <w:t xml:space="preserve">is closed under</w:t>
+      </w:r>
+      <w:r>
+        <w:t xml:space="preserve"> </w:t>
+      </w:r>
+      <w:hyperlink r:id="rId59">
+        <w:r>
+          <w:rPr>
+            <w:rStyle w:val="Hyperlink"/>
+          </w:rPr>
+          <w:t xml:space="preserve">union</w:t>
+        </w:r>
+      </w:hyperlink>
+      <w:r>
+        <w:t xml:space="preserve">:</w:t>
+      </w:r>
+      <w:r>
+        <w:t xml:space="preserve"> </w:t>
+      </w:r>
+      <w:r>
+        <w:t xml:space="preserve">the union of two subsets of</w:t>
+      </w:r>
+      <w:r>
+        <w:t xml:space="preserve"> </w:t>
+      </w:r>
+      <m:oMath>
+        <m:r>
+          <m:t>S</m:t>
+        </m:r>
+      </m:oMath>
+      <w:r>
+        <w:t xml:space="preserve"> </w:t>
+      </w:r>
+      <w:r>
+        <w:t xml:space="preserve">is again a</w:t>
+      </w:r>
+      <w:r>
+        <w:t xml:space="preserve"> </w:t>
+      </w:r>
+      <w:hyperlink r:id="rId57">
+        <w:r>
+          <w:rPr>
+            <w:rStyle w:val="Hyperlink"/>
+          </w:rPr>
+          <w:t xml:space="preserve">subset</w:t>
+        </w:r>
+      </w:hyperlink>
+      <w:r>
+        <w:t xml:space="preserve"> </w:t>
+      </w:r>
+      <w:r>
+        <w:t xml:space="preserve">of</w:t>
+      </w:r>
+      <w:r>
+        <w:t xml:space="preserve"> </w:t>
+      </w:r>
+      <m:oMath>
+        <m:r>
+          <m:t>S</m:t>
+        </m:r>
+      </m:oMath>
+      <w:r>
+        <w:t xml:space="preserve">.</w:t>
+      </w:r>
+    </w:p>
+    <w:bookmarkEnd w:id="60"/>
+    <w:bookmarkStart w:id="61" w:name="def-logistic-function"/>
+    <w:p>
+      <w:pPr>
+        <w:pStyle w:val="FirstParagraph"/>
+      </w:pPr>
+      <w:r>
+        <w:rPr>
+          <w:b/>
+          <w:bCs/>
+        </w:rPr>
+        <w:t xml:space="preserve">Definition 21 (Logistic function (also called the sigmoid or expit))</w:t>
       </w:r>
       <w:r>
         <w:t xml:space="preserve"> </w:t>
@@ -11006,7 +11500,7 @@
         <w:t xml:space="preserve"> </w:t>
       </w:r>
       <w:r>
-        <w:t xml:space="preserve">[14]</w:t>
+        <w:t xml:space="preserve">[15]</w:t>
       </w:r>
     </w:p>
     <w:p>
@@ -11107,8 +11601,8 @@
         </m:oMath>
       </m:oMathPara>
     </w:p>
-    <w:bookmarkEnd w:id="54"/>
-    <w:bookmarkStart w:id="55" w:name="exm-logistic-function"/>
+    <w:bookmarkEnd w:id="61"/>
+    <w:bookmarkStart w:id="62" w:name="exm-logistic-function"/>
     <w:p>
       <w:pPr>
         <w:pStyle w:val="FirstParagraph"/>
@@ -11118,7 +11612,7 @@
           <w:b/>
           <w:bCs/>
         </w:rPr>
-        <w:t xml:space="preserve">Example 14 (Values of the logistic function)</w:t>
+        <w:t xml:space="preserve">Example 15 (Values of the logistic function)</w:t>
       </w:r>
       <w:r>
         <w:t xml:space="preserve"> </w:t>
@@ -11646,9 +12140,9 @@
         <w:t xml:space="preserve">.</w:t>
       </w:r>
     </w:p>
-    <w:bookmarkEnd w:id="55"/>
-    <w:bookmarkEnd w:id="56"/>
-    <w:bookmarkStart w:id="73" w:name="countable-sets"/>
+    <w:bookmarkEnd w:id="62"/>
+    <w:bookmarkEnd w:id="63"/>
+    <w:bookmarkStart w:id="80" w:name="countable-sets"/>
     <w:p>
       <w:pPr>
         <w:pStyle w:val="Heading2"/>
@@ -11657,7 +12151,7 @@
         <w:t xml:space="preserve">2 Countable sets</w:t>
       </w:r>
     </w:p>
-    <w:bookmarkStart w:id="57" w:name="def-finite-set"/>
+    <w:bookmarkStart w:id="64" w:name="def-finite-set"/>
     <w:p>
       <w:pPr>
         <w:pStyle w:val="FirstParagraph"/>
@@ -11667,7 +12161,7 @@
           <w:b/>
           <w:bCs/>
         </w:rPr>
-        <w:t xml:space="preserve">Definition 21 (Finite set)</w:t>
+        <w:t xml:space="preserve">Definition 22 (Finite set)</w:t>
       </w:r>
       <w:r>
         <w:t xml:space="preserve"> </w:t>
@@ -11703,7 +12197,7 @@
         <w:t xml:space="preserve"> </w:t>
       </w:r>
       <w:r>
-        <w:t xml:space="preserve">[15]</w:t>
+        <w:t xml:space="preserve">[16]</w:t>
       </w:r>
       <w:r>
         <w:t xml:space="preserve"> </w:t>
@@ -11813,8 +12307,8 @@
         <w:t xml:space="preserve">appears exactly once.</w:t>
       </w:r>
     </w:p>
-    <w:bookmarkEnd w:id="57"/>
-    <w:bookmarkStart w:id="58" w:name="def-cardinality"/>
+    <w:bookmarkEnd w:id="64"/>
+    <w:bookmarkStart w:id="65" w:name="def-cardinality"/>
     <w:p>
       <w:pPr>
         <w:pStyle w:val="BodyText"/>
@@ -11824,7 +12318,7 @@
           <w:b/>
           <w:bCs/>
         </w:rPr>
-        <w:t xml:space="preserve">Definition 22 (Cardinality)</w:t>
+        <w:t xml:space="preserve">Definition 23 (Cardinality)</w:t>
       </w:r>
       <w:r>
         <w:t xml:space="preserve"> </w:t>
@@ -11851,7 +12345,7 @@
           <w:rPr>
             <w:rStyle w:val="Hyperlink"/>
           </w:rPr>
-          <w:t xml:space="preserve">Definition 21</w:t>
+          <w:t xml:space="preserve">Definition 22</w:t>
         </w:r>
       </w:hyperlink>
       <w:r>
@@ -11891,7 +12385,7 @@
         <w:t xml:space="preserve"> </w:t>
       </w:r>
       <w:r>
-        <w:t xml:space="preserve">[16]</w:t>
+        <w:t xml:space="preserve">[17]</w:t>
       </w:r>
       <w:r>
         <w:t xml:space="preserve"> </w:t>
@@ -11989,8 +12483,8 @@
         <w:t xml:space="preserve">.</w:t>
       </w:r>
     </w:p>
-    <w:bookmarkEnd w:id="58"/>
-    <w:bookmarkStart w:id="61" w:name="rem-cardinality-bars"/>
+    <w:bookmarkEnd w:id="65"/>
+    <w:bookmarkStart w:id="68" w:name="rem-cardinality-bars"/>
     <w:p>
       <w:pPr>
         <w:pStyle w:val="BodyText"/>
@@ -12118,7 +12612,7 @@
       <w:r>
         <w:t xml:space="preserve"> </w:t>
       </w:r>
-      <w:hyperlink r:id="rId59">
+      <w:hyperlink r:id="rId66">
         <w:r>
           <w:rPr>
             <w:rStyle w:val="Hyperlink"/>
@@ -12138,7 +12632,7 @@
       <w:r>
         <w:t xml:space="preserve"> </w:t>
       </w:r>
-      <w:hyperlink r:id="rId60">
+      <w:hyperlink r:id="rId67">
         <w:r>
           <w:rPr>
             <w:rStyle w:val="Hyperlink"/>
@@ -12273,8 +12767,8 @@
         <w:t xml:space="preserve">.</w:t>
       </w:r>
     </w:p>
-    <w:bookmarkEnd w:id="61"/>
-    <w:bookmarkStart w:id="62" w:name="exm-finite-set"/>
+    <w:bookmarkEnd w:id="68"/>
+    <w:bookmarkStart w:id="69" w:name="exm-finite-set"/>
     <w:p>
       <w:pPr>
         <w:pStyle w:val="BodyText"/>
@@ -12284,7 +12778,7 @@
           <w:b/>
           <w:bCs/>
         </w:rPr>
-        <w:t xml:space="preserve">Example 15 (Finite and infinite sets)</w:t>
+        <w:t xml:space="preserve">Example 16 (Finite and infinite sets)</w:t>
       </w:r>
       <w:r>
         <w:t xml:space="preserve"> </w:t>
@@ -12298,7 +12792,7 @@
         <w:pStyle w:val="Compact"/>
         <w:numPr>
           <w:ilvl w:val="0"/>
-          <w:numId w:val="1011"/>
+          <w:numId w:val="1012"/>
         </w:numPr>
       </w:pPr>
       <m:oMath>
@@ -12422,7 +12916,7 @@
         <w:pStyle w:val="Compact"/>
         <w:numPr>
           <w:ilvl w:val="0"/>
-          <w:numId w:val="1011"/>
+          <w:numId w:val="1012"/>
         </w:numPr>
       </w:pPr>
       <m:oMath>
@@ -12583,7 +13077,7 @@
         <w:pStyle w:val="Compact"/>
         <w:numPr>
           <w:ilvl w:val="0"/>
-          <w:numId w:val="1011"/>
+          <w:numId w:val="1012"/>
         </w:numPr>
       </w:pPr>
       <m:oMath>
@@ -12638,496 +13132,6 @@
       </m:oMath>
       <w:r>
         <w:t xml:space="preserve">.</w:t>
-      </w:r>
-    </w:p>
-    <w:p>
-      <w:pPr>
-        <w:pStyle w:val="Compact"/>
-        <w:numPr>
-          <w:ilvl w:val="0"/>
-          <w:numId w:val="1011"/>
-        </w:numPr>
-      </w:pPr>
-      <w:r>
-        <w:t xml:space="preserve">The natural numbers</w:t>
-      </w:r>
-      <w:r>
-        <w:t xml:space="preserve"> </w:t>
-      </w:r>
-      <m:oMath>
-        <m:r>
-          <m:rPr>
-            <m:scr m:val="double-struck"/>
-            <m:sty m:val="p"/>
-          </m:rPr>
-          <m:t>N</m:t>
-        </m:r>
-        <m:r>
-          <m:rPr>
-            <m:sty m:val="p"/>
-          </m:rPr>
-          <m:t>=</m:t>
-        </m:r>
-        <m:r>
-          <m:t>​</m:t>
-        </m:r>
-        <m:d>
-          <m:dPr>
-            <m:begChr m:val="{"/>
-            <m:sepChr m:val=""/>
-            <m:endChr m:val="}"/>
-            <m:grow/>
-          </m:dPr>
-          <m:e>
-            <m:r>
-              <m:t>1</m:t>
-            </m:r>
-            <m:r>
-              <m:rPr>
-                <m:sty m:val="p"/>
-              </m:rPr>
-              <m:t>,</m:t>
-            </m:r>
-            <m:r>
-              <m:t>2</m:t>
-            </m:r>
-            <m:r>
-              <m:rPr>
-                <m:sty m:val="p"/>
-              </m:rPr>
-              <m:t>,</m:t>
-            </m:r>
-            <m:r>
-              <m:t>3</m:t>
-            </m:r>
-            <m:r>
-              <m:rPr>
-                <m:sty m:val="p"/>
-              </m:rPr>
-              <m:t>,</m:t>
-            </m:r>
-            <m:r>
-              <m:rPr>
-                <m:sty m:val="p"/>
-              </m:rPr>
-              <m:t>…</m:t>
-            </m:r>
-          </m:e>
-        </m:d>
-        <m:r>
-          <m:t>​</m:t>
-        </m:r>
-      </m:oMath>
-      <w:r>
-        <w:t xml:space="preserve"> </w:t>
-      </w:r>
-      <w:r>
-        <w:t xml:space="preserve">are infinite:</w:t>
-      </w:r>
-      <w:r>
-        <w:t xml:space="preserve"> </w:t>
-      </w:r>
-      <w:r>
-        <w:t xml:space="preserve">for any</w:t>
-      </w:r>
-      <w:r>
-        <w:t xml:space="preserve"> </w:t>
-      </w:r>
-      <m:oMath>
-        <m:r>
-          <m:t>n</m:t>
-        </m:r>
-      </m:oMath>
-      <w:r>
-        <w:t xml:space="preserve">, a list</w:t>
-      </w:r>
-      <w:r>
-        <w:t xml:space="preserve"> </w:t>
-      </w:r>
-      <m:oMath>
-        <m:sSub>
-          <m:e>
-            <m:r>
-              <m:t>a</m:t>
-            </m:r>
-          </m:e>
-          <m:sub>
-            <m:r>
-              <m:t>1</m:t>
-            </m:r>
-          </m:sub>
-        </m:sSub>
-        <m:r>
-          <m:rPr>
-            <m:sty m:val="p"/>
-          </m:rPr>
-          <m:t>,</m:t>
-        </m:r>
-        <m:r>
-          <m:rPr>
-            <m:sty m:val="p"/>
-          </m:rPr>
-          <m:t>…</m:t>
-        </m:r>
-        <m:r>
-          <m:rPr>
-            <m:sty m:val="p"/>
-          </m:rPr>
-          <m:t>,</m:t>
-        </m:r>
-        <m:sSub>
-          <m:e>
-            <m:r>
-              <m:t>a</m:t>
-            </m:r>
-          </m:e>
-          <m:sub>
-            <m:r>
-              <m:t>n</m:t>
-            </m:r>
-          </m:sub>
-        </m:sSub>
-      </m:oMath>
-      <w:r>
-        <w:t xml:space="preserve"> </w:t>
-      </w:r>
-      <w:r>
-        <w:t xml:space="preserve">of natural numbers</w:t>
-      </w:r>
-      <w:r>
-        <w:t xml:space="preserve"> </w:t>
-      </w:r>
-      <w:r>
-        <w:t xml:space="preserve">misses the natural number</w:t>
-      </w:r>
-      <w:r>
-        <w:t xml:space="preserve"> </w:t>
-      </w:r>
-      <m:oMath>
-        <m:sSub>
-          <m:e>
-            <m:r>
-              <m:t>a</m:t>
-            </m:r>
-          </m:e>
-          <m:sub>
-            <m:r>
-              <m:t>1</m:t>
-            </m:r>
-          </m:sub>
-        </m:sSub>
-        <m:r>
-          <m:rPr>
-            <m:sty m:val="p"/>
-          </m:rPr>
-          <m:t>+</m:t>
-        </m:r>
-        <m:r>
-          <m:rPr>
-            <m:sty m:val="p"/>
-          </m:rPr>
-          <m:t>⋯</m:t>
-        </m:r>
-        <m:r>
-          <m:rPr>
-            <m:sty m:val="p"/>
-          </m:rPr>
-          <m:t>+</m:t>
-        </m:r>
-        <m:sSub>
-          <m:e>
-            <m:r>
-              <m:t>a</m:t>
-            </m:r>
-          </m:e>
-          <m:sub>
-            <m:r>
-              <m:t>n</m:t>
-            </m:r>
-          </m:sub>
-        </m:sSub>
-        <m:r>
-          <m:rPr>
-            <m:sty m:val="p"/>
-          </m:rPr>
-          <m:t>+</m:t>
-        </m:r>
-        <m:r>
-          <m:t>1</m:t>
-        </m:r>
-      </m:oMath>
-      <w:r>
-        <w:t xml:space="preserve">,</w:t>
-      </w:r>
-      <w:r>
-        <w:t xml:space="preserve"> </w:t>
-      </w:r>
-      <w:r>
-        <w:t xml:space="preserve">which is larger than every number in the list.</w:t>
-      </w:r>
-    </w:p>
-    <w:bookmarkEnd w:id="62"/>
-    <w:bookmarkStart w:id="63" w:name="def-infinite-set"/>
-    <w:p>
-      <w:pPr>
-        <w:pStyle w:val="FirstParagraph"/>
-      </w:pPr>
-      <w:r>
-        <w:rPr>
-          <w:b/>
-          <w:bCs/>
-        </w:rPr>
-        <w:t xml:space="preserve">Definition 23 (Infinite set)</w:t>
-      </w:r>
-      <w:r>
-        <w:t xml:space="preserve"> </w:t>
-      </w:r>
-      <w:r>
-        <w:t xml:space="preserve">A set that is not finite (</w:t>
-      </w:r>
-      <w:hyperlink w:anchor="def-finite-set">
-        <w:r>
-          <w:rPr>
-            <w:rStyle w:val="Hyperlink"/>
-          </w:rPr>
-          <w:t xml:space="preserve">Definition 21</w:t>
-        </w:r>
-      </w:hyperlink>
-      <w:r>
-        <w:t xml:space="preserve">) is</w:t>
-      </w:r>
-      <w:r>
-        <w:t xml:space="preserve"> </w:t>
-      </w:r>
-      <w:r>
-        <w:rPr>
-          <w:b/>
-          <w:bCs/>
-        </w:rPr>
-        <w:t xml:space="preserve">infinite</w:t>
-      </w:r>
-      <w:r>
-        <w:t xml:space="preserve"> </w:t>
-      </w:r>
-      <w:r>
-        <w:t xml:space="preserve">[17]</w:t>
-      </w:r>
-      <w:r>
-        <w:t xml:space="preserve">.</w:t>
-      </w:r>
-    </w:p>
-    <w:bookmarkEnd w:id="63"/>
-    <w:bookmarkStart w:id="64" w:name="def-countable-set"/>
-    <w:p>
-      <w:pPr>
-        <w:pStyle w:val="BodyText"/>
-      </w:pPr>
-      <w:r>
-        <w:rPr>
-          <w:b/>
-          <w:bCs/>
-        </w:rPr>
-        <w:t xml:space="preserve">Definition 24 (Countable set)</w:t>
-      </w:r>
-      <w:r>
-        <w:t xml:space="preserve"> </w:t>
-      </w:r>
-      <w:r>
-        <w:t xml:space="preserve">A set is</w:t>
-      </w:r>
-      <w:r>
-        <w:t xml:space="preserve"> </w:t>
-      </w:r>
-      <w:r>
-        <w:rPr>
-          <w:b/>
-          <w:bCs/>
-        </w:rPr>
-        <w:t xml:space="preserve">countable</w:t>
-      </w:r>
-      <w:r>
-        <w:t xml:space="preserve"> </w:t>
-      </w:r>
-      <w:r>
-        <w:t xml:space="preserve">[18]</w:t>
-      </w:r>
-      <w:r>
-        <w:t xml:space="preserve"> </w:t>
-      </w:r>
-      <w:r>
-        <w:t xml:space="preserve">if it is finite (</w:t>
-      </w:r>
-      <w:hyperlink w:anchor="def-finite-set">
-        <w:r>
-          <w:rPr>
-            <w:rStyle w:val="Hyperlink"/>
-          </w:rPr>
-          <w:t xml:space="preserve">Definition 21</w:t>
-        </w:r>
-      </w:hyperlink>
-      <w:r>
-        <w:t xml:space="preserve">),</w:t>
-      </w:r>
-      <w:r>
-        <w:t xml:space="preserve"> </w:t>
-      </w:r>
-      <w:r>
-        <w:t xml:space="preserve">or if its elements can be listed as a sequence (</w:t>
-      </w:r>
-      <w:hyperlink w:anchor="def-sequence">
-        <w:r>
-          <w:rPr>
-            <w:rStyle w:val="Hyperlink"/>
-          </w:rPr>
-          <w:t xml:space="preserve">Definition 17</w:t>
-        </w:r>
-      </w:hyperlink>
-      <w:r>
-        <w:t xml:space="preserve">)</w:t>
-      </w:r>
-      <w:r>
-        <w:t xml:space="preserve"> </w:t>
-      </w:r>
-      <m:oMath>
-        <m:sSub>
-          <m:e>
-            <m:r>
-              <m:t>a</m:t>
-            </m:r>
-          </m:e>
-          <m:sub>
-            <m:r>
-              <m:t>1</m:t>
-            </m:r>
-          </m:sub>
-        </m:sSub>
-        <m:r>
-          <m:rPr>
-            <m:sty m:val="p"/>
-          </m:rPr>
-          <m:t>,</m:t>
-        </m:r>
-        <m:sSub>
-          <m:e>
-            <m:r>
-              <m:t>a</m:t>
-            </m:r>
-          </m:e>
-          <m:sub>
-            <m:r>
-              <m:t>2</m:t>
-            </m:r>
-          </m:sub>
-        </m:sSub>
-        <m:r>
-          <m:rPr>
-            <m:sty m:val="p"/>
-          </m:rPr>
-          <m:t>,</m:t>
-        </m:r>
-        <m:sSub>
-          <m:e>
-            <m:r>
-              <m:t>a</m:t>
-            </m:r>
-          </m:e>
-          <m:sub>
-            <m:r>
-              <m:t>3</m:t>
-            </m:r>
-          </m:sub>
-        </m:sSub>
-        <m:r>
-          <m:rPr>
-            <m:sty m:val="p"/>
-          </m:rPr>
-          <m:t>,</m:t>
-        </m:r>
-        <m:r>
-          <m:rPr>
-            <m:sty m:val="p"/>
-          </m:rPr>
-          <m:t>…</m:t>
-        </m:r>
-      </m:oMath>
-      <w:r>
-        <w:t xml:space="preserve"> </w:t>
-      </w:r>
-      <w:r>
-        <w:t xml:space="preserve">in which every element appears.</w:t>
-      </w:r>
-    </w:p>
-    <w:bookmarkEnd w:id="64"/>
-    <w:bookmarkStart w:id="65" w:name="def-countably-infinite"/>
-    <w:p>
-      <w:pPr>
-        <w:pStyle w:val="BodyText"/>
-      </w:pPr>
-      <w:r>
-        <w:rPr>
-          <w:b/>
-          <w:bCs/>
-        </w:rPr>
-        <w:t xml:space="preserve">Definition 25 (Countably infinite set)</w:t>
-      </w:r>
-      <w:r>
-        <w:t xml:space="preserve"> </w:t>
-      </w:r>
-      <w:r>
-        <w:t xml:space="preserve">A set is</w:t>
-      </w:r>
-      <w:r>
-        <w:t xml:space="preserve"> </w:t>
-      </w:r>
-      <w:r>
-        <w:rPr>
-          <w:b/>
-          <w:bCs/>
-        </w:rPr>
-        <w:t xml:space="preserve">countably infinite</w:t>
-      </w:r>
-      <w:r>
-        <w:t xml:space="preserve"> </w:t>
-      </w:r>
-      <w:r>
-        <w:t xml:space="preserve">if it is</w:t>
-      </w:r>
-      <w:r>
-        <w:t xml:space="preserve"> </w:t>
-      </w:r>
-      <w:hyperlink w:anchor="def-countable-set">
-        <w:r>
-          <w:rPr>
-            <w:rStyle w:val="Hyperlink"/>
-          </w:rPr>
-          <w:t xml:space="preserve">countable</w:t>
-        </w:r>
-      </w:hyperlink>
-      <w:r>
-        <w:t xml:space="preserve"> </w:t>
-      </w:r>
-      <w:r>
-        <w:t xml:space="preserve">and not finite.</w:t>
-      </w:r>
-    </w:p>
-    <w:bookmarkEnd w:id="65"/>
-    <w:bookmarkStart w:id="68" w:name="exm-countable-set"/>
-    <w:p>
-      <w:pPr>
-        <w:pStyle w:val="BodyText"/>
-      </w:pPr>
-      <w:r>
-        <w:rPr>
-          <w:b/>
-          <w:bCs/>
-        </w:rPr>
-        <w:t xml:space="preserve">Example 16 (Countable and uncountable sets)</w:t>
-      </w:r>
-      <w:r>
-        <w:t xml:space="preserve"> </w:t>
-      </w:r>
-      <w:r>
-        <w:t xml:space="preserve"> </w:t>
       </w:r>
     </w:p>
     <w:p>
@@ -13138,7 +13142,26 @@
           <w:numId w:val="1012"/>
         </w:numPr>
       </w:pPr>
-      <m:oMath>
+      <w:r>
+        <w:t xml:space="preserve">The natural numbers</w:t>
+      </w:r>
+      <w:r>
+        <w:t xml:space="preserve"> </w:t>
+      </w:r>
+      <m:oMath>
+        <m:r>
+          <m:rPr>
+            <m:scr m:val="double-struck"/>
+            <m:sty m:val="p"/>
+          </m:rPr>
+          <m:t>N</m:t>
+        </m:r>
+        <m:r>
+          <m:rPr>
+            <m:sty m:val="p"/>
+          </m:rPr>
+          <m:t>=</m:t>
+        </m:r>
         <m:r>
           <m:t>​</m:t>
         </m:r>
@@ -13178,25 +13201,10 @@
               <m:t>,</m:t>
             </m:r>
             <m:r>
-              <m:t>4</m:t>
-            </m:r>
-            <m:r>
               <m:rPr>
                 <m:sty m:val="p"/>
               </m:rPr>
-              <m:t>,</m:t>
-            </m:r>
-            <m:r>
-              <m:t>5</m:t>
-            </m:r>
-            <m:r>
-              <m:rPr>
-                <m:sty m:val="p"/>
-              </m:rPr>
-              <m:t>,</m:t>
-            </m:r>
-            <m:r>
-              <m:t>6</m:t>
+              <m:t>…</m:t>
             </m:r>
           </m:e>
         </m:d>
@@ -13208,7 +13216,412 @@
         <w:t xml:space="preserve"> </w:t>
       </w:r>
       <w:r>
-        <w:t xml:space="preserve">is countable, because it is finite.</w:t>
+        <w:t xml:space="preserve">are infinite:</w:t>
+      </w:r>
+      <w:r>
+        <w:t xml:space="preserve"> </w:t>
+      </w:r>
+      <w:r>
+        <w:t xml:space="preserve">for any</w:t>
+      </w:r>
+      <w:r>
+        <w:t xml:space="preserve"> </w:t>
+      </w:r>
+      <m:oMath>
+        <m:r>
+          <m:t>n</m:t>
+        </m:r>
+      </m:oMath>
+      <w:r>
+        <w:t xml:space="preserve">, a list</w:t>
+      </w:r>
+      <w:r>
+        <w:t xml:space="preserve"> </w:t>
+      </w:r>
+      <m:oMath>
+        <m:sSub>
+          <m:e>
+            <m:r>
+              <m:t>a</m:t>
+            </m:r>
+          </m:e>
+          <m:sub>
+            <m:r>
+              <m:t>1</m:t>
+            </m:r>
+          </m:sub>
+        </m:sSub>
+        <m:r>
+          <m:rPr>
+            <m:sty m:val="p"/>
+          </m:rPr>
+          <m:t>,</m:t>
+        </m:r>
+        <m:r>
+          <m:rPr>
+            <m:sty m:val="p"/>
+          </m:rPr>
+          <m:t>…</m:t>
+        </m:r>
+        <m:r>
+          <m:rPr>
+            <m:sty m:val="p"/>
+          </m:rPr>
+          <m:t>,</m:t>
+        </m:r>
+        <m:sSub>
+          <m:e>
+            <m:r>
+              <m:t>a</m:t>
+            </m:r>
+          </m:e>
+          <m:sub>
+            <m:r>
+              <m:t>n</m:t>
+            </m:r>
+          </m:sub>
+        </m:sSub>
+      </m:oMath>
+      <w:r>
+        <w:t xml:space="preserve"> </w:t>
+      </w:r>
+      <w:r>
+        <w:t xml:space="preserve">of natural numbers</w:t>
+      </w:r>
+      <w:r>
+        <w:t xml:space="preserve"> </w:t>
+      </w:r>
+      <w:r>
+        <w:t xml:space="preserve">misses the natural number</w:t>
+      </w:r>
+      <w:r>
+        <w:t xml:space="preserve"> </w:t>
+      </w:r>
+      <m:oMath>
+        <m:sSub>
+          <m:e>
+            <m:r>
+              <m:t>a</m:t>
+            </m:r>
+          </m:e>
+          <m:sub>
+            <m:r>
+              <m:t>1</m:t>
+            </m:r>
+          </m:sub>
+        </m:sSub>
+        <m:r>
+          <m:rPr>
+            <m:sty m:val="p"/>
+          </m:rPr>
+          <m:t>+</m:t>
+        </m:r>
+        <m:r>
+          <m:rPr>
+            <m:sty m:val="p"/>
+          </m:rPr>
+          <m:t>⋯</m:t>
+        </m:r>
+        <m:r>
+          <m:rPr>
+            <m:sty m:val="p"/>
+          </m:rPr>
+          <m:t>+</m:t>
+        </m:r>
+        <m:sSub>
+          <m:e>
+            <m:r>
+              <m:t>a</m:t>
+            </m:r>
+          </m:e>
+          <m:sub>
+            <m:r>
+              <m:t>n</m:t>
+            </m:r>
+          </m:sub>
+        </m:sSub>
+        <m:r>
+          <m:rPr>
+            <m:sty m:val="p"/>
+          </m:rPr>
+          <m:t>+</m:t>
+        </m:r>
+        <m:r>
+          <m:t>1</m:t>
+        </m:r>
+      </m:oMath>
+      <w:r>
+        <w:t xml:space="preserve">,</w:t>
+      </w:r>
+      <w:r>
+        <w:t xml:space="preserve"> </w:t>
+      </w:r>
+      <w:r>
+        <w:t xml:space="preserve">which is larger than every number in the list.</w:t>
+      </w:r>
+    </w:p>
+    <w:bookmarkEnd w:id="69"/>
+    <w:bookmarkStart w:id="70" w:name="def-infinite-set"/>
+    <w:p>
+      <w:pPr>
+        <w:pStyle w:val="FirstParagraph"/>
+      </w:pPr>
+      <w:r>
+        <w:rPr>
+          <w:b/>
+          <w:bCs/>
+        </w:rPr>
+        <w:t xml:space="preserve">Definition 24 (Infinite set)</w:t>
+      </w:r>
+      <w:r>
+        <w:t xml:space="preserve"> </w:t>
+      </w:r>
+      <w:r>
+        <w:t xml:space="preserve">A set that is not finite (</w:t>
+      </w:r>
+      <w:hyperlink w:anchor="def-finite-set">
+        <w:r>
+          <w:rPr>
+            <w:rStyle w:val="Hyperlink"/>
+          </w:rPr>
+          <w:t xml:space="preserve">Definition 22</w:t>
+        </w:r>
+      </w:hyperlink>
+      <w:r>
+        <w:t xml:space="preserve">) is</w:t>
+      </w:r>
+      <w:r>
+        <w:t xml:space="preserve"> </w:t>
+      </w:r>
+      <w:r>
+        <w:rPr>
+          <w:b/>
+          <w:bCs/>
+        </w:rPr>
+        <w:t xml:space="preserve">infinite</w:t>
+      </w:r>
+      <w:r>
+        <w:t xml:space="preserve"> </w:t>
+      </w:r>
+      <w:r>
+        <w:t xml:space="preserve">[18]</w:t>
+      </w:r>
+      <w:r>
+        <w:t xml:space="preserve">.</w:t>
+      </w:r>
+    </w:p>
+    <w:bookmarkEnd w:id="70"/>
+    <w:bookmarkStart w:id="71" w:name="def-countable-set"/>
+    <w:p>
+      <w:pPr>
+        <w:pStyle w:val="BodyText"/>
+      </w:pPr>
+      <w:r>
+        <w:rPr>
+          <w:b/>
+          <w:bCs/>
+        </w:rPr>
+        <w:t xml:space="preserve">Definition 25 (Countable set)</w:t>
+      </w:r>
+      <w:r>
+        <w:t xml:space="preserve"> </w:t>
+      </w:r>
+      <w:r>
+        <w:t xml:space="preserve">A set is</w:t>
+      </w:r>
+      <w:r>
+        <w:t xml:space="preserve"> </w:t>
+      </w:r>
+      <w:r>
+        <w:rPr>
+          <w:b/>
+          <w:bCs/>
+        </w:rPr>
+        <w:t xml:space="preserve">countable</w:t>
+      </w:r>
+      <w:r>
+        <w:t xml:space="preserve"> </w:t>
+      </w:r>
+      <w:r>
+        <w:t xml:space="preserve">[19]</w:t>
+      </w:r>
+      <w:r>
+        <w:t xml:space="preserve"> </w:t>
+      </w:r>
+      <w:r>
+        <w:t xml:space="preserve">if it is finite (</w:t>
+      </w:r>
+      <w:hyperlink w:anchor="def-finite-set">
+        <w:r>
+          <w:rPr>
+            <w:rStyle w:val="Hyperlink"/>
+          </w:rPr>
+          <w:t xml:space="preserve">Definition 22</w:t>
+        </w:r>
+      </w:hyperlink>
+      <w:r>
+        <w:t xml:space="preserve">),</w:t>
+      </w:r>
+      <w:r>
+        <w:t xml:space="preserve"> </w:t>
+      </w:r>
+      <w:r>
+        <w:t xml:space="preserve">or if its elements can be listed as a sequence (</w:t>
+      </w:r>
+      <w:hyperlink w:anchor="def-sequence">
+        <w:r>
+          <w:rPr>
+            <w:rStyle w:val="Hyperlink"/>
+          </w:rPr>
+          <w:t xml:space="preserve">Definition 17</w:t>
+        </w:r>
+      </w:hyperlink>
+      <w:r>
+        <w:t xml:space="preserve">)</w:t>
+      </w:r>
+      <w:r>
+        <w:t xml:space="preserve"> </w:t>
+      </w:r>
+      <m:oMath>
+        <m:sSub>
+          <m:e>
+            <m:r>
+              <m:t>a</m:t>
+            </m:r>
+          </m:e>
+          <m:sub>
+            <m:r>
+              <m:t>1</m:t>
+            </m:r>
+          </m:sub>
+        </m:sSub>
+        <m:r>
+          <m:rPr>
+            <m:sty m:val="p"/>
+          </m:rPr>
+          <m:t>,</m:t>
+        </m:r>
+        <m:sSub>
+          <m:e>
+            <m:r>
+              <m:t>a</m:t>
+            </m:r>
+          </m:e>
+          <m:sub>
+            <m:r>
+              <m:t>2</m:t>
+            </m:r>
+          </m:sub>
+        </m:sSub>
+        <m:r>
+          <m:rPr>
+            <m:sty m:val="p"/>
+          </m:rPr>
+          <m:t>,</m:t>
+        </m:r>
+        <m:sSub>
+          <m:e>
+            <m:r>
+              <m:t>a</m:t>
+            </m:r>
+          </m:e>
+          <m:sub>
+            <m:r>
+              <m:t>3</m:t>
+            </m:r>
+          </m:sub>
+        </m:sSub>
+        <m:r>
+          <m:rPr>
+            <m:sty m:val="p"/>
+          </m:rPr>
+          <m:t>,</m:t>
+        </m:r>
+        <m:r>
+          <m:rPr>
+            <m:sty m:val="p"/>
+          </m:rPr>
+          <m:t>…</m:t>
+        </m:r>
+      </m:oMath>
+      <w:r>
+        <w:t xml:space="preserve"> </w:t>
+      </w:r>
+      <w:r>
+        <w:t xml:space="preserve">in which every element appears.</w:t>
+      </w:r>
+    </w:p>
+    <w:bookmarkEnd w:id="71"/>
+    <w:bookmarkStart w:id="72" w:name="def-countably-infinite"/>
+    <w:p>
+      <w:pPr>
+        <w:pStyle w:val="BodyText"/>
+      </w:pPr>
+      <w:r>
+        <w:rPr>
+          <w:b/>
+          <w:bCs/>
+        </w:rPr>
+        <w:t xml:space="preserve">Definition 26 (Countably infinite set)</w:t>
+      </w:r>
+      <w:r>
+        <w:t xml:space="preserve"> </w:t>
+      </w:r>
+      <w:r>
+        <w:t xml:space="preserve">A set is</w:t>
+      </w:r>
+      <w:r>
+        <w:t xml:space="preserve"> </w:t>
+      </w:r>
+      <w:r>
+        <w:rPr>
+          <w:b/>
+          <w:bCs/>
+        </w:rPr>
+        <w:t xml:space="preserve">countably infinite</w:t>
+      </w:r>
+      <w:r>
+        <w:t xml:space="preserve"> </w:t>
+      </w:r>
+      <w:r>
+        <w:t xml:space="preserve">if it is</w:t>
+      </w:r>
+      <w:r>
+        <w:t xml:space="preserve"> </w:t>
+      </w:r>
+      <w:hyperlink w:anchor="def-countable-set">
+        <w:r>
+          <w:rPr>
+            <w:rStyle w:val="Hyperlink"/>
+          </w:rPr>
+          <w:t xml:space="preserve">countable</w:t>
+        </w:r>
+      </w:hyperlink>
+      <w:r>
+        <w:t xml:space="preserve"> </w:t>
+      </w:r>
+      <w:r>
+        <w:t xml:space="preserve">and not finite.</w:t>
+      </w:r>
+    </w:p>
+    <w:bookmarkEnd w:id="72"/>
+    <w:bookmarkStart w:id="75" w:name="exm-countable-set"/>
+    <w:p>
+      <w:pPr>
+        <w:pStyle w:val="BodyText"/>
+      </w:pPr>
+      <w:r>
+        <w:rPr>
+          <w:b/>
+          <w:bCs/>
+        </w:rPr>
+        <w:t xml:space="preserve">Example 17 (Countable and uncountable sets)</w:t>
+      </w:r>
+      <w:r>
+        <w:t xml:space="preserve"> </w:t>
+      </w:r>
+      <w:r>
+        <w:t xml:space="preserve"> </w:t>
       </w:r>
     </w:p>
     <w:p>
@@ -13216,26 +13629,9 @@
         <w:pStyle w:val="Compact"/>
         <w:numPr>
           <w:ilvl w:val="0"/>
-          <w:numId w:val="1012"/>
+          <w:numId w:val="1013"/>
         </w:numPr>
       </w:pPr>
-      <w:r>
-        <w:t xml:space="preserve">The</w:t>
-      </w:r>
-      <w:r>
-        <w:t xml:space="preserve"> </w:t>
-      </w:r>
-      <w:hyperlink r:id="rId66">
-        <w:r>
-          <w:rPr>
-            <w:rStyle w:val="Hyperlink"/>
-          </w:rPr>
-          <w:t xml:space="preserve">non-negative integers</w:t>
-        </w:r>
-      </w:hyperlink>
-      <w:r>
-        <w:t xml:space="preserve"> </w:t>
-      </w:r>
       <m:oMath>
         <m:r>
           <m:t>​</m:t>
@@ -13249,7 +13645,7 @@
           </m:dPr>
           <m:e>
             <m:r>
-              <m:t>0</m:t>
+              <m:t>1</m:t>
             </m:r>
             <m:r>
               <m:rPr>
@@ -13258,7 +13654,7 @@
               <m:t>,</m:t>
             </m:r>
             <m:r>
-              <m:t>1</m:t>
+              <m:t>2</m:t>
             </m:r>
             <m:r>
               <m:rPr>
@@ -13267,7 +13663,7 @@
               <m:t>,</m:t>
             </m:r>
             <m:r>
-              <m:t>2</m:t>
+              <m:t>3</m:t>
             </m:r>
             <m:r>
               <m:rPr>
@@ -13276,10 +13672,25 @@
               <m:t>,</m:t>
             </m:r>
             <m:r>
+              <m:t>4</m:t>
+            </m:r>
+            <m:r>
               <m:rPr>
                 <m:sty m:val="p"/>
               </m:rPr>
-              <m:t>…</m:t>
+              <m:t>,</m:t>
+            </m:r>
+            <m:r>
+              <m:t>5</m:t>
+            </m:r>
+            <m:r>
+              <m:rPr>
+                <m:sty m:val="p"/>
+              </m:rPr>
+              <m:t>,</m:t>
+            </m:r>
+            <m:r>
+              <m:t>6</m:t>
             </m:r>
           </m:e>
         </m:d>
@@ -13291,57 +13702,7 @@
         <w:t xml:space="preserve"> </w:t>
       </w:r>
       <w:r>
-        <w:t xml:space="preserve">are countably infinite:</w:t>
-      </w:r>
-      <w:r>
-        <w:t xml:space="preserve"> </w:t>
-      </w:r>
-      <w:r>
-        <w:t xml:space="preserve">the sequence</w:t>
-      </w:r>
-      <w:r>
-        <w:t xml:space="preserve"> </w:t>
-      </w:r>
-      <m:oMath>
-        <m:r>
-          <m:t>0</m:t>
-        </m:r>
-        <m:r>
-          <m:rPr>
-            <m:sty m:val="p"/>
-          </m:rPr>
-          <m:t>,</m:t>
-        </m:r>
-        <m:r>
-          <m:t>1</m:t>
-        </m:r>
-        <m:r>
-          <m:rPr>
-            <m:sty m:val="p"/>
-          </m:rPr>
-          <m:t>,</m:t>
-        </m:r>
-        <m:r>
-          <m:t>2</m:t>
-        </m:r>
-        <m:r>
-          <m:rPr>
-            <m:sty m:val="p"/>
-          </m:rPr>
-          <m:t>,</m:t>
-        </m:r>
-        <m:r>
-          <m:rPr>
-            <m:sty m:val="p"/>
-          </m:rPr>
-          <m:t>…</m:t>
-        </m:r>
-      </m:oMath>
-      <w:r>
-        <w:t xml:space="preserve"> </w:t>
-      </w:r>
-      <w:r>
-        <w:t xml:space="preserve">lists them.</w:t>
+        <w:t xml:space="preserve">is countable, because it is finite.</w:t>
       </w:r>
     </w:p>
     <w:p>
@@ -13349,7 +13710,7 @@
         <w:pStyle w:val="Compact"/>
         <w:numPr>
           <w:ilvl w:val="0"/>
-          <w:numId w:val="1012"/>
+          <w:numId w:val="1013"/>
         </w:numPr>
       </w:pPr>
       <w:r>
@@ -13358,7 +13719,140 @@
       <w:r>
         <w:t xml:space="preserve"> </w:t>
       </w:r>
-      <w:hyperlink r:id="rId67">
+      <w:hyperlink r:id="rId73">
+        <w:r>
+          <w:rPr>
+            <w:rStyle w:val="Hyperlink"/>
+          </w:rPr>
+          <w:t xml:space="preserve">non-negative integers</w:t>
+        </w:r>
+      </w:hyperlink>
+      <w:r>
+        <w:t xml:space="preserve"> </w:t>
+      </w:r>
+      <m:oMath>
+        <m:r>
+          <m:t>​</m:t>
+        </m:r>
+        <m:d>
+          <m:dPr>
+            <m:begChr m:val="{"/>
+            <m:sepChr m:val=""/>
+            <m:endChr m:val="}"/>
+            <m:grow/>
+          </m:dPr>
+          <m:e>
+            <m:r>
+              <m:t>0</m:t>
+            </m:r>
+            <m:r>
+              <m:rPr>
+                <m:sty m:val="p"/>
+              </m:rPr>
+              <m:t>,</m:t>
+            </m:r>
+            <m:r>
+              <m:t>1</m:t>
+            </m:r>
+            <m:r>
+              <m:rPr>
+                <m:sty m:val="p"/>
+              </m:rPr>
+              <m:t>,</m:t>
+            </m:r>
+            <m:r>
+              <m:t>2</m:t>
+            </m:r>
+            <m:r>
+              <m:rPr>
+                <m:sty m:val="p"/>
+              </m:rPr>
+              <m:t>,</m:t>
+            </m:r>
+            <m:r>
+              <m:rPr>
+                <m:sty m:val="p"/>
+              </m:rPr>
+              <m:t>…</m:t>
+            </m:r>
+          </m:e>
+        </m:d>
+        <m:r>
+          <m:t>​</m:t>
+        </m:r>
+      </m:oMath>
+      <w:r>
+        <w:t xml:space="preserve"> </w:t>
+      </w:r>
+      <w:r>
+        <w:t xml:space="preserve">are countably infinite:</w:t>
+      </w:r>
+      <w:r>
+        <w:t xml:space="preserve"> </w:t>
+      </w:r>
+      <w:r>
+        <w:t xml:space="preserve">the sequence</w:t>
+      </w:r>
+      <w:r>
+        <w:t xml:space="preserve"> </w:t>
+      </w:r>
+      <m:oMath>
+        <m:r>
+          <m:t>0</m:t>
+        </m:r>
+        <m:r>
+          <m:rPr>
+            <m:sty m:val="p"/>
+          </m:rPr>
+          <m:t>,</m:t>
+        </m:r>
+        <m:r>
+          <m:t>1</m:t>
+        </m:r>
+        <m:r>
+          <m:rPr>
+            <m:sty m:val="p"/>
+          </m:rPr>
+          <m:t>,</m:t>
+        </m:r>
+        <m:r>
+          <m:t>2</m:t>
+        </m:r>
+        <m:r>
+          <m:rPr>
+            <m:sty m:val="p"/>
+          </m:rPr>
+          <m:t>,</m:t>
+        </m:r>
+        <m:r>
+          <m:rPr>
+            <m:sty m:val="p"/>
+          </m:rPr>
+          <m:t>…</m:t>
+        </m:r>
+      </m:oMath>
+      <w:r>
+        <w:t xml:space="preserve"> </w:t>
+      </w:r>
+      <w:r>
+        <w:t xml:space="preserve">lists them.</w:t>
+      </w:r>
+    </w:p>
+    <w:p>
+      <w:pPr>
+        <w:pStyle w:val="Compact"/>
+        <w:numPr>
+          <w:ilvl w:val="0"/>
+          <w:numId w:val="1013"/>
+        </w:numPr>
+      </w:pPr>
+      <w:r>
+        <w:t xml:space="preserve">The</w:t>
+      </w:r>
+      <w:r>
+        <w:t xml:space="preserve"> </w:t>
+      </w:r>
+      <w:hyperlink r:id="rId74">
         <w:r>
           <w:rPr>
             <w:rStyle w:val="Hyperlink"/>
@@ -13477,8 +13971,8 @@
         <w:t xml:space="preserve">lists every one of them.</w:t>
       </w:r>
     </w:p>
-    <w:bookmarkEnd w:id="68"/>
-    <w:bookmarkStart w:id="69" w:name="thm-interval-uncountable"/>
+    <w:bookmarkEnd w:id="75"/>
+    <w:bookmarkStart w:id="76" w:name="thm-interval-uncountable"/>
     <w:p>
       <w:pPr>
         <w:pStyle w:val="FirstParagraph"/>
@@ -13546,8 +14040,8 @@
         <w:t xml:space="preserve">.</w:t>
       </w:r>
     </w:p>
-    <w:bookmarkEnd w:id="69"/>
-    <w:bookmarkStart w:id="72" w:name="rem-cantor-diagonal"/>
+    <w:bookmarkEnd w:id="76"/>
+    <w:bookmarkStart w:id="79" w:name="rem-cantor-diagonal"/>
     <w:p>
       <w:pPr>
         <w:pStyle w:val="BodyText"/>
@@ -13568,7 +14062,7 @@
       <w:r>
         <w:t xml:space="preserve"> </w:t>
       </w:r>
-      <w:hyperlink r:id="rId70">
+      <w:hyperlink r:id="rId77">
         <w:r>
           <w:rPr>
             <w:rStyle w:val="Hyperlink"/>
@@ -13664,7 +14158,7 @@
       <w:r>
         <w:t xml:space="preserve"> </w:t>
       </w:r>
-      <w:hyperlink r:id="rId71">
+      <w:hyperlink r:id="rId78">
         <w:r>
           <w:rPr>
             <w:rStyle w:val="Hyperlink"/>
@@ -13768,7 +14262,7 @@
         <w:t xml:space="preserve"> </w:t>
       </w:r>
       <w:r>
-        <w:t xml:space="preserve">[19]</w:t>
+        <w:t xml:space="preserve">[20]</w:t>
       </w:r>
       <w:r>
         <w:t xml:space="preserve">.</w:t>
@@ -13989,9 +14483,9 @@
         <w:t xml:space="preserve">and from the third in the third digit.</w:t>
       </w:r>
     </w:p>
-    <w:bookmarkEnd w:id="72"/>
-    <w:bookmarkEnd w:id="73"/>
-    <w:bookmarkStart w:id="113" w:name="references"/>
+    <w:bookmarkEnd w:id="79"/>
+    <w:bookmarkEnd w:id="80"/>
+    <w:bookmarkStart w:id="122" w:name="references"/>
     <w:p>
       <w:pPr>
         <w:pStyle w:val="Heading2"/>
@@ -14000,8 +14494,8 @@
         <w:t xml:space="preserve">References</w:t>
       </w:r>
     </w:p>
-    <w:bookmarkStart w:id="112" w:name="refs"/>
-    <w:bookmarkStart w:id="75" w:name="ref-wikipedia_function_mathematics"/>
+    <w:bookmarkStart w:id="121" w:name="refs"/>
+    <w:bookmarkStart w:id="82" w:name="ref-wikipedia_function_mathematics"/>
     <w:p>
       <w:pPr>
         <w:pStyle w:val="Bibliography"/>
@@ -14048,7 +14542,7 @@
       <w:r>
         <w:t xml:space="preserve"> </w:t>
       </w:r>
-      <w:hyperlink r:id="rId74">
+      <w:hyperlink r:id="rId81">
         <w:r>
           <w:rPr>
             <w:rStyle w:val="Hyperlink"/>
@@ -14057,8 +14551,8 @@
         </w:r>
       </w:hyperlink>
     </w:p>
-    <w:bookmarkEnd w:id="75"/>
-    <w:bookmarkStart w:id="77" w:name="ref-wikipedia_binary_relation"/>
+    <w:bookmarkEnd w:id="82"/>
+    <w:bookmarkStart w:id="84" w:name="ref-wikipedia_binary_relation"/>
     <w:p>
       <w:pPr>
         <w:pStyle w:val="Bibliography"/>
@@ -14105,7 +14599,7 @@
       <w:r>
         <w:t xml:space="preserve"> </w:t>
       </w:r>
-      <w:hyperlink r:id="rId76">
+      <w:hyperlink r:id="rId83">
         <w:r>
           <w:rPr>
             <w:rStyle w:val="Hyperlink"/>
@@ -14114,8 +14608,8 @@
         </w:r>
       </w:hyperlink>
     </w:p>
-    <w:bookmarkEnd w:id="77"/>
-    <w:bookmarkStart w:id="79" w:name="ref-wikipedia_domain_of_a_function"/>
+    <w:bookmarkEnd w:id="84"/>
+    <w:bookmarkStart w:id="86" w:name="ref-wikipedia_domain_of_a_function"/>
     <w:p>
       <w:pPr>
         <w:pStyle w:val="Bibliography"/>
@@ -14162,7 +14656,7 @@
       <w:r>
         <w:t xml:space="preserve"> </w:t>
       </w:r>
-      <w:hyperlink r:id="rId78">
+      <w:hyperlink r:id="rId85">
         <w:r>
           <w:rPr>
             <w:rStyle w:val="Hyperlink"/>
@@ -14171,8 +14665,8 @@
         </w:r>
       </w:hyperlink>
     </w:p>
-    <w:bookmarkEnd w:id="79"/>
-    <w:bookmarkStart w:id="81" w:name="ref-wikipedia_codomain"/>
+    <w:bookmarkEnd w:id="86"/>
+    <w:bookmarkStart w:id="88" w:name="ref-wikipedia_codomain"/>
     <w:p>
       <w:pPr>
         <w:pStyle w:val="Bibliography"/>
@@ -14219,7 +14713,7 @@
       <w:r>
         <w:t xml:space="preserve"> </w:t>
       </w:r>
-      <w:hyperlink r:id="rId80">
+      <w:hyperlink r:id="rId87">
         <w:r>
           <w:rPr>
             <w:rStyle w:val="Hyperlink"/>
@@ -14228,8 +14722,8 @@
         </w:r>
       </w:hyperlink>
     </w:p>
-    <w:bookmarkEnd w:id="81"/>
-    <w:bookmarkStart w:id="83" w:name="ref-wikipedia_image_mathematics"/>
+    <w:bookmarkEnd w:id="88"/>
+    <w:bookmarkStart w:id="90" w:name="ref-wikipedia_image_mathematics"/>
     <w:p>
       <w:pPr>
         <w:pStyle w:val="Bibliography"/>
@@ -14276,7 +14770,7 @@
       <w:r>
         <w:t xml:space="preserve"> </w:t>
       </w:r>
-      <w:hyperlink r:id="rId82">
+      <w:hyperlink r:id="rId89">
         <w:r>
           <w:rPr>
             <w:rStyle w:val="Hyperlink"/>
@@ -14285,8 +14779,8 @@
         </w:r>
       </w:hyperlink>
     </w:p>
-    <w:bookmarkEnd w:id="83"/>
-    <w:bookmarkStart w:id="85" w:name="ref-wikipedia_range_of_a_function"/>
+    <w:bookmarkEnd w:id="90"/>
+    <w:bookmarkStart w:id="92" w:name="ref-wikipedia_range_of_a_function"/>
     <w:p>
       <w:pPr>
         <w:pStyle w:val="Bibliography"/>
@@ -14333,7 +14827,7 @@
       <w:r>
         <w:t xml:space="preserve"> </w:t>
       </w:r>
-      <w:hyperlink r:id="rId84">
+      <w:hyperlink r:id="rId91">
         <w:r>
           <w:rPr>
             <w:rStyle w:val="Hyperlink"/>
@@ -14342,8 +14836,8 @@
         </w:r>
       </w:hyperlink>
     </w:p>
-    <w:bookmarkEnd w:id="85"/>
-    <w:bookmarkStart w:id="87" w:name="ref-wikipedia_graph_of_a_function"/>
+    <w:bookmarkEnd w:id="92"/>
+    <w:bookmarkStart w:id="94" w:name="ref-wikipedia_graph_of_a_function"/>
     <w:p>
       <w:pPr>
         <w:pStyle w:val="Bibliography"/>
@@ -14390,7 +14884,7 @@
       <w:r>
         <w:t xml:space="preserve"> </w:t>
       </w:r>
-      <w:hyperlink r:id="rId86">
+      <w:hyperlink r:id="rId93">
         <w:r>
           <w:rPr>
             <w:rStyle w:val="Hyperlink"/>
@@ -14399,8 +14893,8 @@
         </w:r>
       </w:hyperlink>
     </w:p>
-    <w:bookmarkEnd w:id="87"/>
-    <w:bookmarkStart w:id="89" w:name="ref-halmos1974naive"/>
+    <w:bookmarkEnd w:id="94"/>
+    <w:bookmarkStart w:id="96" w:name="ref-halmos1974naive"/>
     <w:p>
       <w:pPr>
         <w:pStyle w:val="Bibliography"/>
@@ -14433,7 +14927,7 @@
       <w:r>
         <w:t xml:space="preserve"> </w:t>
       </w:r>
-      <w:hyperlink r:id="rId88">
+      <w:hyperlink r:id="rId95">
         <w:r>
           <w:rPr>
             <w:rStyle w:val="Hyperlink"/>
@@ -14445,8 +14939,8 @@
         <w:t xml:space="preserve">.</w:t>
       </w:r>
     </w:p>
-    <w:bookmarkEnd w:id="89"/>
-    <w:bookmarkStart w:id="91" w:name="ref-wikipedia_function_composition"/>
+    <w:bookmarkEnd w:id="96"/>
+    <w:bookmarkStart w:id="98" w:name="ref-wikipedia_function_composition"/>
     <w:p>
       <w:pPr>
         <w:pStyle w:val="Bibliography"/>
@@ -14493,7 +14987,7 @@
       <w:r>
         <w:t xml:space="preserve"> </w:t>
       </w:r>
-      <w:hyperlink r:id="rId90">
+      <w:hyperlink r:id="rId97">
         <w:r>
           <w:rPr>
             <w:rStyle w:val="Hyperlink"/>
@@ -14502,8 +14996,8 @@
         </w:r>
       </w:hyperlink>
     </w:p>
-    <w:bookmarkEnd w:id="91"/>
-    <w:bookmarkStart w:id="93" w:name="ref-wikipedia_inverse_function"/>
+    <w:bookmarkEnd w:id="98"/>
+    <w:bookmarkStart w:id="100" w:name="ref-wikipedia_inverse_function"/>
     <w:p>
       <w:pPr>
         <w:pStyle w:val="Bibliography"/>
@@ -14550,7 +15044,7 @@
       <w:r>
         <w:t xml:space="preserve"> </w:t>
       </w:r>
-      <w:hyperlink r:id="rId92">
+      <w:hyperlink r:id="rId99">
         <w:r>
           <w:rPr>
             <w:rStyle w:val="Hyperlink"/>
@@ -14559,8 +15053,8 @@
         </w:r>
       </w:hyperlink>
     </w:p>
-    <w:bookmarkEnd w:id="93"/>
-    <w:bookmarkStart w:id="95" w:name="ref-wikipedia_operator_mathematics"/>
+    <w:bookmarkEnd w:id="100"/>
+    <w:bookmarkStart w:id="102" w:name="ref-wikipedia_operator_mathematics"/>
     <w:p>
       <w:pPr>
         <w:pStyle w:val="Bibliography"/>
@@ -14607,7 +15101,7 @@
       <w:r>
         <w:t xml:space="preserve"> </w:t>
       </w:r>
-      <w:hyperlink r:id="rId94">
+      <w:hyperlink r:id="rId101">
         <w:r>
           <w:rPr>
             <w:rStyle w:val="Hyperlink"/>
@@ -14616,8 +15110,8 @@
         </w:r>
       </w:hyperlink>
     </w:p>
-    <w:bookmarkEnd w:id="95"/>
-    <w:bookmarkStart w:id="97" w:name="ref-wikipedia_functional_mathematics"/>
+    <w:bookmarkEnd w:id="102"/>
+    <w:bookmarkStart w:id="104" w:name="ref-wikipedia_functional_mathematics"/>
     <w:p>
       <w:pPr>
         <w:pStyle w:val="Bibliography"/>
@@ -14664,7 +15158,7 @@
       <w:r>
         <w:t xml:space="preserve"> </w:t>
       </w:r>
-      <w:hyperlink r:id="rId96">
+      <w:hyperlink r:id="rId103">
         <w:r>
           <w:rPr>
             <w:rStyle w:val="Hyperlink"/>
@@ -14673,8 +15167,8 @@
         </w:r>
       </w:hyperlink>
     </w:p>
-    <w:bookmarkEnd w:id="97"/>
-    <w:bookmarkStart w:id="99" w:name="ref-wikipedia_sequence"/>
+    <w:bookmarkEnd w:id="104"/>
+    <w:bookmarkStart w:id="106" w:name="ref-wikipedia_sequence"/>
     <w:p>
       <w:pPr>
         <w:pStyle w:val="Bibliography"/>
@@ -14721,7 +15215,7 @@
       <w:r>
         <w:t xml:space="preserve"> </w:t>
       </w:r>
-      <w:hyperlink r:id="rId98">
+      <w:hyperlink r:id="rId105">
         <w:r>
           <w:rPr>
             <w:rStyle w:val="Hyperlink"/>
@@ -14730,8 +15224,8 @@
         </w:r>
       </w:hyperlink>
     </w:p>
-    <w:bookmarkEnd w:id="99"/>
-    <w:bookmarkStart w:id="101" w:name="ref-wikipedia_logistic_function"/>
+    <w:bookmarkEnd w:id="106"/>
+    <w:bookmarkStart w:id="108" w:name="ref-wikipedia_closure_mathematics"/>
     <w:p>
       <w:pPr>
         <w:pStyle w:val="Bibliography"/>
@@ -14752,6 +15246,63 @@
         <w:t xml:space="preserve"> </w:t>
       </w:r>
       <w:r>
+        <w:t xml:space="preserve">“Closure (mathematics) —</w:t>
+      </w:r>
+      <w:r>
+        <w:t xml:space="preserve"> </w:t>
+      </w:r>
+      <w:r>
+        <w:t xml:space="preserve">Wikipedia</w:t>
+      </w:r>
+      <w:r>
+        <w:t xml:space="preserve">,</w:t>
+      </w:r>
+      <w:r>
+        <w:t xml:space="preserve"> </w:t>
+      </w:r>
+      <w:r>
+        <w:t xml:space="preserve">the free encyclopedia.”</w:t>
+      </w:r>
+      <w:r>
+        <w:t xml:space="preserve"> </w:t>
+      </w:r>
+      <w:r>
+        <w:t xml:space="preserve">2026. Available:</w:t>
+      </w:r>
+      <w:r>
+        <w:t xml:space="preserve"> </w:t>
+      </w:r>
+      <w:hyperlink r:id="rId107">
+        <w:r>
+          <w:rPr>
+            <w:rStyle w:val="Hyperlink"/>
+          </w:rPr>
+          <w:t xml:space="preserve">https://en.wikipedia.org/wiki/Closure_(mathematics)</w:t>
+        </w:r>
+      </w:hyperlink>
+    </w:p>
+    <w:bookmarkEnd w:id="108"/>
+    <w:bookmarkStart w:id="110" w:name="ref-wikipedia_logistic_function"/>
+    <w:p>
+      <w:pPr>
+        <w:pStyle w:val="Bibliography"/>
+      </w:pPr>
+      <w:r>
+        <w:t xml:space="preserve">[15]</w:t>
+      </w:r>
+      <w:r>
+        <w:t xml:space="preserve"> </w:t>
+      </w:r>
+      <w:r>
+        <w:t xml:space="preserve">	</w:t>
+      </w:r>
+      <w:r>
+        <w:t xml:space="preserve">Wikipedia contributors,</w:t>
+      </w:r>
+      <w:r>
+        <w:t xml:space="preserve"> </w:t>
+      </w:r>
+      <w:r>
         <w:t xml:space="preserve">“Logistic function —</w:t>
       </w:r>
       <w:r>
@@ -14778,7 +15329,7 @@
       <w:r>
         <w:t xml:space="preserve"> </w:t>
       </w:r>
-      <w:hyperlink r:id="rId100">
+      <w:hyperlink r:id="rId109">
         <w:r>
           <w:rPr>
             <w:rStyle w:val="Hyperlink"/>
@@ -14787,14 +15338,14 @@
         </w:r>
       </w:hyperlink>
     </w:p>
-    <w:bookmarkEnd w:id="101"/>
-    <w:bookmarkStart w:id="103" w:name="ref-wikipedia_finite_set"/>
+    <w:bookmarkEnd w:id="110"/>
+    <w:bookmarkStart w:id="112" w:name="ref-wikipedia_finite_set"/>
     <w:p>
       <w:pPr>
         <w:pStyle w:val="Bibliography"/>
       </w:pPr>
       <w:r>
-        <w:t xml:space="preserve">[15]</w:t>
+        <w:t xml:space="preserve">[16]</w:t>
       </w:r>
       <w:r>
         <w:t xml:space="preserve"> </w:t>
@@ -14835,7 +15386,7 @@
       <w:r>
         <w:t xml:space="preserve"> </w:t>
       </w:r>
-      <w:hyperlink r:id="rId102">
+      <w:hyperlink r:id="rId111">
         <w:r>
           <w:rPr>
             <w:rStyle w:val="Hyperlink"/>
@@ -14844,14 +15395,14 @@
         </w:r>
       </w:hyperlink>
     </w:p>
-    <w:bookmarkEnd w:id="103"/>
-    <w:bookmarkStart w:id="105" w:name="ref-wikipedia_cardinality"/>
+    <w:bookmarkEnd w:id="112"/>
+    <w:bookmarkStart w:id="114" w:name="ref-wikipedia_cardinality"/>
     <w:p>
       <w:pPr>
         <w:pStyle w:val="Bibliography"/>
       </w:pPr>
       <w:r>
-        <w:t xml:space="preserve">[16]</w:t>
+        <w:t xml:space="preserve">[17]</w:t>
       </w:r>
       <w:r>
         <w:t xml:space="preserve"> </w:t>
@@ -14892,7 +15443,7 @@
       <w:r>
         <w:t xml:space="preserve"> </w:t>
       </w:r>
-      <w:hyperlink r:id="rId104">
+      <w:hyperlink r:id="rId113">
         <w:r>
           <w:rPr>
             <w:rStyle w:val="Hyperlink"/>
@@ -14901,14 +15452,14 @@
         </w:r>
       </w:hyperlink>
     </w:p>
-    <w:bookmarkEnd w:id="105"/>
-    <w:bookmarkStart w:id="107" w:name="ref-wikipedia_infinite_set"/>
+    <w:bookmarkEnd w:id="114"/>
+    <w:bookmarkStart w:id="116" w:name="ref-wikipedia_infinite_set"/>
     <w:p>
       <w:pPr>
         <w:pStyle w:val="Bibliography"/>
       </w:pPr>
       <w:r>
-        <w:t xml:space="preserve">[17]</w:t>
+        <w:t xml:space="preserve">[18]</w:t>
       </w:r>
       <w:r>
         <w:t xml:space="preserve"> </w:t>
@@ -14949,7 +15500,7 @@
       <w:r>
         <w:t xml:space="preserve"> </w:t>
       </w:r>
-      <w:hyperlink r:id="rId106">
+      <w:hyperlink r:id="rId115">
         <w:r>
           <w:rPr>
             <w:rStyle w:val="Hyperlink"/>
@@ -14958,14 +15509,14 @@
         </w:r>
       </w:hyperlink>
     </w:p>
-    <w:bookmarkEnd w:id="107"/>
-    <w:bookmarkStart w:id="109" w:name="ref-wikipedia_countable_set"/>
+    <w:bookmarkEnd w:id="116"/>
+    <w:bookmarkStart w:id="118" w:name="ref-wikipedia_countable_set"/>
     <w:p>
       <w:pPr>
         <w:pStyle w:val="Bibliography"/>
       </w:pPr>
       <w:r>
-        <w:t xml:space="preserve">[18]</w:t>
+        <w:t xml:space="preserve">[19]</w:t>
       </w:r>
       <w:r>
         <w:t xml:space="preserve"> </w:t>
@@ -15006,7 +15557,7 @@
       <w:r>
         <w:t xml:space="preserve"> </w:t>
       </w:r>
-      <w:hyperlink r:id="rId108">
+      <w:hyperlink r:id="rId117">
         <w:r>
           <w:rPr>
             <w:rStyle w:val="Hyperlink"/>
@@ -15015,14 +15566,14 @@
         </w:r>
       </w:hyperlink>
     </w:p>
-    <w:bookmarkEnd w:id="109"/>
-    <w:bookmarkStart w:id="111" w:name="ref-wikipedia_cantors_diagonal_argument"/>
+    <w:bookmarkEnd w:id="118"/>
+    <w:bookmarkStart w:id="120" w:name="ref-wikipedia_cantors_diagonal_argument"/>
     <w:p>
       <w:pPr>
         <w:pStyle w:val="Bibliography"/>
       </w:pPr>
       <w:r>
-        <w:t xml:space="preserve">[19]</w:t>
+        <w:t xml:space="preserve">[20]</w:t>
       </w:r>
       <w:r>
         <w:t xml:space="preserve"> </w:t>
@@ -15063,7 +15614,7 @@
       <w:r>
         <w:t xml:space="preserve"> </w:t>
       </w:r>
-      <w:hyperlink r:id="rId110">
+      <w:hyperlink r:id="rId119">
         <w:r>
           <w:rPr>
             <w:rStyle w:val="Hyperlink"/>
@@ -15072,9 +15623,9 @@
         </w:r>
       </w:hyperlink>
     </w:p>
-    <w:bookmarkEnd w:id="111"/>
-    <w:bookmarkEnd w:id="112"/>
-    <w:bookmarkEnd w:id="113"/>
+    <w:bookmarkEnd w:id="120"/>
+    <w:bookmarkEnd w:id="121"/>
+    <w:bookmarkEnd w:id="122"/>
     <w:sectPr>
       <w:footnotePr>
         <w:numRestart w:val="eachSect"/>
@@ -15437,6 +15988,9 @@
     <w:abstractNumId w:val="991"/>
   </w:num>
   <w:num w:numId="1012">
+    <w:abstractNumId w:val="991"/>
+  </w:num>
+  <w:num w:numId="1013">
     <w:abstractNumId w:val="991"/>
   </w:num>
 </w:numbering>

--- a/functions.docx
+++ b/functions.docx
@@ -15,7 +15,7 @@
         <w:pStyle w:val="Date"/>
       </w:pPr>
       <w:r>
-        <w:t xml:space="preserve">Last modified: 2026-10-19 09:38:56 (PDT)</w:t>
+        <w:t xml:space="preserve">Last modified: 2026-10-19 11:02:25 (PDT)</w:t>
       </w:r>
     </w:p>
     <w:p>

--- a/functions.docx
+++ b/functions.docx
@@ -15,7 +15,7 @@
         <w:pStyle w:val="Date"/>
       </w:pPr>
       <w:r>
-        <w:t xml:space="preserve">Last modified: 2026-10-19 11:02:25 (PDT)</w:t>
+        <w:t xml:space="preserve">Last modified: 2026-10-19 12:33:15 (PDT)</w:t>
       </w:r>
     </w:p>
     <w:p>

--- a/functions.docx
+++ b/functions.docx
@@ -15,7 +15,7 @@
         <w:pStyle w:val="Date"/>
       </w:pPr>
       <w:r>
-        <w:t xml:space="preserve">Last modified: 2026-10-19 12:33:15 (PDT)</w:t>
+        <w:t xml:space="preserve">Last modified: 2026-10-19 23:31:34 (PDT)</w:t>
       </w:r>
     </w:p>
     <w:p>

--- a/functions.docx
+++ b/functions.docx
@@ -15,7 +15,7 @@
         <w:pStyle w:val="Date"/>
       </w:pPr>
       <w:r>
-        <w:t xml:space="preserve">Last modified: 2026-10-19 23:31:34 (PDT)</w:t>
+        <w:t xml:space="preserve">Last modified: 2026-10-20 00:42:48 (PDT)</w:t>
       </w:r>
     </w:p>
     <w:p>

--- a/functions.docx
+++ b/functions.docx
@@ -15,7 +15,7 @@
         <w:pStyle w:val="Date"/>
       </w:pPr>
       <w:r>
-        <w:t xml:space="preserve">Last modified: 2026-10-20 00:42:48 (PDT)</w:t>
+        <w:t xml:space="preserve">Last modified: 2026-10-21 13:11:08 (PDT)</w:t>
       </w:r>
     </w:p>
     <w:p>

--- a/functions.docx
+++ b/functions.docx
@@ -15,7 +15,7 @@
         <w:pStyle w:val="Date"/>
       </w:pPr>
       <w:r>
-        <w:t xml:space="preserve">Last modified: 2026-10-21 13:11:08 (PDT)</w:t>
+        <w:t xml:space="preserve">Last modified: 2026-10-21 14:24:09 (PDT)</w:t>
       </w:r>
     </w:p>
     <w:p>

--- a/functions.docx
+++ b/functions.docx
@@ -15,7 +15,7 @@
         <w:pStyle w:val="Date"/>
       </w:pPr>
       <w:r>
-        <w:t xml:space="preserve">Last modified: 2026-10-21 14:24:09 (PDT)</w:t>
+        <w:t xml:space="preserve">Last modified: 2026-10-22 00:50:13 (PDT)</w:t>
       </w:r>
     </w:p>
     <w:p>

--- a/functions.docx
+++ b/functions.docx
@@ -15,7 +15,7 @@
         <w:pStyle w:val="Date"/>
       </w:pPr>
       <w:r>
-        <w:t xml:space="preserve">Last modified: 2026-10-22 00:50:13 (PDT)</w:t>
+        <w:t xml:space="preserve">Last modified: 2026-10-22 08:26:35 (PDT)</w:t>
       </w:r>
     </w:p>
     <w:p>

--- a/functions.docx
+++ b/functions.docx
@@ -15,7 +15,7 @@
         <w:pStyle w:val="Date"/>
       </w:pPr>
       <w:r>
-        <w:t xml:space="preserve">Last modified: 2026-10-22 08:26:35 (PDT)</w:t>
+        <w:t xml:space="preserve">Last modified: 2026-10-22 09:50:17 (PDT)</w:t>
       </w:r>
     </w:p>
     <w:p>

--- a/functions.docx
+++ b/functions.docx
@@ -15,7 +15,7 @@
         <w:pStyle w:val="Date"/>
       </w:pPr>
       <w:r>
-        <w:t xml:space="preserve">Last modified: 2026-10-22 09:50:17 (PDT)</w:t>
+        <w:t xml:space="preserve">Last modified: 2026-10-22 11:05:55 (PDT)</w:t>
       </w:r>
     </w:p>
     <w:p>

--- a/functions.docx
+++ b/functions.docx
@@ -15,7 +15,7 @@
         <w:pStyle w:val="Date"/>
       </w:pPr>
       <w:r>
-        <w:t xml:space="preserve">Last modified: 2026-10-24 15:35:26 (PDT)</w:t>
+        <w:t xml:space="preserve">Last modified: 2026-10-24 20:19:00 (PDT)</w:t>
       </w:r>
     </w:p>
     <w:p>
@@ -12243,7 +12243,10 @@
       </w:r>
       <m:oMath>
         <m:r>
-          <m:t>σ</m:t>
+          <m:rPr>
+            <m:sty m:val="p"/>
+          </m:rPr>
+          <m:t>expit</m:t>
         </m:r>
         <m:r>
           <m:rPr>
@@ -12312,7 +12315,10 @@
         </m:oMathParaPr>
         <m:oMath>
           <m:r>
-            <m:t>σ</m:t>
+            <m:rPr>
+              <m:sty m:val="p"/>
+            </m:rPr>
+            <m:t>expit</m:t>
           </m:r>
           <m:r>
             <m:t>​</m:t>

--- a/functions.docx
+++ b/functions.docx
@@ -15,7 +15,7 @@
         <w:pStyle w:val="Date"/>
       </w:pPr>
       <w:r>
-        <w:t xml:space="preserve">Last modified: 2026-10-24 20:19:00 (PDT)</w:t>
+        <w:t xml:space="preserve">Last modified: 2026-10-25 16:46:34 (PDT)</w:t>
       </w:r>
     </w:p>
     <w:p>
@@ -71,7 +71,7 @@
         <w:t xml:space="preserve">page.</w:t>
       </w:r>
     </w:p>
-    <w:bookmarkStart w:id="66" w:name="functions"/>
+    <w:bookmarkStart w:id="82" w:name="functions"/>
     <w:p>
       <w:pPr>
         <w:pStyle w:val="Heading2"/>
@@ -3071,7 +3071,1889 @@
       </w:r>
     </w:p>
     <w:bookmarkEnd w:id="26"/>
-    <w:bookmarkStart w:id="27" w:name="def-range"/>
+    <w:tbl>
+      <w:tblPr>
+        <w:tblStyle w:val="Table"/>
+        <w:tblW w:type="pct" w:w="5000"/>
+        <w:tblLayout w:type="fixed"/>
+        <w:tblLook w:firstRow="0" w:lastRow="0" w:firstColumn="0" w:lastColumn="0" w:noHBand="0" w:noVBand="0" w:val="0000"/>
+      </w:tblPr>
+      <w:tblGrid>
+        <w:gridCol w:w="7920"/>
+      </w:tblGrid>
+      <w:tr>
+        <w:tc>
+          <w:tcPr/>
+          <w:bookmarkStart w:id="30" w:name="fig-preimage"/>
+          <w:p>
+            <w:pPr>
+              <w:pStyle w:val="SourceCode"/>
+              <w:jc w:val="center"/>
+            </w:pPr>
+            <w:r>
+              <w:rPr>
+                <w:rStyle w:val="NormalTok"/>
+              </w:rPr>
+              <w:t xml:space="preserve">rolls </w:t>
+            </w:r>
+            <w:r>
+              <w:rPr>
+                <w:rStyle w:val="OtherTok"/>
+              </w:rPr>
+              <w:t xml:space="preserve">&lt;-</w:t>
+            </w:r>
+            <w:r>
+              <w:rPr>
+                <w:rStyle w:val="NormalTok"/>
+              </w:rPr>
+              <w:t xml:space="preserve"> </w:t>
+            </w:r>
+            <w:r>
+              <w:rPr>
+                <w:rStyle w:val="FunctionTok"/>
+              </w:rPr>
+              <w:t xml:space="preserve">data.frame</w:t>
+            </w:r>
+            <w:r>
+              <w:rPr>
+                <w:rStyle w:val="NormalTok"/>
+              </w:rPr>
+              <w:t xml:space="preserve">(</w:t>
+            </w:r>
+            <w:r>
+              <w:rPr>
+                <w:rStyle w:val="AttributeTok"/>
+              </w:rPr>
+              <w:t xml:space="preserve">roll =</w:t>
+            </w:r>
+            <w:r>
+              <w:rPr>
+                <w:rStyle w:val="NormalTok"/>
+              </w:rPr>
+              <w:t xml:space="preserve"> </w:t>
+            </w:r>
+            <w:r>
+              <w:rPr>
+                <w:rStyle w:val="DecValTok"/>
+              </w:rPr>
+              <w:t xml:space="preserve">1</w:t>
+            </w:r>
+            <w:r>
+              <w:rPr>
+                <w:rStyle w:val="SpecialCharTok"/>
+              </w:rPr>
+              <w:t xml:space="preserve">:</w:t>
+            </w:r>
+            <w:r>
+              <w:rPr>
+                <w:rStyle w:val="DecValTok"/>
+              </w:rPr>
+              <w:t xml:space="preserve">6</w:t>
+            </w:r>
+            <w:r>
+              <w:rPr>
+                <w:rStyle w:val="NormalTok"/>
+              </w:rPr>
+              <w:t xml:space="preserve">, </w:t>
+            </w:r>
+            <w:r>
+              <w:rPr>
+                <w:rStyle w:val="AttributeTok"/>
+              </w:rPr>
+              <w:t xml:space="preserve">double =</w:t>
+            </w:r>
+            <w:r>
+              <w:rPr>
+                <w:rStyle w:val="NormalTok"/>
+              </w:rPr>
+              <w:t xml:space="preserve"> </w:t>
+            </w:r>
+            <w:r>
+              <w:rPr>
+                <w:rStyle w:val="DecValTok"/>
+              </w:rPr>
+              <w:t xml:space="preserve">2</w:t>
+            </w:r>
+            <w:r>
+              <w:rPr>
+                <w:rStyle w:val="NormalTok"/>
+              </w:rPr>
+              <w:t xml:space="preserve"> </w:t>
+            </w:r>
+            <w:r>
+              <w:rPr>
+                <w:rStyle w:val="SpecialCharTok"/>
+              </w:rPr>
+              <w:t xml:space="preserve">*</w:t>
+            </w:r>
+            <w:r>
+              <w:rPr>
+                <w:rStyle w:val="NormalTok"/>
+              </w:rPr>
+              <w:t xml:space="preserve"> (</w:t>
+            </w:r>
+            <w:r>
+              <w:rPr>
+                <w:rStyle w:val="DecValTok"/>
+              </w:rPr>
+              <w:t xml:space="preserve">1</w:t>
+            </w:r>
+            <w:r>
+              <w:rPr>
+                <w:rStyle w:val="SpecialCharTok"/>
+              </w:rPr>
+              <w:t xml:space="preserve">:</w:t>
+            </w:r>
+            <w:r>
+              <w:rPr>
+                <w:rStyle w:val="DecValTok"/>
+              </w:rPr>
+              <w:t xml:space="preserve">6</w:t>
+            </w:r>
+            <w:r>
+              <w:rPr>
+                <w:rStyle w:val="NormalTok"/>
+              </w:rPr>
+              <w:t xml:space="preserve">))</w:t>
+            </w:r>
+            <w:r>
+              <w:br/>
+            </w:r>
+            <w:r>
+              <w:rPr>
+                <w:rStyle w:val="NormalTok"/>
+              </w:rPr>
+              <w:t xml:space="preserve">levels_shown </w:t>
+            </w:r>
+            <w:r>
+              <w:rPr>
+                <w:rStyle w:val="OtherTok"/>
+              </w:rPr>
+              <w:t xml:space="preserve">&lt;-</w:t>
+            </w:r>
+            <w:r>
+              <w:rPr>
+                <w:rStyle w:val="NormalTok"/>
+              </w:rPr>
+              <w:t xml:space="preserve"> </w:t>
+            </w:r>
+            <w:r>
+              <w:rPr>
+                <w:rStyle w:val="FunctionTok"/>
+              </w:rPr>
+              <w:t xml:space="preserve">data.frame</w:t>
+            </w:r>
+            <w:r>
+              <w:rPr>
+                <w:rStyle w:val="NormalTok"/>
+              </w:rPr>
+              <w:t xml:space="preserve">(</w:t>
+            </w:r>
+            <w:r>
+              <w:br/>
+            </w:r>
+            <w:r>
+              <w:rPr>
+                <w:rStyle w:val="NormalTok"/>
+              </w:rPr>
+              <w:t xml:space="preserve">  </w:t>
+            </w:r>
+            <w:r>
+              <w:rPr>
+                <w:rStyle w:val="AttributeTok"/>
+              </w:rPr>
+              <w:t xml:space="preserve">height =</w:t>
+            </w:r>
+            <w:r>
+              <w:rPr>
+                <w:rStyle w:val="NormalTok"/>
+              </w:rPr>
+              <w:t xml:space="preserve"> </w:t>
+            </w:r>
+            <w:r>
+              <w:rPr>
+                <w:rStyle w:val="FunctionTok"/>
+              </w:rPr>
+              <w:t xml:space="preserve">c</w:t>
+            </w:r>
+            <w:r>
+              <w:rPr>
+                <w:rStyle w:val="NormalTok"/>
+              </w:rPr>
+              <w:t xml:space="preserve">(</w:t>
+            </w:r>
+            <w:r>
+              <w:rPr>
+                <w:rStyle w:val="DecValTok"/>
+              </w:rPr>
+              <w:t xml:space="preserve">3</w:t>
+            </w:r>
+            <w:r>
+              <w:rPr>
+                <w:rStyle w:val="NormalTok"/>
+              </w:rPr>
+              <w:t xml:space="preserve">, </w:t>
+            </w:r>
+            <w:r>
+              <w:rPr>
+                <w:rStyle w:val="DecValTok"/>
+              </w:rPr>
+              <w:t xml:space="preserve">4</w:t>
+            </w:r>
+            <w:r>
+              <w:rPr>
+                <w:rStyle w:val="NormalTok"/>
+              </w:rPr>
+              <w:t xml:space="preserve">, </w:t>
+            </w:r>
+            <w:r>
+              <w:rPr>
+                <w:rStyle w:val="DecValTok"/>
+              </w:rPr>
+              <w:t xml:space="preserve">6</w:t>
+            </w:r>
+            <w:r>
+              <w:rPr>
+                <w:rStyle w:val="NormalTok"/>
+              </w:rPr>
+              <w:t xml:space="preserve">),</w:t>
+            </w:r>
+            <w:r>
+              <w:br/>
+            </w:r>
+            <w:r>
+              <w:rPr>
+                <w:rStyle w:val="NormalTok"/>
+              </w:rPr>
+              <w:t xml:space="preserve">  </w:t>
+            </w:r>
+            <w:r>
+              <w:rPr>
+                <w:rStyle w:val="AttributeTok"/>
+              </w:rPr>
+              <w:t xml:space="preserve">hits =</w:t>
+            </w:r>
+            <w:r>
+              <w:rPr>
+                <w:rStyle w:val="NormalTok"/>
+              </w:rPr>
+              <w:t xml:space="preserve"> </w:t>
+            </w:r>
+            <w:r>
+              <w:rPr>
+                <w:rStyle w:val="FunctionTok"/>
+              </w:rPr>
+              <w:t xml:space="preserve">c</w:t>
+            </w:r>
+            <w:r>
+              <w:rPr>
+                <w:rStyle w:val="NormalTok"/>
+              </w:rPr>
+              <w:t xml:space="preserve">(</w:t>
+            </w:r>
+            <w:r>
+              <w:br/>
+            </w:r>
+            <w:r>
+              <w:rPr>
+                <w:rStyle w:val="NormalTok"/>
+              </w:rPr>
+              <w:t xml:space="preserve">    </w:t>
+            </w:r>
+            <w:r>
+              <w:rPr>
+                <w:rStyle w:val="StringTok"/>
+              </w:rPr>
+              <w:t xml:space="preserve">"preimage is empty"</w:t>
+            </w:r>
+            <w:r>
+              <w:rPr>
+                <w:rStyle w:val="NormalTok"/>
+              </w:rPr>
+              <w:t xml:space="preserve">,</w:t>
+            </w:r>
+            <w:r>
+              <w:br/>
+            </w:r>
+            <w:r>
+              <w:rPr>
+                <w:rStyle w:val="NormalTok"/>
+              </w:rPr>
+              <w:t xml:space="preserve">    </w:t>
+            </w:r>
+            <w:r>
+              <w:rPr>
+                <w:rStyle w:val="StringTok"/>
+              </w:rPr>
+              <w:t xml:space="preserve">"preimage contains a roll"</w:t>
+            </w:r>
+            <w:r>
+              <w:rPr>
+                <w:rStyle w:val="NormalTok"/>
+              </w:rPr>
+              <w:t xml:space="preserve">,</w:t>
+            </w:r>
+            <w:r>
+              <w:br/>
+            </w:r>
+            <w:r>
+              <w:rPr>
+                <w:rStyle w:val="NormalTok"/>
+              </w:rPr>
+              <w:t xml:space="preserve">    </w:t>
+            </w:r>
+            <w:r>
+              <w:rPr>
+                <w:rStyle w:val="StringTok"/>
+              </w:rPr>
+              <w:t xml:space="preserve">"preimage contains a roll"</w:t>
+            </w:r>
+            <w:r>
+              <w:br/>
+            </w:r>
+            <w:r>
+              <w:rPr>
+                <w:rStyle w:val="NormalTok"/>
+              </w:rPr>
+              <w:t xml:space="preserve">  )</w:t>
+            </w:r>
+            <w:r>
+              <w:br/>
+            </w:r>
+            <w:r>
+              <w:rPr>
+                <w:rStyle w:val="NormalTok"/>
+              </w:rPr>
+              <w:t xml:space="preserve">)</w:t>
+            </w:r>
+            <w:r>
+              <w:br/>
+            </w:r>
+            <w:r>
+              <w:br/>
+            </w:r>
+            <w:r>
+              <w:rPr>
+                <w:rStyle w:val="NormalTok"/>
+              </w:rPr>
+              <w:t xml:space="preserve">preimage_plot </w:t>
+            </w:r>
+            <w:r>
+              <w:rPr>
+                <w:rStyle w:val="OtherTok"/>
+              </w:rPr>
+              <w:t xml:space="preserve">&lt;-</w:t>
+            </w:r>
+            <w:r>
+              <w:rPr>
+                <w:rStyle w:val="NormalTok"/>
+              </w:rPr>
+              <w:t xml:space="preserve"> ggplot2</w:t>
+            </w:r>
+            <w:r>
+              <w:rPr>
+                <w:rStyle w:val="SpecialCharTok"/>
+              </w:rPr>
+              <w:t xml:space="preserve">::</w:t>
+            </w:r>
+            <w:r>
+              <w:rPr>
+                <w:rStyle w:val="FunctionTok"/>
+              </w:rPr>
+              <w:t xml:space="preserve">ggplot</w:t>
+            </w:r>
+            <w:r>
+              <w:rPr>
+                <w:rStyle w:val="NormalTok"/>
+              </w:rPr>
+              <w:t xml:space="preserve">() </w:t>
+            </w:r>
+            <w:r>
+              <w:rPr>
+                <w:rStyle w:val="SpecialCharTok"/>
+              </w:rPr>
+              <w:t xml:space="preserve">+</w:t>
+            </w:r>
+            <w:r>
+              <w:br/>
+            </w:r>
+            <w:r>
+              <w:rPr>
+                <w:rStyle w:val="NormalTok"/>
+              </w:rPr>
+              <w:t xml:space="preserve">  ggplot2</w:t>
+            </w:r>
+            <w:r>
+              <w:rPr>
+                <w:rStyle w:val="SpecialCharTok"/>
+              </w:rPr>
+              <w:t xml:space="preserve">::</w:t>
+            </w:r>
+            <w:r>
+              <w:rPr>
+                <w:rStyle w:val="FunctionTok"/>
+              </w:rPr>
+              <w:t xml:space="preserve">geom_hline</w:t>
+            </w:r>
+            <w:r>
+              <w:rPr>
+                <w:rStyle w:val="NormalTok"/>
+              </w:rPr>
+              <w:t xml:space="preserve">(</w:t>
+            </w:r>
+            <w:r>
+              <w:br/>
+            </w:r>
+            <w:r>
+              <w:rPr>
+                <w:rStyle w:val="NormalTok"/>
+              </w:rPr>
+              <w:t xml:space="preserve">    </w:t>
+            </w:r>
+            <w:r>
+              <w:rPr>
+                <w:rStyle w:val="AttributeTok"/>
+              </w:rPr>
+              <w:t xml:space="preserve">data =</w:t>
+            </w:r>
+            <w:r>
+              <w:rPr>
+                <w:rStyle w:val="NormalTok"/>
+              </w:rPr>
+              <w:t xml:space="preserve"> levels_shown,</w:t>
+            </w:r>
+            <w:r>
+              <w:br/>
+            </w:r>
+            <w:r>
+              <w:rPr>
+                <w:rStyle w:val="NormalTok"/>
+              </w:rPr>
+              <w:t xml:space="preserve">    ggplot2</w:t>
+            </w:r>
+            <w:r>
+              <w:rPr>
+                <w:rStyle w:val="SpecialCharTok"/>
+              </w:rPr>
+              <w:t xml:space="preserve">::</w:t>
+            </w:r>
+            <w:r>
+              <w:rPr>
+                <w:rStyle w:val="FunctionTok"/>
+              </w:rPr>
+              <w:t xml:space="preserve">aes</w:t>
+            </w:r>
+            <w:r>
+              <w:rPr>
+                <w:rStyle w:val="NormalTok"/>
+              </w:rPr>
+              <w:t xml:space="preserve">(</w:t>
+            </w:r>
+            <w:r>
+              <w:rPr>
+                <w:rStyle w:val="AttributeTok"/>
+              </w:rPr>
+              <w:t xml:space="preserve">yintercept =</w:t>
+            </w:r>
+            <w:r>
+              <w:rPr>
+                <w:rStyle w:val="NormalTok"/>
+              </w:rPr>
+              <w:t xml:space="preserve"> height, </w:t>
+            </w:r>
+            <w:r>
+              <w:rPr>
+                <w:rStyle w:val="AttributeTok"/>
+              </w:rPr>
+              <w:t xml:space="preserve">linetype =</w:t>
+            </w:r>
+            <w:r>
+              <w:rPr>
+                <w:rStyle w:val="NormalTok"/>
+              </w:rPr>
+              <w:t xml:space="preserve"> hits),</w:t>
+            </w:r>
+            <w:r>
+              <w:br/>
+            </w:r>
+            <w:r>
+              <w:rPr>
+                <w:rStyle w:val="NormalTok"/>
+              </w:rPr>
+              <w:t xml:space="preserve">    </w:t>
+            </w:r>
+            <w:r>
+              <w:rPr>
+                <w:rStyle w:val="AttributeTok"/>
+              </w:rPr>
+              <w:t xml:space="preserve">colour =</w:t>
+            </w:r>
+            <w:r>
+              <w:rPr>
+                <w:rStyle w:val="NormalTok"/>
+              </w:rPr>
+              <w:t xml:space="preserve"> </w:t>
+            </w:r>
+            <w:r>
+              <w:rPr>
+                <w:rStyle w:val="StringTok"/>
+              </w:rPr>
+              <w:t xml:space="preserve">"#D55E00"</w:t>
+            </w:r>
+            <w:r>
+              <w:br/>
+            </w:r>
+            <w:r>
+              <w:rPr>
+                <w:rStyle w:val="NormalTok"/>
+              </w:rPr>
+              <w:t xml:space="preserve">  ) </w:t>
+            </w:r>
+            <w:r>
+              <w:rPr>
+                <w:rStyle w:val="SpecialCharTok"/>
+              </w:rPr>
+              <w:t xml:space="preserve">+</w:t>
+            </w:r>
+            <w:r>
+              <w:br/>
+            </w:r>
+            <w:r>
+              <w:rPr>
+                <w:rStyle w:val="NormalTok"/>
+              </w:rPr>
+              <w:t xml:space="preserve">  ggplot2</w:t>
+            </w:r>
+            <w:r>
+              <w:rPr>
+                <w:rStyle w:val="SpecialCharTok"/>
+              </w:rPr>
+              <w:t xml:space="preserve">::</w:t>
+            </w:r>
+            <w:r>
+              <w:rPr>
+                <w:rStyle w:val="FunctionTok"/>
+              </w:rPr>
+              <w:t xml:space="preserve">geom_point</w:t>
+            </w:r>
+            <w:r>
+              <w:rPr>
+                <w:rStyle w:val="NormalTok"/>
+              </w:rPr>
+              <w:t xml:space="preserve">(</w:t>
+            </w:r>
+            <w:r>
+              <w:br/>
+            </w:r>
+            <w:r>
+              <w:rPr>
+                <w:rStyle w:val="NormalTok"/>
+              </w:rPr>
+              <w:t xml:space="preserve">    </w:t>
+            </w:r>
+            <w:r>
+              <w:rPr>
+                <w:rStyle w:val="AttributeTok"/>
+              </w:rPr>
+              <w:t xml:space="preserve">data =</w:t>
+            </w:r>
+            <w:r>
+              <w:rPr>
+                <w:rStyle w:val="NormalTok"/>
+              </w:rPr>
+              <w:t xml:space="preserve"> rolls,</w:t>
+            </w:r>
+            <w:r>
+              <w:br/>
+            </w:r>
+            <w:r>
+              <w:rPr>
+                <w:rStyle w:val="NormalTok"/>
+              </w:rPr>
+              <w:t xml:space="preserve">    ggplot2</w:t>
+            </w:r>
+            <w:r>
+              <w:rPr>
+                <w:rStyle w:val="SpecialCharTok"/>
+              </w:rPr>
+              <w:t xml:space="preserve">::</w:t>
+            </w:r>
+            <w:r>
+              <w:rPr>
+                <w:rStyle w:val="FunctionTok"/>
+              </w:rPr>
+              <w:t xml:space="preserve">aes</w:t>
+            </w:r>
+            <w:r>
+              <w:rPr>
+                <w:rStyle w:val="NormalTok"/>
+              </w:rPr>
+              <w:t xml:space="preserve">(</w:t>
+            </w:r>
+            <w:r>
+              <w:rPr>
+                <w:rStyle w:val="AttributeTok"/>
+              </w:rPr>
+              <w:t xml:space="preserve">x =</w:t>
+            </w:r>
+            <w:r>
+              <w:rPr>
+                <w:rStyle w:val="NormalTok"/>
+              </w:rPr>
+              <w:t xml:space="preserve"> roll, </w:t>
+            </w:r>
+            <w:r>
+              <w:rPr>
+                <w:rStyle w:val="AttributeTok"/>
+              </w:rPr>
+              <w:t xml:space="preserve">y =</w:t>
+            </w:r>
+            <w:r>
+              <w:rPr>
+                <w:rStyle w:val="NormalTok"/>
+              </w:rPr>
+              <w:t xml:space="preserve"> double),</w:t>
+            </w:r>
+            <w:r>
+              <w:br/>
+            </w:r>
+            <w:r>
+              <w:rPr>
+                <w:rStyle w:val="NormalTok"/>
+              </w:rPr>
+              <w:t xml:space="preserve">    </w:t>
+            </w:r>
+            <w:r>
+              <w:rPr>
+                <w:rStyle w:val="AttributeTok"/>
+              </w:rPr>
+              <w:t xml:space="preserve">size =</w:t>
+            </w:r>
+            <w:r>
+              <w:rPr>
+                <w:rStyle w:val="NormalTok"/>
+              </w:rPr>
+              <w:t xml:space="preserve"> </w:t>
+            </w:r>
+            <w:r>
+              <w:rPr>
+                <w:rStyle w:val="DecValTok"/>
+              </w:rPr>
+              <w:t xml:space="preserve">3</w:t>
+            </w:r>
+            <w:r>
+              <w:rPr>
+                <w:rStyle w:val="NormalTok"/>
+              </w:rPr>
+              <w:t xml:space="preserve">,</w:t>
+            </w:r>
+            <w:r>
+              <w:br/>
+            </w:r>
+            <w:r>
+              <w:rPr>
+                <w:rStyle w:val="NormalTok"/>
+              </w:rPr>
+              <w:t xml:space="preserve">    </w:t>
+            </w:r>
+            <w:r>
+              <w:rPr>
+                <w:rStyle w:val="AttributeTok"/>
+              </w:rPr>
+              <w:t xml:space="preserve">colour =</w:t>
+            </w:r>
+            <w:r>
+              <w:rPr>
+                <w:rStyle w:val="NormalTok"/>
+              </w:rPr>
+              <w:t xml:space="preserve"> </w:t>
+            </w:r>
+            <w:r>
+              <w:rPr>
+                <w:rStyle w:val="StringTok"/>
+              </w:rPr>
+              <w:t xml:space="preserve">"#0072B2"</w:t>
+            </w:r>
+            <w:r>
+              <w:br/>
+            </w:r>
+            <w:r>
+              <w:rPr>
+                <w:rStyle w:val="NormalTok"/>
+              </w:rPr>
+              <w:t xml:space="preserve">  ) </w:t>
+            </w:r>
+            <w:r>
+              <w:rPr>
+                <w:rStyle w:val="SpecialCharTok"/>
+              </w:rPr>
+              <w:t xml:space="preserve">+</w:t>
+            </w:r>
+            <w:r>
+              <w:br/>
+            </w:r>
+            <w:r>
+              <w:rPr>
+                <w:rStyle w:val="NormalTok"/>
+              </w:rPr>
+              <w:t xml:space="preserve">  ggplot2</w:t>
+            </w:r>
+            <w:r>
+              <w:rPr>
+                <w:rStyle w:val="SpecialCharTok"/>
+              </w:rPr>
+              <w:t xml:space="preserve">::</w:t>
+            </w:r>
+            <w:r>
+              <w:rPr>
+                <w:rStyle w:val="FunctionTok"/>
+              </w:rPr>
+              <w:t xml:space="preserve">scale_x_continuous</w:t>
+            </w:r>
+            <w:r>
+              <w:rPr>
+                <w:rStyle w:val="NormalTok"/>
+              </w:rPr>
+              <w:t xml:space="preserve">(</w:t>
+            </w:r>
+            <w:r>
+              <w:rPr>
+                <w:rStyle w:val="AttributeTok"/>
+              </w:rPr>
+              <w:t xml:space="preserve">breaks =</w:t>
+            </w:r>
+            <w:r>
+              <w:rPr>
+                <w:rStyle w:val="NormalTok"/>
+              </w:rPr>
+              <w:t xml:space="preserve"> </w:t>
+            </w:r>
+            <w:r>
+              <w:rPr>
+                <w:rStyle w:val="DecValTok"/>
+              </w:rPr>
+              <w:t xml:space="preserve">1</w:t>
+            </w:r>
+            <w:r>
+              <w:rPr>
+                <w:rStyle w:val="SpecialCharTok"/>
+              </w:rPr>
+              <w:t xml:space="preserve">:</w:t>
+            </w:r>
+            <w:r>
+              <w:rPr>
+                <w:rStyle w:val="DecValTok"/>
+              </w:rPr>
+              <w:t xml:space="preserve">6</w:t>
+            </w:r>
+            <w:r>
+              <w:rPr>
+                <w:rStyle w:val="NormalTok"/>
+              </w:rPr>
+              <w:t xml:space="preserve">) </w:t>
+            </w:r>
+            <w:r>
+              <w:rPr>
+                <w:rStyle w:val="SpecialCharTok"/>
+              </w:rPr>
+              <w:t xml:space="preserve">+</w:t>
+            </w:r>
+            <w:r>
+              <w:br/>
+            </w:r>
+            <w:r>
+              <w:rPr>
+                <w:rStyle w:val="NormalTok"/>
+              </w:rPr>
+              <w:t xml:space="preserve">  ggplot2</w:t>
+            </w:r>
+            <w:r>
+              <w:rPr>
+                <w:rStyle w:val="SpecialCharTok"/>
+              </w:rPr>
+              <w:t xml:space="preserve">::</w:t>
+            </w:r>
+            <w:r>
+              <w:rPr>
+                <w:rStyle w:val="FunctionTok"/>
+              </w:rPr>
+              <w:t xml:space="preserve">scale_y_continuous</w:t>
+            </w:r>
+            <w:r>
+              <w:rPr>
+                <w:rStyle w:val="NormalTok"/>
+              </w:rPr>
+              <w:t xml:space="preserve">(</w:t>
+            </w:r>
+            <w:r>
+              <w:rPr>
+                <w:rStyle w:val="AttributeTok"/>
+              </w:rPr>
+              <w:t xml:space="preserve">breaks =</w:t>
+            </w:r>
+            <w:r>
+              <w:rPr>
+                <w:rStyle w:val="NormalTok"/>
+              </w:rPr>
+              <w:t xml:space="preserve"> </w:t>
+            </w:r>
+            <w:r>
+              <w:rPr>
+                <w:rStyle w:val="FunctionTok"/>
+              </w:rPr>
+              <w:t xml:space="preserve">c</w:t>
+            </w:r>
+            <w:r>
+              <w:rPr>
+                <w:rStyle w:val="NormalTok"/>
+              </w:rPr>
+              <w:t xml:space="preserve">(</w:t>
+            </w:r>
+            <w:r>
+              <w:rPr>
+                <w:rStyle w:val="DecValTok"/>
+              </w:rPr>
+              <w:t xml:space="preserve">2</w:t>
+            </w:r>
+            <w:r>
+              <w:rPr>
+                <w:rStyle w:val="NormalTok"/>
+              </w:rPr>
+              <w:t xml:space="preserve">, </w:t>
+            </w:r>
+            <w:r>
+              <w:rPr>
+                <w:rStyle w:val="DecValTok"/>
+              </w:rPr>
+              <w:t xml:space="preserve">3</w:t>
+            </w:r>
+            <w:r>
+              <w:rPr>
+                <w:rStyle w:val="NormalTok"/>
+              </w:rPr>
+              <w:t xml:space="preserve">, </w:t>
+            </w:r>
+            <w:r>
+              <w:rPr>
+                <w:rStyle w:val="DecValTok"/>
+              </w:rPr>
+              <w:t xml:space="preserve">4</w:t>
+            </w:r>
+            <w:r>
+              <w:rPr>
+                <w:rStyle w:val="NormalTok"/>
+              </w:rPr>
+              <w:t xml:space="preserve">, </w:t>
+            </w:r>
+            <w:r>
+              <w:rPr>
+                <w:rStyle w:val="DecValTok"/>
+              </w:rPr>
+              <w:t xml:space="preserve">6</w:t>
+            </w:r>
+            <w:r>
+              <w:rPr>
+                <w:rStyle w:val="NormalTok"/>
+              </w:rPr>
+              <w:t xml:space="preserve">, </w:t>
+            </w:r>
+            <w:r>
+              <w:rPr>
+                <w:rStyle w:val="DecValTok"/>
+              </w:rPr>
+              <w:t xml:space="preserve">8</w:t>
+            </w:r>
+            <w:r>
+              <w:rPr>
+                <w:rStyle w:val="NormalTok"/>
+              </w:rPr>
+              <w:t xml:space="preserve">, </w:t>
+            </w:r>
+            <w:r>
+              <w:rPr>
+                <w:rStyle w:val="DecValTok"/>
+              </w:rPr>
+              <w:t xml:space="preserve">10</w:t>
+            </w:r>
+            <w:r>
+              <w:rPr>
+                <w:rStyle w:val="NormalTok"/>
+              </w:rPr>
+              <w:t xml:space="preserve">, </w:t>
+            </w:r>
+            <w:r>
+              <w:rPr>
+                <w:rStyle w:val="DecValTok"/>
+              </w:rPr>
+              <w:t xml:space="preserve">12</w:t>
+            </w:r>
+            <w:r>
+              <w:rPr>
+                <w:rStyle w:val="NormalTok"/>
+              </w:rPr>
+              <w:t xml:space="preserve">)) </w:t>
+            </w:r>
+            <w:r>
+              <w:rPr>
+                <w:rStyle w:val="SpecialCharTok"/>
+              </w:rPr>
+              <w:t xml:space="preserve">+</w:t>
+            </w:r>
+            <w:r>
+              <w:br/>
+            </w:r>
+            <w:r>
+              <w:rPr>
+                <w:rStyle w:val="NormalTok"/>
+              </w:rPr>
+              <w:t xml:space="preserve">  ggplot2</w:t>
+            </w:r>
+            <w:r>
+              <w:rPr>
+                <w:rStyle w:val="SpecialCharTok"/>
+              </w:rPr>
+              <w:t xml:space="preserve">::</w:t>
+            </w:r>
+            <w:r>
+              <w:rPr>
+                <w:rStyle w:val="FunctionTok"/>
+              </w:rPr>
+              <w:t xml:space="preserve">scale_linetype_manual</w:t>
+            </w:r>
+            <w:r>
+              <w:rPr>
+                <w:rStyle w:val="NormalTok"/>
+              </w:rPr>
+              <w:t xml:space="preserve">(</w:t>
+            </w:r>
+            <w:r>
+              <w:br/>
+            </w:r>
+            <w:r>
+              <w:rPr>
+                <w:rStyle w:val="NormalTok"/>
+              </w:rPr>
+              <w:t xml:space="preserve">    </w:t>
+            </w:r>
+            <w:r>
+              <w:rPr>
+                <w:rStyle w:val="AttributeTok"/>
+              </w:rPr>
+              <w:t xml:space="preserve">values =</w:t>
+            </w:r>
+            <w:r>
+              <w:rPr>
+                <w:rStyle w:val="NormalTok"/>
+              </w:rPr>
+              <w:t xml:space="preserve"> </w:t>
+            </w:r>
+            <w:r>
+              <w:rPr>
+                <w:rStyle w:val="FunctionTok"/>
+              </w:rPr>
+              <w:t xml:space="preserve">c</w:t>
+            </w:r>
+            <w:r>
+              <w:rPr>
+                <w:rStyle w:val="NormalTok"/>
+              </w:rPr>
+              <w:t xml:space="preserve">(</w:t>
+            </w:r>
+            <w:r>
+              <w:br/>
+            </w:r>
+            <w:r>
+              <w:rPr>
+                <w:rStyle w:val="NormalTok"/>
+              </w:rPr>
+              <w:t xml:space="preserve">      </w:t>
+            </w:r>
+            <w:r>
+              <w:rPr>
+                <w:rStyle w:val="StringTok"/>
+              </w:rPr>
+              <w:t xml:space="preserve">"preimage contains a roll"</w:t>
+            </w:r>
+            <w:r>
+              <w:rPr>
+                <w:rStyle w:val="NormalTok"/>
+              </w:rPr>
+              <w:t xml:space="preserve"> </w:t>
+            </w:r>
+            <w:r>
+              <w:rPr>
+                <w:rStyle w:val="OtherTok"/>
+              </w:rPr>
+              <w:t xml:space="preserve">=</w:t>
+            </w:r>
+            <w:r>
+              <w:rPr>
+                <w:rStyle w:val="NormalTok"/>
+              </w:rPr>
+              <w:t xml:space="preserve"> </w:t>
+            </w:r>
+            <w:r>
+              <w:rPr>
+                <w:rStyle w:val="StringTok"/>
+              </w:rPr>
+              <w:t xml:space="preserve">"solid"</w:t>
+            </w:r>
+            <w:r>
+              <w:rPr>
+                <w:rStyle w:val="NormalTok"/>
+              </w:rPr>
+              <w:t xml:space="preserve">,</w:t>
+            </w:r>
+            <w:r>
+              <w:br/>
+            </w:r>
+            <w:r>
+              <w:rPr>
+                <w:rStyle w:val="NormalTok"/>
+              </w:rPr>
+              <w:t xml:space="preserve">      </w:t>
+            </w:r>
+            <w:r>
+              <w:rPr>
+                <w:rStyle w:val="StringTok"/>
+              </w:rPr>
+              <w:t xml:space="preserve">"preimage is empty"</w:t>
+            </w:r>
+            <w:r>
+              <w:rPr>
+                <w:rStyle w:val="NormalTok"/>
+              </w:rPr>
+              <w:t xml:space="preserve"> </w:t>
+            </w:r>
+            <w:r>
+              <w:rPr>
+                <w:rStyle w:val="OtherTok"/>
+              </w:rPr>
+              <w:t xml:space="preserve">=</w:t>
+            </w:r>
+            <w:r>
+              <w:rPr>
+                <w:rStyle w:val="NormalTok"/>
+              </w:rPr>
+              <w:t xml:space="preserve"> </w:t>
+            </w:r>
+            <w:r>
+              <w:rPr>
+                <w:rStyle w:val="StringTok"/>
+              </w:rPr>
+              <w:t xml:space="preserve">"dashed"</w:t>
+            </w:r>
+            <w:r>
+              <w:br/>
+            </w:r>
+            <w:r>
+              <w:rPr>
+                <w:rStyle w:val="NormalTok"/>
+              </w:rPr>
+              <w:t xml:space="preserve">    )</w:t>
+            </w:r>
+            <w:r>
+              <w:br/>
+            </w:r>
+            <w:r>
+              <w:rPr>
+                <w:rStyle w:val="NormalTok"/>
+              </w:rPr>
+              <w:t xml:space="preserve">  ) </w:t>
+            </w:r>
+            <w:r>
+              <w:rPr>
+                <w:rStyle w:val="SpecialCharTok"/>
+              </w:rPr>
+              <w:t xml:space="preserve">+</w:t>
+            </w:r>
+            <w:r>
+              <w:br/>
+            </w:r>
+            <w:r>
+              <w:rPr>
+                <w:rStyle w:val="NormalTok"/>
+              </w:rPr>
+              <w:t xml:space="preserve">  ggplot2</w:t>
+            </w:r>
+            <w:r>
+              <w:rPr>
+                <w:rStyle w:val="SpecialCharTok"/>
+              </w:rPr>
+              <w:t xml:space="preserve">::</w:t>
+            </w:r>
+            <w:r>
+              <w:rPr>
+                <w:rStyle w:val="FunctionTok"/>
+              </w:rPr>
+              <w:t xml:space="preserve">labs</w:t>
+            </w:r>
+            <w:r>
+              <w:rPr>
+                <w:rStyle w:val="NormalTok"/>
+              </w:rPr>
+              <w:t xml:space="preserve">(</w:t>
+            </w:r>
+            <w:r>
+              <w:rPr>
+                <w:rStyle w:val="AttributeTok"/>
+              </w:rPr>
+              <w:t xml:space="preserve">x =</w:t>
+            </w:r>
+            <w:r>
+              <w:rPr>
+                <w:rStyle w:val="NormalTok"/>
+              </w:rPr>
+              <w:t xml:space="preserve"> </w:t>
+            </w:r>
+            <w:r>
+              <w:rPr>
+                <w:rStyle w:val="StringTok"/>
+              </w:rPr>
+              <w:t xml:space="preserve">"a (the roll)"</w:t>
+            </w:r>
+            <w:r>
+              <w:rPr>
+                <w:rStyle w:val="NormalTok"/>
+              </w:rPr>
+              <w:t xml:space="preserve">, </w:t>
+            </w:r>
+            <w:r>
+              <w:rPr>
+                <w:rStyle w:val="AttributeTok"/>
+              </w:rPr>
+              <w:t xml:space="preserve">y =</w:t>
+            </w:r>
+            <w:r>
+              <w:rPr>
+                <w:rStyle w:val="NormalTok"/>
+              </w:rPr>
+              <w:t xml:space="preserve"> </w:t>
+            </w:r>
+            <w:r>
+              <w:rPr>
+                <w:rStyle w:val="StringTok"/>
+              </w:rPr>
+              <w:t xml:space="preserve">"f(a) = 2a"</w:t>
+            </w:r>
+            <w:r>
+              <w:rPr>
+                <w:rStyle w:val="NormalTok"/>
+              </w:rPr>
+              <w:t xml:space="preserve">, </w:t>
+            </w:r>
+            <w:r>
+              <w:rPr>
+                <w:rStyle w:val="AttributeTok"/>
+              </w:rPr>
+              <w:t xml:space="preserve">linetype =</w:t>
+            </w:r>
+            <w:r>
+              <w:rPr>
+                <w:rStyle w:val="NormalTok"/>
+              </w:rPr>
+              <w:t xml:space="preserve"> </w:t>
+            </w:r>
+            <w:r>
+              <w:rPr>
+                <w:rStyle w:val="ConstantTok"/>
+              </w:rPr>
+              <w:t xml:space="preserve">NULL</w:t>
+            </w:r>
+            <w:r>
+              <w:rPr>
+                <w:rStyle w:val="NormalTok"/>
+              </w:rPr>
+              <w:t xml:space="preserve">) </w:t>
+            </w:r>
+            <w:r>
+              <w:rPr>
+                <w:rStyle w:val="SpecialCharTok"/>
+              </w:rPr>
+              <w:t xml:space="preserve">+</w:t>
+            </w:r>
+            <w:r>
+              <w:br/>
+            </w:r>
+            <w:r>
+              <w:rPr>
+                <w:rStyle w:val="NormalTok"/>
+              </w:rPr>
+              <w:t xml:space="preserve">  ggplot2</w:t>
+            </w:r>
+            <w:r>
+              <w:rPr>
+                <w:rStyle w:val="SpecialCharTok"/>
+              </w:rPr>
+              <w:t xml:space="preserve">::</w:t>
+            </w:r>
+            <w:r>
+              <w:rPr>
+                <w:rStyle w:val="FunctionTok"/>
+              </w:rPr>
+              <w:t xml:space="preserve">theme_minimal</w:t>
+            </w:r>
+            <w:r>
+              <w:rPr>
+                <w:rStyle w:val="NormalTok"/>
+              </w:rPr>
+              <w:t xml:space="preserve">() </w:t>
+            </w:r>
+            <w:r>
+              <w:rPr>
+                <w:rStyle w:val="SpecialCharTok"/>
+              </w:rPr>
+              <w:t xml:space="preserve">+</w:t>
+            </w:r>
+            <w:r>
+              <w:br/>
+            </w:r>
+            <w:r>
+              <w:rPr>
+                <w:rStyle w:val="NormalTok"/>
+              </w:rPr>
+              <w:t xml:space="preserve">  ggplot2</w:t>
+            </w:r>
+            <w:r>
+              <w:rPr>
+                <w:rStyle w:val="SpecialCharTok"/>
+              </w:rPr>
+              <w:t xml:space="preserve">::</w:t>
+            </w:r>
+            <w:r>
+              <w:rPr>
+                <w:rStyle w:val="FunctionTok"/>
+              </w:rPr>
+              <w:t xml:space="preserve">theme</w:t>
+            </w:r>
+            <w:r>
+              <w:rPr>
+                <w:rStyle w:val="NormalTok"/>
+              </w:rPr>
+              <w:t xml:space="preserve">(</w:t>
+            </w:r>
+            <w:r>
+              <w:rPr>
+                <w:rStyle w:val="AttributeTok"/>
+              </w:rPr>
+              <w:t xml:space="preserve">legend.position =</w:t>
+            </w:r>
+            <w:r>
+              <w:rPr>
+                <w:rStyle w:val="NormalTok"/>
+              </w:rPr>
+              <w:t xml:space="preserve"> </w:t>
+            </w:r>
+            <w:r>
+              <w:rPr>
+                <w:rStyle w:val="StringTok"/>
+              </w:rPr>
+              <w:t xml:space="preserve">"bottom"</w:t>
+            </w:r>
+            <w:r>
+              <w:rPr>
+                <w:rStyle w:val="NormalTok"/>
+              </w:rPr>
+              <w:t xml:space="preserve">)</w:t>
+            </w:r>
+            <w:r>
+              <w:br/>
+            </w:r>
+            <w:r>
+              <w:br/>
+            </w:r>
+            <w:r>
+              <w:rPr>
+                <w:rStyle w:val="ControlFlowTok"/>
+              </w:rPr>
+              <w:t xml:space="preserve">if</w:t>
+            </w:r>
+            <w:r>
+              <w:rPr>
+                <w:rStyle w:val="NormalTok"/>
+              </w:rPr>
+              <w:t xml:space="preserve"> (knitr</w:t>
+            </w:r>
+            <w:r>
+              <w:rPr>
+                <w:rStyle w:val="SpecialCharTok"/>
+              </w:rPr>
+              <w:t xml:space="preserve">::</w:t>
+            </w:r>
+            <w:r>
+              <w:rPr>
+                <w:rStyle w:val="FunctionTok"/>
+              </w:rPr>
+              <w:t xml:space="preserve">is_html_output</w:t>
+            </w:r>
+            <w:r>
+              <w:rPr>
+                <w:rStyle w:val="NormalTok"/>
+              </w:rPr>
+              <w:t xml:space="preserve">()) {</w:t>
+            </w:r>
+            <w:r>
+              <w:br/>
+            </w:r>
+            <w:r>
+              <w:rPr>
+                <w:rStyle w:val="NormalTok"/>
+              </w:rPr>
+              <w:t xml:space="preserve">  htmltools</w:t>
+            </w:r>
+            <w:r>
+              <w:rPr>
+                <w:rStyle w:val="SpecialCharTok"/>
+              </w:rPr>
+              <w:t xml:space="preserve">::</w:t>
+            </w:r>
+            <w:r>
+              <w:rPr>
+                <w:rStyle w:val="FunctionTok"/>
+              </w:rPr>
+              <w:t xml:space="preserve">div</w:t>
+            </w:r>
+            <w:r>
+              <w:rPr>
+                <w:rStyle w:val="NormalTok"/>
+              </w:rPr>
+              <w:t xml:space="preserve">(</w:t>
+            </w:r>
+            <w:r>
+              <w:br/>
+            </w:r>
+            <w:r>
+              <w:rPr>
+                <w:rStyle w:val="NormalTok"/>
+              </w:rPr>
+              <w:t xml:space="preserve">    </w:t>
+            </w:r>
+            <w:r>
+              <w:rPr>
+                <w:rStyle w:val="AttributeTok"/>
+              </w:rPr>
+              <w:t xml:space="preserve">role =</w:t>
+            </w:r>
+            <w:r>
+              <w:rPr>
+                <w:rStyle w:val="NormalTok"/>
+              </w:rPr>
+              <w:t xml:space="preserve"> </w:t>
+            </w:r>
+            <w:r>
+              <w:rPr>
+                <w:rStyle w:val="StringTok"/>
+              </w:rPr>
+              <w:t xml:space="preserve">"img"</w:t>
+            </w:r>
+            <w:r>
+              <w:rPr>
+                <w:rStyle w:val="NormalTok"/>
+              </w:rPr>
+              <w:t xml:space="preserve">,</w:t>
+            </w:r>
+            <w:r>
+              <w:br/>
+            </w:r>
+            <w:r>
+              <w:rPr>
+                <w:rStyle w:val="NormalTok"/>
+              </w:rPr>
+              <w:t xml:space="preserve">    </w:t>
+            </w:r>
+            <w:r>
+              <w:rPr>
+                <w:rStyle w:val="StringTok"/>
+              </w:rPr>
+              <w:t xml:space="preserve">`</w:t>
+            </w:r>
+            <w:r>
+              <w:rPr>
+                <w:rStyle w:val="AttributeTok"/>
+              </w:rPr>
+              <w:t xml:space="preserve">aria-label</w:t>
+            </w:r>
+            <w:r>
+              <w:rPr>
+                <w:rStyle w:val="StringTok"/>
+              </w:rPr>
+              <w:t xml:space="preserve">`</w:t>
+            </w:r>
+            <w:r>
+              <w:rPr>
+                <w:rStyle w:val="NormalTok"/>
+              </w:rPr>
+              <w:t xml:space="preserve"> </w:t>
+            </w:r>
+            <w:r>
+              <w:rPr>
+                <w:rStyle w:val="OtherTok"/>
+              </w:rPr>
+              <w:t xml:space="preserve">=</w:t>
+            </w:r>
+            <w:r>
+              <w:rPr>
+                <w:rStyle w:val="NormalTok"/>
+              </w:rPr>
+              <w:t xml:space="preserve"> fig_alt,</w:t>
+            </w:r>
+            <w:r>
+              <w:br/>
+            </w:r>
+            <w:r>
+              <w:rPr>
+                <w:rStyle w:val="NormalTok"/>
+              </w:rPr>
+              <w:t xml:space="preserve">    plotly</w:t>
+            </w:r>
+            <w:r>
+              <w:rPr>
+                <w:rStyle w:val="SpecialCharTok"/>
+              </w:rPr>
+              <w:t xml:space="preserve">::</w:t>
+            </w:r>
+            <w:r>
+              <w:rPr>
+                <w:rStyle w:val="FunctionTok"/>
+              </w:rPr>
+              <w:t xml:space="preserve">ggplotly</w:t>
+            </w:r>
+            <w:r>
+              <w:rPr>
+                <w:rStyle w:val="NormalTok"/>
+              </w:rPr>
+              <w:t xml:space="preserve">(preimage_plot) </w:t>
+            </w:r>
+            <w:r>
+              <w:rPr>
+                <w:rStyle w:val="SpecialCharTok"/>
+              </w:rPr>
+              <w:t xml:space="preserve">|&gt;</w:t>
+            </w:r>
+            <w:r>
+              <w:br/>
+            </w:r>
+            <w:r>
+              <w:rPr>
+                <w:rStyle w:val="NormalTok"/>
+              </w:rPr>
+              <w:t xml:space="preserve">      plotly</w:t>
+            </w:r>
+            <w:r>
+              <w:rPr>
+                <w:rStyle w:val="SpecialCharTok"/>
+              </w:rPr>
+              <w:t xml:space="preserve">::</w:t>
+            </w:r>
+            <w:r>
+              <w:rPr>
+                <w:rStyle w:val="FunctionTok"/>
+              </w:rPr>
+              <w:t xml:space="preserve">layout</w:t>
+            </w:r>
+            <w:r>
+              <w:rPr>
+                <w:rStyle w:val="NormalTok"/>
+              </w:rPr>
+              <w:t xml:space="preserve">(</w:t>
+            </w:r>
+            <w:r>
+              <w:rPr>
+                <w:rStyle w:val="AttributeTok"/>
+              </w:rPr>
+              <w:t xml:space="preserve">legend =</w:t>
+            </w:r>
+            <w:r>
+              <w:rPr>
+                <w:rStyle w:val="NormalTok"/>
+              </w:rPr>
+              <w:t xml:space="preserve"> </w:t>
+            </w:r>
+            <w:r>
+              <w:rPr>
+                <w:rStyle w:val="FunctionTok"/>
+              </w:rPr>
+              <w:t xml:space="preserve">list</w:t>
+            </w:r>
+            <w:r>
+              <w:rPr>
+                <w:rStyle w:val="NormalTok"/>
+              </w:rPr>
+              <w:t xml:space="preserve">(</w:t>
+            </w:r>
+            <w:r>
+              <w:rPr>
+                <w:rStyle w:val="AttributeTok"/>
+              </w:rPr>
+              <w:t xml:space="preserve">orientation =</w:t>
+            </w:r>
+            <w:r>
+              <w:rPr>
+                <w:rStyle w:val="NormalTok"/>
+              </w:rPr>
+              <w:t xml:space="preserve"> </w:t>
+            </w:r>
+            <w:r>
+              <w:rPr>
+                <w:rStyle w:val="StringTok"/>
+              </w:rPr>
+              <w:t xml:space="preserve">"h"</w:t>
+            </w:r>
+            <w:r>
+              <w:rPr>
+                <w:rStyle w:val="NormalTok"/>
+              </w:rPr>
+              <w:t xml:space="preserve">, </w:t>
+            </w:r>
+            <w:r>
+              <w:rPr>
+                <w:rStyle w:val="AttributeTok"/>
+              </w:rPr>
+              <w:t xml:space="preserve">y =</w:t>
+            </w:r>
+            <w:r>
+              <w:rPr>
+                <w:rStyle w:val="NormalTok"/>
+              </w:rPr>
+              <w:t xml:space="preserve"> </w:t>
+            </w:r>
+            <w:r>
+              <w:rPr>
+                <w:rStyle w:val="SpecialCharTok"/>
+              </w:rPr>
+              <w:t xml:space="preserve">-</w:t>
+            </w:r>
+            <w:r>
+              <w:rPr>
+                <w:rStyle w:val="FloatTok"/>
+              </w:rPr>
+              <w:t xml:space="preserve">0.2</w:t>
+            </w:r>
+            <w:r>
+              <w:rPr>
+                <w:rStyle w:val="NormalTok"/>
+              </w:rPr>
+              <w:t xml:space="preserve">))</w:t>
+            </w:r>
+            <w:r>
+              <w:br/>
+            </w:r>
+            <w:r>
+              <w:rPr>
+                <w:rStyle w:val="NormalTok"/>
+              </w:rPr>
+              <w:t xml:space="preserve">  )</w:t>
+            </w:r>
+            <w:r>
+              <w:br/>
+            </w:r>
+            <w:r>
+              <w:rPr>
+                <w:rStyle w:val="NormalTok"/>
+              </w:rPr>
+              <w:t xml:space="preserve">} </w:t>
+            </w:r>
+            <w:r>
+              <w:rPr>
+                <w:rStyle w:val="ControlFlowTok"/>
+              </w:rPr>
+              <w:t xml:space="preserve">else</w:t>
+            </w:r>
+            <w:r>
+              <w:rPr>
+                <w:rStyle w:val="NormalTok"/>
+              </w:rPr>
+              <w:t xml:space="preserve"> {</w:t>
+            </w:r>
+            <w:r>
+              <w:br/>
+            </w:r>
+            <w:r>
+              <w:rPr>
+                <w:rStyle w:val="NormalTok"/>
+              </w:rPr>
+              <w:t xml:space="preserve">  preimage_plot</w:t>
+            </w:r>
+            <w:r>
+              <w:br/>
+            </w:r>
+            <w:r>
+              <w:rPr>
+                <w:rStyle w:val="NormalTok"/>
+              </w:rPr>
+              <w:t xml:space="preserve">}</w:t>
+            </w:r>
+          </w:p>
+          <w:p>
+            <w:pPr>
+              <w:jc w:val="center"/>
+            </w:pPr>
+            <w:r>
+              <w:drawing>
+                <wp:inline>
+                  <wp:extent cx="4620126" cy="3696101"/>
+                  <wp:effectExtent b="0" l="0" r="0" t="0"/>
+                  <wp:docPr descr="" title="" id="28" name="Picture"/>
+                  <a:graphic>
+                    <a:graphicData uri="http://schemas.openxmlformats.org/drawingml/2006/picture">
+                      <pic:pic>
+                        <pic:nvPicPr>
+                          <pic:cNvPr descr="functions_files/figure-docx/preimage-plot-1.png" id="29" name="Picture"/>
+                          <pic:cNvPicPr>
+                            <a:picLocks noChangeArrowheads="1" noChangeAspect="1"/>
+                          </pic:cNvPicPr>
+                        </pic:nvPicPr>
+                        <pic:blipFill>
+                          <a:blip r:embed="rId27"/>
+                          <a:stretch>
+                            <a:fillRect/>
+                          </a:stretch>
+                        </pic:blipFill>
+                        <pic:spPr bwMode="auto">
+                          <a:xfrm>
+                            <a:off x="0" y="0"/>
+                            <a:ext cx="4620126" cy="3696101"/>
+                          </a:xfrm>
+                          <a:prstGeom prst="rect">
+                            <a:avLst/>
+                          </a:prstGeom>
+                          <a:noFill/>
+                          <a:ln w="9525">
+                            <a:noFill/>
+                            <a:headEnd/>
+                            <a:tailEnd/>
+                          </a:ln>
+                        </pic:spPr>
+                      </pic:pic>
+                    </a:graphicData>
+                  </a:graphic>
+                </wp:inline>
+              </w:drawing>
+            </w:r>
+          </w:p>
+          <w:p>
+            <w:pPr>
+              <w:jc w:val="center"/>
+            </w:pPr>
+            <w:pPr>
+              <w:jc w:val="left"/>
+              <w:spacing w:before="200"/>
+              <w:pStyle w:val="ImageCaption"/>
+            </w:pPr>
+            <w:r>
+              <w:t xml:space="preserve">Figure 1: The</w:t>
+            </w:r>
+            <w:r>
+              <w:t xml:space="preserve"> </w:t>
+            </w:r>
+            <w:hyperlink w:anchor="def-preimage">
+              <w:r>
+                <w:rPr>
+                  <w:rStyle w:val="Hyperlink"/>
+                </w:rPr>
+                <w:t xml:space="preserve">preimage</w:t>
+              </w:r>
+            </w:hyperlink>
+            <w:r>
+              <w:t xml:space="preserve"> </w:t>
+            </w:r>
+            <w:r>
+              <w:t xml:space="preserve">of a</w:t>
+            </w:r>
+            <w:r>
+              <w:t xml:space="preserve"> </w:t>
+            </w:r>
+            <w:hyperlink r:id="rId23">
+              <w:r>
+                <w:rPr>
+                  <w:rStyle w:val="Hyperlink"/>
+                </w:rPr>
+                <w:t xml:space="preserve">set</w:t>
+              </w:r>
+            </w:hyperlink>
+            <w:r>
+              <w:t xml:space="preserve"> </w:t>
+            </w:r>
+            <w:r>
+              <w:t xml:space="preserve">of</w:t>
+            </w:r>
+            <w:r>
+              <w:t xml:space="preserve"> </w:t>
+            </w:r>
+            <w:hyperlink w:anchor="def-value">
+              <w:r>
+                <w:rPr>
+                  <w:rStyle w:val="Hyperlink"/>
+                </w:rPr>
+                <w:t xml:space="preserve">values</w:t>
+              </w:r>
+            </w:hyperlink>
+            <w:r>
+              <w:t xml:space="preserve"> </w:t>
+            </w:r>
+            <w:r>
+              <w:t xml:space="preserve">is the set of rolls whose points lie at those heights.</w:t>
+            </w:r>
+            <w:r>
+              <w:t xml:space="preserve"> </w:t>
+            </w:r>
+            <w:r>
+              <w:t xml:space="preserve">The heights</w:t>
+            </w:r>
+            <w:r>
+              <w:t xml:space="preserve"> </w:t>
+            </w:r>
+            <m:oMath>
+              <m:r>
+                <m:t>4</m:t>
+              </m:r>
+            </m:oMath>
+            <w:r>
+              <w:t xml:space="preserve"> </w:t>
+            </w:r>
+            <w:r>
+              <w:t xml:space="preserve">and</w:t>
+            </w:r>
+            <w:r>
+              <w:t xml:space="preserve"> </w:t>
+            </w:r>
+            <m:oMath>
+              <m:r>
+                <m:t>6</m:t>
+              </m:r>
+            </m:oMath>
+            <w:r>
+              <w:t xml:space="preserve"> </w:t>
+            </w:r>
+            <w:r>
+              <w:t xml:space="preserve">are reached at the rolls</w:t>
+            </w:r>
+            <w:r>
+              <w:t xml:space="preserve"> </w:t>
+            </w:r>
+            <m:oMath>
+              <m:r>
+                <m:t>2</m:t>
+              </m:r>
+            </m:oMath>
+            <w:r>
+              <w:t xml:space="preserve"> </w:t>
+            </w:r>
+            <w:r>
+              <w:t xml:space="preserve">and</w:t>
+            </w:r>
+            <w:r>
+              <w:t xml:space="preserve"> </w:t>
+            </w:r>
+            <m:oMath>
+              <m:r>
+                <m:t>3</m:t>
+              </m:r>
+            </m:oMath>
+            <w:r>
+              <w:t xml:space="preserve">, so the preimage of</w:t>
+            </w:r>
+            <w:r>
+              <w:t xml:space="preserve"> </w:t>
+            </w:r>
+            <m:oMath>
+              <m:r>
+                <m:t>​</m:t>
+              </m:r>
+              <m:d>
+                <m:dPr>
+                  <m:begChr m:val="{"/>
+                  <m:sepChr m:val=""/>
+                  <m:endChr m:val="}"/>
+                  <m:grow/>
+                </m:dPr>
+                <m:e>
+                  <m:r>
+                    <m:t>4</m:t>
+                  </m:r>
+                  <m:r>
+                    <m:rPr>
+                      <m:sty m:val="p"/>
+                    </m:rPr>
+                    <m:t>,</m:t>
+                  </m:r>
+                  <m:r>
+                    <m:t>6</m:t>
+                  </m:r>
+                </m:e>
+              </m:d>
+              <m:r>
+                <m:t>​</m:t>
+              </m:r>
+            </m:oMath>
+            <w:r>
+              <w:t xml:space="preserve"> </w:t>
+            </w:r>
+            <w:r>
+              <w:t xml:space="preserve">is</w:t>
+            </w:r>
+            <w:r>
+              <w:t xml:space="preserve"> </w:t>
+            </w:r>
+            <m:oMath>
+              <m:r>
+                <m:t>​</m:t>
+              </m:r>
+              <m:d>
+                <m:dPr>
+                  <m:begChr m:val="{"/>
+                  <m:sepChr m:val=""/>
+                  <m:endChr m:val="}"/>
+                  <m:grow/>
+                </m:dPr>
+                <m:e>
+                  <m:r>
+                    <m:t>2</m:t>
+                  </m:r>
+                  <m:r>
+                    <m:rPr>
+                      <m:sty m:val="p"/>
+                    </m:rPr>
+                    <m:t>,</m:t>
+                  </m:r>
+                  <m:r>
+                    <m:t>3</m:t>
+                  </m:r>
+                </m:e>
+              </m:d>
+              <m:r>
+                <m:t>​</m:t>
+              </m:r>
+            </m:oMath>
+            <w:r>
+              <w:t xml:space="preserve">.</w:t>
+            </w:r>
+            <w:r>
+              <w:t xml:space="preserve"> </w:t>
+            </w:r>
+            <w:r>
+              <w:t xml:space="preserve">The height</w:t>
+            </w:r>
+            <w:r>
+              <w:t xml:space="preserve"> </w:t>
+            </w:r>
+            <m:oMath>
+              <m:r>
+                <m:t>3</m:t>
+              </m:r>
+            </m:oMath>
+            <w:r>
+              <w:t xml:space="preserve"> </w:t>
+            </w:r>
+            <w:r>
+              <w:t xml:space="preserve">is reached by no roll, so its preimage is empty.</w:t>
+            </w:r>
+          </w:p>
+          <w:bookmarkEnd w:id="30"/>
+        </w:tc>
+      </w:tr>
+    </w:tbl>
+    <w:bookmarkStart w:id="31" w:name="def-range"/>
     <w:p>
       <w:pPr>
         <w:pStyle w:val="BodyText"/>
@@ -3339,8 +5221,8 @@
         <w:t xml:space="preserve">.</w:t>
       </w:r>
     </w:p>
-    <w:bookmarkEnd w:id="27"/>
-    <w:bookmarkStart w:id="28" w:name="exm-range"/>
+    <w:bookmarkEnd w:id="31"/>
+    <w:bookmarkStart w:id="32" w:name="exm-range"/>
     <w:p>
       <w:pPr>
         <w:pStyle w:val="BodyText"/>
@@ -3560,8 +5442,8 @@
         <w:t xml:space="preserve">lies in the codomain.</w:t>
       </w:r>
     </w:p>
-    <w:bookmarkEnd w:id="28"/>
-    <w:bookmarkStart w:id="29" w:name="rem-image-range"/>
+    <w:bookmarkEnd w:id="32"/>
+    <w:bookmarkStart w:id="33" w:name="rem-image-range"/>
     <w:p>
       <w:pPr>
         <w:pStyle w:val="BodyText"/>
@@ -3655,8 +5537,8 @@
         <w:t xml:space="preserve">gives the two meanings and the terms these notes use instead.</w:t>
       </w:r>
     </w:p>
-    <w:bookmarkEnd w:id="29"/>
-    <w:bookmarkStart w:id="30" w:name="exm-domain-codomain-image"/>
+    <w:bookmarkEnd w:id="33"/>
+    <w:bookmarkStart w:id="34" w:name="exm-domain-codomain-image"/>
     <w:p>
       <w:pPr>
         <w:pStyle w:val="BodyText"/>
@@ -4084,8 +5966,8 @@
         <w:t xml:space="preserve">.</w:t>
       </w:r>
     </w:p>
-    <w:bookmarkEnd w:id="30"/>
-    <w:bookmarkStart w:id="31" w:name="def-graph"/>
+    <w:bookmarkEnd w:id="34"/>
+    <w:bookmarkStart w:id="35" w:name="def-graph"/>
     <w:p>
       <w:pPr>
         <w:pStyle w:val="BodyText"/>
@@ -4326,8 +6208,8 @@
         </m:oMath>
       </m:oMathPara>
     </w:p>
-    <w:bookmarkEnd w:id="31"/>
-    <w:bookmarkStart w:id="32" w:name="exm-graph"/>
+    <w:bookmarkEnd w:id="35"/>
+    <w:bookmarkStart w:id="36" w:name="exm-graph"/>
     <w:p>
       <w:pPr>
         <w:pStyle w:val="FirstParagraph"/>
@@ -4783,8 +6665,3974 @@
         <w:t xml:space="preserve">.</w:t>
       </w:r>
     </w:p>
-    <w:bookmarkEnd w:id="32"/>
-    <w:bookmarkStart w:id="33" w:name="rem-graph-real-function"/>
+    <w:bookmarkEnd w:id="36"/>
+    <w:tbl>
+      <w:tblPr>
+        <w:tblStyle w:val="Table"/>
+        <w:tblW w:type="pct" w:w="5000"/>
+        <w:tblLayout w:type="fixed"/>
+        <w:tblLook w:firstRow="0" w:lastRow="0" w:firstColumn="0" w:lastColumn="0" w:noHBand="0" w:noVBand="0" w:val="0000"/>
+      </w:tblPr>
+      <w:tblGrid>
+        <w:gridCol w:w="7920"/>
+      </w:tblGrid>
+      <w:tr>
+        <w:tc>
+          <w:tcPr/>
+          <w:bookmarkStart w:id="40" w:name="fig-graph-three-points"/>
+          <w:p>
+            <w:pPr>
+              <w:pStyle w:val="SourceCode"/>
+              <w:jc w:val="center"/>
+            </w:pPr>
+            <w:r>
+              <w:rPr>
+                <w:rStyle w:val="NormalTok"/>
+              </w:rPr>
+              <w:t xml:space="preserve">graph_points </w:t>
+            </w:r>
+            <w:r>
+              <w:rPr>
+                <w:rStyle w:val="OtherTok"/>
+              </w:rPr>
+              <w:t xml:space="preserve">&lt;-</w:t>
+            </w:r>
+            <w:r>
+              <w:rPr>
+                <w:rStyle w:val="NormalTok"/>
+              </w:rPr>
+              <w:t xml:space="preserve"> </w:t>
+            </w:r>
+            <w:r>
+              <w:rPr>
+                <w:rStyle w:val="FunctionTok"/>
+              </w:rPr>
+              <w:t xml:space="preserve">data.frame</w:t>
+            </w:r>
+            <w:r>
+              <w:rPr>
+                <w:rStyle w:val="NormalTok"/>
+              </w:rPr>
+              <w:t xml:space="preserve">(</w:t>
+            </w:r>
+            <w:r>
+              <w:rPr>
+                <w:rStyle w:val="AttributeTok"/>
+              </w:rPr>
+              <w:t xml:space="preserve">a =</w:t>
+            </w:r>
+            <w:r>
+              <w:rPr>
+                <w:rStyle w:val="NormalTok"/>
+              </w:rPr>
+              <w:t xml:space="preserve"> </w:t>
+            </w:r>
+            <w:r>
+              <w:rPr>
+                <w:rStyle w:val="FunctionTok"/>
+              </w:rPr>
+              <w:t xml:space="preserve">c</w:t>
+            </w:r>
+            <w:r>
+              <w:rPr>
+                <w:rStyle w:val="NormalTok"/>
+              </w:rPr>
+              <w:t xml:space="preserve">(</w:t>
+            </w:r>
+            <w:r>
+              <w:rPr>
+                <w:rStyle w:val="SpecialCharTok"/>
+              </w:rPr>
+              <w:t xml:space="preserve">-</w:t>
+            </w:r>
+            <w:r>
+              <w:rPr>
+                <w:rStyle w:val="DecValTok"/>
+              </w:rPr>
+              <w:t xml:space="preserve">1</w:t>
+            </w:r>
+            <w:r>
+              <w:rPr>
+                <w:rStyle w:val="NormalTok"/>
+              </w:rPr>
+              <w:t xml:space="preserve">, </w:t>
+            </w:r>
+            <w:r>
+              <w:rPr>
+                <w:rStyle w:val="DecValTok"/>
+              </w:rPr>
+              <w:t xml:space="preserve">0</w:t>
+            </w:r>
+            <w:r>
+              <w:rPr>
+                <w:rStyle w:val="NormalTok"/>
+              </w:rPr>
+              <w:t xml:space="preserve">, </w:t>
+            </w:r>
+            <w:r>
+              <w:rPr>
+                <w:rStyle w:val="DecValTok"/>
+              </w:rPr>
+              <w:t xml:space="preserve">2</w:t>
+            </w:r>
+            <w:r>
+              <w:rPr>
+                <w:rStyle w:val="NormalTok"/>
+              </w:rPr>
+              <w:t xml:space="preserve">), </w:t>
+            </w:r>
+            <w:r>
+              <w:rPr>
+                <w:rStyle w:val="AttributeTok"/>
+              </w:rPr>
+              <w:t xml:space="preserve">value =</w:t>
+            </w:r>
+            <w:r>
+              <w:rPr>
+                <w:rStyle w:val="NormalTok"/>
+              </w:rPr>
+              <w:t xml:space="preserve"> </w:t>
+            </w:r>
+            <w:r>
+              <w:rPr>
+                <w:rStyle w:val="FunctionTok"/>
+              </w:rPr>
+              <w:t xml:space="preserve">c</w:t>
+            </w:r>
+            <w:r>
+              <w:rPr>
+                <w:rStyle w:val="NormalTok"/>
+              </w:rPr>
+              <w:t xml:space="preserve">(</w:t>
+            </w:r>
+            <w:r>
+              <w:rPr>
+                <w:rStyle w:val="SpecialCharTok"/>
+              </w:rPr>
+              <w:t xml:space="preserve">-</w:t>
+            </w:r>
+            <w:r>
+              <w:rPr>
+                <w:rStyle w:val="DecValTok"/>
+              </w:rPr>
+              <w:t xml:space="preserve">1</w:t>
+            </w:r>
+            <w:r>
+              <w:rPr>
+                <w:rStyle w:val="NormalTok"/>
+              </w:rPr>
+              <w:t xml:space="preserve">, </w:t>
+            </w:r>
+            <w:r>
+              <w:rPr>
+                <w:rStyle w:val="DecValTok"/>
+              </w:rPr>
+              <w:t xml:space="preserve">0</w:t>
+            </w:r>
+            <w:r>
+              <w:rPr>
+                <w:rStyle w:val="NormalTok"/>
+              </w:rPr>
+              <w:t xml:space="preserve">, </w:t>
+            </w:r>
+            <w:r>
+              <w:rPr>
+                <w:rStyle w:val="DecValTok"/>
+              </w:rPr>
+              <w:t xml:space="preserve">2</w:t>
+            </w:r>
+            <w:r>
+              <w:rPr>
+                <w:rStyle w:val="NormalTok"/>
+              </w:rPr>
+              <w:t xml:space="preserve">)</w:t>
+            </w:r>
+            <w:r>
+              <w:rPr>
+                <w:rStyle w:val="SpecialCharTok"/>
+              </w:rPr>
+              <w:t xml:space="preserve">^</w:t>
+            </w:r>
+            <w:r>
+              <w:rPr>
+                <w:rStyle w:val="DecValTok"/>
+              </w:rPr>
+              <w:t xml:space="preserve">2</w:t>
+            </w:r>
+            <w:r>
+              <w:rPr>
+                <w:rStyle w:val="NormalTok"/>
+              </w:rPr>
+              <w:t xml:space="preserve">)</w:t>
+            </w:r>
+            <w:r>
+              <w:br/>
+            </w:r>
+            <w:r>
+              <w:rPr>
+                <w:rStyle w:val="NormalTok"/>
+              </w:rPr>
+              <w:t xml:space="preserve">parabola </w:t>
+            </w:r>
+            <w:r>
+              <w:rPr>
+                <w:rStyle w:val="OtherTok"/>
+              </w:rPr>
+              <w:t xml:space="preserve">&lt;-</w:t>
+            </w:r>
+            <w:r>
+              <w:rPr>
+                <w:rStyle w:val="NormalTok"/>
+              </w:rPr>
+              <w:t xml:space="preserve"> </w:t>
+            </w:r>
+            <w:r>
+              <w:rPr>
+                <w:rStyle w:val="FunctionTok"/>
+              </w:rPr>
+              <w:t xml:space="preserve">data.frame</w:t>
+            </w:r>
+            <w:r>
+              <w:rPr>
+                <w:rStyle w:val="NormalTok"/>
+              </w:rPr>
+              <w:t xml:space="preserve">(</w:t>
+            </w:r>
+            <w:r>
+              <w:rPr>
+                <w:rStyle w:val="AttributeTok"/>
+              </w:rPr>
+              <w:t xml:space="preserve">a =</w:t>
+            </w:r>
+            <w:r>
+              <w:rPr>
+                <w:rStyle w:val="NormalTok"/>
+              </w:rPr>
+              <w:t xml:space="preserve"> </w:t>
+            </w:r>
+            <w:r>
+              <w:rPr>
+                <w:rStyle w:val="FunctionTok"/>
+              </w:rPr>
+              <w:t xml:space="preserve">seq</w:t>
+            </w:r>
+            <w:r>
+              <w:rPr>
+                <w:rStyle w:val="NormalTok"/>
+              </w:rPr>
+              <w:t xml:space="preserve">(</w:t>
+            </w:r>
+            <w:r>
+              <w:rPr>
+                <w:rStyle w:val="SpecialCharTok"/>
+              </w:rPr>
+              <w:t xml:space="preserve">-</w:t>
+            </w:r>
+            <w:r>
+              <w:rPr>
+                <w:rStyle w:val="FloatTok"/>
+              </w:rPr>
+              <w:t xml:space="preserve">1.5</w:t>
+            </w:r>
+            <w:r>
+              <w:rPr>
+                <w:rStyle w:val="NormalTok"/>
+              </w:rPr>
+              <w:t xml:space="preserve">, </w:t>
+            </w:r>
+            <w:r>
+              <w:rPr>
+                <w:rStyle w:val="FloatTok"/>
+              </w:rPr>
+              <w:t xml:space="preserve">2.5</w:t>
+            </w:r>
+            <w:r>
+              <w:rPr>
+                <w:rStyle w:val="NormalTok"/>
+              </w:rPr>
+              <w:t xml:space="preserve">, </w:t>
+            </w:r>
+            <w:r>
+              <w:rPr>
+                <w:rStyle w:val="AttributeTok"/>
+              </w:rPr>
+              <w:t xml:space="preserve">length.out =</w:t>
+            </w:r>
+            <w:r>
+              <w:rPr>
+                <w:rStyle w:val="NormalTok"/>
+              </w:rPr>
+              <w:t xml:space="preserve"> </w:t>
+            </w:r>
+            <w:r>
+              <w:rPr>
+                <w:rStyle w:val="DecValTok"/>
+              </w:rPr>
+              <w:t xml:space="preserve">201</w:t>
+            </w:r>
+            <w:r>
+              <w:rPr>
+                <w:rStyle w:val="NormalTok"/>
+              </w:rPr>
+              <w:t xml:space="preserve">))</w:t>
+            </w:r>
+            <w:r>
+              <w:br/>
+            </w:r>
+            <w:r>
+              <w:rPr>
+                <w:rStyle w:val="NormalTok"/>
+              </w:rPr>
+              <w:t xml:space="preserve">parabola</w:t>
+            </w:r>
+            <w:r>
+              <w:rPr>
+                <w:rStyle w:val="SpecialCharTok"/>
+              </w:rPr>
+              <w:t xml:space="preserve">$</w:t>
+            </w:r>
+            <w:r>
+              <w:rPr>
+                <w:rStyle w:val="NormalTok"/>
+              </w:rPr>
+              <w:t xml:space="preserve">value </w:t>
+            </w:r>
+            <w:r>
+              <w:rPr>
+                <w:rStyle w:val="OtherTok"/>
+              </w:rPr>
+              <w:t xml:space="preserve">&lt;-</w:t>
+            </w:r>
+            <w:r>
+              <w:rPr>
+                <w:rStyle w:val="NormalTok"/>
+              </w:rPr>
+              <w:t xml:space="preserve"> parabola</w:t>
+            </w:r>
+            <w:r>
+              <w:rPr>
+                <w:rStyle w:val="SpecialCharTok"/>
+              </w:rPr>
+              <w:t xml:space="preserve">$</w:t>
+            </w:r>
+            <w:r>
+              <w:rPr>
+                <w:rStyle w:val="NormalTok"/>
+              </w:rPr>
+              <w:t xml:space="preserve">a</w:t>
+            </w:r>
+            <w:r>
+              <w:rPr>
+                <w:rStyle w:val="SpecialCharTok"/>
+              </w:rPr>
+              <w:t xml:space="preserve">^</w:t>
+            </w:r>
+            <w:r>
+              <w:rPr>
+                <w:rStyle w:val="DecValTok"/>
+              </w:rPr>
+              <w:t xml:space="preserve">2</w:t>
+            </w:r>
+            <w:r>
+              <w:br/>
+            </w:r>
+            <w:r>
+              <w:br/>
+            </w:r>
+            <w:r>
+              <w:rPr>
+                <w:rStyle w:val="NormalTok"/>
+              </w:rPr>
+              <w:t xml:space="preserve">graph_three_points_plot </w:t>
+            </w:r>
+            <w:r>
+              <w:rPr>
+                <w:rStyle w:val="OtherTok"/>
+              </w:rPr>
+              <w:t xml:space="preserve">&lt;-</w:t>
+            </w:r>
+            <w:r>
+              <w:rPr>
+                <w:rStyle w:val="NormalTok"/>
+              </w:rPr>
+              <w:t xml:space="preserve"> ggplot2</w:t>
+            </w:r>
+            <w:r>
+              <w:rPr>
+                <w:rStyle w:val="SpecialCharTok"/>
+              </w:rPr>
+              <w:t xml:space="preserve">::</w:t>
+            </w:r>
+            <w:r>
+              <w:rPr>
+                <w:rStyle w:val="FunctionTok"/>
+              </w:rPr>
+              <w:t xml:space="preserve">ggplot</w:t>
+            </w:r>
+            <w:r>
+              <w:rPr>
+                <w:rStyle w:val="NormalTok"/>
+              </w:rPr>
+              <w:t xml:space="preserve">() </w:t>
+            </w:r>
+            <w:r>
+              <w:rPr>
+                <w:rStyle w:val="SpecialCharTok"/>
+              </w:rPr>
+              <w:t xml:space="preserve">+</w:t>
+            </w:r>
+            <w:r>
+              <w:br/>
+            </w:r>
+            <w:r>
+              <w:rPr>
+                <w:rStyle w:val="NormalTok"/>
+              </w:rPr>
+              <w:t xml:space="preserve">  ggplot2</w:t>
+            </w:r>
+            <w:r>
+              <w:rPr>
+                <w:rStyle w:val="SpecialCharTok"/>
+              </w:rPr>
+              <w:t xml:space="preserve">::</w:t>
+            </w:r>
+            <w:r>
+              <w:rPr>
+                <w:rStyle w:val="FunctionTok"/>
+              </w:rPr>
+              <w:t xml:space="preserve">geom_line</w:t>
+            </w:r>
+            <w:r>
+              <w:rPr>
+                <w:rStyle w:val="NormalTok"/>
+              </w:rPr>
+              <w:t xml:space="preserve">(</w:t>
+            </w:r>
+            <w:r>
+              <w:br/>
+            </w:r>
+            <w:r>
+              <w:rPr>
+                <w:rStyle w:val="NormalTok"/>
+              </w:rPr>
+              <w:t xml:space="preserve">    </w:t>
+            </w:r>
+            <w:r>
+              <w:rPr>
+                <w:rStyle w:val="AttributeTok"/>
+              </w:rPr>
+              <w:t xml:space="preserve">data =</w:t>
+            </w:r>
+            <w:r>
+              <w:rPr>
+                <w:rStyle w:val="NormalTok"/>
+              </w:rPr>
+              <w:t xml:space="preserve"> parabola,</w:t>
+            </w:r>
+            <w:r>
+              <w:br/>
+            </w:r>
+            <w:r>
+              <w:rPr>
+                <w:rStyle w:val="NormalTok"/>
+              </w:rPr>
+              <w:t xml:space="preserve">    ggplot2</w:t>
+            </w:r>
+            <w:r>
+              <w:rPr>
+                <w:rStyle w:val="SpecialCharTok"/>
+              </w:rPr>
+              <w:t xml:space="preserve">::</w:t>
+            </w:r>
+            <w:r>
+              <w:rPr>
+                <w:rStyle w:val="FunctionTok"/>
+              </w:rPr>
+              <w:t xml:space="preserve">aes</w:t>
+            </w:r>
+            <w:r>
+              <w:rPr>
+                <w:rStyle w:val="NormalTok"/>
+              </w:rPr>
+              <w:t xml:space="preserve">(</w:t>
+            </w:r>
+            <w:r>
+              <w:rPr>
+                <w:rStyle w:val="AttributeTok"/>
+              </w:rPr>
+              <w:t xml:space="preserve">x =</w:t>
+            </w:r>
+            <w:r>
+              <w:rPr>
+                <w:rStyle w:val="NormalTok"/>
+              </w:rPr>
+              <w:t xml:space="preserve"> a, </w:t>
+            </w:r>
+            <w:r>
+              <w:rPr>
+                <w:rStyle w:val="AttributeTok"/>
+              </w:rPr>
+              <w:t xml:space="preserve">y =</w:t>
+            </w:r>
+            <w:r>
+              <w:rPr>
+                <w:rStyle w:val="NormalTok"/>
+              </w:rPr>
+              <w:t xml:space="preserve"> value),</w:t>
+            </w:r>
+            <w:r>
+              <w:br/>
+            </w:r>
+            <w:r>
+              <w:rPr>
+                <w:rStyle w:val="NormalTok"/>
+              </w:rPr>
+              <w:t xml:space="preserve">    </w:t>
+            </w:r>
+            <w:r>
+              <w:rPr>
+                <w:rStyle w:val="AttributeTok"/>
+              </w:rPr>
+              <w:t xml:space="preserve">colour =</w:t>
+            </w:r>
+            <w:r>
+              <w:rPr>
+                <w:rStyle w:val="NormalTok"/>
+              </w:rPr>
+              <w:t xml:space="preserve"> </w:t>
+            </w:r>
+            <w:r>
+              <w:rPr>
+                <w:rStyle w:val="StringTok"/>
+              </w:rPr>
+              <w:t xml:space="preserve">"grey80"</w:t>
+            </w:r>
+            <w:r>
+              <w:br/>
+            </w:r>
+            <w:r>
+              <w:rPr>
+                <w:rStyle w:val="NormalTok"/>
+              </w:rPr>
+              <w:t xml:space="preserve">  ) </w:t>
+            </w:r>
+            <w:r>
+              <w:rPr>
+                <w:rStyle w:val="SpecialCharTok"/>
+              </w:rPr>
+              <w:t xml:space="preserve">+</w:t>
+            </w:r>
+            <w:r>
+              <w:br/>
+            </w:r>
+            <w:r>
+              <w:rPr>
+                <w:rStyle w:val="NormalTok"/>
+              </w:rPr>
+              <w:t xml:space="preserve">  ggplot2</w:t>
+            </w:r>
+            <w:r>
+              <w:rPr>
+                <w:rStyle w:val="SpecialCharTok"/>
+              </w:rPr>
+              <w:t xml:space="preserve">::</w:t>
+            </w:r>
+            <w:r>
+              <w:rPr>
+                <w:rStyle w:val="FunctionTok"/>
+              </w:rPr>
+              <w:t xml:space="preserve">geom_point</w:t>
+            </w:r>
+            <w:r>
+              <w:rPr>
+                <w:rStyle w:val="NormalTok"/>
+              </w:rPr>
+              <w:t xml:space="preserve">(</w:t>
+            </w:r>
+            <w:r>
+              <w:br/>
+            </w:r>
+            <w:r>
+              <w:rPr>
+                <w:rStyle w:val="NormalTok"/>
+              </w:rPr>
+              <w:t xml:space="preserve">    </w:t>
+            </w:r>
+            <w:r>
+              <w:rPr>
+                <w:rStyle w:val="AttributeTok"/>
+              </w:rPr>
+              <w:t xml:space="preserve">data =</w:t>
+            </w:r>
+            <w:r>
+              <w:rPr>
+                <w:rStyle w:val="NormalTok"/>
+              </w:rPr>
+              <w:t xml:space="preserve"> graph_points,</w:t>
+            </w:r>
+            <w:r>
+              <w:br/>
+            </w:r>
+            <w:r>
+              <w:rPr>
+                <w:rStyle w:val="NormalTok"/>
+              </w:rPr>
+              <w:t xml:space="preserve">    ggplot2</w:t>
+            </w:r>
+            <w:r>
+              <w:rPr>
+                <w:rStyle w:val="SpecialCharTok"/>
+              </w:rPr>
+              <w:t xml:space="preserve">::</w:t>
+            </w:r>
+            <w:r>
+              <w:rPr>
+                <w:rStyle w:val="FunctionTok"/>
+              </w:rPr>
+              <w:t xml:space="preserve">aes</w:t>
+            </w:r>
+            <w:r>
+              <w:rPr>
+                <w:rStyle w:val="NormalTok"/>
+              </w:rPr>
+              <w:t xml:space="preserve">(</w:t>
+            </w:r>
+            <w:r>
+              <w:rPr>
+                <w:rStyle w:val="AttributeTok"/>
+              </w:rPr>
+              <w:t xml:space="preserve">x =</w:t>
+            </w:r>
+            <w:r>
+              <w:rPr>
+                <w:rStyle w:val="NormalTok"/>
+              </w:rPr>
+              <w:t xml:space="preserve"> a, </w:t>
+            </w:r>
+            <w:r>
+              <w:rPr>
+                <w:rStyle w:val="AttributeTok"/>
+              </w:rPr>
+              <w:t xml:space="preserve">y =</w:t>
+            </w:r>
+            <w:r>
+              <w:rPr>
+                <w:rStyle w:val="NormalTok"/>
+              </w:rPr>
+              <w:t xml:space="preserve"> value, </w:t>
+            </w:r>
+            <w:r>
+              <w:rPr>
+                <w:rStyle w:val="AttributeTok"/>
+              </w:rPr>
+              <w:t xml:space="preserve">colour =</w:t>
+            </w:r>
+            <w:r>
+              <w:rPr>
+                <w:rStyle w:val="NormalTok"/>
+              </w:rPr>
+              <w:t xml:space="preserve"> </w:t>
+            </w:r>
+            <w:r>
+              <w:rPr>
+                <w:rStyle w:val="StringTok"/>
+              </w:rPr>
+              <w:t xml:space="preserve">"in the graph"</w:t>
+            </w:r>
+            <w:r>
+              <w:rPr>
+                <w:rStyle w:val="NormalTok"/>
+              </w:rPr>
+              <w:t xml:space="preserve">),</w:t>
+            </w:r>
+            <w:r>
+              <w:br/>
+            </w:r>
+            <w:r>
+              <w:rPr>
+                <w:rStyle w:val="NormalTok"/>
+              </w:rPr>
+              <w:t xml:space="preserve">    </w:t>
+            </w:r>
+            <w:r>
+              <w:rPr>
+                <w:rStyle w:val="AttributeTok"/>
+              </w:rPr>
+              <w:t xml:space="preserve">size =</w:t>
+            </w:r>
+            <w:r>
+              <w:rPr>
+                <w:rStyle w:val="NormalTok"/>
+              </w:rPr>
+              <w:t xml:space="preserve"> </w:t>
+            </w:r>
+            <w:r>
+              <w:rPr>
+                <w:rStyle w:val="DecValTok"/>
+              </w:rPr>
+              <w:t xml:space="preserve">3</w:t>
+            </w:r>
+            <w:r>
+              <w:br/>
+            </w:r>
+            <w:r>
+              <w:rPr>
+                <w:rStyle w:val="NormalTok"/>
+              </w:rPr>
+              <w:t xml:space="preserve">  ) </w:t>
+            </w:r>
+            <w:r>
+              <w:rPr>
+                <w:rStyle w:val="SpecialCharTok"/>
+              </w:rPr>
+              <w:t xml:space="preserve">+</w:t>
+            </w:r>
+            <w:r>
+              <w:br/>
+            </w:r>
+            <w:r>
+              <w:rPr>
+                <w:rStyle w:val="NormalTok"/>
+              </w:rPr>
+              <w:t xml:space="preserve">  ggplot2</w:t>
+            </w:r>
+            <w:r>
+              <w:rPr>
+                <w:rStyle w:val="SpecialCharTok"/>
+              </w:rPr>
+              <w:t xml:space="preserve">::</w:t>
+            </w:r>
+            <w:r>
+              <w:rPr>
+                <w:rStyle w:val="FunctionTok"/>
+              </w:rPr>
+              <w:t xml:space="preserve">geom_point</w:t>
+            </w:r>
+            <w:r>
+              <w:rPr>
+                <w:rStyle w:val="NormalTok"/>
+              </w:rPr>
+              <w:t xml:space="preserve">(</w:t>
+            </w:r>
+            <w:r>
+              <w:br/>
+            </w:r>
+            <w:r>
+              <w:rPr>
+                <w:rStyle w:val="NormalTok"/>
+              </w:rPr>
+              <w:t xml:space="preserve">    </w:t>
+            </w:r>
+            <w:r>
+              <w:rPr>
+                <w:rStyle w:val="AttributeTok"/>
+              </w:rPr>
+              <w:t xml:space="preserve">data =</w:t>
+            </w:r>
+            <w:r>
+              <w:rPr>
+                <w:rStyle w:val="NormalTok"/>
+              </w:rPr>
+              <w:t xml:space="preserve"> </w:t>
+            </w:r>
+            <w:r>
+              <w:rPr>
+                <w:rStyle w:val="FunctionTok"/>
+              </w:rPr>
+              <w:t xml:space="preserve">data.frame</w:t>
+            </w:r>
+            <w:r>
+              <w:rPr>
+                <w:rStyle w:val="NormalTok"/>
+              </w:rPr>
+              <w:t xml:space="preserve">(</w:t>
+            </w:r>
+            <w:r>
+              <w:rPr>
+                <w:rStyle w:val="AttributeTok"/>
+              </w:rPr>
+              <w:t xml:space="preserve">a =</w:t>
+            </w:r>
+            <w:r>
+              <w:rPr>
+                <w:rStyle w:val="NormalTok"/>
+              </w:rPr>
+              <w:t xml:space="preserve"> </w:t>
+            </w:r>
+            <w:r>
+              <w:rPr>
+                <w:rStyle w:val="DecValTok"/>
+              </w:rPr>
+              <w:t xml:space="preserve">1</w:t>
+            </w:r>
+            <w:r>
+              <w:rPr>
+                <w:rStyle w:val="NormalTok"/>
+              </w:rPr>
+              <w:t xml:space="preserve">, </w:t>
+            </w:r>
+            <w:r>
+              <w:rPr>
+                <w:rStyle w:val="AttributeTok"/>
+              </w:rPr>
+              <w:t xml:space="preserve">value =</w:t>
+            </w:r>
+            <w:r>
+              <w:rPr>
+                <w:rStyle w:val="NormalTok"/>
+              </w:rPr>
+              <w:t xml:space="preserve"> </w:t>
+            </w:r>
+            <w:r>
+              <w:rPr>
+                <w:rStyle w:val="DecValTok"/>
+              </w:rPr>
+              <w:t xml:space="preserve">1</w:t>
+            </w:r>
+            <w:r>
+              <w:rPr>
+                <w:rStyle w:val="NormalTok"/>
+              </w:rPr>
+              <w:t xml:space="preserve">),</w:t>
+            </w:r>
+            <w:r>
+              <w:br/>
+            </w:r>
+            <w:r>
+              <w:rPr>
+                <w:rStyle w:val="NormalTok"/>
+              </w:rPr>
+              <w:t xml:space="preserve">    ggplot2</w:t>
+            </w:r>
+            <w:r>
+              <w:rPr>
+                <w:rStyle w:val="SpecialCharTok"/>
+              </w:rPr>
+              <w:t xml:space="preserve">::</w:t>
+            </w:r>
+            <w:r>
+              <w:rPr>
+                <w:rStyle w:val="FunctionTok"/>
+              </w:rPr>
+              <w:t xml:space="preserve">aes</w:t>
+            </w:r>
+            <w:r>
+              <w:rPr>
+                <w:rStyle w:val="NormalTok"/>
+              </w:rPr>
+              <w:t xml:space="preserve">(</w:t>
+            </w:r>
+            <w:r>
+              <w:rPr>
+                <w:rStyle w:val="AttributeTok"/>
+              </w:rPr>
+              <w:t xml:space="preserve">x =</w:t>
+            </w:r>
+            <w:r>
+              <w:rPr>
+                <w:rStyle w:val="NormalTok"/>
+              </w:rPr>
+              <w:t xml:space="preserve"> a, </w:t>
+            </w:r>
+            <w:r>
+              <w:rPr>
+                <w:rStyle w:val="AttributeTok"/>
+              </w:rPr>
+              <w:t xml:space="preserve">y =</w:t>
+            </w:r>
+            <w:r>
+              <w:rPr>
+                <w:rStyle w:val="NormalTok"/>
+              </w:rPr>
+              <w:t xml:space="preserve"> value, </w:t>
+            </w:r>
+            <w:r>
+              <w:rPr>
+                <w:rStyle w:val="AttributeTok"/>
+              </w:rPr>
+              <w:t xml:space="preserve">colour =</w:t>
+            </w:r>
+            <w:r>
+              <w:rPr>
+                <w:rStyle w:val="NormalTok"/>
+              </w:rPr>
+              <w:t xml:space="preserve"> </w:t>
+            </w:r>
+            <w:r>
+              <w:rPr>
+                <w:rStyle w:val="StringTok"/>
+              </w:rPr>
+              <w:t xml:space="preserve">"not in the graph"</w:t>
+            </w:r>
+            <w:r>
+              <w:rPr>
+                <w:rStyle w:val="NormalTok"/>
+              </w:rPr>
+              <w:t xml:space="preserve">),</w:t>
+            </w:r>
+            <w:r>
+              <w:br/>
+            </w:r>
+            <w:r>
+              <w:rPr>
+                <w:rStyle w:val="NormalTok"/>
+              </w:rPr>
+              <w:t xml:space="preserve">    </w:t>
+            </w:r>
+            <w:r>
+              <w:rPr>
+                <w:rStyle w:val="AttributeTok"/>
+              </w:rPr>
+              <w:t xml:space="preserve">shape =</w:t>
+            </w:r>
+            <w:r>
+              <w:rPr>
+                <w:rStyle w:val="NormalTok"/>
+              </w:rPr>
+              <w:t xml:space="preserve"> </w:t>
+            </w:r>
+            <w:r>
+              <w:rPr>
+                <w:rStyle w:val="DecValTok"/>
+              </w:rPr>
+              <w:t xml:space="preserve">1</w:t>
+            </w:r>
+            <w:r>
+              <w:rPr>
+                <w:rStyle w:val="NormalTok"/>
+              </w:rPr>
+              <w:t xml:space="preserve">,</w:t>
+            </w:r>
+            <w:r>
+              <w:br/>
+            </w:r>
+            <w:r>
+              <w:rPr>
+                <w:rStyle w:val="NormalTok"/>
+              </w:rPr>
+              <w:t xml:space="preserve">    </w:t>
+            </w:r>
+            <w:r>
+              <w:rPr>
+                <w:rStyle w:val="AttributeTok"/>
+              </w:rPr>
+              <w:t xml:space="preserve">size =</w:t>
+            </w:r>
+            <w:r>
+              <w:rPr>
+                <w:rStyle w:val="NormalTok"/>
+              </w:rPr>
+              <w:t xml:space="preserve"> </w:t>
+            </w:r>
+            <w:r>
+              <w:rPr>
+                <w:rStyle w:val="DecValTok"/>
+              </w:rPr>
+              <w:t xml:space="preserve">3</w:t>
+            </w:r>
+            <w:r>
+              <w:rPr>
+                <w:rStyle w:val="NormalTok"/>
+              </w:rPr>
+              <w:t xml:space="preserve">,</w:t>
+            </w:r>
+            <w:r>
+              <w:br/>
+            </w:r>
+            <w:r>
+              <w:rPr>
+                <w:rStyle w:val="NormalTok"/>
+              </w:rPr>
+              <w:t xml:space="preserve">    </w:t>
+            </w:r>
+            <w:r>
+              <w:rPr>
+                <w:rStyle w:val="AttributeTok"/>
+              </w:rPr>
+              <w:t xml:space="preserve">stroke =</w:t>
+            </w:r>
+            <w:r>
+              <w:rPr>
+                <w:rStyle w:val="NormalTok"/>
+              </w:rPr>
+              <w:t xml:space="preserve"> </w:t>
+            </w:r>
+            <w:r>
+              <w:rPr>
+                <w:rStyle w:val="FloatTok"/>
+              </w:rPr>
+              <w:t xml:space="preserve">1.2</w:t>
+            </w:r>
+            <w:r>
+              <w:br/>
+            </w:r>
+            <w:r>
+              <w:rPr>
+                <w:rStyle w:val="NormalTok"/>
+              </w:rPr>
+              <w:t xml:space="preserve">  ) </w:t>
+            </w:r>
+            <w:r>
+              <w:rPr>
+                <w:rStyle w:val="SpecialCharTok"/>
+              </w:rPr>
+              <w:t xml:space="preserve">+</w:t>
+            </w:r>
+            <w:r>
+              <w:br/>
+            </w:r>
+            <w:r>
+              <w:rPr>
+                <w:rStyle w:val="NormalTok"/>
+              </w:rPr>
+              <w:t xml:space="preserve">  ggplot2</w:t>
+            </w:r>
+            <w:r>
+              <w:rPr>
+                <w:rStyle w:val="SpecialCharTok"/>
+              </w:rPr>
+              <w:t xml:space="preserve">::</w:t>
+            </w:r>
+            <w:r>
+              <w:rPr>
+                <w:rStyle w:val="FunctionTok"/>
+              </w:rPr>
+              <w:t xml:space="preserve">scale_colour_manual</w:t>
+            </w:r>
+            <w:r>
+              <w:rPr>
+                <w:rStyle w:val="NormalTok"/>
+              </w:rPr>
+              <w:t xml:space="preserve">(</w:t>
+            </w:r>
+            <w:r>
+              <w:br/>
+            </w:r>
+            <w:r>
+              <w:rPr>
+                <w:rStyle w:val="NormalTok"/>
+              </w:rPr>
+              <w:t xml:space="preserve">    </w:t>
+            </w:r>
+            <w:r>
+              <w:rPr>
+                <w:rStyle w:val="AttributeTok"/>
+              </w:rPr>
+              <w:t xml:space="preserve">values =</w:t>
+            </w:r>
+            <w:r>
+              <w:rPr>
+                <w:rStyle w:val="NormalTok"/>
+              </w:rPr>
+              <w:t xml:space="preserve"> </w:t>
+            </w:r>
+            <w:r>
+              <w:rPr>
+                <w:rStyle w:val="FunctionTok"/>
+              </w:rPr>
+              <w:t xml:space="preserve">c</w:t>
+            </w:r>
+            <w:r>
+              <w:rPr>
+                <w:rStyle w:val="NormalTok"/>
+              </w:rPr>
+              <w:t xml:space="preserve">(</w:t>
+            </w:r>
+            <w:r>
+              <w:rPr>
+                <w:rStyle w:val="StringTok"/>
+              </w:rPr>
+              <w:t xml:space="preserve">"in the graph"</w:t>
+            </w:r>
+            <w:r>
+              <w:rPr>
+                <w:rStyle w:val="NormalTok"/>
+              </w:rPr>
+              <w:t xml:space="preserve"> </w:t>
+            </w:r>
+            <w:r>
+              <w:rPr>
+                <w:rStyle w:val="OtherTok"/>
+              </w:rPr>
+              <w:t xml:space="preserve">=</w:t>
+            </w:r>
+            <w:r>
+              <w:rPr>
+                <w:rStyle w:val="NormalTok"/>
+              </w:rPr>
+              <w:t xml:space="preserve"> </w:t>
+            </w:r>
+            <w:r>
+              <w:rPr>
+                <w:rStyle w:val="StringTok"/>
+              </w:rPr>
+              <w:t xml:space="preserve">"#0072B2"</w:t>
+            </w:r>
+            <w:r>
+              <w:rPr>
+                <w:rStyle w:val="NormalTok"/>
+              </w:rPr>
+              <w:t xml:space="preserve">, </w:t>
+            </w:r>
+            <w:r>
+              <w:rPr>
+                <w:rStyle w:val="StringTok"/>
+              </w:rPr>
+              <w:t xml:space="preserve">"not in the graph"</w:t>
+            </w:r>
+            <w:r>
+              <w:rPr>
+                <w:rStyle w:val="NormalTok"/>
+              </w:rPr>
+              <w:t xml:space="preserve"> </w:t>
+            </w:r>
+            <w:r>
+              <w:rPr>
+                <w:rStyle w:val="OtherTok"/>
+              </w:rPr>
+              <w:t xml:space="preserve">=</w:t>
+            </w:r>
+            <w:r>
+              <w:rPr>
+                <w:rStyle w:val="NormalTok"/>
+              </w:rPr>
+              <w:t xml:space="preserve"> </w:t>
+            </w:r>
+            <w:r>
+              <w:rPr>
+                <w:rStyle w:val="StringTok"/>
+              </w:rPr>
+              <w:t xml:space="preserve">"#D55E00"</w:t>
+            </w:r>
+            <w:r>
+              <w:rPr>
+                <w:rStyle w:val="NormalTok"/>
+              </w:rPr>
+              <w:t xml:space="preserve">)</w:t>
+            </w:r>
+            <w:r>
+              <w:br/>
+            </w:r>
+            <w:r>
+              <w:rPr>
+                <w:rStyle w:val="NormalTok"/>
+              </w:rPr>
+              <w:t xml:space="preserve">  ) </w:t>
+            </w:r>
+            <w:r>
+              <w:rPr>
+                <w:rStyle w:val="SpecialCharTok"/>
+              </w:rPr>
+              <w:t xml:space="preserve">+</w:t>
+            </w:r>
+            <w:r>
+              <w:br/>
+            </w:r>
+            <w:r>
+              <w:rPr>
+                <w:rStyle w:val="NormalTok"/>
+              </w:rPr>
+              <w:t xml:space="preserve">  ggplot2</w:t>
+            </w:r>
+            <w:r>
+              <w:rPr>
+                <w:rStyle w:val="SpecialCharTok"/>
+              </w:rPr>
+              <w:t xml:space="preserve">::</w:t>
+            </w:r>
+            <w:r>
+              <w:rPr>
+                <w:rStyle w:val="FunctionTok"/>
+              </w:rPr>
+              <w:t xml:space="preserve">scale_x_continuous</w:t>
+            </w:r>
+            <w:r>
+              <w:rPr>
+                <w:rStyle w:val="NormalTok"/>
+              </w:rPr>
+              <w:t xml:space="preserve">(</w:t>
+            </w:r>
+            <w:r>
+              <w:rPr>
+                <w:rStyle w:val="AttributeTok"/>
+              </w:rPr>
+              <w:t xml:space="preserve">breaks =</w:t>
+            </w:r>
+            <w:r>
+              <w:rPr>
+                <w:rStyle w:val="NormalTok"/>
+              </w:rPr>
+              <w:t xml:space="preserve"> </w:t>
+            </w:r>
+            <w:r>
+              <w:rPr>
+                <w:rStyle w:val="SpecialCharTok"/>
+              </w:rPr>
+              <w:t xml:space="preserve">-</w:t>
+            </w:r>
+            <w:r>
+              <w:rPr>
+                <w:rStyle w:val="DecValTok"/>
+              </w:rPr>
+              <w:t xml:space="preserve">1</w:t>
+            </w:r>
+            <w:r>
+              <w:rPr>
+                <w:rStyle w:val="SpecialCharTok"/>
+              </w:rPr>
+              <w:t xml:space="preserve">:</w:t>
+            </w:r>
+            <w:r>
+              <w:rPr>
+                <w:rStyle w:val="DecValTok"/>
+              </w:rPr>
+              <w:t xml:space="preserve">2</w:t>
+            </w:r>
+            <w:r>
+              <w:rPr>
+                <w:rStyle w:val="NormalTok"/>
+              </w:rPr>
+              <w:t xml:space="preserve">) </w:t>
+            </w:r>
+            <w:r>
+              <w:rPr>
+                <w:rStyle w:val="SpecialCharTok"/>
+              </w:rPr>
+              <w:t xml:space="preserve">+</w:t>
+            </w:r>
+            <w:r>
+              <w:br/>
+            </w:r>
+            <w:r>
+              <w:rPr>
+                <w:rStyle w:val="NormalTok"/>
+              </w:rPr>
+              <w:t xml:space="preserve">  ggplot2</w:t>
+            </w:r>
+            <w:r>
+              <w:rPr>
+                <w:rStyle w:val="SpecialCharTok"/>
+              </w:rPr>
+              <w:t xml:space="preserve">::</w:t>
+            </w:r>
+            <w:r>
+              <w:rPr>
+                <w:rStyle w:val="FunctionTok"/>
+              </w:rPr>
+              <w:t xml:space="preserve">labs</w:t>
+            </w:r>
+            <w:r>
+              <w:rPr>
+                <w:rStyle w:val="NormalTok"/>
+              </w:rPr>
+              <w:t xml:space="preserve">(</w:t>
+            </w:r>
+            <w:r>
+              <w:rPr>
+                <w:rStyle w:val="AttributeTok"/>
+              </w:rPr>
+              <w:t xml:space="preserve">x =</w:t>
+            </w:r>
+            <w:r>
+              <w:rPr>
+                <w:rStyle w:val="NormalTok"/>
+              </w:rPr>
+              <w:t xml:space="preserve"> </w:t>
+            </w:r>
+            <w:r>
+              <w:rPr>
+                <w:rStyle w:val="StringTok"/>
+              </w:rPr>
+              <w:t xml:space="preserve">"a"</w:t>
+            </w:r>
+            <w:r>
+              <w:rPr>
+                <w:rStyle w:val="NormalTok"/>
+              </w:rPr>
+              <w:t xml:space="preserve">, </w:t>
+            </w:r>
+            <w:r>
+              <w:rPr>
+                <w:rStyle w:val="AttributeTok"/>
+              </w:rPr>
+              <w:t xml:space="preserve">y =</w:t>
+            </w:r>
+            <w:r>
+              <w:rPr>
+                <w:rStyle w:val="NormalTok"/>
+              </w:rPr>
+              <w:t xml:space="preserve"> </w:t>
+            </w:r>
+            <w:r>
+              <w:rPr>
+                <w:rStyle w:val="StringTok"/>
+              </w:rPr>
+              <w:t xml:space="preserve">"f(a) = a^2"</w:t>
+            </w:r>
+            <w:r>
+              <w:rPr>
+                <w:rStyle w:val="NormalTok"/>
+              </w:rPr>
+              <w:t xml:space="preserve">, </w:t>
+            </w:r>
+            <w:r>
+              <w:rPr>
+                <w:rStyle w:val="AttributeTok"/>
+              </w:rPr>
+              <w:t xml:space="preserve">colour =</w:t>
+            </w:r>
+            <w:r>
+              <w:rPr>
+                <w:rStyle w:val="NormalTok"/>
+              </w:rPr>
+              <w:t xml:space="preserve"> </w:t>
+            </w:r>
+            <w:r>
+              <w:rPr>
+                <w:rStyle w:val="ConstantTok"/>
+              </w:rPr>
+              <w:t xml:space="preserve">NULL</w:t>
+            </w:r>
+            <w:r>
+              <w:rPr>
+                <w:rStyle w:val="NormalTok"/>
+              </w:rPr>
+              <w:t xml:space="preserve">) </w:t>
+            </w:r>
+            <w:r>
+              <w:rPr>
+                <w:rStyle w:val="SpecialCharTok"/>
+              </w:rPr>
+              <w:t xml:space="preserve">+</w:t>
+            </w:r>
+            <w:r>
+              <w:br/>
+            </w:r>
+            <w:r>
+              <w:rPr>
+                <w:rStyle w:val="NormalTok"/>
+              </w:rPr>
+              <w:t xml:space="preserve">  ggplot2</w:t>
+            </w:r>
+            <w:r>
+              <w:rPr>
+                <w:rStyle w:val="SpecialCharTok"/>
+              </w:rPr>
+              <w:t xml:space="preserve">::</w:t>
+            </w:r>
+            <w:r>
+              <w:rPr>
+                <w:rStyle w:val="FunctionTok"/>
+              </w:rPr>
+              <w:t xml:space="preserve">theme_minimal</w:t>
+            </w:r>
+            <w:r>
+              <w:rPr>
+                <w:rStyle w:val="NormalTok"/>
+              </w:rPr>
+              <w:t xml:space="preserve">() </w:t>
+            </w:r>
+            <w:r>
+              <w:rPr>
+                <w:rStyle w:val="SpecialCharTok"/>
+              </w:rPr>
+              <w:t xml:space="preserve">+</w:t>
+            </w:r>
+            <w:r>
+              <w:br/>
+            </w:r>
+            <w:r>
+              <w:rPr>
+                <w:rStyle w:val="NormalTok"/>
+              </w:rPr>
+              <w:t xml:space="preserve">  ggplot2</w:t>
+            </w:r>
+            <w:r>
+              <w:rPr>
+                <w:rStyle w:val="SpecialCharTok"/>
+              </w:rPr>
+              <w:t xml:space="preserve">::</w:t>
+            </w:r>
+            <w:r>
+              <w:rPr>
+                <w:rStyle w:val="FunctionTok"/>
+              </w:rPr>
+              <w:t xml:space="preserve">theme</w:t>
+            </w:r>
+            <w:r>
+              <w:rPr>
+                <w:rStyle w:val="NormalTok"/>
+              </w:rPr>
+              <w:t xml:space="preserve">(</w:t>
+            </w:r>
+            <w:r>
+              <w:rPr>
+                <w:rStyle w:val="AttributeTok"/>
+              </w:rPr>
+              <w:t xml:space="preserve">legend.position =</w:t>
+            </w:r>
+            <w:r>
+              <w:rPr>
+                <w:rStyle w:val="NormalTok"/>
+              </w:rPr>
+              <w:t xml:space="preserve"> </w:t>
+            </w:r>
+            <w:r>
+              <w:rPr>
+                <w:rStyle w:val="StringTok"/>
+              </w:rPr>
+              <w:t xml:space="preserve">"bottom"</w:t>
+            </w:r>
+            <w:r>
+              <w:rPr>
+                <w:rStyle w:val="NormalTok"/>
+              </w:rPr>
+              <w:t xml:space="preserve">)</w:t>
+            </w:r>
+            <w:r>
+              <w:br/>
+            </w:r>
+            <w:r>
+              <w:br/>
+            </w:r>
+            <w:r>
+              <w:rPr>
+                <w:rStyle w:val="ControlFlowTok"/>
+              </w:rPr>
+              <w:t xml:space="preserve">if</w:t>
+            </w:r>
+            <w:r>
+              <w:rPr>
+                <w:rStyle w:val="NormalTok"/>
+              </w:rPr>
+              <w:t xml:space="preserve"> (knitr</w:t>
+            </w:r>
+            <w:r>
+              <w:rPr>
+                <w:rStyle w:val="SpecialCharTok"/>
+              </w:rPr>
+              <w:t xml:space="preserve">::</w:t>
+            </w:r>
+            <w:r>
+              <w:rPr>
+                <w:rStyle w:val="FunctionTok"/>
+              </w:rPr>
+              <w:t xml:space="preserve">is_html_output</w:t>
+            </w:r>
+            <w:r>
+              <w:rPr>
+                <w:rStyle w:val="NormalTok"/>
+              </w:rPr>
+              <w:t xml:space="preserve">()) {</w:t>
+            </w:r>
+            <w:r>
+              <w:br/>
+            </w:r>
+            <w:r>
+              <w:rPr>
+                <w:rStyle w:val="NormalTok"/>
+              </w:rPr>
+              <w:t xml:space="preserve">  htmltools</w:t>
+            </w:r>
+            <w:r>
+              <w:rPr>
+                <w:rStyle w:val="SpecialCharTok"/>
+              </w:rPr>
+              <w:t xml:space="preserve">::</w:t>
+            </w:r>
+            <w:r>
+              <w:rPr>
+                <w:rStyle w:val="FunctionTok"/>
+              </w:rPr>
+              <w:t xml:space="preserve">div</w:t>
+            </w:r>
+            <w:r>
+              <w:rPr>
+                <w:rStyle w:val="NormalTok"/>
+              </w:rPr>
+              <w:t xml:space="preserve">(</w:t>
+            </w:r>
+            <w:r>
+              <w:br/>
+            </w:r>
+            <w:r>
+              <w:rPr>
+                <w:rStyle w:val="NormalTok"/>
+              </w:rPr>
+              <w:t xml:space="preserve">    </w:t>
+            </w:r>
+            <w:r>
+              <w:rPr>
+                <w:rStyle w:val="AttributeTok"/>
+              </w:rPr>
+              <w:t xml:space="preserve">role =</w:t>
+            </w:r>
+            <w:r>
+              <w:rPr>
+                <w:rStyle w:val="NormalTok"/>
+              </w:rPr>
+              <w:t xml:space="preserve"> </w:t>
+            </w:r>
+            <w:r>
+              <w:rPr>
+                <w:rStyle w:val="StringTok"/>
+              </w:rPr>
+              <w:t xml:space="preserve">"img"</w:t>
+            </w:r>
+            <w:r>
+              <w:rPr>
+                <w:rStyle w:val="NormalTok"/>
+              </w:rPr>
+              <w:t xml:space="preserve">,</w:t>
+            </w:r>
+            <w:r>
+              <w:br/>
+            </w:r>
+            <w:r>
+              <w:rPr>
+                <w:rStyle w:val="NormalTok"/>
+              </w:rPr>
+              <w:t xml:space="preserve">    </w:t>
+            </w:r>
+            <w:r>
+              <w:rPr>
+                <w:rStyle w:val="StringTok"/>
+              </w:rPr>
+              <w:t xml:space="preserve">`</w:t>
+            </w:r>
+            <w:r>
+              <w:rPr>
+                <w:rStyle w:val="AttributeTok"/>
+              </w:rPr>
+              <w:t xml:space="preserve">aria-label</w:t>
+            </w:r>
+            <w:r>
+              <w:rPr>
+                <w:rStyle w:val="StringTok"/>
+              </w:rPr>
+              <w:t xml:space="preserve">`</w:t>
+            </w:r>
+            <w:r>
+              <w:rPr>
+                <w:rStyle w:val="NormalTok"/>
+              </w:rPr>
+              <w:t xml:space="preserve"> </w:t>
+            </w:r>
+            <w:r>
+              <w:rPr>
+                <w:rStyle w:val="OtherTok"/>
+              </w:rPr>
+              <w:t xml:space="preserve">=</w:t>
+            </w:r>
+            <w:r>
+              <w:rPr>
+                <w:rStyle w:val="NormalTok"/>
+              </w:rPr>
+              <w:t xml:space="preserve"> fig_alt,</w:t>
+            </w:r>
+            <w:r>
+              <w:br/>
+            </w:r>
+            <w:r>
+              <w:rPr>
+                <w:rStyle w:val="NormalTok"/>
+              </w:rPr>
+              <w:t xml:space="preserve">    plotly</w:t>
+            </w:r>
+            <w:r>
+              <w:rPr>
+                <w:rStyle w:val="SpecialCharTok"/>
+              </w:rPr>
+              <w:t xml:space="preserve">::</w:t>
+            </w:r>
+            <w:r>
+              <w:rPr>
+                <w:rStyle w:val="FunctionTok"/>
+              </w:rPr>
+              <w:t xml:space="preserve">ggplotly</w:t>
+            </w:r>
+            <w:r>
+              <w:rPr>
+                <w:rStyle w:val="NormalTok"/>
+              </w:rPr>
+              <w:t xml:space="preserve">(graph_three_points_plot) </w:t>
+            </w:r>
+            <w:r>
+              <w:rPr>
+                <w:rStyle w:val="SpecialCharTok"/>
+              </w:rPr>
+              <w:t xml:space="preserve">|&gt;</w:t>
+            </w:r>
+            <w:r>
+              <w:br/>
+            </w:r>
+            <w:r>
+              <w:rPr>
+                <w:rStyle w:val="NormalTok"/>
+              </w:rPr>
+              <w:t xml:space="preserve">      plotly</w:t>
+            </w:r>
+            <w:r>
+              <w:rPr>
+                <w:rStyle w:val="SpecialCharTok"/>
+              </w:rPr>
+              <w:t xml:space="preserve">::</w:t>
+            </w:r>
+            <w:r>
+              <w:rPr>
+                <w:rStyle w:val="FunctionTok"/>
+              </w:rPr>
+              <w:t xml:space="preserve">layout</w:t>
+            </w:r>
+            <w:r>
+              <w:rPr>
+                <w:rStyle w:val="NormalTok"/>
+              </w:rPr>
+              <w:t xml:space="preserve">(</w:t>
+            </w:r>
+            <w:r>
+              <w:rPr>
+                <w:rStyle w:val="AttributeTok"/>
+              </w:rPr>
+              <w:t xml:space="preserve">legend =</w:t>
+            </w:r>
+            <w:r>
+              <w:rPr>
+                <w:rStyle w:val="NormalTok"/>
+              </w:rPr>
+              <w:t xml:space="preserve"> </w:t>
+            </w:r>
+            <w:r>
+              <w:rPr>
+                <w:rStyle w:val="FunctionTok"/>
+              </w:rPr>
+              <w:t xml:space="preserve">list</w:t>
+            </w:r>
+            <w:r>
+              <w:rPr>
+                <w:rStyle w:val="NormalTok"/>
+              </w:rPr>
+              <w:t xml:space="preserve">(</w:t>
+            </w:r>
+            <w:r>
+              <w:rPr>
+                <w:rStyle w:val="AttributeTok"/>
+              </w:rPr>
+              <w:t xml:space="preserve">orientation =</w:t>
+            </w:r>
+            <w:r>
+              <w:rPr>
+                <w:rStyle w:val="NormalTok"/>
+              </w:rPr>
+              <w:t xml:space="preserve"> </w:t>
+            </w:r>
+            <w:r>
+              <w:rPr>
+                <w:rStyle w:val="StringTok"/>
+              </w:rPr>
+              <w:t xml:space="preserve">"h"</w:t>
+            </w:r>
+            <w:r>
+              <w:rPr>
+                <w:rStyle w:val="NormalTok"/>
+              </w:rPr>
+              <w:t xml:space="preserve">, </w:t>
+            </w:r>
+            <w:r>
+              <w:rPr>
+                <w:rStyle w:val="AttributeTok"/>
+              </w:rPr>
+              <w:t xml:space="preserve">y =</w:t>
+            </w:r>
+            <w:r>
+              <w:rPr>
+                <w:rStyle w:val="NormalTok"/>
+              </w:rPr>
+              <w:t xml:space="preserve"> </w:t>
+            </w:r>
+            <w:r>
+              <w:rPr>
+                <w:rStyle w:val="SpecialCharTok"/>
+              </w:rPr>
+              <w:t xml:space="preserve">-</w:t>
+            </w:r>
+            <w:r>
+              <w:rPr>
+                <w:rStyle w:val="FloatTok"/>
+              </w:rPr>
+              <w:t xml:space="preserve">0.2</w:t>
+            </w:r>
+            <w:r>
+              <w:rPr>
+                <w:rStyle w:val="NormalTok"/>
+              </w:rPr>
+              <w:t xml:space="preserve">))</w:t>
+            </w:r>
+            <w:r>
+              <w:br/>
+            </w:r>
+            <w:r>
+              <w:rPr>
+                <w:rStyle w:val="NormalTok"/>
+              </w:rPr>
+              <w:t xml:space="preserve">  )</w:t>
+            </w:r>
+            <w:r>
+              <w:br/>
+            </w:r>
+            <w:r>
+              <w:rPr>
+                <w:rStyle w:val="NormalTok"/>
+              </w:rPr>
+              <w:t xml:space="preserve">} </w:t>
+            </w:r>
+            <w:r>
+              <w:rPr>
+                <w:rStyle w:val="ControlFlowTok"/>
+              </w:rPr>
+              <w:t xml:space="preserve">else</w:t>
+            </w:r>
+            <w:r>
+              <w:rPr>
+                <w:rStyle w:val="NormalTok"/>
+              </w:rPr>
+              <w:t xml:space="preserve"> {</w:t>
+            </w:r>
+            <w:r>
+              <w:br/>
+            </w:r>
+            <w:r>
+              <w:rPr>
+                <w:rStyle w:val="NormalTok"/>
+              </w:rPr>
+              <w:t xml:space="preserve">  graph_three_points_plot</w:t>
+            </w:r>
+            <w:r>
+              <w:br/>
+            </w:r>
+            <w:r>
+              <w:rPr>
+                <w:rStyle w:val="NormalTok"/>
+              </w:rPr>
+              <w:t xml:space="preserve">}</w:t>
+            </w:r>
+          </w:p>
+          <w:p>
+            <w:pPr>
+              <w:jc w:val="center"/>
+            </w:pPr>
+            <w:r>
+              <w:drawing>
+                <wp:inline>
+                  <wp:extent cx="4620126" cy="3696101"/>
+                  <wp:effectExtent b="0" l="0" r="0" t="0"/>
+                  <wp:docPr descr="" title="" id="38" name="Picture"/>
+                  <a:graphic>
+                    <a:graphicData uri="http://schemas.openxmlformats.org/drawingml/2006/picture">
+                      <pic:pic>
+                        <pic:nvPicPr>
+                          <pic:cNvPr descr="functions_files/figure-docx/graph-three-points-plot-1.png" id="39" name="Picture"/>
+                          <pic:cNvPicPr>
+                            <a:picLocks noChangeArrowheads="1" noChangeAspect="1"/>
+                          </pic:cNvPicPr>
+                        </pic:nvPicPr>
+                        <pic:blipFill>
+                          <a:blip r:embed="rId37"/>
+                          <a:stretch>
+                            <a:fillRect/>
+                          </a:stretch>
+                        </pic:blipFill>
+                        <pic:spPr bwMode="auto">
+                          <a:xfrm>
+                            <a:off x="0" y="0"/>
+                            <a:ext cx="4620126" cy="3696101"/>
+                          </a:xfrm>
+                          <a:prstGeom prst="rect">
+                            <a:avLst/>
+                          </a:prstGeom>
+                          <a:noFill/>
+                          <a:ln w="9525">
+                            <a:noFill/>
+                            <a:headEnd/>
+                            <a:tailEnd/>
+                          </a:ln>
+                        </pic:spPr>
+                      </pic:pic>
+                    </a:graphicData>
+                  </a:graphic>
+                </wp:inline>
+              </w:drawing>
+            </w:r>
+          </w:p>
+          <w:p>
+            <w:pPr>
+              <w:jc w:val="center"/>
+            </w:pPr>
+            <w:pPr>
+              <w:jc w:val="left"/>
+              <w:spacing w:before="200"/>
+              <w:pStyle w:val="ImageCaption"/>
+            </w:pPr>
+            <w:r>
+              <w:t xml:space="preserve">Figure 2: The</w:t>
+            </w:r>
+            <w:r>
+              <w:t xml:space="preserve"> </w:t>
+            </w:r>
+            <w:hyperlink w:anchor="def-graph">
+              <w:r>
+                <w:rPr>
+                  <w:rStyle w:val="Hyperlink"/>
+                </w:rPr>
+                <w:t xml:space="preserve">graph</w:t>
+              </w:r>
+            </w:hyperlink>
+            <w:r>
+              <w:t xml:space="preserve"> </w:t>
+            </w:r>
+            <w:r>
+              <w:t xml:space="preserve">of</w:t>
+            </w:r>
+            <w:r>
+              <w:t xml:space="preserve"> </w:t>
+            </w:r>
+            <m:oMath>
+              <m:r>
+                <m:t>f</m:t>
+              </m:r>
+              <m:r>
+                <m:rPr>
+                  <m:sty m:val="p"/>
+                </m:rPr>
+                <m:t>(</m:t>
+              </m:r>
+              <m:r>
+                <m:t>a</m:t>
+              </m:r>
+              <m:r>
+                <m:rPr>
+                  <m:sty m:val="p"/>
+                </m:rPr>
+                <m:t>)</m:t>
+              </m:r>
+              <m:r>
+                <m:rPr>
+                  <m:sty m:val="p"/>
+                </m:rPr>
+                <m:t>=</m:t>
+              </m:r>
+              <m:sSup>
+                <m:e>
+                  <m:r>
+                    <m:t>a</m:t>
+                  </m:r>
+                </m:e>
+                <m:sup>
+                  <m:r>
+                    <m:t>2</m:t>
+                  </m:r>
+                </m:sup>
+              </m:sSup>
+            </m:oMath>
+            <w:r>
+              <w:t xml:space="preserve"> </w:t>
+            </w:r>
+            <w:r>
+              <w:t xml:space="preserve">on the</w:t>
+            </w:r>
+            <w:r>
+              <w:t xml:space="preserve"> </w:t>
+            </w:r>
+            <w:hyperlink w:anchor="def-domain">
+              <w:r>
+                <w:rPr>
+                  <w:rStyle w:val="Hyperlink"/>
+                </w:rPr>
+                <w:t xml:space="preserve">domain</w:t>
+              </w:r>
+            </w:hyperlink>
+            <w:r>
+              <w:t xml:space="preserve"> </w:t>
+            </w:r>
+            <m:oMath>
+              <m:r>
+                <m:t>​</m:t>
+              </m:r>
+              <m:d>
+                <m:dPr>
+                  <m:begChr m:val="{"/>
+                  <m:sepChr m:val=""/>
+                  <m:endChr m:val="}"/>
+                  <m:grow/>
+                </m:dPr>
+                <m:e>
+                  <m:r>
+                    <m:rPr>
+                      <m:sty m:val="p"/>
+                    </m:rPr>
+                    <m:t>−</m:t>
+                  </m:r>
+                  <m:r>
+                    <m:t>1</m:t>
+                  </m:r>
+                  <m:r>
+                    <m:rPr>
+                      <m:sty m:val="p"/>
+                    </m:rPr>
+                    <m:t>,</m:t>
+                  </m:r>
+                  <m:r>
+                    <m:t>0</m:t>
+                  </m:r>
+                  <m:r>
+                    <m:rPr>
+                      <m:sty m:val="p"/>
+                    </m:rPr>
+                    <m:t>,</m:t>
+                  </m:r>
+                  <m:r>
+                    <m:t>2</m:t>
+                  </m:r>
+                </m:e>
+              </m:d>
+              <m:r>
+                <m:t>​</m:t>
+              </m:r>
+            </m:oMath>
+            <w:r>
+              <w:t xml:space="preserve">.</w:t>
+            </w:r>
+            <w:r>
+              <w:t xml:space="preserve"> </w:t>
+            </w:r>
+            <w:r>
+              <w:t xml:space="preserve">The pair</w:t>
+            </w:r>
+            <w:r>
+              <w:t xml:space="preserve"> </w:t>
+            </w:r>
+            <m:oMath>
+              <m:r>
+                <m:rPr>
+                  <m:sty m:val="p"/>
+                </m:rPr>
+                <m:t>(</m:t>
+              </m:r>
+              <m:r>
+                <m:t>1</m:t>
+              </m:r>
+              <m:r>
+                <m:rPr>
+                  <m:sty m:val="p"/>
+                </m:rPr>
+                <m:t>,</m:t>
+              </m:r>
+              <m:r>
+                <m:t>1</m:t>
+              </m:r>
+              <m:r>
+                <m:rPr>
+                  <m:sty m:val="p"/>
+                </m:rPr>
+                <m:t>)</m:t>
+              </m:r>
+            </m:oMath>
+            <w:r>
+              <w:t xml:space="preserve"> </w:t>
+            </w:r>
+            <w:r>
+              <w:t xml:space="preserve">lies on the curve</w:t>
+            </w:r>
+            <w:r>
+              <w:t xml:space="preserve"> </w:t>
+            </w:r>
+            <m:oMath>
+              <m:r>
+                <m:t>y</m:t>
+              </m:r>
+              <m:r>
+                <m:rPr>
+                  <m:sty m:val="p"/>
+                </m:rPr>
+                <m:t>=</m:t>
+              </m:r>
+              <m:sSup>
+                <m:e>
+                  <m:r>
+                    <m:t>a</m:t>
+                  </m:r>
+                </m:e>
+                <m:sup>
+                  <m:r>
+                    <m:t>2</m:t>
+                  </m:r>
+                </m:sup>
+              </m:sSup>
+            </m:oMath>
+            <w:r>
+              <w:t xml:space="preserve"> </w:t>
+            </w:r>
+            <w:r>
+              <w:t xml:space="preserve">but not in the graph of</w:t>
+            </w:r>
+            <w:r>
+              <w:t xml:space="preserve"> </w:t>
+            </w:r>
+            <m:oMath>
+              <m:r>
+                <m:t>f</m:t>
+              </m:r>
+            </m:oMath>
+            <w:r>
+              <w:t xml:space="preserve">, because</w:t>
+            </w:r>
+            <w:r>
+              <w:t xml:space="preserve"> </w:t>
+            </w:r>
+            <m:oMath>
+              <m:r>
+                <m:t>1</m:t>
+              </m:r>
+            </m:oMath>
+            <w:r>
+              <w:t xml:space="preserve"> </w:t>
+            </w:r>
+            <w:r>
+              <w:t xml:space="preserve">is not in the domain.</w:t>
+            </w:r>
+          </w:p>
+          <w:bookmarkEnd w:id="40"/>
+        </w:tc>
+      </w:tr>
+    </w:tbl>
+    <w:p/>
+    <w:tbl>
+      <w:tblPr>
+        <w:tblStyle w:val="Table"/>
+        <w:tblW w:type="pct" w:w="5000"/>
+        <w:tblLayout w:type="fixed"/>
+        <w:tblLook w:firstRow="0" w:lastRow="0" w:firstColumn="0" w:lastColumn="0" w:noHBand="0" w:noVBand="0" w:val="0000"/>
+      </w:tblPr>
+      <w:tblGrid>
+        <w:gridCol w:w="7920"/>
+      </w:tblGrid>
+      <w:tr>
+        <w:tc>
+          <w:tcPr/>
+          <w:bookmarkStart w:id="44" w:name="fig-doubling-die"/>
+          <w:p>
+            <w:pPr>
+              <w:pStyle w:val="SourceCode"/>
+              <w:jc w:val="center"/>
+            </w:pPr>
+            <w:r>
+              <w:rPr>
+                <w:rStyle w:val="NormalTok"/>
+              </w:rPr>
+              <w:t xml:space="preserve">rolls </w:t>
+            </w:r>
+            <w:r>
+              <w:rPr>
+                <w:rStyle w:val="OtherTok"/>
+              </w:rPr>
+              <w:t xml:space="preserve">&lt;-</w:t>
+            </w:r>
+            <w:r>
+              <w:rPr>
+                <w:rStyle w:val="NormalTok"/>
+              </w:rPr>
+              <w:t xml:space="preserve"> </w:t>
+            </w:r>
+            <w:r>
+              <w:rPr>
+                <w:rStyle w:val="FunctionTok"/>
+              </w:rPr>
+              <w:t xml:space="preserve">data.frame</w:t>
+            </w:r>
+            <w:r>
+              <w:rPr>
+                <w:rStyle w:val="NormalTok"/>
+              </w:rPr>
+              <w:t xml:space="preserve">(</w:t>
+            </w:r>
+            <w:r>
+              <w:rPr>
+                <w:rStyle w:val="AttributeTok"/>
+              </w:rPr>
+              <w:t xml:space="preserve">roll =</w:t>
+            </w:r>
+            <w:r>
+              <w:rPr>
+                <w:rStyle w:val="NormalTok"/>
+              </w:rPr>
+              <w:t xml:space="preserve"> </w:t>
+            </w:r>
+            <w:r>
+              <w:rPr>
+                <w:rStyle w:val="DecValTok"/>
+              </w:rPr>
+              <w:t xml:space="preserve">1</w:t>
+            </w:r>
+            <w:r>
+              <w:rPr>
+                <w:rStyle w:val="SpecialCharTok"/>
+              </w:rPr>
+              <w:t xml:space="preserve">:</w:t>
+            </w:r>
+            <w:r>
+              <w:rPr>
+                <w:rStyle w:val="DecValTok"/>
+              </w:rPr>
+              <w:t xml:space="preserve">6</w:t>
+            </w:r>
+            <w:r>
+              <w:rPr>
+                <w:rStyle w:val="NormalTok"/>
+              </w:rPr>
+              <w:t xml:space="preserve">, </w:t>
+            </w:r>
+            <w:r>
+              <w:rPr>
+                <w:rStyle w:val="AttributeTok"/>
+              </w:rPr>
+              <w:t xml:space="preserve">double =</w:t>
+            </w:r>
+            <w:r>
+              <w:rPr>
+                <w:rStyle w:val="NormalTok"/>
+              </w:rPr>
+              <w:t xml:space="preserve"> </w:t>
+            </w:r>
+            <w:r>
+              <w:rPr>
+                <w:rStyle w:val="DecValTok"/>
+              </w:rPr>
+              <w:t xml:space="preserve">2</w:t>
+            </w:r>
+            <w:r>
+              <w:rPr>
+                <w:rStyle w:val="NormalTok"/>
+              </w:rPr>
+              <w:t xml:space="preserve"> </w:t>
+            </w:r>
+            <w:r>
+              <w:rPr>
+                <w:rStyle w:val="SpecialCharTok"/>
+              </w:rPr>
+              <w:t xml:space="preserve">*</w:t>
+            </w:r>
+            <w:r>
+              <w:rPr>
+                <w:rStyle w:val="NormalTok"/>
+              </w:rPr>
+              <w:t xml:space="preserve"> (</w:t>
+            </w:r>
+            <w:r>
+              <w:rPr>
+                <w:rStyle w:val="DecValTok"/>
+              </w:rPr>
+              <w:t xml:space="preserve">1</w:t>
+            </w:r>
+            <w:r>
+              <w:rPr>
+                <w:rStyle w:val="SpecialCharTok"/>
+              </w:rPr>
+              <w:t xml:space="preserve">:</w:t>
+            </w:r>
+            <w:r>
+              <w:rPr>
+                <w:rStyle w:val="DecValTok"/>
+              </w:rPr>
+              <w:t xml:space="preserve">6</w:t>
+            </w:r>
+            <w:r>
+              <w:rPr>
+                <w:rStyle w:val="NormalTok"/>
+              </w:rPr>
+              <w:t xml:space="preserve">))</w:t>
+            </w:r>
+            <w:r>
+              <w:br/>
+            </w:r>
+            <w:r>
+              <w:br/>
+            </w:r>
+            <w:r>
+              <w:rPr>
+                <w:rStyle w:val="NormalTok"/>
+              </w:rPr>
+              <w:t xml:space="preserve">doubling_die_plot </w:t>
+            </w:r>
+            <w:r>
+              <w:rPr>
+                <w:rStyle w:val="OtherTok"/>
+              </w:rPr>
+              <w:t xml:space="preserve">&lt;-</w:t>
+            </w:r>
+            <w:r>
+              <w:rPr>
+                <w:rStyle w:val="NormalTok"/>
+              </w:rPr>
+              <w:t xml:space="preserve"> ggplot2</w:t>
+            </w:r>
+            <w:r>
+              <w:rPr>
+                <w:rStyle w:val="SpecialCharTok"/>
+              </w:rPr>
+              <w:t xml:space="preserve">::</w:t>
+            </w:r>
+            <w:r>
+              <w:rPr>
+                <w:rStyle w:val="FunctionTok"/>
+              </w:rPr>
+              <w:t xml:space="preserve">ggplot</w:t>
+            </w:r>
+            <w:r>
+              <w:rPr>
+                <w:rStyle w:val="NormalTok"/>
+              </w:rPr>
+              <w:t xml:space="preserve">(rolls) </w:t>
+            </w:r>
+            <w:r>
+              <w:rPr>
+                <w:rStyle w:val="SpecialCharTok"/>
+              </w:rPr>
+              <w:t xml:space="preserve">+</w:t>
+            </w:r>
+            <w:r>
+              <w:br/>
+            </w:r>
+            <w:r>
+              <w:rPr>
+                <w:rStyle w:val="NormalTok"/>
+              </w:rPr>
+              <w:t xml:space="preserve">  ggplot2</w:t>
+            </w:r>
+            <w:r>
+              <w:rPr>
+                <w:rStyle w:val="SpecialCharTok"/>
+              </w:rPr>
+              <w:t xml:space="preserve">::</w:t>
+            </w:r>
+            <w:r>
+              <w:rPr>
+                <w:rStyle w:val="FunctionTok"/>
+              </w:rPr>
+              <w:t xml:space="preserve">aes</w:t>
+            </w:r>
+            <w:r>
+              <w:rPr>
+                <w:rStyle w:val="NormalTok"/>
+              </w:rPr>
+              <w:t xml:space="preserve">(</w:t>
+            </w:r>
+            <w:r>
+              <w:rPr>
+                <w:rStyle w:val="AttributeTok"/>
+              </w:rPr>
+              <w:t xml:space="preserve">x =</w:t>
+            </w:r>
+            <w:r>
+              <w:rPr>
+                <w:rStyle w:val="NormalTok"/>
+              </w:rPr>
+              <w:t xml:space="preserve"> roll, </w:t>
+            </w:r>
+            <w:r>
+              <w:rPr>
+                <w:rStyle w:val="AttributeTok"/>
+              </w:rPr>
+              <w:t xml:space="preserve">y =</w:t>
+            </w:r>
+            <w:r>
+              <w:rPr>
+                <w:rStyle w:val="NormalTok"/>
+              </w:rPr>
+              <w:t xml:space="preserve"> double) </w:t>
+            </w:r>
+            <w:r>
+              <w:rPr>
+                <w:rStyle w:val="SpecialCharTok"/>
+              </w:rPr>
+              <w:t xml:space="preserve">+</w:t>
+            </w:r>
+            <w:r>
+              <w:br/>
+            </w:r>
+            <w:r>
+              <w:rPr>
+                <w:rStyle w:val="NormalTok"/>
+              </w:rPr>
+              <w:t xml:space="preserve">  ggplot2</w:t>
+            </w:r>
+            <w:r>
+              <w:rPr>
+                <w:rStyle w:val="SpecialCharTok"/>
+              </w:rPr>
+              <w:t xml:space="preserve">::</w:t>
+            </w:r>
+            <w:r>
+              <w:rPr>
+                <w:rStyle w:val="FunctionTok"/>
+              </w:rPr>
+              <w:t xml:space="preserve">geom_segment</w:t>
+            </w:r>
+            <w:r>
+              <w:rPr>
+                <w:rStyle w:val="NormalTok"/>
+              </w:rPr>
+              <w:t xml:space="preserve">(</w:t>
+            </w:r>
+            <w:r>
+              <w:br/>
+            </w:r>
+            <w:r>
+              <w:rPr>
+                <w:rStyle w:val="NormalTok"/>
+              </w:rPr>
+              <w:t xml:space="preserve">    ggplot2</w:t>
+            </w:r>
+            <w:r>
+              <w:rPr>
+                <w:rStyle w:val="SpecialCharTok"/>
+              </w:rPr>
+              <w:t xml:space="preserve">::</w:t>
+            </w:r>
+            <w:r>
+              <w:rPr>
+                <w:rStyle w:val="FunctionTok"/>
+              </w:rPr>
+              <w:t xml:space="preserve">aes</w:t>
+            </w:r>
+            <w:r>
+              <w:rPr>
+                <w:rStyle w:val="NormalTok"/>
+              </w:rPr>
+              <w:t xml:space="preserve">(</w:t>
+            </w:r>
+            <w:r>
+              <w:rPr>
+                <w:rStyle w:val="AttributeTok"/>
+              </w:rPr>
+              <w:t xml:space="preserve">xend =</w:t>
+            </w:r>
+            <w:r>
+              <w:rPr>
+                <w:rStyle w:val="NormalTok"/>
+              </w:rPr>
+              <w:t xml:space="preserve"> </w:t>
+            </w:r>
+            <w:r>
+              <w:rPr>
+                <w:rStyle w:val="DecValTok"/>
+              </w:rPr>
+              <w:t xml:space="preserve">0</w:t>
+            </w:r>
+            <w:r>
+              <w:rPr>
+                <w:rStyle w:val="NormalTok"/>
+              </w:rPr>
+              <w:t xml:space="preserve">, </w:t>
+            </w:r>
+            <w:r>
+              <w:rPr>
+                <w:rStyle w:val="AttributeTok"/>
+              </w:rPr>
+              <w:t xml:space="preserve">yend =</w:t>
+            </w:r>
+            <w:r>
+              <w:rPr>
+                <w:rStyle w:val="NormalTok"/>
+              </w:rPr>
+              <w:t xml:space="preserve"> double),</w:t>
+            </w:r>
+            <w:r>
+              <w:br/>
+            </w:r>
+            <w:r>
+              <w:rPr>
+                <w:rStyle w:val="NormalTok"/>
+              </w:rPr>
+              <w:t xml:space="preserve">    </w:t>
+            </w:r>
+            <w:r>
+              <w:rPr>
+                <w:rStyle w:val="AttributeTok"/>
+              </w:rPr>
+              <w:t xml:space="preserve">linetype =</w:t>
+            </w:r>
+            <w:r>
+              <w:rPr>
+                <w:rStyle w:val="NormalTok"/>
+              </w:rPr>
+              <w:t xml:space="preserve"> </w:t>
+            </w:r>
+            <w:r>
+              <w:rPr>
+                <w:rStyle w:val="StringTok"/>
+              </w:rPr>
+              <w:t xml:space="preserve">"dotted"</w:t>
+            </w:r>
+            <w:r>
+              <w:rPr>
+                <w:rStyle w:val="NormalTok"/>
+              </w:rPr>
+              <w:t xml:space="preserve">,</w:t>
+            </w:r>
+            <w:r>
+              <w:br/>
+            </w:r>
+            <w:r>
+              <w:rPr>
+                <w:rStyle w:val="NormalTok"/>
+              </w:rPr>
+              <w:t xml:space="preserve">    </w:t>
+            </w:r>
+            <w:r>
+              <w:rPr>
+                <w:rStyle w:val="AttributeTok"/>
+              </w:rPr>
+              <w:t xml:space="preserve">colour =</w:t>
+            </w:r>
+            <w:r>
+              <w:rPr>
+                <w:rStyle w:val="NormalTok"/>
+              </w:rPr>
+              <w:t xml:space="preserve"> </w:t>
+            </w:r>
+            <w:r>
+              <w:rPr>
+                <w:rStyle w:val="StringTok"/>
+              </w:rPr>
+              <w:t xml:space="preserve">"grey50"</w:t>
+            </w:r>
+            <w:r>
+              <w:br/>
+            </w:r>
+            <w:r>
+              <w:rPr>
+                <w:rStyle w:val="NormalTok"/>
+              </w:rPr>
+              <w:t xml:space="preserve">  ) </w:t>
+            </w:r>
+            <w:r>
+              <w:rPr>
+                <w:rStyle w:val="SpecialCharTok"/>
+              </w:rPr>
+              <w:t xml:space="preserve">+</w:t>
+            </w:r>
+            <w:r>
+              <w:br/>
+            </w:r>
+            <w:r>
+              <w:rPr>
+                <w:rStyle w:val="NormalTok"/>
+              </w:rPr>
+              <w:t xml:space="preserve">  ggplot2</w:t>
+            </w:r>
+            <w:r>
+              <w:rPr>
+                <w:rStyle w:val="SpecialCharTok"/>
+              </w:rPr>
+              <w:t xml:space="preserve">::</w:t>
+            </w:r>
+            <w:r>
+              <w:rPr>
+                <w:rStyle w:val="FunctionTok"/>
+              </w:rPr>
+              <w:t xml:space="preserve">geom_point</w:t>
+            </w:r>
+            <w:r>
+              <w:rPr>
+                <w:rStyle w:val="NormalTok"/>
+              </w:rPr>
+              <w:t xml:space="preserve">(</w:t>
+            </w:r>
+            <w:r>
+              <w:br/>
+            </w:r>
+            <w:r>
+              <w:rPr>
+                <w:rStyle w:val="NormalTok"/>
+              </w:rPr>
+              <w:t xml:space="preserve">    ggplot2</w:t>
+            </w:r>
+            <w:r>
+              <w:rPr>
+                <w:rStyle w:val="SpecialCharTok"/>
+              </w:rPr>
+              <w:t xml:space="preserve">::</w:t>
+            </w:r>
+            <w:r>
+              <w:rPr>
+                <w:rStyle w:val="FunctionTok"/>
+              </w:rPr>
+              <w:t xml:space="preserve">aes</w:t>
+            </w:r>
+            <w:r>
+              <w:rPr>
+                <w:rStyle w:val="NormalTok"/>
+              </w:rPr>
+              <w:t xml:space="preserve">(</w:t>
+            </w:r>
+            <w:r>
+              <w:rPr>
+                <w:rStyle w:val="AttributeTok"/>
+              </w:rPr>
+              <w:t xml:space="preserve">colour =</w:t>
+            </w:r>
+            <w:r>
+              <w:rPr>
+                <w:rStyle w:val="NormalTok"/>
+              </w:rPr>
+              <w:t xml:space="preserve"> </w:t>
+            </w:r>
+            <w:r>
+              <w:rPr>
+                <w:rStyle w:val="StringTok"/>
+              </w:rPr>
+              <w:t xml:space="preserve">"graph of f"</w:t>
+            </w:r>
+            <w:r>
+              <w:rPr>
+                <w:rStyle w:val="NormalTok"/>
+              </w:rPr>
+              <w:t xml:space="preserve">),</w:t>
+            </w:r>
+            <w:r>
+              <w:br/>
+            </w:r>
+            <w:r>
+              <w:rPr>
+                <w:rStyle w:val="NormalTok"/>
+              </w:rPr>
+              <w:t xml:space="preserve">    </w:t>
+            </w:r>
+            <w:r>
+              <w:rPr>
+                <w:rStyle w:val="AttributeTok"/>
+              </w:rPr>
+              <w:t xml:space="preserve">size =</w:t>
+            </w:r>
+            <w:r>
+              <w:rPr>
+                <w:rStyle w:val="NormalTok"/>
+              </w:rPr>
+              <w:t xml:space="preserve"> </w:t>
+            </w:r>
+            <w:r>
+              <w:rPr>
+                <w:rStyle w:val="DecValTok"/>
+              </w:rPr>
+              <w:t xml:space="preserve">3</w:t>
+            </w:r>
+            <w:r>
+              <w:br/>
+            </w:r>
+            <w:r>
+              <w:rPr>
+                <w:rStyle w:val="NormalTok"/>
+              </w:rPr>
+              <w:t xml:space="preserve">  ) </w:t>
+            </w:r>
+            <w:r>
+              <w:rPr>
+                <w:rStyle w:val="SpecialCharTok"/>
+              </w:rPr>
+              <w:t xml:space="preserve">+</w:t>
+            </w:r>
+            <w:r>
+              <w:br/>
+            </w:r>
+            <w:r>
+              <w:rPr>
+                <w:rStyle w:val="NormalTok"/>
+              </w:rPr>
+              <w:t xml:space="preserve">  ggplot2</w:t>
+            </w:r>
+            <w:r>
+              <w:rPr>
+                <w:rStyle w:val="SpecialCharTok"/>
+              </w:rPr>
+              <w:t xml:space="preserve">::</w:t>
+            </w:r>
+            <w:r>
+              <w:rPr>
+                <w:rStyle w:val="FunctionTok"/>
+              </w:rPr>
+              <w:t xml:space="preserve">geom_point</w:t>
+            </w:r>
+            <w:r>
+              <w:rPr>
+                <w:rStyle w:val="NormalTok"/>
+              </w:rPr>
+              <w:t xml:space="preserve">(</w:t>
+            </w:r>
+            <w:r>
+              <w:br/>
+            </w:r>
+            <w:r>
+              <w:rPr>
+                <w:rStyle w:val="NormalTok"/>
+              </w:rPr>
+              <w:t xml:space="preserve">    ggplot2</w:t>
+            </w:r>
+            <w:r>
+              <w:rPr>
+                <w:rStyle w:val="SpecialCharTok"/>
+              </w:rPr>
+              <w:t xml:space="preserve">::</w:t>
+            </w:r>
+            <w:r>
+              <w:rPr>
+                <w:rStyle w:val="FunctionTok"/>
+              </w:rPr>
+              <w:t xml:space="preserve">aes</w:t>
+            </w:r>
+            <w:r>
+              <w:rPr>
+                <w:rStyle w:val="NormalTok"/>
+              </w:rPr>
+              <w:t xml:space="preserve">(</w:t>
+            </w:r>
+            <w:r>
+              <w:rPr>
+                <w:rStyle w:val="AttributeTok"/>
+              </w:rPr>
+              <w:t xml:space="preserve">x =</w:t>
+            </w:r>
+            <w:r>
+              <w:rPr>
+                <w:rStyle w:val="NormalTok"/>
+              </w:rPr>
+              <w:t xml:space="preserve"> </w:t>
+            </w:r>
+            <w:r>
+              <w:rPr>
+                <w:rStyle w:val="DecValTok"/>
+              </w:rPr>
+              <w:t xml:space="preserve">0</w:t>
+            </w:r>
+            <w:r>
+              <w:rPr>
+                <w:rStyle w:val="NormalTok"/>
+              </w:rPr>
+              <w:t xml:space="preserve">, </w:t>
+            </w:r>
+            <w:r>
+              <w:rPr>
+                <w:rStyle w:val="AttributeTok"/>
+              </w:rPr>
+              <w:t xml:space="preserve">colour =</w:t>
+            </w:r>
+            <w:r>
+              <w:rPr>
+                <w:rStyle w:val="NormalTok"/>
+              </w:rPr>
+              <w:t xml:space="preserve"> </w:t>
+            </w:r>
+            <w:r>
+              <w:rPr>
+                <w:rStyle w:val="StringTok"/>
+              </w:rPr>
+              <w:t xml:space="preserve">"image of f"</w:t>
+            </w:r>
+            <w:r>
+              <w:rPr>
+                <w:rStyle w:val="NormalTok"/>
+              </w:rPr>
+              <w:t xml:space="preserve">),</w:t>
+            </w:r>
+            <w:r>
+              <w:br/>
+            </w:r>
+            <w:r>
+              <w:rPr>
+                <w:rStyle w:val="NormalTok"/>
+              </w:rPr>
+              <w:t xml:space="preserve">    </w:t>
+            </w:r>
+            <w:r>
+              <w:rPr>
+                <w:rStyle w:val="AttributeTok"/>
+              </w:rPr>
+              <w:t xml:space="preserve">shape =</w:t>
+            </w:r>
+            <w:r>
+              <w:rPr>
+                <w:rStyle w:val="NormalTok"/>
+              </w:rPr>
+              <w:t xml:space="preserve"> </w:t>
+            </w:r>
+            <w:r>
+              <w:rPr>
+                <w:rStyle w:val="DecValTok"/>
+              </w:rPr>
+              <w:t xml:space="preserve">15</w:t>
+            </w:r>
+            <w:r>
+              <w:rPr>
+                <w:rStyle w:val="NormalTok"/>
+              </w:rPr>
+              <w:t xml:space="preserve">,</w:t>
+            </w:r>
+            <w:r>
+              <w:br/>
+            </w:r>
+            <w:r>
+              <w:rPr>
+                <w:rStyle w:val="NormalTok"/>
+              </w:rPr>
+              <w:t xml:space="preserve">    </w:t>
+            </w:r>
+            <w:r>
+              <w:rPr>
+                <w:rStyle w:val="AttributeTok"/>
+              </w:rPr>
+              <w:t xml:space="preserve">size =</w:t>
+            </w:r>
+            <w:r>
+              <w:rPr>
+                <w:rStyle w:val="NormalTok"/>
+              </w:rPr>
+              <w:t xml:space="preserve"> </w:t>
+            </w:r>
+            <w:r>
+              <w:rPr>
+                <w:rStyle w:val="DecValTok"/>
+              </w:rPr>
+              <w:t xml:space="preserve">3</w:t>
+            </w:r>
+            <w:r>
+              <w:br/>
+            </w:r>
+            <w:r>
+              <w:rPr>
+                <w:rStyle w:val="NormalTok"/>
+              </w:rPr>
+              <w:t xml:space="preserve">  ) </w:t>
+            </w:r>
+            <w:r>
+              <w:rPr>
+                <w:rStyle w:val="SpecialCharTok"/>
+              </w:rPr>
+              <w:t xml:space="preserve">+</w:t>
+            </w:r>
+            <w:r>
+              <w:br/>
+            </w:r>
+            <w:r>
+              <w:rPr>
+                <w:rStyle w:val="NormalTok"/>
+              </w:rPr>
+              <w:t xml:space="preserve">  ggplot2</w:t>
+            </w:r>
+            <w:r>
+              <w:rPr>
+                <w:rStyle w:val="SpecialCharTok"/>
+              </w:rPr>
+              <w:t xml:space="preserve">::</w:t>
+            </w:r>
+            <w:r>
+              <w:rPr>
+                <w:rStyle w:val="FunctionTok"/>
+              </w:rPr>
+              <w:t xml:space="preserve">scale_x_continuous</w:t>
+            </w:r>
+            <w:r>
+              <w:rPr>
+                <w:rStyle w:val="NormalTok"/>
+              </w:rPr>
+              <w:t xml:space="preserve">(</w:t>
+            </w:r>
+            <w:r>
+              <w:rPr>
+                <w:rStyle w:val="AttributeTok"/>
+              </w:rPr>
+              <w:t xml:space="preserve">breaks =</w:t>
+            </w:r>
+            <w:r>
+              <w:rPr>
+                <w:rStyle w:val="NormalTok"/>
+              </w:rPr>
+              <w:t xml:space="preserve"> </w:t>
+            </w:r>
+            <w:r>
+              <w:rPr>
+                <w:rStyle w:val="DecValTok"/>
+              </w:rPr>
+              <w:t xml:space="preserve">0</w:t>
+            </w:r>
+            <w:r>
+              <w:rPr>
+                <w:rStyle w:val="SpecialCharTok"/>
+              </w:rPr>
+              <w:t xml:space="preserve">:</w:t>
+            </w:r>
+            <w:r>
+              <w:rPr>
+                <w:rStyle w:val="DecValTok"/>
+              </w:rPr>
+              <w:t xml:space="preserve">6</w:t>
+            </w:r>
+            <w:r>
+              <w:rPr>
+                <w:rStyle w:val="NormalTok"/>
+              </w:rPr>
+              <w:t xml:space="preserve">, </w:t>
+            </w:r>
+            <w:r>
+              <w:rPr>
+                <w:rStyle w:val="AttributeTok"/>
+              </w:rPr>
+              <w:t xml:space="preserve">limits =</w:t>
+            </w:r>
+            <w:r>
+              <w:rPr>
+                <w:rStyle w:val="NormalTok"/>
+              </w:rPr>
+              <w:t xml:space="preserve"> </w:t>
+            </w:r>
+            <w:r>
+              <w:rPr>
+                <w:rStyle w:val="FunctionTok"/>
+              </w:rPr>
+              <w:t xml:space="preserve">c</w:t>
+            </w:r>
+            <w:r>
+              <w:rPr>
+                <w:rStyle w:val="NormalTok"/>
+              </w:rPr>
+              <w:t xml:space="preserve">(</w:t>
+            </w:r>
+            <w:r>
+              <w:rPr>
+                <w:rStyle w:val="DecValTok"/>
+              </w:rPr>
+              <w:t xml:space="preserve">0</w:t>
+            </w:r>
+            <w:r>
+              <w:rPr>
+                <w:rStyle w:val="NormalTok"/>
+              </w:rPr>
+              <w:t xml:space="preserve">, </w:t>
+            </w:r>
+            <w:r>
+              <w:rPr>
+                <w:rStyle w:val="DecValTok"/>
+              </w:rPr>
+              <w:t xml:space="preserve">6</w:t>
+            </w:r>
+            <w:r>
+              <w:rPr>
+                <w:rStyle w:val="NormalTok"/>
+              </w:rPr>
+              <w:t xml:space="preserve">)) </w:t>
+            </w:r>
+            <w:r>
+              <w:rPr>
+                <w:rStyle w:val="SpecialCharTok"/>
+              </w:rPr>
+              <w:t xml:space="preserve">+</w:t>
+            </w:r>
+            <w:r>
+              <w:br/>
+            </w:r>
+            <w:r>
+              <w:rPr>
+                <w:rStyle w:val="NormalTok"/>
+              </w:rPr>
+              <w:t xml:space="preserve">  ggplot2</w:t>
+            </w:r>
+            <w:r>
+              <w:rPr>
+                <w:rStyle w:val="SpecialCharTok"/>
+              </w:rPr>
+              <w:t xml:space="preserve">::</w:t>
+            </w:r>
+            <w:r>
+              <w:rPr>
+                <w:rStyle w:val="FunctionTok"/>
+              </w:rPr>
+              <w:t xml:space="preserve">scale_y_continuous</w:t>
+            </w:r>
+            <w:r>
+              <w:rPr>
+                <w:rStyle w:val="NormalTok"/>
+              </w:rPr>
+              <w:t xml:space="preserve">(</w:t>
+            </w:r>
+            <w:r>
+              <w:rPr>
+                <w:rStyle w:val="AttributeTok"/>
+              </w:rPr>
+              <w:t xml:space="preserve">breaks =</w:t>
+            </w:r>
+            <w:r>
+              <w:rPr>
+                <w:rStyle w:val="NormalTok"/>
+              </w:rPr>
+              <w:t xml:space="preserve"> </w:t>
+            </w:r>
+            <w:r>
+              <w:rPr>
+                <w:rStyle w:val="FunctionTok"/>
+              </w:rPr>
+              <w:t xml:space="preserve">seq</w:t>
+            </w:r>
+            <w:r>
+              <w:rPr>
+                <w:rStyle w:val="NormalTok"/>
+              </w:rPr>
+              <w:t xml:space="preserve">(</w:t>
+            </w:r>
+            <w:r>
+              <w:rPr>
+                <w:rStyle w:val="DecValTok"/>
+              </w:rPr>
+              <w:t xml:space="preserve">0</w:t>
+            </w:r>
+            <w:r>
+              <w:rPr>
+                <w:rStyle w:val="NormalTok"/>
+              </w:rPr>
+              <w:t xml:space="preserve">, </w:t>
+            </w:r>
+            <w:r>
+              <w:rPr>
+                <w:rStyle w:val="DecValTok"/>
+              </w:rPr>
+              <w:t xml:space="preserve">12</w:t>
+            </w:r>
+            <w:r>
+              <w:rPr>
+                <w:rStyle w:val="NormalTok"/>
+              </w:rPr>
+              <w:t xml:space="preserve">, </w:t>
+            </w:r>
+            <w:r>
+              <w:rPr>
+                <w:rStyle w:val="DecValTok"/>
+              </w:rPr>
+              <w:t xml:space="preserve">2</w:t>
+            </w:r>
+            <w:r>
+              <w:rPr>
+                <w:rStyle w:val="NormalTok"/>
+              </w:rPr>
+              <w:t xml:space="preserve">), </w:t>
+            </w:r>
+            <w:r>
+              <w:rPr>
+                <w:rStyle w:val="AttributeTok"/>
+              </w:rPr>
+              <w:t xml:space="preserve">limits =</w:t>
+            </w:r>
+            <w:r>
+              <w:rPr>
+                <w:rStyle w:val="NormalTok"/>
+              </w:rPr>
+              <w:t xml:space="preserve"> </w:t>
+            </w:r>
+            <w:r>
+              <w:rPr>
+                <w:rStyle w:val="FunctionTok"/>
+              </w:rPr>
+              <w:t xml:space="preserve">c</w:t>
+            </w:r>
+            <w:r>
+              <w:rPr>
+                <w:rStyle w:val="NormalTok"/>
+              </w:rPr>
+              <w:t xml:space="preserve">(</w:t>
+            </w:r>
+            <w:r>
+              <w:rPr>
+                <w:rStyle w:val="DecValTok"/>
+              </w:rPr>
+              <w:t xml:space="preserve">0</w:t>
+            </w:r>
+            <w:r>
+              <w:rPr>
+                <w:rStyle w:val="NormalTok"/>
+              </w:rPr>
+              <w:t xml:space="preserve">, </w:t>
+            </w:r>
+            <w:r>
+              <w:rPr>
+                <w:rStyle w:val="DecValTok"/>
+              </w:rPr>
+              <w:t xml:space="preserve">12</w:t>
+            </w:r>
+            <w:r>
+              <w:rPr>
+                <w:rStyle w:val="NormalTok"/>
+              </w:rPr>
+              <w:t xml:space="preserve">)) </w:t>
+            </w:r>
+            <w:r>
+              <w:rPr>
+                <w:rStyle w:val="SpecialCharTok"/>
+              </w:rPr>
+              <w:t xml:space="preserve">+</w:t>
+            </w:r>
+            <w:r>
+              <w:br/>
+            </w:r>
+            <w:r>
+              <w:rPr>
+                <w:rStyle w:val="NormalTok"/>
+              </w:rPr>
+              <w:t xml:space="preserve">  ggplot2</w:t>
+            </w:r>
+            <w:r>
+              <w:rPr>
+                <w:rStyle w:val="SpecialCharTok"/>
+              </w:rPr>
+              <w:t xml:space="preserve">::</w:t>
+            </w:r>
+            <w:r>
+              <w:rPr>
+                <w:rStyle w:val="FunctionTok"/>
+              </w:rPr>
+              <w:t xml:space="preserve">scale_colour_manual</w:t>
+            </w:r>
+            <w:r>
+              <w:rPr>
+                <w:rStyle w:val="NormalTok"/>
+              </w:rPr>
+              <w:t xml:space="preserve">(</w:t>
+            </w:r>
+            <w:r>
+              <w:br/>
+            </w:r>
+            <w:r>
+              <w:rPr>
+                <w:rStyle w:val="NormalTok"/>
+              </w:rPr>
+              <w:t xml:space="preserve">    </w:t>
+            </w:r>
+            <w:r>
+              <w:rPr>
+                <w:rStyle w:val="AttributeTok"/>
+              </w:rPr>
+              <w:t xml:space="preserve">values =</w:t>
+            </w:r>
+            <w:r>
+              <w:rPr>
+                <w:rStyle w:val="NormalTok"/>
+              </w:rPr>
+              <w:t xml:space="preserve"> </w:t>
+            </w:r>
+            <w:r>
+              <w:rPr>
+                <w:rStyle w:val="FunctionTok"/>
+              </w:rPr>
+              <w:t xml:space="preserve">c</w:t>
+            </w:r>
+            <w:r>
+              <w:rPr>
+                <w:rStyle w:val="NormalTok"/>
+              </w:rPr>
+              <w:t xml:space="preserve">(</w:t>
+            </w:r>
+            <w:r>
+              <w:rPr>
+                <w:rStyle w:val="StringTok"/>
+              </w:rPr>
+              <w:t xml:space="preserve">"graph of f"</w:t>
+            </w:r>
+            <w:r>
+              <w:rPr>
+                <w:rStyle w:val="NormalTok"/>
+              </w:rPr>
+              <w:t xml:space="preserve"> </w:t>
+            </w:r>
+            <w:r>
+              <w:rPr>
+                <w:rStyle w:val="OtherTok"/>
+              </w:rPr>
+              <w:t xml:space="preserve">=</w:t>
+            </w:r>
+            <w:r>
+              <w:rPr>
+                <w:rStyle w:val="NormalTok"/>
+              </w:rPr>
+              <w:t xml:space="preserve"> </w:t>
+            </w:r>
+            <w:r>
+              <w:rPr>
+                <w:rStyle w:val="StringTok"/>
+              </w:rPr>
+              <w:t xml:space="preserve">"#0072B2"</w:t>
+            </w:r>
+            <w:r>
+              <w:rPr>
+                <w:rStyle w:val="NormalTok"/>
+              </w:rPr>
+              <w:t xml:space="preserve">, </w:t>
+            </w:r>
+            <w:r>
+              <w:rPr>
+                <w:rStyle w:val="StringTok"/>
+              </w:rPr>
+              <w:t xml:space="preserve">"image of f"</w:t>
+            </w:r>
+            <w:r>
+              <w:rPr>
+                <w:rStyle w:val="NormalTok"/>
+              </w:rPr>
+              <w:t xml:space="preserve"> </w:t>
+            </w:r>
+            <w:r>
+              <w:rPr>
+                <w:rStyle w:val="OtherTok"/>
+              </w:rPr>
+              <w:t xml:space="preserve">=</w:t>
+            </w:r>
+            <w:r>
+              <w:rPr>
+                <w:rStyle w:val="NormalTok"/>
+              </w:rPr>
+              <w:t xml:space="preserve"> </w:t>
+            </w:r>
+            <w:r>
+              <w:rPr>
+                <w:rStyle w:val="StringTok"/>
+              </w:rPr>
+              <w:t xml:space="preserve">"#D55E00"</w:t>
+            </w:r>
+            <w:r>
+              <w:rPr>
+                <w:rStyle w:val="NormalTok"/>
+              </w:rPr>
+              <w:t xml:space="preserve">)</w:t>
+            </w:r>
+            <w:r>
+              <w:br/>
+            </w:r>
+            <w:r>
+              <w:rPr>
+                <w:rStyle w:val="NormalTok"/>
+              </w:rPr>
+              <w:t xml:space="preserve">  ) </w:t>
+            </w:r>
+            <w:r>
+              <w:rPr>
+                <w:rStyle w:val="SpecialCharTok"/>
+              </w:rPr>
+              <w:t xml:space="preserve">+</w:t>
+            </w:r>
+            <w:r>
+              <w:br/>
+            </w:r>
+            <w:r>
+              <w:rPr>
+                <w:rStyle w:val="NormalTok"/>
+              </w:rPr>
+              <w:t xml:space="preserve">  ggplot2</w:t>
+            </w:r>
+            <w:r>
+              <w:rPr>
+                <w:rStyle w:val="SpecialCharTok"/>
+              </w:rPr>
+              <w:t xml:space="preserve">::</w:t>
+            </w:r>
+            <w:r>
+              <w:rPr>
+                <w:rStyle w:val="FunctionTok"/>
+              </w:rPr>
+              <w:t xml:space="preserve">labs</w:t>
+            </w:r>
+            <w:r>
+              <w:rPr>
+                <w:rStyle w:val="NormalTok"/>
+              </w:rPr>
+              <w:t xml:space="preserve">(</w:t>
+            </w:r>
+            <w:r>
+              <w:rPr>
+                <w:rStyle w:val="AttributeTok"/>
+              </w:rPr>
+              <w:t xml:space="preserve">x =</w:t>
+            </w:r>
+            <w:r>
+              <w:rPr>
+                <w:rStyle w:val="NormalTok"/>
+              </w:rPr>
+              <w:t xml:space="preserve"> </w:t>
+            </w:r>
+            <w:r>
+              <w:rPr>
+                <w:rStyle w:val="StringTok"/>
+              </w:rPr>
+              <w:t xml:space="preserve">"a (the roll)"</w:t>
+            </w:r>
+            <w:r>
+              <w:rPr>
+                <w:rStyle w:val="NormalTok"/>
+              </w:rPr>
+              <w:t xml:space="preserve">, </w:t>
+            </w:r>
+            <w:r>
+              <w:rPr>
+                <w:rStyle w:val="AttributeTok"/>
+              </w:rPr>
+              <w:t xml:space="preserve">y =</w:t>
+            </w:r>
+            <w:r>
+              <w:rPr>
+                <w:rStyle w:val="NormalTok"/>
+              </w:rPr>
+              <w:t xml:space="preserve"> </w:t>
+            </w:r>
+            <w:r>
+              <w:rPr>
+                <w:rStyle w:val="StringTok"/>
+              </w:rPr>
+              <w:t xml:space="preserve">"f(a) = 2a"</w:t>
+            </w:r>
+            <w:r>
+              <w:rPr>
+                <w:rStyle w:val="NormalTok"/>
+              </w:rPr>
+              <w:t xml:space="preserve">, </w:t>
+            </w:r>
+            <w:r>
+              <w:rPr>
+                <w:rStyle w:val="AttributeTok"/>
+              </w:rPr>
+              <w:t xml:space="preserve">colour =</w:t>
+            </w:r>
+            <w:r>
+              <w:rPr>
+                <w:rStyle w:val="NormalTok"/>
+              </w:rPr>
+              <w:t xml:space="preserve"> </w:t>
+            </w:r>
+            <w:r>
+              <w:rPr>
+                <w:rStyle w:val="ConstantTok"/>
+              </w:rPr>
+              <w:t xml:space="preserve">NULL</w:t>
+            </w:r>
+            <w:r>
+              <w:rPr>
+                <w:rStyle w:val="NormalTok"/>
+              </w:rPr>
+              <w:t xml:space="preserve">) </w:t>
+            </w:r>
+            <w:r>
+              <w:rPr>
+                <w:rStyle w:val="SpecialCharTok"/>
+              </w:rPr>
+              <w:t xml:space="preserve">+</w:t>
+            </w:r>
+            <w:r>
+              <w:br/>
+            </w:r>
+            <w:r>
+              <w:rPr>
+                <w:rStyle w:val="NormalTok"/>
+              </w:rPr>
+              <w:t xml:space="preserve">  ggplot2</w:t>
+            </w:r>
+            <w:r>
+              <w:rPr>
+                <w:rStyle w:val="SpecialCharTok"/>
+              </w:rPr>
+              <w:t xml:space="preserve">::</w:t>
+            </w:r>
+            <w:r>
+              <w:rPr>
+                <w:rStyle w:val="FunctionTok"/>
+              </w:rPr>
+              <w:t xml:space="preserve">theme_minimal</w:t>
+            </w:r>
+            <w:r>
+              <w:rPr>
+                <w:rStyle w:val="NormalTok"/>
+              </w:rPr>
+              <w:t xml:space="preserve">() </w:t>
+            </w:r>
+            <w:r>
+              <w:rPr>
+                <w:rStyle w:val="SpecialCharTok"/>
+              </w:rPr>
+              <w:t xml:space="preserve">+</w:t>
+            </w:r>
+            <w:r>
+              <w:br/>
+            </w:r>
+            <w:r>
+              <w:rPr>
+                <w:rStyle w:val="NormalTok"/>
+              </w:rPr>
+              <w:t xml:space="preserve">  ggplot2</w:t>
+            </w:r>
+            <w:r>
+              <w:rPr>
+                <w:rStyle w:val="SpecialCharTok"/>
+              </w:rPr>
+              <w:t xml:space="preserve">::</w:t>
+            </w:r>
+            <w:r>
+              <w:rPr>
+                <w:rStyle w:val="FunctionTok"/>
+              </w:rPr>
+              <w:t xml:space="preserve">theme</w:t>
+            </w:r>
+            <w:r>
+              <w:rPr>
+                <w:rStyle w:val="NormalTok"/>
+              </w:rPr>
+              <w:t xml:space="preserve">(</w:t>
+            </w:r>
+            <w:r>
+              <w:rPr>
+                <w:rStyle w:val="AttributeTok"/>
+              </w:rPr>
+              <w:t xml:space="preserve">legend.position =</w:t>
+            </w:r>
+            <w:r>
+              <w:rPr>
+                <w:rStyle w:val="NormalTok"/>
+              </w:rPr>
+              <w:t xml:space="preserve"> </w:t>
+            </w:r>
+            <w:r>
+              <w:rPr>
+                <w:rStyle w:val="StringTok"/>
+              </w:rPr>
+              <w:t xml:space="preserve">"bottom"</w:t>
+            </w:r>
+            <w:r>
+              <w:rPr>
+                <w:rStyle w:val="NormalTok"/>
+              </w:rPr>
+              <w:t xml:space="preserve">)</w:t>
+            </w:r>
+            <w:r>
+              <w:br/>
+            </w:r>
+            <w:r>
+              <w:br/>
+            </w:r>
+            <w:r>
+              <w:rPr>
+                <w:rStyle w:val="ControlFlowTok"/>
+              </w:rPr>
+              <w:t xml:space="preserve">if</w:t>
+            </w:r>
+            <w:r>
+              <w:rPr>
+                <w:rStyle w:val="NormalTok"/>
+              </w:rPr>
+              <w:t xml:space="preserve"> (knitr</w:t>
+            </w:r>
+            <w:r>
+              <w:rPr>
+                <w:rStyle w:val="SpecialCharTok"/>
+              </w:rPr>
+              <w:t xml:space="preserve">::</w:t>
+            </w:r>
+            <w:r>
+              <w:rPr>
+                <w:rStyle w:val="FunctionTok"/>
+              </w:rPr>
+              <w:t xml:space="preserve">is_html_output</w:t>
+            </w:r>
+            <w:r>
+              <w:rPr>
+                <w:rStyle w:val="NormalTok"/>
+              </w:rPr>
+              <w:t xml:space="preserve">()) {</w:t>
+            </w:r>
+            <w:r>
+              <w:br/>
+            </w:r>
+            <w:r>
+              <w:rPr>
+                <w:rStyle w:val="NormalTok"/>
+              </w:rPr>
+              <w:t xml:space="preserve">  htmltools</w:t>
+            </w:r>
+            <w:r>
+              <w:rPr>
+                <w:rStyle w:val="SpecialCharTok"/>
+              </w:rPr>
+              <w:t xml:space="preserve">::</w:t>
+            </w:r>
+            <w:r>
+              <w:rPr>
+                <w:rStyle w:val="FunctionTok"/>
+              </w:rPr>
+              <w:t xml:space="preserve">div</w:t>
+            </w:r>
+            <w:r>
+              <w:rPr>
+                <w:rStyle w:val="NormalTok"/>
+              </w:rPr>
+              <w:t xml:space="preserve">(</w:t>
+            </w:r>
+            <w:r>
+              <w:br/>
+            </w:r>
+            <w:r>
+              <w:rPr>
+                <w:rStyle w:val="NormalTok"/>
+              </w:rPr>
+              <w:t xml:space="preserve">    </w:t>
+            </w:r>
+            <w:r>
+              <w:rPr>
+                <w:rStyle w:val="AttributeTok"/>
+              </w:rPr>
+              <w:t xml:space="preserve">role =</w:t>
+            </w:r>
+            <w:r>
+              <w:rPr>
+                <w:rStyle w:val="NormalTok"/>
+              </w:rPr>
+              <w:t xml:space="preserve"> </w:t>
+            </w:r>
+            <w:r>
+              <w:rPr>
+                <w:rStyle w:val="StringTok"/>
+              </w:rPr>
+              <w:t xml:space="preserve">"img"</w:t>
+            </w:r>
+            <w:r>
+              <w:rPr>
+                <w:rStyle w:val="NormalTok"/>
+              </w:rPr>
+              <w:t xml:space="preserve">,</w:t>
+            </w:r>
+            <w:r>
+              <w:br/>
+            </w:r>
+            <w:r>
+              <w:rPr>
+                <w:rStyle w:val="NormalTok"/>
+              </w:rPr>
+              <w:t xml:space="preserve">    </w:t>
+            </w:r>
+            <w:r>
+              <w:rPr>
+                <w:rStyle w:val="StringTok"/>
+              </w:rPr>
+              <w:t xml:space="preserve">`</w:t>
+            </w:r>
+            <w:r>
+              <w:rPr>
+                <w:rStyle w:val="AttributeTok"/>
+              </w:rPr>
+              <w:t xml:space="preserve">aria-label</w:t>
+            </w:r>
+            <w:r>
+              <w:rPr>
+                <w:rStyle w:val="StringTok"/>
+              </w:rPr>
+              <w:t xml:space="preserve">`</w:t>
+            </w:r>
+            <w:r>
+              <w:rPr>
+                <w:rStyle w:val="NormalTok"/>
+              </w:rPr>
+              <w:t xml:space="preserve"> </w:t>
+            </w:r>
+            <w:r>
+              <w:rPr>
+                <w:rStyle w:val="OtherTok"/>
+              </w:rPr>
+              <w:t xml:space="preserve">=</w:t>
+            </w:r>
+            <w:r>
+              <w:rPr>
+                <w:rStyle w:val="NormalTok"/>
+              </w:rPr>
+              <w:t xml:space="preserve"> fig_alt,</w:t>
+            </w:r>
+            <w:r>
+              <w:br/>
+            </w:r>
+            <w:r>
+              <w:rPr>
+                <w:rStyle w:val="NormalTok"/>
+              </w:rPr>
+              <w:t xml:space="preserve">    plotly</w:t>
+            </w:r>
+            <w:r>
+              <w:rPr>
+                <w:rStyle w:val="SpecialCharTok"/>
+              </w:rPr>
+              <w:t xml:space="preserve">::</w:t>
+            </w:r>
+            <w:r>
+              <w:rPr>
+                <w:rStyle w:val="FunctionTok"/>
+              </w:rPr>
+              <w:t xml:space="preserve">ggplotly</w:t>
+            </w:r>
+            <w:r>
+              <w:rPr>
+                <w:rStyle w:val="NormalTok"/>
+              </w:rPr>
+              <w:t xml:space="preserve">(doubling_die_plot) </w:t>
+            </w:r>
+            <w:r>
+              <w:rPr>
+                <w:rStyle w:val="SpecialCharTok"/>
+              </w:rPr>
+              <w:t xml:space="preserve">|&gt;</w:t>
+            </w:r>
+            <w:r>
+              <w:br/>
+            </w:r>
+            <w:r>
+              <w:rPr>
+                <w:rStyle w:val="NormalTok"/>
+              </w:rPr>
+              <w:t xml:space="preserve">      plotly</w:t>
+            </w:r>
+            <w:r>
+              <w:rPr>
+                <w:rStyle w:val="SpecialCharTok"/>
+              </w:rPr>
+              <w:t xml:space="preserve">::</w:t>
+            </w:r>
+            <w:r>
+              <w:rPr>
+                <w:rStyle w:val="FunctionTok"/>
+              </w:rPr>
+              <w:t xml:space="preserve">layout</w:t>
+            </w:r>
+            <w:r>
+              <w:rPr>
+                <w:rStyle w:val="NormalTok"/>
+              </w:rPr>
+              <w:t xml:space="preserve">(</w:t>
+            </w:r>
+            <w:r>
+              <w:rPr>
+                <w:rStyle w:val="AttributeTok"/>
+              </w:rPr>
+              <w:t xml:space="preserve">legend =</w:t>
+            </w:r>
+            <w:r>
+              <w:rPr>
+                <w:rStyle w:val="NormalTok"/>
+              </w:rPr>
+              <w:t xml:space="preserve"> </w:t>
+            </w:r>
+            <w:r>
+              <w:rPr>
+                <w:rStyle w:val="FunctionTok"/>
+              </w:rPr>
+              <w:t xml:space="preserve">list</w:t>
+            </w:r>
+            <w:r>
+              <w:rPr>
+                <w:rStyle w:val="NormalTok"/>
+              </w:rPr>
+              <w:t xml:space="preserve">(</w:t>
+            </w:r>
+            <w:r>
+              <w:rPr>
+                <w:rStyle w:val="AttributeTok"/>
+              </w:rPr>
+              <w:t xml:space="preserve">orientation =</w:t>
+            </w:r>
+            <w:r>
+              <w:rPr>
+                <w:rStyle w:val="NormalTok"/>
+              </w:rPr>
+              <w:t xml:space="preserve"> </w:t>
+            </w:r>
+            <w:r>
+              <w:rPr>
+                <w:rStyle w:val="StringTok"/>
+              </w:rPr>
+              <w:t xml:space="preserve">"h"</w:t>
+            </w:r>
+            <w:r>
+              <w:rPr>
+                <w:rStyle w:val="NormalTok"/>
+              </w:rPr>
+              <w:t xml:space="preserve">, </w:t>
+            </w:r>
+            <w:r>
+              <w:rPr>
+                <w:rStyle w:val="AttributeTok"/>
+              </w:rPr>
+              <w:t xml:space="preserve">y =</w:t>
+            </w:r>
+            <w:r>
+              <w:rPr>
+                <w:rStyle w:val="NormalTok"/>
+              </w:rPr>
+              <w:t xml:space="preserve"> </w:t>
+            </w:r>
+            <w:r>
+              <w:rPr>
+                <w:rStyle w:val="SpecialCharTok"/>
+              </w:rPr>
+              <w:t xml:space="preserve">-</w:t>
+            </w:r>
+            <w:r>
+              <w:rPr>
+                <w:rStyle w:val="FloatTok"/>
+              </w:rPr>
+              <w:t xml:space="preserve">0.2</w:t>
+            </w:r>
+            <w:r>
+              <w:rPr>
+                <w:rStyle w:val="NormalTok"/>
+              </w:rPr>
+              <w:t xml:space="preserve">))</w:t>
+            </w:r>
+            <w:r>
+              <w:br/>
+            </w:r>
+            <w:r>
+              <w:rPr>
+                <w:rStyle w:val="NormalTok"/>
+              </w:rPr>
+              <w:t xml:space="preserve">  )</w:t>
+            </w:r>
+            <w:r>
+              <w:br/>
+            </w:r>
+            <w:r>
+              <w:rPr>
+                <w:rStyle w:val="NormalTok"/>
+              </w:rPr>
+              <w:t xml:space="preserve">} </w:t>
+            </w:r>
+            <w:r>
+              <w:rPr>
+                <w:rStyle w:val="ControlFlowTok"/>
+              </w:rPr>
+              <w:t xml:space="preserve">else</w:t>
+            </w:r>
+            <w:r>
+              <w:rPr>
+                <w:rStyle w:val="NormalTok"/>
+              </w:rPr>
+              <w:t xml:space="preserve"> {</w:t>
+            </w:r>
+            <w:r>
+              <w:br/>
+            </w:r>
+            <w:r>
+              <w:rPr>
+                <w:rStyle w:val="NormalTok"/>
+              </w:rPr>
+              <w:t xml:space="preserve">  doubling_die_plot</w:t>
+            </w:r>
+            <w:r>
+              <w:br/>
+            </w:r>
+            <w:r>
+              <w:rPr>
+                <w:rStyle w:val="NormalTok"/>
+              </w:rPr>
+              <w:t xml:space="preserve">}</w:t>
+            </w:r>
+          </w:p>
+          <w:p>
+            <w:pPr>
+              <w:jc w:val="center"/>
+            </w:pPr>
+            <w:r>
+              <w:drawing>
+                <wp:inline>
+                  <wp:extent cx="4620126" cy="3696101"/>
+                  <wp:effectExtent b="0" l="0" r="0" t="0"/>
+                  <wp:docPr descr="" title="" id="42" name="Picture"/>
+                  <a:graphic>
+                    <a:graphicData uri="http://schemas.openxmlformats.org/drawingml/2006/picture">
+                      <pic:pic>
+                        <pic:nvPicPr>
+                          <pic:cNvPr descr="functions_files/figure-docx/doubling-die-plot-1.png" id="43" name="Picture"/>
+                          <pic:cNvPicPr>
+                            <a:picLocks noChangeArrowheads="1" noChangeAspect="1"/>
+                          </pic:cNvPicPr>
+                        </pic:nvPicPr>
+                        <pic:blipFill>
+                          <a:blip r:embed="rId41"/>
+                          <a:stretch>
+                            <a:fillRect/>
+                          </a:stretch>
+                        </pic:blipFill>
+                        <pic:spPr bwMode="auto">
+                          <a:xfrm>
+                            <a:off x="0" y="0"/>
+                            <a:ext cx="4620126" cy="3696101"/>
+                          </a:xfrm>
+                          <a:prstGeom prst="rect">
+                            <a:avLst/>
+                          </a:prstGeom>
+                          <a:noFill/>
+                          <a:ln w="9525">
+                            <a:noFill/>
+                            <a:headEnd/>
+                            <a:tailEnd/>
+                          </a:ln>
+                        </pic:spPr>
+                      </pic:pic>
+                    </a:graphicData>
+                  </a:graphic>
+                </wp:inline>
+              </w:drawing>
+            </w:r>
+          </w:p>
+          <w:p>
+            <w:pPr>
+              <w:jc w:val="center"/>
+            </w:pPr>
+            <w:pPr>
+              <w:jc w:val="left"/>
+              <w:spacing w:before="200"/>
+              <w:pStyle w:val="ImageCaption"/>
+            </w:pPr>
+            <w:r>
+              <w:t xml:space="preserve">Figure 3: The</w:t>
+            </w:r>
+            <w:r>
+              <w:t xml:space="preserve"> </w:t>
+            </w:r>
+            <w:hyperlink w:anchor="def-function">
+              <w:r>
+                <w:rPr>
+                  <w:rStyle w:val="Hyperlink"/>
+                </w:rPr>
+                <w:t xml:space="preserve">function</w:t>
+              </w:r>
+            </w:hyperlink>
+            <w:r>
+              <w:t xml:space="preserve"> </w:t>
+            </w:r>
+            <m:oMath>
+              <m:r>
+                <m:t>f</m:t>
+              </m:r>
+              <m:r>
+                <m:rPr>
+                  <m:sty m:val="p"/>
+                </m:rPr>
+                <m:t>(</m:t>
+              </m:r>
+              <m:r>
+                <m:t>a</m:t>
+              </m:r>
+              <m:r>
+                <m:rPr>
+                  <m:sty m:val="p"/>
+                </m:rPr>
+                <m:t>)</m:t>
+              </m:r>
+              <m:r>
+                <m:rPr>
+                  <m:sty m:val="p"/>
+                </m:rPr>
+                <m:t>=</m:t>
+              </m:r>
+              <m:r>
+                <m:t>2</m:t>
+              </m:r>
+              <m:r>
+                <m:t>a</m:t>
+              </m:r>
+            </m:oMath>
+            <w:r>
+              <w:t xml:space="preserve"> </w:t>
+            </w:r>
+            <w:r>
+              <w:t xml:space="preserve">on the die rolls.</w:t>
+            </w:r>
+            <w:r>
+              <w:t xml:space="preserve"> </w:t>
+            </w:r>
+            <w:r>
+              <w:t xml:space="preserve">The six points are the</w:t>
+            </w:r>
+            <w:r>
+              <w:t xml:space="preserve"> </w:t>
+            </w:r>
+            <w:hyperlink w:anchor="def-graph">
+              <w:r>
+                <w:rPr>
+                  <w:rStyle w:val="Hyperlink"/>
+                </w:rPr>
+                <w:t xml:space="preserve">graph</w:t>
+              </w:r>
+            </w:hyperlink>
+            <w:r>
+              <w:t xml:space="preserve"> </w:t>
+            </w:r>
+            <w:r>
+              <w:t xml:space="preserve">of</w:t>
+            </w:r>
+            <w:r>
+              <w:t xml:space="preserve"> </w:t>
+            </w:r>
+            <m:oMath>
+              <m:r>
+                <m:t>f</m:t>
+              </m:r>
+            </m:oMath>
+            <w:r>
+              <w:t xml:space="preserve">.</w:t>
+            </w:r>
+            <w:r>
+              <w:t xml:space="preserve"> </w:t>
+            </w:r>
+            <w:r>
+              <w:t xml:space="preserve">The markers on the vertical axis are the</w:t>
+            </w:r>
+            <w:r>
+              <w:t xml:space="preserve"> </w:t>
+            </w:r>
+            <w:hyperlink w:anchor="def-image">
+              <w:r>
+                <w:rPr>
+                  <w:rStyle w:val="Hyperlink"/>
+                </w:rPr>
+                <w:t xml:space="preserve">image of</w:t>
+              </w:r>
+            </w:hyperlink>
+            <w:r>
+              <w:t xml:space="preserve"> </w:t>
+            </w:r>
+            <m:oMath>
+              <m:r>
+                <m:t>f</m:t>
+              </m:r>
+            </m:oMath>
+            <w:r>
+              <w:t xml:space="preserve">:</w:t>
+            </w:r>
+            <w:r>
+              <w:t xml:space="preserve"> </w:t>
+            </w:r>
+            <w:r>
+              <w:t xml:space="preserve">only the multiples of</w:t>
+            </w:r>
+            <w:r>
+              <w:t xml:space="preserve"> </w:t>
+            </w:r>
+            <m:oMath>
+              <m:r>
+                <m:t>2</m:t>
+              </m:r>
+            </m:oMath>
+            <w:r>
+              <w:t xml:space="preserve"> </w:t>
+            </w:r>
+            <w:r>
+              <w:t xml:space="preserve">from</w:t>
+            </w:r>
+            <w:r>
+              <w:t xml:space="preserve"> </w:t>
+            </w:r>
+            <m:oMath>
+              <m:r>
+                <m:t>2</m:t>
+              </m:r>
+            </m:oMath>
+            <w:r>
+              <w:t xml:space="preserve"> </w:t>
+            </w:r>
+            <w:r>
+              <w:t xml:space="preserve">to</w:t>
+            </w:r>
+            <w:r>
+              <w:t xml:space="preserve"> </w:t>
+            </w:r>
+            <m:oMath>
+              <m:r>
+                <m:t>12</m:t>
+              </m:r>
+            </m:oMath>
+            <w:r>
+              <w:t xml:space="preserve"> </w:t>
+            </w:r>
+            <w:r>
+              <w:t xml:space="preserve">are</w:t>
+            </w:r>
+            <w:r>
+              <w:t xml:space="preserve"> </w:t>
+            </w:r>
+            <w:hyperlink w:anchor="def-value">
+              <w:r>
+                <w:rPr>
+                  <w:rStyle w:val="Hyperlink"/>
+                </w:rPr>
+                <w:t xml:space="preserve">values</w:t>
+              </w:r>
+            </w:hyperlink>
+            <w:r>
+              <w:t xml:space="preserve"> </w:t>
+            </w:r>
+            <w:r>
+              <w:t xml:space="preserve">of</w:t>
+            </w:r>
+            <w:r>
+              <w:t xml:space="preserve"> </w:t>
+            </w:r>
+            <m:oMath>
+              <m:r>
+                <m:t>f</m:t>
+              </m:r>
+            </m:oMath>
+            <w:r>
+              <w:t xml:space="preserve">,</w:t>
+            </w:r>
+            <w:r>
+              <w:t xml:space="preserve"> </w:t>
+            </w:r>
+            <w:r>
+              <w:t xml:space="preserve">though the</w:t>
+            </w:r>
+            <w:r>
+              <w:t xml:space="preserve"> </w:t>
+            </w:r>
+            <w:hyperlink w:anchor="def-codomain">
+              <w:r>
+                <w:rPr>
+                  <w:rStyle w:val="Hyperlink"/>
+                </w:rPr>
+                <w:t xml:space="preserve">codomain</w:t>
+              </w:r>
+            </w:hyperlink>
+            <w:r>
+              <w:t xml:space="preserve"> </w:t>
+            </w:r>
+            <w:r>
+              <w:t xml:space="preserve">is all of</w:t>
+            </w:r>
+            <w:r>
+              <w:t xml:space="preserve"> </w:t>
+            </w:r>
+            <m:oMath>
+              <m:r>
+                <m:rPr>
+                  <m:scr m:val="double-struck"/>
+                  <m:sty m:val="p"/>
+                </m:rPr>
+                <m:t>R</m:t>
+              </m:r>
+            </m:oMath>
+            <w:r>
+              <w:t xml:space="preserve">.</w:t>
+            </w:r>
+          </w:p>
+          <w:bookmarkEnd w:id="44"/>
+        </w:tc>
+      </w:tr>
+    </w:tbl>
+    <w:bookmarkStart w:id="45" w:name="rem-graph-real-function"/>
     <w:p>
       <w:pPr>
         <w:pStyle w:val="BodyText"/>
@@ -4895,8 +10743,1583 @@
         <w:t xml:space="preserve">on the vertical axis.</w:t>
       </w:r>
     </w:p>
-    <w:bookmarkEnd w:id="33"/>
-    <w:bookmarkStart w:id="34" w:name="rem-function-as-set-of-pairs"/>
+    <w:bookmarkEnd w:id="45"/>
+    <w:tbl>
+      <w:tblPr>
+        <w:tblStyle w:val="Table"/>
+        <w:tblW w:type="pct" w:w="5000"/>
+        <w:tblLayout w:type="fixed"/>
+        <w:tblLook w:firstRow="0" w:lastRow="0" w:firstColumn="0" w:lastColumn="0" w:noHBand="0" w:noVBand="0" w:val="0000"/>
+      </w:tblPr>
+      <w:tblGrid>
+        <w:gridCol w:w="7920"/>
+      </w:tblGrid>
+      <w:tr>
+        <w:tc>
+          <w:tcPr/>
+          <w:bookmarkStart w:id="49" w:name="fig-graph-real-function"/>
+          <w:p>
+            <w:pPr>
+              <w:pStyle w:val="SourceCode"/>
+              <w:jc w:val="center"/>
+            </w:pPr>
+            <w:r>
+              <w:rPr>
+                <w:rStyle w:val="NormalTok"/>
+              </w:rPr>
+              <w:t xml:space="preserve">curve_data </w:t>
+            </w:r>
+            <w:r>
+              <w:rPr>
+                <w:rStyle w:val="OtherTok"/>
+              </w:rPr>
+              <w:t xml:space="preserve">&lt;-</w:t>
+            </w:r>
+            <w:r>
+              <w:rPr>
+                <w:rStyle w:val="NormalTok"/>
+              </w:rPr>
+              <w:t xml:space="preserve"> </w:t>
+            </w:r>
+            <w:r>
+              <w:rPr>
+                <w:rStyle w:val="FunctionTok"/>
+              </w:rPr>
+              <w:t xml:space="preserve">data.frame</w:t>
+            </w:r>
+            <w:r>
+              <w:rPr>
+                <w:rStyle w:val="NormalTok"/>
+              </w:rPr>
+              <w:t xml:space="preserve">(</w:t>
+            </w:r>
+            <w:r>
+              <w:rPr>
+                <w:rStyle w:val="AttributeTok"/>
+              </w:rPr>
+              <w:t xml:space="preserve">a =</w:t>
+            </w:r>
+            <w:r>
+              <w:rPr>
+                <w:rStyle w:val="NormalTok"/>
+              </w:rPr>
+              <w:t xml:space="preserve"> </w:t>
+            </w:r>
+            <w:r>
+              <w:rPr>
+                <w:rStyle w:val="FunctionTok"/>
+              </w:rPr>
+              <w:t xml:space="preserve">seq</w:t>
+            </w:r>
+            <w:r>
+              <w:rPr>
+                <w:rStyle w:val="NormalTok"/>
+              </w:rPr>
+              <w:t xml:space="preserve">(</w:t>
+            </w:r>
+            <w:r>
+              <w:rPr>
+                <w:rStyle w:val="SpecialCharTok"/>
+              </w:rPr>
+              <w:t xml:space="preserve">-</w:t>
+            </w:r>
+            <w:r>
+              <w:rPr>
+                <w:rStyle w:val="FloatTok"/>
+              </w:rPr>
+              <w:t xml:space="preserve">2.5</w:t>
+            </w:r>
+            <w:r>
+              <w:rPr>
+                <w:rStyle w:val="NormalTok"/>
+              </w:rPr>
+              <w:t xml:space="preserve">, </w:t>
+            </w:r>
+            <w:r>
+              <w:rPr>
+                <w:rStyle w:val="FloatTok"/>
+              </w:rPr>
+              <w:t xml:space="preserve">2.5</w:t>
+            </w:r>
+            <w:r>
+              <w:rPr>
+                <w:rStyle w:val="NormalTok"/>
+              </w:rPr>
+              <w:t xml:space="preserve">, </w:t>
+            </w:r>
+            <w:r>
+              <w:rPr>
+                <w:rStyle w:val="AttributeTok"/>
+              </w:rPr>
+              <w:t xml:space="preserve">length.out =</w:t>
+            </w:r>
+            <w:r>
+              <w:rPr>
+                <w:rStyle w:val="NormalTok"/>
+              </w:rPr>
+              <w:t xml:space="preserve"> </w:t>
+            </w:r>
+            <w:r>
+              <w:rPr>
+                <w:rStyle w:val="DecValTok"/>
+              </w:rPr>
+              <w:t xml:space="preserve">201</w:t>
+            </w:r>
+            <w:r>
+              <w:rPr>
+                <w:rStyle w:val="NormalTok"/>
+              </w:rPr>
+              <w:t xml:space="preserve">))</w:t>
+            </w:r>
+            <w:r>
+              <w:br/>
+            </w:r>
+            <w:r>
+              <w:rPr>
+                <w:rStyle w:val="NormalTok"/>
+              </w:rPr>
+              <w:t xml:space="preserve">curve_data</w:t>
+            </w:r>
+            <w:r>
+              <w:rPr>
+                <w:rStyle w:val="SpecialCharTok"/>
+              </w:rPr>
+              <w:t xml:space="preserve">$</w:t>
+            </w:r>
+            <w:r>
+              <w:rPr>
+                <w:rStyle w:val="NormalTok"/>
+              </w:rPr>
+              <w:t xml:space="preserve">value </w:t>
+            </w:r>
+            <w:r>
+              <w:rPr>
+                <w:rStyle w:val="OtherTok"/>
+              </w:rPr>
+              <w:t xml:space="preserve">&lt;-</w:t>
+            </w:r>
+            <w:r>
+              <w:rPr>
+                <w:rStyle w:val="NormalTok"/>
+              </w:rPr>
+              <w:t xml:space="preserve"> curve_data</w:t>
+            </w:r>
+            <w:r>
+              <w:rPr>
+                <w:rStyle w:val="SpecialCharTok"/>
+              </w:rPr>
+              <w:t xml:space="preserve">$</w:t>
+            </w:r>
+            <w:r>
+              <w:rPr>
+                <w:rStyle w:val="NormalTok"/>
+              </w:rPr>
+              <w:t xml:space="preserve">a</w:t>
+            </w:r>
+            <w:r>
+              <w:rPr>
+                <w:rStyle w:val="SpecialCharTok"/>
+              </w:rPr>
+              <w:t xml:space="preserve">^</w:t>
+            </w:r>
+            <w:r>
+              <w:rPr>
+                <w:rStyle w:val="DecValTok"/>
+              </w:rPr>
+              <w:t xml:space="preserve">2</w:t>
+            </w:r>
+            <w:r>
+              <w:br/>
+            </w:r>
+            <w:r>
+              <w:rPr>
+                <w:rStyle w:val="NormalTok"/>
+              </w:rPr>
+              <w:t xml:space="preserve">marked </w:t>
+            </w:r>
+            <w:r>
+              <w:rPr>
+                <w:rStyle w:val="OtherTok"/>
+              </w:rPr>
+              <w:t xml:space="preserve">&lt;-</w:t>
+            </w:r>
+            <w:r>
+              <w:rPr>
+                <w:rStyle w:val="NormalTok"/>
+              </w:rPr>
+              <w:t xml:space="preserve"> </w:t>
+            </w:r>
+            <w:r>
+              <w:rPr>
+                <w:rStyle w:val="FunctionTok"/>
+              </w:rPr>
+              <w:t xml:space="preserve">data.frame</w:t>
+            </w:r>
+            <w:r>
+              <w:rPr>
+                <w:rStyle w:val="NormalTok"/>
+              </w:rPr>
+              <w:t xml:space="preserve">(</w:t>
+            </w:r>
+            <w:r>
+              <w:rPr>
+                <w:rStyle w:val="AttributeTok"/>
+              </w:rPr>
+              <w:t xml:space="preserve">a =</w:t>
+            </w:r>
+            <w:r>
+              <w:rPr>
+                <w:rStyle w:val="NormalTok"/>
+              </w:rPr>
+              <w:t xml:space="preserve"> </w:t>
+            </w:r>
+            <w:r>
+              <w:rPr>
+                <w:rStyle w:val="FunctionTok"/>
+              </w:rPr>
+              <w:t xml:space="preserve">c</w:t>
+            </w:r>
+            <w:r>
+              <w:rPr>
+                <w:rStyle w:val="NormalTok"/>
+              </w:rPr>
+              <w:t xml:space="preserve">(</w:t>
+            </w:r>
+            <w:r>
+              <w:rPr>
+                <w:rStyle w:val="SpecialCharTok"/>
+              </w:rPr>
+              <w:t xml:space="preserve">-</w:t>
+            </w:r>
+            <w:r>
+              <w:rPr>
+                <w:rStyle w:val="DecValTok"/>
+              </w:rPr>
+              <w:t xml:space="preserve">1</w:t>
+            </w:r>
+            <w:r>
+              <w:rPr>
+                <w:rStyle w:val="NormalTok"/>
+              </w:rPr>
+              <w:t xml:space="preserve">, </w:t>
+            </w:r>
+            <w:r>
+              <w:rPr>
+                <w:rStyle w:val="DecValTok"/>
+              </w:rPr>
+              <w:t xml:space="preserve">0</w:t>
+            </w:r>
+            <w:r>
+              <w:rPr>
+                <w:rStyle w:val="NormalTok"/>
+              </w:rPr>
+              <w:t xml:space="preserve">, </w:t>
+            </w:r>
+            <w:r>
+              <w:rPr>
+                <w:rStyle w:val="DecValTok"/>
+              </w:rPr>
+              <w:t xml:space="preserve">2</w:t>
+            </w:r>
+            <w:r>
+              <w:rPr>
+                <w:rStyle w:val="NormalTok"/>
+              </w:rPr>
+              <w:t xml:space="preserve">), </w:t>
+            </w:r>
+            <w:r>
+              <w:rPr>
+                <w:rStyle w:val="AttributeTok"/>
+              </w:rPr>
+              <w:t xml:space="preserve">value =</w:t>
+            </w:r>
+            <w:r>
+              <w:rPr>
+                <w:rStyle w:val="NormalTok"/>
+              </w:rPr>
+              <w:t xml:space="preserve"> </w:t>
+            </w:r>
+            <w:r>
+              <w:rPr>
+                <w:rStyle w:val="FunctionTok"/>
+              </w:rPr>
+              <w:t xml:space="preserve">c</w:t>
+            </w:r>
+            <w:r>
+              <w:rPr>
+                <w:rStyle w:val="NormalTok"/>
+              </w:rPr>
+              <w:t xml:space="preserve">(</w:t>
+            </w:r>
+            <w:r>
+              <w:rPr>
+                <w:rStyle w:val="SpecialCharTok"/>
+              </w:rPr>
+              <w:t xml:space="preserve">-</w:t>
+            </w:r>
+            <w:r>
+              <w:rPr>
+                <w:rStyle w:val="DecValTok"/>
+              </w:rPr>
+              <w:t xml:space="preserve">1</w:t>
+            </w:r>
+            <w:r>
+              <w:rPr>
+                <w:rStyle w:val="NormalTok"/>
+              </w:rPr>
+              <w:t xml:space="preserve">, </w:t>
+            </w:r>
+            <w:r>
+              <w:rPr>
+                <w:rStyle w:val="DecValTok"/>
+              </w:rPr>
+              <w:t xml:space="preserve">0</w:t>
+            </w:r>
+            <w:r>
+              <w:rPr>
+                <w:rStyle w:val="NormalTok"/>
+              </w:rPr>
+              <w:t xml:space="preserve">, </w:t>
+            </w:r>
+            <w:r>
+              <w:rPr>
+                <w:rStyle w:val="DecValTok"/>
+              </w:rPr>
+              <w:t xml:space="preserve">2</w:t>
+            </w:r>
+            <w:r>
+              <w:rPr>
+                <w:rStyle w:val="NormalTok"/>
+              </w:rPr>
+              <w:t xml:space="preserve">)</w:t>
+            </w:r>
+            <w:r>
+              <w:rPr>
+                <w:rStyle w:val="SpecialCharTok"/>
+              </w:rPr>
+              <w:t xml:space="preserve">^</w:t>
+            </w:r>
+            <w:r>
+              <w:rPr>
+                <w:rStyle w:val="DecValTok"/>
+              </w:rPr>
+              <w:t xml:space="preserve">2</w:t>
+            </w:r>
+            <w:r>
+              <w:rPr>
+                <w:rStyle w:val="NormalTok"/>
+              </w:rPr>
+              <w:t xml:space="preserve">)</w:t>
+            </w:r>
+            <w:r>
+              <w:br/>
+            </w:r>
+            <w:r>
+              <w:rPr>
+                <w:rStyle w:val="NormalTok"/>
+              </w:rPr>
+              <w:t xml:space="preserve">marked</w:t>
+            </w:r>
+            <w:r>
+              <w:rPr>
+                <w:rStyle w:val="SpecialCharTok"/>
+              </w:rPr>
+              <w:t xml:space="preserve">$</w:t>
+            </w:r>
+            <w:r>
+              <w:rPr>
+                <w:rStyle w:val="NormalTok"/>
+              </w:rPr>
+              <w:t xml:space="preserve">label </w:t>
+            </w:r>
+            <w:r>
+              <w:rPr>
+                <w:rStyle w:val="OtherTok"/>
+              </w:rPr>
+              <w:t xml:space="preserve">&lt;-</w:t>
+            </w:r>
+            <w:r>
+              <w:rPr>
+                <w:rStyle w:val="NormalTok"/>
+              </w:rPr>
+              <w:t xml:space="preserve"> </w:t>
+            </w:r>
+            <w:r>
+              <w:rPr>
+                <w:rStyle w:val="FunctionTok"/>
+              </w:rPr>
+              <w:t xml:space="preserve">sprintf</w:t>
+            </w:r>
+            <w:r>
+              <w:rPr>
+                <w:rStyle w:val="NormalTok"/>
+              </w:rPr>
+              <w:t xml:space="preserve">(</w:t>
+            </w:r>
+            <w:r>
+              <w:rPr>
+                <w:rStyle w:val="StringTok"/>
+              </w:rPr>
+              <w:t xml:space="preserve">"(%d, %d)"</w:t>
+            </w:r>
+            <w:r>
+              <w:rPr>
+                <w:rStyle w:val="NormalTok"/>
+              </w:rPr>
+              <w:t xml:space="preserve">, marked</w:t>
+            </w:r>
+            <w:r>
+              <w:rPr>
+                <w:rStyle w:val="SpecialCharTok"/>
+              </w:rPr>
+              <w:t xml:space="preserve">$</w:t>
+            </w:r>
+            <w:r>
+              <w:rPr>
+                <w:rStyle w:val="NormalTok"/>
+              </w:rPr>
+              <w:t xml:space="preserve">a, marked</w:t>
+            </w:r>
+            <w:r>
+              <w:rPr>
+                <w:rStyle w:val="SpecialCharTok"/>
+              </w:rPr>
+              <w:t xml:space="preserve">$</w:t>
+            </w:r>
+            <w:r>
+              <w:rPr>
+                <w:rStyle w:val="NormalTok"/>
+              </w:rPr>
+              <w:t xml:space="preserve">value)</w:t>
+            </w:r>
+            <w:r>
+              <w:br/>
+            </w:r>
+            <w:r>
+              <w:br/>
+            </w:r>
+            <w:r>
+              <w:rPr>
+                <w:rStyle w:val="NormalTok"/>
+              </w:rPr>
+              <w:t xml:space="preserve">graph_real_function_plot </w:t>
+            </w:r>
+            <w:r>
+              <w:rPr>
+                <w:rStyle w:val="OtherTok"/>
+              </w:rPr>
+              <w:t xml:space="preserve">&lt;-</w:t>
+            </w:r>
+            <w:r>
+              <w:rPr>
+                <w:rStyle w:val="NormalTok"/>
+              </w:rPr>
+              <w:t xml:space="preserve"> ggplot2</w:t>
+            </w:r>
+            <w:r>
+              <w:rPr>
+                <w:rStyle w:val="SpecialCharTok"/>
+              </w:rPr>
+              <w:t xml:space="preserve">::</w:t>
+            </w:r>
+            <w:r>
+              <w:rPr>
+                <w:rStyle w:val="FunctionTok"/>
+              </w:rPr>
+              <w:t xml:space="preserve">ggplot</w:t>
+            </w:r>
+            <w:r>
+              <w:rPr>
+                <w:rStyle w:val="NormalTok"/>
+              </w:rPr>
+              <w:t xml:space="preserve">() </w:t>
+            </w:r>
+            <w:r>
+              <w:rPr>
+                <w:rStyle w:val="SpecialCharTok"/>
+              </w:rPr>
+              <w:t xml:space="preserve">+</w:t>
+            </w:r>
+            <w:r>
+              <w:br/>
+            </w:r>
+            <w:r>
+              <w:rPr>
+                <w:rStyle w:val="NormalTok"/>
+              </w:rPr>
+              <w:t xml:space="preserve">  ggplot2</w:t>
+            </w:r>
+            <w:r>
+              <w:rPr>
+                <w:rStyle w:val="SpecialCharTok"/>
+              </w:rPr>
+              <w:t xml:space="preserve">::</w:t>
+            </w:r>
+            <w:r>
+              <w:rPr>
+                <w:rStyle w:val="FunctionTok"/>
+              </w:rPr>
+              <w:t xml:space="preserve">geom_line</w:t>
+            </w:r>
+            <w:r>
+              <w:rPr>
+                <w:rStyle w:val="NormalTok"/>
+              </w:rPr>
+              <w:t xml:space="preserve">(</w:t>
+            </w:r>
+            <w:r>
+              <w:br/>
+            </w:r>
+            <w:r>
+              <w:rPr>
+                <w:rStyle w:val="NormalTok"/>
+              </w:rPr>
+              <w:t xml:space="preserve">    </w:t>
+            </w:r>
+            <w:r>
+              <w:rPr>
+                <w:rStyle w:val="AttributeTok"/>
+              </w:rPr>
+              <w:t xml:space="preserve">data =</w:t>
+            </w:r>
+            <w:r>
+              <w:rPr>
+                <w:rStyle w:val="NormalTok"/>
+              </w:rPr>
+              <w:t xml:space="preserve"> curve_data,</w:t>
+            </w:r>
+            <w:r>
+              <w:br/>
+            </w:r>
+            <w:r>
+              <w:rPr>
+                <w:rStyle w:val="NormalTok"/>
+              </w:rPr>
+              <w:t xml:space="preserve">    ggplot2</w:t>
+            </w:r>
+            <w:r>
+              <w:rPr>
+                <w:rStyle w:val="SpecialCharTok"/>
+              </w:rPr>
+              <w:t xml:space="preserve">::</w:t>
+            </w:r>
+            <w:r>
+              <w:rPr>
+                <w:rStyle w:val="FunctionTok"/>
+              </w:rPr>
+              <w:t xml:space="preserve">aes</w:t>
+            </w:r>
+            <w:r>
+              <w:rPr>
+                <w:rStyle w:val="NormalTok"/>
+              </w:rPr>
+              <w:t xml:space="preserve">(</w:t>
+            </w:r>
+            <w:r>
+              <w:rPr>
+                <w:rStyle w:val="AttributeTok"/>
+              </w:rPr>
+              <w:t xml:space="preserve">x =</w:t>
+            </w:r>
+            <w:r>
+              <w:rPr>
+                <w:rStyle w:val="NormalTok"/>
+              </w:rPr>
+              <w:t xml:space="preserve"> a, </w:t>
+            </w:r>
+            <w:r>
+              <w:rPr>
+                <w:rStyle w:val="AttributeTok"/>
+              </w:rPr>
+              <w:t xml:space="preserve">y =</w:t>
+            </w:r>
+            <w:r>
+              <w:rPr>
+                <w:rStyle w:val="NormalTok"/>
+              </w:rPr>
+              <w:t xml:space="preserve"> value),</w:t>
+            </w:r>
+            <w:r>
+              <w:br/>
+            </w:r>
+            <w:r>
+              <w:rPr>
+                <w:rStyle w:val="NormalTok"/>
+              </w:rPr>
+              <w:t xml:space="preserve">    </w:t>
+            </w:r>
+            <w:r>
+              <w:rPr>
+                <w:rStyle w:val="AttributeTok"/>
+              </w:rPr>
+              <w:t xml:space="preserve">colour =</w:t>
+            </w:r>
+            <w:r>
+              <w:rPr>
+                <w:rStyle w:val="NormalTok"/>
+              </w:rPr>
+              <w:t xml:space="preserve"> </w:t>
+            </w:r>
+            <w:r>
+              <w:rPr>
+                <w:rStyle w:val="StringTok"/>
+              </w:rPr>
+              <w:t xml:space="preserve">"#0072B2"</w:t>
+            </w:r>
+            <w:r>
+              <w:br/>
+            </w:r>
+            <w:r>
+              <w:rPr>
+                <w:rStyle w:val="NormalTok"/>
+              </w:rPr>
+              <w:t xml:space="preserve">  ) </w:t>
+            </w:r>
+            <w:r>
+              <w:rPr>
+                <w:rStyle w:val="SpecialCharTok"/>
+              </w:rPr>
+              <w:t xml:space="preserve">+</w:t>
+            </w:r>
+            <w:r>
+              <w:br/>
+            </w:r>
+            <w:r>
+              <w:rPr>
+                <w:rStyle w:val="NormalTok"/>
+              </w:rPr>
+              <w:t xml:space="preserve">  ggplot2</w:t>
+            </w:r>
+            <w:r>
+              <w:rPr>
+                <w:rStyle w:val="SpecialCharTok"/>
+              </w:rPr>
+              <w:t xml:space="preserve">::</w:t>
+            </w:r>
+            <w:r>
+              <w:rPr>
+                <w:rStyle w:val="FunctionTok"/>
+              </w:rPr>
+              <w:t xml:space="preserve">geom_point</w:t>
+            </w:r>
+            <w:r>
+              <w:rPr>
+                <w:rStyle w:val="NormalTok"/>
+              </w:rPr>
+              <w:t xml:space="preserve">(</w:t>
+            </w:r>
+            <w:r>
+              <w:br/>
+            </w:r>
+            <w:r>
+              <w:rPr>
+                <w:rStyle w:val="NormalTok"/>
+              </w:rPr>
+              <w:t xml:space="preserve">    </w:t>
+            </w:r>
+            <w:r>
+              <w:rPr>
+                <w:rStyle w:val="AttributeTok"/>
+              </w:rPr>
+              <w:t xml:space="preserve">data =</w:t>
+            </w:r>
+            <w:r>
+              <w:rPr>
+                <w:rStyle w:val="NormalTok"/>
+              </w:rPr>
+              <w:t xml:space="preserve"> marked,</w:t>
+            </w:r>
+            <w:r>
+              <w:br/>
+            </w:r>
+            <w:r>
+              <w:rPr>
+                <w:rStyle w:val="NormalTok"/>
+              </w:rPr>
+              <w:t xml:space="preserve">    ggplot2</w:t>
+            </w:r>
+            <w:r>
+              <w:rPr>
+                <w:rStyle w:val="SpecialCharTok"/>
+              </w:rPr>
+              <w:t xml:space="preserve">::</w:t>
+            </w:r>
+            <w:r>
+              <w:rPr>
+                <w:rStyle w:val="FunctionTok"/>
+              </w:rPr>
+              <w:t xml:space="preserve">aes</w:t>
+            </w:r>
+            <w:r>
+              <w:rPr>
+                <w:rStyle w:val="NormalTok"/>
+              </w:rPr>
+              <w:t xml:space="preserve">(</w:t>
+            </w:r>
+            <w:r>
+              <w:rPr>
+                <w:rStyle w:val="AttributeTok"/>
+              </w:rPr>
+              <w:t xml:space="preserve">x =</w:t>
+            </w:r>
+            <w:r>
+              <w:rPr>
+                <w:rStyle w:val="NormalTok"/>
+              </w:rPr>
+              <w:t xml:space="preserve"> a, </w:t>
+            </w:r>
+            <w:r>
+              <w:rPr>
+                <w:rStyle w:val="AttributeTok"/>
+              </w:rPr>
+              <w:t xml:space="preserve">y =</w:t>
+            </w:r>
+            <w:r>
+              <w:rPr>
+                <w:rStyle w:val="NormalTok"/>
+              </w:rPr>
+              <w:t xml:space="preserve"> value),</w:t>
+            </w:r>
+            <w:r>
+              <w:br/>
+            </w:r>
+            <w:r>
+              <w:rPr>
+                <w:rStyle w:val="NormalTok"/>
+              </w:rPr>
+              <w:t xml:space="preserve">    </w:t>
+            </w:r>
+            <w:r>
+              <w:rPr>
+                <w:rStyle w:val="AttributeTok"/>
+              </w:rPr>
+              <w:t xml:space="preserve">size =</w:t>
+            </w:r>
+            <w:r>
+              <w:rPr>
+                <w:rStyle w:val="NormalTok"/>
+              </w:rPr>
+              <w:t xml:space="preserve"> </w:t>
+            </w:r>
+            <w:r>
+              <w:rPr>
+                <w:rStyle w:val="DecValTok"/>
+              </w:rPr>
+              <w:t xml:space="preserve">3</w:t>
+            </w:r>
+            <w:r>
+              <w:br/>
+            </w:r>
+            <w:r>
+              <w:rPr>
+                <w:rStyle w:val="NormalTok"/>
+              </w:rPr>
+              <w:t xml:space="preserve">  ) </w:t>
+            </w:r>
+            <w:r>
+              <w:rPr>
+                <w:rStyle w:val="SpecialCharTok"/>
+              </w:rPr>
+              <w:t xml:space="preserve">+</w:t>
+            </w:r>
+            <w:r>
+              <w:br/>
+            </w:r>
+            <w:r>
+              <w:rPr>
+                <w:rStyle w:val="NormalTok"/>
+              </w:rPr>
+              <w:t xml:space="preserve">  ggplot2</w:t>
+            </w:r>
+            <w:r>
+              <w:rPr>
+                <w:rStyle w:val="SpecialCharTok"/>
+              </w:rPr>
+              <w:t xml:space="preserve">::</w:t>
+            </w:r>
+            <w:r>
+              <w:rPr>
+                <w:rStyle w:val="FunctionTok"/>
+              </w:rPr>
+              <w:t xml:space="preserve">geom_text</w:t>
+            </w:r>
+            <w:r>
+              <w:rPr>
+                <w:rStyle w:val="NormalTok"/>
+              </w:rPr>
+              <w:t xml:space="preserve">(</w:t>
+            </w:r>
+            <w:r>
+              <w:br/>
+            </w:r>
+            <w:r>
+              <w:rPr>
+                <w:rStyle w:val="NormalTok"/>
+              </w:rPr>
+              <w:t xml:space="preserve">    </w:t>
+            </w:r>
+            <w:r>
+              <w:rPr>
+                <w:rStyle w:val="AttributeTok"/>
+              </w:rPr>
+              <w:t xml:space="preserve">data =</w:t>
+            </w:r>
+            <w:r>
+              <w:rPr>
+                <w:rStyle w:val="NormalTok"/>
+              </w:rPr>
+              <w:t xml:space="preserve"> marked,</w:t>
+            </w:r>
+            <w:r>
+              <w:br/>
+            </w:r>
+            <w:r>
+              <w:rPr>
+                <w:rStyle w:val="NormalTok"/>
+              </w:rPr>
+              <w:t xml:space="preserve">    ggplot2</w:t>
+            </w:r>
+            <w:r>
+              <w:rPr>
+                <w:rStyle w:val="SpecialCharTok"/>
+              </w:rPr>
+              <w:t xml:space="preserve">::</w:t>
+            </w:r>
+            <w:r>
+              <w:rPr>
+                <w:rStyle w:val="FunctionTok"/>
+              </w:rPr>
+              <w:t xml:space="preserve">aes</w:t>
+            </w:r>
+            <w:r>
+              <w:rPr>
+                <w:rStyle w:val="NormalTok"/>
+              </w:rPr>
+              <w:t xml:space="preserve">(</w:t>
+            </w:r>
+            <w:r>
+              <w:rPr>
+                <w:rStyle w:val="AttributeTok"/>
+              </w:rPr>
+              <w:t xml:space="preserve">x =</w:t>
+            </w:r>
+            <w:r>
+              <w:rPr>
+                <w:rStyle w:val="NormalTok"/>
+              </w:rPr>
+              <w:t xml:space="preserve"> a, </w:t>
+            </w:r>
+            <w:r>
+              <w:rPr>
+                <w:rStyle w:val="AttributeTok"/>
+              </w:rPr>
+              <w:t xml:space="preserve">y =</w:t>
+            </w:r>
+            <w:r>
+              <w:rPr>
+                <w:rStyle w:val="NormalTok"/>
+              </w:rPr>
+              <w:t xml:space="preserve"> value, </w:t>
+            </w:r>
+            <w:r>
+              <w:rPr>
+                <w:rStyle w:val="AttributeTok"/>
+              </w:rPr>
+              <w:t xml:space="preserve">label =</w:t>
+            </w:r>
+            <w:r>
+              <w:rPr>
+                <w:rStyle w:val="NormalTok"/>
+              </w:rPr>
+              <w:t xml:space="preserve"> label),</w:t>
+            </w:r>
+            <w:r>
+              <w:br/>
+            </w:r>
+            <w:r>
+              <w:rPr>
+                <w:rStyle w:val="NormalTok"/>
+              </w:rPr>
+              <w:t xml:space="preserve">    </w:t>
+            </w:r>
+            <w:r>
+              <w:rPr>
+                <w:rStyle w:val="AttributeTok"/>
+              </w:rPr>
+              <w:t xml:space="preserve">nudge_x =</w:t>
+            </w:r>
+            <w:r>
+              <w:rPr>
+                <w:rStyle w:val="NormalTok"/>
+              </w:rPr>
+              <w:t xml:space="preserve"> </w:t>
+            </w:r>
+            <w:r>
+              <w:rPr>
+                <w:rStyle w:val="FloatTok"/>
+              </w:rPr>
+              <w:t xml:space="preserve">0.35</w:t>
+            </w:r>
+            <w:r>
+              <w:rPr>
+                <w:rStyle w:val="NormalTok"/>
+              </w:rPr>
+              <w:t xml:space="preserve">,</w:t>
+            </w:r>
+            <w:r>
+              <w:br/>
+            </w:r>
+            <w:r>
+              <w:rPr>
+                <w:rStyle w:val="NormalTok"/>
+              </w:rPr>
+              <w:t xml:space="preserve">    </w:t>
+            </w:r>
+            <w:r>
+              <w:rPr>
+                <w:rStyle w:val="AttributeTok"/>
+              </w:rPr>
+              <w:t xml:space="preserve">nudge_y =</w:t>
+            </w:r>
+            <w:r>
+              <w:rPr>
+                <w:rStyle w:val="NormalTok"/>
+              </w:rPr>
+              <w:t xml:space="preserve"> </w:t>
+            </w:r>
+            <w:r>
+              <w:rPr>
+                <w:rStyle w:val="FloatTok"/>
+              </w:rPr>
+              <w:t xml:space="preserve">0.4</w:t>
+            </w:r>
+            <w:r>
+              <w:br/>
+            </w:r>
+            <w:r>
+              <w:rPr>
+                <w:rStyle w:val="NormalTok"/>
+              </w:rPr>
+              <w:t xml:space="preserve">  ) </w:t>
+            </w:r>
+            <w:r>
+              <w:rPr>
+                <w:rStyle w:val="SpecialCharTok"/>
+              </w:rPr>
+              <w:t xml:space="preserve">+</w:t>
+            </w:r>
+            <w:r>
+              <w:br/>
+            </w:r>
+            <w:r>
+              <w:rPr>
+                <w:rStyle w:val="NormalTok"/>
+              </w:rPr>
+              <w:t xml:space="preserve">  ggplot2</w:t>
+            </w:r>
+            <w:r>
+              <w:rPr>
+                <w:rStyle w:val="SpecialCharTok"/>
+              </w:rPr>
+              <w:t xml:space="preserve">::</w:t>
+            </w:r>
+            <w:r>
+              <w:rPr>
+                <w:rStyle w:val="FunctionTok"/>
+              </w:rPr>
+              <w:t xml:space="preserve">labs</w:t>
+            </w:r>
+            <w:r>
+              <w:rPr>
+                <w:rStyle w:val="NormalTok"/>
+              </w:rPr>
+              <w:t xml:space="preserve">(</w:t>
+            </w:r>
+            <w:r>
+              <w:rPr>
+                <w:rStyle w:val="AttributeTok"/>
+              </w:rPr>
+              <w:t xml:space="preserve">x =</w:t>
+            </w:r>
+            <w:r>
+              <w:rPr>
+                <w:rStyle w:val="NormalTok"/>
+              </w:rPr>
+              <w:t xml:space="preserve"> </w:t>
+            </w:r>
+            <w:r>
+              <w:rPr>
+                <w:rStyle w:val="StringTok"/>
+              </w:rPr>
+              <w:t xml:space="preserve">"a"</w:t>
+            </w:r>
+            <w:r>
+              <w:rPr>
+                <w:rStyle w:val="NormalTok"/>
+              </w:rPr>
+              <w:t xml:space="preserve">, </w:t>
+            </w:r>
+            <w:r>
+              <w:rPr>
+                <w:rStyle w:val="AttributeTok"/>
+              </w:rPr>
+              <w:t xml:space="preserve">y =</w:t>
+            </w:r>
+            <w:r>
+              <w:rPr>
+                <w:rStyle w:val="NormalTok"/>
+              </w:rPr>
+              <w:t xml:space="preserve"> </w:t>
+            </w:r>
+            <w:r>
+              <w:rPr>
+                <w:rStyle w:val="StringTok"/>
+              </w:rPr>
+              <w:t xml:space="preserve">"f(a) = a^2"</w:t>
+            </w:r>
+            <w:r>
+              <w:rPr>
+                <w:rStyle w:val="NormalTok"/>
+              </w:rPr>
+              <w:t xml:space="preserve">) </w:t>
+            </w:r>
+            <w:r>
+              <w:rPr>
+                <w:rStyle w:val="SpecialCharTok"/>
+              </w:rPr>
+              <w:t xml:space="preserve">+</w:t>
+            </w:r>
+            <w:r>
+              <w:br/>
+            </w:r>
+            <w:r>
+              <w:rPr>
+                <w:rStyle w:val="NormalTok"/>
+              </w:rPr>
+              <w:t xml:space="preserve">  ggplot2</w:t>
+            </w:r>
+            <w:r>
+              <w:rPr>
+                <w:rStyle w:val="SpecialCharTok"/>
+              </w:rPr>
+              <w:t xml:space="preserve">::</w:t>
+            </w:r>
+            <w:r>
+              <w:rPr>
+                <w:rStyle w:val="FunctionTok"/>
+              </w:rPr>
+              <w:t xml:space="preserve">theme_minimal</w:t>
+            </w:r>
+            <w:r>
+              <w:rPr>
+                <w:rStyle w:val="NormalTok"/>
+              </w:rPr>
+              <w:t xml:space="preserve">()</w:t>
+            </w:r>
+            <w:r>
+              <w:br/>
+            </w:r>
+            <w:r>
+              <w:br/>
+            </w:r>
+            <w:r>
+              <w:rPr>
+                <w:rStyle w:val="ControlFlowTok"/>
+              </w:rPr>
+              <w:t xml:space="preserve">if</w:t>
+            </w:r>
+            <w:r>
+              <w:rPr>
+                <w:rStyle w:val="NormalTok"/>
+              </w:rPr>
+              <w:t xml:space="preserve"> (knitr</w:t>
+            </w:r>
+            <w:r>
+              <w:rPr>
+                <w:rStyle w:val="SpecialCharTok"/>
+              </w:rPr>
+              <w:t xml:space="preserve">::</w:t>
+            </w:r>
+            <w:r>
+              <w:rPr>
+                <w:rStyle w:val="FunctionTok"/>
+              </w:rPr>
+              <w:t xml:space="preserve">is_html_output</w:t>
+            </w:r>
+            <w:r>
+              <w:rPr>
+                <w:rStyle w:val="NormalTok"/>
+              </w:rPr>
+              <w:t xml:space="preserve">()) {</w:t>
+            </w:r>
+            <w:r>
+              <w:br/>
+            </w:r>
+            <w:r>
+              <w:rPr>
+                <w:rStyle w:val="NormalTok"/>
+              </w:rPr>
+              <w:t xml:space="preserve">  htmltools</w:t>
+            </w:r>
+            <w:r>
+              <w:rPr>
+                <w:rStyle w:val="SpecialCharTok"/>
+              </w:rPr>
+              <w:t xml:space="preserve">::</w:t>
+            </w:r>
+            <w:r>
+              <w:rPr>
+                <w:rStyle w:val="FunctionTok"/>
+              </w:rPr>
+              <w:t xml:space="preserve">div</w:t>
+            </w:r>
+            <w:r>
+              <w:rPr>
+                <w:rStyle w:val="NormalTok"/>
+              </w:rPr>
+              <w:t xml:space="preserve">(</w:t>
+            </w:r>
+            <w:r>
+              <w:br/>
+            </w:r>
+            <w:r>
+              <w:rPr>
+                <w:rStyle w:val="NormalTok"/>
+              </w:rPr>
+              <w:t xml:space="preserve">    </w:t>
+            </w:r>
+            <w:r>
+              <w:rPr>
+                <w:rStyle w:val="AttributeTok"/>
+              </w:rPr>
+              <w:t xml:space="preserve">role =</w:t>
+            </w:r>
+            <w:r>
+              <w:rPr>
+                <w:rStyle w:val="NormalTok"/>
+              </w:rPr>
+              <w:t xml:space="preserve"> </w:t>
+            </w:r>
+            <w:r>
+              <w:rPr>
+                <w:rStyle w:val="StringTok"/>
+              </w:rPr>
+              <w:t xml:space="preserve">"img"</w:t>
+            </w:r>
+            <w:r>
+              <w:rPr>
+                <w:rStyle w:val="NormalTok"/>
+              </w:rPr>
+              <w:t xml:space="preserve">,</w:t>
+            </w:r>
+            <w:r>
+              <w:br/>
+            </w:r>
+            <w:r>
+              <w:rPr>
+                <w:rStyle w:val="NormalTok"/>
+              </w:rPr>
+              <w:t xml:space="preserve">    </w:t>
+            </w:r>
+            <w:r>
+              <w:rPr>
+                <w:rStyle w:val="StringTok"/>
+              </w:rPr>
+              <w:t xml:space="preserve">`</w:t>
+            </w:r>
+            <w:r>
+              <w:rPr>
+                <w:rStyle w:val="AttributeTok"/>
+              </w:rPr>
+              <w:t xml:space="preserve">aria-label</w:t>
+            </w:r>
+            <w:r>
+              <w:rPr>
+                <w:rStyle w:val="StringTok"/>
+              </w:rPr>
+              <w:t xml:space="preserve">`</w:t>
+            </w:r>
+            <w:r>
+              <w:rPr>
+                <w:rStyle w:val="NormalTok"/>
+              </w:rPr>
+              <w:t xml:space="preserve"> </w:t>
+            </w:r>
+            <w:r>
+              <w:rPr>
+                <w:rStyle w:val="OtherTok"/>
+              </w:rPr>
+              <w:t xml:space="preserve">=</w:t>
+            </w:r>
+            <w:r>
+              <w:rPr>
+                <w:rStyle w:val="NormalTok"/>
+              </w:rPr>
+              <w:t xml:space="preserve"> fig_alt,</w:t>
+            </w:r>
+            <w:r>
+              <w:br/>
+            </w:r>
+            <w:r>
+              <w:rPr>
+                <w:rStyle w:val="NormalTok"/>
+              </w:rPr>
+              <w:t xml:space="preserve">    plotly</w:t>
+            </w:r>
+            <w:r>
+              <w:rPr>
+                <w:rStyle w:val="SpecialCharTok"/>
+              </w:rPr>
+              <w:t xml:space="preserve">::</w:t>
+            </w:r>
+            <w:r>
+              <w:rPr>
+                <w:rStyle w:val="FunctionTok"/>
+              </w:rPr>
+              <w:t xml:space="preserve">ggplotly</w:t>
+            </w:r>
+            <w:r>
+              <w:rPr>
+                <w:rStyle w:val="NormalTok"/>
+              </w:rPr>
+              <w:t xml:space="preserve">(graph_real_function_plot)</w:t>
+            </w:r>
+            <w:r>
+              <w:br/>
+            </w:r>
+            <w:r>
+              <w:rPr>
+                <w:rStyle w:val="NormalTok"/>
+              </w:rPr>
+              <w:t xml:space="preserve">  )</w:t>
+            </w:r>
+            <w:r>
+              <w:br/>
+            </w:r>
+            <w:r>
+              <w:rPr>
+                <w:rStyle w:val="NormalTok"/>
+              </w:rPr>
+              <w:t xml:space="preserve">} </w:t>
+            </w:r>
+            <w:r>
+              <w:rPr>
+                <w:rStyle w:val="ControlFlowTok"/>
+              </w:rPr>
+              <w:t xml:space="preserve">else</w:t>
+            </w:r>
+            <w:r>
+              <w:rPr>
+                <w:rStyle w:val="NormalTok"/>
+              </w:rPr>
+              <w:t xml:space="preserve"> {</w:t>
+            </w:r>
+            <w:r>
+              <w:br/>
+            </w:r>
+            <w:r>
+              <w:rPr>
+                <w:rStyle w:val="NormalTok"/>
+              </w:rPr>
+              <w:t xml:space="preserve">  graph_real_function_plot</w:t>
+            </w:r>
+            <w:r>
+              <w:br/>
+            </w:r>
+            <w:r>
+              <w:rPr>
+                <w:rStyle w:val="NormalTok"/>
+              </w:rPr>
+              <w:t xml:space="preserve">}</w:t>
+            </w:r>
+          </w:p>
+          <w:p>
+            <w:pPr>
+              <w:jc w:val="center"/>
+            </w:pPr>
+            <w:r>
+              <w:drawing>
+                <wp:inline>
+                  <wp:extent cx="4620126" cy="3696101"/>
+                  <wp:effectExtent b="0" l="0" r="0" t="0"/>
+                  <wp:docPr descr="" title="" id="47" name="Picture"/>
+                  <a:graphic>
+                    <a:graphicData uri="http://schemas.openxmlformats.org/drawingml/2006/picture">
+                      <pic:pic>
+                        <pic:nvPicPr>
+                          <pic:cNvPr descr="functions_files/figure-docx/graph-real-function-plot-1.png" id="48" name="Picture"/>
+                          <pic:cNvPicPr>
+                            <a:picLocks noChangeArrowheads="1" noChangeAspect="1"/>
+                          </pic:cNvPicPr>
+                        </pic:nvPicPr>
+                        <pic:blipFill>
+                          <a:blip r:embed="rId46"/>
+                          <a:stretch>
+                            <a:fillRect/>
+                          </a:stretch>
+                        </pic:blipFill>
+                        <pic:spPr bwMode="auto">
+                          <a:xfrm>
+                            <a:off x="0" y="0"/>
+                            <a:ext cx="4620126" cy="3696101"/>
+                          </a:xfrm>
+                          <a:prstGeom prst="rect">
+                            <a:avLst/>
+                          </a:prstGeom>
+                          <a:noFill/>
+                          <a:ln w="9525">
+                            <a:noFill/>
+                            <a:headEnd/>
+                            <a:tailEnd/>
+                          </a:ln>
+                        </pic:spPr>
+                      </pic:pic>
+                    </a:graphicData>
+                  </a:graphic>
+                </wp:inline>
+              </w:drawing>
+            </w:r>
+          </w:p>
+          <w:p>
+            <w:pPr>
+              <w:jc w:val="center"/>
+            </w:pPr>
+            <w:pPr>
+              <w:jc w:val="left"/>
+              <w:spacing w:before="200"/>
+              <w:pStyle w:val="ImageCaption"/>
+            </w:pPr>
+            <w:r>
+              <w:t xml:space="preserve">Figure 4: The</w:t>
+            </w:r>
+            <w:r>
+              <w:t xml:space="preserve"> </w:t>
+            </w:r>
+            <w:hyperlink w:anchor="def-graph">
+              <w:r>
+                <w:rPr>
+                  <w:rStyle w:val="Hyperlink"/>
+                </w:rPr>
+                <w:t xml:space="preserve">graph</w:t>
+              </w:r>
+            </w:hyperlink>
+            <w:r>
+              <w:t xml:space="preserve"> </w:t>
+            </w:r>
+            <w:r>
+              <w:t xml:space="preserve">of</w:t>
+            </w:r>
+            <w:r>
+              <w:t xml:space="preserve"> </w:t>
+            </w:r>
+            <m:oMath>
+              <m:r>
+                <m:t>f</m:t>
+              </m:r>
+              <m:r>
+                <m:rPr>
+                  <m:sty m:val="p"/>
+                </m:rPr>
+                <m:t>(</m:t>
+              </m:r>
+              <m:r>
+                <m:t>a</m:t>
+              </m:r>
+              <m:r>
+                <m:rPr>
+                  <m:sty m:val="p"/>
+                </m:rPr>
+                <m:t>)</m:t>
+              </m:r>
+              <m:r>
+                <m:rPr>
+                  <m:sty m:val="p"/>
+                </m:rPr>
+                <m:t>=</m:t>
+              </m:r>
+              <m:sSup>
+                <m:e>
+                  <m:r>
+                    <m:t>a</m:t>
+                  </m:r>
+                </m:e>
+                <m:sup>
+                  <m:r>
+                    <m:t>2</m:t>
+                  </m:r>
+                </m:sup>
+              </m:sSup>
+            </m:oMath>
+            <w:r>
+              <w:t xml:space="preserve"> </w:t>
+            </w:r>
+            <w:r>
+              <w:t xml:space="preserve">on all of</w:t>
+            </w:r>
+            <w:r>
+              <w:t xml:space="preserve"> </w:t>
+            </w:r>
+            <m:oMath>
+              <m:r>
+                <m:rPr>
+                  <m:scr m:val="double-struck"/>
+                  <m:sty m:val="p"/>
+                </m:rPr>
+                <m:t>R</m:t>
+              </m:r>
+            </m:oMath>
+            <w:r>
+              <w:t xml:space="preserve"> </w:t>
+            </w:r>
+            <w:r>
+              <w:t xml:space="preserve">is the whole curve</w:t>
+            </w:r>
+            <w:r>
+              <w:t xml:space="preserve"> </w:t>
+            </w:r>
+            <m:oMath>
+              <m:r>
+                <m:t>y</m:t>
+              </m:r>
+              <m:r>
+                <m:rPr>
+                  <m:sty m:val="p"/>
+                </m:rPr>
+                <m:t>=</m:t>
+              </m:r>
+              <m:sSup>
+                <m:e>
+                  <m:r>
+                    <m:t>a</m:t>
+                  </m:r>
+                </m:e>
+                <m:sup>
+                  <m:r>
+                    <m:t>2</m:t>
+                  </m:r>
+                </m:sup>
+              </m:sSup>
+            </m:oMath>
+            <w:r>
+              <w:t xml:space="preserve">, shown here for</w:t>
+            </w:r>
+            <w:r>
+              <w:t xml:space="preserve"> </w:t>
+            </w:r>
+            <m:oMath>
+              <m:r>
+                <m:rPr>
+                  <m:sty m:val="p"/>
+                </m:rPr>
+                <m:t>−</m:t>
+              </m:r>
+              <m:r>
+                <m:t>2.5</m:t>
+              </m:r>
+              <m:r>
+                <m:rPr>
+                  <m:sty m:val="p"/>
+                </m:rPr>
+                <m:t>≤</m:t>
+              </m:r>
+              <m:r>
+                <m:t>a</m:t>
+              </m:r>
+              <m:r>
+                <m:rPr>
+                  <m:sty m:val="p"/>
+                </m:rPr>
+                <m:t>≤</m:t>
+              </m:r>
+              <m:r>
+                <m:t>2.5</m:t>
+              </m:r>
+            </m:oMath>
+            <w:r>
+              <w:t xml:space="preserve">.</w:t>
+            </w:r>
+            <w:r>
+              <w:t xml:space="preserve"> </w:t>
+            </w:r>
+            <w:r>
+              <w:t xml:space="preserve">Each point of the curve is a pair</w:t>
+            </w:r>
+            <w:r>
+              <w:t xml:space="preserve"> </w:t>
+            </w:r>
+            <m:oMath>
+              <m:r>
+                <m:rPr>
+                  <m:sty m:val="p"/>
+                </m:rPr>
+                <m:t>(</m:t>
+              </m:r>
+              <m:r>
+                <m:t>a</m:t>
+              </m:r>
+              <m:r>
+                <m:rPr>
+                  <m:sty m:val="p"/>
+                </m:rPr>
+                <m:t>,</m:t>
+              </m:r>
+              <m:r>
+                <m:t>f</m:t>
+              </m:r>
+              <m:r>
+                <m:rPr>
+                  <m:sty m:val="p"/>
+                </m:rPr>
+                <m:t>(</m:t>
+              </m:r>
+              <m:r>
+                <m:t>a</m:t>
+              </m:r>
+              <m:r>
+                <m:rPr>
+                  <m:sty m:val="p"/>
+                </m:rPr>
+                <m:t>)</m:t>
+              </m:r>
+              <m:r>
+                <m:rPr>
+                  <m:sty m:val="p"/>
+                </m:rPr>
+                <m:t>)</m:t>
+              </m:r>
+            </m:oMath>
+            <w:r>
+              <w:t xml:space="preserve">;</w:t>
+            </w:r>
+            <w:r>
+              <w:t xml:space="preserve"> </w:t>
+            </w:r>
+            <w:r>
+              <w:t xml:space="preserve">the three pairs from</w:t>
+            </w:r>
+            <w:r>
+              <w:t xml:space="preserve"> </w:t>
+            </w:r>
+            <w:hyperlink w:anchor="exm-graph">
+              <w:r>
+                <w:rPr>
+                  <w:rStyle w:val="Hyperlink"/>
+                </w:rPr>
+                <w:t xml:space="preserve">Example 8</w:t>
+              </w:r>
+            </w:hyperlink>
+            <w:r>
+              <w:t xml:space="preserve"> </w:t>
+            </w:r>
+            <w:r>
+              <w:t xml:space="preserve">are marked.</w:t>
+            </w:r>
+          </w:p>
+          <w:bookmarkEnd w:id="49"/>
+        </w:tc>
+      </w:tr>
+    </w:tbl>
+    <w:bookmarkStart w:id="50" w:name="rem-function-as-set-of-pairs"/>
     <w:p>
       <w:pPr>
         <w:pStyle w:val="BodyText"/>
@@ -6025,8 +13448,8 @@
         <w:t xml:space="preserve">.</w:t>
       </w:r>
     </w:p>
-    <w:bookmarkEnd w:id="34"/>
-    <w:bookmarkStart w:id="35" w:name="def-composition"/>
+    <w:bookmarkEnd w:id="50"/>
+    <w:bookmarkStart w:id="51" w:name="def-composition"/>
     <w:p>
       <w:pPr>
         <w:pStyle w:val="BodyText"/>
@@ -6351,8 +13774,8 @@
         </m:oMath>
       </m:oMathPara>
     </w:p>
-    <w:bookmarkEnd w:id="35"/>
-    <w:bookmarkStart w:id="36" w:name="def-inner-function"/>
+    <w:bookmarkEnd w:id="51"/>
+    <w:bookmarkStart w:id="52" w:name="def-inner-function"/>
     <w:p>
       <w:pPr>
         <w:pStyle w:val="FirstParagraph"/>
@@ -6432,8 +13855,8 @@
         <w:t xml:space="preserve">, applied first.</w:t>
       </w:r>
     </w:p>
-    <w:bookmarkEnd w:id="36"/>
-    <w:bookmarkStart w:id="37" w:name="def-outer-function"/>
+    <w:bookmarkEnd w:id="52"/>
+    <w:bookmarkStart w:id="53" w:name="def-outer-function"/>
     <w:p>
       <w:pPr>
         <w:pStyle w:val="BodyText"/>
@@ -6513,8 +13936,8 @@
         <w:t xml:space="preserve">, applied to the result.</w:t>
       </w:r>
     </w:p>
-    <w:bookmarkEnd w:id="37"/>
-    <w:bookmarkStart w:id="38" w:name="exm-composition"/>
+    <w:bookmarkEnd w:id="53"/>
+    <w:bookmarkStart w:id="54" w:name="exm-composition"/>
     <w:p>
       <w:pPr>
         <w:pStyle w:val="BodyText"/>
@@ -7145,8 +14568,8 @@
         <w:t xml:space="preserve">are different functions.</w:t>
       </w:r>
     </w:p>
-    <w:bookmarkEnd w:id="38"/>
-    <w:bookmarkStart w:id="39" w:name="def-inverse-function"/>
+    <w:bookmarkEnd w:id="54"/>
+    <w:bookmarkStart w:id="55" w:name="def-inverse-function"/>
     <w:p>
       <w:pPr>
         <w:pStyle w:val="BodyText"/>
@@ -7493,8 +14916,8 @@
         <w:t xml:space="preserve">.</w:t>
       </w:r>
     </w:p>
-    <w:bookmarkEnd w:id="39"/>
-    <w:bookmarkStart w:id="40" w:name="rem-inverse-not-reciprocal"/>
+    <w:bookmarkEnd w:id="55"/>
+    <w:bookmarkStart w:id="56" w:name="rem-inverse-not-reciprocal"/>
     <w:p>
       <w:pPr>
         <w:pStyle w:val="BodyText"/>
@@ -7892,8 +15315,8 @@
         <w:t xml:space="preserve">.</w:t>
       </w:r>
     </w:p>
-    <w:bookmarkEnd w:id="40"/>
-    <w:bookmarkStart w:id="41" w:name="exm-inverse-function"/>
+    <w:bookmarkEnd w:id="56"/>
+    <w:bookmarkStart w:id="57" w:name="exm-inverse-function"/>
     <w:p>
       <w:pPr>
         <w:pStyle w:val="BodyText"/>
@@ -8514,8 +15937,8 @@
         <w:t xml:space="preserve">is not invertible.</w:t>
       </w:r>
     </w:p>
-    <w:bookmarkEnd w:id="41"/>
-    <w:bookmarkStart w:id="43" w:name="def-elementwise-function"/>
+    <w:bookmarkEnd w:id="57"/>
+    <w:bookmarkStart w:id="59" w:name="def-elementwise-function"/>
     <w:p>
       <w:pPr>
         <w:pStyle w:val="FirstParagraph"/>
@@ -8825,7 +16248,7 @@
       <w:r>
         <w:t xml:space="preserve">with itself (</w:t>
       </w:r>
-      <w:hyperlink r:id="rId42">
+      <w:hyperlink r:id="rId58">
         <w:r>
           <w:rPr>
             <w:rStyle w:val="Hyperlink"/>
@@ -8837,8 +16260,8 @@
         <w:t xml:space="preserve">).</w:t>
       </w:r>
     </w:p>
-    <w:bookmarkEnd w:id="43"/>
-    <w:bookmarkStart w:id="44" w:name="exm-elementwise-function"/>
+    <w:bookmarkEnd w:id="59"/>
+    <w:bookmarkStart w:id="60" w:name="exm-elementwise-function"/>
     <w:p>
       <w:pPr>
         <w:pStyle w:val="BodyText"/>
@@ -9285,8 +16708,8 @@
         <w:t xml:space="preserve">in the same position.</w:t>
       </w:r>
     </w:p>
-    <w:bookmarkEnd w:id="44"/>
-    <w:bookmarkStart w:id="46" w:name="rem-elementwise-function-notation"/>
+    <w:bookmarkEnd w:id="60"/>
+    <w:bookmarkStart w:id="62" w:name="rem-elementwise-function-notation"/>
     <w:p>
       <w:pPr>
         <w:pStyle w:val="BodyText"/>
@@ -9399,7 +16822,7 @@
       <w:r>
         <w:t xml:space="preserve"> </w:t>
       </w:r>
-      <w:hyperlink r:id="rId45">
+      <w:hyperlink r:id="rId61">
         <w:r>
           <w:rPr>
             <w:rStyle w:val="Hyperlink"/>
@@ -9555,8 +16978,8 @@
         <w:t xml:space="preserve">.</w:t>
       </w:r>
     </w:p>
-    <w:bookmarkEnd w:id="46"/>
-    <w:bookmarkStart w:id="47" w:name="def-operator"/>
+    <w:bookmarkEnd w:id="62"/>
+    <w:bookmarkStart w:id="63" w:name="def-operator"/>
     <w:p>
       <w:pPr>
         <w:pStyle w:val="FirstParagraph"/>
@@ -9648,8 +17071,8 @@
         <w:t xml:space="preserve">are both functions or both vectors.</w:t>
       </w:r>
     </w:p>
-    <w:bookmarkEnd w:id="47"/>
-    <w:bookmarkStart w:id="48" w:name="exm-operator"/>
+    <w:bookmarkEnd w:id="63"/>
+    <w:bookmarkStart w:id="64" w:name="exm-operator"/>
     <w:p>
       <w:pPr>
         <w:pStyle w:val="BodyText"/>
@@ -9897,8 +17320,8 @@
         <w:t xml:space="preserve">.</w:t>
       </w:r>
     </w:p>
-    <w:bookmarkEnd w:id="48"/>
-    <w:bookmarkStart w:id="50" w:name="rem-operator"/>
+    <w:bookmarkEnd w:id="64"/>
+    <w:bookmarkStart w:id="66" w:name="rem-operator"/>
     <w:p>
       <w:pPr>
         <w:pStyle w:val="BodyText"/>
@@ -9940,7 +17363,7 @@
       <w:r>
         <w:t xml:space="preserve"> </w:t>
       </w:r>
-      <w:hyperlink r:id="rId49">
+      <w:hyperlink r:id="rId65">
         <w:r>
           <w:rPr>
             <w:rStyle w:val="Hyperlink"/>
@@ -9952,8 +17375,8 @@
         <w:t xml:space="preserve">.</w:t>
       </w:r>
     </w:p>
-    <w:bookmarkEnd w:id="50"/>
-    <w:bookmarkStart w:id="51" w:name="def-functional"/>
+    <w:bookmarkEnd w:id="66"/>
+    <w:bookmarkStart w:id="67" w:name="def-functional"/>
     <w:p>
       <w:pPr>
         <w:pStyle w:val="BodyText"/>
@@ -10051,8 +17474,8 @@
         <w:t xml:space="preserve">are real numbers.</w:t>
       </w:r>
     </w:p>
-    <w:bookmarkEnd w:id="51"/>
-    <w:bookmarkStart w:id="53" w:name="exm-functional"/>
+    <w:bookmarkEnd w:id="67"/>
+    <w:bookmarkStart w:id="69" w:name="exm-functional"/>
     <w:p>
       <w:pPr>
         <w:pStyle w:val="BodyText"/>
@@ -10374,7 +17797,7 @@
       <w:r>
         <w:t xml:space="preserve"> </w:t>
       </w:r>
-      <w:hyperlink r:id="rId52">
+      <w:hyperlink r:id="rId68">
         <w:r>
           <w:rPr>
             <w:rStyle w:val="Hyperlink"/>
@@ -10511,8 +17934,8 @@
         <w:t xml:space="preserve">because its values are functions, not numbers.</w:t>
       </w:r>
     </w:p>
-    <w:bookmarkEnd w:id="53"/>
-    <w:bookmarkStart w:id="55" w:name="def-sequence"/>
+    <w:bookmarkEnd w:id="69"/>
+    <w:bookmarkStart w:id="71" w:name="def-sequence"/>
     <w:p>
       <w:pPr>
         <w:pStyle w:val="BodyText"/>
@@ -10616,7 +18039,7 @@
       <w:r>
         <w:t xml:space="preserve"> </w:t>
       </w:r>
-      <w:hyperlink r:id="rId54">
+      <w:hyperlink r:id="rId70">
         <w:r>
           <w:rPr>
             <w:rStyle w:val="Hyperlink"/>
@@ -10806,8 +18229,8 @@
         <w:t xml:space="preserve">.</w:t>
       </w:r>
     </w:p>
-    <w:bookmarkEnd w:id="55"/>
-    <w:bookmarkStart w:id="56" w:name="def-sequence-term"/>
+    <w:bookmarkEnd w:id="71"/>
+    <w:bookmarkStart w:id="72" w:name="def-sequence-term"/>
     <w:p>
       <w:pPr>
         <w:pStyle w:val="BodyText"/>
@@ -10919,8 +18342,8 @@
         <w:t xml:space="preserve">.</w:t>
       </w:r>
     </w:p>
-    <w:bookmarkEnd w:id="56"/>
-    <w:bookmarkStart w:id="57" w:name="exm-sequence"/>
+    <w:bookmarkEnd w:id="72"/>
+    <w:bookmarkStart w:id="73" w:name="exm-sequence"/>
     <w:p>
       <w:pPr>
         <w:pStyle w:val="BodyText"/>
@@ -11494,8 +18917,8 @@
         <w:t xml:space="preserve">but as a sequence, the order and the repeats matter.</w:t>
       </w:r>
     </w:p>
-    <w:bookmarkEnd w:id="57"/>
-    <w:bookmarkStart w:id="58" w:name="def-finite-sequence"/>
+    <w:bookmarkEnd w:id="73"/>
+    <w:bookmarkStart w:id="74" w:name="def-finite-sequence"/>
     <w:p>
       <w:pPr>
         <w:pStyle w:val="FirstParagraph"/>
@@ -11682,8 +19105,8 @@
         <w:t xml:space="preserve">.</w:t>
       </w:r>
     </w:p>
-    <w:bookmarkEnd w:id="58"/>
-    <w:bookmarkStart w:id="59" w:name="def-closed-under"/>
+    <w:bookmarkEnd w:id="74"/>
+    <w:bookmarkStart w:id="75" w:name="def-closed-under"/>
     <w:p>
       <w:pPr>
         <w:pStyle w:val="BodyText"/>
@@ -11781,8 +19204,8 @@
         <w:t xml:space="preserve">This property is called closure under the operation.</w:t>
       </w:r>
     </w:p>
-    <w:bookmarkEnd w:id="59"/>
-    <w:bookmarkStart w:id="63" w:name="exm-closed-under"/>
+    <w:bookmarkEnd w:id="75"/>
+    <w:bookmarkStart w:id="79" w:name="exm-closed-under"/>
     <w:p>
       <w:pPr>
         <w:pStyle w:val="BodyText"/>
@@ -11815,7 +19238,7 @@
       <w:r>
         <w:t xml:space="preserve"> </w:t>
       </w:r>
-      <w:hyperlink r:id="rId60">
+      <w:hyperlink r:id="rId76">
         <w:r>
           <w:rPr>
             <w:rStyle w:val="Hyperlink"/>
@@ -12041,7 +19464,7 @@
       <w:r>
         <w:t xml:space="preserve"> </w:t>
       </w:r>
-      <w:hyperlink r:id="rId61">
+      <w:hyperlink r:id="rId77">
         <w:r>
           <w:rPr>
             <w:rStyle w:val="Hyperlink"/>
@@ -12100,7 +19523,7 @@
       <w:r>
         <w:t xml:space="preserve"> </w:t>
       </w:r>
-      <w:hyperlink r:id="rId62">
+      <w:hyperlink r:id="rId78">
         <w:r>
           <w:rPr>
             <w:rStyle w:val="Hyperlink"/>
@@ -12160,8 +19583,8 @@
         <w:t xml:space="preserve">.</w:t>
       </w:r>
     </w:p>
-    <w:bookmarkEnd w:id="63"/>
-    <w:bookmarkStart w:id="64" w:name="def-logistic-function"/>
+    <w:bookmarkEnd w:id="79"/>
+    <w:bookmarkStart w:id="80" w:name="def-logistic-function"/>
     <w:p>
       <w:pPr>
         <w:pStyle w:val="FirstParagraph"/>
@@ -12406,8 +19829,8 @@
         </m:oMath>
       </m:oMathPara>
     </w:p>
-    <w:bookmarkEnd w:id="64"/>
-    <w:bookmarkStart w:id="65" w:name="exm-logistic-function"/>
+    <w:bookmarkEnd w:id="80"/>
+    <w:bookmarkStart w:id="81" w:name="exm-logistic-function"/>
     <w:p>
       <w:pPr>
         <w:pStyle w:val="FirstParagraph"/>
@@ -12945,9 +20368,9 @@
         <w:t xml:space="preserve">.</w:t>
       </w:r>
     </w:p>
-    <w:bookmarkEnd w:id="65"/>
-    <w:bookmarkEnd w:id="66"/>
-    <w:bookmarkStart w:id="83" w:name="countable-sets"/>
+    <w:bookmarkEnd w:id="81"/>
+    <w:bookmarkEnd w:id="82"/>
+    <w:bookmarkStart w:id="99" w:name="countable-sets"/>
     <w:p>
       <w:pPr>
         <w:pStyle w:val="Heading2"/>
@@ -12956,7 +20379,7 @@
         <w:t xml:space="preserve">2 Countable sets</w:t>
       </w:r>
     </w:p>
-    <w:bookmarkStart w:id="67" w:name="def-finite-set"/>
+    <w:bookmarkStart w:id="83" w:name="def-finite-set"/>
     <w:p>
       <w:pPr>
         <w:pStyle w:val="FirstParagraph"/>
@@ -13112,8 +20535,8 @@
         <w:t xml:space="preserve">appears exactly once.</w:t>
       </w:r>
     </w:p>
-    <w:bookmarkEnd w:id="67"/>
-    <w:bookmarkStart w:id="68" w:name="def-cardinality"/>
+    <w:bookmarkEnd w:id="83"/>
+    <w:bookmarkStart w:id="84" w:name="def-cardinality"/>
     <w:p>
       <w:pPr>
         <w:pStyle w:val="BodyText"/>
@@ -13288,8 +20711,8 @@
         <w:t xml:space="preserve">.</w:t>
       </w:r>
     </w:p>
-    <w:bookmarkEnd w:id="68"/>
-    <w:bookmarkStart w:id="71" w:name="rem-cardinality-bars"/>
+    <w:bookmarkEnd w:id="84"/>
+    <w:bookmarkStart w:id="87" w:name="rem-cardinality-bars"/>
     <w:p>
       <w:pPr>
         <w:pStyle w:val="BodyText"/>
@@ -13417,7 +20840,7 @@
       <w:r>
         <w:t xml:space="preserve"> </w:t>
       </w:r>
-      <w:hyperlink r:id="rId69">
+      <w:hyperlink r:id="rId85">
         <w:r>
           <w:rPr>
             <w:rStyle w:val="Hyperlink"/>
@@ -13437,7 +20860,7 @@
       <w:r>
         <w:t xml:space="preserve"> </w:t>
       </w:r>
-      <w:hyperlink r:id="rId70">
+      <w:hyperlink r:id="rId86">
         <w:r>
           <w:rPr>
             <w:rStyle w:val="Hyperlink"/>
@@ -13572,8 +20995,8 @@
         <w:t xml:space="preserve">.</w:t>
       </w:r>
     </w:p>
-    <w:bookmarkEnd w:id="71"/>
-    <w:bookmarkStart w:id="72" w:name="exm-finite-set"/>
+    <w:bookmarkEnd w:id="87"/>
+    <w:bookmarkStart w:id="88" w:name="exm-finite-set"/>
     <w:p>
       <w:pPr>
         <w:pStyle w:val="BodyText"/>
@@ -14165,8 +21588,8 @@
         <w:t xml:space="preserve">which is larger than every number in the list.</w:t>
       </w:r>
     </w:p>
-    <w:bookmarkEnd w:id="72"/>
-    <w:bookmarkStart w:id="73" w:name="def-infinite-set"/>
+    <w:bookmarkEnd w:id="88"/>
+    <w:bookmarkStart w:id="89" w:name="def-infinite-set"/>
     <w:p>
       <w:pPr>
         <w:pStyle w:val="FirstParagraph"/>
@@ -14215,8 +21638,8 @@
         <w:t xml:space="preserve">.</w:t>
       </w:r>
     </w:p>
-    <w:bookmarkEnd w:id="73"/>
-    <w:bookmarkStart w:id="74" w:name="def-countable-set"/>
+    <w:bookmarkEnd w:id="89"/>
+    <w:bookmarkStart w:id="90" w:name="def-countable-set"/>
     <w:p>
       <w:pPr>
         <w:pStyle w:val="BodyText"/>
@@ -14356,8 +21779,8 @@
         <w:t xml:space="preserve">in which every element appears.</w:t>
       </w:r>
     </w:p>
-    <w:bookmarkEnd w:id="74"/>
-    <w:bookmarkStart w:id="75" w:name="def-countably-infinite"/>
+    <w:bookmarkEnd w:id="90"/>
+    <w:bookmarkStart w:id="91" w:name="def-countably-infinite"/>
     <w:p>
       <w:pPr>
         <w:pStyle w:val="BodyText"/>
@@ -14409,8 +21832,8 @@
         <w:t xml:space="preserve">and not finite.</w:t>
       </w:r>
     </w:p>
-    <w:bookmarkEnd w:id="75"/>
-    <w:bookmarkStart w:id="78" w:name="exm-countable-set"/>
+    <w:bookmarkEnd w:id="91"/>
+    <w:bookmarkStart w:id="94" w:name="exm-countable-set"/>
     <w:p>
       <w:pPr>
         <w:pStyle w:val="BodyText"/>
@@ -14524,7 +21947,7 @@
       <w:r>
         <w:t xml:space="preserve"> </w:t>
       </w:r>
-      <w:hyperlink r:id="rId76">
+      <w:hyperlink r:id="rId92">
         <w:r>
           <w:rPr>
             <w:rStyle w:val="Hyperlink"/>
@@ -14657,7 +22080,7 @@
       <w:r>
         <w:t xml:space="preserve"> </w:t>
       </w:r>
-      <w:hyperlink r:id="rId77">
+      <w:hyperlink r:id="rId93">
         <w:r>
           <w:rPr>
             <w:rStyle w:val="Hyperlink"/>
@@ -14776,8 +22199,8 @@
         <w:t xml:space="preserve">lists every one of them.</w:t>
       </w:r>
     </w:p>
-    <w:bookmarkEnd w:id="78"/>
-    <w:bookmarkStart w:id="79" w:name="thm-interval-uncountable"/>
+    <w:bookmarkEnd w:id="94"/>
+    <w:bookmarkStart w:id="95" w:name="thm-interval-uncountable"/>
     <w:p>
       <w:pPr>
         <w:pStyle w:val="FirstParagraph"/>
@@ -14845,8 +22268,8 @@
         <w:t xml:space="preserve">.</w:t>
       </w:r>
     </w:p>
-    <w:bookmarkEnd w:id="79"/>
-    <w:bookmarkStart w:id="82" w:name="rem-cantor-diagonal"/>
+    <w:bookmarkEnd w:id="95"/>
+    <w:bookmarkStart w:id="98" w:name="rem-cantor-diagonal"/>
     <w:p>
       <w:pPr>
         <w:pStyle w:val="BodyText"/>
@@ -14867,7 +22290,7 @@
       <w:r>
         <w:t xml:space="preserve"> </w:t>
       </w:r>
-      <w:hyperlink r:id="rId80">
+      <w:hyperlink r:id="rId96">
         <w:r>
           <w:rPr>
             <w:rStyle w:val="Hyperlink"/>
@@ -14963,7 +22386,7 @@
       <w:r>
         <w:t xml:space="preserve"> </w:t>
       </w:r>
-      <w:hyperlink r:id="rId81">
+      <w:hyperlink r:id="rId97">
         <w:r>
           <w:rPr>
             <w:rStyle w:val="Hyperlink"/>
@@ -15288,9 +22711,9 @@
         <w:t xml:space="preserve">and from the third in the third digit.</w:t>
       </w:r>
     </w:p>
-    <w:bookmarkEnd w:id="82"/>
-    <w:bookmarkEnd w:id="83"/>
-    <w:bookmarkStart w:id="125" w:name="references"/>
+    <w:bookmarkEnd w:id="98"/>
+    <w:bookmarkEnd w:id="99"/>
+    <w:bookmarkStart w:id="141" w:name="references"/>
     <w:p>
       <w:pPr>
         <w:pStyle w:val="Heading2"/>
@@ -15299,8 +22722,8 @@
         <w:t xml:space="preserve">References</w:t>
       </w:r>
     </w:p>
-    <w:bookmarkStart w:id="124" w:name="refs"/>
-    <w:bookmarkStart w:id="85" w:name="ref-wikipedia_function_mathematics"/>
+    <w:bookmarkStart w:id="140" w:name="refs"/>
+    <w:bookmarkStart w:id="101" w:name="ref-wikipedia_function_mathematics"/>
     <w:p>
       <w:pPr>
         <w:pStyle w:val="Bibliography"/>
@@ -15347,7 +22770,7 @@
       <w:r>
         <w:t xml:space="preserve"> </w:t>
       </w:r>
-      <w:hyperlink r:id="rId84">
+      <w:hyperlink r:id="rId100">
         <w:r>
           <w:rPr>
             <w:rStyle w:val="Hyperlink"/>
@@ -15356,8 +22779,8 @@
         </w:r>
       </w:hyperlink>
     </w:p>
-    <w:bookmarkEnd w:id="85"/>
-    <w:bookmarkStart w:id="87" w:name="ref-wikipedia_binary_relation"/>
+    <w:bookmarkEnd w:id="101"/>
+    <w:bookmarkStart w:id="103" w:name="ref-wikipedia_binary_relation"/>
     <w:p>
       <w:pPr>
         <w:pStyle w:val="Bibliography"/>
@@ -15404,7 +22827,7 @@
       <w:r>
         <w:t xml:space="preserve"> </w:t>
       </w:r>
-      <w:hyperlink r:id="rId86">
+      <w:hyperlink r:id="rId102">
         <w:r>
           <w:rPr>
             <w:rStyle w:val="Hyperlink"/>
@@ -15413,8 +22836,8 @@
         </w:r>
       </w:hyperlink>
     </w:p>
-    <w:bookmarkEnd w:id="87"/>
-    <w:bookmarkStart w:id="89" w:name="ref-wikipedia_domain_of_a_function"/>
+    <w:bookmarkEnd w:id="103"/>
+    <w:bookmarkStart w:id="105" w:name="ref-wikipedia_domain_of_a_function"/>
     <w:p>
       <w:pPr>
         <w:pStyle w:val="Bibliography"/>
@@ -15461,7 +22884,7 @@
       <w:r>
         <w:t xml:space="preserve"> </w:t>
       </w:r>
-      <w:hyperlink r:id="rId88">
+      <w:hyperlink r:id="rId104">
         <w:r>
           <w:rPr>
             <w:rStyle w:val="Hyperlink"/>
@@ -15470,8 +22893,8 @@
         </w:r>
       </w:hyperlink>
     </w:p>
-    <w:bookmarkEnd w:id="89"/>
-    <w:bookmarkStart w:id="91" w:name="ref-wikipedia_codomain"/>
+    <w:bookmarkEnd w:id="105"/>
+    <w:bookmarkStart w:id="107" w:name="ref-wikipedia_codomain"/>
     <w:p>
       <w:pPr>
         <w:pStyle w:val="Bibliography"/>
@@ -15518,7 +22941,7 @@
       <w:r>
         <w:t xml:space="preserve"> </w:t>
       </w:r>
-      <w:hyperlink r:id="rId90">
+      <w:hyperlink r:id="rId106">
         <w:r>
           <w:rPr>
             <w:rStyle w:val="Hyperlink"/>
@@ -15527,8 +22950,8 @@
         </w:r>
       </w:hyperlink>
     </w:p>
-    <w:bookmarkEnd w:id="91"/>
-    <w:bookmarkStart w:id="93" w:name="ref-wikipedia_image_mathematics"/>
+    <w:bookmarkEnd w:id="107"/>
+    <w:bookmarkStart w:id="109" w:name="ref-wikipedia_image_mathematics"/>
     <w:p>
       <w:pPr>
         <w:pStyle w:val="Bibliography"/>
@@ -15575,7 +22998,7 @@
       <w:r>
         <w:t xml:space="preserve"> </w:t>
       </w:r>
-      <w:hyperlink r:id="rId92">
+      <w:hyperlink r:id="rId108">
         <w:r>
           <w:rPr>
             <w:rStyle w:val="Hyperlink"/>
@@ -15584,8 +23007,8 @@
         </w:r>
       </w:hyperlink>
     </w:p>
-    <w:bookmarkEnd w:id="93"/>
-    <w:bookmarkStart w:id="95" w:name="ref-wikipedia_range_of_a_function"/>
+    <w:bookmarkEnd w:id="109"/>
+    <w:bookmarkStart w:id="111" w:name="ref-wikipedia_range_of_a_function"/>
     <w:p>
       <w:pPr>
         <w:pStyle w:val="Bibliography"/>
@@ -15632,7 +23055,7 @@
       <w:r>
         <w:t xml:space="preserve"> </w:t>
       </w:r>
-      <w:hyperlink r:id="rId94">
+      <w:hyperlink r:id="rId110">
         <w:r>
           <w:rPr>
             <w:rStyle w:val="Hyperlink"/>
@@ -15641,8 +23064,8 @@
         </w:r>
       </w:hyperlink>
     </w:p>
-    <w:bookmarkEnd w:id="95"/>
-    <w:bookmarkStart w:id="97" w:name="ref-wikipedia_graph_of_a_function"/>
+    <w:bookmarkEnd w:id="111"/>
+    <w:bookmarkStart w:id="113" w:name="ref-wikipedia_graph_of_a_function"/>
     <w:p>
       <w:pPr>
         <w:pStyle w:val="Bibliography"/>
@@ -15689,7 +23112,7 @@
       <w:r>
         <w:t xml:space="preserve"> </w:t>
       </w:r>
-      <w:hyperlink r:id="rId96">
+      <w:hyperlink r:id="rId112">
         <w:r>
           <w:rPr>
             <w:rStyle w:val="Hyperlink"/>
@@ -15698,8 +23121,8 @@
         </w:r>
       </w:hyperlink>
     </w:p>
-    <w:bookmarkEnd w:id="97"/>
-    <w:bookmarkStart w:id="99" w:name="ref-halmos1974naive"/>
+    <w:bookmarkEnd w:id="113"/>
+    <w:bookmarkStart w:id="115" w:name="ref-halmos1974naive"/>
     <w:p>
       <w:pPr>
         <w:pStyle w:val="Bibliography"/>
@@ -15732,7 +23155,7 @@
       <w:r>
         <w:t xml:space="preserve"> </w:t>
       </w:r>
-      <w:hyperlink r:id="rId98">
+      <w:hyperlink r:id="rId114">
         <w:r>
           <w:rPr>
             <w:rStyle w:val="Hyperlink"/>
@@ -15744,8 +23167,8 @@
         <w:t xml:space="preserve">.</w:t>
       </w:r>
     </w:p>
-    <w:bookmarkEnd w:id="99"/>
-    <w:bookmarkStart w:id="101" w:name="ref-wikipedia_function_composition"/>
+    <w:bookmarkEnd w:id="115"/>
+    <w:bookmarkStart w:id="117" w:name="ref-wikipedia_function_composition"/>
     <w:p>
       <w:pPr>
         <w:pStyle w:val="Bibliography"/>
@@ -15792,7 +23215,7 @@
       <w:r>
         <w:t xml:space="preserve"> </w:t>
       </w:r>
-      <w:hyperlink r:id="rId100">
+      <w:hyperlink r:id="rId116">
         <w:r>
           <w:rPr>
             <w:rStyle w:val="Hyperlink"/>
@@ -15801,8 +23224,8 @@
         </w:r>
       </w:hyperlink>
     </w:p>
-    <w:bookmarkEnd w:id="101"/>
-    <w:bookmarkStart w:id="103" w:name="ref-wikipedia_inverse_function"/>
+    <w:bookmarkEnd w:id="117"/>
+    <w:bookmarkStart w:id="119" w:name="ref-wikipedia_inverse_function"/>
     <w:p>
       <w:pPr>
         <w:pStyle w:val="Bibliography"/>
@@ -15849,7 +23272,7 @@
       <w:r>
         <w:t xml:space="preserve"> </w:t>
       </w:r>
-      <w:hyperlink r:id="rId102">
+      <w:hyperlink r:id="rId118">
         <w:r>
           <w:rPr>
             <w:rStyle w:val="Hyperlink"/>
@@ -15858,8 +23281,8 @@
         </w:r>
       </w:hyperlink>
     </w:p>
-    <w:bookmarkEnd w:id="103"/>
-    <w:bookmarkStart w:id="105" w:name="ref-wikipedia_operator_mathematics"/>
+    <w:bookmarkEnd w:id="119"/>
+    <w:bookmarkStart w:id="121" w:name="ref-wikipedia_operator_mathematics"/>
     <w:p>
       <w:pPr>
         <w:pStyle w:val="Bibliography"/>
@@ -15906,7 +23329,7 @@
       <w:r>
         <w:t xml:space="preserve"> </w:t>
       </w:r>
-      <w:hyperlink r:id="rId104">
+      <w:hyperlink r:id="rId120">
         <w:r>
           <w:rPr>
             <w:rStyle w:val="Hyperlink"/>
@@ -15915,8 +23338,8 @@
         </w:r>
       </w:hyperlink>
     </w:p>
-    <w:bookmarkEnd w:id="105"/>
-    <w:bookmarkStart w:id="107" w:name="ref-wikipedia_functional_mathematics"/>
+    <w:bookmarkEnd w:id="121"/>
+    <w:bookmarkStart w:id="123" w:name="ref-wikipedia_functional_mathematics"/>
     <w:p>
       <w:pPr>
         <w:pStyle w:val="Bibliography"/>
@@ -15963,7 +23386,7 @@
       <w:r>
         <w:t xml:space="preserve"> </w:t>
       </w:r>
-      <w:hyperlink r:id="rId106">
+      <w:hyperlink r:id="rId122">
         <w:r>
           <w:rPr>
             <w:rStyle w:val="Hyperlink"/>
@@ -15972,8 +23395,8 @@
         </w:r>
       </w:hyperlink>
     </w:p>
-    <w:bookmarkEnd w:id="107"/>
-    <w:bookmarkStart w:id="109" w:name="ref-wikipedia_sequence"/>
+    <w:bookmarkEnd w:id="123"/>
+    <w:bookmarkStart w:id="125" w:name="ref-wikipedia_sequence"/>
     <w:p>
       <w:pPr>
         <w:pStyle w:val="Bibliography"/>
@@ -16020,7 +23443,7 @@
       <w:r>
         <w:t xml:space="preserve"> </w:t>
       </w:r>
-      <w:hyperlink r:id="rId108">
+      <w:hyperlink r:id="rId124">
         <w:r>
           <w:rPr>
             <w:rStyle w:val="Hyperlink"/>
@@ -16029,8 +23452,8 @@
         </w:r>
       </w:hyperlink>
     </w:p>
-    <w:bookmarkEnd w:id="109"/>
-    <w:bookmarkStart w:id="111" w:name="ref-wikipedia_closure_mathematics"/>
+    <w:bookmarkEnd w:id="125"/>
+    <w:bookmarkStart w:id="127" w:name="ref-wikipedia_closure_mathematics"/>
     <w:p>
       <w:pPr>
         <w:pStyle w:val="Bibliography"/>
@@ -16077,7 +23500,7 @@
       <w:r>
         <w:t xml:space="preserve"> </w:t>
       </w:r>
-      <w:hyperlink r:id="rId110">
+      <w:hyperlink r:id="rId126">
         <w:r>
           <w:rPr>
             <w:rStyle w:val="Hyperlink"/>
@@ -16086,8 +23509,8 @@
         </w:r>
       </w:hyperlink>
     </w:p>
-    <w:bookmarkEnd w:id="111"/>
-    <w:bookmarkStart w:id="113" w:name="ref-wikipedia_logistic_function"/>
+    <w:bookmarkEnd w:id="127"/>
+    <w:bookmarkStart w:id="129" w:name="ref-wikipedia_logistic_function"/>
     <w:p>
       <w:pPr>
         <w:pStyle w:val="Bibliography"/>
@@ -16134,7 +23557,7 @@
       <w:r>
         <w:t xml:space="preserve"> </w:t>
       </w:r>
-      <w:hyperlink r:id="rId112">
+      <w:hyperlink r:id="rId128">
         <w:r>
           <w:rPr>
             <w:rStyle w:val="Hyperlink"/>
@@ -16143,8 +23566,8 @@
         </w:r>
       </w:hyperlink>
     </w:p>
-    <w:bookmarkEnd w:id="113"/>
-    <w:bookmarkStart w:id="115" w:name="ref-wikipedia_finite_set"/>
+    <w:bookmarkEnd w:id="129"/>
+    <w:bookmarkStart w:id="131" w:name="ref-wikipedia_finite_set"/>
     <w:p>
       <w:pPr>
         <w:pStyle w:val="Bibliography"/>
@@ -16191,7 +23614,7 @@
       <w:r>
         <w:t xml:space="preserve"> </w:t>
       </w:r>
-      <w:hyperlink r:id="rId114">
+      <w:hyperlink r:id="rId130">
         <w:r>
           <w:rPr>
             <w:rStyle w:val="Hyperlink"/>
@@ -16200,8 +23623,8 @@
         </w:r>
       </w:hyperlink>
     </w:p>
-    <w:bookmarkEnd w:id="115"/>
-    <w:bookmarkStart w:id="117" w:name="ref-wikipedia_cardinality"/>
+    <w:bookmarkEnd w:id="131"/>
+    <w:bookmarkStart w:id="133" w:name="ref-wikipedia_cardinality"/>
     <w:p>
       <w:pPr>
         <w:pStyle w:val="Bibliography"/>
@@ -16248,7 +23671,7 @@
       <w:r>
         <w:t xml:space="preserve"> </w:t>
       </w:r>
-      <w:hyperlink r:id="rId116">
+      <w:hyperlink r:id="rId132">
         <w:r>
           <w:rPr>
             <w:rStyle w:val="Hyperlink"/>
@@ -16257,8 +23680,8 @@
         </w:r>
       </w:hyperlink>
     </w:p>
-    <w:bookmarkEnd w:id="117"/>
-    <w:bookmarkStart w:id="119" w:name="ref-wikipedia_infinite_set"/>
+    <w:bookmarkEnd w:id="133"/>
+    <w:bookmarkStart w:id="135" w:name="ref-wikipedia_infinite_set"/>
     <w:p>
       <w:pPr>
         <w:pStyle w:val="Bibliography"/>
@@ -16305,7 +23728,7 @@
       <w:r>
         <w:t xml:space="preserve"> </w:t>
       </w:r>
-      <w:hyperlink r:id="rId118">
+      <w:hyperlink r:id="rId134">
         <w:r>
           <w:rPr>
             <w:rStyle w:val="Hyperlink"/>
@@ -16314,8 +23737,8 @@
         </w:r>
       </w:hyperlink>
     </w:p>
-    <w:bookmarkEnd w:id="119"/>
-    <w:bookmarkStart w:id="121" w:name="ref-wikipedia_countable_set"/>
+    <w:bookmarkEnd w:id="135"/>
+    <w:bookmarkStart w:id="137" w:name="ref-wikipedia_countable_set"/>
     <w:p>
       <w:pPr>
         <w:pStyle w:val="Bibliography"/>
@@ -16362,7 +23785,7 @@
       <w:r>
         <w:t xml:space="preserve"> </w:t>
       </w:r>
-      <w:hyperlink r:id="rId120">
+      <w:hyperlink r:id="rId136">
         <w:r>
           <w:rPr>
             <w:rStyle w:val="Hyperlink"/>
@@ -16371,8 +23794,8 @@
         </w:r>
       </w:hyperlink>
     </w:p>
-    <w:bookmarkEnd w:id="121"/>
-    <w:bookmarkStart w:id="123" w:name="ref-wikipedia_cantors_diagonal_argument"/>
+    <w:bookmarkEnd w:id="137"/>
+    <w:bookmarkStart w:id="139" w:name="ref-wikipedia_cantors_diagonal_argument"/>
     <w:p>
       <w:pPr>
         <w:pStyle w:val="Bibliography"/>
@@ -16419,7 +23842,7 @@
       <w:r>
         <w:t xml:space="preserve"> </w:t>
       </w:r>
-      <w:hyperlink r:id="rId122">
+      <w:hyperlink r:id="rId138">
         <w:r>
           <w:rPr>
             <w:rStyle w:val="Hyperlink"/>
@@ -16428,9 +23851,9 @@
         </w:r>
       </w:hyperlink>
     </w:p>
-    <w:bookmarkEnd w:id="123"/>
-    <w:bookmarkEnd w:id="124"/>
-    <w:bookmarkEnd w:id="125"/>
+    <w:bookmarkEnd w:id="139"/>
+    <w:bookmarkEnd w:id="140"/>
+    <w:bookmarkEnd w:id="141"/>
     <w:sectPr>
       <w:footnotePr>
         <w:numRestart w:val="eachSect"/>

--- a/functions.docx
+++ b/functions.docx
@@ -15,7 +15,7 @@
         <w:pStyle w:val="Date"/>
       </w:pPr>
       <w:r>
-        <w:t xml:space="preserve">Last modified: 2026-10-25 16:46:34 (PDT)</w:t>
+        <w:t xml:space="preserve">Last modified: 2026-10-25 18:01:14 (PDT)</w:t>
       </w:r>
     </w:p>
     <w:p>
@@ -71,7 +71,7 @@
         <w:t xml:space="preserve">page.</w:t>
       </w:r>
     </w:p>
-    <w:bookmarkStart w:id="82" w:name="functions"/>
+    <w:bookmarkStart w:id="102" w:name="functions"/>
     <w:p>
       <w:pPr>
         <w:pStyle w:val="Heading2"/>
@@ -14569,7 +14569,1936 @@
       </w:r>
     </w:p>
     <w:bookmarkEnd w:id="54"/>
-    <w:bookmarkStart w:id="55" w:name="def-inverse-function"/>
+    <w:tbl>
+      <w:tblPr>
+        <w:tblStyle w:val="Table"/>
+        <w:tblW w:type="pct" w:w="5000"/>
+        <w:tblLayout w:type="fixed"/>
+        <w:tblLook w:firstRow="0" w:lastRow="0" w:firstColumn="0" w:lastColumn="0" w:noHBand="0" w:noVBand="0" w:val="0000"/>
+      </w:tblPr>
+      <w:tblGrid>
+        <w:gridCol w:w="7920"/>
+      </w:tblGrid>
+      <w:tr>
+        <w:tc>
+          <w:tcPr/>
+          <w:bookmarkStart w:id="58" w:name="fig-composition"/>
+          <w:p>
+            <w:pPr>
+              <w:pStyle w:val="SourceCode"/>
+              <w:jc w:val="center"/>
+            </w:pPr>
+            <w:r>
+              <w:rPr>
+                <w:rStyle w:val="NormalTok"/>
+              </w:rPr>
+              <w:t xml:space="preserve">x_grid </w:t>
+            </w:r>
+            <w:r>
+              <w:rPr>
+                <w:rStyle w:val="OtherTok"/>
+              </w:rPr>
+              <w:t xml:space="preserve">&lt;-</w:t>
+            </w:r>
+            <w:r>
+              <w:rPr>
+                <w:rStyle w:val="NormalTok"/>
+              </w:rPr>
+              <w:t xml:space="preserve"> </w:t>
+            </w:r>
+            <w:r>
+              <w:rPr>
+                <w:rStyle w:val="FunctionTok"/>
+              </w:rPr>
+              <w:t xml:space="preserve">seq</w:t>
+            </w:r>
+            <w:r>
+              <w:rPr>
+                <w:rStyle w:val="NormalTok"/>
+              </w:rPr>
+              <w:t xml:space="preserve">(</w:t>
+            </w:r>
+            <w:r>
+              <w:rPr>
+                <w:rStyle w:val="SpecialCharTok"/>
+              </w:rPr>
+              <w:t xml:space="preserve">-</w:t>
+            </w:r>
+            <w:r>
+              <w:rPr>
+                <w:rStyle w:val="DecValTok"/>
+              </w:rPr>
+              <w:t xml:space="preserve">3</w:t>
+            </w:r>
+            <w:r>
+              <w:rPr>
+                <w:rStyle w:val="NormalTok"/>
+              </w:rPr>
+              <w:t xml:space="preserve">, </w:t>
+            </w:r>
+            <w:r>
+              <w:rPr>
+                <w:rStyle w:val="DecValTok"/>
+              </w:rPr>
+              <w:t xml:space="preserve">3</w:t>
+            </w:r>
+            <w:r>
+              <w:rPr>
+                <w:rStyle w:val="NormalTok"/>
+              </w:rPr>
+              <w:t xml:space="preserve">, </w:t>
+            </w:r>
+            <w:r>
+              <w:rPr>
+                <w:rStyle w:val="AttributeTok"/>
+              </w:rPr>
+              <w:t xml:space="preserve">length.out =</w:t>
+            </w:r>
+            <w:r>
+              <w:rPr>
+                <w:rStyle w:val="NormalTok"/>
+              </w:rPr>
+              <w:t xml:space="preserve"> </w:t>
+            </w:r>
+            <w:r>
+              <w:rPr>
+                <w:rStyle w:val="DecValTok"/>
+              </w:rPr>
+              <w:t xml:space="preserve">241</w:t>
+            </w:r>
+            <w:r>
+              <w:rPr>
+                <w:rStyle w:val="NormalTok"/>
+              </w:rPr>
+              <w:t xml:space="preserve">)</w:t>
+            </w:r>
+            <w:r>
+              <w:br/>
+            </w:r>
+            <w:r>
+              <w:rPr>
+                <w:rStyle w:val="NormalTok"/>
+              </w:rPr>
+              <w:t xml:space="preserve">fg_label </w:t>
+            </w:r>
+            <w:r>
+              <w:rPr>
+                <w:rStyle w:val="OtherTok"/>
+              </w:rPr>
+              <w:t xml:space="preserve">&lt;-</w:t>
+            </w:r>
+            <w:r>
+              <w:rPr>
+                <w:rStyle w:val="NormalTok"/>
+              </w:rPr>
+              <w:t xml:space="preserve"> </w:t>
+            </w:r>
+            <w:r>
+              <w:rPr>
+                <w:rStyle w:val="StringTok"/>
+              </w:rPr>
+              <w:t xml:space="preserve">"f(g(x)) = (x + 1)^2"</w:t>
+            </w:r>
+            <w:r>
+              <w:br/>
+            </w:r>
+            <w:r>
+              <w:rPr>
+                <w:rStyle w:val="NormalTok"/>
+              </w:rPr>
+              <w:t xml:space="preserve">gf_label </w:t>
+            </w:r>
+            <w:r>
+              <w:rPr>
+                <w:rStyle w:val="OtherTok"/>
+              </w:rPr>
+              <w:t xml:space="preserve">&lt;-</w:t>
+            </w:r>
+            <w:r>
+              <w:rPr>
+                <w:rStyle w:val="NormalTok"/>
+              </w:rPr>
+              <w:t xml:space="preserve"> </w:t>
+            </w:r>
+            <w:r>
+              <w:rPr>
+                <w:rStyle w:val="StringTok"/>
+              </w:rPr>
+              <w:t xml:space="preserve">"g(f(x)) = x^2 + 1"</w:t>
+            </w:r>
+            <w:r>
+              <w:br/>
+            </w:r>
+            <w:r>
+              <w:rPr>
+                <w:rStyle w:val="NormalTok"/>
+              </w:rPr>
+              <w:t xml:space="preserve">compositions </w:t>
+            </w:r>
+            <w:r>
+              <w:rPr>
+                <w:rStyle w:val="OtherTok"/>
+              </w:rPr>
+              <w:t xml:space="preserve">&lt;-</w:t>
+            </w:r>
+            <w:r>
+              <w:rPr>
+                <w:rStyle w:val="NormalTok"/>
+              </w:rPr>
+              <w:t xml:space="preserve"> </w:t>
+            </w:r>
+            <w:r>
+              <w:rPr>
+                <w:rStyle w:val="FunctionTok"/>
+              </w:rPr>
+              <w:t xml:space="preserve">data.frame</w:t>
+            </w:r>
+            <w:r>
+              <w:rPr>
+                <w:rStyle w:val="NormalTok"/>
+              </w:rPr>
+              <w:t xml:space="preserve">(</w:t>
+            </w:r>
+            <w:r>
+              <w:br/>
+            </w:r>
+            <w:r>
+              <w:rPr>
+                <w:rStyle w:val="NormalTok"/>
+              </w:rPr>
+              <w:t xml:space="preserve">  </w:t>
+            </w:r>
+            <w:r>
+              <w:rPr>
+                <w:rStyle w:val="AttributeTok"/>
+              </w:rPr>
+              <w:t xml:space="preserve">x =</w:t>
+            </w:r>
+            <w:r>
+              <w:rPr>
+                <w:rStyle w:val="NormalTok"/>
+              </w:rPr>
+              <w:t xml:space="preserve"> </w:t>
+            </w:r>
+            <w:r>
+              <w:rPr>
+                <w:rStyle w:val="FunctionTok"/>
+              </w:rPr>
+              <w:t xml:space="preserve">rep</w:t>
+            </w:r>
+            <w:r>
+              <w:rPr>
+                <w:rStyle w:val="NormalTok"/>
+              </w:rPr>
+              <w:t xml:space="preserve">(x_grid, </w:t>
+            </w:r>
+            <w:r>
+              <w:rPr>
+                <w:rStyle w:val="DecValTok"/>
+              </w:rPr>
+              <w:t xml:space="preserve">2</w:t>
+            </w:r>
+            <w:r>
+              <w:rPr>
+                <w:rStyle w:val="NormalTok"/>
+              </w:rPr>
+              <w:t xml:space="preserve">),</w:t>
+            </w:r>
+            <w:r>
+              <w:br/>
+            </w:r>
+            <w:r>
+              <w:rPr>
+                <w:rStyle w:val="NormalTok"/>
+              </w:rPr>
+              <w:t xml:space="preserve">  </w:t>
+            </w:r>
+            <w:r>
+              <w:rPr>
+                <w:rStyle w:val="AttributeTok"/>
+              </w:rPr>
+              <w:t xml:space="preserve">composition =</w:t>
+            </w:r>
+            <w:r>
+              <w:rPr>
+                <w:rStyle w:val="NormalTok"/>
+              </w:rPr>
+              <w:t xml:space="preserve"> </w:t>
+            </w:r>
+            <w:r>
+              <w:rPr>
+                <w:rStyle w:val="FunctionTok"/>
+              </w:rPr>
+              <w:t xml:space="preserve">rep</w:t>
+            </w:r>
+            <w:r>
+              <w:rPr>
+                <w:rStyle w:val="NormalTok"/>
+              </w:rPr>
+              <w:t xml:space="preserve">(</w:t>
+            </w:r>
+            <w:r>
+              <w:rPr>
+                <w:rStyle w:val="FunctionTok"/>
+              </w:rPr>
+              <w:t xml:space="preserve">c</w:t>
+            </w:r>
+            <w:r>
+              <w:rPr>
+                <w:rStyle w:val="NormalTok"/>
+              </w:rPr>
+              <w:t xml:space="preserve">(fg_label, gf_label), </w:t>
+            </w:r>
+            <w:r>
+              <w:rPr>
+                <w:rStyle w:val="AttributeTok"/>
+              </w:rPr>
+              <w:t xml:space="preserve">each =</w:t>
+            </w:r>
+            <w:r>
+              <w:rPr>
+                <w:rStyle w:val="NormalTok"/>
+              </w:rPr>
+              <w:t xml:space="preserve"> </w:t>
+            </w:r>
+            <w:r>
+              <w:rPr>
+                <w:rStyle w:val="FunctionTok"/>
+              </w:rPr>
+              <w:t xml:space="preserve">length</w:t>
+            </w:r>
+            <w:r>
+              <w:rPr>
+                <w:rStyle w:val="NormalTok"/>
+              </w:rPr>
+              <w:t xml:space="preserve">(x_grid)),</w:t>
+            </w:r>
+            <w:r>
+              <w:br/>
+            </w:r>
+            <w:r>
+              <w:rPr>
+                <w:rStyle w:val="NormalTok"/>
+              </w:rPr>
+              <w:t xml:space="preserve">  </w:t>
+            </w:r>
+            <w:r>
+              <w:rPr>
+                <w:rStyle w:val="AttributeTok"/>
+              </w:rPr>
+              <w:t xml:space="preserve">value =</w:t>
+            </w:r>
+            <w:r>
+              <w:rPr>
+                <w:rStyle w:val="NormalTok"/>
+              </w:rPr>
+              <w:t xml:space="preserve"> </w:t>
+            </w:r>
+            <w:r>
+              <w:rPr>
+                <w:rStyle w:val="FunctionTok"/>
+              </w:rPr>
+              <w:t xml:space="preserve">c</w:t>
+            </w:r>
+            <w:r>
+              <w:rPr>
+                <w:rStyle w:val="NormalTok"/>
+              </w:rPr>
+              <w:t xml:space="preserve">((x_grid </w:t>
+            </w:r>
+            <w:r>
+              <w:rPr>
+                <w:rStyle w:val="SpecialCharTok"/>
+              </w:rPr>
+              <w:t xml:space="preserve">+</w:t>
+            </w:r>
+            <w:r>
+              <w:rPr>
+                <w:rStyle w:val="NormalTok"/>
+              </w:rPr>
+              <w:t xml:space="preserve"> </w:t>
+            </w:r>
+            <w:r>
+              <w:rPr>
+                <w:rStyle w:val="DecValTok"/>
+              </w:rPr>
+              <w:t xml:space="preserve">1</w:t>
+            </w:r>
+            <w:r>
+              <w:rPr>
+                <w:rStyle w:val="NormalTok"/>
+              </w:rPr>
+              <w:t xml:space="preserve">)</w:t>
+            </w:r>
+            <w:r>
+              <w:rPr>
+                <w:rStyle w:val="SpecialCharTok"/>
+              </w:rPr>
+              <w:t xml:space="preserve">^</w:t>
+            </w:r>
+            <w:r>
+              <w:rPr>
+                <w:rStyle w:val="DecValTok"/>
+              </w:rPr>
+              <w:t xml:space="preserve">2</w:t>
+            </w:r>
+            <w:r>
+              <w:rPr>
+                <w:rStyle w:val="NormalTok"/>
+              </w:rPr>
+              <w:t xml:space="preserve">, x_grid</w:t>
+            </w:r>
+            <w:r>
+              <w:rPr>
+                <w:rStyle w:val="SpecialCharTok"/>
+              </w:rPr>
+              <w:t xml:space="preserve">^</w:t>
+            </w:r>
+            <w:r>
+              <w:rPr>
+                <w:rStyle w:val="DecValTok"/>
+              </w:rPr>
+              <w:t xml:space="preserve">2</w:t>
+            </w:r>
+            <w:r>
+              <w:rPr>
+                <w:rStyle w:val="NormalTok"/>
+              </w:rPr>
+              <w:t xml:space="preserve"> </w:t>
+            </w:r>
+            <w:r>
+              <w:rPr>
+                <w:rStyle w:val="SpecialCharTok"/>
+              </w:rPr>
+              <w:t xml:space="preserve">+</w:t>
+            </w:r>
+            <w:r>
+              <w:rPr>
+                <w:rStyle w:val="NormalTok"/>
+              </w:rPr>
+              <w:t xml:space="preserve"> </w:t>
+            </w:r>
+            <w:r>
+              <w:rPr>
+                <w:rStyle w:val="DecValTok"/>
+              </w:rPr>
+              <w:t xml:space="preserve">1</w:t>
+            </w:r>
+            <w:r>
+              <w:rPr>
+                <w:rStyle w:val="NormalTok"/>
+              </w:rPr>
+              <w:t xml:space="preserve">)</w:t>
+            </w:r>
+            <w:r>
+              <w:br/>
+            </w:r>
+            <w:r>
+              <w:rPr>
+                <w:rStyle w:val="NormalTok"/>
+              </w:rPr>
+              <w:t xml:space="preserve">)</w:t>
+            </w:r>
+            <w:r>
+              <w:br/>
+            </w:r>
+            <w:r>
+              <w:rPr>
+                <w:rStyle w:val="NormalTok"/>
+              </w:rPr>
+              <w:t xml:space="preserve">at_two </w:t>
+            </w:r>
+            <w:r>
+              <w:rPr>
+                <w:rStyle w:val="OtherTok"/>
+              </w:rPr>
+              <w:t xml:space="preserve">&lt;-</w:t>
+            </w:r>
+            <w:r>
+              <w:rPr>
+                <w:rStyle w:val="NormalTok"/>
+              </w:rPr>
+              <w:t xml:space="preserve"> </w:t>
+            </w:r>
+            <w:r>
+              <w:rPr>
+                <w:rStyle w:val="FunctionTok"/>
+              </w:rPr>
+              <w:t xml:space="preserve">data.frame</w:t>
+            </w:r>
+            <w:r>
+              <w:rPr>
+                <w:rStyle w:val="NormalTok"/>
+              </w:rPr>
+              <w:t xml:space="preserve">(</w:t>
+            </w:r>
+            <w:r>
+              <w:br/>
+            </w:r>
+            <w:r>
+              <w:rPr>
+                <w:rStyle w:val="NormalTok"/>
+              </w:rPr>
+              <w:t xml:space="preserve">  </w:t>
+            </w:r>
+            <w:r>
+              <w:rPr>
+                <w:rStyle w:val="AttributeTok"/>
+              </w:rPr>
+              <w:t xml:space="preserve">x =</w:t>
+            </w:r>
+            <w:r>
+              <w:rPr>
+                <w:rStyle w:val="NormalTok"/>
+              </w:rPr>
+              <w:t xml:space="preserve"> </w:t>
+            </w:r>
+            <w:r>
+              <w:rPr>
+                <w:rStyle w:val="DecValTok"/>
+              </w:rPr>
+              <w:t xml:space="preserve">2</w:t>
+            </w:r>
+            <w:r>
+              <w:rPr>
+                <w:rStyle w:val="NormalTok"/>
+              </w:rPr>
+              <w:t xml:space="preserve">,</w:t>
+            </w:r>
+            <w:r>
+              <w:br/>
+            </w:r>
+            <w:r>
+              <w:rPr>
+                <w:rStyle w:val="NormalTok"/>
+              </w:rPr>
+              <w:t xml:space="preserve">  </w:t>
+            </w:r>
+            <w:r>
+              <w:rPr>
+                <w:rStyle w:val="AttributeTok"/>
+              </w:rPr>
+              <w:t xml:space="preserve">composition =</w:t>
+            </w:r>
+            <w:r>
+              <w:rPr>
+                <w:rStyle w:val="NormalTok"/>
+              </w:rPr>
+              <w:t xml:space="preserve"> </w:t>
+            </w:r>
+            <w:r>
+              <w:rPr>
+                <w:rStyle w:val="FunctionTok"/>
+              </w:rPr>
+              <w:t xml:space="preserve">c</w:t>
+            </w:r>
+            <w:r>
+              <w:rPr>
+                <w:rStyle w:val="NormalTok"/>
+              </w:rPr>
+              <w:t xml:space="preserve">(fg_label, gf_label),</w:t>
+            </w:r>
+            <w:r>
+              <w:br/>
+            </w:r>
+            <w:r>
+              <w:rPr>
+                <w:rStyle w:val="NormalTok"/>
+              </w:rPr>
+              <w:t xml:space="preserve">  </w:t>
+            </w:r>
+            <w:r>
+              <w:rPr>
+                <w:rStyle w:val="AttributeTok"/>
+              </w:rPr>
+              <w:t xml:space="preserve">value =</w:t>
+            </w:r>
+            <w:r>
+              <w:rPr>
+                <w:rStyle w:val="NormalTok"/>
+              </w:rPr>
+              <w:t xml:space="preserve"> </w:t>
+            </w:r>
+            <w:r>
+              <w:rPr>
+                <w:rStyle w:val="FunctionTok"/>
+              </w:rPr>
+              <w:t xml:space="preserve">c</w:t>
+            </w:r>
+            <w:r>
+              <w:rPr>
+                <w:rStyle w:val="NormalTok"/>
+              </w:rPr>
+              <w:t xml:space="preserve">(</w:t>
+            </w:r>
+            <w:r>
+              <w:rPr>
+                <w:rStyle w:val="DecValTok"/>
+              </w:rPr>
+              <w:t xml:space="preserve">9</w:t>
+            </w:r>
+            <w:r>
+              <w:rPr>
+                <w:rStyle w:val="NormalTok"/>
+              </w:rPr>
+              <w:t xml:space="preserve">, </w:t>
+            </w:r>
+            <w:r>
+              <w:rPr>
+                <w:rStyle w:val="DecValTok"/>
+              </w:rPr>
+              <w:t xml:space="preserve">5</w:t>
+            </w:r>
+            <w:r>
+              <w:rPr>
+                <w:rStyle w:val="NormalTok"/>
+              </w:rPr>
+              <w:t xml:space="preserve">)</w:t>
+            </w:r>
+            <w:r>
+              <w:br/>
+            </w:r>
+            <w:r>
+              <w:rPr>
+                <w:rStyle w:val="NormalTok"/>
+              </w:rPr>
+              <w:t xml:space="preserve">)</w:t>
+            </w:r>
+            <w:r>
+              <w:br/>
+            </w:r>
+            <w:r>
+              <w:br/>
+            </w:r>
+            <w:r>
+              <w:rPr>
+                <w:rStyle w:val="NormalTok"/>
+              </w:rPr>
+              <w:t xml:space="preserve">composition_plot </w:t>
+            </w:r>
+            <w:r>
+              <w:rPr>
+                <w:rStyle w:val="OtherTok"/>
+              </w:rPr>
+              <w:t xml:space="preserve">&lt;-</w:t>
+            </w:r>
+            <w:r>
+              <w:rPr>
+                <w:rStyle w:val="NormalTok"/>
+              </w:rPr>
+              <w:t xml:space="preserve"> ggplot2</w:t>
+            </w:r>
+            <w:r>
+              <w:rPr>
+                <w:rStyle w:val="SpecialCharTok"/>
+              </w:rPr>
+              <w:t xml:space="preserve">::</w:t>
+            </w:r>
+            <w:r>
+              <w:rPr>
+                <w:rStyle w:val="FunctionTok"/>
+              </w:rPr>
+              <w:t xml:space="preserve">ggplot</w:t>
+            </w:r>
+            <w:r>
+              <w:rPr>
+                <w:rStyle w:val="NormalTok"/>
+              </w:rPr>
+              <w:t xml:space="preserve">() </w:t>
+            </w:r>
+            <w:r>
+              <w:rPr>
+                <w:rStyle w:val="SpecialCharTok"/>
+              </w:rPr>
+              <w:t xml:space="preserve">+</w:t>
+            </w:r>
+            <w:r>
+              <w:br/>
+            </w:r>
+            <w:r>
+              <w:rPr>
+                <w:rStyle w:val="NormalTok"/>
+              </w:rPr>
+              <w:t xml:space="preserve">  ggplot2</w:t>
+            </w:r>
+            <w:r>
+              <w:rPr>
+                <w:rStyle w:val="SpecialCharTok"/>
+              </w:rPr>
+              <w:t xml:space="preserve">::</w:t>
+            </w:r>
+            <w:r>
+              <w:rPr>
+                <w:rStyle w:val="FunctionTok"/>
+              </w:rPr>
+              <w:t xml:space="preserve">geom_line</w:t>
+            </w:r>
+            <w:r>
+              <w:rPr>
+                <w:rStyle w:val="NormalTok"/>
+              </w:rPr>
+              <w:t xml:space="preserve">(</w:t>
+            </w:r>
+            <w:r>
+              <w:br/>
+            </w:r>
+            <w:r>
+              <w:rPr>
+                <w:rStyle w:val="NormalTok"/>
+              </w:rPr>
+              <w:t xml:space="preserve">    </w:t>
+            </w:r>
+            <w:r>
+              <w:rPr>
+                <w:rStyle w:val="AttributeTok"/>
+              </w:rPr>
+              <w:t xml:space="preserve">data =</w:t>
+            </w:r>
+            <w:r>
+              <w:rPr>
+                <w:rStyle w:val="NormalTok"/>
+              </w:rPr>
+              <w:t xml:space="preserve"> compositions,</w:t>
+            </w:r>
+            <w:r>
+              <w:br/>
+            </w:r>
+            <w:r>
+              <w:rPr>
+                <w:rStyle w:val="NormalTok"/>
+              </w:rPr>
+              <w:t xml:space="preserve">    ggplot2</w:t>
+            </w:r>
+            <w:r>
+              <w:rPr>
+                <w:rStyle w:val="SpecialCharTok"/>
+              </w:rPr>
+              <w:t xml:space="preserve">::</w:t>
+            </w:r>
+            <w:r>
+              <w:rPr>
+                <w:rStyle w:val="FunctionTok"/>
+              </w:rPr>
+              <w:t xml:space="preserve">aes</w:t>
+            </w:r>
+            <w:r>
+              <w:rPr>
+                <w:rStyle w:val="NormalTok"/>
+              </w:rPr>
+              <w:t xml:space="preserve">(</w:t>
+            </w:r>
+            <w:r>
+              <w:rPr>
+                <w:rStyle w:val="AttributeTok"/>
+              </w:rPr>
+              <w:t xml:space="preserve">x =</w:t>
+            </w:r>
+            <w:r>
+              <w:rPr>
+                <w:rStyle w:val="NormalTok"/>
+              </w:rPr>
+              <w:t xml:space="preserve"> x, </w:t>
+            </w:r>
+            <w:r>
+              <w:rPr>
+                <w:rStyle w:val="AttributeTok"/>
+              </w:rPr>
+              <w:t xml:space="preserve">y =</w:t>
+            </w:r>
+            <w:r>
+              <w:rPr>
+                <w:rStyle w:val="NormalTok"/>
+              </w:rPr>
+              <w:t xml:space="preserve"> value, </w:t>
+            </w:r>
+            <w:r>
+              <w:rPr>
+                <w:rStyle w:val="AttributeTok"/>
+              </w:rPr>
+              <w:t xml:space="preserve">colour =</w:t>
+            </w:r>
+            <w:r>
+              <w:rPr>
+                <w:rStyle w:val="NormalTok"/>
+              </w:rPr>
+              <w:t xml:space="preserve"> composition)</w:t>
+            </w:r>
+            <w:r>
+              <w:br/>
+            </w:r>
+            <w:r>
+              <w:rPr>
+                <w:rStyle w:val="NormalTok"/>
+              </w:rPr>
+              <w:t xml:space="preserve">  ) </w:t>
+            </w:r>
+            <w:r>
+              <w:rPr>
+                <w:rStyle w:val="SpecialCharTok"/>
+              </w:rPr>
+              <w:t xml:space="preserve">+</w:t>
+            </w:r>
+            <w:r>
+              <w:br/>
+            </w:r>
+            <w:r>
+              <w:rPr>
+                <w:rStyle w:val="NormalTok"/>
+              </w:rPr>
+              <w:t xml:space="preserve">  ggplot2</w:t>
+            </w:r>
+            <w:r>
+              <w:rPr>
+                <w:rStyle w:val="SpecialCharTok"/>
+              </w:rPr>
+              <w:t xml:space="preserve">::</w:t>
+            </w:r>
+            <w:r>
+              <w:rPr>
+                <w:rStyle w:val="FunctionTok"/>
+              </w:rPr>
+              <w:t xml:space="preserve">geom_point</w:t>
+            </w:r>
+            <w:r>
+              <w:rPr>
+                <w:rStyle w:val="NormalTok"/>
+              </w:rPr>
+              <w:t xml:space="preserve">(</w:t>
+            </w:r>
+            <w:r>
+              <w:br/>
+            </w:r>
+            <w:r>
+              <w:rPr>
+                <w:rStyle w:val="NormalTok"/>
+              </w:rPr>
+              <w:t xml:space="preserve">    </w:t>
+            </w:r>
+            <w:r>
+              <w:rPr>
+                <w:rStyle w:val="AttributeTok"/>
+              </w:rPr>
+              <w:t xml:space="preserve">data =</w:t>
+            </w:r>
+            <w:r>
+              <w:rPr>
+                <w:rStyle w:val="NormalTok"/>
+              </w:rPr>
+              <w:t xml:space="preserve"> at_two,</w:t>
+            </w:r>
+            <w:r>
+              <w:br/>
+            </w:r>
+            <w:r>
+              <w:rPr>
+                <w:rStyle w:val="NormalTok"/>
+              </w:rPr>
+              <w:t xml:space="preserve">    ggplot2</w:t>
+            </w:r>
+            <w:r>
+              <w:rPr>
+                <w:rStyle w:val="SpecialCharTok"/>
+              </w:rPr>
+              <w:t xml:space="preserve">::</w:t>
+            </w:r>
+            <w:r>
+              <w:rPr>
+                <w:rStyle w:val="FunctionTok"/>
+              </w:rPr>
+              <w:t xml:space="preserve">aes</w:t>
+            </w:r>
+            <w:r>
+              <w:rPr>
+                <w:rStyle w:val="NormalTok"/>
+              </w:rPr>
+              <w:t xml:space="preserve">(</w:t>
+            </w:r>
+            <w:r>
+              <w:rPr>
+                <w:rStyle w:val="AttributeTok"/>
+              </w:rPr>
+              <w:t xml:space="preserve">x =</w:t>
+            </w:r>
+            <w:r>
+              <w:rPr>
+                <w:rStyle w:val="NormalTok"/>
+              </w:rPr>
+              <w:t xml:space="preserve"> x, </w:t>
+            </w:r>
+            <w:r>
+              <w:rPr>
+                <w:rStyle w:val="AttributeTok"/>
+              </w:rPr>
+              <w:t xml:space="preserve">y =</w:t>
+            </w:r>
+            <w:r>
+              <w:rPr>
+                <w:rStyle w:val="NormalTok"/>
+              </w:rPr>
+              <w:t xml:space="preserve"> value, </w:t>
+            </w:r>
+            <w:r>
+              <w:rPr>
+                <w:rStyle w:val="AttributeTok"/>
+              </w:rPr>
+              <w:t xml:space="preserve">colour =</w:t>
+            </w:r>
+            <w:r>
+              <w:rPr>
+                <w:rStyle w:val="NormalTok"/>
+              </w:rPr>
+              <w:t xml:space="preserve"> composition),</w:t>
+            </w:r>
+            <w:r>
+              <w:br/>
+            </w:r>
+            <w:r>
+              <w:rPr>
+                <w:rStyle w:val="NormalTok"/>
+              </w:rPr>
+              <w:t xml:space="preserve">    </w:t>
+            </w:r>
+            <w:r>
+              <w:rPr>
+                <w:rStyle w:val="AttributeTok"/>
+              </w:rPr>
+              <w:t xml:space="preserve">size =</w:t>
+            </w:r>
+            <w:r>
+              <w:rPr>
+                <w:rStyle w:val="NormalTok"/>
+              </w:rPr>
+              <w:t xml:space="preserve"> </w:t>
+            </w:r>
+            <w:r>
+              <w:rPr>
+                <w:rStyle w:val="DecValTok"/>
+              </w:rPr>
+              <w:t xml:space="preserve">3</w:t>
+            </w:r>
+            <w:r>
+              <w:br/>
+            </w:r>
+            <w:r>
+              <w:rPr>
+                <w:rStyle w:val="NormalTok"/>
+              </w:rPr>
+              <w:t xml:space="preserve">  ) </w:t>
+            </w:r>
+            <w:r>
+              <w:rPr>
+                <w:rStyle w:val="SpecialCharTok"/>
+              </w:rPr>
+              <w:t xml:space="preserve">+</w:t>
+            </w:r>
+            <w:r>
+              <w:br/>
+            </w:r>
+            <w:r>
+              <w:rPr>
+                <w:rStyle w:val="NormalTok"/>
+              </w:rPr>
+              <w:t xml:space="preserve">  ggplot2</w:t>
+            </w:r>
+            <w:r>
+              <w:rPr>
+                <w:rStyle w:val="SpecialCharTok"/>
+              </w:rPr>
+              <w:t xml:space="preserve">::</w:t>
+            </w:r>
+            <w:r>
+              <w:rPr>
+                <w:rStyle w:val="FunctionTok"/>
+              </w:rPr>
+              <w:t xml:space="preserve">geom_text</w:t>
+            </w:r>
+            <w:r>
+              <w:rPr>
+                <w:rStyle w:val="NormalTok"/>
+              </w:rPr>
+              <w:t xml:space="preserve">(</w:t>
+            </w:r>
+            <w:r>
+              <w:br/>
+            </w:r>
+            <w:r>
+              <w:rPr>
+                <w:rStyle w:val="NormalTok"/>
+              </w:rPr>
+              <w:t xml:space="preserve">    </w:t>
+            </w:r>
+            <w:r>
+              <w:rPr>
+                <w:rStyle w:val="AttributeTok"/>
+              </w:rPr>
+              <w:t xml:space="preserve">data =</w:t>
+            </w:r>
+            <w:r>
+              <w:rPr>
+                <w:rStyle w:val="NormalTok"/>
+              </w:rPr>
+              <w:t xml:space="preserve"> at_two,</w:t>
+            </w:r>
+            <w:r>
+              <w:br/>
+            </w:r>
+            <w:r>
+              <w:rPr>
+                <w:rStyle w:val="NormalTok"/>
+              </w:rPr>
+              <w:t xml:space="preserve">    ggplot2</w:t>
+            </w:r>
+            <w:r>
+              <w:rPr>
+                <w:rStyle w:val="SpecialCharTok"/>
+              </w:rPr>
+              <w:t xml:space="preserve">::</w:t>
+            </w:r>
+            <w:r>
+              <w:rPr>
+                <w:rStyle w:val="FunctionTok"/>
+              </w:rPr>
+              <w:t xml:space="preserve">aes</w:t>
+            </w:r>
+            <w:r>
+              <w:rPr>
+                <w:rStyle w:val="NormalTok"/>
+              </w:rPr>
+              <w:t xml:space="preserve">(</w:t>
+            </w:r>
+            <w:r>
+              <w:rPr>
+                <w:rStyle w:val="AttributeTok"/>
+              </w:rPr>
+              <w:t xml:space="preserve">x =</w:t>
+            </w:r>
+            <w:r>
+              <w:rPr>
+                <w:rStyle w:val="NormalTok"/>
+              </w:rPr>
+              <w:t xml:space="preserve"> x, </w:t>
+            </w:r>
+            <w:r>
+              <w:rPr>
+                <w:rStyle w:val="AttributeTok"/>
+              </w:rPr>
+              <w:t xml:space="preserve">y =</w:t>
+            </w:r>
+            <w:r>
+              <w:rPr>
+                <w:rStyle w:val="NormalTok"/>
+              </w:rPr>
+              <w:t xml:space="preserve"> value, </w:t>
+            </w:r>
+            <w:r>
+              <w:rPr>
+                <w:rStyle w:val="AttributeTok"/>
+              </w:rPr>
+              <w:t xml:space="preserve">label =</w:t>
+            </w:r>
+            <w:r>
+              <w:rPr>
+                <w:rStyle w:val="NormalTok"/>
+              </w:rPr>
+              <w:t xml:space="preserve"> value),</w:t>
+            </w:r>
+            <w:r>
+              <w:br/>
+            </w:r>
+            <w:r>
+              <w:rPr>
+                <w:rStyle w:val="NormalTok"/>
+              </w:rPr>
+              <w:t xml:space="preserve">    </w:t>
+            </w:r>
+            <w:r>
+              <w:rPr>
+                <w:rStyle w:val="AttributeTok"/>
+              </w:rPr>
+              <w:t xml:space="preserve">nudge_x =</w:t>
+            </w:r>
+            <w:r>
+              <w:rPr>
+                <w:rStyle w:val="NormalTok"/>
+              </w:rPr>
+              <w:t xml:space="preserve"> </w:t>
+            </w:r>
+            <w:r>
+              <w:rPr>
+                <w:rStyle w:val="SpecialCharTok"/>
+              </w:rPr>
+              <w:t xml:space="preserve">-</w:t>
+            </w:r>
+            <w:r>
+              <w:rPr>
+                <w:rStyle w:val="FloatTok"/>
+              </w:rPr>
+              <w:t xml:space="preserve">0.3</w:t>
+            </w:r>
+            <w:r>
+              <w:rPr>
+                <w:rStyle w:val="NormalTok"/>
+              </w:rPr>
+              <w:t xml:space="preserve">,</w:t>
+            </w:r>
+            <w:r>
+              <w:br/>
+            </w:r>
+            <w:r>
+              <w:rPr>
+                <w:rStyle w:val="NormalTok"/>
+              </w:rPr>
+              <w:t xml:space="preserve">    </w:t>
+            </w:r>
+            <w:r>
+              <w:rPr>
+                <w:rStyle w:val="AttributeTok"/>
+              </w:rPr>
+              <w:t xml:space="preserve">nudge_y =</w:t>
+            </w:r>
+            <w:r>
+              <w:rPr>
+                <w:rStyle w:val="NormalTok"/>
+              </w:rPr>
+              <w:t xml:space="preserve"> </w:t>
+            </w:r>
+            <w:r>
+              <w:rPr>
+                <w:rStyle w:val="FloatTok"/>
+              </w:rPr>
+              <w:t xml:space="preserve">0.5</w:t>
+            </w:r>
+            <w:r>
+              <w:br/>
+            </w:r>
+            <w:r>
+              <w:rPr>
+                <w:rStyle w:val="NormalTok"/>
+              </w:rPr>
+              <w:t xml:space="preserve">  ) </w:t>
+            </w:r>
+            <w:r>
+              <w:rPr>
+                <w:rStyle w:val="SpecialCharTok"/>
+              </w:rPr>
+              <w:t xml:space="preserve">+</w:t>
+            </w:r>
+            <w:r>
+              <w:br/>
+            </w:r>
+            <w:r>
+              <w:rPr>
+                <w:rStyle w:val="NormalTok"/>
+              </w:rPr>
+              <w:t xml:space="preserve">  ggplot2</w:t>
+            </w:r>
+            <w:r>
+              <w:rPr>
+                <w:rStyle w:val="SpecialCharTok"/>
+              </w:rPr>
+              <w:t xml:space="preserve">::</w:t>
+            </w:r>
+            <w:r>
+              <w:rPr>
+                <w:rStyle w:val="FunctionTok"/>
+              </w:rPr>
+              <w:t xml:space="preserve">scale_colour_manual</w:t>
+            </w:r>
+            <w:r>
+              <w:rPr>
+                <w:rStyle w:val="NormalTok"/>
+              </w:rPr>
+              <w:t xml:space="preserve">(</w:t>
+            </w:r>
+            <w:r>
+              <w:rPr>
+                <w:rStyle w:val="AttributeTok"/>
+              </w:rPr>
+              <w:t xml:space="preserve">values =</w:t>
+            </w:r>
+            <w:r>
+              <w:rPr>
+                <w:rStyle w:val="NormalTok"/>
+              </w:rPr>
+              <w:t xml:space="preserve"> </w:t>
+            </w:r>
+            <w:r>
+              <w:rPr>
+                <w:rStyle w:val="FunctionTok"/>
+              </w:rPr>
+              <w:t xml:space="preserve">c</w:t>
+            </w:r>
+            <w:r>
+              <w:rPr>
+                <w:rStyle w:val="NormalTok"/>
+              </w:rPr>
+              <w:t xml:space="preserve">(</w:t>
+            </w:r>
+            <w:r>
+              <w:rPr>
+                <w:rStyle w:val="StringTok"/>
+              </w:rPr>
+              <w:t xml:space="preserve">"#0072B2"</w:t>
+            </w:r>
+            <w:r>
+              <w:rPr>
+                <w:rStyle w:val="NormalTok"/>
+              </w:rPr>
+              <w:t xml:space="preserve">, </w:t>
+            </w:r>
+            <w:r>
+              <w:rPr>
+                <w:rStyle w:val="StringTok"/>
+              </w:rPr>
+              <w:t xml:space="preserve">"#D55E00"</w:t>
+            </w:r>
+            <w:r>
+              <w:rPr>
+                <w:rStyle w:val="NormalTok"/>
+              </w:rPr>
+              <w:t xml:space="preserve">)) </w:t>
+            </w:r>
+            <w:r>
+              <w:rPr>
+                <w:rStyle w:val="SpecialCharTok"/>
+              </w:rPr>
+              <w:t xml:space="preserve">+</w:t>
+            </w:r>
+            <w:r>
+              <w:br/>
+            </w:r>
+            <w:r>
+              <w:rPr>
+                <w:rStyle w:val="NormalTok"/>
+              </w:rPr>
+              <w:t xml:space="preserve">  ggplot2</w:t>
+            </w:r>
+            <w:r>
+              <w:rPr>
+                <w:rStyle w:val="SpecialCharTok"/>
+              </w:rPr>
+              <w:t xml:space="preserve">::</w:t>
+            </w:r>
+            <w:r>
+              <w:rPr>
+                <w:rStyle w:val="FunctionTok"/>
+              </w:rPr>
+              <w:t xml:space="preserve">labs</w:t>
+            </w:r>
+            <w:r>
+              <w:rPr>
+                <w:rStyle w:val="NormalTok"/>
+              </w:rPr>
+              <w:t xml:space="preserve">(</w:t>
+            </w:r>
+            <w:r>
+              <w:rPr>
+                <w:rStyle w:val="AttributeTok"/>
+              </w:rPr>
+              <w:t xml:space="preserve">x =</w:t>
+            </w:r>
+            <w:r>
+              <w:rPr>
+                <w:rStyle w:val="NormalTok"/>
+              </w:rPr>
+              <w:t xml:space="preserve"> </w:t>
+            </w:r>
+            <w:r>
+              <w:rPr>
+                <w:rStyle w:val="StringTok"/>
+              </w:rPr>
+              <w:t xml:space="preserve">"x"</w:t>
+            </w:r>
+            <w:r>
+              <w:rPr>
+                <w:rStyle w:val="NormalTok"/>
+              </w:rPr>
+              <w:t xml:space="preserve">, </w:t>
+            </w:r>
+            <w:r>
+              <w:rPr>
+                <w:rStyle w:val="AttributeTok"/>
+              </w:rPr>
+              <w:t xml:space="preserve">y =</w:t>
+            </w:r>
+            <w:r>
+              <w:rPr>
+                <w:rStyle w:val="NormalTok"/>
+              </w:rPr>
+              <w:t xml:space="preserve"> </w:t>
+            </w:r>
+            <w:r>
+              <w:rPr>
+                <w:rStyle w:val="StringTok"/>
+              </w:rPr>
+              <w:t xml:space="preserve">"value"</w:t>
+            </w:r>
+            <w:r>
+              <w:rPr>
+                <w:rStyle w:val="NormalTok"/>
+              </w:rPr>
+              <w:t xml:space="preserve">, </w:t>
+            </w:r>
+            <w:r>
+              <w:rPr>
+                <w:rStyle w:val="AttributeTok"/>
+              </w:rPr>
+              <w:t xml:space="preserve">colour =</w:t>
+            </w:r>
+            <w:r>
+              <w:rPr>
+                <w:rStyle w:val="NormalTok"/>
+              </w:rPr>
+              <w:t xml:space="preserve"> </w:t>
+            </w:r>
+            <w:r>
+              <w:rPr>
+                <w:rStyle w:val="ConstantTok"/>
+              </w:rPr>
+              <w:t xml:space="preserve">NULL</w:t>
+            </w:r>
+            <w:r>
+              <w:rPr>
+                <w:rStyle w:val="NormalTok"/>
+              </w:rPr>
+              <w:t xml:space="preserve">) </w:t>
+            </w:r>
+            <w:r>
+              <w:rPr>
+                <w:rStyle w:val="SpecialCharTok"/>
+              </w:rPr>
+              <w:t xml:space="preserve">+</w:t>
+            </w:r>
+            <w:r>
+              <w:br/>
+            </w:r>
+            <w:r>
+              <w:rPr>
+                <w:rStyle w:val="NormalTok"/>
+              </w:rPr>
+              <w:t xml:space="preserve">  ggplot2</w:t>
+            </w:r>
+            <w:r>
+              <w:rPr>
+                <w:rStyle w:val="SpecialCharTok"/>
+              </w:rPr>
+              <w:t xml:space="preserve">::</w:t>
+            </w:r>
+            <w:r>
+              <w:rPr>
+                <w:rStyle w:val="FunctionTok"/>
+              </w:rPr>
+              <w:t xml:space="preserve">theme_minimal</w:t>
+            </w:r>
+            <w:r>
+              <w:rPr>
+                <w:rStyle w:val="NormalTok"/>
+              </w:rPr>
+              <w:t xml:space="preserve">() </w:t>
+            </w:r>
+            <w:r>
+              <w:rPr>
+                <w:rStyle w:val="SpecialCharTok"/>
+              </w:rPr>
+              <w:t xml:space="preserve">+</w:t>
+            </w:r>
+            <w:r>
+              <w:br/>
+            </w:r>
+            <w:r>
+              <w:rPr>
+                <w:rStyle w:val="NormalTok"/>
+              </w:rPr>
+              <w:t xml:space="preserve">  ggplot2</w:t>
+            </w:r>
+            <w:r>
+              <w:rPr>
+                <w:rStyle w:val="SpecialCharTok"/>
+              </w:rPr>
+              <w:t xml:space="preserve">::</w:t>
+            </w:r>
+            <w:r>
+              <w:rPr>
+                <w:rStyle w:val="FunctionTok"/>
+              </w:rPr>
+              <w:t xml:space="preserve">theme</w:t>
+            </w:r>
+            <w:r>
+              <w:rPr>
+                <w:rStyle w:val="NormalTok"/>
+              </w:rPr>
+              <w:t xml:space="preserve">(</w:t>
+            </w:r>
+            <w:r>
+              <w:rPr>
+                <w:rStyle w:val="AttributeTok"/>
+              </w:rPr>
+              <w:t xml:space="preserve">legend.position =</w:t>
+            </w:r>
+            <w:r>
+              <w:rPr>
+                <w:rStyle w:val="NormalTok"/>
+              </w:rPr>
+              <w:t xml:space="preserve"> </w:t>
+            </w:r>
+            <w:r>
+              <w:rPr>
+                <w:rStyle w:val="StringTok"/>
+              </w:rPr>
+              <w:t xml:space="preserve">"bottom"</w:t>
+            </w:r>
+            <w:r>
+              <w:rPr>
+                <w:rStyle w:val="NormalTok"/>
+              </w:rPr>
+              <w:t xml:space="preserve">)</w:t>
+            </w:r>
+            <w:r>
+              <w:br/>
+            </w:r>
+            <w:r>
+              <w:br/>
+            </w:r>
+            <w:r>
+              <w:rPr>
+                <w:rStyle w:val="ControlFlowTok"/>
+              </w:rPr>
+              <w:t xml:space="preserve">if</w:t>
+            </w:r>
+            <w:r>
+              <w:rPr>
+                <w:rStyle w:val="NormalTok"/>
+              </w:rPr>
+              <w:t xml:space="preserve"> (knitr</w:t>
+            </w:r>
+            <w:r>
+              <w:rPr>
+                <w:rStyle w:val="SpecialCharTok"/>
+              </w:rPr>
+              <w:t xml:space="preserve">::</w:t>
+            </w:r>
+            <w:r>
+              <w:rPr>
+                <w:rStyle w:val="FunctionTok"/>
+              </w:rPr>
+              <w:t xml:space="preserve">is_html_output</w:t>
+            </w:r>
+            <w:r>
+              <w:rPr>
+                <w:rStyle w:val="NormalTok"/>
+              </w:rPr>
+              <w:t xml:space="preserve">()) {</w:t>
+            </w:r>
+            <w:r>
+              <w:br/>
+            </w:r>
+            <w:r>
+              <w:rPr>
+                <w:rStyle w:val="NormalTok"/>
+              </w:rPr>
+              <w:t xml:space="preserve">  htmltools</w:t>
+            </w:r>
+            <w:r>
+              <w:rPr>
+                <w:rStyle w:val="SpecialCharTok"/>
+              </w:rPr>
+              <w:t xml:space="preserve">::</w:t>
+            </w:r>
+            <w:r>
+              <w:rPr>
+                <w:rStyle w:val="FunctionTok"/>
+              </w:rPr>
+              <w:t xml:space="preserve">div</w:t>
+            </w:r>
+            <w:r>
+              <w:rPr>
+                <w:rStyle w:val="NormalTok"/>
+              </w:rPr>
+              <w:t xml:space="preserve">(</w:t>
+            </w:r>
+            <w:r>
+              <w:br/>
+            </w:r>
+            <w:r>
+              <w:rPr>
+                <w:rStyle w:val="NormalTok"/>
+              </w:rPr>
+              <w:t xml:space="preserve">    </w:t>
+            </w:r>
+            <w:r>
+              <w:rPr>
+                <w:rStyle w:val="AttributeTok"/>
+              </w:rPr>
+              <w:t xml:space="preserve">role =</w:t>
+            </w:r>
+            <w:r>
+              <w:rPr>
+                <w:rStyle w:val="NormalTok"/>
+              </w:rPr>
+              <w:t xml:space="preserve"> </w:t>
+            </w:r>
+            <w:r>
+              <w:rPr>
+                <w:rStyle w:val="StringTok"/>
+              </w:rPr>
+              <w:t xml:space="preserve">"img"</w:t>
+            </w:r>
+            <w:r>
+              <w:rPr>
+                <w:rStyle w:val="NormalTok"/>
+              </w:rPr>
+              <w:t xml:space="preserve">,</w:t>
+            </w:r>
+            <w:r>
+              <w:br/>
+            </w:r>
+            <w:r>
+              <w:rPr>
+                <w:rStyle w:val="NormalTok"/>
+              </w:rPr>
+              <w:t xml:space="preserve">    </w:t>
+            </w:r>
+            <w:r>
+              <w:rPr>
+                <w:rStyle w:val="StringTok"/>
+              </w:rPr>
+              <w:t xml:space="preserve">`</w:t>
+            </w:r>
+            <w:r>
+              <w:rPr>
+                <w:rStyle w:val="AttributeTok"/>
+              </w:rPr>
+              <w:t xml:space="preserve">aria-label</w:t>
+            </w:r>
+            <w:r>
+              <w:rPr>
+                <w:rStyle w:val="StringTok"/>
+              </w:rPr>
+              <w:t xml:space="preserve">`</w:t>
+            </w:r>
+            <w:r>
+              <w:rPr>
+                <w:rStyle w:val="NormalTok"/>
+              </w:rPr>
+              <w:t xml:space="preserve"> </w:t>
+            </w:r>
+            <w:r>
+              <w:rPr>
+                <w:rStyle w:val="OtherTok"/>
+              </w:rPr>
+              <w:t xml:space="preserve">=</w:t>
+            </w:r>
+            <w:r>
+              <w:rPr>
+                <w:rStyle w:val="NormalTok"/>
+              </w:rPr>
+              <w:t xml:space="preserve"> fig_alt,</w:t>
+            </w:r>
+            <w:r>
+              <w:br/>
+            </w:r>
+            <w:r>
+              <w:rPr>
+                <w:rStyle w:val="NormalTok"/>
+              </w:rPr>
+              <w:t xml:space="preserve">    plotly</w:t>
+            </w:r>
+            <w:r>
+              <w:rPr>
+                <w:rStyle w:val="SpecialCharTok"/>
+              </w:rPr>
+              <w:t xml:space="preserve">::</w:t>
+            </w:r>
+            <w:r>
+              <w:rPr>
+                <w:rStyle w:val="FunctionTok"/>
+              </w:rPr>
+              <w:t xml:space="preserve">ggplotly</w:t>
+            </w:r>
+            <w:r>
+              <w:rPr>
+                <w:rStyle w:val="NormalTok"/>
+              </w:rPr>
+              <w:t xml:space="preserve">(composition_plot) </w:t>
+            </w:r>
+            <w:r>
+              <w:rPr>
+                <w:rStyle w:val="SpecialCharTok"/>
+              </w:rPr>
+              <w:t xml:space="preserve">|&gt;</w:t>
+            </w:r>
+            <w:r>
+              <w:br/>
+            </w:r>
+            <w:r>
+              <w:rPr>
+                <w:rStyle w:val="NormalTok"/>
+              </w:rPr>
+              <w:t xml:space="preserve">      plotly</w:t>
+            </w:r>
+            <w:r>
+              <w:rPr>
+                <w:rStyle w:val="SpecialCharTok"/>
+              </w:rPr>
+              <w:t xml:space="preserve">::</w:t>
+            </w:r>
+            <w:r>
+              <w:rPr>
+                <w:rStyle w:val="FunctionTok"/>
+              </w:rPr>
+              <w:t xml:space="preserve">layout</w:t>
+            </w:r>
+            <w:r>
+              <w:rPr>
+                <w:rStyle w:val="NormalTok"/>
+              </w:rPr>
+              <w:t xml:space="preserve">(</w:t>
+            </w:r>
+            <w:r>
+              <w:rPr>
+                <w:rStyle w:val="AttributeTok"/>
+              </w:rPr>
+              <w:t xml:space="preserve">legend =</w:t>
+            </w:r>
+            <w:r>
+              <w:rPr>
+                <w:rStyle w:val="NormalTok"/>
+              </w:rPr>
+              <w:t xml:space="preserve"> </w:t>
+            </w:r>
+            <w:r>
+              <w:rPr>
+                <w:rStyle w:val="FunctionTok"/>
+              </w:rPr>
+              <w:t xml:space="preserve">list</w:t>
+            </w:r>
+            <w:r>
+              <w:rPr>
+                <w:rStyle w:val="NormalTok"/>
+              </w:rPr>
+              <w:t xml:space="preserve">(</w:t>
+            </w:r>
+            <w:r>
+              <w:rPr>
+                <w:rStyle w:val="AttributeTok"/>
+              </w:rPr>
+              <w:t xml:space="preserve">orientation =</w:t>
+            </w:r>
+            <w:r>
+              <w:rPr>
+                <w:rStyle w:val="NormalTok"/>
+              </w:rPr>
+              <w:t xml:space="preserve"> </w:t>
+            </w:r>
+            <w:r>
+              <w:rPr>
+                <w:rStyle w:val="StringTok"/>
+              </w:rPr>
+              <w:t xml:space="preserve">"h"</w:t>
+            </w:r>
+            <w:r>
+              <w:rPr>
+                <w:rStyle w:val="NormalTok"/>
+              </w:rPr>
+              <w:t xml:space="preserve">, </w:t>
+            </w:r>
+            <w:r>
+              <w:rPr>
+                <w:rStyle w:val="AttributeTok"/>
+              </w:rPr>
+              <w:t xml:space="preserve">y =</w:t>
+            </w:r>
+            <w:r>
+              <w:rPr>
+                <w:rStyle w:val="NormalTok"/>
+              </w:rPr>
+              <w:t xml:space="preserve"> </w:t>
+            </w:r>
+            <w:r>
+              <w:rPr>
+                <w:rStyle w:val="SpecialCharTok"/>
+              </w:rPr>
+              <w:t xml:space="preserve">-</w:t>
+            </w:r>
+            <w:r>
+              <w:rPr>
+                <w:rStyle w:val="FloatTok"/>
+              </w:rPr>
+              <w:t xml:space="preserve">0.2</w:t>
+            </w:r>
+            <w:r>
+              <w:rPr>
+                <w:rStyle w:val="NormalTok"/>
+              </w:rPr>
+              <w:t xml:space="preserve">))</w:t>
+            </w:r>
+            <w:r>
+              <w:br/>
+            </w:r>
+            <w:r>
+              <w:rPr>
+                <w:rStyle w:val="NormalTok"/>
+              </w:rPr>
+              <w:t xml:space="preserve">  )</w:t>
+            </w:r>
+            <w:r>
+              <w:br/>
+            </w:r>
+            <w:r>
+              <w:rPr>
+                <w:rStyle w:val="NormalTok"/>
+              </w:rPr>
+              <w:t xml:space="preserve">} </w:t>
+            </w:r>
+            <w:r>
+              <w:rPr>
+                <w:rStyle w:val="ControlFlowTok"/>
+              </w:rPr>
+              <w:t xml:space="preserve">else</w:t>
+            </w:r>
+            <w:r>
+              <w:rPr>
+                <w:rStyle w:val="NormalTok"/>
+              </w:rPr>
+              <w:t xml:space="preserve"> {</w:t>
+            </w:r>
+            <w:r>
+              <w:br/>
+            </w:r>
+            <w:r>
+              <w:rPr>
+                <w:rStyle w:val="NormalTok"/>
+              </w:rPr>
+              <w:t xml:space="preserve">  composition_plot</w:t>
+            </w:r>
+            <w:r>
+              <w:br/>
+            </w:r>
+            <w:r>
+              <w:rPr>
+                <w:rStyle w:val="NormalTok"/>
+              </w:rPr>
+              <w:t xml:space="preserve">}</w:t>
+            </w:r>
+          </w:p>
+          <w:p>
+            <w:pPr>
+              <w:jc w:val="center"/>
+            </w:pPr>
+            <w:r>
+              <w:drawing>
+                <wp:inline>
+                  <wp:extent cx="4620126" cy="3696101"/>
+                  <wp:effectExtent b="0" l="0" r="0" t="0"/>
+                  <wp:docPr descr="" title="" id="56" name="Picture"/>
+                  <a:graphic>
+                    <a:graphicData uri="http://schemas.openxmlformats.org/drawingml/2006/picture">
+                      <pic:pic>
+                        <pic:nvPicPr>
+                          <pic:cNvPr descr="functions_files/figure-docx/composition-plot-1.png" id="57" name="Picture"/>
+                          <pic:cNvPicPr>
+                            <a:picLocks noChangeArrowheads="1" noChangeAspect="1"/>
+                          </pic:cNvPicPr>
+                        </pic:nvPicPr>
+                        <pic:blipFill>
+                          <a:blip r:embed="rId55"/>
+                          <a:stretch>
+                            <a:fillRect/>
+                          </a:stretch>
+                        </pic:blipFill>
+                        <pic:spPr bwMode="auto">
+                          <a:xfrm>
+                            <a:off x="0" y="0"/>
+                            <a:ext cx="4620126" cy="3696101"/>
+                          </a:xfrm>
+                          <a:prstGeom prst="rect">
+                            <a:avLst/>
+                          </a:prstGeom>
+                          <a:noFill/>
+                          <a:ln w="9525">
+                            <a:noFill/>
+                            <a:headEnd/>
+                            <a:tailEnd/>
+                          </a:ln>
+                        </pic:spPr>
+                      </pic:pic>
+                    </a:graphicData>
+                  </a:graphic>
+                </wp:inline>
+              </w:drawing>
+            </w:r>
+          </w:p>
+          <w:p>
+            <w:pPr>
+              <w:jc w:val="center"/>
+            </w:pPr>
+            <w:pPr>
+              <w:jc w:val="left"/>
+              <w:spacing w:before="200"/>
+              <w:pStyle w:val="ImageCaption"/>
+            </w:pPr>
+            <w:r>
+              <w:t xml:space="preserve">Figure 5: The</w:t>
+            </w:r>
+            <w:r>
+              <w:t xml:space="preserve"> </w:t>
+            </w:r>
+            <w:hyperlink w:anchor="def-composition">
+              <w:r>
+                <w:rPr>
+                  <w:rStyle w:val="Hyperlink"/>
+                </w:rPr>
+                <w:t xml:space="preserve">compositions</w:t>
+              </w:r>
+            </w:hyperlink>
+            <w:r>
+              <w:t xml:space="preserve"> </w:t>
+            </w:r>
+            <m:oMath>
+              <m:r>
+                <m:t>f</m:t>
+              </m:r>
+              <m:r>
+                <m:rPr>
+                  <m:sty m:val="p"/>
+                </m:rPr>
+                <m:t>∘</m:t>
+              </m:r>
+              <m:r>
+                <m:t>g</m:t>
+              </m:r>
+            </m:oMath>
+            <w:r>
+              <w:t xml:space="preserve"> </w:t>
+            </w:r>
+            <w:r>
+              <w:t xml:space="preserve">and</w:t>
+            </w:r>
+            <w:r>
+              <w:t xml:space="preserve"> </w:t>
+            </w:r>
+            <m:oMath>
+              <m:r>
+                <m:t>g</m:t>
+              </m:r>
+              <m:r>
+                <m:rPr>
+                  <m:sty m:val="p"/>
+                </m:rPr>
+                <m:t>∘</m:t>
+              </m:r>
+              <m:r>
+                <m:t>f</m:t>
+              </m:r>
+            </m:oMath>
+            <w:r>
+              <w:t xml:space="preserve"> </w:t>
+            </w:r>
+            <w:r>
+              <w:t xml:space="preserve">of</w:t>
+            </w:r>
+            <w:r>
+              <w:t xml:space="preserve"> </w:t>
+            </w:r>
+            <w:hyperlink w:anchor="exm-composition">
+              <w:r>
+                <w:rPr>
+                  <w:rStyle w:val="Hyperlink"/>
+                </w:rPr>
+                <w:t xml:space="preserve">Example 9</w:t>
+              </w:r>
+            </w:hyperlink>
+            <w:r>
+              <w:t xml:space="preserve"> </w:t>
+            </w:r>
+            <w:r>
+              <w:t xml:space="preserve">are different</w:t>
+            </w:r>
+            <w:r>
+              <w:t xml:space="preserve"> </w:t>
+            </w:r>
+            <w:hyperlink w:anchor="def-function">
+              <w:r>
+                <w:rPr>
+                  <w:rStyle w:val="Hyperlink"/>
+                </w:rPr>
+                <w:t xml:space="preserve">functions</w:t>
+              </w:r>
+            </w:hyperlink>
+            <w:r>
+              <w:t xml:space="preserve">.</w:t>
+            </w:r>
+            <w:r>
+              <w:t xml:space="preserve"> </w:t>
+            </w:r>
+            <w:r>
+              <w:t xml:space="preserve">At</w:t>
+            </w:r>
+            <w:r>
+              <w:t xml:space="preserve"> </w:t>
+            </w:r>
+            <m:oMath>
+              <m:r>
+                <m:t>x</m:t>
+              </m:r>
+              <m:r>
+                <m:rPr>
+                  <m:sty m:val="p"/>
+                </m:rPr>
+                <m:t>=</m:t>
+              </m:r>
+              <m:r>
+                <m:t>2</m:t>
+              </m:r>
+            </m:oMath>
+            <w:r>
+              <w:t xml:space="preserve"> </w:t>
+            </w:r>
+            <w:r>
+              <w:t xml:space="preserve">they take the</w:t>
+            </w:r>
+            <w:r>
+              <w:t xml:space="preserve"> </w:t>
+            </w:r>
+            <w:hyperlink w:anchor="def-value">
+              <w:r>
+                <w:rPr>
+                  <w:rStyle w:val="Hyperlink"/>
+                </w:rPr>
+                <w:t xml:space="preserve">values</w:t>
+              </w:r>
+            </w:hyperlink>
+            <w:r>
+              <w:t xml:space="preserve"> </w:t>
+            </w:r>
+            <m:oMath>
+              <m:r>
+                <m:t>9</m:t>
+              </m:r>
+            </m:oMath>
+            <w:r>
+              <w:t xml:space="preserve"> </w:t>
+            </w:r>
+            <w:r>
+              <w:t xml:space="preserve">and</w:t>
+            </w:r>
+            <w:r>
+              <w:t xml:space="preserve"> </w:t>
+            </w:r>
+            <m:oMath>
+              <m:r>
+                <m:t>5</m:t>
+              </m:r>
+            </m:oMath>
+            <w:r>
+              <w:t xml:space="preserve">.</w:t>
+            </w:r>
+          </w:p>
+          <w:bookmarkEnd w:id="58"/>
+        </w:tc>
+      </w:tr>
+    </w:tbl>
+    <w:bookmarkStart w:id="59" w:name="def-inverse-function"/>
     <w:p>
       <w:pPr>
         <w:pStyle w:val="BodyText"/>
@@ -14916,8 +16845,8 @@
         <w:t xml:space="preserve">.</w:t>
       </w:r>
     </w:p>
-    <w:bookmarkEnd w:id="55"/>
-    <w:bookmarkStart w:id="56" w:name="rem-inverse-not-reciprocal"/>
+    <w:bookmarkEnd w:id="59"/>
+    <w:bookmarkStart w:id="60" w:name="rem-inverse-not-reciprocal"/>
     <w:p>
       <w:pPr>
         <w:pStyle w:val="BodyText"/>
@@ -15315,8 +17244,8 @@
         <w:t xml:space="preserve">.</w:t>
       </w:r>
     </w:p>
-    <w:bookmarkEnd w:id="56"/>
-    <w:bookmarkStart w:id="57" w:name="exm-inverse-function"/>
+    <w:bookmarkEnd w:id="60"/>
+    <w:bookmarkStart w:id="61" w:name="exm-inverse-function"/>
     <w:p>
       <w:pPr>
         <w:pStyle w:val="BodyText"/>
@@ -15937,11 +17866,4011 @@
         <w:t xml:space="preserve">is not invertible.</w:t>
       </w:r>
     </w:p>
-    <w:bookmarkEnd w:id="57"/>
-    <w:bookmarkStart w:id="59" w:name="def-elementwise-function"/>
+    <w:bookmarkEnd w:id="61"/>
+    <w:tbl>
+      <w:tblPr>
+        <w:tblStyle w:val="Table"/>
+        <w:tblW w:type="pct" w:w="5000"/>
+        <w:tblLayout w:type="fixed"/>
+        <w:tblLook w:firstRow="0" w:lastRow="0" w:firstColumn="0" w:lastColumn="0" w:noHBand="0" w:noVBand="0" w:val="0000"/>
+      </w:tblPr>
+      <w:tblGrid>
+        <w:gridCol w:w="7920"/>
+      </w:tblGrid>
+      <w:tr>
+        <w:tc>
+          <w:tcPr/>
+          <w:bookmarkStart w:id="65" w:name="fig-inverse-function"/>
+          <w:p>
+            <w:pPr>
+              <w:pStyle w:val="SourceCode"/>
+              <w:jc w:val="center"/>
+            </w:pPr>
+            <w:r>
+              <w:rPr>
+                <w:rStyle w:val="NormalTok"/>
+              </w:rPr>
+              <w:t xml:space="preserve">x_f </w:t>
+            </w:r>
+            <w:r>
+              <w:rPr>
+                <w:rStyle w:val="OtherTok"/>
+              </w:rPr>
+              <w:t xml:space="preserve">&lt;-</w:t>
+            </w:r>
+            <w:r>
+              <w:rPr>
+                <w:rStyle w:val="NormalTok"/>
+              </w:rPr>
+              <w:t xml:space="preserve"> </w:t>
+            </w:r>
+            <w:r>
+              <w:rPr>
+                <w:rStyle w:val="FunctionTok"/>
+              </w:rPr>
+              <w:t xml:space="preserve">seq</w:t>
+            </w:r>
+            <w:r>
+              <w:rPr>
+                <w:rStyle w:val="NormalTok"/>
+              </w:rPr>
+              <w:t xml:space="preserve">(</w:t>
+            </w:r>
+            <w:r>
+              <w:rPr>
+                <w:rStyle w:val="SpecialCharTok"/>
+              </w:rPr>
+              <w:t xml:space="preserve">-</w:t>
+            </w:r>
+            <w:r>
+              <w:rPr>
+                <w:rStyle w:val="DecValTok"/>
+              </w:rPr>
+              <w:t xml:space="preserve">2</w:t>
+            </w:r>
+            <w:r>
+              <w:rPr>
+                <w:rStyle w:val="NormalTok"/>
+              </w:rPr>
+              <w:t xml:space="preserve">, </w:t>
+            </w:r>
+            <w:r>
+              <w:rPr>
+                <w:rStyle w:val="DecValTok"/>
+              </w:rPr>
+              <w:t xml:space="preserve">4</w:t>
+            </w:r>
+            <w:r>
+              <w:rPr>
+                <w:rStyle w:val="NormalTok"/>
+              </w:rPr>
+              <w:t xml:space="preserve">, </w:t>
+            </w:r>
+            <w:r>
+              <w:rPr>
+                <w:rStyle w:val="AttributeTok"/>
+              </w:rPr>
+              <w:t xml:space="preserve">length.out =</w:t>
+            </w:r>
+            <w:r>
+              <w:rPr>
+                <w:rStyle w:val="NormalTok"/>
+              </w:rPr>
+              <w:t xml:space="preserve"> </w:t>
+            </w:r>
+            <w:r>
+              <w:rPr>
+                <w:rStyle w:val="DecValTok"/>
+              </w:rPr>
+              <w:t xml:space="preserve">101</w:t>
+            </w:r>
+            <w:r>
+              <w:rPr>
+                <w:rStyle w:val="NormalTok"/>
+              </w:rPr>
+              <w:t xml:space="preserve">)</w:t>
+            </w:r>
+            <w:r>
+              <w:br/>
+            </w:r>
+            <w:r>
+              <w:rPr>
+                <w:rStyle w:val="NormalTok"/>
+              </w:rPr>
+              <w:t xml:space="preserve">x_inverse </w:t>
+            </w:r>
+            <w:r>
+              <w:rPr>
+                <w:rStyle w:val="OtherTok"/>
+              </w:rPr>
+              <w:t xml:space="preserve">&lt;-</w:t>
+            </w:r>
+            <w:r>
+              <w:rPr>
+                <w:rStyle w:val="NormalTok"/>
+              </w:rPr>
+              <w:t xml:space="preserve"> </w:t>
+            </w:r>
+            <w:r>
+              <w:rPr>
+                <w:rStyle w:val="FunctionTok"/>
+              </w:rPr>
+              <w:t xml:space="preserve">seq</w:t>
+            </w:r>
+            <w:r>
+              <w:rPr>
+                <w:rStyle w:val="NormalTok"/>
+              </w:rPr>
+              <w:t xml:space="preserve">(</w:t>
+            </w:r>
+            <w:r>
+              <w:rPr>
+                <w:rStyle w:val="SpecialCharTok"/>
+              </w:rPr>
+              <w:t xml:space="preserve">-</w:t>
+            </w:r>
+            <w:r>
+              <w:rPr>
+                <w:rStyle w:val="DecValTok"/>
+              </w:rPr>
+              <w:t xml:space="preserve">3</w:t>
+            </w:r>
+            <w:r>
+              <w:rPr>
+                <w:rStyle w:val="NormalTok"/>
+              </w:rPr>
+              <w:t xml:space="preserve">, </w:t>
+            </w:r>
+            <w:r>
+              <w:rPr>
+                <w:rStyle w:val="DecValTok"/>
+              </w:rPr>
+              <w:t xml:space="preserve">9</w:t>
+            </w:r>
+            <w:r>
+              <w:rPr>
+                <w:rStyle w:val="NormalTok"/>
+              </w:rPr>
+              <w:t xml:space="preserve">, </w:t>
+            </w:r>
+            <w:r>
+              <w:rPr>
+                <w:rStyle w:val="AttributeTok"/>
+              </w:rPr>
+              <w:t xml:space="preserve">length.out =</w:t>
+            </w:r>
+            <w:r>
+              <w:rPr>
+                <w:rStyle w:val="NormalTok"/>
+              </w:rPr>
+              <w:t xml:space="preserve"> </w:t>
+            </w:r>
+            <w:r>
+              <w:rPr>
+                <w:rStyle w:val="DecValTok"/>
+              </w:rPr>
+              <w:t xml:space="preserve">101</w:t>
+            </w:r>
+            <w:r>
+              <w:rPr>
+                <w:rStyle w:val="NormalTok"/>
+              </w:rPr>
+              <w:t xml:space="preserve">)</w:t>
+            </w:r>
+            <w:r>
+              <w:br/>
+            </w:r>
+            <w:r>
+              <w:rPr>
+                <w:rStyle w:val="NormalTok"/>
+              </w:rPr>
+              <w:t xml:space="preserve">lines_data </w:t>
+            </w:r>
+            <w:r>
+              <w:rPr>
+                <w:rStyle w:val="OtherTok"/>
+              </w:rPr>
+              <w:t xml:space="preserve">&lt;-</w:t>
+            </w:r>
+            <w:r>
+              <w:rPr>
+                <w:rStyle w:val="NormalTok"/>
+              </w:rPr>
+              <w:t xml:space="preserve"> </w:t>
+            </w:r>
+            <w:r>
+              <w:rPr>
+                <w:rStyle w:val="FunctionTok"/>
+              </w:rPr>
+              <w:t xml:space="preserve">data.frame</w:t>
+            </w:r>
+            <w:r>
+              <w:rPr>
+                <w:rStyle w:val="NormalTok"/>
+              </w:rPr>
+              <w:t xml:space="preserve">(</w:t>
+            </w:r>
+            <w:r>
+              <w:br/>
+            </w:r>
+            <w:r>
+              <w:rPr>
+                <w:rStyle w:val="NormalTok"/>
+              </w:rPr>
+              <w:t xml:space="preserve">  </w:t>
+            </w:r>
+            <w:r>
+              <w:rPr>
+                <w:rStyle w:val="AttributeTok"/>
+              </w:rPr>
+              <w:t xml:space="preserve">x =</w:t>
+            </w:r>
+            <w:r>
+              <w:rPr>
+                <w:rStyle w:val="NormalTok"/>
+              </w:rPr>
+              <w:t xml:space="preserve"> </w:t>
+            </w:r>
+            <w:r>
+              <w:rPr>
+                <w:rStyle w:val="FunctionTok"/>
+              </w:rPr>
+              <w:t xml:space="preserve">c</w:t>
+            </w:r>
+            <w:r>
+              <w:rPr>
+                <w:rStyle w:val="NormalTok"/>
+              </w:rPr>
+              <w:t xml:space="preserve">(x_f, x_inverse, x_inverse),</w:t>
+            </w:r>
+            <w:r>
+              <w:br/>
+            </w:r>
+            <w:r>
+              <w:rPr>
+                <w:rStyle w:val="NormalTok"/>
+              </w:rPr>
+              <w:t xml:space="preserve">  </w:t>
+            </w:r>
+            <w:r>
+              <w:rPr>
+                <w:rStyle w:val="AttributeTok"/>
+              </w:rPr>
+              <w:t xml:space="preserve">y =</w:t>
+            </w:r>
+            <w:r>
+              <w:rPr>
+                <w:rStyle w:val="NormalTok"/>
+              </w:rPr>
+              <w:t xml:space="preserve"> </w:t>
+            </w:r>
+            <w:r>
+              <w:rPr>
+                <w:rStyle w:val="FunctionTok"/>
+              </w:rPr>
+              <w:t xml:space="preserve">c</w:t>
+            </w:r>
+            <w:r>
+              <w:rPr>
+                <w:rStyle w:val="NormalTok"/>
+              </w:rPr>
+              <w:t xml:space="preserve">(</w:t>
+            </w:r>
+            <w:r>
+              <w:rPr>
+                <w:rStyle w:val="DecValTok"/>
+              </w:rPr>
+              <w:t xml:space="preserve">2</w:t>
+            </w:r>
+            <w:r>
+              <w:rPr>
+                <w:rStyle w:val="NormalTok"/>
+              </w:rPr>
+              <w:t xml:space="preserve"> </w:t>
+            </w:r>
+            <w:r>
+              <w:rPr>
+                <w:rStyle w:val="SpecialCharTok"/>
+              </w:rPr>
+              <w:t xml:space="preserve">*</w:t>
+            </w:r>
+            <w:r>
+              <w:rPr>
+                <w:rStyle w:val="NormalTok"/>
+              </w:rPr>
+              <w:t xml:space="preserve"> x_f </w:t>
+            </w:r>
+            <w:r>
+              <w:rPr>
+                <w:rStyle w:val="SpecialCharTok"/>
+              </w:rPr>
+              <w:t xml:space="preserve">+</w:t>
+            </w:r>
+            <w:r>
+              <w:rPr>
+                <w:rStyle w:val="NormalTok"/>
+              </w:rPr>
+              <w:t xml:space="preserve"> </w:t>
+            </w:r>
+            <w:r>
+              <w:rPr>
+                <w:rStyle w:val="DecValTok"/>
+              </w:rPr>
+              <w:t xml:space="preserve">1</w:t>
+            </w:r>
+            <w:r>
+              <w:rPr>
+                <w:rStyle w:val="NormalTok"/>
+              </w:rPr>
+              <w:t xml:space="preserve">, (x_inverse </w:t>
+            </w:r>
+            <w:r>
+              <w:rPr>
+                <w:rStyle w:val="SpecialCharTok"/>
+              </w:rPr>
+              <w:t xml:space="preserve">-</w:t>
+            </w:r>
+            <w:r>
+              <w:rPr>
+                <w:rStyle w:val="NormalTok"/>
+              </w:rPr>
+              <w:t xml:space="preserve"> </w:t>
+            </w:r>
+            <w:r>
+              <w:rPr>
+                <w:rStyle w:val="DecValTok"/>
+              </w:rPr>
+              <w:t xml:space="preserve">1</w:t>
+            </w:r>
+            <w:r>
+              <w:rPr>
+                <w:rStyle w:val="NormalTok"/>
+              </w:rPr>
+              <w:t xml:space="preserve">) </w:t>
+            </w:r>
+            <w:r>
+              <w:rPr>
+                <w:rStyle w:val="SpecialCharTok"/>
+              </w:rPr>
+              <w:t xml:space="preserve">/</w:t>
+            </w:r>
+            <w:r>
+              <w:rPr>
+                <w:rStyle w:val="NormalTok"/>
+              </w:rPr>
+              <w:t xml:space="preserve"> </w:t>
+            </w:r>
+            <w:r>
+              <w:rPr>
+                <w:rStyle w:val="DecValTok"/>
+              </w:rPr>
+              <w:t xml:space="preserve">2</w:t>
+            </w:r>
+            <w:r>
+              <w:rPr>
+                <w:rStyle w:val="NormalTok"/>
+              </w:rPr>
+              <w:t xml:space="preserve">, x_inverse),</w:t>
+            </w:r>
+            <w:r>
+              <w:br/>
+            </w:r>
+            <w:r>
+              <w:rPr>
+                <w:rStyle w:val="NormalTok"/>
+              </w:rPr>
+              <w:t xml:space="preserve">  </w:t>
+            </w:r>
+            <w:r>
+              <w:rPr>
+                <w:rStyle w:val="AttributeTok"/>
+              </w:rPr>
+              <w:t xml:space="preserve">curve =</w:t>
+            </w:r>
+            <w:r>
+              <w:rPr>
+                <w:rStyle w:val="NormalTok"/>
+              </w:rPr>
+              <w:t xml:space="preserve"> </w:t>
+            </w:r>
+            <w:r>
+              <w:rPr>
+                <w:rStyle w:val="FunctionTok"/>
+              </w:rPr>
+              <w:t xml:space="preserve">rep</w:t>
+            </w:r>
+            <w:r>
+              <w:rPr>
+                <w:rStyle w:val="NormalTok"/>
+              </w:rPr>
+              <w:t xml:space="preserve">(</w:t>
+            </w:r>
+            <w:r>
+              <w:br/>
+            </w:r>
+            <w:r>
+              <w:rPr>
+                <w:rStyle w:val="NormalTok"/>
+              </w:rPr>
+              <w:t xml:space="preserve">    </w:t>
+            </w:r>
+            <w:r>
+              <w:rPr>
+                <w:rStyle w:val="FunctionTok"/>
+              </w:rPr>
+              <w:t xml:space="preserve">c</w:t>
+            </w:r>
+            <w:r>
+              <w:rPr>
+                <w:rStyle w:val="NormalTok"/>
+              </w:rPr>
+              <w:t xml:space="preserve">(</w:t>
+            </w:r>
+            <w:r>
+              <w:rPr>
+                <w:rStyle w:val="StringTok"/>
+              </w:rPr>
+              <w:t xml:space="preserve">"f"</w:t>
+            </w:r>
+            <w:r>
+              <w:rPr>
+                <w:rStyle w:val="NormalTok"/>
+              </w:rPr>
+              <w:t xml:space="preserve">, </w:t>
+            </w:r>
+            <w:r>
+              <w:rPr>
+                <w:rStyle w:val="StringTok"/>
+              </w:rPr>
+              <w:t xml:space="preserve">"inverse of f"</w:t>
+            </w:r>
+            <w:r>
+              <w:rPr>
+                <w:rStyle w:val="NormalTok"/>
+              </w:rPr>
+              <w:t xml:space="preserve">, </w:t>
+            </w:r>
+            <w:r>
+              <w:rPr>
+                <w:rStyle w:val="StringTok"/>
+              </w:rPr>
+              <w:t xml:space="preserve">"y = x"</w:t>
+            </w:r>
+            <w:r>
+              <w:rPr>
+                <w:rStyle w:val="NormalTok"/>
+              </w:rPr>
+              <w:t xml:space="preserve">),</w:t>
+            </w:r>
+            <w:r>
+              <w:br/>
+            </w:r>
+            <w:r>
+              <w:rPr>
+                <w:rStyle w:val="NormalTok"/>
+              </w:rPr>
+              <w:t xml:space="preserve">    </w:t>
+            </w:r>
+            <w:r>
+              <w:rPr>
+                <w:rStyle w:val="AttributeTok"/>
+              </w:rPr>
+              <w:t xml:space="preserve">times =</w:t>
+            </w:r>
+            <w:r>
+              <w:rPr>
+                <w:rStyle w:val="NormalTok"/>
+              </w:rPr>
+              <w:t xml:space="preserve"> </w:t>
+            </w:r>
+            <w:r>
+              <w:rPr>
+                <w:rStyle w:val="FunctionTok"/>
+              </w:rPr>
+              <w:t xml:space="preserve">c</w:t>
+            </w:r>
+            <w:r>
+              <w:rPr>
+                <w:rStyle w:val="NormalTok"/>
+              </w:rPr>
+              <w:t xml:space="preserve">(</w:t>
+            </w:r>
+            <w:r>
+              <w:rPr>
+                <w:rStyle w:val="FunctionTok"/>
+              </w:rPr>
+              <w:t xml:space="preserve">length</w:t>
+            </w:r>
+            <w:r>
+              <w:rPr>
+                <w:rStyle w:val="NormalTok"/>
+              </w:rPr>
+              <w:t xml:space="preserve">(x_f), </w:t>
+            </w:r>
+            <w:r>
+              <w:rPr>
+                <w:rStyle w:val="FunctionTok"/>
+              </w:rPr>
+              <w:t xml:space="preserve">length</w:t>
+            </w:r>
+            <w:r>
+              <w:rPr>
+                <w:rStyle w:val="NormalTok"/>
+              </w:rPr>
+              <w:t xml:space="preserve">(x_inverse), </w:t>
+            </w:r>
+            <w:r>
+              <w:rPr>
+                <w:rStyle w:val="FunctionTok"/>
+              </w:rPr>
+              <w:t xml:space="preserve">length</w:t>
+            </w:r>
+            <w:r>
+              <w:rPr>
+                <w:rStyle w:val="NormalTok"/>
+              </w:rPr>
+              <w:t xml:space="preserve">(x_inverse))</w:t>
+            </w:r>
+            <w:r>
+              <w:br/>
+            </w:r>
+            <w:r>
+              <w:rPr>
+                <w:rStyle w:val="NormalTok"/>
+              </w:rPr>
+              <w:t xml:space="preserve">  )</w:t>
+            </w:r>
+            <w:r>
+              <w:br/>
+            </w:r>
+            <w:r>
+              <w:rPr>
+                <w:rStyle w:val="NormalTok"/>
+              </w:rPr>
+              <w:t xml:space="preserve">)</w:t>
+            </w:r>
+            <w:r>
+              <w:br/>
+            </w:r>
+            <w:r>
+              <w:rPr>
+                <w:rStyle w:val="NormalTok"/>
+              </w:rPr>
+              <w:t xml:space="preserve">marked </w:t>
+            </w:r>
+            <w:r>
+              <w:rPr>
+                <w:rStyle w:val="OtherTok"/>
+              </w:rPr>
+              <w:t xml:space="preserve">&lt;-</w:t>
+            </w:r>
+            <w:r>
+              <w:rPr>
+                <w:rStyle w:val="NormalTok"/>
+              </w:rPr>
+              <w:t xml:space="preserve"> </w:t>
+            </w:r>
+            <w:r>
+              <w:rPr>
+                <w:rStyle w:val="FunctionTok"/>
+              </w:rPr>
+              <w:t xml:space="preserve">data.frame</w:t>
+            </w:r>
+            <w:r>
+              <w:rPr>
+                <w:rStyle w:val="NormalTok"/>
+              </w:rPr>
+              <w:t xml:space="preserve">(</w:t>
+            </w:r>
+            <w:r>
+              <w:rPr>
+                <w:rStyle w:val="AttributeTok"/>
+              </w:rPr>
+              <w:t xml:space="preserve">x =</w:t>
+            </w:r>
+            <w:r>
+              <w:rPr>
+                <w:rStyle w:val="NormalTok"/>
+              </w:rPr>
+              <w:t xml:space="preserve"> </w:t>
+            </w:r>
+            <w:r>
+              <w:rPr>
+                <w:rStyle w:val="FunctionTok"/>
+              </w:rPr>
+              <w:t xml:space="preserve">c</w:t>
+            </w:r>
+            <w:r>
+              <w:rPr>
+                <w:rStyle w:val="NormalTok"/>
+              </w:rPr>
+              <w:t xml:space="preserve">(</w:t>
+            </w:r>
+            <w:r>
+              <w:rPr>
+                <w:rStyle w:val="DecValTok"/>
+              </w:rPr>
+              <w:t xml:space="preserve">3</w:t>
+            </w:r>
+            <w:r>
+              <w:rPr>
+                <w:rStyle w:val="NormalTok"/>
+              </w:rPr>
+              <w:t xml:space="preserve">, </w:t>
+            </w:r>
+            <w:r>
+              <w:rPr>
+                <w:rStyle w:val="DecValTok"/>
+              </w:rPr>
+              <w:t xml:space="preserve">7</w:t>
+            </w:r>
+            <w:r>
+              <w:rPr>
+                <w:rStyle w:val="NormalTok"/>
+              </w:rPr>
+              <w:t xml:space="preserve">), </w:t>
+            </w:r>
+            <w:r>
+              <w:rPr>
+                <w:rStyle w:val="AttributeTok"/>
+              </w:rPr>
+              <w:t xml:space="preserve">y =</w:t>
+            </w:r>
+            <w:r>
+              <w:rPr>
+                <w:rStyle w:val="NormalTok"/>
+              </w:rPr>
+              <w:t xml:space="preserve"> </w:t>
+            </w:r>
+            <w:r>
+              <w:rPr>
+                <w:rStyle w:val="FunctionTok"/>
+              </w:rPr>
+              <w:t xml:space="preserve">c</w:t>
+            </w:r>
+            <w:r>
+              <w:rPr>
+                <w:rStyle w:val="NormalTok"/>
+              </w:rPr>
+              <w:t xml:space="preserve">(</w:t>
+            </w:r>
+            <w:r>
+              <w:rPr>
+                <w:rStyle w:val="DecValTok"/>
+              </w:rPr>
+              <w:t xml:space="preserve">7</w:t>
+            </w:r>
+            <w:r>
+              <w:rPr>
+                <w:rStyle w:val="NormalTok"/>
+              </w:rPr>
+              <w:t xml:space="preserve">, </w:t>
+            </w:r>
+            <w:r>
+              <w:rPr>
+                <w:rStyle w:val="DecValTok"/>
+              </w:rPr>
+              <w:t xml:space="preserve">3</w:t>
+            </w:r>
+            <w:r>
+              <w:rPr>
+                <w:rStyle w:val="NormalTok"/>
+              </w:rPr>
+              <w:t xml:space="preserve">))</w:t>
+            </w:r>
+            <w:r>
+              <w:br/>
+            </w:r>
+            <w:r>
+              <w:rPr>
+                <w:rStyle w:val="NormalTok"/>
+              </w:rPr>
+              <w:t xml:space="preserve">labels_data </w:t>
+            </w:r>
+            <w:r>
+              <w:rPr>
+                <w:rStyle w:val="OtherTok"/>
+              </w:rPr>
+              <w:t xml:space="preserve">&lt;-</w:t>
+            </w:r>
+            <w:r>
+              <w:rPr>
+                <w:rStyle w:val="NormalTok"/>
+              </w:rPr>
+              <w:t xml:space="preserve"> </w:t>
+            </w:r>
+            <w:r>
+              <w:rPr>
+                <w:rStyle w:val="FunctionTok"/>
+              </w:rPr>
+              <w:t xml:space="preserve">data.frame</w:t>
+            </w:r>
+            <w:r>
+              <w:rPr>
+                <w:rStyle w:val="NormalTok"/>
+              </w:rPr>
+              <w:t xml:space="preserve">(</w:t>
+            </w:r>
+            <w:r>
+              <w:br/>
+            </w:r>
+            <w:r>
+              <w:rPr>
+                <w:rStyle w:val="NormalTok"/>
+              </w:rPr>
+              <w:t xml:space="preserve">  </w:t>
+            </w:r>
+            <w:r>
+              <w:rPr>
+                <w:rStyle w:val="AttributeTok"/>
+              </w:rPr>
+              <w:t xml:space="preserve">x =</w:t>
+            </w:r>
+            <w:r>
+              <w:rPr>
+                <w:rStyle w:val="NormalTok"/>
+              </w:rPr>
+              <w:t xml:space="preserve"> </w:t>
+            </w:r>
+            <w:r>
+              <w:rPr>
+                <w:rStyle w:val="FunctionTok"/>
+              </w:rPr>
+              <w:t xml:space="preserve">c</w:t>
+            </w:r>
+            <w:r>
+              <w:rPr>
+                <w:rStyle w:val="NormalTok"/>
+              </w:rPr>
+              <w:t xml:space="preserve">(</w:t>
+            </w:r>
+            <w:r>
+              <w:rPr>
+                <w:rStyle w:val="FloatTok"/>
+              </w:rPr>
+              <w:t xml:space="preserve">1.2</w:t>
+            </w:r>
+            <w:r>
+              <w:rPr>
+                <w:rStyle w:val="NormalTok"/>
+              </w:rPr>
+              <w:t xml:space="preserve">, </w:t>
+            </w:r>
+            <w:r>
+              <w:rPr>
+                <w:rStyle w:val="DecValTok"/>
+              </w:rPr>
+              <w:t xml:space="preserve">7</w:t>
+            </w:r>
+            <w:r>
+              <w:rPr>
+                <w:rStyle w:val="NormalTok"/>
+              </w:rPr>
+              <w:t xml:space="preserve">, </w:t>
+            </w:r>
+            <w:r>
+              <w:rPr>
+                <w:rStyle w:val="FloatTok"/>
+              </w:rPr>
+              <w:t xml:space="preserve">7.5</w:t>
+            </w:r>
+            <w:r>
+              <w:rPr>
+                <w:rStyle w:val="NormalTok"/>
+              </w:rPr>
+              <w:t xml:space="preserve">),</w:t>
+            </w:r>
+            <w:r>
+              <w:br/>
+            </w:r>
+            <w:r>
+              <w:rPr>
+                <w:rStyle w:val="NormalTok"/>
+              </w:rPr>
+              <w:t xml:space="preserve">  </w:t>
+            </w:r>
+            <w:r>
+              <w:rPr>
+                <w:rStyle w:val="AttributeTok"/>
+              </w:rPr>
+              <w:t xml:space="preserve">y =</w:t>
+            </w:r>
+            <w:r>
+              <w:rPr>
+                <w:rStyle w:val="NormalTok"/>
+              </w:rPr>
+              <w:t xml:space="preserve"> </w:t>
+            </w:r>
+            <w:r>
+              <w:rPr>
+                <w:rStyle w:val="FunctionTok"/>
+              </w:rPr>
+              <w:t xml:space="preserve">c</w:t>
+            </w:r>
+            <w:r>
+              <w:rPr>
+                <w:rStyle w:val="NormalTok"/>
+              </w:rPr>
+              <w:t xml:space="preserve">(</w:t>
+            </w:r>
+            <w:r>
+              <w:rPr>
+                <w:rStyle w:val="FloatTok"/>
+              </w:rPr>
+              <w:t xml:space="preserve">5.2</w:t>
+            </w:r>
+            <w:r>
+              <w:rPr>
+                <w:rStyle w:val="NormalTok"/>
+              </w:rPr>
+              <w:t xml:space="preserve">, </w:t>
+            </w:r>
+            <w:r>
+              <w:rPr>
+                <w:rStyle w:val="FloatTok"/>
+              </w:rPr>
+              <w:t xml:space="preserve">0.6</w:t>
+            </w:r>
+            <w:r>
+              <w:rPr>
+                <w:rStyle w:val="NormalTok"/>
+              </w:rPr>
+              <w:t xml:space="preserve">, </w:t>
+            </w:r>
+            <w:r>
+              <w:rPr>
+                <w:rStyle w:val="FloatTok"/>
+              </w:rPr>
+              <w:t xml:space="preserve">8.2</w:t>
+            </w:r>
+            <w:r>
+              <w:rPr>
+                <w:rStyle w:val="NormalTok"/>
+              </w:rPr>
+              <w:t xml:space="preserve">),</w:t>
+            </w:r>
+            <w:r>
+              <w:br/>
+            </w:r>
+            <w:r>
+              <w:rPr>
+                <w:rStyle w:val="NormalTok"/>
+              </w:rPr>
+              <w:t xml:space="preserve">  </w:t>
+            </w:r>
+            <w:r>
+              <w:rPr>
+                <w:rStyle w:val="AttributeTok"/>
+              </w:rPr>
+              <w:t xml:space="preserve">label =</w:t>
+            </w:r>
+            <w:r>
+              <w:rPr>
+                <w:rStyle w:val="NormalTok"/>
+              </w:rPr>
+              <w:t xml:space="preserve"> </w:t>
+            </w:r>
+            <w:r>
+              <w:rPr>
+                <w:rStyle w:val="FunctionTok"/>
+              </w:rPr>
+              <w:t xml:space="preserve">c</w:t>
+            </w:r>
+            <w:r>
+              <w:rPr>
+                <w:rStyle w:val="NormalTok"/>
+              </w:rPr>
+              <w:t xml:space="preserve">(</w:t>
+            </w:r>
+            <w:r>
+              <w:rPr>
+                <w:rStyle w:val="StringTok"/>
+              </w:rPr>
+              <w:t xml:space="preserve">"f"</w:t>
+            </w:r>
+            <w:r>
+              <w:rPr>
+                <w:rStyle w:val="NormalTok"/>
+              </w:rPr>
+              <w:t xml:space="preserve">, </w:t>
+            </w:r>
+            <w:r>
+              <w:rPr>
+                <w:rStyle w:val="StringTok"/>
+              </w:rPr>
+              <w:t xml:space="preserve">"inverse of f"</w:t>
+            </w:r>
+            <w:r>
+              <w:rPr>
+                <w:rStyle w:val="NormalTok"/>
+              </w:rPr>
+              <w:t xml:space="preserve">, </w:t>
+            </w:r>
+            <w:r>
+              <w:rPr>
+                <w:rStyle w:val="StringTok"/>
+              </w:rPr>
+              <w:t xml:space="preserve">"y = x"</w:t>
+            </w:r>
+            <w:r>
+              <w:rPr>
+                <w:rStyle w:val="NormalTok"/>
+              </w:rPr>
+              <w:t xml:space="preserve">)</w:t>
+            </w:r>
+            <w:r>
+              <w:br/>
+            </w:r>
+            <w:r>
+              <w:rPr>
+                <w:rStyle w:val="NormalTok"/>
+              </w:rPr>
+              <w:t xml:space="preserve">)</w:t>
+            </w:r>
+            <w:r>
+              <w:br/>
+            </w:r>
+            <w:r>
+              <w:br/>
+            </w:r>
+            <w:r>
+              <w:rPr>
+                <w:rStyle w:val="NormalTok"/>
+              </w:rPr>
+              <w:t xml:space="preserve">inverse_function_plot </w:t>
+            </w:r>
+            <w:r>
+              <w:rPr>
+                <w:rStyle w:val="OtherTok"/>
+              </w:rPr>
+              <w:t xml:space="preserve">&lt;-</w:t>
+            </w:r>
+            <w:r>
+              <w:rPr>
+                <w:rStyle w:val="NormalTok"/>
+              </w:rPr>
+              <w:t xml:space="preserve"> ggplot2</w:t>
+            </w:r>
+            <w:r>
+              <w:rPr>
+                <w:rStyle w:val="SpecialCharTok"/>
+              </w:rPr>
+              <w:t xml:space="preserve">::</w:t>
+            </w:r>
+            <w:r>
+              <w:rPr>
+                <w:rStyle w:val="FunctionTok"/>
+              </w:rPr>
+              <w:t xml:space="preserve">ggplot</w:t>
+            </w:r>
+            <w:r>
+              <w:rPr>
+                <w:rStyle w:val="NormalTok"/>
+              </w:rPr>
+              <w:t xml:space="preserve">() </w:t>
+            </w:r>
+            <w:r>
+              <w:rPr>
+                <w:rStyle w:val="SpecialCharTok"/>
+              </w:rPr>
+              <w:t xml:space="preserve">+</w:t>
+            </w:r>
+            <w:r>
+              <w:br/>
+            </w:r>
+            <w:r>
+              <w:rPr>
+                <w:rStyle w:val="NormalTok"/>
+              </w:rPr>
+              <w:t xml:space="preserve">  ggplot2</w:t>
+            </w:r>
+            <w:r>
+              <w:rPr>
+                <w:rStyle w:val="SpecialCharTok"/>
+              </w:rPr>
+              <w:t xml:space="preserve">::</w:t>
+            </w:r>
+            <w:r>
+              <w:rPr>
+                <w:rStyle w:val="FunctionTok"/>
+              </w:rPr>
+              <w:t xml:space="preserve">geom_line</w:t>
+            </w:r>
+            <w:r>
+              <w:rPr>
+                <w:rStyle w:val="NormalTok"/>
+              </w:rPr>
+              <w:t xml:space="preserve">(</w:t>
+            </w:r>
+            <w:r>
+              <w:br/>
+            </w:r>
+            <w:r>
+              <w:rPr>
+                <w:rStyle w:val="NormalTok"/>
+              </w:rPr>
+              <w:t xml:space="preserve">    </w:t>
+            </w:r>
+            <w:r>
+              <w:rPr>
+                <w:rStyle w:val="AttributeTok"/>
+              </w:rPr>
+              <w:t xml:space="preserve">data =</w:t>
+            </w:r>
+            <w:r>
+              <w:rPr>
+                <w:rStyle w:val="NormalTok"/>
+              </w:rPr>
+              <w:t xml:space="preserve"> lines_data,</w:t>
+            </w:r>
+            <w:r>
+              <w:br/>
+            </w:r>
+            <w:r>
+              <w:rPr>
+                <w:rStyle w:val="NormalTok"/>
+              </w:rPr>
+              <w:t xml:space="preserve">    ggplot2</w:t>
+            </w:r>
+            <w:r>
+              <w:rPr>
+                <w:rStyle w:val="SpecialCharTok"/>
+              </w:rPr>
+              <w:t xml:space="preserve">::</w:t>
+            </w:r>
+            <w:r>
+              <w:rPr>
+                <w:rStyle w:val="FunctionTok"/>
+              </w:rPr>
+              <w:t xml:space="preserve">aes</w:t>
+            </w:r>
+            <w:r>
+              <w:rPr>
+                <w:rStyle w:val="NormalTok"/>
+              </w:rPr>
+              <w:t xml:space="preserve">(</w:t>
+            </w:r>
+            <w:r>
+              <w:rPr>
+                <w:rStyle w:val="AttributeTok"/>
+              </w:rPr>
+              <w:t xml:space="preserve">x =</w:t>
+            </w:r>
+            <w:r>
+              <w:rPr>
+                <w:rStyle w:val="NormalTok"/>
+              </w:rPr>
+              <w:t xml:space="preserve"> x, </w:t>
+            </w:r>
+            <w:r>
+              <w:rPr>
+                <w:rStyle w:val="AttributeTok"/>
+              </w:rPr>
+              <w:t xml:space="preserve">y =</w:t>
+            </w:r>
+            <w:r>
+              <w:rPr>
+                <w:rStyle w:val="NormalTok"/>
+              </w:rPr>
+              <w:t xml:space="preserve"> y, </w:t>
+            </w:r>
+            <w:r>
+              <w:rPr>
+                <w:rStyle w:val="AttributeTok"/>
+              </w:rPr>
+              <w:t xml:space="preserve">colour =</w:t>
+            </w:r>
+            <w:r>
+              <w:rPr>
+                <w:rStyle w:val="NormalTok"/>
+              </w:rPr>
+              <w:t xml:space="preserve"> curve, </w:t>
+            </w:r>
+            <w:r>
+              <w:rPr>
+                <w:rStyle w:val="AttributeTok"/>
+              </w:rPr>
+              <w:t xml:space="preserve">linetype =</w:t>
+            </w:r>
+            <w:r>
+              <w:rPr>
+                <w:rStyle w:val="NormalTok"/>
+              </w:rPr>
+              <w:t xml:space="preserve"> curve)</w:t>
+            </w:r>
+            <w:r>
+              <w:br/>
+            </w:r>
+            <w:r>
+              <w:rPr>
+                <w:rStyle w:val="NormalTok"/>
+              </w:rPr>
+              <w:t xml:space="preserve">  ) </w:t>
+            </w:r>
+            <w:r>
+              <w:rPr>
+                <w:rStyle w:val="SpecialCharTok"/>
+              </w:rPr>
+              <w:t xml:space="preserve">+</w:t>
+            </w:r>
+            <w:r>
+              <w:br/>
+            </w:r>
+            <w:r>
+              <w:rPr>
+                <w:rStyle w:val="NormalTok"/>
+              </w:rPr>
+              <w:t xml:space="preserve">  ggplot2</w:t>
+            </w:r>
+            <w:r>
+              <w:rPr>
+                <w:rStyle w:val="SpecialCharTok"/>
+              </w:rPr>
+              <w:t xml:space="preserve">::</w:t>
+            </w:r>
+            <w:r>
+              <w:rPr>
+                <w:rStyle w:val="FunctionTok"/>
+              </w:rPr>
+              <w:t xml:space="preserve">geom_point</w:t>
+            </w:r>
+            <w:r>
+              <w:rPr>
+                <w:rStyle w:val="NormalTok"/>
+              </w:rPr>
+              <w:t xml:space="preserve">(</w:t>
+            </w:r>
+            <w:r>
+              <w:rPr>
+                <w:rStyle w:val="AttributeTok"/>
+              </w:rPr>
+              <w:t xml:space="preserve">data =</w:t>
+            </w:r>
+            <w:r>
+              <w:rPr>
+                <w:rStyle w:val="NormalTok"/>
+              </w:rPr>
+              <w:t xml:space="preserve"> marked, ggplot2</w:t>
+            </w:r>
+            <w:r>
+              <w:rPr>
+                <w:rStyle w:val="SpecialCharTok"/>
+              </w:rPr>
+              <w:t xml:space="preserve">::</w:t>
+            </w:r>
+            <w:r>
+              <w:rPr>
+                <w:rStyle w:val="FunctionTok"/>
+              </w:rPr>
+              <w:t xml:space="preserve">aes</w:t>
+            </w:r>
+            <w:r>
+              <w:rPr>
+                <w:rStyle w:val="NormalTok"/>
+              </w:rPr>
+              <w:t xml:space="preserve">(</w:t>
+            </w:r>
+            <w:r>
+              <w:rPr>
+                <w:rStyle w:val="AttributeTok"/>
+              </w:rPr>
+              <w:t xml:space="preserve">x =</w:t>
+            </w:r>
+            <w:r>
+              <w:rPr>
+                <w:rStyle w:val="NormalTok"/>
+              </w:rPr>
+              <w:t xml:space="preserve"> x, </w:t>
+            </w:r>
+            <w:r>
+              <w:rPr>
+                <w:rStyle w:val="AttributeTok"/>
+              </w:rPr>
+              <w:t xml:space="preserve">y =</w:t>
+            </w:r>
+            <w:r>
+              <w:rPr>
+                <w:rStyle w:val="NormalTok"/>
+              </w:rPr>
+              <w:t xml:space="preserve"> y), </w:t>
+            </w:r>
+            <w:r>
+              <w:rPr>
+                <w:rStyle w:val="AttributeTok"/>
+              </w:rPr>
+              <w:t xml:space="preserve">size =</w:t>
+            </w:r>
+            <w:r>
+              <w:rPr>
+                <w:rStyle w:val="NormalTok"/>
+              </w:rPr>
+              <w:t xml:space="preserve"> </w:t>
+            </w:r>
+            <w:r>
+              <w:rPr>
+                <w:rStyle w:val="DecValTok"/>
+              </w:rPr>
+              <w:t xml:space="preserve">3</w:t>
+            </w:r>
+            <w:r>
+              <w:rPr>
+                <w:rStyle w:val="NormalTok"/>
+              </w:rPr>
+              <w:t xml:space="preserve">) </w:t>
+            </w:r>
+            <w:r>
+              <w:rPr>
+                <w:rStyle w:val="SpecialCharTok"/>
+              </w:rPr>
+              <w:t xml:space="preserve">+</w:t>
+            </w:r>
+            <w:r>
+              <w:br/>
+            </w:r>
+            <w:r>
+              <w:rPr>
+                <w:rStyle w:val="NormalTok"/>
+              </w:rPr>
+              <w:t xml:space="preserve">  ggplot2</w:t>
+            </w:r>
+            <w:r>
+              <w:rPr>
+                <w:rStyle w:val="SpecialCharTok"/>
+              </w:rPr>
+              <w:t xml:space="preserve">::</w:t>
+            </w:r>
+            <w:r>
+              <w:rPr>
+                <w:rStyle w:val="FunctionTok"/>
+              </w:rPr>
+              <w:t xml:space="preserve">geom_text</w:t>
+            </w:r>
+            <w:r>
+              <w:rPr>
+                <w:rStyle w:val="NormalTok"/>
+              </w:rPr>
+              <w:t xml:space="preserve">(</w:t>
+            </w:r>
+            <w:r>
+              <w:br/>
+            </w:r>
+            <w:r>
+              <w:rPr>
+                <w:rStyle w:val="NormalTok"/>
+              </w:rPr>
+              <w:t xml:space="preserve">    </w:t>
+            </w:r>
+            <w:r>
+              <w:rPr>
+                <w:rStyle w:val="AttributeTok"/>
+              </w:rPr>
+              <w:t xml:space="preserve">data =</w:t>
+            </w:r>
+            <w:r>
+              <w:rPr>
+                <w:rStyle w:val="NormalTok"/>
+              </w:rPr>
+              <w:t xml:space="preserve"> labels_data,</w:t>
+            </w:r>
+            <w:r>
+              <w:br/>
+            </w:r>
+            <w:r>
+              <w:rPr>
+                <w:rStyle w:val="NormalTok"/>
+              </w:rPr>
+              <w:t xml:space="preserve">    ggplot2</w:t>
+            </w:r>
+            <w:r>
+              <w:rPr>
+                <w:rStyle w:val="SpecialCharTok"/>
+              </w:rPr>
+              <w:t xml:space="preserve">::</w:t>
+            </w:r>
+            <w:r>
+              <w:rPr>
+                <w:rStyle w:val="FunctionTok"/>
+              </w:rPr>
+              <w:t xml:space="preserve">aes</w:t>
+            </w:r>
+            <w:r>
+              <w:rPr>
+                <w:rStyle w:val="NormalTok"/>
+              </w:rPr>
+              <w:t xml:space="preserve">(</w:t>
+            </w:r>
+            <w:r>
+              <w:rPr>
+                <w:rStyle w:val="AttributeTok"/>
+              </w:rPr>
+              <w:t xml:space="preserve">x =</w:t>
+            </w:r>
+            <w:r>
+              <w:rPr>
+                <w:rStyle w:val="NormalTok"/>
+              </w:rPr>
+              <w:t xml:space="preserve"> x, </w:t>
+            </w:r>
+            <w:r>
+              <w:rPr>
+                <w:rStyle w:val="AttributeTok"/>
+              </w:rPr>
+              <w:t xml:space="preserve">y =</w:t>
+            </w:r>
+            <w:r>
+              <w:rPr>
+                <w:rStyle w:val="NormalTok"/>
+              </w:rPr>
+              <w:t xml:space="preserve"> y, </w:t>
+            </w:r>
+            <w:r>
+              <w:rPr>
+                <w:rStyle w:val="AttributeTok"/>
+              </w:rPr>
+              <w:t xml:space="preserve">label =</w:t>
+            </w:r>
+            <w:r>
+              <w:rPr>
+                <w:rStyle w:val="NormalTok"/>
+              </w:rPr>
+              <w:t xml:space="preserve"> label)</w:t>
+            </w:r>
+            <w:r>
+              <w:br/>
+            </w:r>
+            <w:r>
+              <w:rPr>
+                <w:rStyle w:val="NormalTok"/>
+              </w:rPr>
+              <w:t xml:space="preserve">  ) </w:t>
+            </w:r>
+            <w:r>
+              <w:rPr>
+                <w:rStyle w:val="SpecialCharTok"/>
+              </w:rPr>
+              <w:t xml:space="preserve">+</w:t>
+            </w:r>
+            <w:r>
+              <w:br/>
+            </w:r>
+            <w:r>
+              <w:rPr>
+                <w:rStyle w:val="NormalTok"/>
+              </w:rPr>
+              <w:t xml:space="preserve">  ggplot2</w:t>
+            </w:r>
+            <w:r>
+              <w:rPr>
+                <w:rStyle w:val="SpecialCharTok"/>
+              </w:rPr>
+              <w:t xml:space="preserve">::</w:t>
+            </w:r>
+            <w:r>
+              <w:rPr>
+                <w:rStyle w:val="FunctionTok"/>
+              </w:rPr>
+              <w:t xml:space="preserve">coord_fixed</w:t>
+            </w:r>
+            <w:r>
+              <w:rPr>
+                <w:rStyle w:val="NormalTok"/>
+              </w:rPr>
+              <w:t xml:space="preserve">(</w:t>
+            </w:r>
+            <w:r>
+              <w:rPr>
+                <w:rStyle w:val="AttributeTok"/>
+              </w:rPr>
+              <w:t xml:space="preserve">xlim =</w:t>
+            </w:r>
+            <w:r>
+              <w:rPr>
+                <w:rStyle w:val="NormalTok"/>
+              </w:rPr>
+              <w:t xml:space="preserve"> </w:t>
+            </w:r>
+            <w:r>
+              <w:rPr>
+                <w:rStyle w:val="FunctionTok"/>
+              </w:rPr>
+              <w:t xml:space="preserve">c</w:t>
+            </w:r>
+            <w:r>
+              <w:rPr>
+                <w:rStyle w:val="NormalTok"/>
+              </w:rPr>
+              <w:t xml:space="preserve">(</w:t>
+            </w:r>
+            <w:r>
+              <w:rPr>
+                <w:rStyle w:val="SpecialCharTok"/>
+              </w:rPr>
+              <w:t xml:space="preserve">-</w:t>
+            </w:r>
+            <w:r>
+              <w:rPr>
+                <w:rStyle w:val="DecValTok"/>
+              </w:rPr>
+              <w:t xml:space="preserve">3</w:t>
+            </w:r>
+            <w:r>
+              <w:rPr>
+                <w:rStyle w:val="NormalTok"/>
+              </w:rPr>
+              <w:t xml:space="preserve">, </w:t>
+            </w:r>
+            <w:r>
+              <w:rPr>
+                <w:rStyle w:val="DecValTok"/>
+              </w:rPr>
+              <w:t xml:space="preserve">9</w:t>
+            </w:r>
+            <w:r>
+              <w:rPr>
+                <w:rStyle w:val="NormalTok"/>
+              </w:rPr>
+              <w:t xml:space="preserve">), </w:t>
+            </w:r>
+            <w:r>
+              <w:rPr>
+                <w:rStyle w:val="AttributeTok"/>
+              </w:rPr>
+              <w:t xml:space="preserve">ylim =</w:t>
+            </w:r>
+            <w:r>
+              <w:rPr>
+                <w:rStyle w:val="NormalTok"/>
+              </w:rPr>
+              <w:t xml:space="preserve"> </w:t>
+            </w:r>
+            <w:r>
+              <w:rPr>
+                <w:rStyle w:val="FunctionTok"/>
+              </w:rPr>
+              <w:t xml:space="preserve">c</w:t>
+            </w:r>
+            <w:r>
+              <w:rPr>
+                <w:rStyle w:val="NormalTok"/>
+              </w:rPr>
+              <w:t xml:space="preserve">(</w:t>
+            </w:r>
+            <w:r>
+              <w:rPr>
+                <w:rStyle w:val="SpecialCharTok"/>
+              </w:rPr>
+              <w:t xml:space="preserve">-</w:t>
+            </w:r>
+            <w:r>
+              <w:rPr>
+                <w:rStyle w:val="DecValTok"/>
+              </w:rPr>
+              <w:t xml:space="preserve">3</w:t>
+            </w:r>
+            <w:r>
+              <w:rPr>
+                <w:rStyle w:val="NormalTok"/>
+              </w:rPr>
+              <w:t xml:space="preserve">, </w:t>
+            </w:r>
+            <w:r>
+              <w:rPr>
+                <w:rStyle w:val="DecValTok"/>
+              </w:rPr>
+              <w:t xml:space="preserve">9</w:t>
+            </w:r>
+            <w:r>
+              <w:rPr>
+                <w:rStyle w:val="NormalTok"/>
+              </w:rPr>
+              <w:t xml:space="preserve">)) </w:t>
+            </w:r>
+            <w:r>
+              <w:rPr>
+                <w:rStyle w:val="SpecialCharTok"/>
+              </w:rPr>
+              <w:t xml:space="preserve">+</w:t>
+            </w:r>
+            <w:r>
+              <w:br/>
+            </w:r>
+            <w:r>
+              <w:rPr>
+                <w:rStyle w:val="NormalTok"/>
+              </w:rPr>
+              <w:t xml:space="preserve">  ggplot2</w:t>
+            </w:r>
+            <w:r>
+              <w:rPr>
+                <w:rStyle w:val="SpecialCharTok"/>
+              </w:rPr>
+              <w:t xml:space="preserve">::</w:t>
+            </w:r>
+            <w:r>
+              <w:rPr>
+                <w:rStyle w:val="FunctionTok"/>
+              </w:rPr>
+              <w:t xml:space="preserve">scale_colour_manual</w:t>
+            </w:r>
+            <w:r>
+              <w:rPr>
+                <w:rStyle w:val="NormalTok"/>
+              </w:rPr>
+              <w:t xml:space="preserve">(</w:t>
+            </w:r>
+            <w:r>
+              <w:br/>
+            </w:r>
+            <w:r>
+              <w:rPr>
+                <w:rStyle w:val="NormalTok"/>
+              </w:rPr>
+              <w:t xml:space="preserve">    </w:t>
+            </w:r>
+            <w:r>
+              <w:rPr>
+                <w:rStyle w:val="AttributeTok"/>
+              </w:rPr>
+              <w:t xml:space="preserve">values =</w:t>
+            </w:r>
+            <w:r>
+              <w:rPr>
+                <w:rStyle w:val="NormalTok"/>
+              </w:rPr>
+              <w:t xml:space="preserve"> </w:t>
+            </w:r>
+            <w:r>
+              <w:rPr>
+                <w:rStyle w:val="FunctionTok"/>
+              </w:rPr>
+              <w:t xml:space="preserve">c</w:t>
+            </w:r>
+            <w:r>
+              <w:rPr>
+                <w:rStyle w:val="NormalTok"/>
+              </w:rPr>
+              <w:t xml:space="preserve">(</w:t>
+            </w:r>
+            <w:r>
+              <w:rPr>
+                <w:rStyle w:val="StringTok"/>
+              </w:rPr>
+              <w:t xml:space="preserve">"f"</w:t>
+            </w:r>
+            <w:r>
+              <w:rPr>
+                <w:rStyle w:val="NormalTok"/>
+              </w:rPr>
+              <w:t xml:space="preserve"> </w:t>
+            </w:r>
+            <w:r>
+              <w:rPr>
+                <w:rStyle w:val="OtherTok"/>
+              </w:rPr>
+              <w:t xml:space="preserve">=</w:t>
+            </w:r>
+            <w:r>
+              <w:rPr>
+                <w:rStyle w:val="NormalTok"/>
+              </w:rPr>
+              <w:t xml:space="preserve"> </w:t>
+            </w:r>
+            <w:r>
+              <w:rPr>
+                <w:rStyle w:val="StringTok"/>
+              </w:rPr>
+              <w:t xml:space="preserve">"#0072B2"</w:t>
+            </w:r>
+            <w:r>
+              <w:rPr>
+                <w:rStyle w:val="NormalTok"/>
+              </w:rPr>
+              <w:t xml:space="preserve">, </w:t>
+            </w:r>
+            <w:r>
+              <w:rPr>
+                <w:rStyle w:val="StringTok"/>
+              </w:rPr>
+              <w:t xml:space="preserve">"inverse of f"</w:t>
+            </w:r>
+            <w:r>
+              <w:rPr>
+                <w:rStyle w:val="NormalTok"/>
+              </w:rPr>
+              <w:t xml:space="preserve"> </w:t>
+            </w:r>
+            <w:r>
+              <w:rPr>
+                <w:rStyle w:val="OtherTok"/>
+              </w:rPr>
+              <w:t xml:space="preserve">=</w:t>
+            </w:r>
+            <w:r>
+              <w:rPr>
+                <w:rStyle w:val="NormalTok"/>
+              </w:rPr>
+              <w:t xml:space="preserve"> </w:t>
+            </w:r>
+            <w:r>
+              <w:rPr>
+                <w:rStyle w:val="StringTok"/>
+              </w:rPr>
+              <w:t xml:space="preserve">"#D55E00"</w:t>
+            </w:r>
+            <w:r>
+              <w:rPr>
+                <w:rStyle w:val="NormalTok"/>
+              </w:rPr>
+              <w:t xml:space="preserve">, </w:t>
+            </w:r>
+            <w:r>
+              <w:rPr>
+                <w:rStyle w:val="StringTok"/>
+              </w:rPr>
+              <w:t xml:space="preserve">"y = x"</w:t>
+            </w:r>
+            <w:r>
+              <w:rPr>
+                <w:rStyle w:val="NormalTok"/>
+              </w:rPr>
+              <w:t xml:space="preserve"> </w:t>
+            </w:r>
+            <w:r>
+              <w:rPr>
+                <w:rStyle w:val="OtherTok"/>
+              </w:rPr>
+              <w:t xml:space="preserve">=</w:t>
+            </w:r>
+            <w:r>
+              <w:rPr>
+                <w:rStyle w:val="NormalTok"/>
+              </w:rPr>
+              <w:t xml:space="preserve"> </w:t>
+            </w:r>
+            <w:r>
+              <w:rPr>
+                <w:rStyle w:val="StringTok"/>
+              </w:rPr>
+              <w:t xml:space="preserve">"grey40"</w:t>
+            </w:r>
+            <w:r>
+              <w:rPr>
+                <w:rStyle w:val="NormalTok"/>
+              </w:rPr>
+              <w:t xml:space="preserve">)</w:t>
+            </w:r>
+            <w:r>
+              <w:br/>
+            </w:r>
+            <w:r>
+              <w:rPr>
+                <w:rStyle w:val="NormalTok"/>
+              </w:rPr>
+              <w:t xml:space="preserve">  ) </w:t>
+            </w:r>
+            <w:r>
+              <w:rPr>
+                <w:rStyle w:val="SpecialCharTok"/>
+              </w:rPr>
+              <w:t xml:space="preserve">+</w:t>
+            </w:r>
+            <w:r>
+              <w:br/>
+            </w:r>
+            <w:r>
+              <w:rPr>
+                <w:rStyle w:val="NormalTok"/>
+              </w:rPr>
+              <w:t xml:space="preserve">  ggplot2</w:t>
+            </w:r>
+            <w:r>
+              <w:rPr>
+                <w:rStyle w:val="SpecialCharTok"/>
+              </w:rPr>
+              <w:t xml:space="preserve">::</w:t>
+            </w:r>
+            <w:r>
+              <w:rPr>
+                <w:rStyle w:val="FunctionTok"/>
+              </w:rPr>
+              <w:t xml:space="preserve">scale_linetype_manual</w:t>
+            </w:r>
+            <w:r>
+              <w:rPr>
+                <w:rStyle w:val="NormalTok"/>
+              </w:rPr>
+              <w:t xml:space="preserve">(</w:t>
+            </w:r>
+            <w:r>
+              <w:br/>
+            </w:r>
+            <w:r>
+              <w:rPr>
+                <w:rStyle w:val="NormalTok"/>
+              </w:rPr>
+              <w:t xml:space="preserve">    </w:t>
+            </w:r>
+            <w:r>
+              <w:rPr>
+                <w:rStyle w:val="AttributeTok"/>
+              </w:rPr>
+              <w:t xml:space="preserve">values =</w:t>
+            </w:r>
+            <w:r>
+              <w:rPr>
+                <w:rStyle w:val="NormalTok"/>
+              </w:rPr>
+              <w:t xml:space="preserve"> </w:t>
+            </w:r>
+            <w:r>
+              <w:rPr>
+                <w:rStyle w:val="FunctionTok"/>
+              </w:rPr>
+              <w:t xml:space="preserve">c</w:t>
+            </w:r>
+            <w:r>
+              <w:rPr>
+                <w:rStyle w:val="NormalTok"/>
+              </w:rPr>
+              <w:t xml:space="preserve">(</w:t>
+            </w:r>
+            <w:r>
+              <w:rPr>
+                <w:rStyle w:val="StringTok"/>
+              </w:rPr>
+              <w:t xml:space="preserve">"f"</w:t>
+            </w:r>
+            <w:r>
+              <w:rPr>
+                <w:rStyle w:val="NormalTok"/>
+              </w:rPr>
+              <w:t xml:space="preserve"> </w:t>
+            </w:r>
+            <w:r>
+              <w:rPr>
+                <w:rStyle w:val="OtherTok"/>
+              </w:rPr>
+              <w:t xml:space="preserve">=</w:t>
+            </w:r>
+            <w:r>
+              <w:rPr>
+                <w:rStyle w:val="NormalTok"/>
+              </w:rPr>
+              <w:t xml:space="preserve"> </w:t>
+            </w:r>
+            <w:r>
+              <w:rPr>
+                <w:rStyle w:val="StringTok"/>
+              </w:rPr>
+              <w:t xml:space="preserve">"solid"</w:t>
+            </w:r>
+            <w:r>
+              <w:rPr>
+                <w:rStyle w:val="NormalTok"/>
+              </w:rPr>
+              <w:t xml:space="preserve">, </w:t>
+            </w:r>
+            <w:r>
+              <w:rPr>
+                <w:rStyle w:val="StringTok"/>
+              </w:rPr>
+              <w:t xml:space="preserve">"inverse of f"</w:t>
+            </w:r>
+            <w:r>
+              <w:rPr>
+                <w:rStyle w:val="NormalTok"/>
+              </w:rPr>
+              <w:t xml:space="preserve"> </w:t>
+            </w:r>
+            <w:r>
+              <w:rPr>
+                <w:rStyle w:val="OtherTok"/>
+              </w:rPr>
+              <w:t xml:space="preserve">=</w:t>
+            </w:r>
+            <w:r>
+              <w:rPr>
+                <w:rStyle w:val="NormalTok"/>
+              </w:rPr>
+              <w:t xml:space="preserve"> </w:t>
+            </w:r>
+            <w:r>
+              <w:rPr>
+                <w:rStyle w:val="StringTok"/>
+              </w:rPr>
+              <w:t xml:space="preserve">"solid"</w:t>
+            </w:r>
+            <w:r>
+              <w:rPr>
+                <w:rStyle w:val="NormalTok"/>
+              </w:rPr>
+              <w:t xml:space="preserve">, </w:t>
+            </w:r>
+            <w:r>
+              <w:rPr>
+                <w:rStyle w:val="StringTok"/>
+              </w:rPr>
+              <w:t xml:space="preserve">"y = x"</w:t>
+            </w:r>
+            <w:r>
+              <w:rPr>
+                <w:rStyle w:val="NormalTok"/>
+              </w:rPr>
+              <w:t xml:space="preserve"> </w:t>
+            </w:r>
+            <w:r>
+              <w:rPr>
+                <w:rStyle w:val="OtherTok"/>
+              </w:rPr>
+              <w:t xml:space="preserve">=</w:t>
+            </w:r>
+            <w:r>
+              <w:rPr>
+                <w:rStyle w:val="NormalTok"/>
+              </w:rPr>
+              <w:t xml:space="preserve"> </w:t>
+            </w:r>
+            <w:r>
+              <w:rPr>
+                <w:rStyle w:val="StringTok"/>
+              </w:rPr>
+              <w:t xml:space="preserve">"dashed"</w:t>
+            </w:r>
+            <w:r>
+              <w:rPr>
+                <w:rStyle w:val="NormalTok"/>
+              </w:rPr>
+              <w:t xml:space="preserve">)</w:t>
+            </w:r>
+            <w:r>
+              <w:br/>
+            </w:r>
+            <w:r>
+              <w:rPr>
+                <w:rStyle w:val="NormalTok"/>
+              </w:rPr>
+              <w:t xml:space="preserve">  ) </w:t>
+            </w:r>
+            <w:r>
+              <w:rPr>
+                <w:rStyle w:val="SpecialCharTok"/>
+              </w:rPr>
+              <w:t xml:space="preserve">+</w:t>
+            </w:r>
+            <w:r>
+              <w:br/>
+            </w:r>
+            <w:r>
+              <w:rPr>
+                <w:rStyle w:val="NormalTok"/>
+              </w:rPr>
+              <w:t xml:space="preserve">  ggplot2</w:t>
+            </w:r>
+            <w:r>
+              <w:rPr>
+                <w:rStyle w:val="SpecialCharTok"/>
+              </w:rPr>
+              <w:t xml:space="preserve">::</w:t>
+            </w:r>
+            <w:r>
+              <w:rPr>
+                <w:rStyle w:val="FunctionTok"/>
+              </w:rPr>
+              <w:t xml:space="preserve">labs</w:t>
+            </w:r>
+            <w:r>
+              <w:rPr>
+                <w:rStyle w:val="NormalTok"/>
+              </w:rPr>
+              <w:t xml:space="preserve">(</w:t>
+            </w:r>
+            <w:r>
+              <w:rPr>
+                <w:rStyle w:val="AttributeTok"/>
+              </w:rPr>
+              <w:t xml:space="preserve">x =</w:t>
+            </w:r>
+            <w:r>
+              <w:rPr>
+                <w:rStyle w:val="NormalTok"/>
+              </w:rPr>
+              <w:t xml:space="preserve"> </w:t>
+            </w:r>
+            <w:r>
+              <w:rPr>
+                <w:rStyle w:val="StringTok"/>
+              </w:rPr>
+              <w:t xml:space="preserve">"x"</w:t>
+            </w:r>
+            <w:r>
+              <w:rPr>
+                <w:rStyle w:val="NormalTok"/>
+              </w:rPr>
+              <w:t xml:space="preserve">, </w:t>
+            </w:r>
+            <w:r>
+              <w:rPr>
+                <w:rStyle w:val="AttributeTok"/>
+              </w:rPr>
+              <w:t xml:space="preserve">y =</w:t>
+            </w:r>
+            <w:r>
+              <w:rPr>
+                <w:rStyle w:val="NormalTok"/>
+              </w:rPr>
+              <w:t xml:space="preserve"> </w:t>
+            </w:r>
+            <w:r>
+              <w:rPr>
+                <w:rStyle w:val="StringTok"/>
+              </w:rPr>
+              <w:t xml:space="preserve">"y"</w:t>
+            </w:r>
+            <w:r>
+              <w:rPr>
+                <w:rStyle w:val="NormalTok"/>
+              </w:rPr>
+              <w:t xml:space="preserve">) </w:t>
+            </w:r>
+            <w:r>
+              <w:rPr>
+                <w:rStyle w:val="SpecialCharTok"/>
+              </w:rPr>
+              <w:t xml:space="preserve">+</w:t>
+            </w:r>
+            <w:r>
+              <w:br/>
+            </w:r>
+            <w:r>
+              <w:rPr>
+                <w:rStyle w:val="NormalTok"/>
+              </w:rPr>
+              <w:t xml:space="preserve">  ggplot2</w:t>
+            </w:r>
+            <w:r>
+              <w:rPr>
+                <w:rStyle w:val="SpecialCharTok"/>
+              </w:rPr>
+              <w:t xml:space="preserve">::</w:t>
+            </w:r>
+            <w:r>
+              <w:rPr>
+                <w:rStyle w:val="FunctionTok"/>
+              </w:rPr>
+              <w:t xml:space="preserve">theme_minimal</w:t>
+            </w:r>
+            <w:r>
+              <w:rPr>
+                <w:rStyle w:val="NormalTok"/>
+              </w:rPr>
+              <w:t xml:space="preserve">() </w:t>
+            </w:r>
+            <w:r>
+              <w:rPr>
+                <w:rStyle w:val="SpecialCharTok"/>
+              </w:rPr>
+              <w:t xml:space="preserve">+</w:t>
+            </w:r>
+            <w:r>
+              <w:br/>
+            </w:r>
+            <w:r>
+              <w:rPr>
+                <w:rStyle w:val="NormalTok"/>
+              </w:rPr>
+              <w:t xml:space="preserve">  ggplot2</w:t>
+            </w:r>
+            <w:r>
+              <w:rPr>
+                <w:rStyle w:val="SpecialCharTok"/>
+              </w:rPr>
+              <w:t xml:space="preserve">::</w:t>
+            </w:r>
+            <w:r>
+              <w:rPr>
+                <w:rStyle w:val="FunctionTok"/>
+              </w:rPr>
+              <w:t xml:space="preserve">theme</w:t>
+            </w:r>
+            <w:r>
+              <w:rPr>
+                <w:rStyle w:val="NormalTok"/>
+              </w:rPr>
+              <w:t xml:space="preserve">(</w:t>
+            </w:r>
+            <w:r>
+              <w:rPr>
+                <w:rStyle w:val="AttributeTok"/>
+              </w:rPr>
+              <w:t xml:space="preserve">legend.position =</w:t>
+            </w:r>
+            <w:r>
+              <w:rPr>
+                <w:rStyle w:val="NormalTok"/>
+              </w:rPr>
+              <w:t xml:space="preserve"> </w:t>
+            </w:r>
+            <w:r>
+              <w:rPr>
+                <w:rStyle w:val="StringTok"/>
+              </w:rPr>
+              <w:t xml:space="preserve">"none"</w:t>
+            </w:r>
+            <w:r>
+              <w:rPr>
+                <w:rStyle w:val="NormalTok"/>
+              </w:rPr>
+              <w:t xml:space="preserve">)</w:t>
+            </w:r>
+            <w:r>
+              <w:br/>
+            </w:r>
+            <w:r>
+              <w:br/>
+            </w:r>
+            <w:r>
+              <w:rPr>
+                <w:rStyle w:val="ControlFlowTok"/>
+              </w:rPr>
+              <w:t xml:space="preserve">if</w:t>
+            </w:r>
+            <w:r>
+              <w:rPr>
+                <w:rStyle w:val="NormalTok"/>
+              </w:rPr>
+              <w:t xml:space="preserve"> (knitr</w:t>
+            </w:r>
+            <w:r>
+              <w:rPr>
+                <w:rStyle w:val="SpecialCharTok"/>
+              </w:rPr>
+              <w:t xml:space="preserve">::</w:t>
+            </w:r>
+            <w:r>
+              <w:rPr>
+                <w:rStyle w:val="FunctionTok"/>
+              </w:rPr>
+              <w:t xml:space="preserve">is_html_output</w:t>
+            </w:r>
+            <w:r>
+              <w:rPr>
+                <w:rStyle w:val="NormalTok"/>
+              </w:rPr>
+              <w:t xml:space="preserve">()) {</w:t>
+            </w:r>
+            <w:r>
+              <w:br/>
+            </w:r>
+            <w:r>
+              <w:rPr>
+                <w:rStyle w:val="NormalTok"/>
+              </w:rPr>
+              <w:t xml:space="preserve">  htmltools</w:t>
+            </w:r>
+            <w:r>
+              <w:rPr>
+                <w:rStyle w:val="SpecialCharTok"/>
+              </w:rPr>
+              <w:t xml:space="preserve">::</w:t>
+            </w:r>
+            <w:r>
+              <w:rPr>
+                <w:rStyle w:val="FunctionTok"/>
+              </w:rPr>
+              <w:t xml:space="preserve">div</w:t>
+            </w:r>
+            <w:r>
+              <w:rPr>
+                <w:rStyle w:val="NormalTok"/>
+              </w:rPr>
+              <w:t xml:space="preserve">(</w:t>
+            </w:r>
+            <w:r>
+              <w:br/>
+            </w:r>
+            <w:r>
+              <w:rPr>
+                <w:rStyle w:val="NormalTok"/>
+              </w:rPr>
+              <w:t xml:space="preserve">    </w:t>
+            </w:r>
+            <w:r>
+              <w:rPr>
+                <w:rStyle w:val="AttributeTok"/>
+              </w:rPr>
+              <w:t xml:space="preserve">role =</w:t>
+            </w:r>
+            <w:r>
+              <w:rPr>
+                <w:rStyle w:val="NormalTok"/>
+              </w:rPr>
+              <w:t xml:space="preserve"> </w:t>
+            </w:r>
+            <w:r>
+              <w:rPr>
+                <w:rStyle w:val="StringTok"/>
+              </w:rPr>
+              <w:t xml:space="preserve">"img"</w:t>
+            </w:r>
+            <w:r>
+              <w:rPr>
+                <w:rStyle w:val="NormalTok"/>
+              </w:rPr>
+              <w:t xml:space="preserve">,</w:t>
+            </w:r>
+            <w:r>
+              <w:br/>
+            </w:r>
+            <w:r>
+              <w:rPr>
+                <w:rStyle w:val="NormalTok"/>
+              </w:rPr>
+              <w:t xml:space="preserve">    </w:t>
+            </w:r>
+            <w:r>
+              <w:rPr>
+                <w:rStyle w:val="StringTok"/>
+              </w:rPr>
+              <w:t xml:space="preserve">`</w:t>
+            </w:r>
+            <w:r>
+              <w:rPr>
+                <w:rStyle w:val="AttributeTok"/>
+              </w:rPr>
+              <w:t xml:space="preserve">aria-label</w:t>
+            </w:r>
+            <w:r>
+              <w:rPr>
+                <w:rStyle w:val="StringTok"/>
+              </w:rPr>
+              <w:t xml:space="preserve">`</w:t>
+            </w:r>
+            <w:r>
+              <w:rPr>
+                <w:rStyle w:val="NormalTok"/>
+              </w:rPr>
+              <w:t xml:space="preserve"> </w:t>
+            </w:r>
+            <w:r>
+              <w:rPr>
+                <w:rStyle w:val="OtherTok"/>
+              </w:rPr>
+              <w:t xml:space="preserve">=</w:t>
+            </w:r>
+            <w:r>
+              <w:rPr>
+                <w:rStyle w:val="NormalTok"/>
+              </w:rPr>
+              <w:t xml:space="preserve"> fig_alt,</w:t>
+            </w:r>
+            <w:r>
+              <w:br/>
+            </w:r>
+            <w:r>
+              <w:rPr>
+                <w:rStyle w:val="NormalTok"/>
+              </w:rPr>
+              <w:t xml:space="preserve">    plotly</w:t>
+            </w:r>
+            <w:r>
+              <w:rPr>
+                <w:rStyle w:val="SpecialCharTok"/>
+              </w:rPr>
+              <w:t xml:space="preserve">::</w:t>
+            </w:r>
+            <w:r>
+              <w:rPr>
+                <w:rStyle w:val="FunctionTok"/>
+              </w:rPr>
+              <w:t xml:space="preserve">ggplotly</w:t>
+            </w:r>
+            <w:r>
+              <w:rPr>
+                <w:rStyle w:val="NormalTok"/>
+              </w:rPr>
+              <w:t xml:space="preserve">(inverse_function_plot)</w:t>
+            </w:r>
+            <w:r>
+              <w:br/>
+            </w:r>
+            <w:r>
+              <w:rPr>
+                <w:rStyle w:val="NormalTok"/>
+              </w:rPr>
+              <w:t xml:space="preserve">  )</w:t>
+            </w:r>
+            <w:r>
+              <w:br/>
+            </w:r>
+            <w:r>
+              <w:rPr>
+                <w:rStyle w:val="NormalTok"/>
+              </w:rPr>
+              <w:t xml:space="preserve">} </w:t>
+            </w:r>
+            <w:r>
+              <w:rPr>
+                <w:rStyle w:val="ControlFlowTok"/>
+              </w:rPr>
+              <w:t xml:space="preserve">else</w:t>
+            </w:r>
+            <w:r>
+              <w:rPr>
+                <w:rStyle w:val="NormalTok"/>
+              </w:rPr>
+              <w:t xml:space="preserve"> {</w:t>
+            </w:r>
+            <w:r>
+              <w:br/>
+            </w:r>
+            <w:r>
+              <w:rPr>
+                <w:rStyle w:val="NormalTok"/>
+              </w:rPr>
+              <w:t xml:space="preserve">  inverse_function_plot</w:t>
+            </w:r>
+            <w:r>
+              <w:br/>
+            </w:r>
+            <w:r>
+              <w:rPr>
+                <w:rStyle w:val="NormalTok"/>
+              </w:rPr>
+              <w:t xml:space="preserve">}</w:t>
+            </w:r>
+          </w:p>
+          <w:p>
+            <w:pPr>
+              <w:jc w:val="center"/>
+            </w:pPr>
+            <w:r>
+              <w:drawing>
+                <wp:inline>
+                  <wp:extent cx="4620126" cy="3696101"/>
+                  <wp:effectExtent b="0" l="0" r="0" t="0"/>
+                  <wp:docPr descr="" title="" id="63" name="Picture"/>
+                  <a:graphic>
+                    <a:graphicData uri="http://schemas.openxmlformats.org/drawingml/2006/picture">
+                      <pic:pic>
+                        <pic:nvPicPr>
+                          <pic:cNvPr descr="functions_files/figure-docx/inverse-function-plot-1.png" id="64" name="Picture"/>
+                          <pic:cNvPicPr>
+                            <a:picLocks noChangeArrowheads="1" noChangeAspect="1"/>
+                          </pic:cNvPicPr>
+                        </pic:nvPicPr>
+                        <pic:blipFill>
+                          <a:blip r:embed="rId62"/>
+                          <a:stretch>
+                            <a:fillRect/>
+                          </a:stretch>
+                        </pic:blipFill>
+                        <pic:spPr bwMode="auto">
+                          <a:xfrm>
+                            <a:off x="0" y="0"/>
+                            <a:ext cx="4620126" cy="3696101"/>
+                          </a:xfrm>
+                          <a:prstGeom prst="rect">
+                            <a:avLst/>
+                          </a:prstGeom>
+                          <a:noFill/>
+                          <a:ln w="9525">
+                            <a:noFill/>
+                            <a:headEnd/>
+                            <a:tailEnd/>
+                          </a:ln>
+                        </pic:spPr>
+                      </pic:pic>
+                    </a:graphicData>
+                  </a:graphic>
+                </wp:inline>
+              </w:drawing>
+            </w:r>
+          </w:p>
+          <w:p>
+            <w:pPr>
+              <w:jc w:val="center"/>
+            </w:pPr>
+            <w:pPr>
+              <w:jc w:val="left"/>
+              <w:spacing w:before="200"/>
+              <w:pStyle w:val="ImageCaption"/>
+            </w:pPr>
+            <w:r>
+              <w:t xml:space="preserve">Figure 6: The</w:t>
+            </w:r>
+            <w:r>
+              <w:t xml:space="preserve"> </w:t>
+            </w:r>
+            <w:hyperlink w:anchor="def-graph">
+              <w:r>
+                <w:rPr>
+                  <w:rStyle w:val="Hyperlink"/>
+                </w:rPr>
+                <w:t xml:space="preserve">graph</w:t>
+              </w:r>
+            </w:hyperlink>
+            <w:r>
+              <w:t xml:space="preserve"> </w:t>
+            </w:r>
+            <w:r>
+              <w:t xml:space="preserve">of the</w:t>
+            </w:r>
+            <w:r>
+              <w:t xml:space="preserve"> </w:t>
+            </w:r>
+            <w:hyperlink w:anchor="def-inverse-function">
+              <w:r>
+                <w:rPr>
+                  <w:rStyle w:val="Hyperlink"/>
+                </w:rPr>
+                <w:t xml:space="preserve">inverse function</w:t>
+              </w:r>
+            </w:hyperlink>
+            <w:r>
+              <w:t xml:space="preserve"> </w:t>
+            </w:r>
+            <m:oMath>
+              <m:sSup>
+                <m:e>
+                  <m:r>
+                    <m:t>f</m:t>
+                  </m:r>
+                </m:e>
+                <m:sup>
+                  <m:r>
+                    <m:rPr>
+                      <m:sty m:val="p"/>
+                    </m:rPr>
+                    <m:t>−</m:t>
+                  </m:r>
+                  <m:r>
+                    <m:t>1</m:t>
+                  </m:r>
+                </m:sup>
+              </m:sSup>
+            </m:oMath>
+            <w:r>
+              <w:t xml:space="preserve"> </w:t>
+            </w:r>
+            <w:r>
+              <w:t xml:space="preserve">of</w:t>
+            </w:r>
+            <w:r>
+              <w:t xml:space="preserve"> </w:t>
+            </w:r>
+            <m:oMath>
+              <m:r>
+                <m:t>f</m:t>
+              </m:r>
+              <m:r>
+                <m:rPr>
+                  <m:sty m:val="p"/>
+                </m:rPr>
+                <m:t>(</m:t>
+              </m:r>
+              <m:r>
+                <m:t>x</m:t>
+              </m:r>
+              <m:r>
+                <m:rPr>
+                  <m:sty m:val="p"/>
+                </m:rPr>
+                <m:t>)</m:t>
+              </m:r>
+              <m:r>
+                <m:rPr>
+                  <m:sty m:val="p"/>
+                </m:rPr>
+                <m:t>=</m:t>
+              </m:r>
+              <m:r>
+                <m:t>2</m:t>
+              </m:r>
+              <m:r>
+                <m:t>x</m:t>
+              </m:r>
+              <m:r>
+                <m:rPr>
+                  <m:sty m:val="p"/>
+                </m:rPr>
+                <m:t>+</m:t>
+              </m:r>
+              <m:r>
+                <m:t>1</m:t>
+              </m:r>
+            </m:oMath>
+            <w:r>
+              <w:t xml:space="preserve"> </w:t>
+            </w:r>
+            <w:r>
+              <w:t xml:space="preserve">is the graph of</w:t>
+            </w:r>
+            <w:r>
+              <w:t xml:space="preserve"> </w:t>
+            </w:r>
+            <m:oMath>
+              <m:r>
+                <m:t>f</m:t>
+              </m:r>
+            </m:oMath>
+            <w:r>
+              <w:t xml:space="preserve"> </w:t>
+            </w:r>
+            <w:r>
+              <w:t xml:space="preserve">reflected across the line</w:t>
+            </w:r>
+            <w:r>
+              <w:t xml:space="preserve"> </w:t>
+            </w:r>
+            <m:oMath>
+              <m:r>
+                <m:t>y</m:t>
+              </m:r>
+              <m:r>
+                <m:rPr>
+                  <m:sty m:val="p"/>
+                </m:rPr>
+                <m:t>=</m:t>
+              </m:r>
+              <m:r>
+                <m:t>x</m:t>
+              </m:r>
+            </m:oMath>
+            <w:r>
+              <w:t xml:space="preserve">, so</w:t>
+            </w:r>
+            <w:r>
+              <w:t xml:space="preserve"> </w:t>
+            </w:r>
+            <m:oMath>
+              <m:r>
+                <m:rPr>
+                  <m:sty m:val="p"/>
+                </m:rPr>
+                <m:t>(</m:t>
+              </m:r>
+              <m:r>
+                <m:t>3</m:t>
+              </m:r>
+              <m:r>
+                <m:rPr>
+                  <m:sty m:val="p"/>
+                </m:rPr>
+                <m:t>,</m:t>
+              </m:r>
+              <m:r>
+                <m:t>7</m:t>
+              </m:r>
+              <m:r>
+                <m:rPr>
+                  <m:sty m:val="p"/>
+                </m:rPr>
+                <m:t>)</m:t>
+              </m:r>
+            </m:oMath>
+            <w:r>
+              <w:t xml:space="preserve"> </w:t>
+            </w:r>
+            <w:r>
+              <w:t xml:space="preserve">becomes</w:t>
+            </w:r>
+            <w:r>
+              <w:t xml:space="preserve"> </w:t>
+            </w:r>
+            <m:oMath>
+              <m:r>
+                <m:rPr>
+                  <m:sty m:val="p"/>
+                </m:rPr>
+                <m:t>(</m:t>
+              </m:r>
+              <m:r>
+                <m:t>7</m:t>
+              </m:r>
+              <m:r>
+                <m:rPr>
+                  <m:sty m:val="p"/>
+                </m:rPr>
+                <m:t>,</m:t>
+              </m:r>
+              <m:r>
+                <m:t>3</m:t>
+              </m:r>
+              <m:r>
+                <m:rPr>
+                  <m:sty m:val="p"/>
+                </m:rPr>
+                <m:t>)</m:t>
+              </m:r>
+            </m:oMath>
+            <w:r>
+              <w:t xml:space="preserve">.</w:t>
+            </w:r>
+          </w:p>
+          <w:bookmarkEnd w:id="65"/>
+        </w:tc>
+      </w:tr>
+    </w:tbl>
+    <w:p/>
+    <w:tbl>
+      <w:tblPr>
+        <w:tblStyle w:val="Table"/>
+        <w:tblW w:type="pct" w:w="5000"/>
+        <w:tblLayout w:type="fixed"/>
+        <w:tblLook w:firstRow="0" w:lastRow="0" w:firstColumn="0" w:lastColumn="0" w:noHBand="0" w:noVBand="0" w:val="0000"/>
+      </w:tblPr>
+      <w:tblGrid>
+        <w:gridCol w:w="7920"/>
+      </w:tblGrid>
+      <w:tr>
+        <w:tc>
+          <w:tcPr/>
+          <w:bookmarkStart w:id="69" w:name="fig-not-invertible"/>
+          <w:p>
+            <w:pPr>
+              <w:pStyle w:val="SourceCode"/>
+              <w:jc w:val="center"/>
+            </w:pPr>
+            <w:r>
+              <w:rPr>
+                <w:rStyle w:val="NormalTok"/>
+              </w:rPr>
+              <w:t xml:space="preserve">x_square </w:t>
+            </w:r>
+            <w:r>
+              <w:rPr>
+                <w:rStyle w:val="OtherTok"/>
+              </w:rPr>
+              <w:t xml:space="preserve">&lt;-</w:t>
+            </w:r>
+            <w:r>
+              <w:rPr>
+                <w:rStyle w:val="NormalTok"/>
+              </w:rPr>
+              <w:t xml:space="preserve"> </w:t>
+            </w:r>
+            <w:r>
+              <w:rPr>
+                <w:rStyle w:val="FunctionTok"/>
+              </w:rPr>
+              <w:t xml:space="preserve">seq</w:t>
+            </w:r>
+            <w:r>
+              <w:rPr>
+                <w:rStyle w:val="NormalTok"/>
+              </w:rPr>
+              <w:t xml:space="preserve">(</w:t>
+            </w:r>
+            <w:r>
+              <w:rPr>
+                <w:rStyle w:val="SpecialCharTok"/>
+              </w:rPr>
+              <w:t xml:space="preserve">-</w:t>
+            </w:r>
+            <w:r>
+              <w:rPr>
+                <w:rStyle w:val="DecValTok"/>
+              </w:rPr>
+              <w:t xml:space="preserve">3</w:t>
+            </w:r>
+            <w:r>
+              <w:rPr>
+                <w:rStyle w:val="NormalTok"/>
+              </w:rPr>
+              <w:t xml:space="preserve">, </w:t>
+            </w:r>
+            <w:r>
+              <w:rPr>
+                <w:rStyle w:val="DecValTok"/>
+              </w:rPr>
+              <w:t xml:space="preserve">3</w:t>
+            </w:r>
+            <w:r>
+              <w:rPr>
+                <w:rStyle w:val="NormalTok"/>
+              </w:rPr>
+              <w:t xml:space="preserve">, </w:t>
+            </w:r>
+            <w:r>
+              <w:rPr>
+                <w:rStyle w:val="AttributeTok"/>
+              </w:rPr>
+              <w:t xml:space="preserve">length.out =</w:t>
+            </w:r>
+            <w:r>
+              <w:rPr>
+                <w:rStyle w:val="NormalTok"/>
+              </w:rPr>
+              <w:t xml:space="preserve"> </w:t>
+            </w:r>
+            <w:r>
+              <w:rPr>
+                <w:rStyle w:val="DecValTok"/>
+              </w:rPr>
+              <w:t xml:space="preserve">101</w:t>
+            </w:r>
+            <w:r>
+              <w:rPr>
+                <w:rStyle w:val="NormalTok"/>
+              </w:rPr>
+              <w:t xml:space="preserve">)</w:t>
+            </w:r>
+            <w:r>
+              <w:br/>
+            </w:r>
+            <w:r>
+              <w:rPr>
+                <w:rStyle w:val="NormalTok"/>
+              </w:rPr>
+              <w:t xml:space="preserve">square_data </w:t>
+            </w:r>
+            <w:r>
+              <w:rPr>
+                <w:rStyle w:val="OtherTok"/>
+              </w:rPr>
+              <w:t xml:space="preserve">&lt;-</w:t>
+            </w:r>
+            <w:r>
+              <w:rPr>
+                <w:rStyle w:val="NormalTok"/>
+              </w:rPr>
+              <w:t xml:space="preserve"> </w:t>
+            </w:r>
+            <w:r>
+              <w:rPr>
+                <w:rStyle w:val="FunctionTok"/>
+              </w:rPr>
+              <w:t xml:space="preserve">data.frame</w:t>
+            </w:r>
+            <w:r>
+              <w:rPr>
+                <w:rStyle w:val="NormalTok"/>
+              </w:rPr>
+              <w:t xml:space="preserve">(</w:t>
+            </w:r>
+            <w:r>
+              <w:rPr>
+                <w:rStyle w:val="AttributeTok"/>
+              </w:rPr>
+              <w:t xml:space="preserve">x =</w:t>
+            </w:r>
+            <w:r>
+              <w:rPr>
+                <w:rStyle w:val="NormalTok"/>
+              </w:rPr>
+              <w:t xml:space="preserve"> x_square, </w:t>
+            </w:r>
+            <w:r>
+              <w:rPr>
+                <w:rStyle w:val="AttributeTok"/>
+              </w:rPr>
+              <w:t xml:space="preserve">y =</w:t>
+            </w:r>
+            <w:r>
+              <w:rPr>
+                <w:rStyle w:val="NormalTok"/>
+              </w:rPr>
+              <w:t xml:space="preserve"> x_square</w:t>
+            </w:r>
+            <w:r>
+              <w:rPr>
+                <w:rStyle w:val="SpecialCharTok"/>
+              </w:rPr>
+              <w:t xml:space="preserve">^</w:t>
+            </w:r>
+            <w:r>
+              <w:rPr>
+                <w:rStyle w:val="DecValTok"/>
+              </w:rPr>
+              <w:t xml:space="preserve">2</w:t>
+            </w:r>
+            <w:r>
+              <w:rPr>
+                <w:rStyle w:val="NormalTok"/>
+              </w:rPr>
+              <w:t xml:space="preserve">)</w:t>
+            </w:r>
+            <w:r>
+              <w:br/>
+            </w:r>
+            <w:r>
+              <w:rPr>
+                <w:rStyle w:val="NormalTok"/>
+              </w:rPr>
+              <w:t xml:space="preserve">marked </w:t>
+            </w:r>
+            <w:r>
+              <w:rPr>
+                <w:rStyle w:val="OtherTok"/>
+              </w:rPr>
+              <w:t xml:space="preserve">&lt;-</w:t>
+            </w:r>
+            <w:r>
+              <w:rPr>
+                <w:rStyle w:val="NormalTok"/>
+              </w:rPr>
+              <w:t xml:space="preserve"> </w:t>
+            </w:r>
+            <w:r>
+              <w:rPr>
+                <w:rStyle w:val="FunctionTok"/>
+              </w:rPr>
+              <w:t xml:space="preserve">data.frame</w:t>
+            </w:r>
+            <w:r>
+              <w:rPr>
+                <w:rStyle w:val="NormalTok"/>
+              </w:rPr>
+              <w:t xml:space="preserve">(</w:t>
+            </w:r>
+            <w:r>
+              <w:rPr>
+                <w:rStyle w:val="AttributeTok"/>
+              </w:rPr>
+              <w:t xml:space="preserve">x =</w:t>
+            </w:r>
+            <w:r>
+              <w:rPr>
+                <w:rStyle w:val="NormalTok"/>
+              </w:rPr>
+              <w:t xml:space="preserve"> </w:t>
+            </w:r>
+            <w:r>
+              <w:rPr>
+                <w:rStyle w:val="FunctionTok"/>
+              </w:rPr>
+              <w:t xml:space="preserve">c</w:t>
+            </w:r>
+            <w:r>
+              <w:rPr>
+                <w:rStyle w:val="NormalTok"/>
+              </w:rPr>
+              <w:t xml:space="preserve">(</w:t>
+            </w:r>
+            <w:r>
+              <w:rPr>
+                <w:rStyle w:val="SpecialCharTok"/>
+              </w:rPr>
+              <w:t xml:space="preserve">-</w:t>
+            </w:r>
+            <w:r>
+              <w:rPr>
+                <w:rStyle w:val="DecValTok"/>
+              </w:rPr>
+              <w:t xml:space="preserve">2</w:t>
+            </w:r>
+            <w:r>
+              <w:rPr>
+                <w:rStyle w:val="NormalTok"/>
+              </w:rPr>
+              <w:t xml:space="preserve">, </w:t>
+            </w:r>
+            <w:r>
+              <w:rPr>
+                <w:rStyle w:val="DecValTok"/>
+              </w:rPr>
+              <w:t xml:space="preserve">2</w:t>
+            </w:r>
+            <w:r>
+              <w:rPr>
+                <w:rStyle w:val="NormalTok"/>
+              </w:rPr>
+              <w:t xml:space="preserve">), </w:t>
+            </w:r>
+            <w:r>
+              <w:rPr>
+                <w:rStyle w:val="AttributeTok"/>
+              </w:rPr>
+              <w:t xml:space="preserve">y =</w:t>
+            </w:r>
+            <w:r>
+              <w:rPr>
+                <w:rStyle w:val="NormalTok"/>
+              </w:rPr>
+              <w:t xml:space="preserve"> </w:t>
+            </w:r>
+            <w:r>
+              <w:rPr>
+                <w:rStyle w:val="FunctionTok"/>
+              </w:rPr>
+              <w:t xml:space="preserve">c</w:t>
+            </w:r>
+            <w:r>
+              <w:rPr>
+                <w:rStyle w:val="NormalTok"/>
+              </w:rPr>
+              <w:t xml:space="preserve">(</w:t>
+            </w:r>
+            <w:r>
+              <w:rPr>
+                <w:rStyle w:val="DecValTok"/>
+              </w:rPr>
+              <w:t xml:space="preserve">4</w:t>
+            </w:r>
+            <w:r>
+              <w:rPr>
+                <w:rStyle w:val="NormalTok"/>
+              </w:rPr>
+              <w:t xml:space="preserve">, </w:t>
+            </w:r>
+            <w:r>
+              <w:rPr>
+                <w:rStyle w:val="DecValTok"/>
+              </w:rPr>
+              <w:t xml:space="preserve">4</w:t>
+            </w:r>
+            <w:r>
+              <w:rPr>
+                <w:rStyle w:val="NormalTok"/>
+              </w:rPr>
+              <w:t xml:space="preserve">))</w:t>
+            </w:r>
+            <w:r>
+              <w:br/>
+            </w:r>
+            <w:r>
+              <w:br/>
+            </w:r>
+            <w:r>
+              <w:rPr>
+                <w:rStyle w:val="NormalTok"/>
+              </w:rPr>
+              <w:t xml:space="preserve">not_invertible_plot </w:t>
+            </w:r>
+            <w:r>
+              <w:rPr>
+                <w:rStyle w:val="OtherTok"/>
+              </w:rPr>
+              <w:t xml:space="preserve">&lt;-</w:t>
+            </w:r>
+            <w:r>
+              <w:rPr>
+                <w:rStyle w:val="NormalTok"/>
+              </w:rPr>
+              <w:t xml:space="preserve"> ggplot2</w:t>
+            </w:r>
+            <w:r>
+              <w:rPr>
+                <w:rStyle w:val="SpecialCharTok"/>
+              </w:rPr>
+              <w:t xml:space="preserve">::</w:t>
+            </w:r>
+            <w:r>
+              <w:rPr>
+                <w:rStyle w:val="FunctionTok"/>
+              </w:rPr>
+              <w:t xml:space="preserve">ggplot</w:t>
+            </w:r>
+            <w:r>
+              <w:rPr>
+                <w:rStyle w:val="NormalTok"/>
+              </w:rPr>
+              <w:t xml:space="preserve">() </w:t>
+            </w:r>
+            <w:r>
+              <w:rPr>
+                <w:rStyle w:val="SpecialCharTok"/>
+              </w:rPr>
+              <w:t xml:space="preserve">+</w:t>
+            </w:r>
+            <w:r>
+              <w:br/>
+            </w:r>
+            <w:r>
+              <w:rPr>
+                <w:rStyle w:val="NormalTok"/>
+              </w:rPr>
+              <w:t xml:space="preserve">  ggplot2</w:t>
+            </w:r>
+            <w:r>
+              <w:rPr>
+                <w:rStyle w:val="SpecialCharTok"/>
+              </w:rPr>
+              <w:t xml:space="preserve">::</w:t>
+            </w:r>
+            <w:r>
+              <w:rPr>
+                <w:rStyle w:val="FunctionTok"/>
+              </w:rPr>
+              <w:t xml:space="preserve">geom_hline</w:t>
+            </w:r>
+            <w:r>
+              <w:rPr>
+                <w:rStyle w:val="NormalTok"/>
+              </w:rPr>
+              <w:t xml:space="preserve">(</w:t>
+            </w:r>
+            <w:r>
+              <w:rPr>
+                <w:rStyle w:val="AttributeTok"/>
+              </w:rPr>
+              <w:t xml:space="preserve">yintercept =</w:t>
+            </w:r>
+            <w:r>
+              <w:rPr>
+                <w:rStyle w:val="NormalTok"/>
+              </w:rPr>
+              <w:t xml:space="preserve"> </w:t>
+            </w:r>
+            <w:r>
+              <w:rPr>
+                <w:rStyle w:val="DecValTok"/>
+              </w:rPr>
+              <w:t xml:space="preserve">4</w:t>
+            </w:r>
+            <w:r>
+              <w:rPr>
+                <w:rStyle w:val="NormalTok"/>
+              </w:rPr>
+              <w:t xml:space="preserve">, </w:t>
+            </w:r>
+            <w:r>
+              <w:rPr>
+                <w:rStyle w:val="AttributeTok"/>
+              </w:rPr>
+              <w:t xml:space="preserve">colour =</w:t>
+            </w:r>
+            <w:r>
+              <w:rPr>
+                <w:rStyle w:val="NormalTok"/>
+              </w:rPr>
+              <w:t xml:space="preserve"> </w:t>
+            </w:r>
+            <w:r>
+              <w:rPr>
+                <w:rStyle w:val="StringTok"/>
+              </w:rPr>
+              <w:t xml:space="preserve">"grey40"</w:t>
+            </w:r>
+            <w:r>
+              <w:rPr>
+                <w:rStyle w:val="NormalTok"/>
+              </w:rPr>
+              <w:t xml:space="preserve">, </w:t>
+            </w:r>
+            <w:r>
+              <w:rPr>
+                <w:rStyle w:val="AttributeTok"/>
+              </w:rPr>
+              <w:t xml:space="preserve">linetype =</w:t>
+            </w:r>
+            <w:r>
+              <w:rPr>
+                <w:rStyle w:val="NormalTok"/>
+              </w:rPr>
+              <w:t xml:space="preserve"> </w:t>
+            </w:r>
+            <w:r>
+              <w:rPr>
+                <w:rStyle w:val="StringTok"/>
+              </w:rPr>
+              <w:t xml:space="preserve">"dotted"</w:t>
+            </w:r>
+            <w:r>
+              <w:rPr>
+                <w:rStyle w:val="NormalTok"/>
+              </w:rPr>
+              <w:t xml:space="preserve">) </w:t>
+            </w:r>
+            <w:r>
+              <w:rPr>
+                <w:rStyle w:val="SpecialCharTok"/>
+              </w:rPr>
+              <w:t xml:space="preserve">+</w:t>
+            </w:r>
+            <w:r>
+              <w:br/>
+            </w:r>
+            <w:r>
+              <w:rPr>
+                <w:rStyle w:val="NormalTok"/>
+              </w:rPr>
+              <w:t xml:space="preserve">  ggplot2</w:t>
+            </w:r>
+            <w:r>
+              <w:rPr>
+                <w:rStyle w:val="SpecialCharTok"/>
+              </w:rPr>
+              <w:t xml:space="preserve">::</w:t>
+            </w:r>
+            <w:r>
+              <w:rPr>
+                <w:rStyle w:val="FunctionTok"/>
+              </w:rPr>
+              <w:t xml:space="preserve">geom_line</w:t>
+            </w:r>
+            <w:r>
+              <w:rPr>
+                <w:rStyle w:val="NormalTok"/>
+              </w:rPr>
+              <w:t xml:space="preserve">(</w:t>
+            </w:r>
+            <w:r>
+              <w:br/>
+            </w:r>
+            <w:r>
+              <w:rPr>
+                <w:rStyle w:val="NormalTok"/>
+              </w:rPr>
+              <w:t xml:space="preserve">    </w:t>
+            </w:r>
+            <w:r>
+              <w:rPr>
+                <w:rStyle w:val="AttributeTok"/>
+              </w:rPr>
+              <w:t xml:space="preserve">data =</w:t>
+            </w:r>
+            <w:r>
+              <w:rPr>
+                <w:rStyle w:val="NormalTok"/>
+              </w:rPr>
+              <w:t xml:space="preserve"> square_data,</w:t>
+            </w:r>
+            <w:r>
+              <w:br/>
+            </w:r>
+            <w:r>
+              <w:rPr>
+                <w:rStyle w:val="NormalTok"/>
+              </w:rPr>
+              <w:t xml:space="preserve">    ggplot2</w:t>
+            </w:r>
+            <w:r>
+              <w:rPr>
+                <w:rStyle w:val="SpecialCharTok"/>
+              </w:rPr>
+              <w:t xml:space="preserve">::</w:t>
+            </w:r>
+            <w:r>
+              <w:rPr>
+                <w:rStyle w:val="FunctionTok"/>
+              </w:rPr>
+              <w:t xml:space="preserve">aes</w:t>
+            </w:r>
+            <w:r>
+              <w:rPr>
+                <w:rStyle w:val="NormalTok"/>
+              </w:rPr>
+              <w:t xml:space="preserve">(</w:t>
+            </w:r>
+            <w:r>
+              <w:rPr>
+                <w:rStyle w:val="AttributeTok"/>
+              </w:rPr>
+              <w:t xml:space="preserve">x =</w:t>
+            </w:r>
+            <w:r>
+              <w:rPr>
+                <w:rStyle w:val="NormalTok"/>
+              </w:rPr>
+              <w:t xml:space="preserve"> x, </w:t>
+            </w:r>
+            <w:r>
+              <w:rPr>
+                <w:rStyle w:val="AttributeTok"/>
+              </w:rPr>
+              <w:t xml:space="preserve">y =</w:t>
+            </w:r>
+            <w:r>
+              <w:rPr>
+                <w:rStyle w:val="NormalTok"/>
+              </w:rPr>
+              <w:t xml:space="preserve"> y),</w:t>
+            </w:r>
+            <w:r>
+              <w:br/>
+            </w:r>
+            <w:r>
+              <w:rPr>
+                <w:rStyle w:val="NormalTok"/>
+              </w:rPr>
+              <w:t xml:space="preserve">    </w:t>
+            </w:r>
+            <w:r>
+              <w:rPr>
+                <w:rStyle w:val="AttributeTok"/>
+              </w:rPr>
+              <w:t xml:space="preserve">colour =</w:t>
+            </w:r>
+            <w:r>
+              <w:rPr>
+                <w:rStyle w:val="NormalTok"/>
+              </w:rPr>
+              <w:t xml:space="preserve"> </w:t>
+            </w:r>
+            <w:r>
+              <w:rPr>
+                <w:rStyle w:val="StringTok"/>
+              </w:rPr>
+              <w:t xml:space="preserve">"#0072B2"</w:t>
+            </w:r>
+            <w:r>
+              <w:br/>
+            </w:r>
+            <w:r>
+              <w:rPr>
+                <w:rStyle w:val="NormalTok"/>
+              </w:rPr>
+              <w:t xml:space="preserve">  ) </w:t>
+            </w:r>
+            <w:r>
+              <w:rPr>
+                <w:rStyle w:val="SpecialCharTok"/>
+              </w:rPr>
+              <w:t xml:space="preserve">+</w:t>
+            </w:r>
+            <w:r>
+              <w:br/>
+            </w:r>
+            <w:r>
+              <w:rPr>
+                <w:rStyle w:val="NormalTok"/>
+              </w:rPr>
+              <w:t xml:space="preserve">  ggplot2</w:t>
+            </w:r>
+            <w:r>
+              <w:rPr>
+                <w:rStyle w:val="SpecialCharTok"/>
+              </w:rPr>
+              <w:t xml:space="preserve">::</w:t>
+            </w:r>
+            <w:r>
+              <w:rPr>
+                <w:rStyle w:val="FunctionTok"/>
+              </w:rPr>
+              <w:t xml:space="preserve">geom_point</w:t>
+            </w:r>
+            <w:r>
+              <w:rPr>
+                <w:rStyle w:val="NormalTok"/>
+              </w:rPr>
+              <w:t xml:space="preserve">(</w:t>
+            </w:r>
+            <w:r>
+              <w:rPr>
+                <w:rStyle w:val="AttributeTok"/>
+              </w:rPr>
+              <w:t xml:space="preserve">data =</w:t>
+            </w:r>
+            <w:r>
+              <w:rPr>
+                <w:rStyle w:val="NormalTok"/>
+              </w:rPr>
+              <w:t xml:space="preserve"> marked, ggplot2</w:t>
+            </w:r>
+            <w:r>
+              <w:rPr>
+                <w:rStyle w:val="SpecialCharTok"/>
+              </w:rPr>
+              <w:t xml:space="preserve">::</w:t>
+            </w:r>
+            <w:r>
+              <w:rPr>
+                <w:rStyle w:val="FunctionTok"/>
+              </w:rPr>
+              <w:t xml:space="preserve">aes</w:t>
+            </w:r>
+            <w:r>
+              <w:rPr>
+                <w:rStyle w:val="NormalTok"/>
+              </w:rPr>
+              <w:t xml:space="preserve">(</w:t>
+            </w:r>
+            <w:r>
+              <w:rPr>
+                <w:rStyle w:val="AttributeTok"/>
+              </w:rPr>
+              <w:t xml:space="preserve">x =</w:t>
+            </w:r>
+            <w:r>
+              <w:rPr>
+                <w:rStyle w:val="NormalTok"/>
+              </w:rPr>
+              <w:t xml:space="preserve"> x, </w:t>
+            </w:r>
+            <w:r>
+              <w:rPr>
+                <w:rStyle w:val="AttributeTok"/>
+              </w:rPr>
+              <w:t xml:space="preserve">y =</w:t>
+            </w:r>
+            <w:r>
+              <w:rPr>
+                <w:rStyle w:val="NormalTok"/>
+              </w:rPr>
+              <w:t xml:space="preserve"> y), </w:t>
+            </w:r>
+            <w:r>
+              <w:rPr>
+                <w:rStyle w:val="AttributeTok"/>
+              </w:rPr>
+              <w:t xml:space="preserve">size =</w:t>
+            </w:r>
+            <w:r>
+              <w:rPr>
+                <w:rStyle w:val="NormalTok"/>
+              </w:rPr>
+              <w:t xml:space="preserve"> </w:t>
+            </w:r>
+            <w:r>
+              <w:rPr>
+                <w:rStyle w:val="DecValTok"/>
+              </w:rPr>
+              <w:t xml:space="preserve">3</w:t>
+            </w:r>
+            <w:r>
+              <w:rPr>
+                <w:rStyle w:val="NormalTok"/>
+              </w:rPr>
+              <w:t xml:space="preserve">) </w:t>
+            </w:r>
+            <w:r>
+              <w:rPr>
+                <w:rStyle w:val="SpecialCharTok"/>
+              </w:rPr>
+              <w:t xml:space="preserve">+</w:t>
+            </w:r>
+            <w:r>
+              <w:br/>
+            </w:r>
+            <w:r>
+              <w:rPr>
+                <w:rStyle w:val="NormalTok"/>
+              </w:rPr>
+              <w:t xml:space="preserve">  ggplot2</w:t>
+            </w:r>
+            <w:r>
+              <w:rPr>
+                <w:rStyle w:val="SpecialCharTok"/>
+              </w:rPr>
+              <w:t xml:space="preserve">::</w:t>
+            </w:r>
+            <w:r>
+              <w:rPr>
+                <w:rStyle w:val="FunctionTok"/>
+              </w:rPr>
+              <w:t xml:space="preserve">annotate</w:t>
+            </w:r>
+            <w:r>
+              <w:rPr>
+                <w:rStyle w:val="NormalTok"/>
+              </w:rPr>
+              <w:t xml:space="preserve">(</w:t>
+            </w:r>
+            <w:r>
+              <w:rPr>
+                <w:rStyle w:val="StringTok"/>
+              </w:rPr>
+              <w:t xml:space="preserve">"text"</w:t>
+            </w:r>
+            <w:r>
+              <w:rPr>
+                <w:rStyle w:val="NormalTok"/>
+              </w:rPr>
+              <w:t xml:space="preserve">, </w:t>
+            </w:r>
+            <w:r>
+              <w:rPr>
+                <w:rStyle w:val="AttributeTok"/>
+              </w:rPr>
+              <w:t xml:space="preserve">x =</w:t>
+            </w:r>
+            <w:r>
+              <w:rPr>
+                <w:rStyle w:val="NormalTok"/>
+              </w:rPr>
+              <w:t xml:space="preserve"> </w:t>
+            </w:r>
+            <w:r>
+              <w:rPr>
+                <w:rStyle w:val="SpecialCharTok"/>
+              </w:rPr>
+              <w:t xml:space="preserve">-</w:t>
+            </w:r>
+            <w:r>
+              <w:rPr>
+                <w:rStyle w:val="FloatTok"/>
+              </w:rPr>
+              <w:t xml:space="preserve">2.8</w:t>
+            </w:r>
+            <w:r>
+              <w:rPr>
+                <w:rStyle w:val="NormalTok"/>
+              </w:rPr>
+              <w:t xml:space="preserve">, </w:t>
+            </w:r>
+            <w:r>
+              <w:rPr>
+                <w:rStyle w:val="AttributeTok"/>
+              </w:rPr>
+              <w:t xml:space="preserve">y =</w:t>
+            </w:r>
+            <w:r>
+              <w:rPr>
+                <w:rStyle w:val="NormalTok"/>
+              </w:rPr>
+              <w:t xml:space="preserve"> </w:t>
+            </w:r>
+            <w:r>
+              <w:rPr>
+                <w:rStyle w:val="FloatTok"/>
+              </w:rPr>
+              <w:t xml:space="preserve">4.6</w:t>
+            </w:r>
+            <w:r>
+              <w:rPr>
+                <w:rStyle w:val="NormalTok"/>
+              </w:rPr>
+              <w:t xml:space="preserve">, </w:t>
+            </w:r>
+            <w:r>
+              <w:rPr>
+                <w:rStyle w:val="AttributeTok"/>
+              </w:rPr>
+              <w:t xml:space="preserve">label =</w:t>
+            </w:r>
+            <w:r>
+              <w:rPr>
+                <w:rStyle w:val="NormalTok"/>
+              </w:rPr>
+              <w:t xml:space="preserve"> </w:t>
+            </w:r>
+            <w:r>
+              <w:rPr>
+                <w:rStyle w:val="StringTok"/>
+              </w:rPr>
+              <w:t xml:space="preserve">"y = 4"</w:t>
+            </w:r>
+            <w:r>
+              <w:rPr>
+                <w:rStyle w:val="NormalTok"/>
+              </w:rPr>
+              <w:t xml:space="preserve">) </w:t>
+            </w:r>
+            <w:r>
+              <w:rPr>
+                <w:rStyle w:val="SpecialCharTok"/>
+              </w:rPr>
+              <w:t xml:space="preserve">+</w:t>
+            </w:r>
+            <w:r>
+              <w:br/>
+            </w:r>
+            <w:r>
+              <w:rPr>
+                <w:rStyle w:val="NormalTok"/>
+              </w:rPr>
+              <w:t xml:space="preserve">  ggplot2</w:t>
+            </w:r>
+            <w:r>
+              <w:rPr>
+                <w:rStyle w:val="SpecialCharTok"/>
+              </w:rPr>
+              <w:t xml:space="preserve">::</w:t>
+            </w:r>
+            <w:r>
+              <w:rPr>
+                <w:rStyle w:val="FunctionTok"/>
+              </w:rPr>
+              <w:t xml:space="preserve">scale_x_continuous</w:t>
+            </w:r>
+            <w:r>
+              <w:rPr>
+                <w:rStyle w:val="NormalTok"/>
+              </w:rPr>
+              <w:t xml:space="preserve">(</w:t>
+            </w:r>
+            <w:r>
+              <w:rPr>
+                <w:rStyle w:val="AttributeTok"/>
+              </w:rPr>
+              <w:t xml:space="preserve">breaks =</w:t>
+            </w:r>
+            <w:r>
+              <w:rPr>
+                <w:rStyle w:val="NormalTok"/>
+              </w:rPr>
+              <w:t xml:space="preserve"> </w:t>
+            </w:r>
+            <w:r>
+              <w:rPr>
+                <w:rStyle w:val="SpecialCharTok"/>
+              </w:rPr>
+              <w:t xml:space="preserve">-</w:t>
+            </w:r>
+            <w:r>
+              <w:rPr>
+                <w:rStyle w:val="DecValTok"/>
+              </w:rPr>
+              <w:t xml:space="preserve">3</w:t>
+            </w:r>
+            <w:r>
+              <w:rPr>
+                <w:rStyle w:val="SpecialCharTok"/>
+              </w:rPr>
+              <w:t xml:space="preserve">:</w:t>
+            </w:r>
+            <w:r>
+              <w:rPr>
+                <w:rStyle w:val="DecValTok"/>
+              </w:rPr>
+              <w:t xml:space="preserve">3</w:t>
+            </w:r>
+            <w:r>
+              <w:rPr>
+                <w:rStyle w:val="NormalTok"/>
+              </w:rPr>
+              <w:t xml:space="preserve">) </w:t>
+            </w:r>
+            <w:r>
+              <w:rPr>
+                <w:rStyle w:val="SpecialCharTok"/>
+              </w:rPr>
+              <w:t xml:space="preserve">+</w:t>
+            </w:r>
+            <w:r>
+              <w:br/>
+            </w:r>
+            <w:r>
+              <w:rPr>
+                <w:rStyle w:val="NormalTok"/>
+              </w:rPr>
+              <w:t xml:space="preserve">  ggplot2</w:t>
+            </w:r>
+            <w:r>
+              <w:rPr>
+                <w:rStyle w:val="SpecialCharTok"/>
+              </w:rPr>
+              <w:t xml:space="preserve">::</w:t>
+            </w:r>
+            <w:r>
+              <w:rPr>
+                <w:rStyle w:val="FunctionTok"/>
+              </w:rPr>
+              <w:t xml:space="preserve">labs</w:t>
+            </w:r>
+            <w:r>
+              <w:rPr>
+                <w:rStyle w:val="NormalTok"/>
+              </w:rPr>
+              <w:t xml:space="preserve">(</w:t>
+            </w:r>
+            <w:r>
+              <w:rPr>
+                <w:rStyle w:val="AttributeTok"/>
+              </w:rPr>
+              <w:t xml:space="preserve">x =</w:t>
+            </w:r>
+            <w:r>
+              <w:rPr>
+                <w:rStyle w:val="NormalTok"/>
+              </w:rPr>
+              <w:t xml:space="preserve"> </w:t>
+            </w:r>
+            <w:r>
+              <w:rPr>
+                <w:rStyle w:val="StringTok"/>
+              </w:rPr>
+              <w:t xml:space="preserve">"x"</w:t>
+            </w:r>
+            <w:r>
+              <w:rPr>
+                <w:rStyle w:val="NormalTok"/>
+              </w:rPr>
+              <w:t xml:space="preserve">, </w:t>
+            </w:r>
+            <w:r>
+              <w:rPr>
+                <w:rStyle w:val="AttributeTok"/>
+              </w:rPr>
+              <w:t xml:space="preserve">y =</w:t>
+            </w:r>
+            <w:r>
+              <w:rPr>
+                <w:rStyle w:val="NormalTok"/>
+              </w:rPr>
+              <w:t xml:space="preserve"> </w:t>
+            </w:r>
+            <w:r>
+              <w:rPr>
+                <w:rStyle w:val="StringTok"/>
+              </w:rPr>
+              <w:t xml:space="preserve">"h(x) = x^2"</w:t>
+            </w:r>
+            <w:r>
+              <w:rPr>
+                <w:rStyle w:val="NormalTok"/>
+              </w:rPr>
+              <w:t xml:space="preserve">) </w:t>
+            </w:r>
+            <w:r>
+              <w:rPr>
+                <w:rStyle w:val="SpecialCharTok"/>
+              </w:rPr>
+              <w:t xml:space="preserve">+</w:t>
+            </w:r>
+            <w:r>
+              <w:br/>
+            </w:r>
+            <w:r>
+              <w:rPr>
+                <w:rStyle w:val="NormalTok"/>
+              </w:rPr>
+              <w:t xml:space="preserve">  ggplot2</w:t>
+            </w:r>
+            <w:r>
+              <w:rPr>
+                <w:rStyle w:val="SpecialCharTok"/>
+              </w:rPr>
+              <w:t xml:space="preserve">::</w:t>
+            </w:r>
+            <w:r>
+              <w:rPr>
+                <w:rStyle w:val="FunctionTok"/>
+              </w:rPr>
+              <w:t xml:space="preserve">theme_minimal</w:t>
+            </w:r>
+            <w:r>
+              <w:rPr>
+                <w:rStyle w:val="NormalTok"/>
+              </w:rPr>
+              <w:t xml:space="preserve">()</w:t>
+            </w:r>
+            <w:r>
+              <w:br/>
+            </w:r>
+            <w:r>
+              <w:br/>
+            </w:r>
+            <w:r>
+              <w:rPr>
+                <w:rStyle w:val="ControlFlowTok"/>
+              </w:rPr>
+              <w:t xml:space="preserve">if</w:t>
+            </w:r>
+            <w:r>
+              <w:rPr>
+                <w:rStyle w:val="NormalTok"/>
+              </w:rPr>
+              <w:t xml:space="preserve"> (knitr</w:t>
+            </w:r>
+            <w:r>
+              <w:rPr>
+                <w:rStyle w:val="SpecialCharTok"/>
+              </w:rPr>
+              <w:t xml:space="preserve">::</w:t>
+            </w:r>
+            <w:r>
+              <w:rPr>
+                <w:rStyle w:val="FunctionTok"/>
+              </w:rPr>
+              <w:t xml:space="preserve">is_html_output</w:t>
+            </w:r>
+            <w:r>
+              <w:rPr>
+                <w:rStyle w:val="NormalTok"/>
+              </w:rPr>
+              <w:t xml:space="preserve">()) {</w:t>
+            </w:r>
+            <w:r>
+              <w:br/>
+            </w:r>
+            <w:r>
+              <w:rPr>
+                <w:rStyle w:val="NormalTok"/>
+              </w:rPr>
+              <w:t xml:space="preserve">  htmltools</w:t>
+            </w:r>
+            <w:r>
+              <w:rPr>
+                <w:rStyle w:val="SpecialCharTok"/>
+              </w:rPr>
+              <w:t xml:space="preserve">::</w:t>
+            </w:r>
+            <w:r>
+              <w:rPr>
+                <w:rStyle w:val="FunctionTok"/>
+              </w:rPr>
+              <w:t xml:space="preserve">div</w:t>
+            </w:r>
+            <w:r>
+              <w:rPr>
+                <w:rStyle w:val="NormalTok"/>
+              </w:rPr>
+              <w:t xml:space="preserve">(</w:t>
+            </w:r>
+            <w:r>
+              <w:br/>
+            </w:r>
+            <w:r>
+              <w:rPr>
+                <w:rStyle w:val="NormalTok"/>
+              </w:rPr>
+              <w:t xml:space="preserve">    </w:t>
+            </w:r>
+            <w:r>
+              <w:rPr>
+                <w:rStyle w:val="AttributeTok"/>
+              </w:rPr>
+              <w:t xml:space="preserve">role =</w:t>
+            </w:r>
+            <w:r>
+              <w:rPr>
+                <w:rStyle w:val="NormalTok"/>
+              </w:rPr>
+              <w:t xml:space="preserve"> </w:t>
+            </w:r>
+            <w:r>
+              <w:rPr>
+                <w:rStyle w:val="StringTok"/>
+              </w:rPr>
+              <w:t xml:space="preserve">"img"</w:t>
+            </w:r>
+            <w:r>
+              <w:rPr>
+                <w:rStyle w:val="NormalTok"/>
+              </w:rPr>
+              <w:t xml:space="preserve">,</w:t>
+            </w:r>
+            <w:r>
+              <w:br/>
+            </w:r>
+            <w:r>
+              <w:rPr>
+                <w:rStyle w:val="NormalTok"/>
+              </w:rPr>
+              <w:t xml:space="preserve">    </w:t>
+            </w:r>
+            <w:r>
+              <w:rPr>
+                <w:rStyle w:val="StringTok"/>
+              </w:rPr>
+              <w:t xml:space="preserve">`</w:t>
+            </w:r>
+            <w:r>
+              <w:rPr>
+                <w:rStyle w:val="AttributeTok"/>
+              </w:rPr>
+              <w:t xml:space="preserve">aria-label</w:t>
+            </w:r>
+            <w:r>
+              <w:rPr>
+                <w:rStyle w:val="StringTok"/>
+              </w:rPr>
+              <w:t xml:space="preserve">`</w:t>
+            </w:r>
+            <w:r>
+              <w:rPr>
+                <w:rStyle w:val="NormalTok"/>
+              </w:rPr>
+              <w:t xml:space="preserve"> </w:t>
+            </w:r>
+            <w:r>
+              <w:rPr>
+                <w:rStyle w:val="OtherTok"/>
+              </w:rPr>
+              <w:t xml:space="preserve">=</w:t>
+            </w:r>
+            <w:r>
+              <w:rPr>
+                <w:rStyle w:val="NormalTok"/>
+              </w:rPr>
+              <w:t xml:space="preserve"> fig_alt,</w:t>
+            </w:r>
+            <w:r>
+              <w:br/>
+            </w:r>
+            <w:r>
+              <w:rPr>
+                <w:rStyle w:val="NormalTok"/>
+              </w:rPr>
+              <w:t xml:space="preserve">    plotly</w:t>
+            </w:r>
+            <w:r>
+              <w:rPr>
+                <w:rStyle w:val="SpecialCharTok"/>
+              </w:rPr>
+              <w:t xml:space="preserve">::</w:t>
+            </w:r>
+            <w:r>
+              <w:rPr>
+                <w:rStyle w:val="FunctionTok"/>
+              </w:rPr>
+              <w:t xml:space="preserve">ggplotly</w:t>
+            </w:r>
+            <w:r>
+              <w:rPr>
+                <w:rStyle w:val="NormalTok"/>
+              </w:rPr>
+              <w:t xml:space="preserve">(not_invertible_plot)</w:t>
+            </w:r>
+            <w:r>
+              <w:br/>
+            </w:r>
+            <w:r>
+              <w:rPr>
+                <w:rStyle w:val="NormalTok"/>
+              </w:rPr>
+              <w:t xml:space="preserve">  )</w:t>
+            </w:r>
+            <w:r>
+              <w:br/>
+            </w:r>
+            <w:r>
+              <w:rPr>
+                <w:rStyle w:val="NormalTok"/>
+              </w:rPr>
+              <w:t xml:space="preserve">} </w:t>
+            </w:r>
+            <w:r>
+              <w:rPr>
+                <w:rStyle w:val="ControlFlowTok"/>
+              </w:rPr>
+              <w:t xml:space="preserve">else</w:t>
+            </w:r>
+            <w:r>
+              <w:rPr>
+                <w:rStyle w:val="NormalTok"/>
+              </w:rPr>
+              <w:t xml:space="preserve"> {</w:t>
+            </w:r>
+            <w:r>
+              <w:br/>
+            </w:r>
+            <w:r>
+              <w:rPr>
+                <w:rStyle w:val="NormalTok"/>
+              </w:rPr>
+              <w:t xml:space="preserve">  not_invertible_plot</w:t>
+            </w:r>
+            <w:r>
+              <w:br/>
+            </w:r>
+            <w:r>
+              <w:rPr>
+                <w:rStyle w:val="NormalTok"/>
+              </w:rPr>
+              <w:t xml:space="preserve">}</w:t>
+            </w:r>
+          </w:p>
+          <w:p>
+            <w:pPr>
+              <w:jc w:val="center"/>
+            </w:pPr>
+            <w:r>
+              <w:drawing>
+                <wp:inline>
+                  <wp:extent cx="4620126" cy="3696101"/>
+                  <wp:effectExtent b="0" l="0" r="0" t="0"/>
+                  <wp:docPr descr="" title="" id="67" name="Picture"/>
+                  <a:graphic>
+                    <a:graphicData uri="http://schemas.openxmlformats.org/drawingml/2006/picture">
+                      <pic:pic>
+                        <pic:nvPicPr>
+                          <pic:cNvPr descr="functions_files/figure-docx/not-invertible-plot-1.png" id="68" name="Picture"/>
+                          <pic:cNvPicPr>
+                            <a:picLocks noChangeArrowheads="1" noChangeAspect="1"/>
+                          </pic:cNvPicPr>
+                        </pic:nvPicPr>
+                        <pic:blipFill>
+                          <a:blip r:embed="rId66"/>
+                          <a:stretch>
+                            <a:fillRect/>
+                          </a:stretch>
+                        </pic:blipFill>
+                        <pic:spPr bwMode="auto">
+                          <a:xfrm>
+                            <a:off x="0" y="0"/>
+                            <a:ext cx="4620126" cy="3696101"/>
+                          </a:xfrm>
+                          <a:prstGeom prst="rect">
+                            <a:avLst/>
+                          </a:prstGeom>
+                          <a:noFill/>
+                          <a:ln w="9525">
+                            <a:noFill/>
+                            <a:headEnd/>
+                            <a:tailEnd/>
+                          </a:ln>
+                        </pic:spPr>
+                      </pic:pic>
+                    </a:graphicData>
+                  </a:graphic>
+                </wp:inline>
+              </w:drawing>
+            </w:r>
+          </w:p>
+          <w:p>
+            <w:pPr>
+              <w:jc w:val="center"/>
+            </w:pPr>
+            <w:pPr>
+              <w:jc w:val="left"/>
+              <w:spacing w:before="200"/>
+              <w:pStyle w:val="ImageCaption"/>
+            </w:pPr>
+            <w:r>
+              <w:t xml:space="preserve">Figure 7: The horizontal line</w:t>
+            </w:r>
+            <w:r>
+              <w:t xml:space="preserve"> </w:t>
+            </w:r>
+            <m:oMath>
+              <m:r>
+                <m:t>y</m:t>
+              </m:r>
+              <m:r>
+                <m:rPr>
+                  <m:sty m:val="p"/>
+                </m:rPr>
+                <m:t>=</m:t>
+              </m:r>
+              <m:r>
+                <m:t>4</m:t>
+              </m:r>
+            </m:oMath>
+            <w:r>
+              <w:t xml:space="preserve"> </w:t>
+            </w:r>
+            <w:r>
+              <w:t xml:space="preserve">meets the</w:t>
+            </w:r>
+            <w:r>
+              <w:t xml:space="preserve"> </w:t>
+            </w:r>
+            <w:hyperlink w:anchor="def-graph">
+              <w:r>
+                <w:rPr>
+                  <w:rStyle w:val="Hyperlink"/>
+                </w:rPr>
+                <w:t xml:space="preserve">graph</w:t>
+              </w:r>
+            </w:hyperlink>
+            <w:r>
+              <w:t xml:space="preserve"> </w:t>
+            </w:r>
+            <w:r>
+              <w:t xml:space="preserve">of</w:t>
+            </w:r>
+            <w:r>
+              <w:t xml:space="preserve"> </w:t>
+            </w:r>
+            <m:oMath>
+              <m:r>
+                <m:t>h</m:t>
+              </m:r>
+              <m:r>
+                <m:rPr>
+                  <m:sty m:val="p"/>
+                </m:rPr>
+                <m:t>(</m:t>
+              </m:r>
+              <m:r>
+                <m:t>x</m:t>
+              </m:r>
+              <m:r>
+                <m:rPr>
+                  <m:sty m:val="p"/>
+                </m:rPr>
+                <m:t>)</m:t>
+              </m:r>
+              <m:r>
+                <m:rPr>
+                  <m:sty m:val="p"/>
+                </m:rPr>
+                <m:t>=</m:t>
+              </m:r>
+              <m:sSup>
+                <m:e>
+                  <m:r>
+                    <m:t>x</m:t>
+                  </m:r>
+                </m:e>
+                <m:sup>
+                  <m:r>
+                    <m:t>2</m:t>
+                  </m:r>
+                </m:sup>
+              </m:sSup>
+            </m:oMath>
+            <w:r>
+              <w:t xml:space="preserve"> </w:t>
+            </w:r>
+            <w:r>
+              <w:t xml:space="preserve">twice, at</w:t>
+            </w:r>
+            <w:r>
+              <w:t xml:space="preserve"> </w:t>
+            </w:r>
+            <m:oMath>
+              <m:r>
+                <m:t>x</m:t>
+              </m:r>
+              <m:r>
+                <m:rPr>
+                  <m:sty m:val="p"/>
+                </m:rPr>
+                <m:t>=</m:t>
+              </m:r>
+              <m:r>
+                <m:rPr>
+                  <m:sty m:val="p"/>
+                </m:rPr>
+                <m:t>−</m:t>
+              </m:r>
+              <m:r>
+                <m:t>2</m:t>
+              </m:r>
+            </m:oMath>
+            <w:r>
+              <w:t xml:space="preserve"> </w:t>
+            </w:r>
+            <w:r>
+              <w:t xml:space="preserve">and</w:t>
+            </w:r>
+            <w:r>
+              <w:t xml:space="preserve"> </w:t>
+            </w:r>
+            <m:oMath>
+              <m:r>
+                <m:t>x</m:t>
+              </m:r>
+              <m:r>
+                <m:rPr>
+                  <m:sty m:val="p"/>
+                </m:rPr>
+                <m:t>=</m:t>
+              </m:r>
+              <m:r>
+                <m:t>2</m:t>
+              </m:r>
+            </m:oMath>
+            <w:r>
+              <w:t xml:space="preserve">,</w:t>
+            </w:r>
+            <w:r>
+              <w:t xml:space="preserve"> </w:t>
+            </w:r>
+            <w:r>
+              <w:t xml:space="preserve">so</w:t>
+            </w:r>
+            <w:r>
+              <w:t xml:space="preserve"> </w:t>
+            </w:r>
+            <m:oMath>
+              <m:r>
+                <m:t>h</m:t>
+              </m:r>
+            </m:oMath>
+            <w:r>
+              <w:t xml:space="preserve"> </w:t>
+            </w:r>
+            <w:r>
+              <w:t xml:space="preserve">has no</w:t>
+            </w:r>
+            <w:r>
+              <w:t xml:space="preserve"> </w:t>
+            </w:r>
+            <w:hyperlink w:anchor="def-inverse-function">
+              <w:r>
+                <w:rPr>
+                  <w:rStyle w:val="Hyperlink"/>
+                </w:rPr>
+                <w:t xml:space="preserve">inverse function</w:t>
+              </w:r>
+            </w:hyperlink>
+            <w:r>
+              <w:t xml:space="preserve">.</w:t>
+            </w:r>
+          </w:p>
+          <w:bookmarkEnd w:id="69"/>
+        </w:tc>
+      </w:tr>
+    </w:tbl>
+    <w:bookmarkStart w:id="71" w:name="def-elementwise-function"/>
     <w:p>
       <w:pPr>
-        <w:pStyle w:val="FirstParagraph"/>
+        <w:pStyle w:val="BodyText"/>
       </w:pPr>
       <w:r>
         <w:rPr>
@@ -16248,7 +22177,7 @@
       <w:r>
         <w:t xml:space="preserve">with itself (</w:t>
       </w:r>
-      <w:hyperlink r:id="rId58">
+      <w:hyperlink r:id="rId70">
         <w:r>
           <w:rPr>
             <w:rStyle w:val="Hyperlink"/>
@@ -16260,8 +22189,8 @@
         <w:t xml:space="preserve">).</w:t>
       </w:r>
     </w:p>
-    <w:bookmarkEnd w:id="59"/>
-    <w:bookmarkStart w:id="60" w:name="exm-elementwise-function"/>
+    <w:bookmarkEnd w:id="71"/>
+    <w:bookmarkStart w:id="72" w:name="exm-elementwise-function"/>
     <w:p>
       <w:pPr>
         <w:pStyle w:val="BodyText"/>
@@ -16708,8 +22637,8 @@
         <w:t xml:space="preserve">in the same position.</w:t>
       </w:r>
     </w:p>
-    <w:bookmarkEnd w:id="60"/>
-    <w:bookmarkStart w:id="62" w:name="rem-elementwise-function-notation"/>
+    <w:bookmarkEnd w:id="72"/>
+    <w:bookmarkStart w:id="74" w:name="rem-elementwise-function-notation"/>
     <w:p>
       <w:pPr>
         <w:pStyle w:val="BodyText"/>
@@ -16822,7 +22751,7 @@
       <w:r>
         <w:t xml:space="preserve"> </w:t>
       </w:r>
-      <w:hyperlink r:id="rId61">
+      <w:hyperlink r:id="rId73">
         <w:r>
           <w:rPr>
             <w:rStyle w:val="Hyperlink"/>
@@ -16978,8 +22907,8 @@
         <w:t xml:space="preserve">.</w:t>
       </w:r>
     </w:p>
-    <w:bookmarkEnd w:id="62"/>
-    <w:bookmarkStart w:id="63" w:name="def-operator"/>
+    <w:bookmarkEnd w:id="74"/>
+    <w:bookmarkStart w:id="75" w:name="def-operator"/>
     <w:p>
       <w:pPr>
         <w:pStyle w:val="FirstParagraph"/>
@@ -17071,8 +23000,8 @@
         <w:t xml:space="preserve">are both functions or both vectors.</w:t>
       </w:r>
     </w:p>
-    <w:bookmarkEnd w:id="63"/>
-    <w:bookmarkStart w:id="64" w:name="exm-operator"/>
+    <w:bookmarkEnd w:id="75"/>
+    <w:bookmarkStart w:id="76" w:name="exm-operator"/>
     <w:p>
       <w:pPr>
         <w:pStyle w:val="BodyText"/>
@@ -17320,8 +23249,8 @@
         <w:t xml:space="preserve">.</w:t>
       </w:r>
     </w:p>
-    <w:bookmarkEnd w:id="64"/>
-    <w:bookmarkStart w:id="66" w:name="rem-operator"/>
+    <w:bookmarkEnd w:id="76"/>
+    <w:bookmarkStart w:id="78" w:name="rem-operator"/>
     <w:p>
       <w:pPr>
         <w:pStyle w:val="BodyText"/>
@@ -17363,7 +23292,7 @@
       <w:r>
         <w:t xml:space="preserve"> </w:t>
       </w:r>
-      <w:hyperlink r:id="rId65">
+      <w:hyperlink r:id="rId77">
         <w:r>
           <w:rPr>
             <w:rStyle w:val="Hyperlink"/>
@@ -17375,8 +23304,8 @@
         <w:t xml:space="preserve">.</w:t>
       </w:r>
     </w:p>
-    <w:bookmarkEnd w:id="66"/>
-    <w:bookmarkStart w:id="67" w:name="def-functional"/>
+    <w:bookmarkEnd w:id="78"/>
+    <w:bookmarkStart w:id="79" w:name="def-functional"/>
     <w:p>
       <w:pPr>
         <w:pStyle w:val="BodyText"/>
@@ -17474,8 +23403,8 @@
         <w:t xml:space="preserve">are real numbers.</w:t>
       </w:r>
     </w:p>
-    <w:bookmarkEnd w:id="67"/>
-    <w:bookmarkStart w:id="69" w:name="exm-functional"/>
+    <w:bookmarkEnd w:id="79"/>
+    <w:bookmarkStart w:id="81" w:name="exm-functional"/>
     <w:p>
       <w:pPr>
         <w:pStyle w:val="BodyText"/>
@@ -17797,7 +23726,7 @@
       <w:r>
         <w:t xml:space="preserve"> </w:t>
       </w:r>
-      <w:hyperlink r:id="rId68">
+      <w:hyperlink r:id="rId80">
         <w:r>
           <w:rPr>
             <w:rStyle w:val="Hyperlink"/>
@@ -17934,8 +23863,8 @@
         <w:t xml:space="preserve">because its values are functions, not numbers.</w:t>
       </w:r>
     </w:p>
-    <w:bookmarkEnd w:id="69"/>
-    <w:bookmarkStart w:id="71" w:name="def-sequence"/>
+    <w:bookmarkEnd w:id="81"/>
+    <w:bookmarkStart w:id="83" w:name="def-sequence"/>
     <w:p>
       <w:pPr>
         <w:pStyle w:val="BodyText"/>
@@ -18039,7 +23968,7 @@
       <w:r>
         <w:t xml:space="preserve"> </w:t>
       </w:r>
-      <w:hyperlink r:id="rId70">
+      <w:hyperlink r:id="rId82">
         <w:r>
           <w:rPr>
             <w:rStyle w:val="Hyperlink"/>
@@ -18229,8 +24158,8 @@
         <w:t xml:space="preserve">.</w:t>
       </w:r>
     </w:p>
-    <w:bookmarkEnd w:id="71"/>
-    <w:bookmarkStart w:id="72" w:name="def-sequence-term"/>
+    <w:bookmarkEnd w:id="83"/>
+    <w:bookmarkStart w:id="84" w:name="def-sequence-term"/>
     <w:p>
       <w:pPr>
         <w:pStyle w:val="BodyText"/>
@@ -18342,8 +24271,8 @@
         <w:t xml:space="preserve">.</w:t>
       </w:r>
     </w:p>
-    <w:bookmarkEnd w:id="72"/>
-    <w:bookmarkStart w:id="73" w:name="exm-sequence"/>
+    <w:bookmarkEnd w:id="84"/>
+    <w:bookmarkStart w:id="85" w:name="exm-sequence"/>
     <w:p>
       <w:pPr>
         <w:pStyle w:val="BodyText"/>
@@ -18917,11 +24846,1290 @@
         <w:t xml:space="preserve">but as a sequence, the order and the repeats matter.</w:t>
       </w:r>
     </w:p>
-    <w:bookmarkEnd w:id="73"/>
-    <w:bookmarkStart w:id="74" w:name="def-finite-sequence"/>
+    <w:bookmarkEnd w:id="85"/>
+    <w:tbl>
+      <w:tblPr>
+        <w:tblStyle w:val="Table"/>
+        <w:tblW w:type="pct" w:w="5000"/>
+        <w:tblLayout w:type="fixed"/>
+        <w:tblLook w:firstRow="0" w:lastRow="0" w:firstColumn="0" w:lastColumn="0" w:noHBand="0" w:noVBand="0" w:val="0000"/>
+      </w:tblPr>
+      <w:tblGrid>
+        <w:gridCol w:w="7920"/>
+      </w:tblGrid>
+      <w:tr>
+        <w:tc>
+          <w:tcPr/>
+          <w:bookmarkStart w:id="89" w:name="fig-sequences"/>
+          <w:p>
+            <w:pPr>
+              <w:pStyle w:val="SourceCode"/>
+              <w:jc w:val="center"/>
+            </w:pPr>
+            <w:r>
+              <w:rPr>
+                <w:rStyle w:val="NormalTok"/>
+              </w:rPr>
+              <w:t xml:space="preserve">n </w:t>
+            </w:r>
+            <w:r>
+              <w:rPr>
+                <w:rStyle w:val="OtherTok"/>
+              </w:rPr>
+              <w:t xml:space="preserve">&lt;-</w:t>
+            </w:r>
+            <w:r>
+              <w:rPr>
+                <w:rStyle w:val="NormalTok"/>
+              </w:rPr>
+              <w:t xml:space="preserve"> </w:t>
+            </w:r>
+            <w:r>
+              <w:rPr>
+                <w:rStyle w:val="DecValTok"/>
+              </w:rPr>
+              <w:t xml:space="preserve">1</w:t>
+            </w:r>
+            <w:r>
+              <w:rPr>
+                <w:rStyle w:val="SpecialCharTok"/>
+              </w:rPr>
+              <w:t xml:space="preserve">:</w:t>
+            </w:r>
+            <w:r>
+              <w:rPr>
+                <w:rStyle w:val="DecValTok"/>
+              </w:rPr>
+              <w:t xml:space="preserve">10</w:t>
+            </w:r>
+            <w:r>
+              <w:br/>
+            </w:r>
+            <w:r>
+              <w:rPr>
+                <w:rStyle w:val="NormalTok"/>
+              </w:rPr>
+              <w:t xml:space="preserve">sequence_labels </w:t>
+            </w:r>
+            <w:r>
+              <w:rPr>
+                <w:rStyle w:val="OtherTok"/>
+              </w:rPr>
+              <w:t xml:space="preserve">&lt;-</w:t>
+            </w:r>
+            <w:r>
+              <w:rPr>
+                <w:rStyle w:val="NormalTok"/>
+              </w:rPr>
+              <w:t xml:space="preserve"> </w:t>
+            </w:r>
+            <w:r>
+              <w:rPr>
+                <w:rStyle w:val="FunctionTok"/>
+              </w:rPr>
+              <w:t xml:space="preserve">c</w:t>
+            </w:r>
+            <w:r>
+              <w:rPr>
+                <w:rStyle w:val="NormalTok"/>
+              </w:rPr>
+              <w:t xml:space="preserve">(</w:t>
+            </w:r>
+            <w:r>
+              <w:rPr>
+                <w:rStyle w:val="StringTok"/>
+              </w:rPr>
+              <w:t xml:space="preserve">"a_n = 1/n"</w:t>
+            </w:r>
+            <w:r>
+              <w:rPr>
+                <w:rStyle w:val="NormalTok"/>
+              </w:rPr>
+              <w:t xml:space="preserve">, </w:t>
+            </w:r>
+            <w:r>
+              <w:rPr>
+                <w:rStyle w:val="StringTok"/>
+              </w:rPr>
+              <w:t xml:space="preserve">"b_n = (-1)^n"</w:t>
+            </w:r>
+            <w:r>
+              <w:rPr>
+                <w:rStyle w:val="NormalTok"/>
+              </w:rPr>
+              <w:t xml:space="preserve">)</w:t>
+            </w:r>
+            <w:r>
+              <w:br/>
+            </w:r>
+            <w:r>
+              <w:rPr>
+                <w:rStyle w:val="NormalTok"/>
+              </w:rPr>
+              <w:t xml:space="preserve">sequences </w:t>
+            </w:r>
+            <w:r>
+              <w:rPr>
+                <w:rStyle w:val="OtherTok"/>
+              </w:rPr>
+              <w:t xml:space="preserve">&lt;-</w:t>
+            </w:r>
+            <w:r>
+              <w:rPr>
+                <w:rStyle w:val="NormalTok"/>
+              </w:rPr>
+              <w:t xml:space="preserve"> </w:t>
+            </w:r>
+            <w:r>
+              <w:rPr>
+                <w:rStyle w:val="FunctionTok"/>
+              </w:rPr>
+              <w:t xml:space="preserve">data.frame</w:t>
+            </w:r>
+            <w:r>
+              <w:rPr>
+                <w:rStyle w:val="NormalTok"/>
+              </w:rPr>
+              <w:t xml:space="preserve">(</w:t>
+            </w:r>
+            <w:r>
+              <w:br/>
+            </w:r>
+            <w:r>
+              <w:rPr>
+                <w:rStyle w:val="NormalTok"/>
+              </w:rPr>
+              <w:t xml:space="preserve">  </w:t>
+            </w:r>
+            <w:r>
+              <w:rPr>
+                <w:rStyle w:val="AttributeTok"/>
+              </w:rPr>
+              <w:t xml:space="preserve">n =</w:t>
+            </w:r>
+            <w:r>
+              <w:rPr>
+                <w:rStyle w:val="NormalTok"/>
+              </w:rPr>
+              <w:t xml:space="preserve"> </w:t>
+            </w:r>
+            <w:r>
+              <w:rPr>
+                <w:rStyle w:val="FunctionTok"/>
+              </w:rPr>
+              <w:t xml:space="preserve">rep</w:t>
+            </w:r>
+            <w:r>
+              <w:rPr>
+                <w:rStyle w:val="NormalTok"/>
+              </w:rPr>
+              <w:t xml:space="preserve">(n, </w:t>
+            </w:r>
+            <w:r>
+              <w:rPr>
+                <w:rStyle w:val="DecValTok"/>
+              </w:rPr>
+              <w:t xml:space="preserve">2</w:t>
+            </w:r>
+            <w:r>
+              <w:rPr>
+                <w:rStyle w:val="NormalTok"/>
+              </w:rPr>
+              <w:t xml:space="preserve">),</w:t>
+            </w:r>
+            <w:r>
+              <w:br/>
+            </w:r>
+            <w:r>
+              <w:rPr>
+                <w:rStyle w:val="NormalTok"/>
+              </w:rPr>
+              <w:t xml:space="preserve">  </w:t>
+            </w:r>
+            <w:r>
+              <w:rPr>
+                <w:rStyle w:val="AttributeTok"/>
+              </w:rPr>
+              <w:t xml:space="preserve">sequence =</w:t>
+            </w:r>
+            <w:r>
+              <w:rPr>
+                <w:rStyle w:val="NormalTok"/>
+              </w:rPr>
+              <w:t xml:space="preserve"> </w:t>
+            </w:r>
+            <w:r>
+              <w:rPr>
+                <w:rStyle w:val="FunctionTok"/>
+              </w:rPr>
+              <w:t xml:space="preserve">factor</w:t>
+            </w:r>
+            <w:r>
+              <w:rPr>
+                <w:rStyle w:val="NormalTok"/>
+              </w:rPr>
+              <w:t xml:space="preserve">(</w:t>
+            </w:r>
+            <w:r>
+              <w:br/>
+            </w:r>
+            <w:r>
+              <w:rPr>
+                <w:rStyle w:val="NormalTok"/>
+              </w:rPr>
+              <w:t xml:space="preserve">    </w:t>
+            </w:r>
+            <w:r>
+              <w:rPr>
+                <w:rStyle w:val="FunctionTok"/>
+              </w:rPr>
+              <w:t xml:space="preserve">rep</w:t>
+            </w:r>
+            <w:r>
+              <w:rPr>
+                <w:rStyle w:val="NormalTok"/>
+              </w:rPr>
+              <w:t xml:space="preserve">(sequence_labels, </w:t>
+            </w:r>
+            <w:r>
+              <w:rPr>
+                <w:rStyle w:val="AttributeTok"/>
+              </w:rPr>
+              <w:t xml:space="preserve">each =</w:t>
+            </w:r>
+            <w:r>
+              <w:rPr>
+                <w:rStyle w:val="NormalTok"/>
+              </w:rPr>
+              <w:t xml:space="preserve"> </w:t>
+            </w:r>
+            <w:r>
+              <w:rPr>
+                <w:rStyle w:val="FunctionTok"/>
+              </w:rPr>
+              <w:t xml:space="preserve">length</w:t>
+            </w:r>
+            <w:r>
+              <w:rPr>
+                <w:rStyle w:val="NormalTok"/>
+              </w:rPr>
+              <w:t xml:space="preserve">(n)),</w:t>
+            </w:r>
+            <w:r>
+              <w:br/>
+            </w:r>
+            <w:r>
+              <w:rPr>
+                <w:rStyle w:val="NormalTok"/>
+              </w:rPr>
+              <w:t xml:space="preserve">    </w:t>
+            </w:r>
+            <w:r>
+              <w:rPr>
+                <w:rStyle w:val="AttributeTok"/>
+              </w:rPr>
+              <w:t xml:space="preserve">levels =</w:t>
+            </w:r>
+            <w:r>
+              <w:rPr>
+                <w:rStyle w:val="NormalTok"/>
+              </w:rPr>
+              <w:t xml:space="preserve"> sequence_labels</w:t>
+            </w:r>
+            <w:r>
+              <w:br/>
+            </w:r>
+            <w:r>
+              <w:rPr>
+                <w:rStyle w:val="NormalTok"/>
+              </w:rPr>
+              <w:t xml:space="preserve">  ),</w:t>
+            </w:r>
+            <w:r>
+              <w:br/>
+            </w:r>
+            <w:r>
+              <w:rPr>
+                <w:rStyle w:val="NormalTok"/>
+              </w:rPr>
+              <w:t xml:space="preserve">  </w:t>
+            </w:r>
+            <w:r>
+              <w:rPr>
+                <w:rStyle w:val="AttributeTok"/>
+              </w:rPr>
+              <w:t xml:space="preserve">term =</w:t>
+            </w:r>
+            <w:r>
+              <w:rPr>
+                <w:rStyle w:val="NormalTok"/>
+              </w:rPr>
+              <w:t xml:space="preserve"> </w:t>
+            </w:r>
+            <w:r>
+              <w:rPr>
+                <w:rStyle w:val="FunctionTok"/>
+              </w:rPr>
+              <w:t xml:space="preserve">c</w:t>
+            </w:r>
+            <w:r>
+              <w:rPr>
+                <w:rStyle w:val="NormalTok"/>
+              </w:rPr>
+              <w:t xml:space="preserve">(</w:t>
+            </w:r>
+            <w:r>
+              <w:rPr>
+                <w:rStyle w:val="DecValTok"/>
+              </w:rPr>
+              <w:t xml:space="preserve">1</w:t>
+            </w:r>
+            <w:r>
+              <w:rPr>
+                <w:rStyle w:val="NormalTok"/>
+              </w:rPr>
+              <w:t xml:space="preserve"> </w:t>
+            </w:r>
+            <w:r>
+              <w:rPr>
+                <w:rStyle w:val="SpecialCharTok"/>
+              </w:rPr>
+              <w:t xml:space="preserve">/</w:t>
+            </w:r>
+            <w:r>
+              <w:rPr>
+                <w:rStyle w:val="NormalTok"/>
+              </w:rPr>
+              <w:t xml:space="preserve"> n, (</w:t>
+            </w:r>
+            <w:r>
+              <w:rPr>
+                <w:rStyle w:val="SpecialCharTok"/>
+              </w:rPr>
+              <w:t xml:space="preserve">-</w:t>
+            </w:r>
+            <w:r>
+              <w:rPr>
+                <w:rStyle w:val="DecValTok"/>
+              </w:rPr>
+              <w:t xml:space="preserve">1</w:t>
+            </w:r>
+            <w:r>
+              <w:rPr>
+                <w:rStyle w:val="NormalTok"/>
+              </w:rPr>
+              <w:t xml:space="preserve">)</w:t>
+            </w:r>
+            <w:r>
+              <w:rPr>
+                <w:rStyle w:val="SpecialCharTok"/>
+              </w:rPr>
+              <w:t xml:space="preserve">^</w:t>
+            </w:r>
+            <w:r>
+              <w:rPr>
+                <w:rStyle w:val="NormalTok"/>
+              </w:rPr>
+              <w:t xml:space="preserve">n)</w:t>
+            </w:r>
+            <w:r>
+              <w:br/>
+            </w:r>
+            <w:r>
+              <w:rPr>
+                <w:rStyle w:val="NormalTok"/>
+              </w:rPr>
+              <w:t xml:space="preserve">)</w:t>
+            </w:r>
+            <w:r>
+              <w:br/>
+            </w:r>
+            <w:r>
+              <w:br/>
+            </w:r>
+            <w:r>
+              <w:rPr>
+                <w:rStyle w:val="NormalTok"/>
+              </w:rPr>
+              <w:t xml:space="preserve">sequences_plot </w:t>
+            </w:r>
+            <w:r>
+              <w:rPr>
+                <w:rStyle w:val="OtherTok"/>
+              </w:rPr>
+              <w:t xml:space="preserve">&lt;-</w:t>
+            </w:r>
+            <w:r>
+              <w:rPr>
+                <w:rStyle w:val="NormalTok"/>
+              </w:rPr>
+              <w:t xml:space="preserve"> ggplot2</w:t>
+            </w:r>
+            <w:r>
+              <w:rPr>
+                <w:rStyle w:val="SpecialCharTok"/>
+              </w:rPr>
+              <w:t xml:space="preserve">::</w:t>
+            </w:r>
+            <w:r>
+              <w:rPr>
+                <w:rStyle w:val="FunctionTok"/>
+              </w:rPr>
+              <w:t xml:space="preserve">ggplot</w:t>
+            </w:r>
+            <w:r>
+              <w:rPr>
+                <w:rStyle w:val="NormalTok"/>
+              </w:rPr>
+              <w:t xml:space="preserve">(sequences) </w:t>
+            </w:r>
+            <w:r>
+              <w:rPr>
+                <w:rStyle w:val="SpecialCharTok"/>
+              </w:rPr>
+              <w:t xml:space="preserve">+</w:t>
+            </w:r>
+            <w:r>
+              <w:br/>
+            </w:r>
+            <w:r>
+              <w:rPr>
+                <w:rStyle w:val="NormalTok"/>
+              </w:rPr>
+              <w:t xml:space="preserve">  ggplot2</w:t>
+            </w:r>
+            <w:r>
+              <w:rPr>
+                <w:rStyle w:val="SpecialCharTok"/>
+              </w:rPr>
+              <w:t xml:space="preserve">::</w:t>
+            </w:r>
+            <w:r>
+              <w:rPr>
+                <w:rStyle w:val="FunctionTok"/>
+              </w:rPr>
+              <w:t xml:space="preserve">aes</w:t>
+            </w:r>
+            <w:r>
+              <w:rPr>
+                <w:rStyle w:val="NormalTok"/>
+              </w:rPr>
+              <w:t xml:space="preserve">(</w:t>
+            </w:r>
+            <w:r>
+              <w:rPr>
+                <w:rStyle w:val="AttributeTok"/>
+              </w:rPr>
+              <w:t xml:space="preserve">x =</w:t>
+            </w:r>
+            <w:r>
+              <w:rPr>
+                <w:rStyle w:val="NormalTok"/>
+              </w:rPr>
+              <w:t xml:space="preserve"> n, </w:t>
+            </w:r>
+            <w:r>
+              <w:rPr>
+                <w:rStyle w:val="AttributeTok"/>
+              </w:rPr>
+              <w:t xml:space="preserve">y =</w:t>
+            </w:r>
+            <w:r>
+              <w:rPr>
+                <w:rStyle w:val="NormalTok"/>
+              </w:rPr>
+              <w:t xml:space="preserve"> term) </w:t>
+            </w:r>
+            <w:r>
+              <w:rPr>
+                <w:rStyle w:val="SpecialCharTok"/>
+              </w:rPr>
+              <w:t xml:space="preserve">+</w:t>
+            </w:r>
+            <w:r>
+              <w:br/>
+            </w:r>
+            <w:r>
+              <w:rPr>
+                <w:rStyle w:val="NormalTok"/>
+              </w:rPr>
+              <w:t xml:space="preserve">  ggplot2</w:t>
+            </w:r>
+            <w:r>
+              <w:rPr>
+                <w:rStyle w:val="SpecialCharTok"/>
+              </w:rPr>
+              <w:t xml:space="preserve">::</w:t>
+            </w:r>
+            <w:r>
+              <w:rPr>
+                <w:rStyle w:val="FunctionTok"/>
+              </w:rPr>
+              <w:t xml:space="preserve">geom_point</w:t>
+            </w:r>
+            <w:r>
+              <w:rPr>
+                <w:rStyle w:val="NormalTok"/>
+              </w:rPr>
+              <w:t xml:space="preserve">(</w:t>
+            </w:r>
+            <w:r>
+              <w:rPr>
+                <w:rStyle w:val="AttributeTok"/>
+              </w:rPr>
+              <w:t xml:space="preserve">size =</w:t>
+            </w:r>
+            <w:r>
+              <w:rPr>
+                <w:rStyle w:val="NormalTok"/>
+              </w:rPr>
+              <w:t xml:space="preserve"> </w:t>
+            </w:r>
+            <w:r>
+              <w:rPr>
+                <w:rStyle w:val="FloatTok"/>
+              </w:rPr>
+              <w:t xml:space="preserve">2.5</w:t>
+            </w:r>
+            <w:r>
+              <w:rPr>
+                <w:rStyle w:val="NormalTok"/>
+              </w:rPr>
+              <w:t xml:space="preserve">, </w:t>
+            </w:r>
+            <w:r>
+              <w:rPr>
+                <w:rStyle w:val="AttributeTok"/>
+              </w:rPr>
+              <w:t xml:space="preserve">colour =</w:t>
+            </w:r>
+            <w:r>
+              <w:rPr>
+                <w:rStyle w:val="NormalTok"/>
+              </w:rPr>
+              <w:t xml:space="preserve"> </w:t>
+            </w:r>
+            <w:r>
+              <w:rPr>
+                <w:rStyle w:val="StringTok"/>
+              </w:rPr>
+              <w:t xml:space="preserve">"#0072B2"</w:t>
+            </w:r>
+            <w:r>
+              <w:rPr>
+                <w:rStyle w:val="NormalTok"/>
+              </w:rPr>
+              <w:t xml:space="preserve">) </w:t>
+            </w:r>
+            <w:r>
+              <w:rPr>
+                <w:rStyle w:val="SpecialCharTok"/>
+              </w:rPr>
+              <w:t xml:space="preserve">+</w:t>
+            </w:r>
+            <w:r>
+              <w:br/>
+            </w:r>
+            <w:r>
+              <w:rPr>
+                <w:rStyle w:val="NormalTok"/>
+              </w:rPr>
+              <w:t xml:space="preserve">  ggplot2</w:t>
+            </w:r>
+            <w:r>
+              <w:rPr>
+                <w:rStyle w:val="SpecialCharTok"/>
+              </w:rPr>
+              <w:t xml:space="preserve">::</w:t>
+            </w:r>
+            <w:r>
+              <w:rPr>
+                <w:rStyle w:val="FunctionTok"/>
+              </w:rPr>
+              <w:t xml:space="preserve">facet_wrap</w:t>
+            </w:r>
+            <w:r>
+              <w:rPr>
+                <w:rStyle w:val="NormalTok"/>
+              </w:rPr>
+              <w:t xml:space="preserve">(</w:t>
+            </w:r>
+            <w:r>
+              <w:rPr>
+                <w:rStyle w:val="SpecialCharTok"/>
+              </w:rPr>
+              <w:t xml:space="preserve">~</w:t>
+            </w:r>
+            <w:r>
+              <w:rPr>
+                <w:rStyle w:val="NormalTok"/>
+              </w:rPr>
+              <w:t xml:space="preserve">sequence, </w:t>
+            </w:r>
+            <w:r>
+              <w:rPr>
+                <w:rStyle w:val="AttributeTok"/>
+              </w:rPr>
+              <w:t xml:space="preserve">scales =</w:t>
+            </w:r>
+            <w:r>
+              <w:rPr>
+                <w:rStyle w:val="NormalTok"/>
+              </w:rPr>
+              <w:t xml:space="preserve"> </w:t>
+            </w:r>
+            <w:r>
+              <w:rPr>
+                <w:rStyle w:val="StringTok"/>
+              </w:rPr>
+              <w:t xml:space="preserve">"free_y"</w:t>
+            </w:r>
+            <w:r>
+              <w:rPr>
+                <w:rStyle w:val="NormalTok"/>
+              </w:rPr>
+              <w:t xml:space="preserve">) </w:t>
+            </w:r>
+            <w:r>
+              <w:rPr>
+                <w:rStyle w:val="SpecialCharTok"/>
+              </w:rPr>
+              <w:t xml:space="preserve">+</w:t>
+            </w:r>
+            <w:r>
+              <w:br/>
+            </w:r>
+            <w:r>
+              <w:rPr>
+                <w:rStyle w:val="NormalTok"/>
+              </w:rPr>
+              <w:t xml:space="preserve">  ggplot2</w:t>
+            </w:r>
+            <w:r>
+              <w:rPr>
+                <w:rStyle w:val="SpecialCharTok"/>
+              </w:rPr>
+              <w:t xml:space="preserve">::</w:t>
+            </w:r>
+            <w:r>
+              <w:rPr>
+                <w:rStyle w:val="FunctionTok"/>
+              </w:rPr>
+              <w:t xml:space="preserve">scale_x_continuous</w:t>
+            </w:r>
+            <w:r>
+              <w:rPr>
+                <w:rStyle w:val="NormalTok"/>
+              </w:rPr>
+              <w:t xml:space="preserve">(</w:t>
+            </w:r>
+            <w:r>
+              <w:rPr>
+                <w:rStyle w:val="AttributeTok"/>
+              </w:rPr>
+              <w:t xml:space="preserve">breaks =</w:t>
+            </w:r>
+            <w:r>
+              <w:rPr>
+                <w:rStyle w:val="NormalTok"/>
+              </w:rPr>
+              <w:t xml:space="preserve"> n) </w:t>
+            </w:r>
+            <w:r>
+              <w:rPr>
+                <w:rStyle w:val="SpecialCharTok"/>
+              </w:rPr>
+              <w:t xml:space="preserve">+</w:t>
+            </w:r>
+            <w:r>
+              <w:br/>
+            </w:r>
+            <w:r>
+              <w:rPr>
+                <w:rStyle w:val="NormalTok"/>
+              </w:rPr>
+              <w:t xml:space="preserve">  ggplot2</w:t>
+            </w:r>
+            <w:r>
+              <w:rPr>
+                <w:rStyle w:val="SpecialCharTok"/>
+              </w:rPr>
+              <w:t xml:space="preserve">::</w:t>
+            </w:r>
+            <w:r>
+              <w:rPr>
+                <w:rStyle w:val="FunctionTok"/>
+              </w:rPr>
+              <w:t xml:space="preserve">labs</w:t>
+            </w:r>
+            <w:r>
+              <w:rPr>
+                <w:rStyle w:val="NormalTok"/>
+              </w:rPr>
+              <w:t xml:space="preserve">(</w:t>
+            </w:r>
+            <w:r>
+              <w:rPr>
+                <w:rStyle w:val="AttributeTok"/>
+              </w:rPr>
+              <w:t xml:space="preserve">x =</w:t>
+            </w:r>
+            <w:r>
+              <w:rPr>
+                <w:rStyle w:val="NormalTok"/>
+              </w:rPr>
+              <w:t xml:space="preserve"> </w:t>
+            </w:r>
+            <w:r>
+              <w:rPr>
+                <w:rStyle w:val="StringTok"/>
+              </w:rPr>
+              <w:t xml:space="preserve">"n"</w:t>
+            </w:r>
+            <w:r>
+              <w:rPr>
+                <w:rStyle w:val="NormalTok"/>
+              </w:rPr>
+              <w:t xml:space="preserve">, </w:t>
+            </w:r>
+            <w:r>
+              <w:rPr>
+                <w:rStyle w:val="AttributeTok"/>
+              </w:rPr>
+              <w:t xml:space="preserve">y =</w:t>
+            </w:r>
+            <w:r>
+              <w:rPr>
+                <w:rStyle w:val="NormalTok"/>
+              </w:rPr>
+              <w:t xml:space="preserve"> </w:t>
+            </w:r>
+            <w:r>
+              <w:rPr>
+                <w:rStyle w:val="StringTok"/>
+              </w:rPr>
+              <w:t xml:space="preserve">"term"</w:t>
+            </w:r>
+            <w:r>
+              <w:rPr>
+                <w:rStyle w:val="NormalTok"/>
+              </w:rPr>
+              <w:t xml:space="preserve">) </w:t>
+            </w:r>
+            <w:r>
+              <w:rPr>
+                <w:rStyle w:val="SpecialCharTok"/>
+              </w:rPr>
+              <w:t xml:space="preserve">+</w:t>
+            </w:r>
+            <w:r>
+              <w:br/>
+            </w:r>
+            <w:r>
+              <w:rPr>
+                <w:rStyle w:val="NormalTok"/>
+              </w:rPr>
+              <w:t xml:space="preserve">  ggplot2</w:t>
+            </w:r>
+            <w:r>
+              <w:rPr>
+                <w:rStyle w:val="SpecialCharTok"/>
+              </w:rPr>
+              <w:t xml:space="preserve">::</w:t>
+            </w:r>
+            <w:r>
+              <w:rPr>
+                <w:rStyle w:val="FunctionTok"/>
+              </w:rPr>
+              <w:t xml:space="preserve">theme_minimal</w:t>
+            </w:r>
+            <w:r>
+              <w:rPr>
+                <w:rStyle w:val="NormalTok"/>
+              </w:rPr>
+              <w:t xml:space="preserve">()</w:t>
+            </w:r>
+            <w:r>
+              <w:br/>
+            </w:r>
+            <w:r>
+              <w:br/>
+            </w:r>
+            <w:r>
+              <w:rPr>
+                <w:rStyle w:val="ControlFlowTok"/>
+              </w:rPr>
+              <w:t xml:space="preserve">if</w:t>
+            </w:r>
+            <w:r>
+              <w:rPr>
+                <w:rStyle w:val="NormalTok"/>
+              </w:rPr>
+              <w:t xml:space="preserve"> (knitr</w:t>
+            </w:r>
+            <w:r>
+              <w:rPr>
+                <w:rStyle w:val="SpecialCharTok"/>
+              </w:rPr>
+              <w:t xml:space="preserve">::</w:t>
+            </w:r>
+            <w:r>
+              <w:rPr>
+                <w:rStyle w:val="FunctionTok"/>
+              </w:rPr>
+              <w:t xml:space="preserve">is_html_output</w:t>
+            </w:r>
+            <w:r>
+              <w:rPr>
+                <w:rStyle w:val="NormalTok"/>
+              </w:rPr>
+              <w:t xml:space="preserve">()) {</w:t>
+            </w:r>
+            <w:r>
+              <w:br/>
+            </w:r>
+            <w:r>
+              <w:rPr>
+                <w:rStyle w:val="NormalTok"/>
+              </w:rPr>
+              <w:t xml:space="preserve">  htmltools</w:t>
+            </w:r>
+            <w:r>
+              <w:rPr>
+                <w:rStyle w:val="SpecialCharTok"/>
+              </w:rPr>
+              <w:t xml:space="preserve">::</w:t>
+            </w:r>
+            <w:r>
+              <w:rPr>
+                <w:rStyle w:val="FunctionTok"/>
+              </w:rPr>
+              <w:t xml:space="preserve">div</w:t>
+            </w:r>
+            <w:r>
+              <w:rPr>
+                <w:rStyle w:val="NormalTok"/>
+              </w:rPr>
+              <w:t xml:space="preserve">(</w:t>
+            </w:r>
+            <w:r>
+              <w:br/>
+            </w:r>
+            <w:r>
+              <w:rPr>
+                <w:rStyle w:val="NormalTok"/>
+              </w:rPr>
+              <w:t xml:space="preserve">    </w:t>
+            </w:r>
+            <w:r>
+              <w:rPr>
+                <w:rStyle w:val="AttributeTok"/>
+              </w:rPr>
+              <w:t xml:space="preserve">role =</w:t>
+            </w:r>
+            <w:r>
+              <w:rPr>
+                <w:rStyle w:val="NormalTok"/>
+              </w:rPr>
+              <w:t xml:space="preserve"> </w:t>
+            </w:r>
+            <w:r>
+              <w:rPr>
+                <w:rStyle w:val="StringTok"/>
+              </w:rPr>
+              <w:t xml:space="preserve">"img"</w:t>
+            </w:r>
+            <w:r>
+              <w:rPr>
+                <w:rStyle w:val="NormalTok"/>
+              </w:rPr>
+              <w:t xml:space="preserve">,</w:t>
+            </w:r>
+            <w:r>
+              <w:br/>
+            </w:r>
+            <w:r>
+              <w:rPr>
+                <w:rStyle w:val="NormalTok"/>
+              </w:rPr>
+              <w:t xml:space="preserve">    </w:t>
+            </w:r>
+            <w:r>
+              <w:rPr>
+                <w:rStyle w:val="StringTok"/>
+              </w:rPr>
+              <w:t xml:space="preserve">`</w:t>
+            </w:r>
+            <w:r>
+              <w:rPr>
+                <w:rStyle w:val="AttributeTok"/>
+              </w:rPr>
+              <w:t xml:space="preserve">aria-label</w:t>
+            </w:r>
+            <w:r>
+              <w:rPr>
+                <w:rStyle w:val="StringTok"/>
+              </w:rPr>
+              <w:t xml:space="preserve">`</w:t>
+            </w:r>
+            <w:r>
+              <w:rPr>
+                <w:rStyle w:val="NormalTok"/>
+              </w:rPr>
+              <w:t xml:space="preserve"> </w:t>
+            </w:r>
+            <w:r>
+              <w:rPr>
+                <w:rStyle w:val="OtherTok"/>
+              </w:rPr>
+              <w:t xml:space="preserve">=</w:t>
+            </w:r>
+            <w:r>
+              <w:rPr>
+                <w:rStyle w:val="NormalTok"/>
+              </w:rPr>
+              <w:t xml:space="preserve"> fig_alt,</w:t>
+            </w:r>
+            <w:r>
+              <w:br/>
+            </w:r>
+            <w:r>
+              <w:rPr>
+                <w:rStyle w:val="NormalTok"/>
+              </w:rPr>
+              <w:t xml:space="preserve">    plotly</w:t>
+            </w:r>
+            <w:r>
+              <w:rPr>
+                <w:rStyle w:val="SpecialCharTok"/>
+              </w:rPr>
+              <w:t xml:space="preserve">::</w:t>
+            </w:r>
+            <w:r>
+              <w:rPr>
+                <w:rStyle w:val="FunctionTok"/>
+              </w:rPr>
+              <w:t xml:space="preserve">ggplotly</w:t>
+            </w:r>
+            <w:r>
+              <w:rPr>
+                <w:rStyle w:val="NormalTok"/>
+              </w:rPr>
+              <w:t xml:space="preserve">(sequences_plot)</w:t>
+            </w:r>
+            <w:r>
+              <w:br/>
+            </w:r>
+            <w:r>
+              <w:rPr>
+                <w:rStyle w:val="NormalTok"/>
+              </w:rPr>
+              <w:t xml:space="preserve">  )</w:t>
+            </w:r>
+            <w:r>
+              <w:br/>
+            </w:r>
+            <w:r>
+              <w:rPr>
+                <w:rStyle w:val="NormalTok"/>
+              </w:rPr>
+              <w:t xml:space="preserve">} </w:t>
+            </w:r>
+            <w:r>
+              <w:rPr>
+                <w:rStyle w:val="ControlFlowTok"/>
+              </w:rPr>
+              <w:t xml:space="preserve">else</w:t>
+            </w:r>
+            <w:r>
+              <w:rPr>
+                <w:rStyle w:val="NormalTok"/>
+              </w:rPr>
+              <w:t xml:space="preserve"> {</w:t>
+            </w:r>
+            <w:r>
+              <w:br/>
+            </w:r>
+            <w:r>
+              <w:rPr>
+                <w:rStyle w:val="NormalTok"/>
+              </w:rPr>
+              <w:t xml:space="preserve">  sequences_plot</w:t>
+            </w:r>
+            <w:r>
+              <w:br/>
+            </w:r>
+            <w:r>
+              <w:rPr>
+                <w:rStyle w:val="NormalTok"/>
+              </w:rPr>
+              <w:t xml:space="preserve">}</w:t>
+            </w:r>
+          </w:p>
+          <w:p>
+            <w:pPr>
+              <w:jc w:val="center"/>
+            </w:pPr>
+            <w:r>
+              <w:drawing>
+                <wp:inline>
+                  <wp:extent cx="4620126" cy="3696101"/>
+                  <wp:effectExtent b="0" l="0" r="0" t="0"/>
+                  <wp:docPr descr="" title="" id="87" name="Picture"/>
+                  <a:graphic>
+                    <a:graphicData uri="http://schemas.openxmlformats.org/drawingml/2006/picture">
+                      <pic:pic>
+                        <pic:nvPicPr>
+                          <pic:cNvPr descr="functions_files/figure-docx/sequences-plot-1.png" id="88" name="Picture"/>
+                          <pic:cNvPicPr>
+                            <a:picLocks noChangeArrowheads="1" noChangeAspect="1"/>
+                          </pic:cNvPicPr>
+                        </pic:nvPicPr>
+                        <pic:blipFill>
+                          <a:blip r:embed="rId86"/>
+                          <a:stretch>
+                            <a:fillRect/>
+                          </a:stretch>
+                        </pic:blipFill>
+                        <pic:spPr bwMode="auto">
+                          <a:xfrm>
+                            <a:off x="0" y="0"/>
+                            <a:ext cx="4620126" cy="3696101"/>
+                          </a:xfrm>
+                          <a:prstGeom prst="rect">
+                            <a:avLst/>
+                          </a:prstGeom>
+                          <a:noFill/>
+                          <a:ln w="9525">
+                            <a:noFill/>
+                            <a:headEnd/>
+                            <a:tailEnd/>
+                          </a:ln>
+                        </pic:spPr>
+                      </pic:pic>
+                    </a:graphicData>
+                  </a:graphic>
+                </wp:inline>
+              </w:drawing>
+            </w:r>
+          </w:p>
+          <w:p>
+            <w:pPr>
+              <w:jc w:val="center"/>
+            </w:pPr>
+            <w:pPr>
+              <w:jc w:val="left"/>
+              <w:spacing w:before="200"/>
+              <w:pStyle w:val="ImageCaption"/>
+            </w:pPr>
+            <w:r>
+              <w:t xml:space="preserve">Figure 8: The first ten</w:t>
+            </w:r>
+            <w:r>
+              <w:t xml:space="preserve"> </w:t>
+            </w:r>
+            <w:hyperlink w:anchor="def-sequence-term">
+              <w:r>
+                <w:rPr>
+                  <w:rStyle w:val="Hyperlink"/>
+                </w:rPr>
+                <w:t xml:space="preserve">terms</w:t>
+              </w:r>
+            </w:hyperlink>
+            <w:r>
+              <w:t xml:space="preserve"> </w:t>
+            </w:r>
+            <w:r>
+              <w:t xml:space="preserve">of the</w:t>
+            </w:r>
+            <w:r>
+              <w:t xml:space="preserve"> </w:t>
+            </w:r>
+            <w:hyperlink w:anchor="def-sequence">
+              <w:r>
+                <w:rPr>
+                  <w:rStyle w:val="Hyperlink"/>
+                </w:rPr>
+                <w:t xml:space="preserve">sequences</w:t>
+              </w:r>
+            </w:hyperlink>
+            <w:r>
+              <w:t xml:space="preserve"> </w:t>
+            </w:r>
+            <m:oMath>
+              <m:sSub>
+                <m:e>
+                  <m:r>
+                    <m:t>a</m:t>
+                  </m:r>
+                </m:e>
+                <m:sub>
+                  <m:r>
+                    <m:t>n</m:t>
+                  </m:r>
+                </m:sub>
+              </m:sSub>
+              <m:r>
+                <m:rPr>
+                  <m:sty m:val="p"/>
+                </m:rPr>
+                <m:t>=</m:t>
+              </m:r>
+              <m:r>
+                <m:t>1</m:t>
+              </m:r>
+              <m:r>
+                <m:rPr>
+                  <m:sty m:val="p"/>
+                </m:rPr>
+                <m:t>/</m:t>
+              </m:r>
+              <m:r>
+                <m:t>n</m:t>
+              </m:r>
+            </m:oMath>
+            <w:r>
+              <w:t xml:space="preserve"> </w:t>
+            </w:r>
+            <w:r>
+              <w:t xml:space="preserve">and</w:t>
+            </w:r>
+            <w:r>
+              <w:t xml:space="preserve"> </w:t>
+            </w:r>
+            <m:oMath>
+              <m:sSub>
+                <m:e>
+                  <m:r>
+                    <m:t>b</m:t>
+                  </m:r>
+                </m:e>
+                <m:sub>
+                  <m:r>
+                    <m:t>n</m:t>
+                  </m:r>
+                </m:sub>
+              </m:sSub>
+              <m:r>
+                <m:rPr>
+                  <m:sty m:val="p"/>
+                </m:rPr>
+                <m:t>=</m:t>
+              </m:r>
+              <m:r>
+                <m:rPr>
+                  <m:sty m:val="p"/>
+                </m:rPr>
+                <m:t>(</m:t>
+              </m:r>
+              <m:r>
+                <m:rPr>
+                  <m:sty m:val="p"/>
+                </m:rPr>
+                <m:t>−</m:t>
+              </m:r>
+              <m:r>
+                <m:t>1</m:t>
+              </m:r>
+              <m:sSup>
+                <m:e>
+                  <m:r>
+                    <m:rPr>
+                      <m:sty m:val="p"/>
+                    </m:rPr>
+                    <m:t>)</m:t>
+                  </m:r>
+                </m:e>
+                <m:sup>
+                  <m:r>
+                    <m:t>n</m:t>
+                  </m:r>
+                </m:sup>
+              </m:sSup>
+            </m:oMath>
+            <w:r>
+              <w:t xml:space="preserve"> </w:t>
+            </w:r>
+            <w:r>
+              <w:t xml:space="preserve">of</w:t>
+            </w:r>
+            <w:r>
+              <w:t xml:space="preserve"> </w:t>
+            </w:r>
+            <w:hyperlink w:anchor="exm-sequence">
+              <w:r>
+                <w:rPr>
+                  <w:rStyle w:val="Hyperlink"/>
+                </w:rPr>
+                <w:t xml:space="preserve">Example 14</w:t>
+              </w:r>
+            </w:hyperlink>
+            <w:r>
+              <w:t xml:space="preserve">, plotted against</w:t>
+            </w:r>
+            <w:r>
+              <w:t xml:space="preserve"> </w:t>
+            </w:r>
+            <m:oMath>
+              <m:r>
+                <m:t>n</m:t>
+              </m:r>
+            </m:oMath>
+            <w:r>
+              <w:t xml:space="preserve">.</w:t>
+            </w:r>
+            <w:r>
+              <w:t xml:space="preserve"> </w:t>
+            </w:r>
+            <w:r>
+              <w:t xml:space="preserve">The terms of</w:t>
+            </w:r>
+            <w:r>
+              <w:t xml:space="preserve"> </w:t>
+            </w:r>
+            <m:oMath>
+              <m:sSub>
+                <m:e>
+                  <m:r>
+                    <m:t>b</m:t>
+                  </m:r>
+                </m:e>
+                <m:sub>
+                  <m:r>
+                    <m:t>n</m:t>
+                  </m:r>
+                </m:sub>
+              </m:sSub>
+            </m:oMath>
+            <w:r>
+              <w:t xml:space="preserve"> </w:t>
+            </w:r>
+            <w:r>
+              <w:t xml:space="preserve">take only two</w:t>
+            </w:r>
+            <w:r>
+              <w:t xml:space="preserve"> </w:t>
+            </w:r>
+            <w:hyperlink w:anchor="def-value">
+              <w:r>
+                <w:rPr>
+                  <w:rStyle w:val="Hyperlink"/>
+                </w:rPr>
+                <w:t xml:space="preserve">values</w:t>
+              </w:r>
+            </w:hyperlink>
+            <w:r>
+              <w:t xml:space="preserve">.</w:t>
+            </w:r>
+          </w:p>
+          <w:bookmarkEnd w:id="89"/>
+        </w:tc>
+      </w:tr>
+    </w:tbl>
+    <w:bookmarkStart w:id="90" w:name="def-finite-sequence"/>
     <w:p>
       <w:pPr>
-        <w:pStyle w:val="FirstParagraph"/>
+        <w:pStyle w:val="BodyText"/>
       </w:pPr>
       <w:r>
         <w:rPr>
@@ -19105,8 +26313,8 @@
         <w:t xml:space="preserve">.</w:t>
       </w:r>
     </w:p>
-    <w:bookmarkEnd w:id="74"/>
-    <w:bookmarkStart w:id="75" w:name="def-closed-under"/>
+    <w:bookmarkEnd w:id="90"/>
+    <w:bookmarkStart w:id="91" w:name="def-closed-under"/>
     <w:p>
       <w:pPr>
         <w:pStyle w:val="BodyText"/>
@@ -19204,8 +26412,8 @@
         <w:t xml:space="preserve">This property is called closure under the operation.</w:t>
       </w:r>
     </w:p>
-    <w:bookmarkEnd w:id="75"/>
-    <w:bookmarkStart w:id="79" w:name="exm-closed-under"/>
+    <w:bookmarkEnd w:id="91"/>
+    <w:bookmarkStart w:id="95" w:name="exm-closed-under"/>
     <w:p>
       <w:pPr>
         <w:pStyle w:val="BodyText"/>
@@ -19238,7 +26446,7 @@
       <w:r>
         <w:t xml:space="preserve"> </w:t>
       </w:r>
-      <w:hyperlink r:id="rId76">
+      <w:hyperlink r:id="rId92">
         <w:r>
           <w:rPr>
             <w:rStyle w:val="Hyperlink"/>
@@ -19464,7 +26672,7 @@
       <w:r>
         <w:t xml:space="preserve"> </w:t>
       </w:r>
-      <w:hyperlink r:id="rId77">
+      <w:hyperlink r:id="rId93">
         <w:r>
           <w:rPr>
             <w:rStyle w:val="Hyperlink"/>
@@ -19523,7 +26731,7 @@
       <w:r>
         <w:t xml:space="preserve"> </w:t>
       </w:r>
-      <w:hyperlink r:id="rId78">
+      <w:hyperlink r:id="rId94">
         <w:r>
           <w:rPr>
             <w:rStyle w:val="Hyperlink"/>
@@ -19583,8 +26791,8 @@
         <w:t xml:space="preserve">.</w:t>
       </w:r>
     </w:p>
-    <w:bookmarkEnd w:id="79"/>
-    <w:bookmarkStart w:id="80" w:name="def-logistic-function"/>
+    <w:bookmarkEnd w:id="95"/>
+    <w:bookmarkStart w:id="96" w:name="def-logistic-function"/>
     <w:p>
       <w:pPr>
         <w:pStyle w:val="FirstParagraph"/>
@@ -19829,8 +27037,8 @@
         </m:oMath>
       </m:oMathPara>
     </w:p>
-    <w:bookmarkEnd w:id="80"/>
-    <w:bookmarkStart w:id="81" w:name="exm-logistic-function"/>
+    <w:bookmarkEnd w:id="96"/>
+    <w:bookmarkStart w:id="97" w:name="exm-logistic-function"/>
     <w:p>
       <w:pPr>
         <w:pStyle w:val="FirstParagraph"/>
@@ -20368,9 +27576,1840 @@
         <w:t xml:space="preserve">.</w:t>
       </w:r>
     </w:p>
-    <w:bookmarkEnd w:id="81"/>
-    <w:bookmarkEnd w:id="82"/>
-    <w:bookmarkStart w:id="99" w:name="countable-sets"/>
+    <w:bookmarkEnd w:id="97"/>
+    <w:tbl>
+      <w:tblPr>
+        <w:tblStyle w:val="Table"/>
+        <w:tblW w:type="pct" w:w="5000"/>
+        <w:tblLayout w:type="fixed"/>
+        <w:tblLook w:firstRow="0" w:lastRow="0" w:firstColumn="0" w:lastColumn="0" w:noHBand="0" w:noVBand="0" w:val="0000"/>
+      </w:tblPr>
+      <w:tblGrid>
+        <w:gridCol w:w="7920"/>
+      </w:tblGrid>
+      <w:tr>
+        <w:tc>
+          <w:tcPr/>
+          <w:bookmarkStart w:id="101" w:name="fig-logistic-function"/>
+          <w:p>
+            <w:pPr>
+              <w:pStyle w:val="SourceCode"/>
+              <w:jc w:val="center"/>
+            </w:pPr>
+            <w:r>
+              <w:rPr>
+                <w:rStyle w:val="NormalTok"/>
+              </w:rPr>
+              <w:t xml:space="preserve">z_grid </w:t>
+            </w:r>
+            <w:r>
+              <w:rPr>
+                <w:rStyle w:val="OtherTok"/>
+              </w:rPr>
+              <w:t xml:space="preserve">&lt;-</w:t>
+            </w:r>
+            <w:r>
+              <w:rPr>
+                <w:rStyle w:val="NormalTok"/>
+              </w:rPr>
+              <w:t xml:space="preserve"> </w:t>
+            </w:r>
+            <w:r>
+              <w:rPr>
+                <w:rStyle w:val="FunctionTok"/>
+              </w:rPr>
+              <w:t xml:space="preserve">seq</w:t>
+            </w:r>
+            <w:r>
+              <w:rPr>
+                <w:rStyle w:val="NormalTok"/>
+              </w:rPr>
+              <w:t xml:space="preserve">(</w:t>
+            </w:r>
+            <w:r>
+              <w:rPr>
+                <w:rStyle w:val="SpecialCharTok"/>
+              </w:rPr>
+              <w:t xml:space="preserve">-</w:t>
+            </w:r>
+            <w:r>
+              <w:rPr>
+                <w:rStyle w:val="DecValTok"/>
+              </w:rPr>
+              <w:t xml:space="preserve">6</w:t>
+            </w:r>
+            <w:r>
+              <w:rPr>
+                <w:rStyle w:val="NormalTok"/>
+              </w:rPr>
+              <w:t xml:space="preserve">, </w:t>
+            </w:r>
+            <w:r>
+              <w:rPr>
+                <w:rStyle w:val="DecValTok"/>
+              </w:rPr>
+              <w:t xml:space="preserve">6</w:t>
+            </w:r>
+            <w:r>
+              <w:rPr>
+                <w:rStyle w:val="NormalTok"/>
+              </w:rPr>
+              <w:t xml:space="preserve">, </w:t>
+            </w:r>
+            <w:r>
+              <w:rPr>
+                <w:rStyle w:val="AttributeTok"/>
+              </w:rPr>
+              <w:t xml:space="preserve">length.out =</w:t>
+            </w:r>
+            <w:r>
+              <w:rPr>
+                <w:rStyle w:val="NormalTok"/>
+              </w:rPr>
+              <w:t xml:space="preserve"> </w:t>
+            </w:r>
+            <w:r>
+              <w:rPr>
+                <w:rStyle w:val="DecValTok"/>
+              </w:rPr>
+              <w:t xml:space="preserve">241</w:t>
+            </w:r>
+            <w:r>
+              <w:rPr>
+                <w:rStyle w:val="NormalTok"/>
+              </w:rPr>
+              <w:t xml:space="preserve">)</w:t>
+            </w:r>
+            <w:r>
+              <w:br/>
+            </w:r>
+            <w:r>
+              <w:rPr>
+                <w:rStyle w:val="NormalTok"/>
+              </w:rPr>
+              <w:t xml:space="preserve">logistic_curve </w:t>
+            </w:r>
+            <w:r>
+              <w:rPr>
+                <w:rStyle w:val="OtherTok"/>
+              </w:rPr>
+              <w:t xml:space="preserve">&lt;-</w:t>
+            </w:r>
+            <w:r>
+              <w:rPr>
+                <w:rStyle w:val="NormalTok"/>
+              </w:rPr>
+              <w:t xml:space="preserve"> </w:t>
+            </w:r>
+            <w:r>
+              <w:rPr>
+                <w:rStyle w:val="FunctionTok"/>
+              </w:rPr>
+              <w:t xml:space="preserve">data.frame</w:t>
+            </w:r>
+            <w:r>
+              <w:rPr>
+                <w:rStyle w:val="NormalTok"/>
+              </w:rPr>
+              <w:t xml:space="preserve">(</w:t>
+            </w:r>
+            <w:r>
+              <w:rPr>
+                <w:rStyle w:val="AttributeTok"/>
+              </w:rPr>
+              <w:t xml:space="preserve">z =</w:t>
+            </w:r>
+            <w:r>
+              <w:rPr>
+                <w:rStyle w:val="NormalTok"/>
+              </w:rPr>
+              <w:t xml:space="preserve"> z_grid, </w:t>
+            </w:r>
+            <w:r>
+              <w:rPr>
+                <w:rStyle w:val="AttributeTok"/>
+              </w:rPr>
+              <w:t xml:space="preserve">sigmoid =</w:t>
+            </w:r>
+            <w:r>
+              <w:rPr>
+                <w:rStyle w:val="NormalTok"/>
+              </w:rPr>
+              <w:t xml:space="preserve"> </w:t>
+            </w:r>
+            <w:r>
+              <w:rPr>
+                <w:rStyle w:val="FunctionTok"/>
+              </w:rPr>
+              <w:t xml:space="preserve">plogis</w:t>
+            </w:r>
+            <w:r>
+              <w:rPr>
+                <w:rStyle w:val="NormalTok"/>
+              </w:rPr>
+              <w:t xml:space="preserve">(z_grid))</w:t>
+            </w:r>
+            <w:r>
+              <w:br/>
+            </w:r>
+            <w:r>
+              <w:rPr>
+                <w:rStyle w:val="NormalTok"/>
+              </w:rPr>
+              <w:t xml:space="preserve">logistic_points </w:t>
+            </w:r>
+            <w:r>
+              <w:rPr>
+                <w:rStyle w:val="OtherTok"/>
+              </w:rPr>
+              <w:t xml:space="preserve">&lt;-</w:t>
+            </w:r>
+            <w:r>
+              <w:rPr>
+                <w:rStyle w:val="NormalTok"/>
+              </w:rPr>
+              <w:t xml:space="preserve"> </w:t>
+            </w:r>
+            <w:r>
+              <w:rPr>
+                <w:rStyle w:val="FunctionTok"/>
+              </w:rPr>
+              <w:t xml:space="preserve">data.frame</w:t>
+            </w:r>
+            <w:r>
+              <w:rPr>
+                <w:rStyle w:val="NormalTok"/>
+              </w:rPr>
+              <w:t xml:space="preserve">(</w:t>
+            </w:r>
+            <w:r>
+              <w:rPr>
+                <w:rStyle w:val="AttributeTok"/>
+              </w:rPr>
+              <w:t xml:space="preserve">z =</w:t>
+            </w:r>
+            <w:r>
+              <w:rPr>
+                <w:rStyle w:val="NormalTok"/>
+              </w:rPr>
+              <w:t xml:space="preserve"> </w:t>
+            </w:r>
+            <w:r>
+              <w:rPr>
+                <w:rStyle w:val="FunctionTok"/>
+              </w:rPr>
+              <w:t xml:space="preserve">c</w:t>
+            </w:r>
+            <w:r>
+              <w:rPr>
+                <w:rStyle w:val="NormalTok"/>
+              </w:rPr>
+              <w:t xml:space="preserve">(</w:t>
+            </w:r>
+            <w:r>
+              <w:rPr>
+                <w:rStyle w:val="SpecialCharTok"/>
+              </w:rPr>
+              <w:t xml:space="preserve">-</w:t>
+            </w:r>
+            <w:r>
+              <w:rPr>
+                <w:rStyle w:val="DecValTok"/>
+              </w:rPr>
+              <w:t xml:space="preserve">2</w:t>
+            </w:r>
+            <w:r>
+              <w:rPr>
+                <w:rStyle w:val="NormalTok"/>
+              </w:rPr>
+              <w:t xml:space="preserve">, </w:t>
+            </w:r>
+            <w:r>
+              <w:rPr>
+                <w:rStyle w:val="DecValTok"/>
+              </w:rPr>
+              <w:t xml:space="preserve">0</w:t>
+            </w:r>
+            <w:r>
+              <w:rPr>
+                <w:rStyle w:val="NormalTok"/>
+              </w:rPr>
+              <w:t xml:space="preserve">, </w:t>
+            </w:r>
+            <w:r>
+              <w:rPr>
+                <w:rStyle w:val="DecValTok"/>
+              </w:rPr>
+              <w:t xml:space="preserve">2</w:t>
+            </w:r>
+            <w:r>
+              <w:rPr>
+                <w:rStyle w:val="NormalTok"/>
+              </w:rPr>
+              <w:t xml:space="preserve">), </w:t>
+            </w:r>
+            <w:r>
+              <w:rPr>
+                <w:rStyle w:val="AttributeTok"/>
+              </w:rPr>
+              <w:t xml:space="preserve">sigmoid =</w:t>
+            </w:r>
+            <w:r>
+              <w:rPr>
+                <w:rStyle w:val="NormalTok"/>
+              </w:rPr>
+              <w:t xml:space="preserve"> </w:t>
+            </w:r>
+            <w:r>
+              <w:rPr>
+                <w:rStyle w:val="FunctionTok"/>
+              </w:rPr>
+              <w:t xml:space="preserve">plogis</w:t>
+            </w:r>
+            <w:r>
+              <w:rPr>
+                <w:rStyle w:val="NormalTok"/>
+              </w:rPr>
+              <w:t xml:space="preserve">(</w:t>
+            </w:r>
+            <w:r>
+              <w:rPr>
+                <w:rStyle w:val="FunctionTok"/>
+              </w:rPr>
+              <w:t xml:space="preserve">c</w:t>
+            </w:r>
+            <w:r>
+              <w:rPr>
+                <w:rStyle w:val="NormalTok"/>
+              </w:rPr>
+              <w:t xml:space="preserve">(</w:t>
+            </w:r>
+            <w:r>
+              <w:rPr>
+                <w:rStyle w:val="SpecialCharTok"/>
+              </w:rPr>
+              <w:t xml:space="preserve">-</w:t>
+            </w:r>
+            <w:r>
+              <w:rPr>
+                <w:rStyle w:val="DecValTok"/>
+              </w:rPr>
+              <w:t xml:space="preserve">2</w:t>
+            </w:r>
+            <w:r>
+              <w:rPr>
+                <w:rStyle w:val="NormalTok"/>
+              </w:rPr>
+              <w:t xml:space="preserve">, </w:t>
+            </w:r>
+            <w:r>
+              <w:rPr>
+                <w:rStyle w:val="DecValTok"/>
+              </w:rPr>
+              <w:t xml:space="preserve">0</w:t>
+            </w:r>
+            <w:r>
+              <w:rPr>
+                <w:rStyle w:val="NormalTok"/>
+              </w:rPr>
+              <w:t xml:space="preserve">, </w:t>
+            </w:r>
+            <w:r>
+              <w:rPr>
+                <w:rStyle w:val="DecValTok"/>
+              </w:rPr>
+              <w:t xml:space="preserve">2</w:t>
+            </w:r>
+            <w:r>
+              <w:rPr>
+                <w:rStyle w:val="NormalTok"/>
+              </w:rPr>
+              <w:t xml:space="preserve">)))</w:t>
+            </w:r>
+            <w:r>
+              <w:br/>
+            </w:r>
+            <w:r>
+              <w:rPr>
+                <w:rStyle w:val="NormalTok"/>
+              </w:rPr>
+              <w:t xml:space="preserve">logistic_points</w:t>
+            </w:r>
+            <w:r>
+              <w:rPr>
+                <w:rStyle w:val="SpecialCharTok"/>
+              </w:rPr>
+              <w:t xml:space="preserve">$</w:t>
+            </w:r>
+            <w:r>
+              <w:rPr>
+                <w:rStyle w:val="NormalTok"/>
+              </w:rPr>
+              <w:t xml:space="preserve">label </w:t>
+            </w:r>
+            <w:r>
+              <w:rPr>
+                <w:rStyle w:val="OtherTok"/>
+              </w:rPr>
+              <w:t xml:space="preserve">&lt;-</w:t>
+            </w:r>
+            <w:r>
+              <w:rPr>
+                <w:rStyle w:val="NormalTok"/>
+              </w:rPr>
+              <w:t xml:space="preserve"> </w:t>
+            </w:r>
+            <w:r>
+              <w:rPr>
+                <w:rStyle w:val="FunctionTok"/>
+              </w:rPr>
+              <w:t xml:space="preserve">sprintf</w:t>
+            </w:r>
+            <w:r>
+              <w:rPr>
+                <w:rStyle w:val="NormalTok"/>
+              </w:rPr>
+              <w:t xml:space="preserve">(</w:t>
+            </w:r>
+            <w:r>
+              <w:rPr>
+                <w:rStyle w:val="StringTok"/>
+              </w:rPr>
+              <w:t xml:space="preserve">"%.3f"</w:t>
+            </w:r>
+            <w:r>
+              <w:rPr>
+                <w:rStyle w:val="NormalTok"/>
+              </w:rPr>
+              <w:t xml:space="preserve">, logistic_points</w:t>
+            </w:r>
+            <w:r>
+              <w:rPr>
+                <w:rStyle w:val="SpecialCharTok"/>
+              </w:rPr>
+              <w:t xml:space="preserve">$</w:t>
+            </w:r>
+            <w:r>
+              <w:rPr>
+                <w:rStyle w:val="NormalTok"/>
+              </w:rPr>
+              <w:t xml:space="preserve">sigmoid)</w:t>
+            </w:r>
+            <w:r>
+              <w:br/>
+            </w:r>
+            <w:r>
+              <w:br/>
+            </w:r>
+            <w:r>
+              <w:rPr>
+                <w:rStyle w:val="NormalTok"/>
+              </w:rPr>
+              <w:t xml:space="preserve">logistic_function_plot </w:t>
+            </w:r>
+            <w:r>
+              <w:rPr>
+                <w:rStyle w:val="OtherTok"/>
+              </w:rPr>
+              <w:t xml:space="preserve">&lt;-</w:t>
+            </w:r>
+            <w:r>
+              <w:rPr>
+                <w:rStyle w:val="NormalTok"/>
+              </w:rPr>
+              <w:t xml:space="preserve"> ggplot2</w:t>
+            </w:r>
+            <w:r>
+              <w:rPr>
+                <w:rStyle w:val="SpecialCharTok"/>
+              </w:rPr>
+              <w:t xml:space="preserve">::</w:t>
+            </w:r>
+            <w:r>
+              <w:rPr>
+                <w:rStyle w:val="FunctionTok"/>
+              </w:rPr>
+              <w:t xml:space="preserve">ggplot</w:t>
+            </w:r>
+            <w:r>
+              <w:rPr>
+                <w:rStyle w:val="NormalTok"/>
+              </w:rPr>
+              <w:t xml:space="preserve">() </w:t>
+            </w:r>
+            <w:r>
+              <w:rPr>
+                <w:rStyle w:val="SpecialCharTok"/>
+              </w:rPr>
+              <w:t xml:space="preserve">+</w:t>
+            </w:r>
+            <w:r>
+              <w:br/>
+            </w:r>
+            <w:r>
+              <w:rPr>
+                <w:rStyle w:val="NormalTok"/>
+              </w:rPr>
+              <w:t xml:space="preserve">  ggplot2</w:t>
+            </w:r>
+            <w:r>
+              <w:rPr>
+                <w:rStyle w:val="SpecialCharTok"/>
+              </w:rPr>
+              <w:t xml:space="preserve">::</w:t>
+            </w:r>
+            <w:r>
+              <w:rPr>
+                <w:rStyle w:val="FunctionTok"/>
+              </w:rPr>
+              <w:t xml:space="preserve">geom_hline</w:t>
+            </w:r>
+            <w:r>
+              <w:rPr>
+                <w:rStyle w:val="NormalTok"/>
+              </w:rPr>
+              <w:t xml:space="preserve">(</w:t>
+            </w:r>
+            <w:r>
+              <w:br/>
+            </w:r>
+            <w:r>
+              <w:rPr>
+                <w:rStyle w:val="NormalTok"/>
+              </w:rPr>
+              <w:t xml:space="preserve">    </w:t>
+            </w:r>
+            <w:r>
+              <w:rPr>
+                <w:rStyle w:val="AttributeTok"/>
+              </w:rPr>
+              <w:t xml:space="preserve">yintercept =</w:t>
+            </w:r>
+            <w:r>
+              <w:rPr>
+                <w:rStyle w:val="NormalTok"/>
+              </w:rPr>
+              <w:t xml:space="preserve"> </w:t>
+            </w:r>
+            <w:r>
+              <w:rPr>
+                <w:rStyle w:val="FunctionTok"/>
+              </w:rPr>
+              <w:t xml:space="preserve">c</w:t>
+            </w:r>
+            <w:r>
+              <w:rPr>
+                <w:rStyle w:val="NormalTok"/>
+              </w:rPr>
+              <w:t xml:space="preserve">(</w:t>
+            </w:r>
+            <w:r>
+              <w:rPr>
+                <w:rStyle w:val="DecValTok"/>
+              </w:rPr>
+              <w:t xml:space="preserve">0</w:t>
+            </w:r>
+            <w:r>
+              <w:rPr>
+                <w:rStyle w:val="NormalTok"/>
+              </w:rPr>
+              <w:t xml:space="preserve">, </w:t>
+            </w:r>
+            <w:r>
+              <w:rPr>
+                <w:rStyle w:val="DecValTok"/>
+              </w:rPr>
+              <w:t xml:space="preserve">1</w:t>
+            </w:r>
+            <w:r>
+              <w:rPr>
+                <w:rStyle w:val="NormalTok"/>
+              </w:rPr>
+              <w:t xml:space="preserve">),</w:t>
+            </w:r>
+            <w:r>
+              <w:br/>
+            </w:r>
+            <w:r>
+              <w:rPr>
+                <w:rStyle w:val="NormalTok"/>
+              </w:rPr>
+              <w:t xml:space="preserve">    </w:t>
+            </w:r>
+            <w:r>
+              <w:rPr>
+                <w:rStyle w:val="AttributeTok"/>
+              </w:rPr>
+              <w:t xml:space="preserve">linetype =</w:t>
+            </w:r>
+            <w:r>
+              <w:rPr>
+                <w:rStyle w:val="NormalTok"/>
+              </w:rPr>
+              <w:t xml:space="preserve"> </w:t>
+            </w:r>
+            <w:r>
+              <w:rPr>
+                <w:rStyle w:val="StringTok"/>
+              </w:rPr>
+              <w:t xml:space="preserve">"dotted"</w:t>
+            </w:r>
+            <w:r>
+              <w:rPr>
+                <w:rStyle w:val="NormalTok"/>
+              </w:rPr>
+              <w:t xml:space="preserve">,</w:t>
+            </w:r>
+            <w:r>
+              <w:br/>
+            </w:r>
+            <w:r>
+              <w:rPr>
+                <w:rStyle w:val="NormalTok"/>
+              </w:rPr>
+              <w:t xml:space="preserve">    </w:t>
+            </w:r>
+            <w:r>
+              <w:rPr>
+                <w:rStyle w:val="AttributeTok"/>
+              </w:rPr>
+              <w:t xml:space="preserve">colour =</w:t>
+            </w:r>
+            <w:r>
+              <w:rPr>
+                <w:rStyle w:val="NormalTok"/>
+              </w:rPr>
+              <w:t xml:space="preserve"> </w:t>
+            </w:r>
+            <w:r>
+              <w:rPr>
+                <w:rStyle w:val="StringTok"/>
+              </w:rPr>
+              <w:t xml:space="preserve">"grey50"</w:t>
+            </w:r>
+            <w:r>
+              <w:br/>
+            </w:r>
+            <w:r>
+              <w:rPr>
+                <w:rStyle w:val="NormalTok"/>
+              </w:rPr>
+              <w:t xml:space="preserve">  ) </w:t>
+            </w:r>
+            <w:r>
+              <w:rPr>
+                <w:rStyle w:val="SpecialCharTok"/>
+              </w:rPr>
+              <w:t xml:space="preserve">+</w:t>
+            </w:r>
+            <w:r>
+              <w:br/>
+            </w:r>
+            <w:r>
+              <w:rPr>
+                <w:rStyle w:val="NormalTok"/>
+              </w:rPr>
+              <w:t xml:space="preserve">  ggplot2</w:t>
+            </w:r>
+            <w:r>
+              <w:rPr>
+                <w:rStyle w:val="SpecialCharTok"/>
+              </w:rPr>
+              <w:t xml:space="preserve">::</w:t>
+            </w:r>
+            <w:r>
+              <w:rPr>
+                <w:rStyle w:val="FunctionTok"/>
+              </w:rPr>
+              <w:t xml:space="preserve">geom_line</w:t>
+            </w:r>
+            <w:r>
+              <w:rPr>
+                <w:rStyle w:val="NormalTok"/>
+              </w:rPr>
+              <w:t xml:space="preserve">(</w:t>
+            </w:r>
+            <w:r>
+              <w:br/>
+            </w:r>
+            <w:r>
+              <w:rPr>
+                <w:rStyle w:val="NormalTok"/>
+              </w:rPr>
+              <w:t xml:space="preserve">    </w:t>
+            </w:r>
+            <w:r>
+              <w:rPr>
+                <w:rStyle w:val="AttributeTok"/>
+              </w:rPr>
+              <w:t xml:space="preserve">data =</w:t>
+            </w:r>
+            <w:r>
+              <w:rPr>
+                <w:rStyle w:val="NormalTok"/>
+              </w:rPr>
+              <w:t xml:space="preserve"> logistic_curve,</w:t>
+            </w:r>
+            <w:r>
+              <w:br/>
+            </w:r>
+            <w:r>
+              <w:rPr>
+                <w:rStyle w:val="NormalTok"/>
+              </w:rPr>
+              <w:t xml:space="preserve">    ggplot2</w:t>
+            </w:r>
+            <w:r>
+              <w:rPr>
+                <w:rStyle w:val="SpecialCharTok"/>
+              </w:rPr>
+              <w:t xml:space="preserve">::</w:t>
+            </w:r>
+            <w:r>
+              <w:rPr>
+                <w:rStyle w:val="FunctionTok"/>
+              </w:rPr>
+              <w:t xml:space="preserve">aes</w:t>
+            </w:r>
+            <w:r>
+              <w:rPr>
+                <w:rStyle w:val="NormalTok"/>
+              </w:rPr>
+              <w:t xml:space="preserve">(</w:t>
+            </w:r>
+            <w:r>
+              <w:rPr>
+                <w:rStyle w:val="AttributeTok"/>
+              </w:rPr>
+              <w:t xml:space="preserve">x =</w:t>
+            </w:r>
+            <w:r>
+              <w:rPr>
+                <w:rStyle w:val="NormalTok"/>
+              </w:rPr>
+              <w:t xml:space="preserve"> z, </w:t>
+            </w:r>
+            <w:r>
+              <w:rPr>
+                <w:rStyle w:val="AttributeTok"/>
+              </w:rPr>
+              <w:t xml:space="preserve">y =</w:t>
+            </w:r>
+            <w:r>
+              <w:rPr>
+                <w:rStyle w:val="NormalTok"/>
+              </w:rPr>
+              <w:t xml:space="preserve"> sigmoid),</w:t>
+            </w:r>
+            <w:r>
+              <w:br/>
+            </w:r>
+            <w:r>
+              <w:rPr>
+                <w:rStyle w:val="NormalTok"/>
+              </w:rPr>
+              <w:t xml:space="preserve">    </w:t>
+            </w:r>
+            <w:r>
+              <w:rPr>
+                <w:rStyle w:val="AttributeTok"/>
+              </w:rPr>
+              <w:t xml:space="preserve">colour =</w:t>
+            </w:r>
+            <w:r>
+              <w:rPr>
+                <w:rStyle w:val="NormalTok"/>
+              </w:rPr>
+              <w:t xml:space="preserve"> </w:t>
+            </w:r>
+            <w:r>
+              <w:rPr>
+                <w:rStyle w:val="StringTok"/>
+              </w:rPr>
+              <w:t xml:space="preserve">"#0072B2"</w:t>
+            </w:r>
+            <w:r>
+              <w:br/>
+            </w:r>
+            <w:r>
+              <w:rPr>
+                <w:rStyle w:val="NormalTok"/>
+              </w:rPr>
+              <w:t xml:space="preserve">  ) </w:t>
+            </w:r>
+            <w:r>
+              <w:rPr>
+                <w:rStyle w:val="SpecialCharTok"/>
+              </w:rPr>
+              <w:t xml:space="preserve">+</w:t>
+            </w:r>
+            <w:r>
+              <w:br/>
+            </w:r>
+            <w:r>
+              <w:rPr>
+                <w:rStyle w:val="NormalTok"/>
+              </w:rPr>
+              <w:t xml:space="preserve">  ggplot2</w:t>
+            </w:r>
+            <w:r>
+              <w:rPr>
+                <w:rStyle w:val="SpecialCharTok"/>
+              </w:rPr>
+              <w:t xml:space="preserve">::</w:t>
+            </w:r>
+            <w:r>
+              <w:rPr>
+                <w:rStyle w:val="FunctionTok"/>
+              </w:rPr>
+              <w:t xml:space="preserve">geom_point</w:t>
+            </w:r>
+            <w:r>
+              <w:rPr>
+                <w:rStyle w:val="NormalTok"/>
+              </w:rPr>
+              <w:t xml:space="preserve">(</w:t>
+            </w:r>
+            <w:r>
+              <w:br/>
+            </w:r>
+            <w:r>
+              <w:rPr>
+                <w:rStyle w:val="NormalTok"/>
+              </w:rPr>
+              <w:t xml:space="preserve">    </w:t>
+            </w:r>
+            <w:r>
+              <w:rPr>
+                <w:rStyle w:val="AttributeTok"/>
+              </w:rPr>
+              <w:t xml:space="preserve">data =</w:t>
+            </w:r>
+            <w:r>
+              <w:rPr>
+                <w:rStyle w:val="NormalTok"/>
+              </w:rPr>
+              <w:t xml:space="preserve"> logistic_points,</w:t>
+            </w:r>
+            <w:r>
+              <w:br/>
+            </w:r>
+            <w:r>
+              <w:rPr>
+                <w:rStyle w:val="NormalTok"/>
+              </w:rPr>
+              <w:t xml:space="preserve">    ggplot2</w:t>
+            </w:r>
+            <w:r>
+              <w:rPr>
+                <w:rStyle w:val="SpecialCharTok"/>
+              </w:rPr>
+              <w:t xml:space="preserve">::</w:t>
+            </w:r>
+            <w:r>
+              <w:rPr>
+                <w:rStyle w:val="FunctionTok"/>
+              </w:rPr>
+              <w:t xml:space="preserve">aes</w:t>
+            </w:r>
+            <w:r>
+              <w:rPr>
+                <w:rStyle w:val="NormalTok"/>
+              </w:rPr>
+              <w:t xml:space="preserve">(</w:t>
+            </w:r>
+            <w:r>
+              <w:rPr>
+                <w:rStyle w:val="AttributeTok"/>
+              </w:rPr>
+              <w:t xml:space="preserve">x =</w:t>
+            </w:r>
+            <w:r>
+              <w:rPr>
+                <w:rStyle w:val="NormalTok"/>
+              </w:rPr>
+              <w:t xml:space="preserve"> z, </w:t>
+            </w:r>
+            <w:r>
+              <w:rPr>
+                <w:rStyle w:val="AttributeTok"/>
+              </w:rPr>
+              <w:t xml:space="preserve">y =</w:t>
+            </w:r>
+            <w:r>
+              <w:rPr>
+                <w:rStyle w:val="NormalTok"/>
+              </w:rPr>
+              <w:t xml:space="preserve"> sigmoid),</w:t>
+            </w:r>
+            <w:r>
+              <w:br/>
+            </w:r>
+            <w:r>
+              <w:rPr>
+                <w:rStyle w:val="NormalTok"/>
+              </w:rPr>
+              <w:t xml:space="preserve">    </w:t>
+            </w:r>
+            <w:r>
+              <w:rPr>
+                <w:rStyle w:val="AttributeTok"/>
+              </w:rPr>
+              <w:t xml:space="preserve">size =</w:t>
+            </w:r>
+            <w:r>
+              <w:rPr>
+                <w:rStyle w:val="NormalTok"/>
+              </w:rPr>
+              <w:t xml:space="preserve"> </w:t>
+            </w:r>
+            <w:r>
+              <w:rPr>
+                <w:rStyle w:val="DecValTok"/>
+              </w:rPr>
+              <w:t xml:space="preserve">3</w:t>
+            </w:r>
+            <w:r>
+              <w:rPr>
+                <w:rStyle w:val="NormalTok"/>
+              </w:rPr>
+              <w:t xml:space="preserve">,</w:t>
+            </w:r>
+            <w:r>
+              <w:br/>
+            </w:r>
+            <w:r>
+              <w:rPr>
+                <w:rStyle w:val="NormalTok"/>
+              </w:rPr>
+              <w:t xml:space="preserve">    </w:t>
+            </w:r>
+            <w:r>
+              <w:rPr>
+                <w:rStyle w:val="AttributeTok"/>
+              </w:rPr>
+              <w:t xml:space="preserve">colour =</w:t>
+            </w:r>
+            <w:r>
+              <w:rPr>
+                <w:rStyle w:val="NormalTok"/>
+              </w:rPr>
+              <w:t xml:space="preserve"> </w:t>
+            </w:r>
+            <w:r>
+              <w:rPr>
+                <w:rStyle w:val="StringTok"/>
+              </w:rPr>
+              <w:t xml:space="preserve">"#D55E00"</w:t>
+            </w:r>
+            <w:r>
+              <w:br/>
+            </w:r>
+            <w:r>
+              <w:rPr>
+                <w:rStyle w:val="NormalTok"/>
+              </w:rPr>
+              <w:t xml:space="preserve">  ) </w:t>
+            </w:r>
+            <w:r>
+              <w:rPr>
+                <w:rStyle w:val="SpecialCharTok"/>
+              </w:rPr>
+              <w:t xml:space="preserve">+</w:t>
+            </w:r>
+            <w:r>
+              <w:br/>
+            </w:r>
+            <w:r>
+              <w:rPr>
+                <w:rStyle w:val="NormalTok"/>
+              </w:rPr>
+              <w:t xml:space="preserve">  ggplot2</w:t>
+            </w:r>
+            <w:r>
+              <w:rPr>
+                <w:rStyle w:val="SpecialCharTok"/>
+              </w:rPr>
+              <w:t xml:space="preserve">::</w:t>
+            </w:r>
+            <w:r>
+              <w:rPr>
+                <w:rStyle w:val="FunctionTok"/>
+              </w:rPr>
+              <w:t xml:space="preserve">geom_text</w:t>
+            </w:r>
+            <w:r>
+              <w:rPr>
+                <w:rStyle w:val="NormalTok"/>
+              </w:rPr>
+              <w:t xml:space="preserve">(</w:t>
+            </w:r>
+            <w:r>
+              <w:br/>
+            </w:r>
+            <w:r>
+              <w:rPr>
+                <w:rStyle w:val="NormalTok"/>
+              </w:rPr>
+              <w:t xml:space="preserve">    </w:t>
+            </w:r>
+            <w:r>
+              <w:rPr>
+                <w:rStyle w:val="AttributeTok"/>
+              </w:rPr>
+              <w:t xml:space="preserve">data =</w:t>
+            </w:r>
+            <w:r>
+              <w:rPr>
+                <w:rStyle w:val="NormalTok"/>
+              </w:rPr>
+              <w:t xml:space="preserve"> logistic_points,</w:t>
+            </w:r>
+            <w:r>
+              <w:br/>
+            </w:r>
+            <w:r>
+              <w:rPr>
+                <w:rStyle w:val="NormalTok"/>
+              </w:rPr>
+              <w:t xml:space="preserve">    ggplot2</w:t>
+            </w:r>
+            <w:r>
+              <w:rPr>
+                <w:rStyle w:val="SpecialCharTok"/>
+              </w:rPr>
+              <w:t xml:space="preserve">::</w:t>
+            </w:r>
+            <w:r>
+              <w:rPr>
+                <w:rStyle w:val="FunctionTok"/>
+              </w:rPr>
+              <w:t xml:space="preserve">aes</w:t>
+            </w:r>
+            <w:r>
+              <w:rPr>
+                <w:rStyle w:val="NormalTok"/>
+              </w:rPr>
+              <w:t xml:space="preserve">(</w:t>
+            </w:r>
+            <w:r>
+              <w:rPr>
+                <w:rStyle w:val="AttributeTok"/>
+              </w:rPr>
+              <w:t xml:space="preserve">x =</w:t>
+            </w:r>
+            <w:r>
+              <w:rPr>
+                <w:rStyle w:val="NormalTok"/>
+              </w:rPr>
+              <w:t xml:space="preserve"> z, </w:t>
+            </w:r>
+            <w:r>
+              <w:rPr>
+                <w:rStyle w:val="AttributeTok"/>
+              </w:rPr>
+              <w:t xml:space="preserve">y =</w:t>
+            </w:r>
+            <w:r>
+              <w:rPr>
+                <w:rStyle w:val="NormalTok"/>
+              </w:rPr>
+              <w:t xml:space="preserve"> sigmoid, </w:t>
+            </w:r>
+            <w:r>
+              <w:rPr>
+                <w:rStyle w:val="AttributeTok"/>
+              </w:rPr>
+              <w:t xml:space="preserve">label =</w:t>
+            </w:r>
+            <w:r>
+              <w:rPr>
+                <w:rStyle w:val="NormalTok"/>
+              </w:rPr>
+              <w:t xml:space="preserve"> label),</w:t>
+            </w:r>
+            <w:r>
+              <w:br/>
+            </w:r>
+            <w:r>
+              <w:rPr>
+                <w:rStyle w:val="NormalTok"/>
+              </w:rPr>
+              <w:t xml:space="preserve">    </w:t>
+            </w:r>
+            <w:r>
+              <w:rPr>
+                <w:rStyle w:val="AttributeTok"/>
+              </w:rPr>
+              <w:t xml:space="preserve">nudge_x =</w:t>
+            </w:r>
+            <w:r>
+              <w:rPr>
+                <w:rStyle w:val="NormalTok"/>
+              </w:rPr>
+              <w:t xml:space="preserve"> </w:t>
+            </w:r>
+            <w:r>
+              <w:rPr>
+                <w:rStyle w:val="FloatTok"/>
+              </w:rPr>
+              <w:t xml:space="preserve">0.2</w:t>
+            </w:r>
+            <w:r>
+              <w:rPr>
+                <w:rStyle w:val="NormalTok"/>
+              </w:rPr>
+              <w:t xml:space="preserve">,</w:t>
+            </w:r>
+            <w:r>
+              <w:br/>
+            </w:r>
+            <w:r>
+              <w:rPr>
+                <w:rStyle w:val="NormalTok"/>
+              </w:rPr>
+              <w:t xml:space="preserve">    </w:t>
+            </w:r>
+            <w:r>
+              <w:rPr>
+                <w:rStyle w:val="AttributeTok"/>
+              </w:rPr>
+              <w:t xml:space="preserve">nudge_y =</w:t>
+            </w:r>
+            <w:r>
+              <w:rPr>
+                <w:rStyle w:val="NormalTok"/>
+              </w:rPr>
+              <w:t xml:space="preserve"> </w:t>
+            </w:r>
+            <w:r>
+              <w:rPr>
+                <w:rStyle w:val="SpecialCharTok"/>
+              </w:rPr>
+              <w:t xml:space="preserve">-</w:t>
+            </w:r>
+            <w:r>
+              <w:rPr>
+                <w:rStyle w:val="FloatTok"/>
+              </w:rPr>
+              <w:t xml:space="preserve">0.06</w:t>
+            </w:r>
+            <w:r>
+              <w:rPr>
+                <w:rStyle w:val="NormalTok"/>
+              </w:rPr>
+              <w:t xml:space="preserve">,</w:t>
+            </w:r>
+            <w:r>
+              <w:br/>
+            </w:r>
+            <w:r>
+              <w:rPr>
+                <w:rStyle w:val="NormalTok"/>
+              </w:rPr>
+              <w:t xml:space="preserve">    </w:t>
+            </w:r>
+            <w:r>
+              <w:rPr>
+                <w:rStyle w:val="AttributeTok"/>
+              </w:rPr>
+              <w:t xml:space="preserve">hjust =</w:t>
+            </w:r>
+            <w:r>
+              <w:rPr>
+                <w:rStyle w:val="NormalTok"/>
+              </w:rPr>
+              <w:t xml:space="preserve"> </w:t>
+            </w:r>
+            <w:r>
+              <w:rPr>
+                <w:rStyle w:val="DecValTok"/>
+              </w:rPr>
+              <w:t xml:space="preserve">0</w:t>
+            </w:r>
+            <w:r>
+              <w:br/>
+            </w:r>
+            <w:r>
+              <w:rPr>
+                <w:rStyle w:val="NormalTok"/>
+              </w:rPr>
+              <w:t xml:space="preserve">  ) </w:t>
+            </w:r>
+            <w:r>
+              <w:rPr>
+                <w:rStyle w:val="SpecialCharTok"/>
+              </w:rPr>
+              <w:t xml:space="preserve">+</w:t>
+            </w:r>
+            <w:r>
+              <w:br/>
+            </w:r>
+            <w:r>
+              <w:rPr>
+                <w:rStyle w:val="NormalTok"/>
+              </w:rPr>
+              <w:t xml:space="preserve">  ggplot2</w:t>
+            </w:r>
+            <w:r>
+              <w:rPr>
+                <w:rStyle w:val="SpecialCharTok"/>
+              </w:rPr>
+              <w:t xml:space="preserve">::</w:t>
+            </w:r>
+            <w:r>
+              <w:rPr>
+                <w:rStyle w:val="FunctionTok"/>
+              </w:rPr>
+              <w:t xml:space="preserve">scale_x_continuous</w:t>
+            </w:r>
+            <w:r>
+              <w:rPr>
+                <w:rStyle w:val="NormalTok"/>
+              </w:rPr>
+              <w:t xml:space="preserve">(</w:t>
+            </w:r>
+            <w:r>
+              <w:rPr>
+                <w:rStyle w:val="AttributeTok"/>
+              </w:rPr>
+              <w:t xml:space="preserve">breaks =</w:t>
+            </w:r>
+            <w:r>
+              <w:rPr>
+                <w:rStyle w:val="NormalTok"/>
+              </w:rPr>
+              <w:t xml:space="preserve"> </w:t>
+            </w:r>
+            <w:r>
+              <w:rPr>
+                <w:rStyle w:val="FunctionTok"/>
+              </w:rPr>
+              <w:t xml:space="preserve">seq</w:t>
+            </w:r>
+            <w:r>
+              <w:rPr>
+                <w:rStyle w:val="NormalTok"/>
+              </w:rPr>
+              <w:t xml:space="preserve">(</w:t>
+            </w:r>
+            <w:r>
+              <w:rPr>
+                <w:rStyle w:val="SpecialCharTok"/>
+              </w:rPr>
+              <w:t xml:space="preserve">-</w:t>
+            </w:r>
+            <w:r>
+              <w:rPr>
+                <w:rStyle w:val="DecValTok"/>
+              </w:rPr>
+              <w:t xml:space="preserve">6</w:t>
+            </w:r>
+            <w:r>
+              <w:rPr>
+                <w:rStyle w:val="NormalTok"/>
+              </w:rPr>
+              <w:t xml:space="preserve">, </w:t>
+            </w:r>
+            <w:r>
+              <w:rPr>
+                <w:rStyle w:val="DecValTok"/>
+              </w:rPr>
+              <w:t xml:space="preserve">6</w:t>
+            </w:r>
+            <w:r>
+              <w:rPr>
+                <w:rStyle w:val="NormalTok"/>
+              </w:rPr>
+              <w:t xml:space="preserve">, </w:t>
+            </w:r>
+            <w:r>
+              <w:rPr>
+                <w:rStyle w:val="DecValTok"/>
+              </w:rPr>
+              <w:t xml:space="preserve">2</w:t>
+            </w:r>
+            <w:r>
+              <w:rPr>
+                <w:rStyle w:val="NormalTok"/>
+              </w:rPr>
+              <w:t xml:space="preserve">)) </w:t>
+            </w:r>
+            <w:r>
+              <w:rPr>
+                <w:rStyle w:val="SpecialCharTok"/>
+              </w:rPr>
+              <w:t xml:space="preserve">+</w:t>
+            </w:r>
+            <w:r>
+              <w:br/>
+            </w:r>
+            <w:r>
+              <w:rPr>
+                <w:rStyle w:val="NormalTok"/>
+              </w:rPr>
+              <w:t xml:space="preserve">  ggplot2</w:t>
+            </w:r>
+            <w:r>
+              <w:rPr>
+                <w:rStyle w:val="SpecialCharTok"/>
+              </w:rPr>
+              <w:t xml:space="preserve">::</w:t>
+            </w:r>
+            <w:r>
+              <w:rPr>
+                <w:rStyle w:val="FunctionTok"/>
+              </w:rPr>
+              <w:t xml:space="preserve">labs</w:t>
+            </w:r>
+            <w:r>
+              <w:rPr>
+                <w:rStyle w:val="NormalTok"/>
+              </w:rPr>
+              <w:t xml:space="preserve">(</w:t>
+            </w:r>
+            <w:r>
+              <w:rPr>
+                <w:rStyle w:val="AttributeTok"/>
+              </w:rPr>
+              <w:t xml:space="preserve">x =</w:t>
+            </w:r>
+            <w:r>
+              <w:rPr>
+                <w:rStyle w:val="NormalTok"/>
+              </w:rPr>
+              <w:t xml:space="preserve"> </w:t>
+            </w:r>
+            <w:r>
+              <w:rPr>
+                <w:rStyle w:val="StringTok"/>
+              </w:rPr>
+              <w:t xml:space="preserve">"z"</w:t>
+            </w:r>
+            <w:r>
+              <w:rPr>
+                <w:rStyle w:val="NormalTok"/>
+              </w:rPr>
+              <w:t xml:space="preserve">, </w:t>
+            </w:r>
+            <w:r>
+              <w:rPr>
+                <w:rStyle w:val="AttributeTok"/>
+              </w:rPr>
+              <w:t xml:space="preserve">y =</w:t>
+            </w:r>
+            <w:r>
+              <w:rPr>
+                <w:rStyle w:val="NormalTok"/>
+              </w:rPr>
+              <w:t xml:space="preserve"> </w:t>
+            </w:r>
+            <w:r>
+              <w:rPr>
+                <w:rStyle w:val="StringTok"/>
+              </w:rPr>
+              <w:t xml:space="preserve">"logistic(z)"</w:t>
+            </w:r>
+            <w:r>
+              <w:rPr>
+                <w:rStyle w:val="NormalTok"/>
+              </w:rPr>
+              <w:t xml:space="preserve">) </w:t>
+            </w:r>
+            <w:r>
+              <w:rPr>
+                <w:rStyle w:val="SpecialCharTok"/>
+              </w:rPr>
+              <w:t xml:space="preserve">+</w:t>
+            </w:r>
+            <w:r>
+              <w:br/>
+            </w:r>
+            <w:r>
+              <w:rPr>
+                <w:rStyle w:val="NormalTok"/>
+              </w:rPr>
+              <w:t xml:space="preserve">  ggplot2</w:t>
+            </w:r>
+            <w:r>
+              <w:rPr>
+                <w:rStyle w:val="SpecialCharTok"/>
+              </w:rPr>
+              <w:t xml:space="preserve">::</w:t>
+            </w:r>
+            <w:r>
+              <w:rPr>
+                <w:rStyle w:val="FunctionTok"/>
+              </w:rPr>
+              <w:t xml:space="preserve">theme_minimal</w:t>
+            </w:r>
+            <w:r>
+              <w:rPr>
+                <w:rStyle w:val="NormalTok"/>
+              </w:rPr>
+              <w:t xml:space="preserve">()</w:t>
+            </w:r>
+            <w:r>
+              <w:br/>
+            </w:r>
+            <w:r>
+              <w:br/>
+            </w:r>
+            <w:r>
+              <w:rPr>
+                <w:rStyle w:val="ControlFlowTok"/>
+              </w:rPr>
+              <w:t xml:space="preserve">if</w:t>
+            </w:r>
+            <w:r>
+              <w:rPr>
+                <w:rStyle w:val="NormalTok"/>
+              </w:rPr>
+              <w:t xml:space="preserve"> (knitr</w:t>
+            </w:r>
+            <w:r>
+              <w:rPr>
+                <w:rStyle w:val="SpecialCharTok"/>
+              </w:rPr>
+              <w:t xml:space="preserve">::</w:t>
+            </w:r>
+            <w:r>
+              <w:rPr>
+                <w:rStyle w:val="FunctionTok"/>
+              </w:rPr>
+              <w:t xml:space="preserve">is_html_output</w:t>
+            </w:r>
+            <w:r>
+              <w:rPr>
+                <w:rStyle w:val="NormalTok"/>
+              </w:rPr>
+              <w:t xml:space="preserve">()) {</w:t>
+            </w:r>
+            <w:r>
+              <w:br/>
+            </w:r>
+            <w:r>
+              <w:rPr>
+                <w:rStyle w:val="NormalTok"/>
+              </w:rPr>
+              <w:t xml:space="preserve">  htmltools</w:t>
+            </w:r>
+            <w:r>
+              <w:rPr>
+                <w:rStyle w:val="SpecialCharTok"/>
+              </w:rPr>
+              <w:t xml:space="preserve">::</w:t>
+            </w:r>
+            <w:r>
+              <w:rPr>
+                <w:rStyle w:val="FunctionTok"/>
+              </w:rPr>
+              <w:t xml:space="preserve">div</w:t>
+            </w:r>
+            <w:r>
+              <w:rPr>
+                <w:rStyle w:val="NormalTok"/>
+              </w:rPr>
+              <w:t xml:space="preserve">(</w:t>
+            </w:r>
+            <w:r>
+              <w:br/>
+            </w:r>
+            <w:r>
+              <w:rPr>
+                <w:rStyle w:val="NormalTok"/>
+              </w:rPr>
+              <w:t xml:space="preserve">    </w:t>
+            </w:r>
+            <w:r>
+              <w:rPr>
+                <w:rStyle w:val="AttributeTok"/>
+              </w:rPr>
+              <w:t xml:space="preserve">role =</w:t>
+            </w:r>
+            <w:r>
+              <w:rPr>
+                <w:rStyle w:val="NormalTok"/>
+              </w:rPr>
+              <w:t xml:space="preserve"> </w:t>
+            </w:r>
+            <w:r>
+              <w:rPr>
+                <w:rStyle w:val="StringTok"/>
+              </w:rPr>
+              <w:t xml:space="preserve">"img"</w:t>
+            </w:r>
+            <w:r>
+              <w:rPr>
+                <w:rStyle w:val="NormalTok"/>
+              </w:rPr>
+              <w:t xml:space="preserve">,</w:t>
+            </w:r>
+            <w:r>
+              <w:br/>
+            </w:r>
+            <w:r>
+              <w:rPr>
+                <w:rStyle w:val="NormalTok"/>
+              </w:rPr>
+              <w:t xml:space="preserve">    </w:t>
+            </w:r>
+            <w:r>
+              <w:rPr>
+                <w:rStyle w:val="StringTok"/>
+              </w:rPr>
+              <w:t xml:space="preserve">`</w:t>
+            </w:r>
+            <w:r>
+              <w:rPr>
+                <w:rStyle w:val="AttributeTok"/>
+              </w:rPr>
+              <w:t xml:space="preserve">aria-label</w:t>
+            </w:r>
+            <w:r>
+              <w:rPr>
+                <w:rStyle w:val="StringTok"/>
+              </w:rPr>
+              <w:t xml:space="preserve">`</w:t>
+            </w:r>
+            <w:r>
+              <w:rPr>
+                <w:rStyle w:val="NormalTok"/>
+              </w:rPr>
+              <w:t xml:space="preserve"> </w:t>
+            </w:r>
+            <w:r>
+              <w:rPr>
+                <w:rStyle w:val="OtherTok"/>
+              </w:rPr>
+              <w:t xml:space="preserve">=</w:t>
+            </w:r>
+            <w:r>
+              <w:rPr>
+                <w:rStyle w:val="NormalTok"/>
+              </w:rPr>
+              <w:t xml:space="preserve"> fig_alt,</w:t>
+            </w:r>
+            <w:r>
+              <w:br/>
+            </w:r>
+            <w:r>
+              <w:rPr>
+                <w:rStyle w:val="NormalTok"/>
+              </w:rPr>
+              <w:t xml:space="preserve">    plotly</w:t>
+            </w:r>
+            <w:r>
+              <w:rPr>
+                <w:rStyle w:val="SpecialCharTok"/>
+              </w:rPr>
+              <w:t xml:space="preserve">::</w:t>
+            </w:r>
+            <w:r>
+              <w:rPr>
+                <w:rStyle w:val="FunctionTok"/>
+              </w:rPr>
+              <w:t xml:space="preserve">ggplotly</w:t>
+            </w:r>
+            <w:r>
+              <w:rPr>
+                <w:rStyle w:val="NormalTok"/>
+              </w:rPr>
+              <w:t xml:space="preserve">(logistic_function_plot)</w:t>
+            </w:r>
+            <w:r>
+              <w:br/>
+            </w:r>
+            <w:r>
+              <w:rPr>
+                <w:rStyle w:val="NormalTok"/>
+              </w:rPr>
+              <w:t xml:space="preserve">  )</w:t>
+            </w:r>
+            <w:r>
+              <w:br/>
+            </w:r>
+            <w:r>
+              <w:rPr>
+                <w:rStyle w:val="NormalTok"/>
+              </w:rPr>
+              <w:t xml:space="preserve">} </w:t>
+            </w:r>
+            <w:r>
+              <w:rPr>
+                <w:rStyle w:val="ControlFlowTok"/>
+              </w:rPr>
+              <w:t xml:space="preserve">else</w:t>
+            </w:r>
+            <w:r>
+              <w:rPr>
+                <w:rStyle w:val="NormalTok"/>
+              </w:rPr>
+              <w:t xml:space="preserve"> {</w:t>
+            </w:r>
+            <w:r>
+              <w:br/>
+            </w:r>
+            <w:r>
+              <w:rPr>
+                <w:rStyle w:val="NormalTok"/>
+              </w:rPr>
+              <w:t xml:space="preserve">  logistic_function_plot</w:t>
+            </w:r>
+            <w:r>
+              <w:br/>
+            </w:r>
+            <w:r>
+              <w:rPr>
+                <w:rStyle w:val="NormalTok"/>
+              </w:rPr>
+              <w:t xml:space="preserve">}</w:t>
+            </w:r>
+          </w:p>
+          <w:p>
+            <w:pPr>
+              <w:jc w:val="center"/>
+            </w:pPr>
+            <w:r>
+              <w:drawing>
+                <wp:inline>
+                  <wp:extent cx="4620126" cy="3696101"/>
+                  <wp:effectExtent b="0" l="0" r="0" t="0"/>
+                  <wp:docPr descr="" title="" id="99" name="Picture"/>
+                  <a:graphic>
+                    <a:graphicData uri="http://schemas.openxmlformats.org/drawingml/2006/picture">
+                      <pic:pic>
+                        <pic:nvPicPr>
+                          <pic:cNvPr descr="functions_files/figure-docx/logistic-function-plot-1.png" id="100" name="Picture"/>
+                          <pic:cNvPicPr>
+                            <a:picLocks noChangeArrowheads="1" noChangeAspect="1"/>
+                          </pic:cNvPicPr>
+                        </pic:nvPicPr>
+                        <pic:blipFill>
+                          <a:blip r:embed="rId98"/>
+                          <a:stretch>
+                            <a:fillRect/>
+                          </a:stretch>
+                        </pic:blipFill>
+                        <pic:spPr bwMode="auto">
+                          <a:xfrm>
+                            <a:off x="0" y="0"/>
+                            <a:ext cx="4620126" cy="3696101"/>
+                          </a:xfrm>
+                          <a:prstGeom prst="rect">
+                            <a:avLst/>
+                          </a:prstGeom>
+                          <a:noFill/>
+                          <a:ln w="9525">
+                            <a:noFill/>
+                            <a:headEnd/>
+                            <a:tailEnd/>
+                          </a:ln>
+                        </pic:spPr>
+                      </pic:pic>
+                    </a:graphicData>
+                  </a:graphic>
+                </wp:inline>
+              </w:drawing>
+            </w:r>
+          </w:p>
+          <w:p>
+            <w:pPr>
+              <w:jc w:val="center"/>
+            </w:pPr>
+            <w:pPr>
+              <w:jc w:val="left"/>
+              <w:spacing w:before="200"/>
+              <w:pStyle w:val="ImageCaption"/>
+            </w:pPr>
+            <w:r>
+              <w:t xml:space="preserve">Figure 9: The</w:t>
+            </w:r>
+            <w:r>
+              <w:t xml:space="preserve"> </w:t>
+            </w:r>
+            <w:hyperlink w:anchor="def-logistic-function">
+              <w:r>
+                <w:rPr>
+                  <w:rStyle w:val="Hyperlink"/>
+                </w:rPr>
+                <w:t xml:space="preserve">logistic function</w:t>
+              </w:r>
+            </w:hyperlink>
+            <w:r>
+              <w:t xml:space="preserve"> </w:t>
+            </w:r>
+            <w:r>
+              <w:t xml:space="preserve">for</w:t>
+            </w:r>
+            <w:r>
+              <w:t xml:space="preserve"> </w:t>
+            </w:r>
+            <m:oMath>
+              <m:r>
+                <m:t>z</m:t>
+              </m:r>
+            </m:oMath>
+            <w:r>
+              <w:t xml:space="preserve"> </w:t>
+            </w:r>
+            <w:r>
+              <w:t xml:space="preserve">from</w:t>
+            </w:r>
+            <w:r>
+              <w:t xml:space="preserve"> </w:t>
+            </w:r>
+            <m:oMath>
+              <m:r>
+                <m:rPr>
+                  <m:sty m:val="p"/>
+                </m:rPr>
+                <m:t>−</m:t>
+              </m:r>
+              <m:r>
+                <m:t>6</m:t>
+              </m:r>
+            </m:oMath>
+            <w:r>
+              <w:t xml:space="preserve"> </w:t>
+            </w:r>
+            <w:r>
+              <w:t xml:space="preserve">to</w:t>
+            </w:r>
+            <w:r>
+              <w:t xml:space="preserve"> </w:t>
+            </w:r>
+            <m:oMath>
+              <m:r>
+                <m:t>6</m:t>
+              </m:r>
+            </m:oMath>
+            <w:r>
+              <w:t xml:space="preserve">.</w:t>
+            </w:r>
+            <w:r>
+              <w:t xml:space="preserve"> </w:t>
+            </w:r>
+            <w:r>
+              <w:t xml:space="preserve">Its</w:t>
+            </w:r>
+            <w:r>
+              <w:t xml:space="preserve"> </w:t>
+            </w:r>
+            <w:hyperlink w:anchor="def-value">
+              <w:r>
+                <w:rPr>
+                  <w:rStyle w:val="Hyperlink"/>
+                </w:rPr>
+                <w:t xml:space="preserve">values</w:t>
+              </w:r>
+            </w:hyperlink>
+            <w:r>
+              <w:t xml:space="preserve"> </w:t>
+            </w:r>
+            <w:r>
+              <w:t xml:space="preserve">lie strictly between</w:t>
+            </w:r>
+            <w:r>
+              <w:t xml:space="preserve"> </w:t>
+            </w:r>
+            <m:oMath>
+              <m:r>
+                <m:t>0</m:t>
+              </m:r>
+            </m:oMath>
+            <w:r>
+              <w:t xml:space="preserve"> </w:t>
+            </w:r>
+            <w:r>
+              <w:t xml:space="preserve">and</w:t>
+            </w:r>
+            <w:r>
+              <w:t xml:space="preserve"> </w:t>
+            </w:r>
+            <m:oMath>
+              <m:r>
+                <m:t>1</m:t>
+              </m:r>
+            </m:oMath>
+            <w:r>
+              <w:t xml:space="preserve">, and the marked points are the values at</w:t>
+            </w:r>
+            <w:r>
+              <w:t xml:space="preserve"> </w:t>
+            </w:r>
+            <m:oMath>
+              <m:r>
+                <m:t>z</m:t>
+              </m:r>
+              <m:r>
+                <m:rPr>
+                  <m:sty m:val="p"/>
+                </m:rPr>
+                <m:t>=</m:t>
+              </m:r>
+              <m:r>
+                <m:rPr>
+                  <m:sty m:val="p"/>
+                </m:rPr>
+                <m:t>−</m:t>
+              </m:r>
+              <m:r>
+                <m:t>2</m:t>
+              </m:r>
+            </m:oMath>
+            <w:r>
+              <w:t xml:space="preserve">,</w:t>
+            </w:r>
+            <w:r>
+              <w:t xml:space="preserve"> </w:t>
+            </w:r>
+            <m:oMath>
+              <m:r>
+                <m:t>0</m:t>
+              </m:r>
+            </m:oMath>
+            <w:r>
+              <w:t xml:space="preserve"> </w:t>
+            </w:r>
+            <w:r>
+              <w:t xml:space="preserve">and</w:t>
+            </w:r>
+            <w:r>
+              <w:t xml:space="preserve"> </w:t>
+            </w:r>
+            <m:oMath>
+              <m:r>
+                <m:t>2</m:t>
+              </m:r>
+            </m:oMath>
+            <w:r>
+              <w:t xml:space="preserve"> </w:t>
+            </w:r>
+            <w:r>
+              <w:t xml:space="preserve">from</w:t>
+            </w:r>
+            <w:r>
+              <w:t xml:space="preserve"> </w:t>
+            </w:r>
+            <w:hyperlink w:anchor="exm-logistic-function">
+              <w:r>
+                <w:rPr>
+                  <w:rStyle w:val="Hyperlink"/>
+                </w:rPr>
+                <w:t xml:space="preserve">Example 16</w:t>
+              </w:r>
+            </w:hyperlink>
+            <w:r>
+              <w:t xml:space="preserve">.</w:t>
+            </w:r>
+          </w:p>
+          <w:bookmarkEnd w:id="101"/>
+        </w:tc>
+      </w:tr>
+    </w:tbl>
+    <w:bookmarkEnd w:id="102"/>
+    <w:bookmarkStart w:id="119" w:name="countable-sets"/>
     <w:p>
       <w:pPr>
         <w:pStyle w:val="Heading2"/>
@@ -20379,7 +29418,7 @@
         <w:t xml:space="preserve">2 Countable sets</w:t>
       </w:r>
     </w:p>
-    <w:bookmarkStart w:id="83" w:name="def-finite-set"/>
+    <w:bookmarkStart w:id="103" w:name="def-finite-set"/>
     <w:p>
       <w:pPr>
         <w:pStyle w:val="FirstParagraph"/>
@@ -20535,8 +29574,8 @@
         <w:t xml:space="preserve">appears exactly once.</w:t>
       </w:r>
     </w:p>
-    <w:bookmarkEnd w:id="83"/>
-    <w:bookmarkStart w:id="84" w:name="def-cardinality"/>
+    <w:bookmarkEnd w:id="103"/>
+    <w:bookmarkStart w:id="104" w:name="def-cardinality"/>
     <w:p>
       <w:pPr>
         <w:pStyle w:val="BodyText"/>
@@ -20711,8 +29750,8 @@
         <w:t xml:space="preserve">.</w:t>
       </w:r>
     </w:p>
-    <w:bookmarkEnd w:id="84"/>
-    <w:bookmarkStart w:id="87" w:name="rem-cardinality-bars"/>
+    <w:bookmarkEnd w:id="104"/>
+    <w:bookmarkStart w:id="107" w:name="rem-cardinality-bars"/>
     <w:p>
       <w:pPr>
         <w:pStyle w:val="BodyText"/>
@@ -20840,7 +29879,7 @@
       <w:r>
         <w:t xml:space="preserve"> </w:t>
       </w:r>
-      <w:hyperlink r:id="rId85">
+      <w:hyperlink r:id="rId105">
         <w:r>
           <w:rPr>
             <w:rStyle w:val="Hyperlink"/>
@@ -20860,7 +29899,7 @@
       <w:r>
         <w:t xml:space="preserve"> </w:t>
       </w:r>
-      <w:hyperlink r:id="rId86">
+      <w:hyperlink r:id="rId106">
         <w:r>
           <w:rPr>
             <w:rStyle w:val="Hyperlink"/>
@@ -20995,8 +30034,8 @@
         <w:t xml:space="preserve">.</w:t>
       </w:r>
     </w:p>
-    <w:bookmarkEnd w:id="87"/>
-    <w:bookmarkStart w:id="88" w:name="exm-finite-set"/>
+    <w:bookmarkEnd w:id="107"/>
+    <w:bookmarkStart w:id="108" w:name="exm-finite-set"/>
     <w:p>
       <w:pPr>
         <w:pStyle w:val="BodyText"/>
@@ -21588,8 +30627,8 @@
         <w:t xml:space="preserve">which is larger than every number in the list.</w:t>
       </w:r>
     </w:p>
-    <w:bookmarkEnd w:id="88"/>
-    <w:bookmarkStart w:id="89" w:name="def-infinite-set"/>
+    <w:bookmarkEnd w:id="108"/>
+    <w:bookmarkStart w:id="109" w:name="def-infinite-set"/>
     <w:p>
       <w:pPr>
         <w:pStyle w:val="FirstParagraph"/>
@@ -21638,8 +30677,8 @@
         <w:t xml:space="preserve">.</w:t>
       </w:r>
     </w:p>
-    <w:bookmarkEnd w:id="89"/>
-    <w:bookmarkStart w:id="90" w:name="def-countable-set"/>
+    <w:bookmarkEnd w:id="109"/>
+    <w:bookmarkStart w:id="110" w:name="def-countable-set"/>
     <w:p>
       <w:pPr>
         <w:pStyle w:val="BodyText"/>
@@ -21779,8 +30818,8 @@
         <w:t xml:space="preserve">in which every element appears.</w:t>
       </w:r>
     </w:p>
-    <w:bookmarkEnd w:id="90"/>
-    <w:bookmarkStart w:id="91" w:name="def-countably-infinite"/>
+    <w:bookmarkEnd w:id="110"/>
+    <w:bookmarkStart w:id="111" w:name="def-countably-infinite"/>
     <w:p>
       <w:pPr>
         <w:pStyle w:val="BodyText"/>
@@ -21832,8 +30871,8 @@
         <w:t xml:space="preserve">and not finite.</w:t>
       </w:r>
     </w:p>
-    <w:bookmarkEnd w:id="91"/>
-    <w:bookmarkStart w:id="94" w:name="exm-countable-set"/>
+    <w:bookmarkEnd w:id="111"/>
+    <w:bookmarkStart w:id="114" w:name="exm-countable-set"/>
     <w:p>
       <w:pPr>
         <w:pStyle w:val="BodyText"/>
@@ -21947,7 +30986,7 @@
       <w:r>
         <w:t xml:space="preserve"> </w:t>
       </w:r>
-      <w:hyperlink r:id="rId92">
+      <w:hyperlink r:id="rId112">
         <w:r>
           <w:rPr>
             <w:rStyle w:val="Hyperlink"/>
@@ -22080,7 +31119,7 @@
       <w:r>
         <w:t xml:space="preserve"> </w:t>
       </w:r>
-      <w:hyperlink r:id="rId93">
+      <w:hyperlink r:id="rId113">
         <w:r>
           <w:rPr>
             <w:rStyle w:val="Hyperlink"/>
@@ -22199,8 +31238,8 @@
         <w:t xml:space="preserve">lists every one of them.</w:t>
       </w:r>
     </w:p>
-    <w:bookmarkEnd w:id="94"/>
-    <w:bookmarkStart w:id="95" w:name="thm-interval-uncountable"/>
+    <w:bookmarkEnd w:id="114"/>
+    <w:bookmarkStart w:id="115" w:name="thm-interval-uncountable"/>
     <w:p>
       <w:pPr>
         <w:pStyle w:val="FirstParagraph"/>
@@ -22268,8 +31307,8 @@
         <w:t xml:space="preserve">.</w:t>
       </w:r>
     </w:p>
-    <w:bookmarkEnd w:id="95"/>
-    <w:bookmarkStart w:id="98" w:name="rem-cantor-diagonal"/>
+    <w:bookmarkEnd w:id="115"/>
+    <w:bookmarkStart w:id="118" w:name="rem-cantor-diagonal"/>
     <w:p>
       <w:pPr>
         <w:pStyle w:val="BodyText"/>
@@ -22290,7 +31329,7 @@
       <w:r>
         <w:t xml:space="preserve"> </w:t>
       </w:r>
-      <w:hyperlink r:id="rId96">
+      <w:hyperlink r:id="rId116">
         <w:r>
           <w:rPr>
             <w:rStyle w:val="Hyperlink"/>
@@ -22386,7 +31425,7 @@
       <w:r>
         <w:t xml:space="preserve"> </w:t>
       </w:r>
-      <w:hyperlink r:id="rId97">
+      <w:hyperlink r:id="rId117">
         <w:r>
           <w:rPr>
             <w:rStyle w:val="Hyperlink"/>
@@ -22711,9 +31750,9 @@
         <w:t xml:space="preserve">and from the third in the third digit.</w:t>
       </w:r>
     </w:p>
-    <w:bookmarkEnd w:id="98"/>
-    <w:bookmarkEnd w:id="99"/>
-    <w:bookmarkStart w:id="141" w:name="references"/>
+    <w:bookmarkEnd w:id="118"/>
+    <w:bookmarkEnd w:id="119"/>
+    <w:bookmarkStart w:id="161" w:name="references"/>
     <w:p>
       <w:pPr>
         <w:pStyle w:val="Heading2"/>
@@ -22722,8 +31761,8 @@
         <w:t xml:space="preserve">References</w:t>
       </w:r>
     </w:p>
-    <w:bookmarkStart w:id="140" w:name="refs"/>
-    <w:bookmarkStart w:id="101" w:name="ref-wikipedia_function_mathematics"/>
+    <w:bookmarkStart w:id="160" w:name="refs"/>
+    <w:bookmarkStart w:id="121" w:name="ref-wikipedia_function_mathematics"/>
     <w:p>
       <w:pPr>
         <w:pStyle w:val="Bibliography"/>
@@ -22770,7 +31809,7 @@
       <w:r>
         <w:t xml:space="preserve"> </w:t>
       </w:r>
-      <w:hyperlink r:id="rId100">
+      <w:hyperlink r:id="rId120">
         <w:r>
           <w:rPr>
             <w:rStyle w:val="Hyperlink"/>
@@ -22779,8 +31818,8 @@
         </w:r>
       </w:hyperlink>
     </w:p>
-    <w:bookmarkEnd w:id="101"/>
-    <w:bookmarkStart w:id="103" w:name="ref-wikipedia_binary_relation"/>
+    <w:bookmarkEnd w:id="121"/>
+    <w:bookmarkStart w:id="123" w:name="ref-wikipedia_binary_relation"/>
     <w:p>
       <w:pPr>
         <w:pStyle w:val="Bibliography"/>
@@ -22827,7 +31866,7 @@
       <w:r>
         <w:t xml:space="preserve"> </w:t>
       </w:r>
-      <w:hyperlink r:id="rId102">
+      <w:hyperlink r:id="rId122">
         <w:r>
           <w:rPr>
             <w:rStyle w:val="Hyperlink"/>
@@ -22836,8 +31875,8 @@
         </w:r>
       </w:hyperlink>
     </w:p>
-    <w:bookmarkEnd w:id="103"/>
-    <w:bookmarkStart w:id="105" w:name="ref-wikipedia_domain_of_a_function"/>
+    <w:bookmarkEnd w:id="123"/>
+    <w:bookmarkStart w:id="125" w:name="ref-wikipedia_domain_of_a_function"/>
     <w:p>
       <w:pPr>
         <w:pStyle w:val="Bibliography"/>
@@ -22884,7 +31923,7 @@
       <w:r>
         <w:t xml:space="preserve"> </w:t>
       </w:r>
-      <w:hyperlink r:id="rId104">
+      <w:hyperlink r:id="rId124">
         <w:r>
           <w:rPr>
             <w:rStyle w:val="Hyperlink"/>
@@ -22893,8 +31932,8 @@
         </w:r>
       </w:hyperlink>
     </w:p>
-    <w:bookmarkEnd w:id="105"/>
-    <w:bookmarkStart w:id="107" w:name="ref-wikipedia_codomain"/>
+    <w:bookmarkEnd w:id="125"/>
+    <w:bookmarkStart w:id="127" w:name="ref-wikipedia_codomain"/>
     <w:p>
       <w:pPr>
         <w:pStyle w:val="Bibliography"/>
@@ -22941,7 +31980,7 @@
       <w:r>
         <w:t xml:space="preserve"> </w:t>
       </w:r>
-      <w:hyperlink r:id="rId106">
+      <w:hyperlink r:id="rId126">
         <w:r>
           <w:rPr>
             <w:rStyle w:val="Hyperlink"/>
@@ -22950,8 +31989,8 @@
         </w:r>
       </w:hyperlink>
     </w:p>
-    <w:bookmarkEnd w:id="107"/>
-    <w:bookmarkStart w:id="109" w:name="ref-wikipedia_image_mathematics"/>
+    <w:bookmarkEnd w:id="127"/>
+    <w:bookmarkStart w:id="129" w:name="ref-wikipedia_image_mathematics"/>
     <w:p>
       <w:pPr>
         <w:pStyle w:val="Bibliography"/>
@@ -22998,7 +32037,7 @@
       <w:r>
         <w:t xml:space="preserve"> </w:t>
       </w:r>
-      <w:hyperlink r:id="rId108">
+      <w:hyperlink r:id="rId128">
         <w:r>
           <w:rPr>
             <w:rStyle w:val="Hyperlink"/>
@@ -23007,8 +32046,8 @@
         </w:r>
       </w:hyperlink>
     </w:p>
-    <w:bookmarkEnd w:id="109"/>
-    <w:bookmarkStart w:id="111" w:name="ref-wikipedia_range_of_a_function"/>
+    <w:bookmarkEnd w:id="129"/>
+    <w:bookmarkStart w:id="131" w:name="ref-wikipedia_range_of_a_function"/>
     <w:p>
       <w:pPr>
         <w:pStyle w:val="Bibliography"/>
@@ -23055,7 +32094,7 @@
       <w:r>
         <w:t xml:space="preserve"> </w:t>
       </w:r>
-      <w:hyperlink r:id="rId110">
+      <w:hyperlink r:id="rId130">
         <w:r>
           <w:rPr>
             <w:rStyle w:val="Hyperlink"/>
@@ -23064,8 +32103,8 @@
         </w:r>
       </w:hyperlink>
     </w:p>
-    <w:bookmarkEnd w:id="111"/>
-    <w:bookmarkStart w:id="113" w:name="ref-wikipedia_graph_of_a_function"/>
+    <w:bookmarkEnd w:id="131"/>
+    <w:bookmarkStart w:id="133" w:name="ref-wikipedia_graph_of_a_function"/>
     <w:p>
       <w:pPr>
         <w:pStyle w:val="Bibliography"/>
@@ -23112,7 +32151,7 @@
       <w:r>
         <w:t xml:space="preserve"> </w:t>
       </w:r>
-      <w:hyperlink r:id="rId112">
+      <w:hyperlink r:id="rId132">
         <w:r>
           <w:rPr>
             <w:rStyle w:val="Hyperlink"/>
@@ -23121,8 +32160,8 @@
         </w:r>
       </w:hyperlink>
     </w:p>
-    <w:bookmarkEnd w:id="113"/>
-    <w:bookmarkStart w:id="115" w:name="ref-halmos1974naive"/>
+    <w:bookmarkEnd w:id="133"/>
+    <w:bookmarkStart w:id="135" w:name="ref-halmos1974naive"/>
     <w:p>
       <w:pPr>
         <w:pStyle w:val="Bibliography"/>
@@ -23155,7 +32194,7 @@
       <w:r>
         <w:t xml:space="preserve"> </w:t>
       </w:r>
-      <w:hyperlink r:id="rId114">
+      <w:hyperlink r:id="rId134">
         <w:r>
           <w:rPr>
             <w:rStyle w:val="Hyperlink"/>
@@ -23167,8 +32206,8 @@
         <w:t xml:space="preserve">.</w:t>
       </w:r>
     </w:p>
-    <w:bookmarkEnd w:id="115"/>
-    <w:bookmarkStart w:id="117" w:name="ref-wikipedia_function_composition"/>
+    <w:bookmarkEnd w:id="135"/>
+    <w:bookmarkStart w:id="137" w:name="ref-wikipedia_function_composition"/>
     <w:p>
       <w:pPr>
         <w:pStyle w:val="Bibliography"/>
@@ -23215,7 +32254,7 @@
       <w:r>
         <w:t xml:space="preserve"> </w:t>
       </w:r>
-      <w:hyperlink r:id="rId116">
+      <w:hyperlink r:id="rId136">
         <w:r>
           <w:rPr>
             <w:rStyle w:val="Hyperlink"/>
@@ -23224,8 +32263,8 @@
         </w:r>
       </w:hyperlink>
     </w:p>
-    <w:bookmarkEnd w:id="117"/>
-    <w:bookmarkStart w:id="119" w:name="ref-wikipedia_inverse_function"/>
+    <w:bookmarkEnd w:id="137"/>
+    <w:bookmarkStart w:id="139" w:name="ref-wikipedia_inverse_function"/>
     <w:p>
       <w:pPr>
         <w:pStyle w:val="Bibliography"/>
@@ -23272,7 +32311,7 @@
       <w:r>
         <w:t xml:space="preserve"> </w:t>
       </w:r>
-      <w:hyperlink r:id="rId118">
+      <w:hyperlink r:id="rId138">
         <w:r>
           <w:rPr>
             <w:rStyle w:val="Hyperlink"/>
@@ -23281,8 +32320,8 @@
         </w:r>
       </w:hyperlink>
     </w:p>
-    <w:bookmarkEnd w:id="119"/>
-    <w:bookmarkStart w:id="121" w:name="ref-wikipedia_operator_mathematics"/>
+    <w:bookmarkEnd w:id="139"/>
+    <w:bookmarkStart w:id="141" w:name="ref-wikipedia_operator_mathematics"/>
     <w:p>
       <w:pPr>
         <w:pStyle w:val="Bibliography"/>
@@ -23329,7 +32368,7 @@
       <w:r>
         <w:t xml:space="preserve"> </w:t>
       </w:r>
-      <w:hyperlink r:id="rId120">
+      <w:hyperlink r:id="rId140">
         <w:r>
           <w:rPr>
             <w:rStyle w:val="Hyperlink"/>
@@ -23338,8 +32377,8 @@
         </w:r>
       </w:hyperlink>
     </w:p>
-    <w:bookmarkEnd w:id="121"/>
-    <w:bookmarkStart w:id="123" w:name="ref-wikipedia_functional_mathematics"/>
+    <w:bookmarkEnd w:id="141"/>
+    <w:bookmarkStart w:id="143" w:name="ref-wikipedia_functional_mathematics"/>
     <w:p>
       <w:pPr>
         <w:pStyle w:val="Bibliography"/>
@@ -23386,7 +32425,7 @@
       <w:r>
         <w:t xml:space="preserve"> </w:t>
       </w:r>
-      <w:hyperlink r:id="rId122">
+      <w:hyperlink r:id="rId142">
         <w:r>
           <w:rPr>
             <w:rStyle w:val="Hyperlink"/>
@@ -23395,8 +32434,8 @@
         </w:r>
       </w:hyperlink>
     </w:p>
-    <w:bookmarkEnd w:id="123"/>
-    <w:bookmarkStart w:id="125" w:name="ref-wikipedia_sequence"/>
+    <w:bookmarkEnd w:id="143"/>
+    <w:bookmarkStart w:id="145" w:name="ref-wikipedia_sequence"/>
     <w:p>
       <w:pPr>
         <w:pStyle w:val="Bibliography"/>
@@ -23443,7 +32482,7 @@
       <w:r>
         <w:t xml:space="preserve"> </w:t>
       </w:r>
-      <w:hyperlink r:id="rId124">
+      <w:hyperlink r:id="rId144">
         <w:r>
           <w:rPr>
             <w:rStyle w:val="Hyperlink"/>
@@ -23452,8 +32491,8 @@
         </w:r>
       </w:hyperlink>
     </w:p>
-    <w:bookmarkEnd w:id="125"/>
-    <w:bookmarkStart w:id="127" w:name="ref-wikipedia_closure_mathematics"/>
+    <w:bookmarkEnd w:id="145"/>
+    <w:bookmarkStart w:id="147" w:name="ref-wikipedia_closure_mathematics"/>
     <w:p>
       <w:pPr>
         <w:pStyle w:val="Bibliography"/>
@@ -23500,7 +32539,7 @@
       <w:r>
         <w:t xml:space="preserve"> </w:t>
       </w:r>
-      <w:hyperlink r:id="rId126">
+      <w:hyperlink r:id="rId146">
         <w:r>
           <w:rPr>
             <w:rStyle w:val="Hyperlink"/>
@@ -23509,8 +32548,8 @@
         </w:r>
       </w:hyperlink>
     </w:p>
-    <w:bookmarkEnd w:id="127"/>
-    <w:bookmarkStart w:id="129" w:name="ref-wikipedia_logistic_function"/>
+    <w:bookmarkEnd w:id="147"/>
+    <w:bookmarkStart w:id="149" w:name="ref-wikipedia_logistic_function"/>
     <w:p>
       <w:pPr>
         <w:pStyle w:val="Bibliography"/>
@@ -23557,7 +32596,7 @@
       <w:r>
         <w:t xml:space="preserve"> </w:t>
       </w:r>
-      <w:hyperlink r:id="rId128">
+      <w:hyperlink r:id="rId148">
         <w:r>
           <w:rPr>
             <w:rStyle w:val="Hyperlink"/>
@@ -23566,8 +32605,8 @@
         </w:r>
       </w:hyperlink>
     </w:p>
-    <w:bookmarkEnd w:id="129"/>
-    <w:bookmarkStart w:id="131" w:name="ref-wikipedia_finite_set"/>
+    <w:bookmarkEnd w:id="149"/>
+    <w:bookmarkStart w:id="151" w:name="ref-wikipedia_finite_set"/>
     <w:p>
       <w:pPr>
         <w:pStyle w:val="Bibliography"/>
@@ -23614,7 +32653,7 @@
       <w:r>
         <w:t xml:space="preserve"> </w:t>
       </w:r>
-      <w:hyperlink r:id="rId130">
+      <w:hyperlink r:id="rId150">
         <w:r>
           <w:rPr>
             <w:rStyle w:val="Hyperlink"/>
@@ -23623,8 +32662,8 @@
         </w:r>
       </w:hyperlink>
     </w:p>
-    <w:bookmarkEnd w:id="131"/>
-    <w:bookmarkStart w:id="133" w:name="ref-wikipedia_cardinality"/>
+    <w:bookmarkEnd w:id="151"/>
+    <w:bookmarkStart w:id="153" w:name="ref-wikipedia_cardinality"/>
     <w:p>
       <w:pPr>
         <w:pStyle w:val="Bibliography"/>
@@ -23671,7 +32710,7 @@
       <w:r>
         <w:t xml:space="preserve"> </w:t>
       </w:r>
-      <w:hyperlink r:id="rId132">
+      <w:hyperlink r:id="rId152">
         <w:r>
           <w:rPr>
             <w:rStyle w:val="Hyperlink"/>
@@ -23680,8 +32719,8 @@
         </w:r>
       </w:hyperlink>
     </w:p>
-    <w:bookmarkEnd w:id="133"/>
-    <w:bookmarkStart w:id="135" w:name="ref-wikipedia_infinite_set"/>
+    <w:bookmarkEnd w:id="153"/>
+    <w:bookmarkStart w:id="155" w:name="ref-wikipedia_infinite_set"/>
     <w:p>
       <w:pPr>
         <w:pStyle w:val="Bibliography"/>
@@ -23728,7 +32767,7 @@
       <w:r>
         <w:t xml:space="preserve"> </w:t>
       </w:r>
-      <w:hyperlink r:id="rId134">
+      <w:hyperlink r:id="rId154">
         <w:r>
           <w:rPr>
             <w:rStyle w:val="Hyperlink"/>
@@ -23737,8 +32776,8 @@
         </w:r>
       </w:hyperlink>
     </w:p>
-    <w:bookmarkEnd w:id="135"/>
-    <w:bookmarkStart w:id="137" w:name="ref-wikipedia_countable_set"/>
+    <w:bookmarkEnd w:id="155"/>
+    <w:bookmarkStart w:id="157" w:name="ref-wikipedia_countable_set"/>
     <w:p>
       <w:pPr>
         <w:pStyle w:val="Bibliography"/>
@@ -23785,7 +32824,7 @@
       <w:r>
         <w:t xml:space="preserve"> </w:t>
       </w:r>
-      <w:hyperlink r:id="rId136">
+      <w:hyperlink r:id="rId156">
         <w:r>
           <w:rPr>
             <w:rStyle w:val="Hyperlink"/>
@@ -23794,8 +32833,8 @@
         </w:r>
       </w:hyperlink>
     </w:p>
-    <w:bookmarkEnd w:id="137"/>
-    <w:bookmarkStart w:id="139" w:name="ref-wikipedia_cantors_diagonal_argument"/>
+    <w:bookmarkEnd w:id="157"/>
+    <w:bookmarkStart w:id="159" w:name="ref-wikipedia_cantors_diagonal_argument"/>
     <w:p>
       <w:pPr>
         <w:pStyle w:val="Bibliography"/>
@@ -23842,7 +32881,7 @@
       <w:r>
         <w:t xml:space="preserve"> </w:t>
       </w:r>
-      <w:hyperlink r:id="rId138">
+      <w:hyperlink r:id="rId158">
         <w:r>
           <w:rPr>
             <w:rStyle w:val="Hyperlink"/>
@@ -23851,9 +32890,9 @@
         </w:r>
       </w:hyperlink>
     </w:p>
-    <w:bookmarkEnd w:id="139"/>
-    <w:bookmarkEnd w:id="140"/>
-    <w:bookmarkEnd w:id="141"/>
+    <w:bookmarkEnd w:id="159"/>
+    <w:bookmarkEnd w:id="160"/>
+    <w:bookmarkEnd w:id="161"/>
     <w:sectPr>
       <w:footnotePr>
         <w:numRestart w:val="eachSect"/>

--- a/functions.docx
+++ b/functions.docx
@@ -15,7 +15,7 @@
         <w:pStyle w:val="Date"/>
       </w:pPr>
       <w:r>
-        <w:t xml:space="preserve">Last modified: 2026-10-25 18:01:14 (PDT)</w:t>
+        <w:t xml:space="preserve">Last modified: 2026-10-26 02:21:32 (PDT)</w:t>
       </w:r>
     </w:p>
     <w:p>
@@ -4195,6 +4195,15 @@
               <w:t xml:space="preserve">(</w:t>
             </w:r>
             <w:r>
+              <w:br/>
+            </w:r>
+            <w:r>
+              <w:rPr>
+                <w:rStyle w:val="NormalTok"/>
+              </w:rPr>
+              <w:t xml:space="preserve">    </w:t>
+            </w:r>
+            <w:r>
               <w:rPr>
                 <w:rStyle w:val="AttributeTok"/>
               </w:rPr>
@@ -4210,13 +4219,22 @@
               <w:rPr>
                 <w:rStyle w:val="StringTok"/>
               </w:rPr>
-              <w:t xml:space="preserve">"a (the roll)"</w:t>
-            </w:r>
-            <w:r>
-              <w:rPr>
-                <w:rStyle w:val="NormalTok"/>
-              </w:rPr>
-              <w:t xml:space="preserve">, </w:t>
+              <w:t xml:space="preserve">"Input, a (the roll)"</w:t>
+            </w:r>
+            <w:r>
+              <w:rPr>
+                <w:rStyle w:val="NormalTok"/>
+              </w:rPr>
+              <w:t xml:space="preserve">,</w:t>
+            </w:r>
+            <w:r>
+              <w:br/>
+            </w:r>
+            <w:r>
+              <w:rPr>
+                <w:rStyle w:val="NormalTok"/>
+              </w:rPr>
+              <w:t xml:space="preserve">    </w:t>
             </w:r>
             <w:r>
               <w:rPr>
@@ -4234,13 +4252,22 @@
               <w:rPr>
                 <w:rStyle w:val="StringTok"/>
               </w:rPr>
-              <w:t xml:space="preserve">"f(a) = 2a"</w:t>
-            </w:r>
-            <w:r>
-              <w:rPr>
-                <w:rStyle w:val="NormalTok"/>
-              </w:rPr>
-              <w:t xml:space="preserve">, </w:t>
+              <w:t xml:space="preserve">"Output, f(a) = 2a"</w:t>
+            </w:r>
+            <w:r>
+              <w:rPr>
+                <w:rStyle w:val="NormalTok"/>
+              </w:rPr>
+              <w:t xml:space="preserve">,</w:t>
+            </w:r>
+            <w:r>
+              <w:br/>
+            </w:r>
+            <w:r>
+              <w:rPr>
+                <w:rStyle w:val="NormalTok"/>
+              </w:rPr>
+              <w:t xml:space="preserve">    </w:t>
             </w:r>
             <w:r>
               <w:rPr>
@@ -4261,10 +4288,13 @@
               <w:t xml:space="preserve">NULL</w:t>
             </w:r>
             <w:r>
-              <w:rPr>
-                <w:rStyle w:val="NormalTok"/>
-              </w:rPr>
-              <w:t xml:space="preserve">) </w:t>
+              <w:br/>
+            </w:r>
+            <w:r>
+              <w:rPr>
+                <w:rStyle w:val="NormalTok"/>
+              </w:rPr>
+              <w:t xml:space="preserve">  ) </w:t>
             </w:r>
             <w:r>
               <w:rPr>
@@ -9851,6 +9881,15 @@
               <w:t xml:space="preserve">(</w:t>
             </w:r>
             <w:r>
+              <w:br/>
+            </w:r>
+            <w:r>
+              <w:rPr>
+                <w:rStyle w:val="NormalTok"/>
+              </w:rPr>
+              <w:t xml:space="preserve">    </w:t>
+            </w:r>
+            <w:r>
               <w:rPr>
                 <w:rStyle w:val="AttributeTok"/>
               </w:rPr>
@@ -9866,13 +9905,22 @@
               <w:rPr>
                 <w:rStyle w:val="StringTok"/>
               </w:rPr>
-              <w:t xml:space="preserve">"a (the roll)"</w:t>
-            </w:r>
-            <w:r>
-              <w:rPr>
-                <w:rStyle w:val="NormalTok"/>
-              </w:rPr>
-              <w:t xml:space="preserve">, </w:t>
+              <w:t xml:space="preserve">"Input, a (the roll)"</w:t>
+            </w:r>
+            <w:r>
+              <w:rPr>
+                <w:rStyle w:val="NormalTok"/>
+              </w:rPr>
+              <w:t xml:space="preserve">,</w:t>
+            </w:r>
+            <w:r>
+              <w:br/>
+            </w:r>
+            <w:r>
+              <w:rPr>
+                <w:rStyle w:val="NormalTok"/>
+              </w:rPr>
+              <w:t xml:space="preserve">    </w:t>
             </w:r>
             <w:r>
               <w:rPr>
@@ -9890,13 +9938,22 @@
               <w:rPr>
                 <w:rStyle w:val="StringTok"/>
               </w:rPr>
-              <w:t xml:space="preserve">"f(a) = 2a"</w:t>
-            </w:r>
-            <w:r>
-              <w:rPr>
-                <w:rStyle w:val="NormalTok"/>
-              </w:rPr>
-              <w:t xml:space="preserve">, </w:t>
+              <w:t xml:space="preserve">"Output, f(a) = 2a"</w:t>
+            </w:r>
+            <w:r>
+              <w:rPr>
+                <w:rStyle w:val="NormalTok"/>
+              </w:rPr>
+              <w:t xml:space="preserve">,</w:t>
+            </w:r>
+            <w:r>
+              <w:br/>
+            </w:r>
+            <w:r>
+              <w:rPr>
+                <w:rStyle w:val="NormalTok"/>
+              </w:rPr>
+              <w:t xml:space="preserve">    </w:t>
             </w:r>
             <w:r>
               <w:rPr>
@@ -9917,10 +9974,13 @@
               <w:t xml:space="preserve">NULL</w:t>
             </w:r>
             <w:r>
-              <w:rPr>
-                <w:rStyle w:val="NormalTok"/>
-              </w:rPr>
-              <w:t xml:space="preserve">) </w:t>
+              <w:br/>
+            </w:r>
+            <w:r>
+              <w:rPr>
+                <w:rStyle w:val="NormalTok"/>
+              </w:rPr>
+              <w:t xml:space="preserve">  ) </w:t>
             </w:r>
             <w:r>
               <w:rPr>
@@ -11751,7 +11811,7 @@
               <w:rPr>
                 <w:rStyle w:val="StringTok"/>
               </w:rPr>
-              <w:t xml:space="preserve">"a"</w:t>
+              <w:t xml:space="preserve">"Input, a"</w:t>
             </w:r>
             <w:r>
               <w:rPr>
@@ -11775,7 +11835,7 @@
               <w:rPr>
                 <w:rStyle w:val="StringTok"/>
               </w:rPr>
-              <w:t xml:space="preserve">"f(a) = a^2"</w:t>
+              <w:t xml:space="preserve">"Output, f(a) = a^2"</w:t>
             </w:r>
             <w:r>
               <w:rPr>
@@ -15807,7 +15867,7 @@
               <w:rPr>
                 <w:rStyle w:val="StringTok"/>
               </w:rPr>
-              <w:t xml:space="preserve">"x"</w:t>
+              <w:t xml:space="preserve">"Input, x"</w:t>
             </w:r>
             <w:r>
               <w:rPr>
@@ -15831,7 +15891,7 @@
               <w:rPr>
                 <w:rStyle w:val="StringTok"/>
               </w:rPr>
-              <w:t xml:space="preserve">"value"</w:t>
+              <w:t xml:space="preserve">"Output, value"</w:t>
             </w:r>
             <w:r>
               <w:rPr>

--- a/functions.docx
+++ b/functions.docx
@@ -15,7 +15,7 @@
         <w:pStyle w:val="Date"/>
       </w:pPr>
       <w:r>
-        <w:t xml:space="preserve">Last modified: 2026-10-26 02:21:32 (PDT)</w:t>
+        <w:t xml:space="preserve">Last modified: 2026-10-26 03:33:07 (PDT)</w:t>
       </w:r>
     </w:p>
     <w:p>

--- a/functions.docx
+++ b/functions.docx
@@ -15,7 +15,7 @@
         <w:pStyle w:val="Date"/>
       </w:pPr>
       <w:r>
-        <w:t xml:space="preserve">Last modified: 2026-10-26 03:33:07 (PDT)</w:t>
+        <w:t xml:space="preserve">Last modified: 2026-10-26 10:13:13 (PDT)</w:t>
       </w:r>
     </w:p>
     <w:p>

--- a/functions.docx
+++ b/functions.docx
@@ -15,7 +15,7 @@
         <w:pStyle w:val="Date"/>
       </w:pPr>
       <w:r>
-        <w:t xml:space="preserve">Last modified: 2026-10-26 10:13:13 (PDT)</w:t>
+        <w:t xml:space="preserve">Last modified: 2026-10-26 12:55:55 (PDT)</w:t>
       </w:r>
     </w:p>
     <w:p>

--- a/functions.docx
+++ b/functions.docx
@@ -15,7 +15,7 @@
         <w:pStyle w:val="Date"/>
       </w:pPr>
       <w:r>
-        <w:t xml:space="preserve">Last modified: 2026-10-26 12:55:55 (PDT)</w:t>
+        <w:t xml:space="preserve">Last modified: 2026-10-26 14:36:46 (PDT)</w:t>
       </w:r>
     </w:p>
     <w:p>

--- a/functions.docx
+++ b/functions.docx
@@ -15,7 +15,7 @@
         <w:pStyle w:val="Date"/>
       </w:pPr>
       <w:r>
-        <w:t xml:space="preserve">Last modified: 2026-10-26 14:36:46 (PDT)</w:t>
+        <w:t xml:space="preserve">Last modified: 2026-10-26 20:57:05 (PDT)</w:t>
       </w:r>
     </w:p>
     <w:p>

--- a/functions.docx
+++ b/functions.docx
@@ -15,7 +15,7 @@
         <w:pStyle w:val="Date"/>
       </w:pPr>
       <w:r>
-        <w:t xml:space="preserve">Last modified: 2026-10-26 20:57:05 (PDT)</w:t>
+        <w:t xml:space="preserve">Last modified: 2026-10-26 23:10:47 (PDT)</w:t>
       </w:r>
     </w:p>
     <w:p>

--- a/functions.docx
+++ b/functions.docx
@@ -15,7 +15,7 @@
         <w:pStyle w:val="Date"/>
       </w:pPr>
       <w:r>
-        <w:t xml:space="preserve">Last modified: 2026-10-26 23:10:47 (PDT)</w:t>
+        <w:t xml:space="preserve">Last modified: 2026-10-27 00:23:12 (PDT)</w:t>
       </w:r>
     </w:p>
     <w:p>

--- a/functions.docx
+++ b/functions.docx
@@ -15,7 +15,7 @@
         <w:pStyle w:val="Date"/>
       </w:pPr>
       <w:r>
-        <w:t xml:space="preserve">Last modified: 2026-10-27 00:23:12 (PDT)</w:t>
+        <w:t xml:space="preserve">Last modified: 2026-10-27 01:34:30 (PDT)</w:t>
       </w:r>
     </w:p>
     <w:p>

--- a/functions.docx
+++ b/functions.docx
@@ -15,7 +15,7 @@
         <w:pStyle w:val="Date"/>
       </w:pPr>
       <w:r>
-        <w:t xml:space="preserve">Last modified: 2026-10-27 01:34:30 (PDT)</w:t>
+        <w:t xml:space="preserve">Last modified: 2026-10-27 09:35:20 (PDT)</w:t>
       </w:r>
     </w:p>
     <w:p>

--- a/functions.docx
+++ b/functions.docx
@@ -15,7 +15,7 @@
         <w:pStyle w:val="Date"/>
       </w:pPr>
       <w:r>
-        <w:t xml:space="preserve">Last modified: 2026-10-27 09:35:20 (PDT)</w:t>
+        <w:t xml:space="preserve">Last modified: 2026-10-27 11:01:31 (PDT)</w:t>
       </w:r>
     </w:p>
     <w:p>

--- a/functions.docx
+++ b/functions.docx
@@ -15,7 +15,7 @@
         <w:pStyle w:val="Date"/>
       </w:pPr>
       <w:r>
-        <w:t xml:space="preserve">Last modified: 2026-10-27 11:01:31 (PDT)</w:t>
+        <w:t xml:space="preserve">Last modified: 2026-10-27 17:38:18 (PDT)</w:t>
       </w:r>
     </w:p>
     <w:p>

--- a/functions.docx
+++ b/functions.docx
@@ -15,7 +15,7 @@
         <w:pStyle w:val="Date"/>
       </w:pPr>
       <w:r>
-        <w:t xml:space="preserve">Last modified: 2026-10-27 17:38:18 (PDT)</w:t>
+        <w:t xml:space="preserve">Last modified: 2026-10-27 20:53:54 (PDT)</w:t>
       </w:r>
     </w:p>
     <w:p>

--- a/functions.docx
+++ b/functions.docx
@@ -15,7 +15,7 @@
         <w:pStyle w:val="Date"/>
       </w:pPr>
       <w:r>
-        <w:t xml:space="preserve">Last modified: 2026-10-27 20:53:54 (PDT)</w:t>
+        <w:t xml:space="preserve">Last modified: 2026-10-28 13:13:09 (PDT)</w:t>
       </w:r>
     </w:p>
     <w:p>
@@ -7973,7 +7973,7 @@
               <w:rPr>
                 <w:rStyle w:val="StringTok"/>
               </w:rPr>
-              <w:t xml:space="preserve">"a"</w:t>
+              <w:t xml:space="preserve">"Input, a"</w:t>
             </w:r>
             <w:r>
               <w:rPr>
@@ -7997,7 +7997,7 @@
               <w:rPr>
                 <w:rStyle w:val="StringTok"/>
               </w:rPr>
-              <w:t xml:space="preserve">"f(a) = a^2"</w:t>
+              <w:t xml:space="preserve">"Output, f(a) = a^2"</w:t>
             </w:r>
             <w:r>
               <w:rPr>
@@ -19840,7 +19840,7 @@
               <w:rPr>
                 <w:rStyle w:val="StringTok"/>
               </w:rPr>
-              <w:t xml:space="preserve">"x"</w:t>
+              <w:t xml:space="preserve">"Input, x"</w:t>
             </w:r>
             <w:r>
               <w:rPr>
@@ -19864,7 +19864,7 @@
               <w:rPr>
                 <w:rStyle w:val="StringTok"/>
               </w:rPr>
-              <w:t xml:space="preserve">"y"</w:t>
+              <w:t xml:space="preserve">"Output, y"</w:t>
             </w:r>
             <w:r>
               <w:rPr>
@@ -21411,7 +21411,7 @@
               <w:rPr>
                 <w:rStyle w:val="StringTok"/>
               </w:rPr>
-              <w:t xml:space="preserve">"x"</w:t>
+              <w:t xml:space="preserve">"Input, x"</w:t>
             </w:r>
             <w:r>
               <w:rPr>
@@ -21435,7 +21435,7 @@
               <w:rPr>
                 <w:rStyle w:val="StringTok"/>
               </w:rPr>
-              <w:t xml:space="preserve">"h(x) = x^2"</w:t>
+              <w:t xml:space="preserve">"Output, h(x) = x^2"</w:t>
             </w:r>
             <w:r>
               <w:rPr>
@@ -25644,7 +25644,7 @@
               <w:rPr>
                 <w:rStyle w:val="StringTok"/>
               </w:rPr>
-              <w:t xml:space="preserve">"n"</w:t>
+              <w:t xml:space="preserve">"Index, n"</w:t>
             </w:r>
             <w:r>
               <w:rPr>
@@ -28944,7 +28944,7 @@
               <w:rPr>
                 <w:rStyle w:val="StringTok"/>
               </w:rPr>
-              <w:t xml:space="preserve">"z"</w:t>
+              <w:t xml:space="preserve">"Score, z"</w:t>
             </w:r>
             <w:r>
               <w:rPr>

--- a/functions.docx
+++ b/functions.docx
@@ -15,7 +15,7 @@
         <w:pStyle w:val="Date"/>
       </w:pPr>
       <w:r>
-        <w:t xml:space="preserve">Last modified: 2026-10-28 13:13:09 (PDT)</w:t>
+        <w:t xml:space="preserve">Last modified: 2026-10-28 16:00:43 (PDT)</w:t>
       </w:r>
     </w:p>
     <w:p>

--- a/functions.docx
+++ b/functions.docx
@@ -15,7 +15,7 @@
         <w:pStyle w:val="Date"/>
       </w:pPr>
       <w:r>
-        <w:t xml:space="preserve">Last modified: 2026-10-28 16:00:43 (PDT)</w:t>
+        <w:t xml:space="preserve">Last modified: 2026-10-28 17:04:35 (PDT)</w:t>
       </w:r>
     </w:p>
     <w:p>
@@ -25668,7 +25668,7 @@
               <w:rPr>
                 <w:rStyle w:val="StringTok"/>
               </w:rPr>
-              <w:t xml:space="preserve">"term"</w:t>
+              <w:t xml:space="preserve">"Term value"</w:t>
             </w:r>
             <w:r>
               <w:rPr>
@@ -28944,7 +28944,7 @@
               <w:rPr>
                 <w:rStyle w:val="StringTok"/>
               </w:rPr>
-              <w:t xml:space="preserve">"Score, z"</w:t>
+              <w:t xml:space="preserve">"Log-odds, z"</w:t>
             </w:r>
             <w:r>
               <w:rPr>
@@ -28968,7 +28968,7 @@
               <w:rPr>
                 <w:rStyle w:val="StringTok"/>
               </w:rPr>
-              <w:t xml:space="preserve">"logistic(z)"</w:t>
+              <w:t xml:space="preserve">"Probability, logistic(z)"</w:t>
             </w:r>
             <w:r>
               <w:rPr>

--- a/functions.docx
+++ b/functions.docx
@@ -15,7 +15,7 @@
         <w:pStyle w:val="Date"/>
       </w:pPr>
       <w:r>
-        <w:t xml:space="preserve">Last modified: 2026-10-28 17:04:35 (PDT)</w:t>
+        <w:t xml:space="preserve">Last modified: 2026-10-28 18:32:18 (PDT)</w:t>
       </w:r>
     </w:p>
     <w:p>
@@ -27023,7 +27023,7 @@
             </m:dPr>
             <m:e>
               <m:r>
-                <m:t>z</m:t>
+                <m:t>η</m:t>
               </m:r>
             </m:e>
           </m:d>
@@ -27071,6 +27071,10 @@
               <m:sSup>
                 <m:e>
                   <m:r>
+                    <m:rPr>
+                      <m:nor/>
+                      <m:sty m:val="p"/>
+                    </m:rPr>
                     <m:t>e</m:t>
                   </m:r>
                 </m:e>
@@ -27082,7 +27086,7 @@
                     <m:t>−</m:t>
                   </m:r>
                   <m:r>
-                    <m:t>z</m:t>
+                    <m:t>η</m:t>
                   </m:r>
                 </m:sup>
               </m:sSup>
@@ -27138,7 +27142,7 @@
       </w:r>
       <m:oMath>
         <m:r>
-          <m:t>z</m:t>
+          <m:t>η</m:t>
         </m:r>
         <m:r>
           <m:rPr>
@@ -27164,7 +27168,7 @@
       </w:r>
       <m:oMath>
         <m:r>
-          <m:t>z</m:t>
+          <m:t>η</m:t>
         </m:r>
         <m:r>
           <m:rPr>
@@ -27187,7 +27191,7 @@
       </w:r>
       <m:oMath>
         <m:r>
-          <m:t>z</m:t>
+          <m:t>η</m:t>
         </m:r>
         <m:r>
           <m:rPr>
@@ -27228,7 +27232,7 @@
         <w:rPr>
           <w:rStyle w:val="NormalTok"/>
         </w:rPr>
-        <w:t xml:space="preserve">z </w:t>
+        <w:t xml:space="preserve">eta </w:t>
       </w:r>
       <w:r>
         <w:rPr>
@@ -27315,13 +27319,13 @@
         <w:rPr>
           <w:rStyle w:val="AttributeTok"/>
         </w:rPr>
-        <w:t xml:space="preserve">z =</w:t>
+        <w:t xml:space="preserve">eta =</w:t>
       </w:r>
       <w:r>
         <w:rPr>
           <w:rStyle w:val="NormalTok"/>
         </w:rPr>
-        <w:t xml:space="preserve"> z, </w:t>
+        <w:t xml:space="preserve"> eta, </w:t>
       </w:r>
       <w:r>
         <w:rPr>
@@ -27405,7 +27409,7 @@
         <w:rPr>
           <w:rStyle w:val="NormalTok"/>
         </w:rPr>
-        <w:t xml:space="preserve">z)))</w:t>
+        <w:t xml:space="preserve">eta)))</w:t>
       </w:r>
       <w:r>
         <w:br/>
@@ -27423,7 +27427,7 @@
         <w:rPr>
           <w:rStyle w:val="CommentTok"/>
         </w:rPr>
-        <w:t xml:space="preserve">#&gt;       z sigmoid</w:t>
+        <w:t xml:space="preserve">#&gt;     eta sigmoid</w:t>
       </w:r>
       <w:r>
         <w:br/>
@@ -27491,7 +27495,7 @@
       </w:r>
       <m:oMath>
         <m:r>
-          <m:t>z</m:t>
+          <m:t>η</m:t>
         </m:r>
         <m:r>
           <m:rPr>
@@ -27540,10 +27544,20 @@
         <m:sSup>
           <m:e>
             <m:r>
+              <m:rPr>
+                <m:nor/>
+                <m:sty m:val="p"/>
+              </m:rPr>
               <m:t>e</m:t>
             </m:r>
           </m:e>
           <m:sup>
+            <m:r>
+              <m:rPr>
+                <m:sty m:val="p"/>
+              </m:rPr>
+              <m:t>−</m:t>
+            </m:r>
             <m:r>
               <m:t>0</m:t>
             </m:r>
@@ -27658,9 +27672,18 @@
             </w:pPr>
             <w:r>
               <w:rPr>
-                <w:rStyle w:val="NormalTok"/>
-              </w:rPr>
-              <w:t xml:space="preserve">z_grid </w:t>
+                <w:rStyle w:val="CommentTok"/>
+              </w:rPr>
+              <w:t xml:space="preserve"># the Greek letter eta, written as a code point to keep this file ASCII</w:t>
+            </w:r>
+            <w:r>
+              <w:br/>
+            </w:r>
+            <w:r>
+              <w:rPr>
+                <w:rStyle w:val="NormalTok"/>
+              </w:rPr>
+              <w:t xml:space="preserve">eta_symbol </w:t>
             </w:r>
             <w:r>
               <w:rPr>
@@ -27678,6 +27701,51 @@
               <w:rPr>
                 <w:rStyle w:val="FunctionTok"/>
               </w:rPr>
+              <w:t xml:space="preserve">intToUtf8</w:t>
+            </w:r>
+            <w:r>
+              <w:rPr>
+                <w:rStyle w:val="NormalTok"/>
+              </w:rPr>
+              <w:t xml:space="preserve">(</w:t>
+            </w:r>
+            <w:r>
+              <w:rPr>
+                <w:rStyle w:val="DecValTok"/>
+              </w:rPr>
+              <w:t xml:space="preserve">0x3b7</w:t>
+            </w:r>
+            <w:r>
+              <w:rPr>
+                <w:rStyle w:val="NormalTok"/>
+              </w:rPr>
+              <w:t xml:space="preserve">)</w:t>
+            </w:r>
+            <w:r>
+              <w:br/>
+            </w:r>
+            <w:r>
+              <w:rPr>
+                <w:rStyle w:val="NormalTok"/>
+              </w:rPr>
+              <w:t xml:space="preserve">eta_grid </w:t>
+            </w:r>
+            <w:r>
+              <w:rPr>
+                <w:rStyle w:val="OtherTok"/>
+              </w:rPr>
+              <w:t xml:space="preserve">&lt;-</w:t>
+            </w:r>
+            <w:r>
+              <w:rPr>
+                <w:rStyle w:val="NormalTok"/>
+              </w:rPr>
+              <w:t xml:space="preserve"> </w:t>
+            </w:r>
+            <w:r>
+              <w:rPr>
+                <w:rStyle w:val="FunctionTok"/>
+              </w:rPr>
               <w:t xml:space="preserve">seq</w:t>
             </w:r>
             <w:r>
@@ -27777,13 +27845,13 @@
               <w:rPr>
                 <w:rStyle w:val="AttributeTok"/>
               </w:rPr>
-              <w:t xml:space="preserve">z =</w:t>
-            </w:r>
-            <w:r>
-              <w:rPr>
-                <w:rStyle w:val="NormalTok"/>
-              </w:rPr>
-              <w:t xml:space="preserve"> z_grid, </w:t>
+              <w:t xml:space="preserve">eta =</w:t>
+            </w:r>
+            <w:r>
+              <w:rPr>
+                <w:rStyle w:val="NormalTok"/>
+              </w:rPr>
+              <w:t xml:space="preserve"> eta_grid, </w:t>
             </w:r>
             <w:r>
               <w:rPr>
@@ -27807,7 +27875,7 @@
               <w:rPr>
                 <w:rStyle w:val="NormalTok"/>
               </w:rPr>
-              <w:t xml:space="preserve">(z_grid))</w:t>
+              <w:t xml:space="preserve">(eta_grid))</w:t>
             </w:r>
             <w:r>
               <w:br/>
@@ -27846,7 +27914,7 @@
               <w:rPr>
                 <w:rStyle w:val="AttributeTok"/>
               </w:rPr>
-              <w:t xml:space="preserve">z =</w:t>
+              <w:t xml:space="preserve">eta =</w:t>
             </w:r>
             <w:r>
               <w:rPr>
@@ -28347,7 +28415,7 @@
               <w:rPr>
                 <w:rStyle w:val="NormalTok"/>
               </w:rPr>
-              <w:t xml:space="preserve"> z, </w:t>
+              <w:t xml:space="preserve"> eta, </w:t>
             </w:r>
             <w:r>
               <w:rPr>
@@ -28488,7 +28556,7 @@
               <w:rPr>
                 <w:rStyle w:val="NormalTok"/>
               </w:rPr>
-              <w:t xml:space="preserve"> z, </w:t>
+              <w:t xml:space="preserve"> eta, </w:t>
             </w:r>
             <w:r>
               <w:rPr>
@@ -28662,7 +28730,7 @@
               <w:rPr>
                 <w:rStyle w:val="NormalTok"/>
               </w:rPr>
-              <w:t xml:space="preserve"> z, </w:t>
+              <w:t xml:space="preserve"> eta, </w:t>
             </w:r>
             <w:r>
               <w:rPr>
@@ -28929,6 +28997,15 @@
               <w:t xml:space="preserve">(</w:t>
             </w:r>
             <w:r>
+              <w:br/>
+            </w:r>
+            <w:r>
+              <w:rPr>
+                <w:rStyle w:val="NormalTok"/>
+              </w:rPr>
+              <w:t xml:space="preserve">    </w:t>
+            </w:r>
+            <w:r>
               <w:rPr>
                 <w:rStyle w:val="AttributeTok"/>
               </w:rPr>
@@ -28942,15 +29019,36 @@
             </w:r>
             <w:r>
               <w:rPr>
+                <w:rStyle w:val="FunctionTok"/>
+              </w:rPr>
+              <w:t xml:space="preserve">paste0</w:t>
+            </w:r>
+            <w:r>
+              <w:rPr>
+                <w:rStyle w:val="NormalTok"/>
+              </w:rPr>
+              <w:t xml:space="preserve">(</w:t>
+            </w:r>
+            <w:r>
+              <w:rPr>
                 <w:rStyle w:val="StringTok"/>
               </w:rPr>
-              <w:t xml:space="preserve">"Log-odds, z"</w:t>
-            </w:r>
-            <w:r>
-              <w:rPr>
-                <w:rStyle w:val="NormalTok"/>
-              </w:rPr>
-              <w:t xml:space="preserve">, </w:t>
+              <w:t xml:space="preserve">"Log-odds, "</w:t>
+            </w:r>
+            <w:r>
+              <w:rPr>
+                <w:rStyle w:val="NormalTok"/>
+              </w:rPr>
+              <w:t xml:space="preserve">, eta_symbol),</w:t>
+            </w:r>
+            <w:r>
+              <w:br/>
+            </w:r>
+            <w:r>
+              <w:rPr>
+                <w:rStyle w:val="NormalTok"/>
+              </w:rPr>
+              <w:t xml:space="preserve">    </w:t>
             </w:r>
             <w:r>
               <w:rPr>
@@ -28966,15 +29064,48 @@
             </w:r>
             <w:r>
               <w:rPr>
+                <w:rStyle w:val="FunctionTok"/>
+              </w:rPr>
+              <w:t xml:space="preserve">paste0</w:t>
+            </w:r>
+            <w:r>
+              <w:rPr>
+                <w:rStyle w:val="NormalTok"/>
+              </w:rPr>
+              <w:t xml:space="preserve">(</w:t>
+            </w:r>
+            <w:r>
+              <w:rPr>
                 <w:rStyle w:val="StringTok"/>
               </w:rPr>
-              <w:t xml:space="preserve">"Probability, logistic(z)"</w:t>
-            </w:r>
-            <w:r>
-              <w:rPr>
-                <w:rStyle w:val="NormalTok"/>
-              </w:rPr>
-              <w:t xml:space="preserve">) </w:t>
+              <w:t xml:space="preserve">"Probability, logistic("</w:t>
+            </w:r>
+            <w:r>
+              <w:rPr>
+                <w:rStyle w:val="NormalTok"/>
+              </w:rPr>
+              <w:t xml:space="preserve">, eta_symbol, </w:t>
+            </w:r>
+            <w:r>
+              <w:rPr>
+                <w:rStyle w:val="StringTok"/>
+              </w:rPr>
+              <w:t xml:space="preserve">")"</w:t>
+            </w:r>
+            <w:r>
+              <w:rPr>
+                <w:rStyle w:val="NormalTok"/>
+              </w:rPr>
+              <w:t xml:space="preserve">)</w:t>
+            </w:r>
+            <w:r>
+              <w:br/>
+            </w:r>
+            <w:r>
+              <w:rPr>
+                <w:rStyle w:val="NormalTok"/>
+              </w:rPr>
+              <w:t xml:space="preserve">  ) </w:t>
             </w:r>
             <w:r>
               <w:rPr>
@@ -29307,7 +29438,7 @@
             </w:r>
             <m:oMath>
               <m:r>
-                <m:t>z</m:t>
+                <m:t>η</m:t>
               </m:r>
             </m:oMath>
             <w:r>
@@ -29400,7 +29531,7 @@
             </w:r>
             <m:oMath>
               <m:r>
-                <m:t>z</m:t>
+                <m:t>η</m:t>
               </m:r>
               <m:r>
                 <m:rPr>

--- a/functions.docx
+++ b/functions.docx
@@ -15,7 +15,7 @@
         <w:pStyle w:val="Date"/>
       </w:pPr>
       <w:r>
-        <w:t xml:space="preserve">Last modified: 2026-10-28 18:32:18 (PDT)</w:t>
+        <w:t xml:space="preserve">Last modified: 2026-10-28 20:07:26 (PDT)</w:t>
       </w:r>
     </w:p>
     <w:p>

--- a/functions.docx
+++ b/functions.docx
@@ -15,7 +15,7 @@
         <w:pStyle w:val="Date"/>
       </w:pPr>
       <w:r>
-        <w:t xml:space="preserve">Last modified: 2026-10-28 20:07:26 (PDT)</w:t>
+        <w:t xml:space="preserve">Last modified: 2026-10-28 21:37:44 (PDT)</w:t>
       </w:r>
     </w:p>
     <w:p>

--- a/functions.docx
+++ b/functions.docx
@@ -15,7 +15,7 @@
         <w:pStyle w:val="Date"/>
       </w:pPr>
       <w:r>
-        <w:t xml:space="preserve">Last modified: 2026-10-28 21:37:44 (PDT)</w:t>
+        <w:t xml:space="preserve">Last modified: 2026-10-28 23:05:07 (PDT)</w:t>
       </w:r>
     </w:p>
     <w:p>

--- a/functions.docx
+++ b/functions.docx
@@ -15,7 +15,7 @@
         <w:pStyle w:val="Date"/>
       </w:pPr>
       <w:r>
-        <w:t xml:space="preserve">Last modified: 2026-10-28 23:05:07 (PDT)</w:t>
+        <w:t xml:space="preserve">Last modified: 2026-10-29 00:14:30 (PDT)</w:t>
       </w:r>
     </w:p>
     <w:p>

--- a/functions.docx
+++ b/functions.docx
@@ -15,7 +15,7 @@
         <w:pStyle w:val="Date"/>
       </w:pPr>
       <w:r>
-        <w:t xml:space="preserve">Last modified: 2026-10-29 00:14:30 (PDT)</w:t>
+        <w:t xml:space="preserve">Last modified: 2026-10-29 01:38:31 (PDT)</w:t>
       </w:r>
     </w:p>
     <w:p>

--- a/functions.docx
+++ b/functions.docx
@@ -15,7 +15,7 @@
         <w:pStyle w:val="Date"/>
       </w:pPr>
       <w:r>
-        <w:t xml:space="preserve">Last modified: 2026-10-29 01:38:31 (PDT)</w:t>
+        <w:t xml:space="preserve">Last modified: 2026-10-29 07:45:31 (PDT)</w:t>
       </w:r>
     </w:p>
     <w:p>

--- a/functions.docx
+++ b/functions.docx
@@ -15,7 +15,7 @@
         <w:pStyle w:val="Date"/>
       </w:pPr>
       <w:r>
-        <w:t xml:space="preserve">Last modified: 2026-10-29 07:45:31 (PDT)</w:t>
+        <w:t xml:space="preserve">Last modified: 2026-10-29 09:12:46 (PDT)</w:t>
       </w:r>
     </w:p>
     <w:p>

--- a/functions.docx
+++ b/functions.docx
@@ -15,7 +15,7 @@
         <w:pStyle w:val="Date"/>
       </w:pPr>
       <w:r>
-        <w:t xml:space="preserve">Last modified: 2026-10-29 09:12:46 (PDT)</w:t>
+        <w:t xml:space="preserve">Last modified: 2026-10-29 10:33:15 (PDT)</w:t>
       </w:r>
     </w:p>
     <w:p>

--- a/functions.docx
+++ b/functions.docx
@@ -15,7 +15,7 @@
         <w:pStyle w:val="Date"/>
       </w:pPr>
       <w:r>
-        <w:t xml:space="preserve">Last modified: 2026-10-29 10:33:15 (PDT)</w:t>
+        <w:t xml:space="preserve">Last modified: 2026-10-29 11:51:41 (PDT)</w:t>
       </w:r>
     </w:p>
     <w:p>

--- a/functions.docx
+++ b/functions.docx
@@ -15,7 +15,7 @@
         <w:pStyle w:val="Date"/>
       </w:pPr>
       <w:r>
-        <w:t xml:space="preserve">Last modified: 2026-10-29 11:51:41 (PDT)</w:t>
+        <w:t xml:space="preserve">Last modified: 2026-10-29 13:28:16 (PDT)</w:t>
       </w:r>
     </w:p>
     <w:p>

--- a/functions.docx
+++ b/functions.docx
@@ -15,7 +15,7 @@
         <w:pStyle w:val="Date"/>
       </w:pPr>
       <w:r>
-        <w:t xml:space="preserve">Last modified: 2026-10-29 13:28:16 (PDT)</w:t>
+        <w:t xml:space="preserve">Last modified: 2026-10-29 14:56:31 (PDT)</w:t>
       </w:r>
     </w:p>
     <w:p>

--- a/functions.docx
+++ b/functions.docx
@@ -15,7 +15,7 @@
         <w:pStyle w:val="Date"/>
       </w:pPr>
       <w:r>
-        <w:t xml:space="preserve">Last modified: 2026-10-29 14:56:31 (PDT)</w:t>
+        <w:t xml:space="preserve">Last modified: 2026-10-29 16:45:03 (PDT)</w:t>
       </w:r>
     </w:p>
     <w:p>

--- a/functions.docx
+++ b/functions.docx
@@ -15,7 +15,7 @@
         <w:pStyle w:val="Date"/>
       </w:pPr>
       <w:r>
-        <w:t xml:space="preserve">Last modified: 2026-10-29 16:45:03 (PDT)</w:t>
+        <w:t xml:space="preserve">Last modified: 2026-10-29 20:01:11 (PDT)</w:t>
       </w:r>
     </w:p>
     <w:p>

--- a/functions.docx
+++ b/functions.docx
@@ -15,7 +15,7 @@
         <w:pStyle w:val="Date"/>
       </w:pPr>
       <w:r>
-        <w:t xml:space="preserve">Last modified: 2026-10-29 20:01:11 (PDT)</w:t>
+        <w:t xml:space="preserve">Last modified: 2026-10-30 00:52:40 (PDT)</w:t>
       </w:r>
     </w:p>
     <w:p>

--- a/functions.docx
+++ b/functions.docx
@@ -15,7 +15,7 @@
         <w:pStyle w:val="Date"/>
       </w:pPr>
       <w:r>
-        <w:t xml:space="preserve">Last modified: 2026-10-30 00:52:40 (PDT)</w:t>
+        <w:t xml:space="preserve">Last modified: 2026-10-30 02:22:19 (PDT)</w:t>
       </w:r>
     </w:p>
     <w:p>

--- a/functions.docx
+++ b/functions.docx
@@ -15,7 +15,7 @@
         <w:pStyle w:val="Date"/>
       </w:pPr>
       <w:r>
-        <w:t xml:space="preserve">Last modified: 2026-10-30 02:22:19 (PDT)</w:t>
+        <w:t xml:space="preserve">Last modified: 2026-10-30 12:07:09 (PDT)</w:t>
       </w:r>
     </w:p>
     <w:p>

--- a/functions.docx
+++ b/functions.docx
@@ -15,7 +15,7 @@
         <w:pStyle w:val="Date"/>
       </w:pPr>
       <w:r>
-        <w:t xml:space="preserve">Last modified: 2026-10-30 12:07:09 (PDT)</w:t>
+        <w:t xml:space="preserve">Last modified: 2026-10-30 13:54:56 (PDT)</w:t>
       </w:r>
     </w:p>
     <w:p>

--- a/functions.docx
+++ b/functions.docx
@@ -15,7 +15,7 @@
         <w:pStyle w:val="Date"/>
       </w:pPr>
       <w:r>
-        <w:t xml:space="preserve">Last modified: 2026-10-30 13:54:56 (PDT)</w:t>
+        <w:t xml:space="preserve">Last modified: 2026-10-30 15:46:06 (PDT)</w:t>
       </w:r>
     </w:p>
     <w:p>

--- a/functions.docx
+++ b/functions.docx
@@ -15,7 +15,7 @@
         <w:pStyle w:val="Date"/>
       </w:pPr>
       <w:r>
-        <w:t xml:space="preserve">Last modified: 2026-10-30 15:46:06 (PDT)</w:t>
+        <w:t xml:space="preserve">Last modified: 2026-10-30 17:15:43 (PDT)</w:t>
       </w:r>
     </w:p>
     <w:p>

--- a/functions.docx
+++ b/functions.docx
@@ -15,7 +15,7 @@
         <w:pStyle w:val="Date"/>
       </w:pPr>
       <w:r>
-        <w:t xml:space="preserve">Last modified: 2026-10-30 17:15:43 (PDT)</w:t>
+        <w:t xml:space="preserve">Last modified: 2026-10-30 18:45:42 (PDT)</w:t>
       </w:r>
     </w:p>
     <w:p>

--- a/functions.docx
+++ b/functions.docx
@@ -15,7 +15,7 @@
         <w:pStyle w:val="Date"/>
       </w:pPr>
       <w:r>
-        <w:t xml:space="preserve">Last modified: 2026-10-30 18:45:42 (PDT)</w:t>
+        <w:t xml:space="preserve">Last modified: 2026-10-30 21:18:12 (PDT)</w:t>
       </w:r>
     </w:p>
     <w:p>

--- a/functions.docx
+++ b/functions.docx
@@ -15,7 +15,7 @@
         <w:pStyle w:val="Date"/>
       </w:pPr>
       <w:r>
-        <w:t xml:space="preserve">Last modified: 2026-10-30 21:18:12 (PDT)</w:t>
+        <w:t xml:space="preserve">Last modified: 2026-10-31 00:08:50 (PDT)</w:t>
       </w:r>
     </w:p>
     <w:p>

--- a/functions.docx
+++ b/functions.docx
@@ -15,7 +15,7 @@
         <w:pStyle w:val="Date"/>
       </w:pPr>
       <w:r>
-        <w:t xml:space="preserve">Last modified: 2026-10-31 00:08:50 (PDT)</w:t>
+        <w:t xml:space="preserve">Last modified: 2026-10-31 06:43:52 (PDT)</w:t>
       </w:r>
     </w:p>
     <w:p>
